--- a/Core_JAVA_Interview.docx
+++ b/Core_JAVA_Interview.docx
@@ -306,6 +306,82 @@
           <w:szCs w:val="44"/>
         </w:rPr>
         <w:t>16)Explain the concept of String immutability in JAVA.</w:t>
+      </w:r>
+    </w:p>
+    <w:p>
+      <w:pPr>
+        <w:rPr>
+          <w:b/>
+          <w:bCs/>
+          <w:sz w:val="44"/>
+          <w:szCs w:val="44"/>
+        </w:rPr>
+      </w:pPr>
+      <w:r>
+        <w:rPr>
+          <w:b/>
+          <w:bCs/>
+          <w:sz w:val="44"/>
+          <w:szCs w:val="44"/>
+        </w:rPr>
+        <w:t>17)What are constructors in JAVA?</w:t>
+      </w:r>
+    </w:p>
+    <w:p>
+      <w:pPr>
+        <w:rPr>
+          <w:b/>
+          <w:bCs/>
+          <w:sz w:val="44"/>
+          <w:szCs w:val="44"/>
+        </w:rPr>
+      </w:pPr>
+      <w:r>
+        <w:rPr>
+          <w:b/>
+          <w:bCs/>
+          <w:sz w:val="44"/>
+          <w:szCs w:val="44"/>
+        </w:rPr>
+        <w:t>18)Explain types of constructors in java?</w:t>
+      </w:r>
+    </w:p>
+    <w:p>
+      <w:pPr>
+        <w:rPr>
+          <w:b/>
+          <w:bCs/>
+          <w:sz w:val="44"/>
+          <w:szCs w:val="44"/>
+        </w:rPr>
+      </w:pPr>
+      <w:r>
+        <w:rPr>
+          <w:b/>
+          <w:bCs/>
+          <w:sz w:val="44"/>
+          <w:szCs w:val="44"/>
+        </w:rPr>
+        <w:t>19) what is default constructor?</w:t>
+      </w:r>
+    </w:p>
+    <w:p>
+      <w:pPr>
+        <w:rPr>
+          <w:b/>
+          <w:bCs/>
+          <w:sz w:val="44"/>
+          <w:szCs w:val="44"/>
+        </w:rPr>
+      </w:pPr>
+      <w:r>
+        <w:rPr>
+          <w:b/>
+          <w:bCs/>
+          <w:sz w:val="44"/>
+          <w:szCs w:val="44"/>
+        </w:rPr>
+        <w:t>20)Param vs. Non-param constructors in JAVA?</w:t>
       </w:r>
     </w:p>
     <w:sectPr>

--- a/Core_JAVA_Interview.docx
+++ b/Core_JAVA_Interview.docx
@@ -382,6 +382,82 @@
           <w:szCs w:val="44"/>
         </w:rPr>
         <w:t>20)Param vs. Non-param constructors in JAVA?</w:t>
+      </w:r>
+    </w:p>
+    <w:p>
+      <w:pPr>
+        <w:rPr>
+          <w:b/>
+          <w:bCs/>
+          <w:sz w:val="44"/>
+          <w:szCs w:val="44"/>
+        </w:rPr>
+      </w:pPr>
+      <w:r>
+        <w:rPr>
+          <w:b/>
+          <w:bCs/>
+          <w:sz w:val="44"/>
+          <w:szCs w:val="44"/>
+        </w:rPr>
+        <w:t>21)Explain the role of this keyword in java?</w:t>
+      </w:r>
+    </w:p>
+    <w:p>
+      <w:pPr>
+        <w:rPr>
+          <w:b/>
+          <w:bCs/>
+          <w:sz w:val="44"/>
+          <w:szCs w:val="44"/>
+        </w:rPr>
+      </w:pPr>
+      <w:r>
+        <w:rPr>
+          <w:b/>
+          <w:bCs/>
+          <w:sz w:val="44"/>
+          <w:szCs w:val="44"/>
+        </w:rPr>
+        <w:t>22)Relation between this keyword and instance variables in JAVA.</w:t>
+      </w:r>
+    </w:p>
+    <w:p>
+      <w:pPr>
+        <w:rPr>
+          <w:b/>
+          <w:bCs/>
+          <w:sz w:val="44"/>
+          <w:szCs w:val="44"/>
+        </w:rPr>
+      </w:pPr>
+      <w:r>
+        <w:rPr>
+          <w:b/>
+          <w:bCs/>
+          <w:sz w:val="44"/>
+          <w:szCs w:val="44"/>
+        </w:rPr>
+        <w:t>23)what is CI in java?</w:t>
+      </w:r>
+    </w:p>
+    <w:p>
+      <w:pPr>
+        <w:rPr>
+          <w:b/>
+          <w:bCs/>
+          <w:sz w:val="44"/>
+          <w:szCs w:val="44"/>
+        </w:rPr>
+      </w:pPr>
+      <w:r>
+        <w:rPr>
+          <w:b/>
+          <w:bCs/>
+          <w:sz w:val="44"/>
+          <w:szCs w:val="44"/>
+        </w:rPr>
+        <w:t>24)How do you make the compulsion to users to at least provide some values at the time of the object creation?</w:t>
       </w:r>
     </w:p>
     <w:sectPr>

--- a/Core_JAVA_Interview.docx
+++ b/Core_JAVA_Interview.docx
@@ -458,6 +458,121 @@
           <w:szCs w:val="44"/>
         </w:rPr>
         <w:t>24)How do you make the compulsion to users to at least provide some values at the time of the object creation?</w:t>
+      </w:r>
+    </w:p>
+    <w:p>
+      <w:pPr>
+        <w:rPr>
+          <w:b/>
+          <w:bCs/>
+          <w:sz w:val="44"/>
+          <w:szCs w:val="44"/>
+        </w:rPr>
+      </w:pPr>
+      <w:r>
+        <w:rPr>
+          <w:b/>
+          <w:bCs/>
+          <w:sz w:val="44"/>
+          <w:szCs w:val="44"/>
+        </w:rPr>
+        <w:t>25) use of encapsulation in data hiding and security.</w:t>
+      </w:r>
+    </w:p>
+    <w:p>
+      <w:pPr>
+        <w:rPr>
+          <w:b/>
+          <w:bCs/>
+          <w:sz w:val="44"/>
+          <w:szCs w:val="44"/>
+        </w:rPr>
+      </w:pPr>
+      <w:r>
+        <w:rPr>
+          <w:b/>
+          <w:bCs/>
+          <w:sz w:val="44"/>
+          <w:szCs w:val="44"/>
+        </w:rPr>
+        <w:lastRenderedPageBreak/>
+        <w:t>26) bypassing the privates with the help of setters.</w:t>
+      </w:r>
+    </w:p>
+    <w:p>
+      <w:pPr>
+        <w:rPr>
+          <w:b/>
+          <w:bCs/>
+          <w:sz w:val="44"/>
+          <w:szCs w:val="44"/>
+        </w:rPr>
+      </w:pPr>
+      <w:r>
+        <w:rPr>
+          <w:b/>
+          <w:bCs/>
+          <w:sz w:val="44"/>
+          <w:szCs w:val="44"/>
+        </w:rPr>
+        <w:t>27)why you should not apply the CI to private instance variables.</w:t>
+      </w:r>
+    </w:p>
+    <w:p>
+      <w:pPr>
+        <w:rPr>
+          <w:b/>
+          <w:bCs/>
+          <w:sz w:val="44"/>
+          <w:szCs w:val="44"/>
+        </w:rPr>
+      </w:pPr>
+      <w:r>
+        <w:rPr>
+          <w:b/>
+          <w:bCs/>
+          <w:sz w:val="44"/>
+          <w:szCs w:val="44"/>
+        </w:rPr>
+        <w:t>28)explain difference between this call and this();</w:t>
+      </w:r>
+    </w:p>
+    <w:p>
+      <w:pPr>
+        <w:rPr>
+          <w:b/>
+          <w:bCs/>
+          <w:sz w:val="44"/>
+          <w:szCs w:val="44"/>
+        </w:rPr>
+      </w:pPr>
+      <w:r>
+        <w:rPr>
+          <w:b/>
+          <w:bCs/>
+          <w:sz w:val="44"/>
+          <w:szCs w:val="44"/>
+        </w:rPr>
+        <w:t>29)what is constructor jumping.</w:t>
+      </w:r>
+    </w:p>
+    <w:p>
+      <w:pPr>
+        <w:rPr>
+          <w:b/>
+          <w:bCs/>
+          <w:sz w:val="44"/>
+          <w:szCs w:val="44"/>
+        </w:rPr>
+      </w:pPr>
+      <w:r>
+        <w:rPr>
+          <w:b/>
+          <w:bCs/>
+          <w:sz w:val="44"/>
+          <w:szCs w:val="44"/>
+        </w:rPr>
+        <w:t>30) how do you track the no. of instances of the given class.</w:t>
       </w:r>
     </w:p>
     <w:sectPr>

--- a/Core_JAVA_Interview.docx
+++ b/Core_JAVA_Interview.docx
@@ -573,6 +573,121 @@
           <w:szCs w:val="44"/>
         </w:rPr>
         <w:t>30) how do you track the no. of instances of the given class.</w:t>
+      </w:r>
+    </w:p>
+    <w:p>
+      <w:pPr>
+        <w:rPr>
+          <w:b/>
+          <w:bCs/>
+          <w:sz w:val="44"/>
+          <w:szCs w:val="44"/>
+        </w:rPr>
+      </w:pPr>
+      <w:r>
+        <w:rPr>
+          <w:b/>
+          <w:bCs/>
+          <w:sz w:val="44"/>
+          <w:szCs w:val="44"/>
+        </w:rPr>
+        <w:t>31)explain the super call in the context of constructor , method and variable.</w:t>
+      </w:r>
+    </w:p>
+    <w:p>
+      <w:pPr>
+        <w:rPr>
+          <w:b/>
+          <w:bCs/>
+          <w:sz w:val="44"/>
+          <w:szCs w:val="44"/>
+        </w:rPr>
+      </w:pPr>
+      <w:r>
+        <w:rPr>
+          <w:b/>
+          <w:bCs/>
+          <w:sz w:val="44"/>
+          <w:szCs w:val="44"/>
+        </w:rPr>
+        <w:t>32)types of inheritances in java.</w:t>
+      </w:r>
+    </w:p>
+    <w:p>
+      <w:pPr>
+        <w:rPr>
+          <w:b/>
+          <w:bCs/>
+          <w:sz w:val="44"/>
+          <w:szCs w:val="44"/>
+        </w:rPr>
+      </w:pPr>
+      <w:r>
+        <w:rPr>
+          <w:b/>
+          <w:bCs/>
+          <w:sz w:val="44"/>
+          <w:szCs w:val="44"/>
+        </w:rPr>
+        <w:t>33)why multiple inheritance is not supported. With code of diamond/ambiguity problem.</w:t>
+      </w:r>
+    </w:p>
+    <w:p>
+      <w:pPr>
+        <w:rPr>
+          <w:b/>
+          <w:bCs/>
+          <w:sz w:val="44"/>
+          <w:szCs w:val="44"/>
+        </w:rPr>
+      </w:pPr>
+      <w:r>
+        <w:rPr>
+          <w:b/>
+          <w:bCs/>
+          <w:sz w:val="44"/>
+          <w:szCs w:val="44"/>
+        </w:rPr>
+        <w:t>34)compile time vs run time polymorphism.</w:t>
+      </w:r>
+    </w:p>
+    <w:p>
+      <w:pPr>
+        <w:rPr>
+          <w:b/>
+          <w:bCs/>
+          <w:sz w:val="44"/>
+          <w:szCs w:val="44"/>
+        </w:rPr>
+      </w:pPr>
+      <w:r>
+        <w:rPr>
+          <w:b/>
+          <w:bCs/>
+          <w:sz w:val="44"/>
+          <w:szCs w:val="44"/>
+        </w:rPr>
+        <w:t>35)inner mechanism of the compulsion to keep the return type and the signature of the method same in the child class.</w:t>
+      </w:r>
+    </w:p>
+    <w:p>
+      <w:pPr>
+        <w:rPr>
+          <w:b/>
+          <w:bCs/>
+          <w:sz w:val="44"/>
+          <w:szCs w:val="44"/>
+        </w:rPr>
+      </w:pPr>
+      <w:r>
+        <w:rPr>
+          <w:b/>
+          <w:bCs/>
+          <w:sz w:val="44"/>
+          <w:szCs w:val="44"/>
+        </w:rPr>
+        <w:lastRenderedPageBreak/>
+        <w:t>36)W.A.P to demonstrate over-riding vs. runtime polymorphism.</w:t>
       </w:r>
     </w:p>
     <w:sectPr>

--- a/Core_JAVA_Interview.docx
+++ b/Core_JAVA_Interview.docx
@@ -688,6 +688,158 @@
         </w:rPr>
         <w:lastRenderedPageBreak/>
         <w:t>36)W.A.P to demonstrate over-riding vs. runtime polymorphism.</w:t>
+      </w:r>
+    </w:p>
+    <w:p>
+      <w:pPr>
+        <w:rPr>
+          <w:b/>
+          <w:bCs/>
+          <w:sz w:val="44"/>
+          <w:szCs w:val="44"/>
+        </w:rPr>
+      </w:pPr>
+      <w:r>
+        <w:rPr>
+          <w:b/>
+          <w:bCs/>
+          <w:sz w:val="44"/>
+          <w:szCs w:val="44"/>
+        </w:rPr>
+        <w:t>37) what are access modifiers in JAVA.</w:t>
+      </w:r>
+    </w:p>
+    <w:p>
+      <w:pPr>
+        <w:rPr>
+          <w:b/>
+          <w:bCs/>
+          <w:sz w:val="44"/>
+          <w:szCs w:val="44"/>
+        </w:rPr>
+      </w:pPr>
+      <w:r>
+        <w:rPr>
+          <w:b/>
+          <w:bCs/>
+          <w:sz w:val="44"/>
+          <w:szCs w:val="44"/>
+        </w:rPr>
+        <w:t>38 ) types and order of access modifiers from less to more secure. Prove it with the codes.</w:t>
+      </w:r>
+    </w:p>
+    <w:p>
+      <w:pPr>
+        <w:rPr>
+          <w:b/>
+          <w:bCs/>
+          <w:sz w:val="44"/>
+          <w:szCs w:val="44"/>
+        </w:rPr>
+      </w:pPr>
+      <w:r>
+        <w:rPr>
+          <w:b/>
+          <w:bCs/>
+          <w:sz w:val="44"/>
+          <w:szCs w:val="44"/>
+        </w:rPr>
+        <w:t>39)Protected vs Default.</w:t>
+      </w:r>
+    </w:p>
+    <w:p>
+      <w:pPr>
+        <w:rPr>
+          <w:b/>
+          <w:bCs/>
+          <w:sz w:val="44"/>
+          <w:szCs w:val="44"/>
+        </w:rPr>
+      </w:pPr>
+      <w:r>
+        <w:rPr>
+          <w:b/>
+          <w:bCs/>
+          <w:sz w:val="44"/>
+          <w:szCs w:val="44"/>
+        </w:rPr>
+        <w:t>40) Prove it you can’t change the return type in child overridden method if it’s primitive / void /String.</w:t>
+      </w:r>
+    </w:p>
+    <w:p>
+      <w:pPr>
+        <w:rPr>
+          <w:b/>
+          <w:bCs/>
+          <w:sz w:val="44"/>
+          <w:szCs w:val="44"/>
+        </w:rPr>
+      </w:pPr>
+      <w:r>
+        <w:rPr>
+          <w:b/>
+          <w:bCs/>
+          <w:sz w:val="44"/>
+          <w:szCs w:val="44"/>
+        </w:rPr>
+        <w:t>41)what is the relation between access modifiers and Overriding.</w:t>
+      </w:r>
+    </w:p>
+    <w:p>
+      <w:pPr>
+        <w:rPr>
+          <w:b/>
+          <w:bCs/>
+          <w:sz w:val="44"/>
+          <w:szCs w:val="44"/>
+        </w:rPr>
+      </w:pPr>
+      <w:r>
+        <w:rPr>
+          <w:b/>
+          <w:bCs/>
+          <w:sz w:val="44"/>
+          <w:szCs w:val="44"/>
+        </w:rPr>
+        <w:t>42)what is abstraction ?</w:t>
+      </w:r>
+    </w:p>
+    <w:p>
+      <w:pPr>
+        <w:rPr>
+          <w:b/>
+          <w:bCs/>
+          <w:sz w:val="44"/>
+          <w:szCs w:val="44"/>
+        </w:rPr>
+      </w:pPr>
+      <w:r>
+        <w:rPr>
+          <w:b/>
+          <w:bCs/>
+          <w:sz w:val="44"/>
+          <w:szCs w:val="44"/>
+        </w:rPr>
+        <w:t>43)prove that abstract class’s object is created but indirectly.</w:t>
+      </w:r>
+    </w:p>
+    <w:p>
+      <w:pPr>
+        <w:rPr>
+          <w:b/>
+          <w:bCs/>
+          <w:sz w:val="44"/>
+          <w:szCs w:val="44"/>
+        </w:rPr>
+      </w:pPr>
+      <w:r>
+        <w:rPr>
+          <w:b/>
+          <w:bCs/>
+          <w:sz w:val="44"/>
+          <w:szCs w:val="44"/>
+        </w:rPr>
+        <w:t>44)why it is a compulsion to override the abstract methods in the child class.</w:t>
       </w:r>
     </w:p>
     <w:sectPr>

--- a/Core_JAVA_Interview.docx
+++ b/Core_JAVA_Interview.docx
@@ -840,6 +840,64 @@
           <w:szCs w:val="44"/>
         </w:rPr>
         <w:t>44)why it is a compulsion to override the abstract methods in the child class.</w:t>
+      </w:r>
+    </w:p>
+    <w:p>
+      <w:pPr>
+        <w:rPr>
+          <w:b/>
+          <w:bCs/>
+          <w:sz w:val="44"/>
+          <w:szCs w:val="44"/>
+        </w:rPr>
+      </w:pPr>
+      <w:r>
+        <w:rPr>
+          <w:b/>
+          <w:bCs/>
+          <w:sz w:val="44"/>
+          <w:szCs w:val="44"/>
+        </w:rPr>
+        <w:t>45) create the reference of the abstract class with the help of anonymous class.</w:t>
+      </w:r>
+    </w:p>
+    <w:p>
+      <w:pPr>
+        <w:rPr>
+          <w:b/>
+          <w:bCs/>
+          <w:sz w:val="44"/>
+          <w:szCs w:val="44"/>
+        </w:rPr>
+      </w:pPr>
+      <w:r>
+        <w:rPr>
+          <w:b/>
+          <w:bCs/>
+          <w:sz w:val="44"/>
+          <w:szCs w:val="44"/>
+        </w:rPr>
+        <w:lastRenderedPageBreak/>
+        <w:t>46) Difference between Abstract class and Interface.</w:t>
+      </w:r>
+    </w:p>
+    <w:p>
+      <w:pPr>
+        <w:rPr>
+          <w:b/>
+          <w:bCs/>
+          <w:sz w:val="44"/>
+          <w:szCs w:val="44"/>
+        </w:rPr>
+      </w:pPr>
+      <w:r>
+        <w:rPr>
+          <w:b/>
+          <w:bCs/>
+          <w:sz w:val="44"/>
+          <w:szCs w:val="44"/>
+        </w:rPr>
+        <w:t>47) Solve the diamond problem in java with the help of the Interfaces.</w:t>
       </w:r>
     </w:p>
     <w:sectPr>

--- a/Core_JAVA_Interview.docx
+++ b/Core_JAVA_Interview.docx
@@ -897,7 +897,101 @@
           <w:sz w:val="44"/>
           <w:szCs w:val="44"/>
         </w:rPr>
-        <w:t>47) Solve the diamond problem in java with the help of the Interfaces.</w:t>
+        <w:t>47) Solve the diamond problem in java with the help of the Interfaces</w:t>
+      </w:r>
+      <w:r>
+        <w:rPr>
+          <w:b/>
+          <w:bCs/>
+          <w:sz w:val="44"/>
+          <w:szCs w:val="44"/>
+        </w:rPr>
+        <w:t xml:space="preserve"> (default methods)</w:t>
+      </w:r>
+      <w:r>
+        <w:rPr>
+          <w:b/>
+          <w:bCs/>
+          <w:sz w:val="44"/>
+          <w:szCs w:val="44"/>
+        </w:rPr>
+        <w:t>.</w:t>
+      </w:r>
+    </w:p>
+    <w:p>
+      <w:pPr>
+        <w:rPr>
+          <w:b/>
+          <w:bCs/>
+          <w:sz w:val="44"/>
+          <w:szCs w:val="44"/>
+        </w:rPr>
+      </w:pPr>
+      <w:r>
+        <w:rPr>
+          <w:b/>
+          <w:bCs/>
+          <w:sz w:val="44"/>
+          <w:szCs w:val="44"/>
+        </w:rPr>
+        <w:t>48) what is backward compatibility in java 8?</w:t>
+      </w:r>
+    </w:p>
+    <w:p>
+      <w:pPr>
+        <w:rPr>
+          <w:b/>
+          <w:bCs/>
+          <w:sz w:val="44"/>
+          <w:szCs w:val="44"/>
+        </w:rPr>
+      </w:pPr>
+      <w:r>
+        <w:rPr>
+          <w:b/>
+          <w:bCs/>
+          <w:sz w:val="44"/>
+          <w:szCs w:val="44"/>
+        </w:rPr>
+        <w:t>49)default and static methods in java 8 i/f.</w:t>
+      </w:r>
+    </w:p>
+    <w:p>
+      <w:pPr>
+        <w:rPr>
+          <w:b/>
+          <w:bCs/>
+          <w:sz w:val="44"/>
+          <w:szCs w:val="44"/>
+        </w:rPr>
+      </w:pPr>
+      <w:r>
+        <w:rPr>
+          <w:b/>
+          <w:bCs/>
+          <w:sz w:val="44"/>
+          <w:szCs w:val="44"/>
+        </w:rPr>
+        <w:t>50)over-riding in I/F with static and default methods.</w:t>
+      </w:r>
+    </w:p>
+    <w:p>
+      <w:pPr>
+        <w:rPr>
+          <w:b/>
+          <w:bCs/>
+          <w:sz w:val="44"/>
+          <w:szCs w:val="44"/>
+        </w:rPr>
+      </w:pPr>
+      <w:r>
+        <w:rPr>
+          <w:b/>
+          <w:bCs/>
+          <w:sz w:val="44"/>
+          <w:szCs w:val="44"/>
+        </w:rPr>
+        <w:t>51)explain the method hiding with the help of static methods in java 8.</w:t>
       </w:r>
     </w:p>
     <w:sectPr>

--- a/Core_JAVA_Interview.docx
+++ b/Core_JAVA_Interview.docx
@@ -37,7 +37,47 @@
           <w:sz w:val="44"/>
           <w:szCs w:val="44"/>
         </w:rPr>
-        <w:t>1)what is jvm,jdk, jre ?</w:t>
+        <w:t xml:space="preserve">1)what is </w:t>
+      </w:r>
+      <w:proofErr w:type="spellStart"/>
+      <w:r>
+        <w:rPr>
+          <w:b/>
+          <w:bCs/>
+          <w:sz w:val="44"/>
+          <w:szCs w:val="44"/>
+        </w:rPr>
+        <w:t>jvm,jdk</w:t>
+      </w:r>
+      <w:proofErr w:type="spellEnd"/>
+      <w:r>
+        <w:rPr>
+          <w:b/>
+          <w:bCs/>
+          <w:sz w:val="44"/>
+          <w:szCs w:val="44"/>
+        </w:rPr>
+        <w:t xml:space="preserve">, </w:t>
+      </w:r>
+      <w:proofErr w:type="spellStart"/>
+      <w:r>
+        <w:rPr>
+          <w:b/>
+          <w:bCs/>
+          <w:sz w:val="44"/>
+          <w:szCs w:val="44"/>
+        </w:rPr>
+        <w:t>jre</w:t>
+      </w:r>
+      <w:proofErr w:type="spellEnd"/>
+      <w:r>
+        <w:rPr>
+          <w:b/>
+          <w:bCs/>
+          <w:sz w:val="44"/>
+          <w:szCs w:val="44"/>
+        </w:rPr>
+        <w:t xml:space="preserve"> ?</w:t>
       </w:r>
     </w:p>
     <w:p>
@@ -286,7 +326,47 @@
           <w:szCs w:val="44"/>
         </w:rPr>
         <w:lastRenderedPageBreak/>
-        <w:t>15) String.vs. StringBuffer . vs. StringBuilder in JAVA.</w:t>
+        <w:t xml:space="preserve">15) </w:t>
+      </w:r>
+      <w:proofErr w:type="spellStart"/>
+      <w:r>
+        <w:rPr>
+          <w:b/>
+          <w:bCs/>
+          <w:sz w:val="44"/>
+          <w:szCs w:val="44"/>
+        </w:rPr>
+        <w:t>String.vs</w:t>
+      </w:r>
+      <w:proofErr w:type="spellEnd"/>
+      <w:r>
+        <w:rPr>
+          <w:b/>
+          <w:bCs/>
+          <w:sz w:val="44"/>
+          <w:szCs w:val="44"/>
+        </w:rPr>
+        <w:t xml:space="preserve">. </w:t>
+      </w:r>
+      <w:proofErr w:type="spellStart"/>
+      <w:r>
+        <w:rPr>
+          <w:b/>
+          <w:bCs/>
+          <w:sz w:val="44"/>
+          <w:szCs w:val="44"/>
+        </w:rPr>
+        <w:t>StringBuffer</w:t>
+      </w:r>
+      <w:proofErr w:type="spellEnd"/>
+      <w:r>
+        <w:rPr>
+          <w:b/>
+          <w:bCs/>
+          <w:sz w:val="44"/>
+          <w:szCs w:val="44"/>
+        </w:rPr>
+        <w:t xml:space="preserve"> . vs. StringBuilder in JAVA.</w:t>
       </w:r>
     </w:p>
     <w:p>
@@ -953,7 +1033,27 @@
           <w:sz w:val="44"/>
           <w:szCs w:val="44"/>
         </w:rPr>
-        <w:t>49)default and static methods in java 8 i/f.</w:t>
+        <w:t xml:space="preserve">49)default and static methods in java 8 </w:t>
+      </w:r>
+      <w:proofErr w:type="spellStart"/>
+      <w:r>
+        <w:rPr>
+          <w:b/>
+          <w:bCs/>
+          <w:sz w:val="44"/>
+          <w:szCs w:val="44"/>
+        </w:rPr>
+        <w:t>i</w:t>
+      </w:r>
+      <w:proofErr w:type="spellEnd"/>
+      <w:r>
+        <w:rPr>
+          <w:b/>
+          <w:bCs/>
+          <w:sz w:val="44"/>
+          <w:szCs w:val="44"/>
+        </w:rPr>
+        <w:t>/f.</w:t>
       </w:r>
     </w:p>
     <w:p>
@@ -993,6 +1093,306 @@
         </w:rPr>
         <w:t>51)explain the method hiding with the help of static methods in java 8.</w:t>
       </w:r>
+    </w:p>
+    <w:p>
+      <w:pPr>
+        <w:rPr>
+          <w:b/>
+          <w:bCs/>
+          <w:sz w:val="44"/>
+          <w:szCs w:val="44"/>
+        </w:rPr>
+      </w:pPr>
+      <w:r>
+        <w:rPr>
+          <w:b/>
+          <w:bCs/>
+          <w:sz w:val="44"/>
+          <w:szCs w:val="44"/>
+        </w:rPr>
+        <w:t xml:space="preserve">52)What is functional </w:t>
+      </w:r>
+      <w:proofErr w:type="spellStart"/>
+      <w:r>
+        <w:rPr>
+          <w:b/>
+          <w:bCs/>
+          <w:sz w:val="44"/>
+          <w:szCs w:val="44"/>
+        </w:rPr>
+        <w:t>i</w:t>
+      </w:r>
+      <w:proofErr w:type="spellEnd"/>
+      <w:r>
+        <w:rPr>
+          <w:b/>
+          <w:bCs/>
+          <w:sz w:val="44"/>
+          <w:szCs w:val="44"/>
+        </w:rPr>
+        <w:t>/f.</w:t>
+      </w:r>
+    </w:p>
+    <w:p>
+      <w:pPr>
+        <w:rPr>
+          <w:b/>
+          <w:bCs/>
+          <w:sz w:val="44"/>
+          <w:szCs w:val="44"/>
+        </w:rPr>
+      </w:pPr>
+      <w:r>
+        <w:rPr>
+          <w:b/>
+          <w:bCs/>
+          <w:sz w:val="44"/>
+          <w:szCs w:val="44"/>
+        </w:rPr>
+        <w:t xml:space="preserve">53) how do you invoke a method of  </w:t>
+      </w:r>
+      <w:proofErr w:type="spellStart"/>
+      <w:r>
+        <w:rPr>
+          <w:b/>
+          <w:bCs/>
+          <w:sz w:val="44"/>
+          <w:szCs w:val="44"/>
+        </w:rPr>
+        <w:t>i</w:t>
+      </w:r>
+      <w:proofErr w:type="spellEnd"/>
+      <w:r>
+        <w:rPr>
+          <w:b/>
+          <w:bCs/>
+          <w:sz w:val="44"/>
+          <w:szCs w:val="44"/>
+        </w:rPr>
+        <w:t>/f with anonymous class.</w:t>
+      </w:r>
+    </w:p>
+    <w:p>
+      <w:pPr>
+        <w:rPr>
+          <w:b/>
+          <w:bCs/>
+          <w:sz w:val="44"/>
+          <w:szCs w:val="44"/>
+        </w:rPr>
+      </w:pPr>
+      <w:r>
+        <w:rPr>
+          <w:b/>
+          <w:bCs/>
+          <w:sz w:val="44"/>
+          <w:szCs w:val="44"/>
+        </w:rPr>
+        <w:t>54) writing of lambda expressions.</w:t>
+      </w:r>
+    </w:p>
+    <w:p>
+      <w:pPr>
+        <w:rPr>
+          <w:b/>
+          <w:bCs/>
+          <w:sz w:val="44"/>
+          <w:szCs w:val="44"/>
+        </w:rPr>
+      </w:pPr>
+      <w:r>
+        <w:rPr>
+          <w:b/>
+          <w:bCs/>
+          <w:sz w:val="44"/>
+          <w:szCs w:val="44"/>
+        </w:rPr>
+        <w:t>55)</w:t>
+      </w:r>
+      <w:r>
+        <w:rPr>
+          <w:b/>
+          <w:bCs/>
+          <w:sz w:val="44"/>
+          <w:szCs w:val="44"/>
+        </w:rPr>
+        <w:t>Object class.</w:t>
+      </w:r>
+    </w:p>
+    <w:p>
+      <w:pPr>
+        <w:rPr>
+          <w:b/>
+          <w:bCs/>
+          <w:sz w:val="44"/>
+          <w:szCs w:val="44"/>
+        </w:rPr>
+      </w:pPr>
+      <w:r>
+        <w:rPr>
+          <w:b/>
+          <w:bCs/>
+          <w:sz w:val="44"/>
+          <w:szCs w:val="44"/>
+        </w:rPr>
+        <w:t xml:space="preserve">56) </w:t>
+      </w:r>
+      <w:proofErr w:type="spellStart"/>
+      <w:r>
+        <w:rPr>
+          <w:b/>
+          <w:bCs/>
+          <w:sz w:val="44"/>
+          <w:szCs w:val="44"/>
+        </w:rPr>
+        <w:t>ToString</w:t>
+      </w:r>
+      <w:proofErr w:type="spellEnd"/>
+      <w:r>
+        <w:rPr>
+          <w:b/>
+          <w:bCs/>
+          <w:sz w:val="44"/>
+          <w:szCs w:val="44"/>
+        </w:rPr>
+        <w:t xml:space="preserve">() and </w:t>
+      </w:r>
+      <w:proofErr w:type="spellStart"/>
+      <w:r>
+        <w:rPr>
+          <w:b/>
+          <w:bCs/>
+          <w:sz w:val="44"/>
+          <w:szCs w:val="44"/>
+        </w:rPr>
+        <w:t>getClass</w:t>
+      </w:r>
+      <w:proofErr w:type="spellEnd"/>
+      <w:r>
+        <w:rPr>
+          <w:b/>
+          <w:bCs/>
+          <w:sz w:val="44"/>
+          <w:szCs w:val="44"/>
+        </w:rPr>
+        <w:t>()</w:t>
+      </w:r>
+    </w:p>
+    <w:p>
+      <w:pPr>
+        <w:rPr>
+          <w:b/>
+          <w:bCs/>
+          <w:sz w:val="44"/>
+          <w:szCs w:val="44"/>
+        </w:rPr>
+      </w:pPr>
+      <w:r>
+        <w:rPr>
+          <w:b/>
+          <w:bCs/>
+          <w:sz w:val="44"/>
+          <w:szCs w:val="44"/>
+        </w:rPr>
+        <w:t>57)hierarchy of exception handling.</w:t>
+      </w:r>
+    </w:p>
+    <w:p>
+      <w:pPr>
+        <w:rPr>
+          <w:b/>
+          <w:bCs/>
+          <w:sz w:val="44"/>
+          <w:szCs w:val="44"/>
+        </w:rPr>
+      </w:pPr>
+      <w:r>
+        <w:rPr>
+          <w:b/>
+          <w:bCs/>
+          <w:sz w:val="44"/>
+          <w:szCs w:val="44"/>
+        </w:rPr>
+        <w:lastRenderedPageBreak/>
+        <w:t>58)is it compulsory to write the catch block with try ? explain.</w:t>
+      </w:r>
+    </w:p>
+    <w:p>
+      <w:pPr>
+        <w:rPr>
+          <w:b/>
+          <w:bCs/>
+          <w:sz w:val="44"/>
+          <w:szCs w:val="44"/>
+        </w:rPr>
+      </w:pPr>
+      <w:r>
+        <w:rPr>
+          <w:b/>
+          <w:bCs/>
+          <w:sz w:val="44"/>
+          <w:szCs w:val="44"/>
+        </w:rPr>
+        <w:t>59)can we write consecutive try/ finally blocks ?</w:t>
+      </w:r>
+    </w:p>
+    <w:p>
+      <w:pPr>
+        <w:rPr>
+          <w:b/>
+          <w:bCs/>
+          <w:sz w:val="44"/>
+          <w:szCs w:val="44"/>
+        </w:rPr>
+      </w:pPr>
+      <w:r>
+        <w:rPr>
+          <w:b/>
+          <w:bCs/>
+          <w:sz w:val="44"/>
+          <w:szCs w:val="44"/>
+        </w:rPr>
+        <w:t>60)how can we write multiple catch blocks?</w:t>
+      </w:r>
+    </w:p>
+    <w:p>
+      <w:pPr>
+        <w:rPr>
+          <w:b/>
+          <w:bCs/>
+          <w:sz w:val="44"/>
+          <w:szCs w:val="44"/>
+        </w:rPr>
+      </w:pPr>
+      <w:r>
+        <w:rPr>
+          <w:b/>
+          <w:bCs/>
+          <w:sz w:val="44"/>
+          <w:szCs w:val="44"/>
+        </w:rPr>
+        <w:t>61)will finally always get executed ?</w:t>
+      </w:r>
+    </w:p>
+    <w:p>
+      <w:pPr>
+        <w:rPr>
+          <w:b/>
+          <w:bCs/>
+          <w:sz w:val="44"/>
+          <w:szCs w:val="44"/>
+        </w:rPr>
+      </w:pPr>
+    </w:p>
+    <w:p>
+      <w:pPr>
+        <w:rPr>
+          <w:b/>
+          <w:bCs/>
+          <w:sz w:val="44"/>
+          <w:szCs w:val="44"/>
+        </w:rPr>
+      </w:pPr>
     </w:p>
     <w:sectPr>
       <w:pgSz w:w="12240" w:h="15840"/>

--- a/Core_JAVA_Interview.docx
+++ b/Core_JAVA_Interview.docx
@@ -1383,6 +1383,120 @@
           <w:szCs w:val="44"/>
         </w:rPr>
       </w:pPr>
+      <w:r>
+        <w:rPr>
+          <w:b/>
+          <w:bCs/>
+          <w:sz w:val="44"/>
+          <w:szCs w:val="44"/>
+        </w:rPr>
+        <w:t>62)why it’s compulsory to handle checked(Compile) time exceptions at compile time? But optional to handle unchecked(Runtime) exceptions at compile time?</w:t>
+      </w:r>
+    </w:p>
+    <w:p>
+      <w:pPr>
+        <w:rPr>
+          <w:b/>
+          <w:bCs/>
+          <w:sz w:val="44"/>
+          <w:szCs w:val="44"/>
+        </w:rPr>
+      </w:pPr>
+      <w:r>
+        <w:rPr>
+          <w:b/>
+          <w:bCs/>
+          <w:sz w:val="44"/>
+          <w:szCs w:val="44"/>
+        </w:rPr>
+        <w:t>63)difference between compile and runtime exceptions and their working.</w:t>
+      </w:r>
+    </w:p>
+    <w:p>
+      <w:pPr>
+        <w:rPr>
+          <w:b/>
+          <w:bCs/>
+          <w:sz w:val="44"/>
+          <w:szCs w:val="44"/>
+        </w:rPr>
+      </w:pPr>
+      <w:r>
+        <w:rPr>
+          <w:b/>
+          <w:bCs/>
+          <w:sz w:val="44"/>
+          <w:szCs w:val="44"/>
+        </w:rPr>
+        <w:t>64)when to use the throw keyword ?</w:t>
+      </w:r>
+    </w:p>
+    <w:p>
+      <w:pPr>
+        <w:rPr>
+          <w:b/>
+          <w:bCs/>
+          <w:sz w:val="44"/>
+          <w:szCs w:val="44"/>
+        </w:rPr>
+      </w:pPr>
+      <w:r>
+        <w:rPr>
+          <w:b/>
+          <w:bCs/>
+          <w:sz w:val="44"/>
+          <w:szCs w:val="44"/>
+        </w:rPr>
+        <w:t>65)can you throw the multiple exceptions from the single try block a)with overlapping logic. b)separate logic.</w:t>
+      </w:r>
+    </w:p>
+    <w:p>
+      <w:pPr>
+        <w:rPr>
+          <w:b/>
+          <w:bCs/>
+          <w:sz w:val="44"/>
+          <w:szCs w:val="44"/>
+        </w:rPr>
+      </w:pPr>
+      <w:r>
+        <w:rPr>
+          <w:b/>
+          <w:bCs/>
+          <w:sz w:val="44"/>
+          <w:szCs w:val="44"/>
+        </w:rPr>
+        <w:lastRenderedPageBreak/>
+        <w:t>66)</w:t>
+      </w:r>
+      <w:r>
+        <w:rPr>
+          <w:b/>
+          <w:bCs/>
+          <w:sz w:val="44"/>
+          <w:szCs w:val="44"/>
+        </w:rPr>
+        <w:t xml:space="preserve">Can we throw an Exception  from constructor ? </w:t>
+      </w:r>
+    </w:p>
+    <w:p>
+      <w:pPr>
+        <w:rPr>
+          <w:b/>
+          <w:bCs/>
+          <w:sz w:val="44"/>
+          <w:szCs w:val="44"/>
+        </w:rPr>
+      </w:pPr>
+      <w:r>
+        <w:rPr>
+          <w:b/>
+          <w:bCs/>
+          <w:sz w:val="44"/>
+          <w:szCs w:val="44"/>
+        </w:rPr>
+        <w:t>67)what is static block ? and it’s use ?</w:t>
+      </w:r>
     </w:p>
     <w:p>
       <w:pPr>

--- a/Core_JAVA_Interview.docx
+++ b/Core_JAVA_Interview.docx
@@ -40,6 +40,7 @@
         <w:t xml:space="preserve">1)what is </w:t>
       </w:r>
       <w:proofErr w:type="spellStart"/>
+      <w:proofErr w:type="gramStart"/>
       <w:r>
         <w:rPr>
           <w:b/>
@@ -50,6 +51,7 @@
         <w:t>jvm,jdk</w:t>
       </w:r>
       <w:proofErr w:type="spellEnd"/>
+      <w:proofErr w:type="gramEnd"/>
       <w:r>
         <w:rPr>
           <w:b/>
@@ -60,6 +62,7 @@
         <w:t xml:space="preserve">, </w:t>
       </w:r>
       <w:proofErr w:type="spellStart"/>
+      <w:proofErr w:type="gramStart"/>
       <w:r>
         <w:rPr>
           <w:b/>
@@ -79,6 +82,7 @@
         </w:rPr>
         <w:t xml:space="preserve"> ?</w:t>
       </w:r>
+      <w:proofErr w:type="gramEnd"/>
     </w:p>
     <w:p>
       <w:pPr>
@@ -106,8 +110,38 @@
           <w:szCs w:val="44"/>
         </w:rPr>
         <w:br/>
-        <w:t>3)is java interpreted or compiled language ?</w:t>
-      </w:r>
+      </w:r>
+      <w:proofErr w:type="gramStart"/>
+      <w:r>
+        <w:rPr>
+          <w:b/>
+          <w:bCs/>
+          <w:sz w:val="44"/>
+          <w:szCs w:val="44"/>
+        </w:rPr>
+        <w:t>3)is</w:t>
+      </w:r>
+      <w:proofErr w:type="gramEnd"/>
+      <w:r>
+        <w:rPr>
+          <w:b/>
+          <w:bCs/>
+          <w:sz w:val="44"/>
+          <w:szCs w:val="44"/>
+        </w:rPr>
+        <w:t xml:space="preserve"> java interpreted or compiled </w:t>
+      </w:r>
+      <w:proofErr w:type="gramStart"/>
+      <w:r>
+        <w:rPr>
+          <w:b/>
+          <w:bCs/>
+          <w:sz w:val="44"/>
+          <w:szCs w:val="44"/>
+        </w:rPr>
+        <w:t>language ?</w:t>
+      </w:r>
+      <w:proofErr w:type="gramEnd"/>
     </w:p>
     <w:p>
       <w:pPr>
@@ -144,7 +178,27 @@
           <w:sz w:val="44"/>
           <w:szCs w:val="44"/>
         </w:rPr>
-        <w:t>5) Primitive vs. Non-Primitive.</w:t>
+        <w:t xml:space="preserve">5) Primitive vs. </w:t>
+      </w:r>
+      <w:proofErr w:type="gramStart"/>
+      <w:r>
+        <w:rPr>
+          <w:b/>
+          <w:bCs/>
+          <w:sz w:val="44"/>
+          <w:szCs w:val="44"/>
+        </w:rPr>
+        <w:t>Non-Primitive</w:t>
+      </w:r>
+      <w:proofErr w:type="gramEnd"/>
+      <w:r>
+        <w:rPr>
+          <w:b/>
+          <w:bCs/>
+          <w:sz w:val="44"/>
+          <w:szCs w:val="44"/>
+        </w:rPr>
+        <w:t>.</w:t>
       </w:r>
     </w:p>
     <w:p>
@@ -201,8 +255,19 @@
           <w:sz w:val="44"/>
           <w:szCs w:val="44"/>
         </w:rPr>
-        <w:t>8)what is narrowing and what is widening ?</w:t>
-      </w:r>
+        <w:t xml:space="preserve">8)what is narrowing and what is </w:t>
+      </w:r>
+      <w:proofErr w:type="gramStart"/>
+      <w:r>
+        <w:rPr>
+          <w:b/>
+          <w:bCs/>
+          <w:sz w:val="44"/>
+          <w:szCs w:val="44"/>
+        </w:rPr>
+        <w:t>widening ?</w:t>
+      </w:r>
+      <w:proofErr w:type="gramEnd"/>
     </w:p>
     <w:p>
       <w:pPr>
@@ -239,8 +304,19 @@
           <w:sz w:val="44"/>
           <w:szCs w:val="44"/>
         </w:rPr>
-        <w:t>10) different types of ARRAYS in java ?</w:t>
-      </w:r>
+        <w:t xml:space="preserve">10) different types of ARRAYS in </w:t>
+      </w:r>
+      <w:proofErr w:type="gramStart"/>
+      <w:r>
+        <w:rPr>
+          <w:b/>
+          <w:bCs/>
+          <w:sz w:val="44"/>
+          <w:szCs w:val="44"/>
+        </w:rPr>
+        <w:t>java ?</w:t>
+      </w:r>
+      <w:proofErr w:type="gramEnd"/>
     </w:p>
     <w:p>
       <w:pPr>
@@ -268,46 +344,87 @@
           <w:szCs w:val="44"/>
         </w:rPr>
         <w:br/>
-        <w:t>12)W.A.P. to swap two numbers without the third variable.</w:t>
-      </w:r>
-    </w:p>
-    <w:p>
-      <w:pPr>
-        <w:rPr>
-          <w:b/>
-          <w:bCs/>
-          <w:sz w:val="44"/>
-          <w:szCs w:val="44"/>
-        </w:rPr>
-      </w:pPr>
-      <w:r>
-        <w:rPr>
-          <w:b/>
-          <w:bCs/>
-          <w:sz w:val="44"/>
-          <w:szCs w:val="44"/>
-        </w:rPr>
-        <w:t>13) What is String in JAVA ?</w:t>
-      </w:r>
-    </w:p>
-    <w:p>
-      <w:pPr>
-        <w:rPr>
-          <w:b/>
-          <w:bCs/>
-          <w:sz w:val="44"/>
-          <w:szCs w:val="44"/>
-        </w:rPr>
-      </w:pPr>
-      <w:r>
-        <w:rPr>
-          <w:b/>
-          <w:bCs/>
-          <w:sz w:val="44"/>
-          <w:szCs w:val="44"/>
-        </w:rPr>
-        <w:t>14) What is String constant pool in JAVA ?</w:t>
-      </w:r>
+      </w:r>
+      <w:proofErr w:type="gramStart"/>
+      <w:r>
+        <w:rPr>
+          <w:b/>
+          <w:bCs/>
+          <w:sz w:val="44"/>
+          <w:szCs w:val="44"/>
+        </w:rPr>
+        <w:t>12)W.A.P.</w:t>
+      </w:r>
+      <w:proofErr w:type="gramEnd"/>
+      <w:r>
+        <w:rPr>
+          <w:b/>
+          <w:bCs/>
+          <w:sz w:val="44"/>
+          <w:szCs w:val="44"/>
+        </w:rPr>
+        <w:t xml:space="preserve"> to swap two numbers without the third variable.</w:t>
+      </w:r>
+    </w:p>
+    <w:p>
+      <w:pPr>
+        <w:rPr>
+          <w:b/>
+          <w:bCs/>
+          <w:sz w:val="44"/>
+          <w:szCs w:val="44"/>
+        </w:rPr>
+      </w:pPr>
+      <w:r>
+        <w:rPr>
+          <w:b/>
+          <w:bCs/>
+          <w:sz w:val="44"/>
+          <w:szCs w:val="44"/>
+        </w:rPr>
+        <w:t xml:space="preserve">13) What is String in </w:t>
+      </w:r>
+      <w:proofErr w:type="gramStart"/>
+      <w:r>
+        <w:rPr>
+          <w:b/>
+          <w:bCs/>
+          <w:sz w:val="44"/>
+          <w:szCs w:val="44"/>
+        </w:rPr>
+        <w:t>JAVA ?</w:t>
+      </w:r>
+      <w:proofErr w:type="gramEnd"/>
+    </w:p>
+    <w:p>
+      <w:pPr>
+        <w:rPr>
+          <w:b/>
+          <w:bCs/>
+          <w:sz w:val="44"/>
+          <w:szCs w:val="44"/>
+        </w:rPr>
+      </w:pPr>
+      <w:r>
+        <w:rPr>
+          <w:b/>
+          <w:bCs/>
+          <w:sz w:val="44"/>
+          <w:szCs w:val="44"/>
+        </w:rPr>
+        <w:t xml:space="preserve">14) What is String constant pool in </w:t>
+      </w:r>
+      <w:proofErr w:type="gramStart"/>
+      <w:r>
+        <w:rPr>
+          <w:b/>
+          <w:bCs/>
+          <w:sz w:val="44"/>
+          <w:szCs w:val="44"/>
+        </w:rPr>
+        <w:t>JAVA ?</w:t>
+      </w:r>
+      <w:proofErr w:type="gramEnd"/>
     </w:p>
     <w:p>
       <w:pPr>
@@ -349,6 +466,7 @@
         <w:t xml:space="preserve">. </w:t>
       </w:r>
       <w:proofErr w:type="spellStart"/>
+      <w:proofErr w:type="gramStart"/>
       <w:r>
         <w:rPr>
           <w:b/>
@@ -366,7 +484,17 @@
           <w:sz w:val="44"/>
           <w:szCs w:val="44"/>
         </w:rPr>
-        <w:t xml:space="preserve"> . vs. StringBuilder in JAVA.</w:t>
+        <w:t xml:space="preserve"> .</w:t>
+      </w:r>
+      <w:proofErr w:type="gramEnd"/>
+      <w:r>
+        <w:rPr>
+          <w:b/>
+          <w:bCs/>
+          <w:sz w:val="44"/>
+          <w:szCs w:val="44"/>
+        </w:rPr>
+        <w:t xml:space="preserve"> vs. StringBuilder in JAVA.</w:t>
       </w:r>
     </w:p>
     <w:p>
@@ -614,7 +742,27 @@
           <w:sz w:val="44"/>
           <w:szCs w:val="44"/>
         </w:rPr>
-        <w:t>28)explain difference between this call and this();</w:t>
+        <w:t xml:space="preserve">28)explain difference between this call and </w:t>
+      </w:r>
+      <w:proofErr w:type="gramStart"/>
+      <w:r>
+        <w:rPr>
+          <w:b/>
+          <w:bCs/>
+          <w:sz w:val="44"/>
+          <w:szCs w:val="44"/>
+        </w:rPr>
+        <w:t>this(</w:t>
+      </w:r>
+      <w:proofErr w:type="gramEnd"/>
+      <w:r>
+        <w:rPr>
+          <w:b/>
+          <w:bCs/>
+          <w:sz w:val="44"/>
+          <w:szCs w:val="44"/>
+        </w:rPr>
+        <w:t>);</w:t>
       </w:r>
     </w:p>
     <w:p>
@@ -671,7 +819,27 @@
           <w:sz w:val="44"/>
           <w:szCs w:val="44"/>
         </w:rPr>
-        <w:t>31)explain the super call in the context of constructor , method and variable.</w:t>
+        <w:t xml:space="preserve">31)explain the super call in the context of </w:t>
+      </w:r>
+      <w:proofErr w:type="gramStart"/>
+      <w:r>
+        <w:rPr>
+          <w:b/>
+          <w:bCs/>
+          <w:sz w:val="44"/>
+          <w:szCs w:val="44"/>
+        </w:rPr>
+        <w:t>constructor ,</w:t>
+      </w:r>
+      <w:proofErr w:type="gramEnd"/>
+      <w:r>
+        <w:rPr>
+          <w:b/>
+          <w:bCs/>
+          <w:sz w:val="44"/>
+          <w:szCs w:val="44"/>
+        </w:rPr>
+        <w:t xml:space="preserve"> method and variable.</w:t>
       </w:r>
     </w:p>
     <w:p>
@@ -767,7 +935,27 @@
           <w:szCs w:val="44"/>
         </w:rPr>
         <w:lastRenderedPageBreak/>
-        <w:t>36)W.A.P to demonstrate over-riding vs. runtime polymorphism.</w:t>
+        <w:t>36)W.</w:t>
+      </w:r>
+      <w:proofErr w:type="gramStart"/>
+      <w:r>
+        <w:rPr>
+          <w:b/>
+          <w:bCs/>
+          <w:sz w:val="44"/>
+          <w:szCs w:val="44"/>
+        </w:rPr>
+        <w:t>A.P</w:t>
+      </w:r>
+      <w:proofErr w:type="gramEnd"/>
+      <w:r>
+        <w:rPr>
+          <w:b/>
+          <w:bCs/>
+          <w:sz w:val="44"/>
+          <w:szCs w:val="44"/>
+        </w:rPr>
+        <w:t xml:space="preserve"> to demonstrate over-riding vs. runtime polymorphism.</w:t>
       </w:r>
     </w:p>
     <w:p>
@@ -798,14 +986,25 @@
           <w:szCs w:val="44"/>
         </w:rPr>
       </w:pPr>
-      <w:r>
-        <w:rPr>
-          <w:b/>
-          <w:bCs/>
-          <w:sz w:val="44"/>
-          <w:szCs w:val="44"/>
-        </w:rPr>
-        <w:t>38 ) types and order of access modifiers from less to more secure. Prove it with the codes.</w:t>
+      <w:proofErr w:type="gramStart"/>
+      <w:r>
+        <w:rPr>
+          <w:b/>
+          <w:bCs/>
+          <w:sz w:val="44"/>
+          <w:szCs w:val="44"/>
+        </w:rPr>
+        <w:t>38 )</w:t>
+      </w:r>
+      <w:proofErr w:type="gramEnd"/>
+      <w:r>
+        <w:rPr>
+          <w:b/>
+          <w:bCs/>
+          <w:sz w:val="44"/>
+          <w:szCs w:val="44"/>
+        </w:rPr>
+        <w:t xml:space="preserve"> types and order of access modifiers from less to more secure. Prove it with the codes.</w:t>
       </w:r>
     </w:p>
     <w:p>
@@ -862,27 +1061,58 @@
           <w:sz w:val="44"/>
           <w:szCs w:val="44"/>
         </w:rPr>
-        <w:t>41)what is the relation between access modifiers and Overriding.</w:t>
-      </w:r>
-    </w:p>
-    <w:p>
-      <w:pPr>
-        <w:rPr>
-          <w:b/>
-          <w:bCs/>
-          <w:sz w:val="44"/>
-          <w:szCs w:val="44"/>
-        </w:rPr>
-      </w:pPr>
-      <w:r>
-        <w:rPr>
-          <w:b/>
-          <w:bCs/>
-          <w:sz w:val="44"/>
-          <w:szCs w:val="44"/>
-        </w:rPr>
-        <w:t>42)what is abstraction ?</w:t>
-      </w:r>
+        <w:t xml:space="preserve">41)what is the relation between access modifiers and </w:t>
+      </w:r>
+      <w:proofErr w:type="gramStart"/>
+      <w:r>
+        <w:rPr>
+          <w:b/>
+          <w:bCs/>
+          <w:sz w:val="44"/>
+          <w:szCs w:val="44"/>
+        </w:rPr>
+        <w:t>Overriding</w:t>
+      </w:r>
+      <w:proofErr w:type="gramEnd"/>
+      <w:r>
+        <w:rPr>
+          <w:b/>
+          <w:bCs/>
+          <w:sz w:val="44"/>
+          <w:szCs w:val="44"/>
+        </w:rPr>
+        <w:t>.</w:t>
+      </w:r>
+    </w:p>
+    <w:p>
+      <w:pPr>
+        <w:rPr>
+          <w:b/>
+          <w:bCs/>
+          <w:sz w:val="44"/>
+          <w:szCs w:val="44"/>
+        </w:rPr>
+      </w:pPr>
+      <w:r>
+        <w:rPr>
+          <w:b/>
+          <w:bCs/>
+          <w:sz w:val="44"/>
+          <w:szCs w:val="44"/>
+        </w:rPr>
+        <w:t xml:space="preserve">42)what is </w:t>
+      </w:r>
+      <w:proofErr w:type="gramStart"/>
+      <w:r>
+        <w:rPr>
+          <w:b/>
+          <w:bCs/>
+          <w:sz w:val="44"/>
+          <w:szCs w:val="44"/>
+        </w:rPr>
+        <w:t>abstraction ?</w:t>
+      </w:r>
+      <w:proofErr w:type="gramEnd"/>
     </w:p>
     <w:p>
       <w:pPr>
@@ -1149,7 +1379,17 @@
           <w:sz w:val="44"/>
           <w:szCs w:val="44"/>
         </w:rPr>
-        <w:t xml:space="preserve">53) how do you invoke a method of  </w:t>
+        <w:t xml:space="preserve">53) how do you invoke a method </w:t>
+      </w:r>
+      <w:proofErr w:type="gramStart"/>
+      <w:r>
+        <w:rPr>
+          <w:b/>
+          <w:bCs/>
+          <w:sz w:val="44"/>
+          <w:szCs w:val="44"/>
+        </w:rPr>
+        <w:t xml:space="preserve">of  </w:t>
       </w:r>
       <w:proofErr w:type="spellStart"/>
       <w:r>
@@ -1162,6 +1402,7 @@
         <w:t>i</w:t>
       </w:r>
       <w:proofErr w:type="spellEnd"/>
+      <w:proofErr w:type="gramEnd"/>
       <w:r>
         <w:rPr>
           <w:b/>
@@ -1238,6 +1479,7 @@
         <w:t xml:space="preserve">56) </w:t>
       </w:r>
       <w:proofErr w:type="spellStart"/>
+      <w:proofErr w:type="gramStart"/>
       <w:r>
         <w:rPr>
           <w:b/>
@@ -1255,9 +1497,20 @@
           <w:sz w:val="44"/>
           <w:szCs w:val="44"/>
         </w:rPr>
-        <w:t xml:space="preserve">() and </w:t>
+        <w:t>(</w:t>
+      </w:r>
+      <w:proofErr w:type="gramEnd"/>
+      <w:r>
+        <w:rPr>
+          <w:b/>
+          <w:bCs/>
+          <w:sz w:val="44"/>
+          <w:szCs w:val="44"/>
+        </w:rPr>
+        <w:t xml:space="preserve">) and </w:t>
       </w:r>
       <w:proofErr w:type="spellStart"/>
+      <w:proofErr w:type="gramStart"/>
       <w:r>
         <w:rPr>
           <w:b/>
@@ -1275,7 +1528,17 @@
           <w:sz w:val="44"/>
           <w:szCs w:val="44"/>
         </w:rPr>
-        <w:t>()</w:t>
+        <w:t>(</w:t>
+      </w:r>
+      <w:proofErr w:type="gramEnd"/>
+      <w:r>
+        <w:rPr>
+          <w:b/>
+          <w:bCs/>
+          <w:sz w:val="44"/>
+          <w:szCs w:val="44"/>
+        </w:rPr>
+        <w:t>)</w:t>
       </w:r>
     </w:p>
     <w:p>
@@ -1306,35 +1569,75 @@
           <w:szCs w:val="44"/>
         </w:rPr>
       </w:pPr>
-      <w:r>
-        <w:rPr>
-          <w:b/>
-          <w:bCs/>
-          <w:sz w:val="44"/>
-          <w:szCs w:val="44"/>
-        </w:rPr>
-        <w:lastRenderedPageBreak/>
-        <w:t>58)is it compulsory to write the catch block with try ? explain.</w:t>
-      </w:r>
-    </w:p>
-    <w:p>
-      <w:pPr>
-        <w:rPr>
-          <w:b/>
-          <w:bCs/>
-          <w:sz w:val="44"/>
-          <w:szCs w:val="44"/>
-        </w:rPr>
-      </w:pPr>
-      <w:r>
-        <w:rPr>
-          <w:b/>
-          <w:bCs/>
-          <w:sz w:val="44"/>
-          <w:szCs w:val="44"/>
-        </w:rPr>
-        <w:t>59)can we write consecutive try/ finally blocks ?</w:t>
-      </w:r>
+    </w:p>
+    <w:p>
+      <w:pPr>
+        <w:rPr>
+          <w:b/>
+          <w:bCs/>
+          <w:sz w:val="44"/>
+          <w:szCs w:val="44"/>
+        </w:rPr>
+      </w:pPr>
+      <w:r>
+        <w:rPr>
+          <w:b/>
+          <w:bCs/>
+          <w:sz w:val="44"/>
+          <w:szCs w:val="44"/>
+        </w:rPr>
+        <w:t xml:space="preserve">58)is it compulsory to write the catch block with </w:t>
+      </w:r>
+      <w:proofErr w:type="gramStart"/>
+      <w:r>
+        <w:rPr>
+          <w:b/>
+          <w:bCs/>
+          <w:sz w:val="44"/>
+          <w:szCs w:val="44"/>
+        </w:rPr>
+        <w:t>try ?</w:t>
+      </w:r>
+      <w:proofErr w:type="gramEnd"/>
+      <w:r>
+        <w:rPr>
+          <w:b/>
+          <w:bCs/>
+          <w:sz w:val="44"/>
+          <w:szCs w:val="44"/>
+        </w:rPr>
+        <w:t xml:space="preserve"> explain.</w:t>
+      </w:r>
+    </w:p>
+    <w:p>
+      <w:pPr>
+        <w:rPr>
+          <w:b/>
+          <w:bCs/>
+          <w:sz w:val="44"/>
+          <w:szCs w:val="44"/>
+        </w:rPr>
+      </w:pPr>
+      <w:r>
+        <w:rPr>
+          <w:b/>
+          <w:bCs/>
+          <w:sz w:val="44"/>
+          <w:szCs w:val="44"/>
+        </w:rPr>
+        <w:t xml:space="preserve">59)can we write consecutive try/ finally </w:t>
+      </w:r>
+      <w:proofErr w:type="gramStart"/>
+      <w:r>
+        <w:rPr>
+          <w:b/>
+          <w:bCs/>
+          <w:sz w:val="44"/>
+          <w:szCs w:val="44"/>
+        </w:rPr>
+        <w:t>blocks ?</w:t>
+      </w:r>
+      <w:proofErr w:type="gramEnd"/>
     </w:p>
     <w:p>
       <w:pPr>
@@ -1371,26 +1674,77 @@
           <w:sz w:val="44"/>
           <w:szCs w:val="44"/>
         </w:rPr>
-        <w:t>61)will finally always get executed ?</w:t>
-      </w:r>
-    </w:p>
-    <w:p>
-      <w:pPr>
-        <w:rPr>
-          <w:b/>
-          <w:bCs/>
-          <w:sz w:val="44"/>
-          <w:szCs w:val="44"/>
-        </w:rPr>
-      </w:pPr>
-      <w:r>
-        <w:rPr>
-          <w:b/>
-          <w:bCs/>
-          <w:sz w:val="44"/>
-          <w:szCs w:val="44"/>
-        </w:rPr>
-        <w:t>62)why it’s compulsory to handle checked(Compile) time exceptions at compile time? But optional to handle unchecked(Runtime) exceptions at compile time?</w:t>
+        <w:t xml:space="preserve">61)will finally always get </w:t>
+      </w:r>
+      <w:proofErr w:type="gramStart"/>
+      <w:r>
+        <w:rPr>
+          <w:b/>
+          <w:bCs/>
+          <w:sz w:val="44"/>
+          <w:szCs w:val="44"/>
+        </w:rPr>
+        <w:t>executed ?</w:t>
+      </w:r>
+      <w:proofErr w:type="gramEnd"/>
+    </w:p>
+    <w:p>
+      <w:pPr>
+        <w:rPr>
+          <w:b/>
+          <w:bCs/>
+          <w:sz w:val="44"/>
+          <w:szCs w:val="44"/>
+        </w:rPr>
+      </w:pPr>
+      <w:r>
+        <w:rPr>
+          <w:b/>
+          <w:bCs/>
+          <w:sz w:val="44"/>
+          <w:szCs w:val="44"/>
+        </w:rPr>
+        <w:t xml:space="preserve">62)why it’s compulsory to handle </w:t>
+      </w:r>
+      <w:proofErr w:type="gramStart"/>
+      <w:r>
+        <w:rPr>
+          <w:b/>
+          <w:bCs/>
+          <w:sz w:val="44"/>
+          <w:szCs w:val="44"/>
+        </w:rPr>
+        <w:t>checked(</w:t>
+      </w:r>
+      <w:proofErr w:type="gramEnd"/>
+      <w:r>
+        <w:rPr>
+          <w:b/>
+          <w:bCs/>
+          <w:sz w:val="44"/>
+          <w:szCs w:val="44"/>
+        </w:rPr>
+        <w:t xml:space="preserve">Compile) time exceptions at compile time? But optional to handle </w:t>
+      </w:r>
+      <w:proofErr w:type="gramStart"/>
+      <w:r>
+        <w:rPr>
+          <w:b/>
+          <w:bCs/>
+          <w:sz w:val="44"/>
+          <w:szCs w:val="44"/>
+        </w:rPr>
+        <w:t>unchecked(</w:t>
+      </w:r>
+      <w:proofErr w:type="gramEnd"/>
+      <w:r>
+        <w:rPr>
+          <w:b/>
+          <w:bCs/>
+          <w:sz w:val="44"/>
+          <w:szCs w:val="44"/>
+        </w:rPr>
+        <w:t>Runtime) exceptions at compile time?</w:t>
       </w:r>
     </w:p>
     <w:p>
@@ -1428,26 +1782,77 @@
           <w:sz w:val="44"/>
           <w:szCs w:val="44"/>
         </w:rPr>
-        <w:t>64)when to use the throw keyword ?</w:t>
-      </w:r>
-    </w:p>
-    <w:p>
-      <w:pPr>
-        <w:rPr>
-          <w:b/>
-          <w:bCs/>
-          <w:sz w:val="44"/>
-          <w:szCs w:val="44"/>
-        </w:rPr>
-      </w:pPr>
-      <w:r>
-        <w:rPr>
-          <w:b/>
-          <w:bCs/>
-          <w:sz w:val="44"/>
-          <w:szCs w:val="44"/>
-        </w:rPr>
-        <w:t>65)can you throw the multiple exceptions from the single try block a)with overlapping logic. b)separate logic.</w:t>
+        <w:t xml:space="preserve">64)when to use the throw </w:t>
+      </w:r>
+      <w:proofErr w:type="gramStart"/>
+      <w:r>
+        <w:rPr>
+          <w:b/>
+          <w:bCs/>
+          <w:sz w:val="44"/>
+          <w:szCs w:val="44"/>
+        </w:rPr>
+        <w:t>keyword ?</w:t>
+      </w:r>
+      <w:proofErr w:type="gramEnd"/>
+    </w:p>
+    <w:p>
+      <w:pPr>
+        <w:rPr>
+          <w:b/>
+          <w:bCs/>
+          <w:sz w:val="44"/>
+          <w:szCs w:val="44"/>
+        </w:rPr>
+      </w:pPr>
+      <w:r>
+        <w:rPr>
+          <w:b/>
+          <w:bCs/>
+          <w:sz w:val="44"/>
+          <w:szCs w:val="44"/>
+        </w:rPr>
+        <w:t xml:space="preserve">65)can you throw the multiple exceptions from the single try block </w:t>
+      </w:r>
+      <w:proofErr w:type="gramStart"/>
+      <w:r>
+        <w:rPr>
+          <w:b/>
+          <w:bCs/>
+          <w:sz w:val="44"/>
+          <w:szCs w:val="44"/>
+        </w:rPr>
+        <w:t>a)with</w:t>
+      </w:r>
+      <w:proofErr w:type="gramEnd"/>
+      <w:r>
+        <w:rPr>
+          <w:b/>
+          <w:bCs/>
+          <w:sz w:val="44"/>
+          <w:szCs w:val="44"/>
+        </w:rPr>
+        <w:t xml:space="preserve"> overlapping logic. </w:t>
+      </w:r>
+      <w:proofErr w:type="gramStart"/>
+      <w:r>
+        <w:rPr>
+          <w:b/>
+          <w:bCs/>
+          <w:sz w:val="44"/>
+          <w:szCs w:val="44"/>
+        </w:rPr>
+        <w:t>b)separate</w:t>
+      </w:r>
+      <w:proofErr w:type="gramEnd"/>
+      <w:r>
+        <w:rPr>
+          <w:b/>
+          <w:bCs/>
+          <w:sz w:val="44"/>
+          <w:szCs w:val="44"/>
+        </w:rPr>
+        <w:t xml:space="preserve"> logic.</w:t>
       </w:r>
     </w:p>
     <w:p>
@@ -1476,27 +1881,125 @@
           <w:sz w:val="44"/>
           <w:szCs w:val="44"/>
         </w:rPr>
-        <w:t xml:space="preserve">Can we throw an Exception  from constructor ? </w:t>
-      </w:r>
-    </w:p>
-    <w:p>
-      <w:pPr>
-        <w:rPr>
-          <w:b/>
-          <w:bCs/>
-          <w:sz w:val="44"/>
-          <w:szCs w:val="44"/>
-        </w:rPr>
-      </w:pPr>
-      <w:r>
-        <w:rPr>
-          <w:b/>
-          <w:bCs/>
-          <w:sz w:val="44"/>
-          <w:szCs w:val="44"/>
-        </w:rPr>
-        <w:t>67)what is static block ? and it’s use ?</w:t>
-      </w:r>
+        <w:t xml:space="preserve">Can we throw an </w:t>
+      </w:r>
+      <w:proofErr w:type="gramStart"/>
+      <w:r>
+        <w:rPr>
+          <w:b/>
+          <w:bCs/>
+          <w:sz w:val="44"/>
+          <w:szCs w:val="44"/>
+        </w:rPr>
+        <w:t>Exception  from</w:t>
+      </w:r>
+      <w:proofErr w:type="gramEnd"/>
+      <w:r>
+        <w:rPr>
+          <w:b/>
+          <w:bCs/>
+          <w:sz w:val="44"/>
+          <w:szCs w:val="44"/>
+        </w:rPr>
+        <w:t xml:space="preserve"> </w:t>
+      </w:r>
+      <w:proofErr w:type="gramStart"/>
+      <w:r>
+        <w:rPr>
+          <w:b/>
+          <w:bCs/>
+          <w:sz w:val="44"/>
+          <w:szCs w:val="44"/>
+        </w:rPr>
+        <w:t>constructor ?</w:t>
+      </w:r>
+      <w:proofErr w:type="gramEnd"/>
+      <w:r>
+        <w:rPr>
+          <w:b/>
+          <w:bCs/>
+          <w:sz w:val="44"/>
+          <w:szCs w:val="44"/>
+        </w:rPr>
+        <w:t xml:space="preserve"> </w:t>
+      </w:r>
+    </w:p>
+    <w:p>
+      <w:pPr>
+        <w:rPr>
+          <w:b/>
+          <w:bCs/>
+          <w:sz w:val="44"/>
+          <w:szCs w:val="44"/>
+        </w:rPr>
+      </w:pPr>
+      <w:r>
+        <w:rPr>
+          <w:b/>
+          <w:bCs/>
+          <w:sz w:val="44"/>
+          <w:szCs w:val="44"/>
+        </w:rPr>
+        <w:t xml:space="preserve">67)what is static </w:t>
+      </w:r>
+      <w:proofErr w:type="gramStart"/>
+      <w:r>
+        <w:rPr>
+          <w:b/>
+          <w:bCs/>
+          <w:sz w:val="44"/>
+          <w:szCs w:val="44"/>
+        </w:rPr>
+        <w:t>block ?</w:t>
+      </w:r>
+      <w:proofErr w:type="gramEnd"/>
+      <w:r>
+        <w:rPr>
+          <w:b/>
+          <w:bCs/>
+          <w:sz w:val="44"/>
+          <w:szCs w:val="44"/>
+        </w:rPr>
+        <w:t xml:space="preserve"> and it’s use ?</w:t>
+      </w:r>
+    </w:p>
+    <w:p>
+      <w:pPr>
+        <w:rPr>
+          <w:b/>
+          <w:bCs/>
+          <w:sz w:val="44"/>
+          <w:szCs w:val="44"/>
+        </w:rPr>
+      </w:pPr>
+      <w:r>
+        <w:rPr>
+          <w:b/>
+          <w:bCs/>
+          <w:sz w:val="44"/>
+          <w:szCs w:val="44"/>
+        </w:rPr>
+        <w:t>68)</w:t>
+      </w:r>
+      <w:r>
+        <w:rPr>
+          <w:b/>
+          <w:bCs/>
+          <w:sz w:val="44"/>
+          <w:szCs w:val="44"/>
+        </w:rPr>
+        <w:t>custom compile time exceptions vs custom runtime exceptions.</w:t>
+      </w:r>
+    </w:p>
+    <w:p>
+      <w:pPr>
+        <w:rPr>
+          <w:b/>
+          <w:bCs/>
+          <w:sz w:val="44"/>
+          <w:szCs w:val="44"/>
+        </w:rPr>
+      </w:pPr>
     </w:p>
     <w:p>
       <w:pPr>

--- a/Core_JAVA_Interview.docx
+++ b/Core_JAVA_Interview.docx
@@ -39,7 +39,6 @@
         </w:rPr>
         <w:t xml:space="preserve">1)what is </w:t>
       </w:r>
-      <w:proofErr w:type="spellStart"/>
       <w:proofErr w:type="gramStart"/>
       <w:r>
         <w:rPr>
@@ -50,7 +49,6 @@
         </w:rPr>
         <w:t>jvm,jdk</w:t>
       </w:r>
-      <w:proofErr w:type="spellEnd"/>
       <w:proofErr w:type="gramEnd"/>
       <w:r>
         <w:rPr>
@@ -61,26 +59,15 @@
         </w:rPr>
         <w:t xml:space="preserve">, </w:t>
       </w:r>
-      <w:proofErr w:type="spellStart"/>
-      <w:proofErr w:type="gramStart"/>
-      <w:r>
-        <w:rPr>
-          <w:b/>
-          <w:bCs/>
-          <w:sz w:val="44"/>
-          <w:szCs w:val="44"/>
-        </w:rPr>
-        <w:t>jre</w:t>
-      </w:r>
-      <w:proofErr w:type="spellEnd"/>
-      <w:r>
-        <w:rPr>
-          <w:b/>
-          <w:bCs/>
-          <w:sz w:val="44"/>
-          <w:szCs w:val="44"/>
-        </w:rPr>
-        <w:t xml:space="preserve"> ?</w:t>
+      <w:proofErr w:type="gramStart"/>
+      <w:r>
+        <w:rPr>
+          <w:b/>
+          <w:bCs/>
+          <w:sz w:val="44"/>
+          <w:szCs w:val="44"/>
+        </w:rPr>
+        <w:t>jre ?</w:t>
       </w:r>
       <w:proofErr w:type="gramEnd"/>
     </w:p>
@@ -443,48 +430,17 @@
           <w:szCs w:val="44"/>
         </w:rPr>
         <w:lastRenderedPageBreak/>
-        <w:t xml:space="preserve">15) </w:t>
-      </w:r>
-      <w:proofErr w:type="spellStart"/>
-      <w:r>
-        <w:rPr>
-          <w:b/>
-          <w:bCs/>
-          <w:sz w:val="44"/>
-          <w:szCs w:val="44"/>
-        </w:rPr>
-        <w:t>String.vs</w:t>
-      </w:r>
-      <w:proofErr w:type="spellEnd"/>
-      <w:r>
-        <w:rPr>
-          <w:b/>
-          <w:bCs/>
-          <w:sz w:val="44"/>
-          <w:szCs w:val="44"/>
-        </w:rPr>
-        <w:t xml:space="preserve">. </w:t>
-      </w:r>
-      <w:proofErr w:type="spellStart"/>
-      <w:proofErr w:type="gramStart"/>
-      <w:r>
-        <w:rPr>
-          <w:b/>
-          <w:bCs/>
-          <w:sz w:val="44"/>
-          <w:szCs w:val="44"/>
-        </w:rPr>
-        <w:t>StringBuffer</w:t>
-      </w:r>
-      <w:proofErr w:type="spellEnd"/>
-      <w:r>
-        <w:rPr>
-          <w:b/>
-          <w:bCs/>
-          <w:sz w:val="44"/>
-          <w:szCs w:val="44"/>
-        </w:rPr>
-        <w:t xml:space="preserve"> .</w:t>
+        <w:t xml:space="preserve">15) String.vs. </w:t>
+      </w:r>
+      <w:proofErr w:type="gramStart"/>
+      <w:r>
+        <w:rPr>
+          <w:b/>
+          <w:bCs/>
+          <w:sz w:val="44"/>
+          <w:szCs w:val="44"/>
+        </w:rPr>
+        <w:t>StringBuffer .</w:t>
       </w:r>
       <w:proofErr w:type="gramEnd"/>
       <w:r>
@@ -1263,27 +1219,7 @@
           <w:sz w:val="44"/>
           <w:szCs w:val="44"/>
         </w:rPr>
-        <w:t xml:space="preserve">49)default and static methods in java 8 </w:t>
-      </w:r>
-      <w:proofErr w:type="spellStart"/>
-      <w:r>
-        <w:rPr>
-          <w:b/>
-          <w:bCs/>
-          <w:sz w:val="44"/>
-          <w:szCs w:val="44"/>
-        </w:rPr>
-        <w:t>i</w:t>
-      </w:r>
-      <w:proofErr w:type="spellEnd"/>
-      <w:r>
-        <w:rPr>
-          <w:b/>
-          <w:bCs/>
-          <w:sz w:val="44"/>
-          <w:szCs w:val="44"/>
-        </w:rPr>
-        <w:t>/f.</w:t>
+        <w:t>49)default and static methods in java 8 i/f.</w:t>
       </w:r>
     </w:p>
     <w:p>
@@ -1340,27 +1276,7 @@
           <w:sz w:val="44"/>
           <w:szCs w:val="44"/>
         </w:rPr>
-        <w:t xml:space="preserve">52)What is functional </w:t>
-      </w:r>
-      <w:proofErr w:type="spellStart"/>
-      <w:r>
-        <w:rPr>
-          <w:b/>
-          <w:bCs/>
-          <w:sz w:val="44"/>
-          <w:szCs w:val="44"/>
-        </w:rPr>
-        <w:t>i</w:t>
-      </w:r>
-      <w:proofErr w:type="spellEnd"/>
-      <w:r>
-        <w:rPr>
-          <w:b/>
-          <w:bCs/>
-          <w:sz w:val="44"/>
-          <w:szCs w:val="44"/>
-        </w:rPr>
-        <w:t>/f.</w:t>
+        <w:t>52)What is functional i/f.</w:t>
       </w:r>
     </w:p>
     <w:p>
@@ -1389,19 +1305,8 @@
           <w:sz w:val="44"/>
           <w:szCs w:val="44"/>
         </w:rPr>
-        <w:t xml:space="preserve">of  </w:t>
-      </w:r>
-      <w:proofErr w:type="spellStart"/>
-      <w:r>
-        <w:rPr>
-          <w:b/>
-          <w:bCs/>
-          <w:sz w:val="44"/>
-          <w:szCs w:val="44"/>
-        </w:rPr>
-        <w:t>i</w:t>
-      </w:r>
-      <w:proofErr w:type="spellEnd"/>
+        <w:t>of  i</w:t>
+      </w:r>
       <w:proofErr w:type="gramEnd"/>
       <w:r>
         <w:rPr>
@@ -1478,26 +1383,15 @@
         </w:rPr>
         <w:t xml:space="preserve">56) </w:t>
       </w:r>
-      <w:proofErr w:type="spellStart"/>
-      <w:proofErr w:type="gramStart"/>
-      <w:r>
-        <w:rPr>
-          <w:b/>
-          <w:bCs/>
-          <w:sz w:val="44"/>
-          <w:szCs w:val="44"/>
-        </w:rPr>
-        <w:t>ToString</w:t>
-      </w:r>
-      <w:proofErr w:type="spellEnd"/>
-      <w:r>
-        <w:rPr>
-          <w:b/>
-          <w:bCs/>
-          <w:sz w:val="44"/>
-          <w:szCs w:val="44"/>
-        </w:rPr>
-        <w:t>(</w:t>
+      <w:proofErr w:type="gramStart"/>
+      <w:r>
+        <w:rPr>
+          <w:b/>
+          <w:bCs/>
+          <w:sz w:val="44"/>
+          <w:szCs w:val="44"/>
+        </w:rPr>
+        <w:t>ToString(</w:t>
       </w:r>
       <w:proofErr w:type="gramEnd"/>
       <w:r>
@@ -1509,26 +1403,15 @@
         </w:rPr>
         <w:t xml:space="preserve">) and </w:t>
       </w:r>
-      <w:proofErr w:type="spellStart"/>
-      <w:proofErr w:type="gramStart"/>
-      <w:r>
-        <w:rPr>
-          <w:b/>
-          <w:bCs/>
-          <w:sz w:val="44"/>
-          <w:szCs w:val="44"/>
-        </w:rPr>
-        <w:t>getClass</w:t>
-      </w:r>
-      <w:proofErr w:type="spellEnd"/>
-      <w:r>
-        <w:rPr>
-          <w:b/>
-          <w:bCs/>
-          <w:sz w:val="44"/>
-          <w:szCs w:val="44"/>
-        </w:rPr>
-        <w:t>(</w:t>
+      <w:proofErr w:type="gramStart"/>
+      <w:r>
+        <w:rPr>
+          <w:b/>
+          <w:bCs/>
+          <w:sz w:val="44"/>
+          <w:szCs w:val="44"/>
+        </w:rPr>
+        <w:t>getClass(</w:t>
       </w:r>
       <w:proofErr w:type="gramEnd"/>
       <w:r>
@@ -1960,8 +1843,19 @@
           <w:sz w:val="44"/>
           <w:szCs w:val="44"/>
         </w:rPr>
-        <w:t xml:space="preserve"> and it’s use ?</w:t>
-      </w:r>
+        <w:t xml:space="preserve"> and it’s </w:t>
+      </w:r>
+      <w:proofErr w:type="gramStart"/>
+      <w:r>
+        <w:rPr>
+          <w:b/>
+          <w:bCs/>
+          <w:sz w:val="44"/>
+          <w:szCs w:val="44"/>
+        </w:rPr>
+        <w:t>use ?</w:t>
+      </w:r>
+      <w:proofErr w:type="gramEnd"/>
     </w:p>
     <w:p>
       <w:pPr>
@@ -1989,6 +1883,378 @@
           <w:szCs w:val="44"/>
         </w:rPr>
         <w:t>custom compile time exceptions vs custom runtime exceptions.</w:t>
+      </w:r>
+    </w:p>
+    <w:p>
+      <w:pPr>
+        <w:rPr>
+          <w:b/>
+          <w:bCs/>
+          <w:sz w:val="44"/>
+          <w:szCs w:val="44"/>
+        </w:rPr>
+      </w:pPr>
+      <w:r>
+        <w:rPr>
+          <w:b/>
+          <w:bCs/>
+          <w:sz w:val="44"/>
+          <w:szCs w:val="44"/>
+        </w:rPr>
+        <w:t xml:space="preserve">69)What </w:t>
+      </w:r>
+      <w:proofErr w:type="gramStart"/>
+      <w:r>
+        <w:rPr>
+          <w:b/>
+          <w:bCs/>
+          <w:sz w:val="44"/>
+          <w:szCs w:val="44"/>
+        </w:rPr>
+        <w:t>is .hashCode</w:t>
+      </w:r>
+      <w:proofErr w:type="gramEnd"/>
+      <w:r>
+        <w:rPr>
+          <w:b/>
+          <w:bCs/>
+          <w:sz w:val="44"/>
+          <w:szCs w:val="44"/>
+        </w:rPr>
+        <w:t xml:space="preserve">() and </w:t>
+      </w:r>
+      <w:proofErr w:type="gramStart"/>
+      <w:r>
+        <w:rPr>
+          <w:b/>
+          <w:bCs/>
+          <w:sz w:val="44"/>
+          <w:szCs w:val="44"/>
+        </w:rPr>
+        <w:t>it’s</w:t>
+      </w:r>
+      <w:proofErr w:type="gramEnd"/>
+      <w:r>
+        <w:rPr>
+          <w:b/>
+          <w:bCs/>
+          <w:sz w:val="44"/>
+          <w:szCs w:val="44"/>
+        </w:rPr>
+        <w:t xml:space="preserve"> significance?</w:t>
+      </w:r>
+    </w:p>
+    <w:p>
+      <w:pPr>
+        <w:rPr>
+          <w:b/>
+          <w:bCs/>
+          <w:sz w:val="44"/>
+          <w:szCs w:val="44"/>
+        </w:rPr>
+      </w:pPr>
+      <w:r>
+        <w:rPr>
+          <w:b/>
+          <w:bCs/>
+          <w:sz w:val="44"/>
+          <w:szCs w:val="44"/>
+        </w:rPr>
+        <w:t xml:space="preserve">70)what </w:t>
+      </w:r>
+      <w:proofErr w:type="gramStart"/>
+      <w:r>
+        <w:rPr>
+          <w:b/>
+          <w:bCs/>
+          <w:sz w:val="44"/>
+          <w:szCs w:val="44"/>
+        </w:rPr>
+        <w:t>is .intern</w:t>
+      </w:r>
+      <w:proofErr w:type="gramEnd"/>
+      <w:r>
+        <w:rPr>
+          <w:b/>
+          <w:bCs/>
+          <w:sz w:val="44"/>
+          <w:szCs w:val="44"/>
+        </w:rPr>
+        <w:t xml:space="preserve">() method and String interning in </w:t>
+      </w:r>
+      <w:proofErr w:type="gramStart"/>
+      <w:r>
+        <w:rPr>
+          <w:b/>
+          <w:bCs/>
+          <w:sz w:val="44"/>
+          <w:szCs w:val="44"/>
+        </w:rPr>
+        <w:t>java ?</w:t>
+      </w:r>
+      <w:proofErr w:type="gramEnd"/>
+    </w:p>
+    <w:p>
+      <w:pPr>
+        <w:rPr>
+          <w:b/>
+          <w:bCs/>
+          <w:sz w:val="44"/>
+          <w:szCs w:val="44"/>
+        </w:rPr>
+      </w:pPr>
+      <w:r>
+        <w:rPr>
+          <w:b/>
+          <w:bCs/>
+          <w:sz w:val="44"/>
+          <w:szCs w:val="44"/>
+        </w:rPr>
+        <w:t xml:space="preserve">71)how can we override </w:t>
+      </w:r>
+      <w:proofErr w:type="gramStart"/>
+      <w:r>
+        <w:rPr>
+          <w:b/>
+          <w:bCs/>
+          <w:sz w:val="44"/>
+          <w:szCs w:val="44"/>
+        </w:rPr>
+        <w:t>the .hashCode</w:t>
+      </w:r>
+      <w:proofErr w:type="gramEnd"/>
+      <w:r>
+        <w:rPr>
+          <w:b/>
+          <w:bCs/>
+          <w:sz w:val="44"/>
+          <w:szCs w:val="44"/>
+        </w:rPr>
+        <w:t>()?</w:t>
+      </w:r>
+    </w:p>
+    <w:p>
+      <w:pPr>
+        <w:rPr>
+          <w:b/>
+          <w:bCs/>
+          <w:sz w:val="44"/>
+          <w:szCs w:val="44"/>
+        </w:rPr>
+      </w:pPr>
+      <w:r>
+        <w:rPr>
+          <w:b/>
+          <w:bCs/>
+          <w:sz w:val="44"/>
+          <w:szCs w:val="44"/>
+        </w:rPr>
+        <w:t xml:space="preserve">72) String class </w:t>
+      </w:r>
+      <w:proofErr w:type="gramStart"/>
+      <w:r>
+        <w:rPr>
+          <w:b/>
+          <w:bCs/>
+          <w:sz w:val="44"/>
+          <w:szCs w:val="44"/>
+        </w:rPr>
+        <w:t>and  .hashCode(</w:t>
+      </w:r>
+      <w:proofErr w:type="gramEnd"/>
+      <w:r>
+        <w:rPr>
+          <w:b/>
+          <w:bCs/>
+          <w:sz w:val="44"/>
+          <w:szCs w:val="44"/>
+        </w:rPr>
+        <w:t>) method.</w:t>
+      </w:r>
+    </w:p>
+    <w:p>
+      <w:pPr>
+        <w:rPr>
+          <w:b/>
+          <w:bCs/>
+          <w:sz w:val="44"/>
+          <w:szCs w:val="44"/>
+        </w:rPr>
+      </w:pPr>
+      <w:r>
+        <w:rPr>
+          <w:b/>
+          <w:bCs/>
+          <w:sz w:val="44"/>
+          <w:szCs w:val="44"/>
+        </w:rPr>
+        <w:t>73) Throw vs. Throws.</w:t>
+      </w:r>
+    </w:p>
+    <w:p>
+      <w:pPr>
+        <w:rPr>
+          <w:b/>
+          <w:bCs/>
+          <w:sz w:val="44"/>
+          <w:szCs w:val="44"/>
+        </w:rPr>
+      </w:pPr>
+      <w:r>
+        <w:rPr>
+          <w:b/>
+          <w:bCs/>
+          <w:sz w:val="44"/>
+          <w:szCs w:val="44"/>
+        </w:rPr>
+        <w:t>74)  pipe operator and it’s constraint in java 7?</w:t>
+      </w:r>
+    </w:p>
+    <w:p>
+      <w:pPr>
+        <w:rPr>
+          <w:b/>
+          <w:bCs/>
+          <w:sz w:val="44"/>
+          <w:szCs w:val="44"/>
+        </w:rPr>
+      </w:pPr>
+      <w:r>
+        <w:rPr>
+          <w:b/>
+          <w:bCs/>
+          <w:sz w:val="44"/>
+          <w:szCs w:val="44"/>
+        </w:rPr>
+        <w:t>75) instanceof operator.</w:t>
+      </w:r>
+    </w:p>
+    <w:p>
+      <w:pPr>
+        <w:rPr>
+          <w:b/>
+          <w:bCs/>
+          <w:sz w:val="44"/>
+          <w:szCs w:val="44"/>
+        </w:rPr>
+      </w:pPr>
+      <w:r>
+        <w:rPr>
+          <w:b/>
+          <w:bCs/>
+          <w:sz w:val="44"/>
+          <w:szCs w:val="44"/>
+        </w:rPr>
+        <w:t>76)Propagation of exception in java to JVM?</w:t>
+      </w:r>
+    </w:p>
+    <w:p>
+      <w:pPr>
+        <w:rPr>
+          <w:b/>
+          <w:bCs/>
+          <w:sz w:val="44"/>
+          <w:szCs w:val="44"/>
+        </w:rPr>
+      </w:pPr>
+      <w:r>
+        <w:rPr>
+          <w:b/>
+          <w:bCs/>
+          <w:sz w:val="44"/>
+          <w:szCs w:val="44"/>
+        </w:rPr>
+        <w:t xml:space="preserve">77) what are the cases when </w:t>
+      </w:r>
+      <w:proofErr w:type="gramStart"/>
+      <w:r>
+        <w:rPr>
+          <w:b/>
+          <w:bCs/>
+          <w:sz w:val="44"/>
+          <w:szCs w:val="44"/>
+        </w:rPr>
+        <w:t>finally</w:t>
+      </w:r>
+      <w:proofErr w:type="gramEnd"/>
+      <w:r>
+        <w:rPr>
+          <w:b/>
+          <w:bCs/>
+          <w:sz w:val="44"/>
+          <w:szCs w:val="44"/>
+        </w:rPr>
+        <w:t xml:space="preserve"> does not </w:t>
+      </w:r>
+      <w:proofErr w:type="gramStart"/>
+      <w:r>
+        <w:rPr>
+          <w:b/>
+          <w:bCs/>
+          <w:sz w:val="44"/>
+          <w:szCs w:val="44"/>
+        </w:rPr>
+        <w:t>execute ?</w:t>
+      </w:r>
+      <w:proofErr w:type="gramEnd"/>
+    </w:p>
+    <w:p>
+      <w:pPr>
+        <w:rPr>
+          <w:b/>
+          <w:bCs/>
+          <w:sz w:val="44"/>
+          <w:szCs w:val="44"/>
+        </w:rPr>
+      </w:pPr>
+      <w:r>
+        <w:rPr>
+          <w:b/>
+          <w:bCs/>
+          <w:sz w:val="44"/>
+          <w:szCs w:val="44"/>
+        </w:rPr>
+        <w:t>78)why should not we handle the errors?</w:t>
+      </w:r>
+    </w:p>
+    <w:p>
+      <w:pPr>
+        <w:rPr>
+          <w:b/>
+          <w:bCs/>
+          <w:sz w:val="44"/>
+          <w:szCs w:val="44"/>
+        </w:rPr>
+      </w:pPr>
+      <w:r>
+        <w:rPr>
+          <w:b/>
+          <w:bCs/>
+          <w:sz w:val="44"/>
+          <w:szCs w:val="44"/>
+        </w:rPr>
+        <w:lastRenderedPageBreak/>
+        <w:t xml:space="preserve">79) try with </w:t>
+      </w:r>
+      <w:proofErr w:type="gramStart"/>
+      <w:r>
+        <w:rPr>
+          <w:b/>
+          <w:bCs/>
+          <w:sz w:val="44"/>
+          <w:szCs w:val="44"/>
+        </w:rPr>
+        <w:t>resource.(</w:t>
+      </w:r>
+      <w:proofErr w:type="gramEnd"/>
+      <w:r>
+        <w:rPr>
+          <w:b/>
+          <w:bCs/>
+          <w:sz w:val="44"/>
+          <w:szCs w:val="44"/>
+        </w:rPr>
+        <w:t>*)</w:t>
       </w:r>
     </w:p>
     <w:p>

--- a/Core_JAVA_Interview.docx
+++ b/Core_JAVA_Interview.docx
@@ -5,16 +5,12 @@
     <w:p>
       <w:pPr>
         <w:rPr>
-          <w:b/>
-          <w:bCs/>
-          <w:sz w:val="44"/>
-          <w:szCs w:val="44"/>
-        </w:rPr>
-      </w:pPr>
-      <w:r>
-        <w:rPr>
-          <w:b/>
-          <w:bCs/>
+          <w:sz w:val="44"/>
+          <w:szCs w:val="44"/>
+        </w:rPr>
+      </w:pPr>
+      <w:r>
+        <w:rPr>
           <w:sz w:val="44"/>
           <w:szCs w:val="44"/>
         </w:rPr>
@@ -24,66 +20,63 @@
     <w:p>
       <w:pPr>
         <w:rPr>
-          <w:b/>
-          <w:bCs/>
-          <w:sz w:val="44"/>
-          <w:szCs w:val="44"/>
-        </w:rPr>
-      </w:pPr>
-      <w:r>
-        <w:rPr>
-          <w:b/>
-          <w:bCs/>
+          <w:sz w:val="44"/>
+          <w:szCs w:val="44"/>
+        </w:rPr>
+      </w:pPr>
+      <w:r>
+        <w:rPr>
           <w:sz w:val="44"/>
           <w:szCs w:val="44"/>
         </w:rPr>
         <w:t xml:space="preserve">1)what is </w:t>
       </w:r>
-      <w:proofErr w:type="gramStart"/>
-      <w:r>
-        <w:rPr>
-          <w:b/>
-          <w:bCs/>
+      <w:proofErr w:type="spellStart"/>
+      <w:proofErr w:type="gramStart"/>
+      <w:r>
+        <w:rPr>
           <w:sz w:val="44"/>
           <w:szCs w:val="44"/>
         </w:rPr>
         <w:t>jvm,jdk</w:t>
       </w:r>
-      <w:proofErr w:type="gramEnd"/>
-      <w:r>
-        <w:rPr>
-          <w:b/>
-          <w:bCs/>
+      <w:proofErr w:type="spellEnd"/>
+      <w:proofErr w:type="gramEnd"/>
+      <w:r>
+        <w:rPr>
           <w:sz w:val="44"/>
           <w:szCs w:val="44"/>
         </w:rPr>
         <w:t xml:space="preserve">, </w:t>
       </w:r>
-      <w:proofErr w:type="gramStart"/>
-      <w:r>
-        <w:rPr>
-          <w:b/>
-          <w:bCs/>
-          <w:sz w:val="44"/>
-          <w:szCs w:val="44"/>
-        </w:rPr>
-        <w:t>jre ?</w:t>
-      </w:r>
-      <w:proofErr w:type="gramEnd"/>
-    </w:p>
-    <w:p>
-      <w:pPr>
-        <w:rPr>
-          <w:b/>
-          <w:bCs/>
-          <w:sz w:val="44"/>
-          <w:szCs w:val="44"/>
-        </w:rPr>
-      </w:pPr>
-      <w:r>
-        <w:rPr>
-          <w:b/>
-          <w:bCs/>
+      <w:proofErr w:type="spellStart"/>
+      <w:proofErr w:type="gramStart"/>
+      <w:r>
+        <w:rPr>
+          <w:sz w:val="44"/>
+          <w:szCs w:val="44"/>
+        </w:rPr>
+        <w:t>jre</w:t>
+      </w:r>
+      <w:proofErr w:type="spellEnd"/>
+      <w:r>
+        <w:rPr>
+          <w:sz w:val="44"/>
+          <w:szCs w:val="44"/>
+        </w:rPr>
+        <w:t xml:space="preserve"> ?</w:t>
+      </w:r>
+      <w:proofErr w:type="gramEnd"/>
+    </w:p>
+    <w:p>
+      <w:pPr>
+        <w:rPr>
+          <w:sz w:val="44"/>
+          <w:szCs w:val="44"/>
+        </w:rPr>
+      </w:pPr>
+      <w:r>
+        <w:rPr>
           <w:sz w:val="44"/>
           <w:szCs w:val="44"/>
         </w:rPr>
@@ -91,8 +84,6 @@
       </w:r>
       <w:r>
         <w:rPr>
-          <w:b/>
-          <w:bCs/>
           <w:sz w:val="44"/>
           <w:szCs w:val="44"/>
         </w:rPr>
@@ -101,8 +92,6 @@
       <w:proofErr w:type="gramStart"/>
       <w:r>
         <w:rPr>
-          <w:b/>
-          <w:bCs/>
           <w:sz w:val="44"/>
           <w:szCs w:val="44"/>
         </w:rPr>
@@ -111,8 +100,6 @@
       <w:proofErr w:type="gramEnd"/>
       <w:r>
         <w:rPr>
-          <w:b/>
-          <w:bCs/>
           <w:sz w:val="44"/>
           <w:szCs w:val="44"/>
         </w:rPr>
@@ -121,8 +108,6 @@
       <w:proofErr w:type="gramStart"/>
       <w:r>
         <w:rPr>
-          <w:b/>
-          <w:bCs/>
           <w:sz w:val="44"/>
           <w:szCs w:val="44"/>
         </w:rPr>
@@ -133,16 +118,12 @@
     <w:p>
       <w:pPr>
         <w:rPr>
-          <w:b/>
-          <w:bCs/>
-          <w:sz w:val="44"/>
-          <w:szCs w:val="44"/>
-        </w:rPr>
-      </w:pPr>
-      <w:r>
-        <w:rPr>
-          <w:b/>
-          <w:bCs/>
+          <w:sz w:val="44"/>
+          <w:szCs w:val="44"/>
+        </w:rPr>
+      </w:pPr>
+      <w:r>
+        <w:rPr>
           <w:sz w:val="44"/>
           <w:szCs w:val="44"/>
         </w:rPr>
@@ -152,16 +133,12 @@
     <w:p>
       <w:pPr>
         <w:rPr>
-          <w:b/>
-          <w:bCs/>
-          <w:sz w:val="44"/>
-          <w:szCs w:val="44"/>
-        </w:rPr>
-      </w:pPr>
-      <w:r>
-        <w:rPr>
-          <w:b/>
-          <w:bCs/>
+          <w:sz w:val="44"/>
+          <w:szCs w:val="44"/>
+        </w:rPr>
+      </w:pPr>
+      <w:r>
+        <w:rPr>
           <w:sz w:val="44"/>
           <w:szCs w:val="44"/>
         </w:rPr>
@@ -170,8 +147,6 @@
       <w:proofErr w:type="gramStart"/>
       <w:r>
         <w:rPr>
-          <w:b/>
-          <w:bCs/>
           <w:sz w:val="44"/>
           <w:szCs w:val="44"/>
         </w:rPr>
@@ -180,8 +155,6 @@
       <w:proofErr w:type="gramEnd"/>
       <w:r>
         <w:rPr>
-          <w:b/>
-          <w:bCs/>
           <w:sz w:val="44"/>
           <w:szCs w:val="44"/>
         </w:rPr>
@@ -191,16 +164,12 @@
     <w:p>
       <w:pPr>
         <w:rPr>
-          <w:b/>
-          <w:bCs/>
-          <w:sz w:val="44"/>
-          <w:szCs w:val="44"/>
-        </w:rPr>
-      </w:pPr>
-      <w:r>
-        <w:rPr>
-          <w:b/>
-          <w:bCs/>
+          <w:sz w:val="44"/>
+          <w:szCs w:val="44"/>
+        </w:rPr>
+      </w:pPr>
+      <w:r>
+        <w:rPr>
           <w:sz w:val="44"/>
           <w:szCs w:val="44"/>
         </w:rPr>
@@ -210,16 +179,12 @@
     <w:p>
       <w:pPr>
         <w:rPr>
-          <w:b/>
-          <w:bCs/>
-          <w:sz w:val="44"/>
-          <w:szCs w:val="44"/>
-        </w:rPr>
-      </w:pPr>
-      <w:r>
-        <w:rPr>
-          <w:b/>
-          <w:bCs/>
+          <w:sz w:val="44"/>
+          <w:szCs w:val="44"/>
+        </w:rPr>
+      </w:pPr>
+      <w:r>
+        <w:rPr>
           <w:sz w:val="44"/>
           <w:szCs w:val="44"/>
         </w:rPr>
@@ -229,16 +194,12 @@
     <w:p>
       <w:pPr>
         <w:rPr>
-          <w:b/>
-          <w:bCs/>
-          <w:sz w:val="44"/>
-          <w:szCs w:val="44"/>
-        </w:rPr>
-      </w:pPr>
-      <w:r>
-        <w:rPr>
-          <w:b/>
-          <w:bCs/>
+          <w:sz w:val="44"/>
+          <w:szCs w:val="44"/>
+        </w:rPr>
+      </w:pPr>
+      <w:r>
+        <w:rPr>
           <w:sz w:val="44"/>
           <w:szCs w:val="44"/>
         </w:rPr>
@@ -247,8 +208,6 @@
       <w:proofErr w:type="gramStart"/>
       <w:r>
         <w:rPr>
-          <w:b/>
-          <w:bCs/>
           <w:sz w:val="44"/>
           <w:szCs w:val="44"/>
         </w:rPr>
@@ -259,16 +218,12 @@
     <w:p>
       <w:pPr>
         <w:rPr>
-          <w:b/>
-          <w:bCs/>
-          <w:sz w:val="44"/>
-          <w:szCs w:val="44"/>
-        </w:rPr>
-      </w:pPr>
-      <w:r>
-        <w:rPr>
-          <w:b/>
-          <w:bCs/>
+          <w:sz w:val="44"/>
+          <w:szCs w:val="44"/>
+        </w:rPr>
+      </w:pPr>
+      <w:r>
+        <w:rPr>
           <w:sz w:val="44"/>
           <w:szCs w:val="44"/>
         </w:rPr>
@@ -278,16 +233,12 @@
     <w:p>
       <w:pPr>
         <w:rPr>
-          <w:b/>
-          <w:bCs/>
-          <w:sz w:val="44"/>
-          <w:szCs w:val="44"/>
-        </w:rPr>
-      </w:pPr>
-      <w:r>
-        <w:rPr>
-          <w:b/>
-          <w:bCs/>
+          <w:sz w:val="44"/>
+          <w:szCs w:val="44"/>
+        </w:rPr>
+      </w:pPr>
+      <w:r>
+        <w:rPr>
           <w:sz w:val="44"/>
           <w:szCs w:val="44"/>
         </w:rPr>
@@ -296,8 +247,6 @@
       <w:proofErr w:type="gramStart"/>
       <w:r>
         <w:rPr>
-          <w:b/>
-          <w:bCs/>
           <w:sz w:val="44"/>
           <w:szCs w:val="44"/>
         </w:rPr>
@@ -308,16 +257,12 @@
     <w:p>
       <w:pPr>
         <w:rPr>
-          <w:b/>
-          <w:bCs/>
-          <w:sz w:val="44"/>
-          <w:szCs w:val="44"/>
-        </w:rPr>
-      </w:pPr>
-      <w:r>
-        <w:rPr>
-          <w:b/>
-          <w:bCs/>
+          <w:sz w:val="44"/>
+          <w:szCs w:val="44"/>
+        </w:rPr>
+      </w:pPr>
+      <w:r>
+        <w:rPr>
           <w:sz w:val="44"/>
           <w:szCs w:val="44"/>
         </w:rPr>
@@ -325,8 +270,6 @@
       </w:r>
       <w:r>
         <w:rPr>
-          <w:b/>
-          <w:bCs/>
           <w:sz w:val="44"/>
           <w:szCs w:val="44"/>
         </w:rPr>
@@ -335,8 +278,6 @@
       <w:proofErr w:type="gramStart"/>
       <w:r>
         <w:rPr>
-          <w:b/>
-          <w:bCs/>
           <w:sz w:val="44"/>
           <w:szCs w:val="44"/>
         </w:rPr>
@@ -345,8 +286,6 @@
       <w:proofErr w:type="gramEnd"/>
       <w:r>
         <w:rPr>
-          <w:b/>
-          <w:bCs/>
           <w:sz w:val="44"/>
           <w:szCs w:val="44"/>
         </w:rPr>
@@ -356,16 +295,12 @@
     <w:p>
       <w:pPr>
         <w:rPr>
-          <w:b/>
-          <w:bCs/>
-          <w:sz w:val="44"/>
-          <w:szCs w:val="44"/>
-        </w:rPr>
-      </w:pPr>
-      <w:r>
-        <w:rPr>
-          <w:b/>
-          <w:bCs/>
+          <w:sz w:val="44"/>
+          <w:szCs w:val="44"/>
+        </w:rPr>
+      </w:pPr>
+      <w:r>
+        <w:rPr>
           <w:sz w:val="44"/>
           <w:szCs w:val="44"/>
         </w:rPr>
@@ -374,8 +309,6 @@
       <w:proofErr w:type="gramStart"/>
       <w:r>
         <w:rPr>
-          <w:b/>
-          <w:bCs/>
           <w:sz w:val="44"/>
           <w:szCs w:val="44"/>
         </w:rPr>
@@ -386,16 +319,12 @@
     <w:p>
       <w:pPr>
         <w:rPr>
-          <w:b/>
-          <w:bCs/>
-          <w:sz w:val="44"/>
-          <w:szCs w:val="44"/>
-        </w:rPr>
-      </w:pPr>
-      <w:r>
-        <w:rPr>
-          <w:b/>
-          <w:bCs/>
+          <w:sz w:val="44"/>
+          <w:szCs w:val="44"/>
+        </w:rPr>
+      </w:pPr>
+      <w:r>
+        <w:rPr>
           <w:sz w:val="44"/>
           <w:szCs w:val="44"/>
         </w:rPr>
@@ -404,8 +333,6 @@
       <w:proofErr w:type="gramStart"/>
       <w:r>
         <w:rPr>
-          <w:b/>
-          <w:bCs/>
           <w:sz w:val="44"/>
           <w:szCs w:val="44"/>
         </w:rPr>
@@ -416,37 +343,54 @@
     <w:p>
       <w:pPr>
         <w:rPr>
-          <w:b/>
-          <w:bCs/>
-          <w:sz w:val="44"/>
-          <w:szCs w:val="44"/>
-        </w:rPr>
-      </w:pPr>
-      <w:r>
-        <w:rPr>
-          <w:b/>
-          <w:bCs/>
+          <w:sz w:val="44"/>
+          <w:szCs w:val="44"/>
+        </w:rPr>
+      </w:pPr>
+      <w:r>
+        <w:rPr>
           <w:sz w:val="44"/>
           <w:szCs w:val="44"/>
         </w:rPr>
         <w:lastRenderedPageBreak/>
-        <w:t xml:space="preserve">15) String.vs. </w:t>
-      </w:r>
-      <w:proofErr w:type="gramStart"/>
-      <w:r>
-        <w:rPr>
-          <w:b/>
-          <w:bCs/>
-          <w:sz w:val="44"/>
-          <w:szCs w:val="44"/>
-        </w:rPr>
-        <w:t>StringBuffer .</w:t>
-      </w:r>
-      <w:proofErr w:type="gramEnd"/>
-      <w:r>
-        <w:rPr>
-          <w:b/>
-          <w:bCs/>
+        <w:t xml:space="preserve">15) </w:t>
+      </w:r>
+      <w:proofErr w:type="spellStart"/>
+      <w:r>
+        <w:rPr>
+          <w:sz w:val="44"/>
+          <w:szCs w:val="44"/>
+        </w:rPr>
+        <w:t>String.vs</w:t>
+      </w:r>
+      <w:proofErr w:type="spellEnd"/>
+      <w:r>
+        <w:rPr>
+          <w:sz w:val="44"/>
+          <w:szCs w:val="44"/>
+        </w:rPr>
+        <w:t xml:space="preserve">. </w:t>
+      </w:r>
+      <w:proofErr w:type="spellStart"/>
+      <w:proofErr w:type="gramStart"/>
+      <w:r>
+        <w:rPr>
+          <w:sz w:val="44"/>
+          <w:szCs w:val="44"/>
+        </w:rPr>
+        <w:t>StringBuffer</w:t>
+      </w:r>
+      <w:proofErr w:type="spellEnd"/>
+      <w:r>
+        <w:rPr>
+          <w:sz w:val="44"/>
+          <w:szCs w:val="44"/>
+        </w:rPr>
+        <w:t xml:space="preserve"> .</w:t>
+      </w:r>
+      <w:proofErr w:type="gramEnd"/>
+      <w:r>
+        <w:rPr>
           <w:sz w:val="44"/>
           <w:szCs w:val="44"/>
         </w:rPr>
@@ -456,16 +400,12 @@
     <w:p>
       <w:pPr>
         <w:rPr>
-          <w:b/>
-          <w:bCs/>
-          <w:sz w:val="44"/>
-          <w:szCs w:val="44"/>
-        </w:rPr>
-      </w:pPr>
-      <w:r>
-        <w:rPr>
-          <w:b/>
-          <w:bCs/>
+          <w:sz w:val="44"/>
+          <w:szCs w:val="44"/>
+        </w:rPr>
+      </w:pPr>
+      <w:r>
+        <w:rPr>
           <w:sz w:val="44"/>
           <w:szCs w:val="44"/>
         </w:rPr>
@@ -475,16 +415,12 @@
     <w:p>
       <w:pPr>
         <w:rPr>
-          <w:b/>
-          <w:bCs/>
-          <w:sz w:val="44"/>
-          <w:szCs w:val="44"/>
-        </w:rPr>
-      </w:pPr>
-      <w:r>
-        <w:rPr>
-          <w:b/>
-          <w:bCs/>
+          <w:sz w:val="44"/>
+          <w:szCs w:val="44"/>
+        </w:rPr>
+      </w:pPr>
+      <w:r>
+        <w:rPr>
           <w:sz w:val="44"/>
           <w:szCs w:val="44"/>
         </w:rPr>
@@ -494,16 +430,12 @@
     <w:p>
       <w:pPr>
         <w:rPr>
-          <w:b/>
-          <w:bCs/>
-          <w:sz w:val="44"/>
-          <w:szCs w:val="44"/>
-        </w:rPr>
-      </w:pPr>
-      <w:r>
-        <w:rPr>
-          <w:b/>
-          <w:bCs/>
+          <w:sz w:val="44"/>
+          <w:szCs w:val="44"/>
+        </w:rPr>
+      </w:pPr>
+      <w:r>
+        <w:rPr>
           <w:sz w:val="44"/>
           <w:szCs w:val="44"/>
         </w:rPr>
@@ -513,16 +445,12 @@
     <w:p>
       <w:pPr>
         <w:rPr>
-          <w:b/>
-          <w:bCs/>
-          <w:sz w:val="44"/>
-          <w:szCs w:val="44"/>
-        </w:rPr>
-      </w:pPr>
-      <w:r>
-        <w:rPr>
-          <w:b/>
-          <w:bCs/>
+          <w:sz w:val="44"/>
+          <w:szCs w:val="44"/>
+        </w:rPr>
+      </w:pPr>
+      <w:r>
+        <w:rPr>
           <w:sz w:val="44"/>
           <w:szCs w:val="44"/>
         </w:rPr>
@@ -532,16 +460,12 @@
     <w:p>
       <w:pPr>
         <w:rPr>
-          <w:b/>
-          <w:bCs/>
-          <w:sz w:val="44"/>
-          <w:szCs w:val="44"/>
-        </w:rPr>
-      </w:pPr>
-      <w:r>
-        <w:rPr>
-          <w:b/>
-          <w:bCs/>
+          <w:sz w:val="44"/>
+          <w:szCs w:val="44"/>
+        </w:rPr>
+      </w:pPr>
+      <w:r>
+        <w:rPr>
           <w:sz w:val="44"/>
           <w:szCs w:val="44"/>
         </w:rPr>
@@ -551,16 +475,12 @@
     <w:p>
       <w:pPr>
         <w:rPr>
-          <w:b/>
-          <w:bCs/>
-          <w:sz w:val="44"/>
-          <w:szCs w:val="44"/>
-        </w:rPr>
-      </w:pPr>
-      <w:r>
-        <w:rPr>
-          <w:b/>
-          <w:bCs/>
+          <w:sz w:val="44"/>
+          <w:szCs w:val="44"/>
+        </w:rPr>
+      </w:pPr>
+      <w:r>
+        <w:rPr>
           <w:sz w:val="44"/>
           <w:szCs w:val="44"/>
         </w:rPr>
@@ -570,16 +490,12 @@
     <w:p>
       <w:pPr>
         <w:rPr>
-          <w:b/>
-          <w:bCs/>
-          <w:sz w:val="44"/>
-          <w:szCs w:val="44"/>
-        </w:rPr>
-      </w:pPr>
-      <w:r>
-        <w:rPr>
-          <w:b/>
-          <w:bCs/>
+          <w:sz w:val="44"/>
+          <w:szCs w:val="44"/>
+        </w:rPr>
+      </w:pPr>
+      <w:r>
+        <w:rPr>
           <w:sz w:val="44"/>
           <w:szCs w:val="44"/>
         </w:rPr>
@@ -589,16 +505,12 @@
     <w:p>
       <w:pPr>
         <w:rPr>
-          <w:b/>
-          <w:bCs/>
-          <w:sz w:val="44"/>
-          <w:szCs w:val="44"/>
-        </w:rPr>
-      </w:pPr>
-      <w:r>
-        <w:rPr>
-          <w:b/>
-          <w:bCs/>
+          <w:sz w:val="44"/>
+          <w:szCs w:val="44"/>
+        </w:rPr>
+      </w:pPr>
+      <w:r>
+        <w:rPr>
           <w:sz w:val="44"/>
           <w:szCs w:val="44"/>
         </w:rPr>
@@ -608,16 +520,12 @@
     <w:p>
       <w:pPr>
         <w:rPr>
-          <w:b/>
-          <w:bCs/>
-          <w:sz w:val="44"/>
-          <w:szCs w:val="44"/>
-        </w:rPr>
-      </w:pPr>
-      <w:r>
-        <w:rPr>
-          <w:b/>
-          <w:bCs/>
+          <w:sz w:val="44"/>
+          <w:szCs w:val="44"/>
+        </w:rPr>
+      </w:pPr>
+      <w:r>
+        <w:rPr>
           <w:sz w:val="44"/>
           <w:szCs w:val="44"/>
         </w:rPr>
@@ -627,16 +535,12 @@
     <w:p>
       <w:pPr>
         <w:rPr>
-          <w:b/>
-          <w:bCs/>
-          <w:sz w:val="44"/>
-          <w:szCs w:val="44"/>
-        </w:rPr>
-      </w:pPr>
-      <w:r>
-        <w:rPr>
-          <w:b/>
-          <w:bCs/>
+          <w:sz w:val="44"/>
+          <w:szCs w:val="44"/>
+        </w:rPr>
+      </w:pPr>
+      <w:r>
+        <w:rPr>
           <w:sz w:val="44"/>
           <w:szCs w:val="44"/>
         </w:rPr>
@@ -646,16 +550,12 @@
     <w:p>
       <w:pPr>
         <w:rPr>
-          <w:b/>
-          <w:bCs/>
-          <w:sz w:val="44"/>
-          <w:szCs w:val="44"/>
-        </w:rPr>
-      </w:pPr>
-      <w:r>
-        <w:rPr>
-          <w:b/>
-          <w:bCs/>
+          <w:sz w:val="44"/>
+          <w:szCs w:val="44"/>
+        </w:rPr>
+      </w:pPr>
+      <w:r>
+        <w:rPr>
           <w:sz w:val="44"/>
           <w:szCs w:val="44"/>
         </w:rPr>
@@ -666,16 +566,12 @@
     <w:p>
       <w:pPr>
         <w:rPr>
-          <w:b/>
-          <w:bCs/>
-          <w:sz w:val="44"/>
-          <w:szCs w:val="44"/>
-        </w:rPr>
-      </w:pPr>
-      <w:r>
-        <w:rPr>
-          <w:b/>
-          <w:bCs/>
+          <w:sz w:val="44"/>
+          <w:szCs w:val="44"/>
+        </w:rPr>
+      </w:pPr>
+      <w:r>
+        <w:rPr>
           <w:sz w:val="44"/>
           <w:szCs w:val="44"/>
         </w:rPr>
@@ -685,16 +581,12 @@
     <w:p>
       <w:pPr>
         <w:rPr>
-          <w:b/>
-          <w:bCs/>
-          <w:sz w:val="44"/>
-          <w:szCs w:val="44"/>
-        </w:rPr>
-      </w:pPr>
-      <w:r>
-        <w:rPr>
-          <w:b/>
-          <w:bCs/>
+          <w:sz w:val="44"/>
+          <w:szCs w:val="44"/>
+        </w:rPr>
+      </w:pPr>
+      <w:r>
+        <w:rPr>
           <w:sz w:val="44"/>
           <w:szCs w:val="44"/>
         </w:rPr>
@@ -703,8 +595,6 @@
       <w:proofErr w:type="gramStart"/>
       <w:r>
         <w:rPr>
-          <w:b/>
-          <w:bCs/>
           <w:sz w:val="44"/>
           <w:szCs w:val="44"/>
         </w:rPr>
@@ -713,8 +603,6 @@
       <w:proofErr w:type="gramEnd"/>
       <w:r>
         <w:rPr>
-          <w:b/>
-          <w:bCs/>
           <w:sz w:val="44"/>
           <w:szCs w:val="44"/>
         </w:rPr>
@@ -724,16 +612,12 @@
     <w:p>
       <w:pPr>
         <w:rPr>
-          <w:b/>
-          <w:bCs/>
-          <w:sz w:val="44"/>
-          <w:szCs w:val="44"/>
-        </w:rPr>
-      </w:pPr>
-      <w:r>
-        <w:rPr>
-          <w:b/>
-          <w:bCs/>
+          <w:sz w:val="44"/>
+          <w:szCs w:val="44"/>
+        </w:rPr>
+      </w:pPr>
+      <w:r>
+        <w:rPr>
           <w:sz w:val="44"/>
           <w:szCs w:val="44"/>
         </w:rPr>
@@ -743,16 +627,12 @@
     <w:p>
       <w:pPr>
         <w:rPr>
-          <w:b/>
-          <w:bCs/>
-          <w:sz w:val="44"/>
-          <w:szCs w:val="44"/>
-        </w:rPr>
-      </w:pPr>
-      <w:r>
-        <w:rPr>
-          <w:b/>
-          <w:bCs/>
+          <w:sz w:val="44"/>
+          <w:szCs w:val="44"/>
+        </w:rPr>
+      </w:pPr>
+      <w:r>
+        <w:rPr>
           <w:sz w:val="44"/>
           <w:szCs w:val="44"/>
         </w:rPr>
@@ -762,16 +642,12 @@
     <w:p>
       <w:pPr>
         <w:rPr>
-          <w:b/>
-          <w:bCs/>
-          <w:sz w:val="44"/>
-          <w:szCs w:val="44"/>
-        </w:rPr>
-      </w:pPr>
-      <w:r>
-        <w:rPr>
-          <w:b/>
-          <w:bCs/>
+          <w:sz w:val="44"/>
+          <w:szCs w:val="44"/>
+        </w:rPr>
+      </w:pPr>
+      <w:r>
+        <w:rPr>
           <w:sz w:val="44"/>
           <w:szCs w:val="44"/>
         </w:rPr>
@@ -780,8 +656,6 @@
       <w:proofErr w:type="gramStart"/>
       <w:r>
         <w:rPr>
-          <w:b/>
-          <w:bCs/>
           <w:sz w:val="44"/>
           <w:szCs w:val="44"/>
         </w:rPr>
@@ -790,8 +664,6 @@
       <w:proofErr w:type="gramEnd"/>
       <w:r>
         <w:rPr>
-          <w:b/>
-          <w:bCs/>
           <w:sz w:val="44"/>
           <w:szCs w:val="44"/>
         </w:rPr>
@@ -801,16 +673,12 @@
     <w:p>
       <w:pPr>
         <w:rPr>
-          <w:b/>
-          <w:bCs/>
-          <w:sz w:val="44"/>
-          <w:szCs w:val="44"/>
-        </w:rPr>
-      </w:pPr>
-      <w:r>
-        <w:rPr>
-          <w:b/>
-          <w:bCs/>
+          <w:sz w:val="44"/>
+          <w:szCs w:val="44"/>
+        </w:rPr>
+      </w:pPr>
+      <w:r>
+        <w:rPr>
           <w:sz w:val="44"/>
           <w:szCs w:val="44"/>
         </w:rPr>
@@ -820,16 +688,12 @@
     <w:p>
       <w:pPr>
         <w:rPr>
-          <w:b/>
-          <w:bCs/>
-          <w:sz w:val="44"/>
-          <w:szCs w:val="44"/>
-        </w:rPr>
-      </w:pPr>
-      <w:r>
-        <w:rPr>
-          <w:b/>
-          <w:bCs/>
+          <w:sz w:val="44"/>
+          <w:szCs w:val="44"/>
+        </w:rPr>
+      </w:pPr>
+      <w:r>
+        <w:rPr>
           <w:sz w:val="44"/>
           <w:szCs w:val="44"/>
         </w:rPr>
@@ -839,16 +703,12 @@
     <w:p>
       <w:pPr>
         <w:rPr>
-          <w:b/>
-          <w:bCs/>
-          <w:sz w:val="44"/>
-          <w:szCs w:val="44"/>
-        </w:rPr>
-      </w:pPr>
-      <w:r>
-        <w:rPr>
-          <w:b/>
-          <w:bCs/>
+          <w:sz w:val="44"/>
+          <w:szCs w:val="44"/>
+        </w:rPr>
+      </w:pPr>
+      <w:r>
+        <w:rPr>
           <w:sz w:val="44"/>
           <w:szCs w:val="44"/>
         </w:rPr>
@@ -858,16 +718,12 @@
     <w:p>
       <w:pPr>
         <w:rPr>
-          <w:b/>
-          <w:bCs/>
-          <w:sz w:val="44"/>
-          <w:szCs w:val="44"/>
-        </w:rPr>
-      </w:pPr>
-      <w:r>
-        <w:rPr>
-          <w:b/>
-          <w:bCs/>
+          <w:sz w:val="44"/>
+          <w:szCs w:val="44"/>
+        </w:rPr>
+      </w:pPr>
+      <w:r>
+        <w:rPr>
           <w:sz w:val="44"/>
           <w:szCs w:val="44"/>
         </w:rPr>
@@ -877,16 +733,12 @@
     <w:p>
       <w:pPr>
         <w:rPr>
-          <w:b/>
-          <w:bCs/>
-          <w:sz w:val="44"/>
-          <w:szCs w:val="44"/>
-        </w:rPr>
-      </w:pPr>
-      <w:r>
-        <w:rPr>
-          <w:b/>
-          <w:bCs/>
+          <w:sz w:val="44"/>
+          <w:szCs w:val="44"/>
+        </w:rPr>
+      </w:pPr>
+      <w:r>
+        <w:rPr>
           <w:sz w:val="44"/>
           <w:szCs w:val="44"/>
         </w:rPr>
@@ -896,8 +748,6 @@
       <w:proofErr w:type="gramStart"/>
       <w:r>
         <w:rPr>
-          <w:b/>
-          <w:bCs/>
           <w:sz w:val="44"/>
           <w:szCs w:val="44"/>
         </w:rPr>
@@ -906,8 +756,6 @@
       <w:proofErr w:type="gramEnd"/>
       <w:r>
         <w:rPr>
-          <w:b/>
-          <w:bCs/>
           <w:sz w:val="44"/>
           <w:szCs w:val="44"/>
         </w:rPr>
@@ -917,16 +765,12 @@
     <w:p>
       <w:pPr>
         <w:rPr>
-          <w:b/>
-          <w:bCs/>
-          <w:sz w:val="44"/>
-          <w:szCs w:val="44"/>
-        </w:rPr>
-      </w:pPr>
-      <w:r>
-        <w:rPr>
-          <w:b/>
-          <w:bCs/>
+          <w:sz w:val="44"/>
+          <w:szCs w:val="44"/>
+        </w:rPr>
+      </w:pPr>
+      <w:r>
+        <w:rPr>
           <w:sz w:val="44"/>
           <w:szCs w:val="44"/>
         </w:rPr>
@@ -936,17 +780,13 @@
     <w:p>
       <w:pPr>
         <w:rPr>
-          <w:b/>
-          <w:bCs/>
-          <w:sz w:val="44"/>
-          <w:szCs w:val="44"/>
-        </w:rPr>
-      </w:pPr>
-      <w:proofErr w:type="gramStart"/>
-      <w:r>
-        <w:rPr>
-          <w:b/>
-          <w:bCs/>
+          <w:sz w:val="44"/>
+          <w:szCs w:val="44"/>
+        </w:rPr>
+      </w:pPr>
+      <w:proofErr w:type="gramStart"/>
+      <w:r>
+        <w:rPr>
           <w:sz w:val="44"/>
           <w:szCs w:val="44"/>
         </w:rPr>
@@ -955,8 +795,6 @@
       <w:proofErr w:type="gramEnd"/>
       <w:r>
         <w:rPr>
-          <w:b/>
-          <w:bCs/>
           <w:sz w:val="44"/>
           <w:szCs w:val="44"/>
         </w:rPr>
@@ -966,16 +804,12 @@
     <w:p>
       <w:pPr>
         <w:rPr>
-          <w:b/>
-          <w:bCs/>
-          <w:sz w:val="44"/>
-          <w:szCs w:val="44"/>
-        </w:rPr>
-      </w:pPr>
-      <w:r>
-        <w:rPr>
-          <w:b/>
-          <w:bCs/>
+          <w:sz w:val="44"/>
+          <w:szCs w:val="44"/>
+        </w:rPr>
+      </w:pPr>
+      <w:r>
+        <w:rPr>
           <w:sz w:val="44"/>
           <w:szCs w:val="44"/>
         </w:rPr>
@@ -985,16 +819,12 @@
     <w:p>
       <w:pPr>
         <w:rPr>
-          <w:b/>
-          <w:bCs/>
-          <w:sz w:val="44"/>
-          <w:szCs w:val="44"/>
-        </w:rPr>
-      </w:pPr>
-      <w:r>
-        <w:rPr>
-          <w:b/>
-          <w:bCs/>
+          <w:sz w:val="44"/>
+          <w:szCs w:val="44"/>
+        </w:rPr>
+      </w:pPr>
+      <w:r>
+        <w:rPr>
           <w:sz w:val="44"/>
           <w:szCs w:val="44"/>
         </w:rPr>
@@ -1004,16 +834,12 @@
     <w:p>
       <w:pPr>
         <w:rPr>
-          <w:b/>
-          <w:bCs/>
-          <w:sz w:val="44"/>
-          <w:szCs w:val="44"/>
-        </w:rPr>
-      </w:pPr>
-      <w:r>
-        <w:rPr>
-          <w:b/>
-          <w:bCs/>
+          <w:sz w:val="44"/>
+          <w:szCs w:val="44"/>
+        </w:rPr>
+      </w:pPr>
+      <w:r>
+        <w:rPr>
           <w:sz w:val="44"/>
           <w:szCs w:val="44"/>
         </w:rPr>
@@ -1022,8 +848,6 @@
       <w:proofErr w:type="gramStart"/>
       <w:r>
         <w:rPr>
-          <w:b/>
-          <w:bCs/>
           <w:sz w:val="44"/>
           <w:szCs w:val="44"/>
         </w:rPr>
@@ -1032,8 +856,6 @@
       <w:proofErr w:type="gramEnd"/>
       <w:r>
         <w:rPr>
-          <w:b/>
-          <w:bCs/>
           <w:sz w:val="44"/>
           <w:szCs w:val="44"/>
         </w:rPr>
@@ -1043,16 +865,12 @@
     <w:p>
       <w:pPr>
         <w:rPr>
-          <w:b/>
-          <w:bCs/>
-          <w:sz w:val="44"/>
-          <w:szCs w:val="44"/>
-        </w:rPr>
-      </w:pPr>
-      <w:r>
-        <w:rPr>
-          <w:b/>
-          <w:bCs/>
+          <w:sz w:val="44"/>
+          <w:szCs w:val="44"/>
+        </w:rPr>
+      </w:pPr>
+      <w:r>
+        <w:rPr>
           <w:sz w:val="44"/>
           <w:szCs w:val="44"/>
         </w:rPr>
@@ -1061,8 +879,6 @@
       <w:proofErr w:type="gramStart"/>
       <w:r>
         <w:rPr>
-          <w:b/>
-          <w:bCs/>
           <w:sz w:val="44"/>
           <w:szCs w:val="44"/>
         </w:rPr>
@@ -1073,16 +889,12 @@
     <w:p>
       <w:pPr>
         <w:rPr>
-          <w:b/>
-          <w:bCs/>
-          <w:sz w:val="44"/>
-          <w:szCs w:val="44"/>
-        </w:rPr>
-      </w:pPr>
-      <w:r>
-        <w:rPr>
-          <w:b/>
-          <w:bCs/>
+          <w:sz w:val="44"/>
+          <w:szCs w:val="44"/>
+        </w:rPr>
+      </w:pPr>
+      <w:r>
+        <w:rPr>
           <w:sz w:val="44"/>
           <w:szCs w:val="44"/>
         </w:rPr>
@@ -1092,16 +904,12 @@
     <w:p>
       <w:pPr>
         <w:rPr>
-          <w:b/>
-          <w:bCs/>
-          <w:sz w:val="44"/>
-          <w:szCs w:val="44"/>
-        </w:rPr>
-      </w:pPr>
-      <w:r>
-        <w:rPr>
-          <w:b/>
-          <w:bCs/>
+          <w:sz w:val="44"/>
+          <w:szCs w:val="44"/>
+        </w:rPr>
+      </w:pPr>
+      <w:r>
+        <w:rPr>
           <w:sz w:val="44"/>
           <w:szCs w:val="44"/>
         </w:rPr>
@@ -1111,16 +919,12 @@
     <w:p>
       <w:pPr>
         <w:rPr>
-          <w:b/>
-          <w:bCs/>
-          <w:sz w:val="44"/>
-          <w:szCs w:val="44"/>
-        </w:rPr>
-      </w:pPr>
-      <w:r>
-        <w:rPr>
-          <w:b/>
-          <w:bCs/>
+          <w:sz w:val="44"/>
+          <w:szCs w:val="44"/>
+        </w:rPr>
+      </w:pPr>
+      <w:r>
+        <w:rPr>
           <w:sz w:val="44"/>
           <w:szCs w:val="44"/>
         </w:rPr>
@@ -1130,16 +934,12 @@
     <w:p>
       <w:pPr>
         <w:rPr>
-          <w:b/>
-          <w:bCs/>
-          <w:sz w:val="44"/>
-          <w:szCs w:val="44"/>
-        </w:rPr>
-      </w:pPr>
-      <w:r>
-        <w:rPr>
-          <w:b/>
-          <w:bCs/>
+          <w:sz w:val="44"/>
+          <w:szCs w:val="44"/>
+        </w:rPr>
+      </w:pPr>
+      <w:r>
+        <w:rPr>
           <w:sz w:val="44"/>
           <w:szCs w:val="44"/>
         </w:rPr>
@@ -1150,16 +950,12 @@
     <w:p>
       <w:pPr>
         <w:rPr>
-          <w:b/>
-          <w:bCs/>
-          <w:sz w:val="44"/>
-          <w:szCs w:val="44"/>
-        </w:rPr>
-      </w:pPr>
-      <w:r>
-        <w:rPr>
-          <w:b/>
-          <w:bCs/>
+          <w:sz w:val="44"/>
+          <w:szCs w:val="44"/>
+        </w:rPr>
+      </w:pPr>
+      <w:r>
+        <w:rPr>
           <w:sz w:val="44"/>
           <w:szCs w:val="44"/>
         </w:rPr>
@@ -1167,8 +963,6 @@
       </w:r>
       <w:r>
         <w:rPr>
-          <w:b/>
-          <w:bCs/>
           <w:sz w:val="44"/>
           <w:szCs w:val="44"/>
         </w:rPr>
@@ -1176,8 +970,6 @@
       </w:r>
       <w:r>
         <w:rPr>
-          <w:b/>
-          <w:bCs/>
           <w:sz w:val="44"/>
           <w:szCs w:val="44"/>
         </w:rPr>
@@ -1187,16 +979,12 @@
     <w:p>
       <w:pPr>
         <w:rPr>
-          <w:b/>
-          <w:bCs/>
-          <w:sz w:val="44"/>
-          <w:szCs w:val="44"/>
-        </w:rPr>
-      </w:pPr>
-      <w:r>
-        <w:rPr>
-          <w:b/>
-          <w:bCs/>
+          <w:sz w:val="44"/>
+          <w:szCs w:val="44"/>
+        </w:rPr>
+      </w:pPr>
+      <w:r>
+        <w:rPr>
           <w:sz w:val="44"/>
           <w:szCs w:val="44"/>
         </w:rPr>
@@ -1206,35 +994,43 @@
     <w:p>
       <w:pPr>
         <w:rPr>
-          <w:b/>
-          <w:bCs/>
-          <w:sz w:val="44"/>
-          <w:szCs w:val="44"/>
-        </w:rPr>
-      </w:pPr>
-      <w:r>
-        <w:rPr>
-          <w:b/>
-          <w:bCs/>
-          <w:sz w:val="44"/>
-          <w:szCs w:val="44"/>
-        </w:rPr>
-        <w:t>49)default and static methods in java 8 i/f.</w:t>
-      </w:r>
-    </w:p>
-    <w:p>
-      <w:pPr>
-        <w:rPr>
-          <w:b/>
-          <w:bCs/>
-          <w:sz w:val="44"/>
-          <w:szCs w:val="44"/>
-        </w:rPr>
-      </w:pPr>
-      <w:r>
-        <w:rPr>
-          <w:b/>
-          <w:bCs/>
+          <w:sz w:val="44"/>
+          <w:szCs w:val="44"/>
+        </w:rPr>
+      </w:pPr>
+      <w:r>
+        <w:rPr>
+          <w:sz w:val="44"/>
+          <w:szCs w:val="44"/>
+        </w:rPr>
+        <w:t xml:space="preserve">49)default and static methods in java 8 </w:t>
+      </w:r>
+      <w:proofErr w:type="spellStart"/>
+      <w:r>
+        <w:rPr>
+          <w:sz w:val="44"/>
+          <w:szCs w:val="44"/>
+        </w:rPr>
+        <w:t>i</w:t>
+      </w:r>
+      <w:proofErr w:type="spellEnd"/>
+      <w:r>
+        <w:rPr>
+          <w:sz w:val="44"/>
+          <w:szCs w:val="44"/>
+        </w:rPr>
+        <w:t>/f.</w:t>
+      </w:r>
+    </w:p>
+    <w:p>
+      <w:pPr>
+        <w:rPr>
+          <w:sz w:val="44"/>
+          <w:szCs w:val="44"/>
+        </w:rPr>
+      </w:pPr>
+      <w:r>
+        <w:rPr>
           <w:sz w:val="44"/>
           <w:szCs w:val="44"/>
         </w:rPr>
@@ -1244,16 +1040,12 @@
     <w:p>
       <w:pPr>
         <w:rPr>
-          <w:b/>
-          <w:bCs/>
-          <w:sz w:val="44"/>
-          <w:szCs w:val="44"/>
-        </w:rPr>
-      </w:pPr>
-      <w:r>
-        <w:rPr>
-          <w:b/>
-          <w:bCs/>
+          <w:sz w:val="44"/>
+          <w:szCs w:val="44"/>
+        </w:rPr>
+      </w:pPr>
+      <w:r>
+        <w:rPr>
           <w:sz w:val="44"/>
           <w:szCs w:val="44"/>
         </w:rPr>
@@ -1263,35 +1055,43 @@
     <w:p>
       <w:pPr>
         <w:rPr>
-          <w:b/>
-          <w:bCs/>
-          <w:sz w:val="44"/>
-          <w:szCs w:val="44"/>
-        </w:rPr>
-      </w:pPr>
-      <w:r>
-        <w:rPr>
-          <w:b/>
-          <w:bCs/>
-          <w:sz w:val="44"/>
-          <w:szCs w:val="44"/>
-        </w:rPr>
-        <w:t>52)What is functional i/f.</w:t>
-      </w:r>
-    </w:p>
-    <w:p>
-      <w:pPr>
-        <w:rPr>
-          <w:b/>
-          <w:bCs/>
-          <w:sz w:val="44"/>
-          <w:szCs w:val="44"/>
-        </w:rPr>
-      </w:pPr>
-      <w:r>
-        <w:rPr>
-          <w:b/>
-          <w:bCs/>
+          <w:sz w:val="44"/>
+          <w:szCs w:val="44"/>
+        </w:rPr>
+      </w:pPr>
+      <w:r>
+        <w:rPr>
+          <w:sz w:val="44"/>
+          <w:szCs w:val="44"/>
+        </w:rPr>
+        <w:t xml:space="preserve">52)What is functional </w:t>
+      </w:r>
+      <w:proofErr w:type="spellStart"/>
+      <w:r>
+        <w:rPr>
+          <w:sz w:val="44"/>
+          <w:szCs w:val="44"/>
+        </w:rPr>
+        <w:t>i</w:t>
+      </w:r>
+      <w:proofErr w:type="spellEnd"/>
+      <w:r>
+        <w:rPr>
+          <w:sz w:val="44"/>
+          <w:szCs w:val="44"/>
+        </w:rPr>
+        <w:t>/f.</w:t>
+      </w:r>
+    </w:p>
+    <w:p>
+      <w:pPr>
+        <w:rPr>
+          <w:sz w:val="44"/>
+          <w:szCs w:val="44"/>
+        </w:rPr>
+      </w:pPr>
+      <w:r>
+        <w:rPr>
           <w:sz w:val="44"/>
           <w:szCs w:val="44"/>
         </w:rPr>
@@ -1300,18 +1100,23 @@
       <w:proofErr w:type="gramStart"/>
       <w:r>
         <w:rPr>
-          <w:b/>
-          <w:bCs/>
-          <w:sz w:val="44"/>
-          <w:szCs w:val="44"/>
-        </w:rPr>
-        <w:t>of  i</w:t>
-      </w:r>
-      <w:proofErr w:type="gramEnd"/>
-      <w:r>
-        <w:rPr>
-          <w:b/>
-          <w:bCs/>
+          <w:sz w:val="44"/>
+          <w:szCs w:val="44"/>
+        </w:rPr>
+        <w:t xml:space="preserve">of  </w:t>
+      </w:r>
+      <w:proofErr w:type="spellStart"/>
+      <w:r>
+        <w:rPr>
+          <w:sz w:val="44"/>
+          <w:szCs w:val="44"/>
+        </w:rPr>
+        <w:t>i</w:t>
+      </w:r>
+      <w:proofErr w:type="spellEnd"/>
+      <w:proofErr w:type="gramEnd"/>
+      <w:r>
+        <w:rPr>
           <w:sz w:val="44"/>
           <w:szCs w:val="44"/>
         </w:rPr>
@@ -1321,16 +1126,12 @@
     <w:p>
       <w:pPr>
         <w:rPr>
-          <w:b/>
-          <w:bCs/>
-          <w:sz w:val="44"/>
-          <w:szCs w:val="44"/>
-        </w:rPr>
-      </w:pPr>
-      <w:r>
-        <w:rPr>
-          <w:b/>
-          <w:bCs/>
+          <w:sz w:val="44"/>
+          <w:szCs w:val="44"/>
+        </w:rPr>
+      </w:pPr>
+      <w:r>
+        <w:rPr>
           <w:sz w:val="44"/>
           <w:szCs w:val="44"/>
         </w:rPr>
@@ -1340,16 +1141,12 @@
     <w:p>
       <w:pPr>
         <w:rPr>
-          <w:b/>
-          <w:bCs/>
-          <w:sz w:val="44"/>
-          <w:szCs w:val="44"/>
-        </w:rPr>
-      </w:pPr>
-      <w:r>
-        <w:rPr>
-          <w:b/>
-          <w:bCs/>
+          <w:sz w:val="44"/>
+          <w:szCs w:val="44"/>
+        </w:rPr>
+      </w:pPr>
+      <w:r>
+        <w:rPr>
           <w:sz w:val="44"/>
           <w:szCs w:val="44"/>
         </w:rPr>
@@ -1357,8 +1154,6 @@
       </w:r>
       <w:r>
         <w:rPr>
-          <w:b/>
-          <w:bCs/>
           <w:sz w:val="44"/>
           <w:szCs w:val="44"/>
         </w:rPr>
@@ -1368,56 +1163,62 @@
     <w:p>
       <w:pPr>
         <w:rPr>
-          <w:b/>
-          <w:bCs/>
-          <w:sz w:val="44"/>
-          <w:szCs w:val="44"/>
-        </w:rPr>
-      </w:pPr>
-      <w:r>
-        <w:rPr>
-          <w:b/>
-          <w:bCs/>
+          <w:sz w:val="44"/>
+          <w:szCs w:val="44"/>
+        </w:rPr>
+      </w:pPr>
+      <w:r>
+        <w:rPr>
           <w:sz w:val="44"/>
           <w:szCs w:val="44"/>
         </w:rPr>
         <w:t xml:space="preserve">56) </w:t>
       </w:r>
-      <w:proofErr w:type="gramStart"/>
-      <w:r>
-        <w:rPr>
-          <w:b/>
-          <w:bCs/>
-          <w:sz w:val="44"/>
-          <w:szCs w:val="44"/>
-        </w:rPr>
-        <w:t>ToString(</w:t>
-      </w:r>
-      <w:proofErr w:type="gramEnd"/>
-      <w:r>
-        <w:rPr>
-          <w:b/>
-          <w:bCs/>
+      <w:proofErr w:type="spellStart"/>
+      <w:proofErr w:type="gramStart"/>
+      <w:r>
+        <w:rPr>
+          <w:sz w:val="44"/>
+          <w:szCs w:val="44"/>
+        </w:rPr>
+        <w:t>ToString</w:t>
+      </w:r>
+      <w:proofErr w:type="spellEnd"/>
+      <w:r>
+        <w:rPr>
+          <w:sz w:val="44"/>
+          <w:szCs w:val="44"/>
+        </w:rPr>
+        <w:t>(</w:t>
+      </w:r>
+      <w:proofErr w:type="gramEnd"/>
+      <w:r>
+        <w:rPr>
           <w:sz w:val="44"/>
           <w:szCs w:val="44"/>
         </w:rPr>
         <w:t xml:space="preserve">) and </w:t>
       </w:r>
-      <w:proofErr w:type="gramStart"/>
-      <w:r>
-        <w:rPr>
-          <w:b/>
-          <w:bCs/>
-          <w:sz w:val="44"/>
-          <w:szCs w:val="44"/>
-        </w:rPr>
-        <w:t>getClass(</w:t>
-      </w:r>
-      <w:proofErr w:type="gramEnd"/>
-      <w:r>
-        <w:rPr>
-          <w:b/>
-          <w:bCs/>
+      <w:proofErr w:type="spellStart"/>
+      <w:proofErr w:type="gramStart"/>
+      <w:r>
+        <w:rPr>
+          <w:sz w:val="44"/>
+          <w:szCs w:val="44"/>
+        </w:rPr>
+        <w:t>getClass</w:t>
+      </w:r>
+      <w:proofErr w:type="spellEnd"/>
+      <w:r>
+        <w:rPr>
+          <w:sz w:val="44"/>
+          <w:szCs w:val="44"/>
+        </w:rPr>
+        <w:t>(</w:t>
+      </w:r>
+      <w:proofErr w:type="gramEnd"/>
+      <w:r>
+        <w:rPr>
           <w:sz w:val="44"/>
           <w:szCs w:val="44"/>
         </w:rPr>
@@ -1427,16 +1228,12 @@
     <w:p>
       <w:pPr>
         <w:rPr>
-          <w:b/>
-          <w:bCs/>
-          <w:sz w:val="44"/>
-          <w:szCs w:val="44"/>
-        </w:rPr>
-      </w:pPr>
-      <w:r>
-        <w:rPr>
-          <w:b/>
-          <w:bCs/>
+          <w:sz w:val="44"/>
+          <w:szCs w:val="44"/>
+        </w:rPr>
+      </w:pPr>
+      <w:r>
+        <w:rPr>
           <w:sz w:val="44"/>
           <w:szCs w:val="44"/>
         </w:rPr>
@@ -1446,26 +1243,20 @@
     <w:p>
       <w:pPr>
         <w:rPr>
-          <w:b/>
-          <w:bCs/>
-          <w:sz w:val="44"/>
-          <w:szCs w:val="44"/>
-        </w:rPr>
-      </w:pPr>
-    </w:p>
-    <w:p>
-      <w:pPr>
-        <w:rPr>
-          <w:b/>
-          <w:bCs/>
-          <w:sz w:val="44"/>
-          <w:szCs w:val="44"/>
-        </w:rPr>
-      </w:pPr>
-      <w:r>
-        <w:rPr>
-          <w:b/>
-          <w:bCs/>
+          <w:sz w:val="44"/>
+          <w:szCs w:val="44"/>
+        </w:rPr>
+      </w:pPr>
+    </w:p>
+    <w:p>
+      <w:pPr>
+        <w:rPr>
+          <w:sz w:val="44"/>
+          <w:szCs w:val="44"/>
+        </w:rPr>
+      </w:pPr>
+      <w:r>
+        <w:rPr>
           <w:sz w:val="44"/>
           <w:szCs w:val="44"/>
         </w:rPr>
@@ -1474,8 +1265,6 @@
       <w:proofErr w:type="gramStart"/>
       <w:r>
         <w:rPr>
-          <w:b/>
-          <w:bCs/>
           <w:sz w:val="44"/>
           <w:szCs w:val="44"/>
         </w:rPr>
@@ -1484,8 +1273,6 @@
       <w:proofErr w:type="gramEnd"/>
       <w:r>
         <w:rPr>
-          <w:b/>
-          <w:bCs/>
           <w:sz w:val="44"/>
           <w:szCs w:val="44"/>
         </w:rPr>
@@ -1495,16 +1282,12 @@
     <w:p>
       <w:pPr>
         <w:rPr>
-          <w:b/>
-          <w:bCs/>
-          <w:sz w:val="44"/>
-          <w:szCs w:val="44"/>
-        </w:rPr>
-      </w:pPr>
-      <w:r>
-        <w:rPr>
-          <w:b/>
-          <w:bCs/>
+          <w:sz w:val="44"/>
+          <w:szCs w:val="44"/>
+        </w:rPr>
+      </w:pPr>
+      <w:r>
+        <w:rPr>
           <w:sz w:val="44"/>
           <w:szCs w:val="44"/>
         </w:rPr>
@@ -1513,8 +1296,6 @@
       <w:proofErr w:type="gramStart"/>
       <w:r>
         <w:rPr>
-          <w:b/>
-          <w:bCs/>
           <w:sz w:val="44"/>
           <w:szCs w:val="44"/>
         </w:rPr>
@@ -1525,16 +1306,12 @@
     <w:p>
       <w:pPr>
         <w:rPr>
-          <w:b/>
-          <w:bCs/>
-          <w:sz w:val="44"/>
-          <w:szCs w:val="44"/>
-        </w:rPr>
-      </w:pPr>
-      <w:r>
-        <w:rPr>
-          <w:b/>
-          <w:bCs/>
+          <w:sz w:val="44"/>
+          <w:szCs w:val="44"/>
+        </w:rPr>
+      </w:pPr>
+      <w:r>
+        <w:rPr>
           <w:sz w:val="44"/>
           <w:szCs w:val="44"/>
         </w:rPr>
@@ -1544,16 +1321,12 @@
     <w:p>
       <w:pPr>
         <w:rPr>
-          <w:b/>
-          <w:bCs/>
-          <w:sz w:val="44"/>
-          <w:szCs w:val="44"/>
-        </w:rPr>
-      </w:pPr>
-      <w:r>
-        <w:rPr>
-          <w:b/>
-          <w:bCs/>
+          <w:sz w:val="44"/>
+          <w:szCs w:val="44"/>
+        </w:rPr>
+      </w:pPr>
+      <w:r>
+        <w:rPr>
           <w:sz w:val="44"/>
           <w:szCs w:val="44"/>
         </w:rPr>
@@ -1562,8 +1335,6 @@
       <w:proofErr w:type="gramStart"/>
       <w:r>
         <w:rPr>
-          <w:b/>
-          <w:bCs/>
           <w:sz w:val="44"/>
           <w:szCs w:val="44"/>
         </w:rPr>
@@ -1574,16 +1345,12 @@
     <w:p>
       <w:pPr>
         <w:rPr>
-          <w:b/>
-          <w:bCs/>
-          <w:sz w:val="44"/>
-          <w:szCs w:val="44"/>
-        </w:rPr>
-      </w:pPr>
-      <w:r>
-        <w:rPr>
-          <w:b/>
-          <w:bCs/>
+          <w:sz w:val="44"/>
+          <w:szCs w:val="44"/>
+        </w:rPr>
+      </w:pPr>
+      <w:r>
+        <w:rPr>
           <w:sz w:val="44"/>
           <w:szCs w:val="44"/>
         </w:rPr>
@@ -1592,8 +1359,6 @@
       <w:proofErr w:type="gramStart"/>
       <w:r>
         <w:rPr>
-          <w:b/>
-          <w:bCs/>
           <w:sz w:val="44"/>
           <w:szCs w:val="44"/>
         </w:rPr>
@@ -1602,8 +1367,6 @@
       <w:proofErr w:type="gramEnd"/>
       <w:r>
         <w:rPr>
-          <w:b/>
-          <w:bCs/>
           <w:sz w:val="44"/>
           <w:szCs w:val="44"/>
         </w:rPr>
@@ -1612,8 +1375,6 @@
       <w:proofErr w:type="gramStart"/>
       <w:r>
         <w:rPr>
-          <w:b/>
-          <w:bCs/>
           <w:sz w:val="44"/>
           <w:szCs w:val="44"/>
         </w:rPr>
@@ -1622,8 +1383,6 @@
       <w:proofErr w:type="gramEnd"/>
       <w:r>
         <w:rPr>
-          <w:b/>
-          <w:bCs/>
           <w:sz w:val="44"/>
           <w:szCs w:val="44"/>
         </w:rPr>
@@ -1633,16 +1392,12 @@
     <w:p>
       <w:pPr>
         <w:rPr>
-          <w:b/>
-          <w:bCs/>
-          <w:sz w:val="44"/>
-          <w:szCs w:val="44"/>
-        </w:rPr>
-      </w:pPr>
-      <w:r>
-        <w:rPr>
-          <w:b/>
-          <w:bCs/>
+          <w:sz w:val="44"/>
+          <w:szCs w:val="44"/>
+        </w:rPr>
+      </w:pPr>
+      <w:r>
+        <w:rPr>
           <w:sz w:val="44"/>
           <w:szCs w:val="44"/>
         </w:rPr>
@@ -1652,16 +1407,12 @@
     <w:p>
       <w:pPr>
         <w:rPr>
-          <w:b/>
-          <w:bCs/>
-          <w:sz w:val="44"/>
-          <w:szCs w:val="44"/>
-        </w:rPr>
-      </w:pPr>
-      <w:r>
-        <w:rPr>
-          <w:b/>
-          <w:bCs/>
+          <w:sz w:val="44"/>
+          <w:szCs w:val="44"/>
+        </w:rPr>
+      </w:pPr>
+      <w:r>
+        <w:rPr>
           <w:sz w:val="44"/>
           <w:szCs w:val="44"/>
         </w:rPr>
@@ -1670,8 +1421,6 @@
       <w:proofErr w:type="gramStart"/>
       <w:r>
         <w:rPr>
-          <w:b/>
-          <w:bCs/>
           <w:sz w:val="44"/>
           <w:szCs w:val="44"/>
         </w:rPr>
@@ -1682,16 +1431,12 @@
     <w:p>
       <w:pPr>
         <w:rPr>
-          <w:b/>
-          <w:bCs/>
-          <w:sz w:val="44"/>
-          <w:szCs w:val="44"/>
-        </w:rPr>
-      </w:pPr>
-      <w:r>
-        <w:rPr>
-          <w:b/>
-          <w:bCs/>
+          <w:sz w:val="44"/>
+          <w:szCs w:val="44"/>
+        </w:rPr>
+      </w:pPr>
+      <w:r>
+        <w:rPr>
           <w:sz w:val="44"/>
           <w:szCs w:val="44"/>
         </w:rPr>
@@ -1700,8 +1445,6 @@
       <w:proofErr w:type="gramStart"/>
       <w:r>
         <w:rPr>
-          <w:b/>
-          <w:bCs/>
           <w:sz w:val="44"/>
           <w:szCs w:val="44"/>
         </w:rPr>
@@ -1710,8 +1453,6 @@
       <w:proofErr w:type="gramEnd"/>
       <w:r>
         <w:rPr>
-          <w:b/>
-          <w:bCs/>
           <w:sz w:val="44"/>
           <w:szCs w:val="44"/>
         </w:rPr>
@@ -1720,8 +1461,6 @@
       <w:proofErr w:type="gramStart"/>
       <w:r>
         <w:rPr>
-          <w:b/>
-          <w:bCs/>
           <w:sz w:val="44"/>
           <w:szCs w:val="44"/>
         </w:rPr>
@@ -1730,8 +1469,6 @@
       <w:proofErr w:type="gramEnd"/>
       <w:r>
         <w:rPr>
-          <w:b/>
-          <w:bCs/>
           <w:sz w:val="44"/>
           <w:szCs w:val="44"/>
         </w:rPr>
@@ -1741,16 +1478,12 @@
     <w:p>
       <w:pPr>
         <w:rPr>
-          <w:b/>
-          <w:bCs/>
-          <w:sz w:val="44"/>
-          <w:szCs w:val="44"/>
-        </w:rPr>
-      </w:pPr>
-      <w:r>
-        <w:rPr>
-          <w:b/>
-          <w:bCs/>
+          <w:sz w:val="44"/>
+          <w:szCs w:val="44"/>
+        </w:rPr>
+      </w:pPr>
+      <w:r>
+        <w:rPr>
           <w:sz w:val="44"/>
           <w:szCs w:val="44"/>
         </w:rPr>
@@ -1759,8 +1492,6 @@
       </w:r>
       <w:r>
         <w:rPr>
-          <w:b/>
-          <w:bCs/>
           <w:sz w:val="44"/>
           <w:szCs w:val="44"/>
         </w:rPr>
@@ -1769,8 +1500,6 @@
       <w:proofErr w:type="gramStart"/>
       <w:r>
         <w:rPr>
-          <w:b/>
-          <w:bCs/>
           <w:sz w:val="44"/>
           <w:szCs w:val="44"/>
         </w:rPr>
@@ -1779,8 +1508,6 @@
       <w:proofErr w:type="gramEnd"/>
       <w:r>
         <w:rPr>
-          <w:b/>
-          <w:bCs/>
           <w:sz w:val="44"/>
           <w:szCs w:val="44"/>
         </w:rPr>
@@ -1789,8 +1516,6 @@
       <w:proofErr w:type="gramStart"/>
       <w:r>
         <w:rPr>
-          <w:b/>
-          <w:bCs/>
           <w:sz w:val="44"/>
           <w:szCs w:val="44"/>
         </w:rPr>
@@ -1799,8 +1524,6 @@
       <w:proofErr w:type="gramEnd"/>
       <w:r>
         <w:rPr>
-          <w:b/>
-          <w:bCs/>
           <w:sz w:val="44"/>
           <w:szCs w:val="44"/>
         </w:rPr>
@@ -1810,16 +1533,12 @@
     <w:p>
       <w:pPr>
         <w:rPr>
-          <w:b/>
-          <w:bCs/>
-          <w:sz w:val="44"/>
-          <w:szCs w:val="44"/>
-        </w:rPr>
-      </w:pPr>
-      <w:r>
-        <w:rPr>
-          <w:b/>
-          <w:bCs/>
+          <w:sz w:val="44"/>
+          <w:szCs w:val="44"/>
+        </w:rPr>
+      </w:pPr>
+      <w:r>
+        <w:rPr>
           <w:sz w:val="44"/>
           <w:szCs w:val="44"/>
         </w:rPr>
@@ -1828,8 +1547,6 @@
       <w:proofErr w:type="gramStart"/>
       <w:r>
         <w:rPr>
-          <w:b/>
-          <w:bCs/>
           <w:sz w:val="44"/>
           <w:szCs w:val="44"/>
         </w:rPr>
@@ -1838,8 +1555,6 @@
       <w:proofErr w:type="gramEnd"/>
       <w:r>
         <w:rPr>
-          <w:b/>
-          <w:bCs/>
           <w:sz w:val="44"/>
           <w:szCs w:val="44"/>
         </w:rPr>
@@ -1848,8 +1563,6 @@
       <w:proofErr w:type="gramStart"/>
       <w:r>
         <w:rPr>
-          <w:b/>
-          <w:bCs/>
           <w:sz w:val="44"/>
           <w:szCs w:val="44"/>
         </w:rPr>
@@ -1860,16 +1573,12 @@
     <w:p>
       <w:pPr>
         <w:rPr>
-          <w:b/>
-          <w:bCs/>
-          <w:sz w:val="44"/>
-          <w:szCs w:val="44"/>
-        </w:rPr>
-      </w:pPr>
-      <w:r>
-        <w:rPr>
-          <w:b/>
-          <w:bCs/>
+          <w:sz w:val="44"/>
+          <w:szCs w:val="44"/>
+        </w:rPr>
+      </w:pPr>
+      <w:r>
+        <w:rPr>
           <w:sz w:val="44"/>
           <w:szCs w:val="44"/>
         </w:rPr>
@@ -1877,8 +1586,6 @@
       </w:r>
       <w:r>
         <w:rPr>
-          <w:b/>
-          <w:bCs/>
           <w:sz w:val="44"/>
           <w:szCs w:val="44"/>
         </w:rPr>
@@ -1888,16 +1595,12 @@
     <w:p>
       <w:pPr>
         <w:rPr>
-          <w:b/>
-          <w:bCs/>
-          <w:sz w:val="44"/>
-          <w:szCs w:val="44"/>
-        </w:rPr>
-      </w:pPr>
-      <w:r>
-        <w:rPr>
-          <w:b/>
-          <w:bCs/>
+          <w:sz w:val="44"/>
+          <w:szCs w:val="44"/>
+        </w:rPr>
+      </w:pPr>
+      <w:r>
+        <w:rPr>
           <w:sz w:val="44"/>
           <w:szCs w:val="44"/>
         </w:rPr>
@@ -1906,38 +1609,41 @@
       <w:proofErr w:type="gramStart"/>
       <w:r>
         <w:rPr>
-          <w:b/>
-          <w:bCs/>
-          <w:sz w:val="44"/>
-          <w:szCs w:val="44"/>
-        </w:rPr>
-        <w:t>is .hashCode</w:t>
-      </w:r>
-      <w:proofErr w:type="gramEnd"/>
-      <w:r>
-        <w:rPr>
-          <w:b/>
-          <w:bCs/>
+          <w:sz w:val="44"/>
+          <w:szCs w:val="44"/>
+        </w:rPr>
+        <w:t>is .</w:t>
+      </w:r>
+      <w:proofErr w:type="spellStart"/>
+      <w:r>
+        <w:rPr>
+          <w:sz w:val="44"/>
+          <w:szCs w:val="44"/>
+        </w:rPr>
+        <w:t>hashCode</w:t>
+      </w:r>
+      <w:proofErr w:type="spellEnd"/>
+      <w:proofErr w:type="gramEnd"/>
+      <w:r>
+        <w:rPr>
           <w:sz w:val="44"/>
           <w:szCs w:val="44"/>
         </w:rPr>
         <w:t xml:space="preserve">() and </w:t>
       </w:r>
-      <w:proofErr w:type="gramStart"/>
-      <w:r>
-        <w:rPr>
-          <w:b/>
-          <w:bCs/>
+      <w:proofErr w:type="spellStart"/>
+      <w:proofErr w:type="gramStart"/>
+      <w:r>
+        <w:rPr>
           <w:sz w:val="44"/>
           <w:szCs w:val="44"/>
         </w:rPr>
         <w:t>it’s</w:t>
       </w:r>
-      <w:proofErr w:type="gramEnd"/>
-      <w:r>
-        <w:rPr>
-          <w:b/>
-          <w:bCs/>
+      <w:proofErr w:type="spellEnd"/>
+      <w:proofErr w:type="gramEnd"/>
+      <w:r>
+        <w:rPr>
           <w:sz w:val="44"/>
           <w:szCs w:val="44"/>
         </w:rPr>
@@ -1947,16 +1653,12 @@
     <w:p>
       <w:pPr>
         <w:rPr>
-          <w:b/>
-          <w:bCs/>
-          <w:sz w:val="44"/>
-          <w:szCs w:val="44"/>
-        </w:rPr>
-      </w:pPr>
-      <w:r>
-        <w:rPr>
-          <w:b/>
-          <w:bCs/>
+          <w:sz w:val="44"/>
+          <w:szCs w:val="44"/>
+        </w:rPr>
+      </w:pPr>
+      <w:r>
+        <w:rPr>
           <w:sz w:val="44"/>
           <w:szCs w:val="44"/>
         </w:rPr>
@@ -1965,8 +1667,6 @@
       <w:proofErr w:type="gramStart"/>
       <w:r>
         <w:rPr>
-          <w:b/>
-          <w:bCs/>
           <w:sz w:val="44"/>
           <w:szCs w:val="44"/>
         </w:rPr>
@@ -1975,8 +1675,6 @@
       <w:proofErr w:type="gramEnd"/>
       <w:r>
         <w:rPr>
-          <w:b/>
-          <w:bCs/>
           <w:sz w:val="44"/>
           <w:szCs w:val="44"/>
         </w:rPr>
@@ -1985,8 +1683,6 @@
       <w:proofErr w:type="gramStart"/>
       <w:r>
         <w:rPr>
-          <w:b/>
-          <w:bCs/>
           <w:sz w:val="44"/>
           <w:szCs w:val="44"/>
         </w:rPr>
@@ -1997,16 +1693,12 @@
     <w:p>
       <w:pPr>
         <w:rPr>
-          <w:b/>
-          <w:bCs/>
-          <w:sz w:val="44"/>
-          <w:szCs w:val="44"/>
-        </w:rPr>
-      </w:pPr>
-      <w:r>
-        <w:rPr>
-          <w:b/>
-          <w:bCs/>
+          <w:sz w:val="44"/>
+          <w:szCs w:val="44"/>
+        </w:rPr>
+      </w:pPr>
+      <w:r>
+        <w:rPr>
           <w:sz w:val="44"/>
           <w:szCs w:val="44"/>
         </w:rPr>
@@ -2015,18 +1707,23 @@
       <w:proofErr w:type="gramStart"/>
       <w:r>
         <w:rPr>
-          <w:b/>
-          <w:bCs/>
-          <w:sz w:val="44"/>
-          <w:szCs w:val="44"/>
-        </w:rPr>
-        <w:t>the .hashCode</w:t>
-      </w:r>
-      <w:proofErr w:type="gramEnd"/>
-      <w:r>
-        <w:rPr>
-          <w:b/>
-          <w:bCs/>
+          <w:sz w:val="44"/>
+          <w:szCs w:val="44"/>
+        </w:rPr>
+        <w:t>the .</w:t>
+      </w:r>
+      <w:proofErr w:type="spellStart"/>
+      <w:r>
+        <w:rPr>
+          <w:sz w:val="44"/>
+          <w:szCs w:val="44"/>
+        </w:rPr>
+        <w:t>hashCode</w:t>
+      </w:r>
+      <w:proofErr w:type="spellEnd"/>
+      <w:proofErr w:type="gramEnd"/>
+      <w:r>
+        <w:rPr>
           <w:sz w:val="44"/>
           <w:szCs w:val="44"/>
         </w:rPr>
@@ -2036,16 +1733,12 @@
     <w:p>
       <w:pPr>
         <w:rPr>
-          <w:b/>
-          <w:bCs/>
-          <w:sz w:val="44"/>
-          <w:szCs w:val="44"/>
-        </w:rPr>
-      </w:pPr>
-      <w:r>
-        <w:rPr>
-          <w:b/>
-          <w:bCs/>
+          <w:sz w:val="44"/>
+          <w:szCs w:val="44"/>
+        </w:rPr>
+      </w:pPr>
+      <w:r>
+        <w:rPr>
           <w:sz w:val="44"/>
           <w:szCs w:val="44"/>
         </w:rPr>
@@ -2054,18 +1747,30 @@
       <w:proofErr w:type="gramStart"/>
       <w:r>
         <w:rPr>
-          <w:b/>
-          <w:bCs/>
-          <w:sz w:val="44"/>
-          <w:szCs w:val="44"/>
-        </w:rPr>
-        <w:t>and  .hashCode(</w:t>
-      </w:r>
-      <w:proofErr w:type="gramEnd"/>
-      <w:r>
-        <w:rPr>
-          <w:b/>
-          <w:bCs/>
+          <w:sz w:val="44"/>
+          <w:szCs w:val="44"/>
+        </w:rPr>
+        <w:t>and  .</w:t>
+      </w:r>
+      <w:proofErr w:type="spellStart"/>
+      <w:r>
+        <w:rPr>
+          <w:sz w:val="44"/>
+          <w:szCs w:val="44"/>
+        </w:rPr>
+        <w:t>hashCode</w:t>
+      </w:r>
+      <w:proofErr w:type="spellEnd"/>
+      <w:r>
+        <w:rPr>
+          <w:sz w:val="44"/>
+          <w:szCs w:val="44"/>
+        </w:rPr>
+        <w:t>(</w:t>
+      </w:r>
+      <w:proofErr w:type="gramEnd"/>
+      <w:r>
+        <w:rPr>
           <w:sz w:val="44"/>
           <w:szCs w:val="44"/>
         </w:rPr>
@@ -2075,16 +1780,12 @@
     <w:p>
       <w:pPr>
         <w:rPr>
-          <w:b/>
-          <w:bCs/>
-          <w:sz w:val="44"/>
-          <w:szCs w:val="44"/>
-        </w:rPr>
-      </w:pPr>
-      <w:r>
-        <w:rPr>
-          <w:b/>
-          <w:bCs/>
+          <w:sz w:val="44"/>
+          <w:szCs w:val="44"/>
+        </w:rPr>
+      </w:pPr>
+      <w:r>
+        <w:rPr>
           <w:sz w:val="44"/>
           <w:szCs w:val="44"/>
         </w:rPr>
@@ -2094,16 +1795,12 @@
     <w:p>
       <w:pPr>
         <w:rPr>
-          <w:b/>
-          <w:bCs/>
-          <w:sz w:val="44"/>
-          <w:szCs w:val="44"/>
-        </w:rPr>
-      </w:pPr>
-      <w:r>
-        <w:rPr>
-          <w:b/>
-          <w:bCs/>
+          <w:sz w:val="44"/>
+          <w:szCs w:val="44"/>
+        </w:rPr>
+      </w:pPr>
+      <w:r>
+        <w:rPr>
           <w:sz w:val="44"/>
           <w:szCs w:val="44"/>
         </w:rPr>
@@ -2113,35 +1810,43 @@
     <w:p>
       <w:pPr>
         <w:rPr>
-          <w:b/>
-          <w:bCs/>
-          <w:sz w:val="44"/>
-          <w:szCs w:val="44"/>
-        </w:rPr>
-      </w:pPr>
-      <w:r>
-        <w:rPr>
-          <w:b/>
-          <w:bCs/>
-          <w:sz w:val="44"/>
-          <w:szCs w:val="44"/>
-        </w:rPr>
-        <w:t>75) instanceof operator.</w:t>
-      </w:r>
-    </w:p>
-    <w:p>
-      <w:pPr>
-        <w:rPr>
-          <w:b/>
-          <w:bCs/>
-          <w:sz w:val="44"/>
-          <w:szCs w:val="44"/>
-        </w:rPr>
-      </w:pPr>
-      <w:r>
-        <w:rPr>
-          <w:b/>
-          <w:bCs/>
+          <w:sz w:val="44"/>
+          <w:szCs w:val="44"/>
+        </w:rPr>
+      </w:pPr>
+      <w:r>
+        <w:rPr>
+          <w:sz w:val="44"/>
+          <w:szCs w:val="44"/>
+        </w:rPr>
+        <w:t xml:space="preserve">75) </w:t>
+      </w:r>
+      <w:proofErr w:type="spellStart"/>
+      <w:r>
+        <w:rPr>
+          <w:sz w:val="44"/>
+          <w:szCs w:val="44"/>
+        </w:rPr>
+        <w:t>instanceof</w:t>
+      </w:r>
+      <w:proofErr w:type="spellEnd"/>
+      <w:r>
+        <w:rPr>
+          <w:sz w:val="44"/>
+          <w:szCs w:val="44"/>
+        </w:rPr>
+        <w:t xml:space="preserve"> operator.</w:t>
+      </w:r>
+    </w:p>
+    <w:p>
+      <w:pPr>
+        <w:rPr>
+          <w:sz w:val="44"/>
+          <w:szCs w:val="44"/>
+        </w:rPr>
+      </w:pPr>
+      <w:r>
+        <w:rPr>
           <w:sz w:val="44"/>
           <w:szCs w:val="44"/>
         </w:rPr>
@@ -2151,16 +1856,12 @@
     <w:p>
       <w:pPr>
         <w:rPr>
-          <w:b/>
-          <w:bCs/>
-          <w:sz w:val="44"/>
-          <w:szCs w:val="44"/>
-        </w:rPr>
-      </w:pPr>
-      <w:r>
-        <w:rPr>
-          <w:b/>
-          <w:bCs/>
+          <w:sz w:val="44"/>
+          <w:szCs w:val="44"/>
+        </w:rPr>
+      </w:pPr>
+      <w:r>
+        <w:rPr>
           <w:sz w:val="44"/>
           <w:szCs w:val="44"/>
         </w:rPr>
@@ -2169,8 +1870,6 @@
       <w:proofErr w:type="gramStart"/>
       <w:r>
         <w:rPr>
-          <w:b/>
-          <w:bCs/>
           <w:sz w:val="44"/>
           <w:szCs w:val="44"/>
         </w:rPr>
@@ -2179,8 +1878,6 @@
       <w:proofErr w:type="gramEnd"/>
       <w:r>
         <w:rPr>
-          <w:b/>
-          <w:bCs/>
           <w:sz w:val="44"/>
           <w:szCs w:val="44"/>
         </w:rPr>
@@ -2189,8 +1886,6 @@
       <w:proofErr w:type="gramStart"/>
       <w:r>
         <w:rPr>
-          <w:b/>
-          <w:bCs/>
           <w:sz w:val="44"/>
           <w:szCs w:val="44"/>
         </w:rPr>
@@ -2201,16 +1896,12 @@
     <w:p>
       <w:pPr>
         <w:rPr>
-          <w:b/>
-          <w:bCs/>
-          <w:sz w:val="44"/>
-          <w:szCs w:val="44"/>
-        </w:rPr>
-      </w:pPr>
-      <w:r>
-        <w:rPr>
-          <w:b/>
-          <w:bCs/>
+          <w:sz w:val="44"/>
+          <w:szCs w:val="44"/>
+        </w:rPr>
+      </w:pPr>
+      <w:r>
+        <w:rPr>
           <w:sz w:val="44"/>
           <w:szCs w:val="44"/>
         </w:rPr>
@@ -2220,58 +1911,537 @@
     <w:p>
       <w:pPr>
         <w:rPr>
-          <w:b/>
-          <w:bCs/>
-          <w:sz w:val="44"/>
-          <w:szCs w:val="44"/>
-        </w:rPr>
-      </w:pPr>
-      <w:r>
-        <w:rPr>
-          <w:b/>
-          <w:bCs/>
+          <w:sz w:val="44"/>
+          <w:szCs w:val="44"/>
+        </w:rPr>
+      </w:pPr>
+      <w:r>
+        <w:rPr>
           <w:sz w:val="44"/>
           <w:szCs w:val="44"/>
         </w:rPr>
         <w:lastRenderedPageBreak/>
-        <w:t xml:space="preserve">79) try with </w:t>
-      </w:r>
-      <w:proofErr w:type="gramStart"/>
-      <w:r>
-        <w:rPr>
-          <w:b/>
-          <w:bCs/>
-          <w:sz w:val="44"/>
-          <w:szCs w:val="44"/>
-        </w:rPr>
-        <w:t>resource.(</w:t>
-      </w:r>
-      <w:proofErr w:type="gramEnd"/>
-      <w:r>
-        <w:rPr>
-          <w:b/>
-          <w:bCs/>
-          <w:sz w:val="44"/>
-          <w:szCs w:val="44"/>
-        </w:rPr>
-        <w:t>*)</w:t>
-      </w:r>
-    </w:p>
-    <w:p>
-      <w:pPr>
-        <w:rPr>
-          <w:b/>
-          <w:bCs/>
-          <w:sz w:val="44"/>
-          <w:szCs w:val="44"/>
-        </w:rPr>
-      </w:pPr>
-    </w:p>
-    <w:p>
-      <w:pPr>
-        <w:rPr>
-          <w:b/>
-          <w:bCs/>
+        <w:t>79) try with resource.</w:t>
+      </w:r>
+    </w:p>
+    <w:p>
+      <w:pPr>
+        <w:rPr>
+          <w:sz w:val="44"/>
+          <w:szCs w:val="44"/>
+        </w:rPr>
+      </w:pPr>
+      <w:r>
+        <w:rPr>
+          <w:sz w:val="44"/>
+          <w:szCs w:val="44"/>
+        </w:rPr>
+        <w:t xml:space="preserve">80) what </w:t>
+      </w:r>
+      <w:proofErr w:type="gramStart"/>
+      <w:r>
+        <w:rPr>
+          <w:sz w:val="44"/>
+          <w:szCs w:val="44"/>
+        </w:rPr>
+        <w:t>is .</w:t>
+      </w:r>
+      <w:proofErr w:type="spellStart"/>
+      <w:r>
+        <w:rPr>
+          <w:sz w:val="44"/>
+          <w:szCs w:val="44"/>
+        </w:rPr>
+        <w:t>hashCode</w:t>
+      </w:r>
+      <w:proofErr w:type="spellEnd"/>
+      <w:proofErr w:type="gramEnd"/>
+      <w:r>
+        <w:rPr>
+          <w:sz w:val="44"/>
+          <w:szCs w:val="44"/>
+        </w:rPr>
+        <w:t xml:space="preserve">() and </w:t>
+      </w:r>
+      <w:proofErr w:type="gramStart"/>
+      <w:r>
+        <w:rPr>
+          <w:sz w:val="44"/>
+          <w:szCs w:val="44"/>
+        </w:rPr>
+        <w:t>it’s</w:t>
+      </w:r>
+      <w:proofErr w:type="gramEnd"/>
+      <w:r>
+        <w:rPr>
+          <w:sz w:val="44"/>
+          <w:szCs w:val="44"/>
+        </w:rPr>
+        <w:t xml:space="preserve"> </w:t>
+      </w:r>
+      <w:proofErr w:type="gramStart"/>
+      <w:r>
+        <w:rPr>
+          <w:sz w:val="44"/>
+          <w:szCs w:val="44"/>
+        </w:rPr>
+        <w:t>significance ?</w:t>
+      </w:r>
+      <w:proofErr w:type="gramEnd"/>
+    </w:p>
+    <w:p>
+      <w:pPr>
+        <w:rPr>
+          <w:sz w:val="44"/>
+          <w:szCs w:val="44"/>
+        </w:rPr>
+      </w:pPr>
+      <w:r>
+        <w:rPr>
+          <w:sz w:val="44"/>
+          <w:szCs w:val="44"/>
+        </w:rPr>
+        <w:t xml:space="preserve">81) default </w:t>
+      </w:r>
+      <w:proofErr w:type="spellStart"/>
+      <w:r>
+        <w:rPr>
+          <w:sz w:val="44"/>
+          <w:szCs w:val="44"/>
+        </w:rPr>
+        <w:t>behaviour</w:t>
+      </w:r>
+      <w:proofErr w:type="spellEnd"/>
+      <w:r>
+        <w:rPr>
+          <w:sz w:val="44"/>
+          <w:szCs w:val="44"/>
+        </w:rPr>
+        <w:t xml:space="preserve"> of </w:t>
+      </w:r>
+      <w:proofErr w:type="gramStart"/>
+      <w:r>
+        <w:rPr>
+          <w:sz w:val="44"/>
+          <w:szCs w:val="44"/>
+        </w:rPr>
+        <w:t>the .equals</w:t>
+      </w:r>
+      <w:proofErr w:type="gramEnd"/>
+      <w:r>
+        <w:rPr>
+          <w:sz w:val="44"/>
+          <w:szCs w:val="44"/>
+        </w:rPr>
+        <w:t xml:space="preserve">() in </w:t>
+      </w:r>
+      <w:proofErr w:type="gramStart"/>
+      <w:r>
+        <w:rPr>
+          <w:sz w:val="44"/>
+          <w:szCs w:val="44"/>
+        </w:rPr>
+        <w:t>java ?</w:t>
+      </w:r>
+      <w:proofErr w:type="gramEnd"/>
+    </w:p>
+    <w:p>
+      <w:pPr>
+        <w:rPr>
+          <w:sz w:val="44"/>
+          <w:szCs w:val="44"/>
+        </w:rPr>
+      </w:pPr>
+      <w:r>
+        <w:rPr>
+          <w:sz w:val="44"/>
+          <w:szCs w:val="44"/>
+        </w:rPr>
+        <w:t xml:space="preserve">82) why </w:t>
+      </w:r>
+      <w:proofErr w:type="gramStart"/>
+      <w:r>
+        <w:rPr>
+          <w:sz w:val="44"/>
+          <w:szCs w:val="44"/>
+        </w:rPr>
+        <w:t>does .equals</w:t>
+      </w:r>
+      <w:proofErr w:type="gramEnd"/>
+      <w:r>
+        <w:rPr>
+          <w:sz w:val="44"/>
+          <w:szCs w:val="44"/>
+        </w:rPr>
+        <w:t>() behaves differently in String class?</w:t>
+      </w:r>
+    </w:p>
+    <w:p>
+      <w:pPr>
+        <w:rPr>
+          <w:sz w:val="44"/>
+          <w:szCs w:val="44"/>
+        </w:rPr>
+      </w:pPr>
+      <w:r>
+        <w:rPr>
+          <w:sz w:val="44"/>
+          <w:szCs w:val="44"/>
+        </w:rPr>
+        <w:t xml:space="preserve">83)what is the contract </w:t>
+      </w:r>
+      <w:proofErr w:type="gramStart"/>
+      <w:r>
+        <w:rPr>
+          <w:sz w:val="44"/>
+          <w:szCs w:val="44"/>
+        </w:rPr>
+        <w:t>between .equals</w:t>
+      </w:r>
+      <w:proofErr w:type="gramEnd"/>
+      <w:r>
+        <w:rPr>
+          <w:sz w:val="44"/>
+          <w:szCs w:val="44"/>
+        </w:rPr>
+        <w:t xml:space="preserve">() </w:t>
+      </w:r>
+      <w:proofErr w:type="gramStart"/>
+      <w:r>
+        <w:rPr>
+          <w:sz w:val="44"/>
+          <w:szCs w:val="44"/>
+        </w:rPr>
+        <w:t>and .</w:t>
+      </w:r>
+      <w:proofErr w:type="spellStart"/>
+      <w:r>
+        <w:rPr>
+          <w:sz w:val="44"/>
+          <w:szCs w:val="44"/>
+        </w:rPr>
+        <w:t>hashCode</w:t>
+      </w:r>
+      <w:proofErr w:type="spellEnd"/>
+      <w:proofErr w:type="gramEnd"/>
+      <w:r>
+        <w:rPr>
+          <w:sz w:val="44"/>
+          <w:szCs w:val="44"/>
+        </w:rPr>
+        <w:t xml:space="preserve">() in </w:t>
+      </w:r>
+      <w:proofErr w:type="gramStart"/>
+      <w:r>
+        <w:rPr>
+          <w:sz w:val="44"/>
+          <w:szCs w:val="44"/>
+        </w:rPr>
+        <w:t>java ?</w:t>
+      </w:r>
+      <w:proofErr w:type="gramEnd"/>
+    </w:p>
+    <w:p>
+      <w:pPr>
+        <w:rPr>
+          <w:sz w:val="44"/>
+          <w:szCs w:val="44"/>
+        </w:rPr>
+      </w:pPr>
+      <w:r>
+        <w:rPr>
+          <w:sz w:val="44"/>
+          <w:szCs w:val="44"/>
+        </w:rPr>
+        <w:t xml:space="preserve">84) </w:t>
+      </w:r>
+      <w:proofErr w:type="gramStart"/>
+      <w:r>
+        <w:rPr>
+          <w:sz w:val="44"/>
+          <w:szCs w:val="44"/>
+        </w:rPr>
+        <w:t>define :</w:t>
+      </w:r>
+      <w:proofErr w:type="gramEnd"/>
+      <w:r>
+        <w:rPr>
+          <w:sz w:val="44"/>
+          <w:szCs w:val="44"/>
+        </w:rPr>
+        <w:br/>
+        <w:t xml:space="preserve"> </w:t>
+      </w:r>
+      <w:proofErr w:type="gramStart"/>
+      <w:r>
+        <w:rPr>
+          <w:sz w:val="44"/>
+          <w:szCs w:val="44"/>
+        </w:rPr>
+        <w:t>a)</w:t>
+      </w:r>
+      <w:proofErr w:type="spellStart"/>
+      <w:r>
+        <w:rPr>
+          <w:sz w:val="44"/>
+          <w:szCs w:val="44"/>
+        </w:rPr>
+        <w:t>reflexitivity</w:t>
+      </w:r>
+      <w:proofErr w:type="spellEnd"/>
+      <w:proofErr w:type="gramEnd"/>
+    </w:p>
+    <w:p>
+      <w:pPr>
+        <w:rPr>
+          <w:sz w:val="44"/>
+          <w:szCs w:val="44"/>
+        </w:rPr>
+      </w:pPr>
+      <w:proofErr w:type="gramStart"/>
+      <w:r>
+        <w:rPr>
+          <w:sz w:val="44"/>
+          <w:szCs w:val="44"/>
+        </w:rPr>
+        <w:t>b)consistency</w:t>
+      </w:r>
+      <w:proofErr w:type="gramEnd"/>
+    </w:p>
+    <w:p>
+      <w:pPr>
+        <w:rPr>
+          <w:sz w:val="44"/>
+          <w:szCs w:val="44"/>
+        </w:rPr>
+      </w:pPr>
+      <w:r>
+        <w:rPr>
+          <w:sz w:val="44"/>
+          <w:szCs w:val="44"/>
+        </w:rPr>
+        <w:t>c)not-nullity</w:t>
+      </w:r>
+    </w:p>
+    <w:p>
+      <w:pPr>
+        <w:rPr>
+          <w:sz w:val="44"/>
+          <w:szCs w:val="44"/>
+        </w:rPr>
+      </w:pPr>
+      <w:r>
+        <w:rPr>
+          <w:sz w:val="44"/>
+          <w:szCs w:val="44"/>
+        </w:rPr>
+        <w:t>d)Symmetry</w:t>
+      </w:r>
+    </w:p>
+    <w:p>
+      <w:pPr>
+        <w:rPr>
+          <w:sz w:val="44"/>
+          <w:szCs w:val="44"/>
+        </w:rPr>
+      </w:pPr>
+      <w:proofErr w:type="gramStart"/>
+      <w:r>
+        <w:rPr>
+          <w:sz w:val="44"/>
+          <w:szCs w:val="44"/>
+        </w:rPr>
+        <w:t>e)transitivity</w:t>
+      </w:r>
+      <w:proofErr w:type="gramEnd"/>
+      <w:r>
+        <w:rPr>
+          <w:sz w:val="44"/>
+          <w:szCs w:val="44"/>
+        </w:rPr>
+        <w:t xml:space="preserve"> </w:t>
+      </w:r>
+    </w:p>
+    <w:p>
+      <w:pPr>
+        <w:rPr>
+          <w:sz w:val="44"/>
+          <w:szCs w:val="44"/>
+        </w:rPr>
+      </w:pPr>
+    </w:p>
+    <w:p>
+      <w:pPr>
+        <w:rPr>
+          <w:sz w:val="44"/>
+          <w:szCs w:val="44"/>
+        </w:rPr>
+      </w:pPr>
+      <w:r>
+        <w:rPr>
+          <w:sz w:val="44"/>
+          <w:szCs w:val="44"/>
+        </w:rPr>
+        <w:t xml:space="preserve">contracts </w:t>
+      </w:r>
+      <w:proofErr w:type="gramStart"/>
+      <w:r>
+        <w:rPr>
+          <w:sz w:val="44"/>
+          <w:szCs w:val="44"/>
+        </w:rPr>
+        <w:t>of .equals</w:t>
+      </w:r>
+      <w:proofErr w:type="gramEnd"/>
+      <w:r>
+        <w:rPr>
+          <w:sz w:val="44"/>
+          <w:szCs w:val="44"/>
+        </w:rPr>
+        <w:t>() in java with example.</w:t>
+      </w:r>
+    </w:p>
+    <w:p>
+      <w:pPr>
+        <w:rPr>
+          <w:sz w:val="44"/>
+          <w:szCs w:val="44"/>
+        </w:rPr>
+      </w:pPr>
+    </w:p>
+    <w:p>
+      <w:pPr>
+        <w:rPr>
+          <w:sz w:val="44"/>
+          <w:szCs w:val="44"/>
+        </w:rPr>
+      </w:pPr>
+      <w:r>
+        <w:rPr>
+          <w:sz w:val="44"/>
+          <w:szCs w:val="44"/>
+        </w:rPr>
+        <w:lastRenderedPageBreak/>
+        <w:t xml:space="preserve">85) why to </w:t>
+      </w:r>
+      <w:proofErr w:type="gramStart"/>
+      <w:r>
+        <w:rPr>
+          <w:sz w:val="44"/>
+          <w:szCs w:val="44"/>
+        </w:rPr>
+        <w:t>override .equals</w:t>
+      </w:r>
+      <w:proofErr w:type="gramEnd"/>
+      <w:r>
+        <w:rPr>
+          <w:sz w:val="44"/>
+          <w:szCs w:val="44"/>
+        </w:rPr>
+        <w:t xml:space="preserve">() </w:t>
+      </w:r>
+      <w:proofErr w:type="gramStart"/>
+      <w:r>
+        <w:rPr>
+          <w:sz w:val="44"/>
+          <w:szCs w:val="44"/>
+        </w:rPr>
+        <w:t>and .</w:t>
+      </w:r>
+      <w:proofErr w:type="spellStart"/>
+      <w:r>
+        <w:rPr>
+          <w:sz w:val="44"/>
+          <w:szCs w:val="44"/>
+        </w:rPr>
+        <w:t>hashCode</w:t>
+      </w:r>
+      <w:proofErr w:type="spellEnd"/>
+      <w:proofErr w:type="gramEnd"/>
+      <w:r>
+        <w:rPr>
+          <w:sz w:val="44"/>
+          <w:szCs w:val="44"/>
+        </w:rPr>
+        <w:t xml:space="preserve">() together in </w:t>
+      </w:r>
+      <w:proofErr w:type="gramStart"/>
+      <w:r>
+        <w:rPr>
+          <w:sz w:val="44"/>
+          <w:szCs w:val="44"/>
+        </w:rPr>
+        <w:t>java ?</w:t>
+      </w:r>
+      <w:proofErr w:type="gramEnd"/>
+    </w:p>
+    <w:p>
+      <w:pPr>
+        <w:rPr>
+          <w:sz w:val="44"/>
+          <w:szCs w:val="44"/>
+        </w:rPr>
+      </w:pPr>
+      <w:r>
+        <w:rPr>
+          <w:sz w:val="44"/>
+          <w:szCs w:val="44"/>
+        </w:rPr>
+        <w:t xml:space="preserve">86)what are the best practices followed when overriding </w:t>
+      </w:r>
+      <w:proofErr w:type="gramStart"/>
+      <w:r>
+        <w:rPr>
+          <w:sz w:val="44"/>
+          <w:szCs w:val="44"/>
+        </w:rPr>
+        <w:t>the .equals</w:t>
+      </w:r>
+      <w:proofErr w:type="gramEnd"/>
+      <w:r>
+        <w:rPr>
+          <w:sz w:val="44"/>
+          <w:szCs w:val="44"/>
+        </w:rPr>
+        <w:t xml:space="preserve">() </w:t>
+      </w:r>
+      <w:proofErr w:type="gramStart"/>
+      <w:r>
+        <w:rPr>
+          <w:sz w:val="44"/>
+          <w:szCs w:val="44"/>
+        </w:rPr>
+        <w:t>and .</w:t>
+      </w:r>
+      <w:proofErr w:type="spellStart"/>
+      <w:r>
+        <w:rPr>
+          <w:sz w:val="44"/>
+          <w:szCs w:val="44"/>
+        </w:rPr>
+        <w:t>hashCode</w:t>
+      </w:r>
+      <w:proofErr w:type="spellEnd"/>
+      <w:proofErr w:type="gramEnd"/>
+      <w:r>
+        <w:rPr>
+          <w:sz w:val="44"/>
+          <w:szCs w:val="44"/>
+        </w:rPr>
+        <w:t>() in Java?</w:t>
+      </w:r>
+    </w:p>
+    <w:p>
+      <w:pPr>
+        <w:rPr>
+          <w:sz w:val="44"/>
+          <w:szCs w:val="44"/>
+        </w:rPr>
+      </w:pPr>
+    </w:p>
+    <w:p>
+      <w:pPr>
+        <w:rPr>
           <w:sz w:val="44"/>
           <w:szCs w:val="44"/>
         </w:rPr>

--- a/Core_JAVA_Interview.docx
+++ b/Core_JAVA_Interview.docx
@@ -29,44 +29,8 @@
           <w:sz w:val="44"/>
           <w:szCs w:val="44"/>
         </w:rPr>
-        <w:t xml:space="preserve">1)what is </w:t>
-      </w:r>
-      <w:proofErr w:type="spellStart"/>
-      <w:proofErr w:type="gramStart"/>
-      <w:r>
-        <w:rPr>
-          <w:sz w:val="44"/>
-          <w:szCs w:val="44"/>
-        </w:rPr>
-        <w:t>jvm,jdk</w:t>
-      </w:r>
-      <w:proofErr w:type="spellEnd"/>
-      <w:proofErr w:type="gramEnd"/>
-      <w:r>
-        <w:rPr>
-          <w:sz w:val="44"/>
-          <w:szCs w:val="44"/>
-        </w:rPr>
-        <w:t xml:space="preserve">, </w:t>
-      </w:r>
-      <w:proofErr w:type="spellStart"/>
-      <w:proofErr w:type="gramStart"/>
-      <w:r>
-        <w:rPr>
-          <w:sz w:val="44"/>
-          <w:szCs w:val="44"/>
-        </w:rPr>
-        <w:t>jre</w:t>
-      </w:r>
-      <w:proofErr w:type="spellEnd"/>
-      <w:r>
-        <w:rPr>
-          <w:sz w:val="44"/>
-          <w:szCs w:val="44"/>
-        </w:rPr>
-        <w:t xml:space="preserve"> ?</w:t>
-      </w:r>
-      <w:proofErr w:type="gramEnd"/>
+        <w:t>1)what is jvm,jdk, jre ?</w:t>
+      </w:r>
     </w:p>
     <w:p>
       <w:pPr>
@@ -88,32 +52,8 @@
           <w:szCs w:val="44"/>
         </w:rPr>
         <w:br/>
-      </w:r>
-      <w:proofErr w:type="gramStart"/>
-      <w:r>
-        <w:rPr>
-          <w:sz w:val="44"/>
-          <w:szCs w:val="44"/>
-        </w:rPr>
-        <w:t>3)is</w:t>
-      </w:r>
-      <w:proofErr w:type="gramEnd"/>
-      <w:r>
-        <w:rPr>
-          <w:sz w:val="44"/>
-          <w:szCs w:val="44"/>
-        </w:rPr>
-        <w:t xml:space="preserve"> java interpreted or compiled </w:t>
-      </w:r>
-      <w:proofErr w:type="gramStart"/>
-      <w:r>
-        <w:rPr>
-          <w:sz w:val="44"/>
-          <w:szCs w:val="44"/>
-        </w:rPr>
-        <w:t>language ?</w:t>
-      </w:r>
-      <w:proofErr w:type="gramEnd"/>
+        <w:t>3)is java interpreted or compiled language ?</w:t>
+      </w:r>
     </w:p>
     <w:p>
       <w:pPr>
@@ -142,23 +82,7 @@
           <w:sz w:val="44"/>
           <w:szCs w:val="44"/>
         </w:rPr>
-        <w:t xml:space="preserve">5) Primitive vs. </w:t>
-      </w:r>
-      <w:proofErr w:type="gramStart"/>
-      <w:r>
-        <w:rPr>
-          <w:sz w:val="44"/>
-          <w:szCs w:val="44"/>
-        </w:rPr>
-        <w:t>Non-Primitive</w:t>
-      </w:r>
-      <w:proofErr w:type="gramEnd"/>
-      <w:r>
-        <w:rPr>
-          <w:sz w:val="44"/>
-          <w:szCs w:val="44"/>
-        </w:rPr>
-        <w:t>.</w:t>
+        <w:t>5) Primitive vs. Non-Primitive.</w:t>
       </w:r>
     </w:p>
     <w:p>
@@ -203,17 +127,8 @@
           <w:sz w:val="44"/>
           <w:szCs w:val="44"/>
         </w:rPr>
-        <w:t xml:space="preserve">8)what is narrowing and what is </w:t>
-      </w:r>
-      <w:proofErr w:type="gramStart"/>
-      <w:r>
-        <w:rPr>
-          <w:sz w:val="44"/>
-          <w:szCs w:val="44"/>
-        </w:rPr>
-        <w:t>widening ?</w:t>
-      </w:r>
-      <w:proofErr w:type="gramEnd"/>
+        <w:t>8)what is narrowing and what is widening ?</w:t>
+      </w:r>
     </w:p>
     <w:p>
       <w:pPr>
@@ -242,17 +157,8 @@
           <w:sz w:val="44"/>
           <w:szCs w:val="44"/>
         </w:rPr>
-        <w:t xml:space="preserve">10) different types of ARRAYS in </w:t>
-      </w:r>
-      <w:proofErr w:type="gramStart"/>
-      <w:r>
-        <w:rPr>
-          <w:sz w:val="44"/>
-          <w:szCs w:val="44"/>
-        </w:rPr>
-        <w:t>java ?</w:t>
-      </w:r>
-      <w:proofErr w:type="gramEnd"/>
+        <w:t>10) different types of ARRAYS in java ?</w:t>
+      </w:r>
     </w:p>
     <w:p>
       <w:pPr>
@@ -274,71 +180,38 @@
           <w:szCs w:val="44"/>
         </w:rPr>
         <w:br/>
-      </w:r>
-      <w:proofErr w:type="gramStart"/>
-      <w:r>
-        <w:rPr>
-          <w:sz w:val="44"/>
-          <w:szCs w:val="44"/>
-        </w:rPr>
-        <w:t>12)W.A.P.</w:t>
-      </w:r>
-      <w:proofErr w:type="gramEnd"/>
-      <w:r>
-        <w:rPr>
-          <w:sz w:val="44"/>
-          <w:szCs w:val="44"/>
-        </w:rPr>
-        <w:t xml:space="preserve"> to swap two numbers without the third variable.</w:t>
-      </w:r>
-    </w:p>
-    <w:p>
-      <w:pPr>
-        <w:rPr>
-          <w:sz w:val="44"/>
-          <w:szCs w:val="44"/>
-        </w:rPr>
-      </w:pPr>
-      <w:r>
-        <w:rPr>
-          <w:sz w:val="44"/>
-          <w:szCs w:val="44"/>
-        </w:rPr>
-        <w:t xml:space="preserve">13) What is String in </w:t>
-      </w:r>
-      <w:proofErr w:type="gramStart"/>
-      <w:r>
-        <w:rPr>
-          <w:sz w:val="44"/>
-          <w:szCs w:val="44"/>
-        </w:rPr>
-        <w:t>JAVA ?</w:t>
-      </w:r>
-      <w:proofErr w:type="gramEnd"/>
-    </w:p>
-    <w:p>
-      <w:pPr>
-        <w:rPr>
-          <w:sz w:val="44"/>
-          <w:szCs w:val="44"/>
-        </w:rPr>
-      </w:pPr>
-      <w:r>
-        <w:rPr>
-          <w:sz w:val="44"/>
-          <w:szCs w:val="44"/>
-        </w:rPr>
-        <w:t xml:space="preserve">14) What is String constant pool in </w:t>
-      </w:r>
-      <w:proofErr w:type="gramStart"/>
-      <w:r>
-        <w:rPr>
-          <w:sz w:val="44"/>
-          <w:szCs w:val="44"/>
-        </w:rPr>
-        <w:t>JAVA ?</w:t>
-      </w:r>
-      <w:proofErr w:type="gramEnd"/>
+        <w:t>12)W.A.P. to swap two numbers without the third variable.</w:t>
+      </w:r>
+    </w:p>
+    <w:p>
+      <w:pPr>
+        <w:rPr>
+          <w:sz w:val="44"/>
+          <w:szCs w:val="44"/>
+        </w:rPr>
+      </w:pPr>
+      <w:r>
+        <w:rPr>
+          <w:sz w:val="44"/>
+          <w:szCs w:val="44"/>
+        </w:rPr>
+        <w:t>13) What is String in JAVA ?</w:t>
+      </w:r>
+    </w:p>
+    <w:p>
+      <w:pPr>
+        <w:rPr>
+          <w:sz w:val="44"/>
+          <w:szCs w:val="44"/>
+        </w:rPr>
+      </w:pPr>
+      <w:r>
+        <w:rPr>
+          <w:sz w:val="44"/>
+          <w:szCs w:val="44"/>
+        </w:rPr>
+        <w:t>14) What is String constant pool in JAVA ?</w:t>
+      </w:r>
     </w:p>
     <w:p>
       <w:pPr>
@@ -353,48 +226,7 @@
           <w:szCs w:val="44"/>
         </w:rPr>
         <w:lastRenderedPageBreak/>
-        <w:t xml:space="preserve">15) </w:t>
-      </w:r>
-      <w:proofErr w:type="spellStart"/>
-      <w:r>
-        <w:rPr>
-          <w:sz w:val="44"/>
-          <w:szCs w:val="44"/>
-        </w:rPr>
-        <w:t>String.vs</w:t>
-      </w:r>
-      <w:proofErr w:type="spellEnd"/>
-      <w:r>
-        <w:rPr>
-          <w:sz w:val="44"/>
-          <w:szCs w:val="44"/>
-        </w:rPr>
-        <w:t xml:space="preserve">. </w:t>
-      </w:r>
-      <w:proofErr w:type="spellStart"/>
-      <w:proofErr w:type="gramStart"/>
-      <w:r>
-        <w:rPr>
-          <w:sz w:val="44"/>
-          <w:szCs w:val="44"/>
-        </w:rPr>
-        <w:t>StringBuffer</w:t>
-      </w:r>
-      <w:proofErr w:type="spellEnd"/>
-      <w:r>
-        <w:rPr>
-          <w:sz w:val="44"/>
-          <w:szCs w:val="44"/>
-        </w:rPr>
-        <w:t xml:space="preserve"> .</w:t>
-      </w:r>
-      <w:proofErr w:type="gramEnd"/>
-      <w:r>
-        <w:rPr>
-          <w:sz w:val="44"/>
-          <w:szCs w:val="44"/>
-        </w:rPr>
-        <w:t xml:space="preserve"> vs. StringBuilder in JAVA.</w:t>
+        <w:t>15) String.vs. StringBuffer . vs. StringBuilder in JAVA.</w:t>
       </w:r>
     </w:p>
     <w:p>
@@ -590,23 +422,7 @@
           <w:sz w:val="44"/>
           <w:szCs w:val="44"/>
         </w:rPr>
-        <w:t xml:space="preserve">28)explain difference between this call and </w:t>
-      </w:r>
-      <w:proofErr w:type="gramStart"/>
-      <w:r>
-        <w:rPr>
-          <w:sz w:val="44"/>
-          <w:szCs w:val="44"/>
-        </w:rPr>
-        <w:t>this(</w:t>
-      </w:r>
-      <w:proofErr w:type="gramEnd"/>
-      <w:r>
-        <w:rPr>
-          <w:sz w:val="44"/>
-          <w:szCs w:val="44"/>
-        </w:rPr>
-        <w:t>);</w:t>
+        <w:t>28)explain difference between this call and this();</w:t>
       </w:r>
     </w:p>
     <w:p>
@@ -651,23 +467,7 @@
           <w:sz w:val="44"/>
           <w:szCs w:val="44"/>
         </w:rPr>
-        <w:t xml:space="preserve">31)explain the super call in the context of </w:t>
-      </w:r>
-      <w:proofErr w:type="gramStart"/>
-      <w:r>
-        <w:rPr>
-          <w:sz w:val="44"/>
-          <w:szCs w:val="44"/>
-        </w:rPr>
-        <w:t>constructor ,</w:t>
-      </w:r>
-      <w:proofErr w:type="gramEnd"/>
-      <w:r>
-        <w:rPr>
-          <w:sz w:val="44"/>
-          <w:szCs w:val="44"/>
-        </w:rPr>
-        <w:t xml:space="preserve"> method and variable.</w:t>
+        <w:t>31)explain the super call in the context of constructor , method and variable.</w:t>
       </w:r>
     </w:p>
     <w:p>
@@ -743,23 +543,7 @@
           <w:szCs w:val="44"/>
         </w:rPr>
         <w:lastRenderedPageBreak/>
-        <w:t>36)W.</w:t>
-      </w:r>
-      <w:proofErr w:type="gramStart"/>
-      <w:r>
-        <w:rPr>
-          <w:sz w:val="44"/>
-          <w:szCs w:val="44"/>
-        </w:rPr>
-        <w:t>A.P</w:t>
-      </w:r>
-      <w:proofErr w:type="gramEnd"/>
-      <w:r>
-        <w:rPr>
-          <w:sz w:val="44"/>
-          <w:szCs w:val="44"/>
-        </w:rPr>
-        <w:t xml:space="preserve"> to demonstrate over-riding vs. runtime polymorphism.</w:t>
+        <w:t>36)W.A.P to demonstrate over-riding vs. runtime polymorphism.</w:t>
       </w:r>
     </w:p>
     <w:p>
@@ -784,21 +568,12 @@
           <w:szCs w:val="44"/>
         </w:rPr>
       </w:pPr>
-      <w:proofErr w:type="gramStart"/>
-      <w:r>
-        <w:rPr>
-          <w:sz w:val="44"/>
-          <w:szCs w:val="44"/>
-        </w:rPr>
-        <w:t>38 )</w:t>
-      </w:r>
-      <w:proofErr w:type="gramEnd"/>
-      <w:r>
-        <w:rPr>
-          <w:sz w:val="44"/>
-          <w:szCs w:val="44"/>
-        </w:rPr>
-        <w:t xml:space="preserve"> types and order of access modifiers from less to more secure. Prove it with the codes.</w:t>
+      <w:r>
+        <w:rPr>
+          <w:sz w:val="44"/>
+          <w:szCs w:val="44"/>
+        </w:rPr>
+        <w:t>38 ) types and order of access modifiers from less to more secure. Prove it with the codes.</w:t>
       </w:r>
     </w:p>
     <w:p>
@@ -843,48 +618,23 @@
           <w:sz w:val="44"/>
           <w:szCs w:val="44"/>
         </w:rPr>
-        <w:t xml:space="preserve">41)what is the relation between access modifiers and </w:t>
-      </w:r>
-      <w:proofErr w:type="gramStart"/>
-      <w:r>
-        <w:rPr>
-          <w:sz w:val="44"/>
-          <w:szCs w:val="44"/>
-        </w:rPr>
-        <w:t>Overriding</w:t>
-      </w:r>
-      <w:proofErr w:type="gramEnd"/>
-      <w:r>
-        <w:rPr>
-          <w:sz w:val="44"/>
-          <w:szCs w:val="44"/>
-        </w:rPr>
-        <w:t>.</w:t>
-      </w:r>
-    </w:p>
-    <w:p>
-      <w:pPr>
-        <w:rPr>
-          <w:sz w:val="44"/>
-          <w:szCs w:val="44"/>
-        </w:rPr>
-      </w:pPr>
-      <w:r>
-        <w:rPr>
-          <w:sz w:val="44"/>
-          <w:szCs w:val="44"/>
-        </w:rPr>
-        <w:t xml:space="preserve">42)what is </w:t>
-      </w:r>
-      <w:proofErr w:type="gramStart"/>
-      <w:r>
-        <w:rPr>
-          <w:sz w:val="44"/>
-          <w:szCs w:val="44"/>
-        </w:rPr>
-        <w:t>abstraction ?</w:t>
-      </w:r>
-      <w:proofErr w:type="gramEnd"/>
+        <w:t>41)what is the relation between access modifiers and Overriding.</w:t>
+      </w:r>
+    </w:p>
+    <w:p>
+      <w:pPr>
+        <w:rPr>
+          <w:sz w:val="44"/>
+          <w:szCs w:val="44"/>
+        </w:rPr>
+      </w:pPr>
+      <w:r>
+        <w:rPr>
+          <w:sz w:val="44"/>
+          <w:szCs w:val="44"/>
+        </w:rPr>
+        <w:t>42)what is abstraction ?</w:t>
+      </w:r>
     </w:p>
     <w:p>
       <w:pPr>
@@ -1003,23 +753,7 @@
           <w:sz w:val="44"/>
           <w:szCs w:val="44"/>
         </w:rPr>
-        <w:t xml:space="preserve">49)default and static methods in java 8 </w:t>
-      </w:r>
-      <w:proofErr w:type="spellStart"/>
-      <w:r>
-        <w:rPr>
-          <w:sz w:val="44"/>
-          <w:szCs w:val="44"/>
-        </w:rPr>
-        <w:t>i</w:t>
-      </w:r>
-      <w:proofErr w:type="spellEnd"/>
-      <w:r>
-        <w:rPr>
-          <w:sz w:val="44"/>
-          <w:szCs w:val="44"/>
-        </w:rPr>
-        <w:t>/f.</w:t>
+        <w:t>49)default and static methods in java 8 i/f.</w:t>
       </w:r>
     </w:p>
     <w:p>
@@ -1064,63 +798,22 @@
           <w:sz w:val="44"/>
           <w:szCs w:val="44"/>
         </w:rPr>
-        <w:t xml:space="preserve">52)What is functional </w:t>
-      </w:r>
-      <w:proofErr w:type="spellStart"/>
-      <w:r>
-        <w:rPr>
-          <w:sz w:val="44"/>
-          <w:szCs w:val="44"/>
-        </w:rPr>
-        <w:t>i</w:t>
-      </w:r>
-      <w:proofErr w:type="spellEnd"/>
-      <w:r>
-        <w:rPr>
-          <w:sz w:val="44"/>
-          <w:szCs w:val="44"/>
-        </w:rPr>
-        <w:t>/f.</w:t>
-      </w:r>
-    </w:p>
-    <w:p>
-      <w:pPr>
-        <w:rPr>
-          <w:sz w:val="44"/>
-          <w:szCs w:val="44"/>
-        </w:rPr>
-      </w:pPr>
-      <w:r>
-        <w:rPr>
-          <w:sz w:val="44"/>
-          <w:szCs w:val="44"/>
-        </w:rPr>
-        <w:t xml:space="preserve">53) how do you invoke a method </w:t>
-      </w:r>
-      <w:proofErr w:type="gramStart"/>
-      <w:r>
-        <w:rPr>
-          <w:sz w:val="44"/>
-          <w:szCs w:val="44"/>
-        </w:rPr>
-        <w:t xml:space="preserve">of  </w:t>
-      </w:r>
-      <w:proofErr w:type="spellStart"/>
-      <w:r>
-        <w:rPr>
-          <w:sz w:val="44"/>
-          <w:szCs w:val="44"/>
-        </w:rPr>
-        <w:t>i</w:t>
-      </w:r>
-      <w:proofErr w:type="spellEnd"/>
-      <w:proofErr w:type="gramEnd"/>
-      <w:r>
-        <w:rPr>
-          <w:sz w:val="44"/>
-          <w:szCs w:val="44"/>
-        </w:rPr>
-        <w:t>/f with anonymous class.</w:t>
+        <w:t>52)What is functional i/f.</w:t>
+      </w:r>
+    </w:p>
+    <w:p>
+      <w:pPr>
+        <w:rPr>
+          <w:sz w:val="44"/>
+          <w:szCs w:val="44"/>
+        </w:rPr>
+      </w:pPr>
+      <w:r>
+        <w:rPr>
+          <w:sz w:val="44"/>
+          <w:szCs w:val="44"/>
+        </w:rPr>
+        <w:t>53) how do you invoke a method of  i/f with anonymous class.</w:t>
       </w:r>
     </w:p>
     <w:p>
@@ -1172,57 +865,7 @@
           <w:sz w:val="44"/>
           <w:szCs w:val="44"/>
         </w:rPr>
-        <w:t xml:space="preserve">56) </w:t>
-      </w:r>
-      <w:proofErr w:type="spellStart"/>
-      <w:proofErr w:type="gramStart"/>
-      <w:r>
-        <w:rPr>
-          <w:sz w:val="44"/>
-          <w:szCs w:val="44"/>
-        </w:rPr>
-        <w:t>ToString</w:t>
-      </w:r>
-      <w:proofErr w:type="spellEnd"/>
-      <w:r>
-        <w:rPr>
-          <w:sz w:val="44"/>
-          <w:szCs w:val="44"/>
-        </w:rPr>
-        <w:t>(</w:t>
-      </w:r>
-      <w:proofErr w:type="gramEnd"/>
-      <w:r>
-        <w:rPr>
-          <w:sz w:val="44"/>
-          <w:szCs w:val="44"/>
-        </w:rPr>
-        <w:t xml:space="preserve">) and </w:t>
-      </w:r>
-      <w:proofErr w:type="spellStart"/>
-      <w:proofErr w:type="gramStart"/>
-      <w:r>
-        <w:rPr>
-          <w:sz w:val="44"/>
-          <w:szCs w:val="44"/>
-        </w:rPr>
-        <w:t>getClass</w:t>
-      </w:r>
-      <w:proofErr w:type="spellEnd"/>
-      <w:r>
-        <w:rPr>
-          <w:sz w:val="44"/>
-          <w:szCs w:val="44"/>
-        </w:rPr>
-        <w:t>(</w:t>
-      </w:r>
-      <w:proofErr w:type="gramEnd"/>
-      <w:r>
-        <w:rPr>
-          <w:sz w:val="44"/>
-          <w:szCs w:val="44"/>
-        </w:rPr>
-        <w:t>)</w:t>
+        <w:t>56) ToString() and getClass()</w:t>
       </w:r>
     </w:p>
     <w:p>
@@ -1260,48 +903,23 @@
           <w:sz w:val="44"/>
           <w:szCs w:val="44"/>
         </w:rPr>
-        <w:t xml:space="preserve">58)is it compulsory to write the catch block with </w:t>
-      </w:r>
-      <w:proofErr w:type="gramStart"/>
-      <w:r>
-        <w:rPr>
-          <w:sz w:val="44"/>
-          <w:szCs w:val="44"/>
-        </w:rPr>
-        <w:t>try ?</w:t>
-      </w:r>
-      <w:proofErr w:type="gramEnd"/>
-      <w:r>
-        <w:rPr>
-          <w:sz w:val="44"/>
-          <w:szCs w:val="44"/>
-        </w:rPr>
-        <w:t xml:space="preserve"> explain.</w:t>
-      </w:r>
-    </w:p>
-    <w:p>
-      <w:pPr>
-        <w:rPr>
-          <w:sz w:val="44"/>
-          <w:szCs w:val="44"/>
-        </w:rPr>
-      </w:pPr>
-      <w:r>
-        <w:rPr>
-          <w:sz w:val="44"/>
-          <w:szCs w:val="44"/>
-        </w:rPr>
-        <w:t xml:space="preserve">59)can we write consecutive try/ finally </w:t>
-      </w:r>
-      <w:proofErr w:type="gramStart"/>
-      <w:r>
-        <w:rPr>
-          <w:sz w:val="44"/>
-          <w:szCs w:val="44"/>
-        </w:rPr>
-        <w:t>blocks ?</w:t>
-      </w:r>
-      <w:proofErr w:type="gramEnd"/>
+        <w:t>58)is it compulsory to write the catch block with try ? explain.</w:t>
+      </w:r>
+    </w:p>
+    <w:p>
+      <w:pPr>
+        <w:rPr>
+          <w:sz w:val="44"/>
+          <w:szCs w:val="44"/>
+        </w:rPr>
+      </w:pPr>
+      <w:r>
+        <w:rPr>
+          <w:sz w:val="44"/>
+          <w:szCs w:val="44"/>
+        </w:rPr>
+        <w:t>59)can we write consecutive try/ finally blocks ?</w:t>
+      </w:r>
     </w:p>
     <w:p>
       <w:pPr>
@@ -1330,63 +948,22 @@
           <w:sz w:val="44"/>
           <w:szCs w:val="44"/>
         </w:rPr>
-        <w:t xml:space="preserve">61)will finally always get </w:t>
-      </w:r>
-      <w:proofErr w:type="gramStart"/>
-      <w:r>
-        <w:rPr>
-          <w:sz w:val="44"/>
-          <w:szCs w:val="44"/>
-        </w:rPr>
-        <w:t>executed ?</w:t>
-      </w:r>
-      <w:proofErr w:type="gramEnd"/>
-    </w:p>
-    <w:p>
-      <w:pPr>
-        <w:rPr>
-          <w:sz w:val="44"/>
-          <w:szCs w:val="44"/>
-        </w:rPr>
-      </w:pPr>
-      <w:r>
-        <w:rPr>
-          <w:sz w:val="44"/>
-          <w:szCs w:val="44"/>
-        </w:rPr>
-        <w:t xml:space="preserve">62)why it’s compulsory to handle </w:t>
-      </w:r>
-      <w:proofErr w:type="gramStart"/>
-      <w:r>
-        <w:rPr>
-          <w:sz w:val="44"/>
-          <w:szCs w:val="44"/>
-        </w:rPr>
-        <w:t>checked(</w:t>
-      </w:r>
-      <w:proofErr w:type="gramEnd"/>
-      <w:r>
-        <w:rPr>
-          <w:sz w:val="44"/>
-          <w:szCs w:val="44"/>
-        </w:rPr>
-        <w:t xml:space="preserve">Compile) time exceptions at compile time? But optional to handle </w:t>
-      </w:r>
-      <w:proofErr w:type="gramStart"/>
-      <w:r>
-        <w:rPr>
-          <w:sz w:val="44"/>
-          <w:szCs w:val="44"/>
-        </w:rPr>
-        <w:t>unchecked(</w:t>
-      </w:r>
-      <w:proofErr w:type="gramEnd"/>
-      <w:r>
-        <w:rPr>
-          <w:sz w:val="44"/>
-          <w:szCs w:val="44"/>
-        </w:rPr>
-        <w:t>Runtime) exceptions at compile time?</w:t>
+        <w:t>61)will finally always get executed ?</w:t>
+      </w:r>
+    </w:p>
+    <w:p>
+      <w:pPr>
+        <w:rPr>
+          <w:sz w:val="44"/>
+          <w:szCs w:val="44"/>
+        </w:rPr>
+      </w:pPr>
+      <w:r>
+        <w:rPr>
+          <w:sz w:val="44"/>
+          <w:szCs w:val="44"/>
+        </w:rPr>
+        <w:t>62)why it’s compulsory to handle checked(Compile) time exceptions at compile time? But optional to handle unchecked(Runtime) exceptions at compile time?</w:t>
       </w:r>
     </w:p>
     <w:p>
@@ -1416,63 +993,22 @@
           <w:sz w:val="44"/>
           <w:szCs w:val="44"/>
         </w:rPr>
-        <w:t xml:space="preserve">64)when to use the throw </w:t>
-      </w:r>
-      <w:proofErr w:type="gramStart"/>
-      <w:r>
-        <w:rPr>
-          <w:sz w:val="44"/>
-          <w:szCs w:val="44"/>
-        </w:rPr>
-        <w:t>keyword ?</w:t>
-      </w:r>
-      <w:proofErr w:type="gramEnd"/>
-    </w:p>
-    <w:p>
-      <w:pPr>
-        <w:rPr>
-          <w:sz w:val="44"/>
-          <w:szCs w:val="44"/>
-        </w:rPr>
-      </w:pPr>
-      <w:r>
-        <w:rPr>
-          <w:sz w:val="44"/>
-          <w:szCs w:val="44"/>
-        </w:rPr>
-        <w:t xml:space="preserve">65)can you throw the multiple exceptions from the single try block </w:t>
-      </w:r>
-      <w:proofErr w:type="gramStart"/>
-      <w:r>
-        <w:rPr>
-          <w:sz w:val="44"/>
-          <w:szCs w:val="44"/>
-        </w:rPr>
-        <w:t>a)with</w:t>
-      </w:r>
-      <w:proofErr w:type="gramEnd"/>
-      <w:r>
-        <w:rPr>
-          <w:sz w:val="44"/>
-          <w:szCs w:val="44"/>
-        </w:rPr>
-        <w:t xml:space="preserve"> overlapping logic. </w:t>
-      </w:r>
-      <w:proofErr w:type="gramStart"/>
-      <w:r>
-        <w:rPr>
-          <w:sz w:val="44"/>
-          <w:szCs w:val="44"/>
-        </w:rPr>
-        <w:t>b)separate</w:t>
-      </w:r>
-      <w:proofErr w:type="gramEnd"/>
-      <w:r>
-        <w:rPr>
-          <w:sz w:val="44"/>
-          <w:szCs w:val="44"/>
-        </w:rPr>
-        <w:t xml:space="preserve"> logic.</w:t>
+        <w:t>64)when to use the throw keyword ?</w:t>
+      </w:r>
+    </w:p>
+    <w:p>
+      <w:pPr>
+        <w:rPr>
+          <w:sz w:val="44"/>
+          <w:szCs w:val="44"/>
+        </w:rPr>
+      </w:pPr>
+      <w:r>
+        <w:rPr>
+          <w:sz w:val="44"/>
+          <w:szCs w:val="44"/>
+        </w:rPr>
+        <w:t>65)can you throw the multiple exceptions from the single try block a)with overlapping logic. b)separate logic.</w:t>
       </w:r>
     </w:p>
     <w:p>
@@ -1495,80 +1031,23 @@
           <w:sz w:val="44"/>
           <w:szCs w:val="44"/>
         </w:rPr>
-        <w:t xml:space="preserve">Can we throw an </w:t>
-      </w:r>
-      <w:proofErr w:type="gramStart"/>
-      <w:r>
-        <w:rPr>
-          <w:sz w:val="44"/>
-          <w:szCs w:val="44"/>
-        </w:rPr>
-        <w:t>Exception  from</w:t>
-      </w:r>
-      <w:proofErr w:type="gramEnd"/>
-      <w:r>
-        <w:rPr>
-          <w:sz w:val="44"/>
-          <w:szCs w:val="44"/>
-        </w:rPr>
-        <w:t xml:space="preserve"> </w:t>
-      </w:r>
-      <w:proofErr w:type="gramStart"/>
-      <w:r>
-        <w:rPr>
-          <w:sz w:val="44"/>
-          <w:szCs w:val="44"/>
-        </w:rPr>
-        <w:t>constructor ?</w:t>
-      </w:r>
-      <w:proofErr w:type="gramEnd"/>
-      <w:r>
-        <w:rPr>
-          <w:sz w:val="44"/>
-          <w:szCs w:val="44"/>
-        </w:rPr>
-        <w:t xml:space="preserve"> </w:t>
-      </w:r>
-    </w:p>
-    <w:p>
-      <w:pPr>
-        <w:rPr>
-          <w:sz w:val="44"/>
-          <w:szCs w:val="44"/>
-        </w:rPr>
-      </w:pPr>
-      <w:r>
-        <w:rPr>
-          <w:sz w:val="44"/>
-          <w:szCs w:val="44"/>
-        </w:rPr>
-        <w:t xml:space="preserve">67)what is static </w:t>
-      </w:r>
-      <w:proofErr w:type="gramStart"/>
-      <w:r>
-        <w:rPr>
-          <w:sz w:val="44"/>
-          <w:szCs w:val="44"/>
-        </w:rPr>
-        <w:t>block ?</w:t>
-      </w:r>
-      <w:proofErr w:type="gramEnd"/>
-      <w:r>
-        <w:rPr>
-          <w:sz w:val="44"/>
-          <w:szCs w:val="44"/>
-        </w:rPr>
-        <w:t xml:space="preserve"> and it’s </w:t>
-      </w:r>
-      <w:proofErr w:type="gramStart"/>
-      <w:r>
-        <w:rPr>
-          <w:sz w:val="44"/>
-          <w:szCs w:val="44"/>
-        </w:rPr>
-        <w:t>use ?</w:t>
-      </w:r>
-      <w:proofErr w:type="gramEnd"/>
+        <w:t xml:space="preserve">Can we throw an Exception  from constructor ? </w:t>
+      </w:r>
+    </w:p>
+    <w:p>
+      <w:pPr>
+        <w:rPr>
+          <w:sz w:val="44"/>
+          <w:szCs w:val="44"/>
+        </w:rPr>
+      </w:pPr>
+      <w:r>
+        <w:rPr>
+          <w:sz w:val="44"/>
+          <w:szCs w:val="44"/>
+        </w:rPr>
+        <w:t>67)what is static block ? and it’s use ?</w:t>
+      </w:r>
     </w:p>
     <w:p>
       <w:pPr>
@@ -1604,177 +1083,52 @@
           <w:sz w:val="44"/>
           <w:szCs w:val="44"/>
         </w:rPr>
-        <w:t xml:space="preserve">69)What </w:t>
-      </w:r>
-      <w:proofErr w:type="gramStart"/>
-      <w:r>
-        <w:rPr>
-          <w:sz w:val="44"/>
-          <w:szCs w:val="44"/>
-        </w:rPr>
-        <w:t>is .</w:t>
-      </w:r>
-      <w:proofErr w:type="spellStart"/>
-      <w:r>
-        <w:rPr>
-          <w:sz w:val="44"/>
-          <w:szCs w:val="44"/>
-        </w:rPr>
-        <w:t>hashCode</w:t>
-      </w:r>
-      <w:proofErr w:type="spellEnd"/>
-      <w:proofErr w:type="gramEnd"/>
-      <w:r>
-        <w:rPr>
-          <w:sz w:val="44"/>
-          <w:szCs w:val="44"/>
-        </w:rPr>
-        <w:t xml:space="preserve">() and </w:t>
-      </w:r>
-      <w:proofErr w:type="spellStart"/>
-      <w:proofErr w:type="gramStart"/>
-      <w:r>
-        <w:rPr>
-          <w:sz w:val="44"/>
-          <w:szCs w:val="44"/>
-        </w:rPr>
-        <w:t>it’s</w:t>
-      </w:r>
-      <w:proofErr w:type="spellEnd"/>
-      <w:proofErr w:type="gramEnd"/>
-      <w:r>
-        <w:rPr>
-          <w:sz w:val="44"/>
-          <w:szCs w:val="44"/>
-        </w:rPr>
-        <w:t xml:space="preserve"> significance?</w:t>
-      </w:r>
-    </w:p>
-    <w:p>
-      <w:pPr>
-        <w:rPr>
-          <w:sz w:val="44"/>
-          <w:szCs w:val="44"/>
-        </w:rPr>
-      </w:pPr>
-      <w:r>
-        <w:rPr>
-          <w:sz w:val="44"/>
-          <w:szCs w:val="44"/>
-        </w:rPr>
-        <w:t xml:space="preserve">70)what </w:t>
-      </w:r>
-      <w:proofErr w:type="gramStart"/>
-      <w:r>
-        <w:rPr>
-          <w:sz w:val="44"/>
-          <w:szCs w:val="44"/>
-        </w:rPr>
-        <w:t>is .intern</w:t>
-      </w:r>
-      <w:proofErr w:type="gramEnd"/>
-      <w:r>
-        <w:rPr>
-          <w:sz w:val="44"/>
-          <w:szCs w:val="44"/>
-        </w:rPr>
-        <w:t xml:space="preserve">() method and String interning in </w:t>
-      </w:r>
-      <w:proofErr w:type="gramStart"/>
-      <w:r>
-        <w:rPr>
-          <w:sz w:val="44"/>
-          <w:szCs w:val="44"/>
-        </w:rPr>
-        <w:t>java ?</w:t>
-      </w:r>
-      <w:proofErr w:type="gramEnd"/>
-    </w:p>
-    <w:p>
-      <w:pPr>
-        <w:rPr>
-          <w:sz w:val="44"/>
-          <w:szCs w:val="44"/>
-        </w:rPr>
-      </w:pPr>
-      <w:r>
-        <w:rPr>
-          <w:sz w:val="44"/>
-          <w:szCs w:val="44"/>
-        </w:rPr>
-        <w:t xml:space="preserve">71)how can we override </w:t>
-      </w:r>
-      <w:proofErr w:type="gramStart"/>
-      <w:r>
-        <w:rPr>
-          <w:sz w:val="44"/>
-          <w:szCs w:val="44"/>
-        </w:rPr>
-        <w:t>the .</w:t>
-      </w:r>
-      <w:proofErr w:type="spellStart"/>
-      <w:r>
-        <w:rPr>
-          <w:sz w:val="44"/>
-          <w:szCs w:val="44"/>
-        </w:rPr>
-        <w:t>hashCode</w:t>
-      </w:r>
-      <w:proofErr w:type="spellEnd"/>
-      <w:proofErr w:type="gramEnd"/>
-      <w:r>
-        <w:rPr>
-          <w:sz w:val="44"/>
-          <w:szCs w:val="44"/>
-        </w:rPr>
-        <w:t>()?</w:t>
-      </w:r>
-    </w:p>
-    <w:p>
-      <w:pPr>
-        <w:rPr>
-          <w:sz w:val="44"/>
-          <w:szCs w:val="44"/>
-        </w:rPr>
-      </w:pPr>
-      <w:r>
-        <w:rPr>
-          <w:sz w:val="44"/>
-          <w:szCs w:val="44"/>
-        </w:rPr>
-        <w:t xml:space="preserve">72) String class </w:t>
-      </w:r>
-      <w:proofErr w:type="gramStart"/>
-      <w:r>
-        <w:rPr>
-          <w:sz w:val="44"/>
-          <w:szCs w:val="44"/>
-        </w:rPr>
-        <w:t>and  .</w:t>
-      </w:r>
-      <w:proofErr w:type="spellStart"/>
-      <w:r>
-        <w:rPr>
-          <w:sz w:val="44"/>
-          <w:szCs w:val="44"/>
-        </w:rPr>
-        <w:t>hashCode</w:t>
-      </w:r>
-      <w:proofErr w:type="spellEnd"/>
-      <w:r>
-        <w:rPr>
-          <w:sz w:val="44"/>
-          <w:szCs w:val="44"/>
-        </w:rPr>
-        <w:t>(</w:t>
-      </w:r>
-      <w:proofErr w:type="gramEnd"/>
-      <w:r>
-        <w:rPr>
-          <w:sz w:val="44"/>
-          <w:szCs w:val="44"/>
-        </w:rPr>
-        <w:t>) method.</w:t>
+        <w:t>69)What is .hashCode() and it’s significance?</w:t>
+      </w:r>
+    </w:p>
+    <w:p>
+      <w:pPr>
+        <w:rPr>
+          <w:sz w:val="44"/>
+          <w:szCs w:val="44"/>
+        </w:rPr>
+      </w:pPr>
+      <w:r>
+        <w:rPr>
+          <w:sz w:val="44"/>
+          <w:szCs w:val="44"/>
+        </w:rPr>
+        <w:t>70)what is .intern() method and String interning in java ?</w:t>
+      </w:r>
+    </w:p>
+    <w:p>
+      <w:pPr>
+        <w:rPr>
+          <w:sz w:val="44"/>
+          <w:szCs w:val="44"/>
+        </w:rPr>
+      </w:pPr>
+      <w:r>
+        <w:rPr>
+          <w:sz w:val="44"/>
+          <w:szCs w:val="44"/>
+        </w:rPr>
+        <w:t>71)how can we override the .hashCode()?</w:t>
+      </w:r>
+    </w:p>
+    <w:p>
+      <w:pPr>
+        <w:rPr>
+          <w:sz w:val="44"/>
+          <w:szCs w:val="44"/>
+        </w:rPr>
+      </w:pPr>
+      <w:r>
+        <w:rPr>
+          <w:sz w:val="44"/>
+          <w:szCs w:val="44"/>
+        </w:rPr>
+        <w:t>72) String class and  .hashCode() method.</w:t>
       </w:r>
     </w:p>
     <w:p>
@@ -1819,23 +1173,7 @@
           <w:sz w:val="44"/>
           <w:szCs w:val="44"/>
         </w:rPr>
-        <w:t xml:space="preserve">75) </w:t>
-      </w:r>
-      <w:proofErr w:type="spellStart"/>
-      <w:r>
-        <w:rPr>
-          <w:sz w:val="44"/>
-          <w:szCs w:val="44"/>
-        </w:rPr>
-        <w:t>instanceof</w:t>
-      </w:r>
-      <w:proofErr w:type="spellEnd"/>
-      <w:r>
-        <w:rPr>
-          <w:sz w:val="44"/>
-          <w:szCs w:val="44"/>
-        </w:rPr>
-        <w:t xml:space="preserve"> operator.</w:t>
+        <w:t>75) instanceof operator.</w:t>
       </w:r>
     </w:p>
     <w:p>
@@ -1865,33 +1203,8 @@
           <w:sz w:val="44"/>
           <w:szCs w:val="44"/>
         </w:rPr>
-        <w:t xml:space="preserve">77) what are the cases when </w:t>
-      </w:r>
-      <w:proofErr w:type="gramStart"/>
-      <w:r>
-        <w:rPr>
-          <w:sz w:val="44"/>
-          <w:szCs w:val="44"/>
-        </w:rPr>
-        <w:t>finally</w:t>
-      </w:r>
-      <w:proofErr w:type="gramEnd"/>
-      <w:r>
-        <w:rPr>
-          <w:sz w:val="44"/>
-          <w:szCs w:val="44"/>
-        </w:rPr>
-        <w:t xml:space="preserve"> does not </w:t>
-      </w:r>
-      <w:proofErr w:type="gramStart"/>
-      <w:r>
-        <w:rPr>
-          <w:sz w:val="44"/>
-          <w:szCs w:val="44"/>
-        </w:rPr>
-        <w:t>execute ?</w:t>
-      </w:r>
-      <w:proofErr w:type="gramEnd"/>
+        <w:t>77) what are the cases when finally does not execute ?</w:t>
+      </w:r>
     </w:p>
     <w:p>
       <w:pPr>
@@ -1936,269 +1249,84 @@
           <w:sz w:val="44"/>
           <w:szCs w:val="44"/>
         </w:rPr>
-        <w:t xml:space="preserve">80) what </w:t>
-      </w:r>
-      <w:proofErr w:type="gramStart"/>
-      <w:r>
-        <w:rPr>
-          <w:sz w:val="44"/>
-          <w:szCs w:val="44"/>
-        </w:rPr>
-        <w:t>is .</w:t>
-      </w:r>
-      <w:proofErr w:type="spellStart"/>
-      <w:r>
-        <w:rPr>
-          <w:sz w:val="44"/>
-          <w:szCs w:val="44"/>
-        </w:rPr>
-        <w:t>hashCode</w:t>
-      </w:r>
-      <w:proofErr w:type="spellEnd"/>
-      <w:proofErr w:type="gramEnd"/>
-      <w:r>
-        <w:rPr>
-          <w:sz w:val="44"/>
-          <w:szCs w:val="44"/>
-        </w:rPr>
-        <w:t xml:space="preserve">() and </w:t>
-      </w:r>
-      <w:proofErr w:type="gramStart"/>
-      <w:r>
-        <w:rPr>
-          <w:sz w:val="44"/>
-          <w:szCs w:val="44"/>
-        </w:rPr>
-        <w:t>it’s</w:t>
-      </w:r>
-      <w:proofErr w:type="gramEnd"/>
-      <w:r>
-        <w:rPr>
-          <w:sz w:val="44"/>
-          <w:szCs w:val="44"/>
-        </w:rPr>
-        <w:t xml:space="preserve"> </w:t>
-      </w:r>
-      <w:proofErr w:type="gramStart"/>
-      <w:r>
-        <w:rPr>
-          <w:sz w:val="44"/>
-          <w:szCs w:val="44"/>
-        </w:rPr>
-        <w:t>significance ?</w:t>
-      </w:r>
-      <w:proofErr w:type="gramEnd"/>
-    </w:p>
-    <w:p>
-      <w:pPr>
-        <w:rPr>
-          <w:sz w:val="44"/>
-          <w:szCs w:val="44"/>
-        </w:rPr>
-      </w:pPr>
-      <w:r>
-        <w:rPr>
-          <w:sz w:val="44"/>
-          <w:szCs w:val="44"/>
-        </w:rPr>
-        <w:t xml:space="preserve">81) default </w:t>
-      </w:r>
-      <w:proofErr w:type="spellStart"/>
-      <w:r>
-        <w:rPr>
-          <w:sz w:val="44"/>
-          <w:szCs w:val="44"/>
-        </w:rPr>
-        <w:t>behaviour</w:t>
-      </w:r>
-      <w:proofErr w:type="spellEnd"/>
-      <w:r>
-        <w:rPr>
-          <w:sz w:val="44"/>
-          <w:szCs w:val="44"/>
-        </w:rPr>
-        <w:t xml:space="preserve"> of </w:t>
-      </w:r>
-      <w:proofErr w:type="gramStart"/>
-      <w:r>
-        <w:rPr>
-          <w:sz w:val="44"/>
-          <w:szCs w:val="44"/>
-        </w:rPr>
-        <w:t>the .equals</w:t>
-      </w:r>
-      <w:proofErr w:type="gramEnd"/>
-      <w:r>
-        <w:rPr>
-          <w:sz w:val="44"/>
-          <w:szCs w:val="44"/>
-        </w:rPr>
-        <w:t xml:space="preserve">() in </w:t>
-      </w:r>
-      <w:proofErr w:type="gramStart"/>
-      <w:r>
-        <w:rPr>
-          <w:sz w:val="44"/>
-          <w:szCs w:val="44"/>
-        </w:rPr>
-        <w:t>java ?</w:t>
-      </w:r>
-      <w:proofErr w:type="gramEnd"/>
-    </w:p>
-    <w:p>
-      <w:pPr>
-        <w:rPr>
-          <w:sz w:val="44"/>
-          <w:szCs w:val="44"/>
-        </w:rPr>
-      </w:pPr>
-      <w:r>
-        <w:rPr>
-          <w:sz w:val="44"/>
-          <w:szCs w:val="44"/>
-        </w:rPr>
-        <w:t xml:space="preserve">82) why </w:t>
-      </w:r>
-      <w:proofErr w:type="gramStart"/>
-      <w:r>
-        <w:rPr>
-          <w:sz w:val="44"/>
-          <w:szCs w:val="44"/>
-        </w:rPr>
-        <w:t>does .equals</w:t>
-      </w:r>
-      <w:proofErr w:type="gramEnd"/>
-      <w:r>
-        <w:rPr>
-          <w:sz w:val="44"/>
-          <w:szCs w:val="44"/>
-        </w:rPr>
-        <w:t>() behaves differently in String class?</w:t>
-      </w:r>
-    </w:p>
-    <w:p>
-      <w:pPr>
-        <w:rPr>
-          <w:sz w:val="44"/>
-          <w:szCs w:val="44"/>
-        </w:rPr>
-      </w:pPr>
-      <w:r>
-        <w:rPr>
-          <w:sz w:val="44"/>
-          <w:szCs w:val="44"/>
-        </w:rPr>
-        <w:t xml:space="preserve">83)what is the contract </w:t>
-      </w:r>
-      <w:proofErr w:type="gramStart"/>
-      <w:r>
-        <w:rPr>
-          <w:sz w:val="44"/>
-          <w:szCs w:val="44"/>
-        </w:rPr>
-        <w:t>between .equals</w:t>
-      </w:r>
-      <w:proofErr w:type="gramEnd"/>
-      <w:r>
-        <w:rPr>
-          <w:sz w:val="44"/>
-          <w:szCs w:val="44"/>
-        </w:rPr>
-        <w:t xml:space="preserve">() </w:t>
-      </w:r>
-      <w:proofErr w:type="gramStart"/>
-      <w:r>
-        <w:rPr>
-          <w:sz w:val="44"/>
-          <w:szCs w:val="44"/>
-        </w:rPr>
-        <w:t>and .</w:t>
-      </w:r>
-      <w:proofErr w:type="spellStart"/>
-      <w:r>
-        <w:rPr>
-          <w:sz w:val="44"/>
-          <w:szCs w:val="44"/>
-        </w:rPr>
-        <w:t>hashCode</w:t>
-      </w:r>
-      <w:proofErr w:type="spellEnd"/>
-      <w:proofErr w:type="gramEnd"/>
-      <w:r>
-        <w:rPr>
-          <w:sz w:val="44"/>
-          <w:szCs w:val="44"/>
-        </w:rPr>
-        <w:t xml:space="preserve">() in </w:t>
-      </w:r>
-      <w:proofErr w:type="gramStart"/>
-      <w:r>
-        <w:rPr>
-          <w:sz w:val="44"/>
-          <w:szCs w:val="44"/>
-        </w:rPr>
-        <w:t>java ?</w:t>
-      </w:r>
-      <w:proofErr w:type="gramEnd"/>
-    </w:p>
-    <w:p>
-      <w:pPr>
-        <w:rPr>
-          <w:sz w:val="44"/>
-          <w:szCs w:val="44"/>
-        </w:rPr>
-      </w:pPr>
-      <w:r>
-        <w:rPr>
-          <w:sz w:val="44"/>
-          <w:szCs w:val="44"/>
-        </w:rPr>
-        <w:t xml:space="preserve">84) </w:t>
-      </w:r>
-      <w:proofErr w:type="gramStart"/>
-      <w:r>
-        <w:rPr>
-          <w:sz w:val="44"/>
-          <w:szCs w:val="44"/>
-        </w:rPr>
-        <w:t>define :</w:t>
-      </w:r>
-      <w:proofErr w:type="gramEnd"/>
+        <w:t>80) what is .hashCode() and it’s significance ?</w:t>
+      </w:r>
+    </w:p>
+    <w:p>
+      <w:pPr>
+        <w:rPr>
+          <w:sz w:val="44"/>
+          <w:szCs w:val="44"/>
+        </w:rPr>
+      </w:pPr>
+      <w:r>
+        <w:rPr>
+          <w:sz w:val="44"/>
+          <w:szCs w:val="44"/>
+        </w:rPr>
+        <w:t>81) default behaviour of the .equals() in java ?</w:t>
+      </w:r>
+    </w:p>
+    <w:p>
+      <w:pPr>
+        <w:rPr>
+          <w:sz w:val="44"/>
+          <w:szCs w:val="44"/>
+        </w:rPr>
+      </w:pPr>
+      <w:r>
+        <w:rPr>
+          <w:sz w:val="44"/>
+          <w:szCs w:val="44"/>
+        </w:rPr>
+        <w:t>82) why does .equals() behaves differently in String class?</w:t>
+      </w:r>
+    </w:p>
+    <w:p>
+      <w:pPr>
+        <w:rPr>
+          <w:sz w:val="44"/>
+          <w:szCs w:val="44"/>
+        </w:rPr>
+      </w:pPr>
+      <w:r>
+        <w:rPr>
+          <w:sz w:val="44"/>
+          <w:szCs w:val="44"/>
+        </w:rPr>
+        <w:t>83)what is the contract between .equals() and .hashCode() in java ?</w:t>
+      </w:r>
+    </w:p>
+    <w:p>
+      <w:pPr>
+        <w:rPr>
+          <w:sz w:val="44"/>
+          <w:szCs w:val="44"/>
+        </w:rPr>
+      </w:pPr>
+      <w:r>
+        <w:rPr>
+          <w:sz w:val="44"/>
+          <w:szCs w:val="44"/>
+        </w:rPr>
+        <w:t>84) define :</w:t>
+      </w:r>
       <w:r>
         <w:rPr>
           <w:sz w:val="44"/>
           <w:szCs w:val="44"/>
         </w:rPr>
         <w:br/>
-        <w:t xml:space="preserve"> </w:t>
-      </w:r>
-      <w:proofErr w:type="gramStart"/>
-      <w:r>
-        <w:rPr>
-          <w:sz w:val="44"/>
-          <w:szCs w:val="44"/>
-        </w:rPr>
-        <w:t>a)</w:t>
-      </w:r>
-      <w:proofErr w:type="spellStart"/>
-      <w:r>
-        <w:rPr>
-          <w:sz w:val="44"/>
-          <w:szCs w:val="44"/>
-        </w:rPr>
-        <w:t>reflexitivity</w:t>
-      </w:r>
-      <w:proofErr w:type="spellEnd"/>
-      <w:proofErr w:type="gramEnd"/>
-    </w:p>
-    <w:p>
-      <w:pPr>
-        <w:rPr>
-          <w:sz w:val="44"/>
-          <w:szCs w:val="44"/>
-        </w:rPr>
-      </w:pPr>
-      <w:proofErr w:type="gramStart"/>
+        <w:t xml:space="preserve"> a)reflexitivity</w:t>
+      </w:r>
+    </w:p>
+    <w:p>
+      <w:pPr>
+        <w:rPr>
+          <w:sz w:val="44"/>
+          <w:szCs w:val="44"/>
+        </w:rPr>
+      </w:pPr>
       <w:r>
         <w:rPr>
           <w:sz w:val="44"/>
@@ -2206,7 +1334,6 @@
         </w:rPr>
         <w:t>b)consistency</w:t>
       </w:r>
-      <w:proofErr w:type="gramEnd"/>
     </w:p>
     <w:p>
       <w:pPr>
@@ -2245,60 +1372,35 @@
           <w:szCs w:val="44"/>
         </w:rPr>
       </w:pPr>
-      <w:proofErr w:type="gramStart"/>
-      <w:r>
-        <w:rPr>
-          <w:sz w:val="44"/>
-          <w:szCs w:val="44"/>
-        </w:rPr>
-        <w:t>e)transitivity</w:t>
-      </w:r>
-      <w:proofErr w:type="gramEnd"/>
-      <w:r>
-        <w:rPr>
-          <w:sz w:val="44"/>
-          <w:szCs w:val="44"/>
-        </w:rPr>
-        <w:t xml:space="preserve"> </w:t>
-      </w:r>
-    </w:p>
-    <w:p>
-      <w:pPr>
-        <w:rPr>
-          <w:sz w:val="44"/>
-          <w:szCs w:val="44"/>
-        </w:rPr>
-      </w:pPr>
-    </w:p>
-    <w:p>
-      <w:pPr>
-        <w:rPr>
-          <w:sz w:val="44"/>
-          <w:szCs w:val="44"/>
-        </w:rPr>
-      </w:pPr>
-      <w:r>
-        <w:rPr>
-          <w:sz w:val="44"/>
-          <w:szCs w:val="44"/>
-        </w:rPr>
-        <w:t xml:space="preserve">contracts </w:t>
-      </w:r>
-      <w:proofErr w:type="gramStart"/>
-      <w:r>
-        <w:rPr>
-          <w:sz w:val="44"/>
-          <w:szCs w:val="44"/>
-        </w:rPr>
-        <w:t>of .equals</w:t>
-      </w:r>
-      <w:proofErr w:type="gramEnd"/>
-      <w:r>
-        <w:rPr>
-          <w:sz w:val="44"/>
-          <w:szCs w:val="44"/>
-        </w:rPr>
-        <w:t>() in java with example.</w:t>
+      <w:r>
+        <w:rPr>
+          <w:sz w:val="44"/>
+          <w:szCs w:val="44"/>
+        </w:rPr>
+        <w:t xml:space="preserve">e)transitivity </w:t>
+      </w:r>
+    </w:p>
+    <w:p>
+      <w:pPr>
+        <w:rPr>
+          <w:sz w:val="44"/>
+          <w:szCs w:val="44"/>
+        </w:rPr>
+      </w:pPr>
+    </w:p>
+    <w:p>
+      <w:pPr>
+        <w:rPr>
+          <w:sz w:val="44"/>
+          <w:szCs w:val="44"/>
+        </w:rPr>
+      </w:pPr>
+      <w:r>
+        <w:rPr>
+          <w:sz w:val="44"/>
+          <w:szCs w:val="44"/>
+        </w:rPr>
+        <w:t>contracts of .equals() in java with example.</w:t>
       </w:r>
     </w:p>
     <w:p>
@@ -2322,122 +1424,99 @@
           <w:szCs w:val="44"/>
         </w:rPr>
         <w:lastRenderedPageBreak/>
-        <w:t xml:space="preserve">85) why to </w:t>
-      </w:r>
-      <w:proofErr w:type="gramStart"/>
-      <w:r>
-        <w:rPr>
-          <w:sz w:val="44"/>
-          <w:szCs w:val="44"/>
-        </w:rPr>
-        <w:t>override .equals</w:t>
-      </w:r>
-      <w:proofErr w:type="gramEnd"/>
-      <w:r>
-        <w:rPr>
-          <w:sz w:val="44"/>
-          <w:szCs w:val="44"/>
-        </w:rPr>
-        <w:t xml:space="preserve">() </w:t>
-      </w:r>
-      <w:proofErr w:type="gramStart"/>
-      <w:r>
-        <w:rPr>
-          <w:sz w:val="44"/>
-          <w:szCs w:val="44"/>
-        </w:rPr>
-        <w:t>and .</w:t>
-      </w:r>
-      <w:proofErr w:type="spellStart"/>
-      <w:r>
-        <w:rPr>
-          <w:sz w:val="44"/>
-          <w:szCs w:val="44"/>
-        </w:rPr>
-        <w:t>hashCode</w:t>
-      </w:r>
-      <w:proofErr w:type="spellEnd"/>
-      <w:proofErr w:type="gramEnd"/>
-      <w:r>
-        <w:rPr>
-          <w:sz w:val="44"/>
-          <w:szCs w:val="44"/>
-        </w:rPr>
-        <w:t xml:space="preserve">() together in </w:t>
-      </w:r>
-      <w:proofErr w:type="gramStart"/>
-      <w:r>
-        <w:rPr>
-          <w:sz w:val="44"/>
-          <w:szCs w:val="44"/>
-        </w:rPr>
-        <w:t>java ?</w:t>
-      </w:r>
-      <w:proofErr w:type="gramEnd"/>
-    </w:p>
-    <w:p>
-      <w:pPr>
-        <w:rPr>
-          <w:sz w:val="44"/>
-          <w:szCs w:val="44"/>
-        </w:rPr>
-      </w:pPr>
-      <w:r>
-        <w:rPr>
-          <w:sz w:val="44"/>
-          <w:szCs w:val="44"/>
-        </w:rPr>
-        <w:t xml:space="preserve">86)what are the best practices followed when overriding </w:t>
-      </w:r>
-      <w:proofErr w:type="gramStart"/>
-      <w:r>
-        <w:rPr>
-          <w:sz w:val="44"/>
-          <w:szCs w:val="44"/>
-        </w:rPr>
-        <w:t>the .equals</w:t>
-      </w:r>
-      <w:proofErr w:type="gramEnd"/>
-      <w:r>
-        <w:rPr>
-          <w:sz w:val="44"/>
-          <w:szCs w:val="44"/>
-        </w:rPr>
-        <w:t xml:space="preserve">() </w:t>
-      </w:r>
-      <w:proofErr w:type="gramStart"/>
-      <w:r>
-        <w:rPr>
-          <w:sz w:val="44"/>
-          <w:szCs w:val="44"/>
-        </w:rPr>
-        <w:t>and .</w:t>
-      </w:r>
-      <w:proofErr w:type="spellStart"/>
-      <w:r>
-        <w:rPr>
-          <w:sz w:val="44"/>
-          <w:szCs w:val="44"/>
-        </w:rPr>
-        <w:t>hashCode</w:t>
-      </w:r>
-      <w:proofErr w:type="spellEnd"/>
-      <w:proofErr w:type="gramEnd"/>
-      <w:r>
-        <w:rPr>
-          <w:sz w:val="44"/>
-          <w:szCs w:val="44"/>
-        </w:rPr>
-        <w:t>() in Java?</w:t>
-      </w:r>
-    </w:p>
-    <w:p>
-      <w:pPr>
-        <w:rPr>
-          <w:sz w:val="44"/>
-          <w:szCs w:val="44"/>
-        </w:rPr>
-      </w:pPr>
+        <w:t>85) why to override .equals() and .hashCode() together in java ?</w:t>
+      </w:r>
+    </w:p>
+    <w:p>
+      <w:pPr>
+        <w:rPr>
+          <w:sz w:val="44"/>
+          <w:szCs w:val="44"/>
+        </w:rPr>
+      </w:pPr>
+      <w:r>
+        <w:rPr>
+          <w:sz w:val="44"/>
+          <w:szCs w:val="44"/>
+        </w:rPr>
+        <w:t>86)what are the best practices followed when overriding the .equals() and .hashCode() in Java?</w:t>
+      </w:r>
+    </w:p>
+    <w:p>
+      <w:pPr>
+        <w:rPr>
+          <w:sz w:val="44"/>
+          <w:szCs w:val="44"/>
+        </w:rPr>
+      </w:pPr>
+      <w:r>
+        <w:rPr>
+          <w:sz w:val="44"/>
+          <w:szCs w:val="44"/>
+        </w:rPr>
+        <w:t>87)what is the HAS-A relationship in Java ? Can you equate the HAS-A with Dependacy injection in java ?</w:t>
+      </w:r>
+    </w:p>
+    <w:p>
+      <w:pPr>
+        <w:rPr>
+          <w:sz w:val="44"/>
+          <w:szCs w:val="44"/>
+        </w:rPr>
+      </w:pPr>
+      <w:r>
+        <w:rPr>
+          <w:sz w:val="44"/>
+          <w:szCs w:val="44"/>
+        </w:rPr>
+        <w:t>88) what is the difference between reference and Object in Java ?</w:t>
+      </w:r>
+    </w:p>
+    <w:p>
+      <w:pPr>
+        <w:rPr>
+          <w:sz w:val="44"/>
+          <w:szCs w:val="44"/>
+        </w:rPr>
+      </w:pPr>
+      <w:r>
+        <w:rPr>
+          <w:sz w:val="44"/>
+          <w:szCs w:val="44"/>
+        </w:rPr>
+        <w:t>89)Composition vs Aggregation.</w:t>
+      </w:r>
+    </w:p>
+    <w:p>
+      <w:pPr>
+        <w:rPr>
+          <w:sz w:val="44"/>
+          <w:szCs w:val="44"/>
+        </w:rPr>
+      </w:pPr>
+      <w:r>
+        <w:rPr>
+          <w:sz w:val="44"/>
+          <w:szCs w:val="44"/>
+        </w:rPr>
+        <w:br w:type="page"/>
+      </w:r>
+    </w:p>
+    <w:p>
+      <w:pPr>
+        <w:rPr>
+          <w:sz w:val="44"/>
+          <w:szCs w:val="44"/>
+        </w:rPr>
+      </w:pPr>
+      <w:r>
+        <w:rPr>
+          <w:sz w:val="44"/>
+          <w:szCs w:val="44"/>
+        </w:rPr>
+        <w:lastRenderedPageBreak/>
+        <w:t>90)loose coupling vs. Tight coupling.</w:t>
+      </w:r>
     </w:p>
     <w:p>
       <w:pPr>

--- a/Core_JAVA_Interview.docx
+++ b/Core_JAVA_Interview.docx
@@ -29,7 +29,39 @@
           <w:sz w:val="44"/>
           <w:szCs w:val="44"/>
         </w:rPr>
-        <w:t>1)what is jvm,jdk, jre ?</w:t>
+        <w:t xml:space="preserve">1)what is </w:t>
+      </w:r>
+      <w:proofErr w:type="spellStart"/>
+      <w:r>
+        <w:rPr>
+          <w:sz w:val="44"/>
+          <w:szCs w:val="44"/>
+        </w:rPr>
+        <w:t>jvm,jdk</w:t>
+      </w:r>
+      <w:proofErr w:type="spellEnd"/>
+      <w:r>
+        <w:rPr>
+          <w:sz w:val="44"/>
+          <w:szCs w:val="44"/>
+        </w:rPr>
+        <w:t xml:space="preserve">, </w:t>
+      </w:r>
+      <w:proofErr w:type="spellStart"/>
+      <w:r>
+        <w:rPr>
+          <w:sz w:val="44"/>
+          <w:szCs w:val="44"/>
+        </w:rPr>
+        <w:t>jre</w:t>
+      </w:r>
+      <w:proofErr w:type="spellEnd"/>
+      <w:r>
+        <w:rPr>
+          <w:sz w:val="44"/>
+          <w:szCs w:val="44"/>
+        </w:rPr>
+        <w:t xml:space="preserve"> ?</w:t>
       </w:r>
     </w:p>
     <w:p>
@@ -226,7 +258,39 @@
           <w:szCs w:val="44"/>
         </w:rPr>
         <w:lastRenderedPageBreak/>
-        <w:t>15) String.vs. StringBuffer . vs. StringBuilder in JAVA.</w:t>
+        <w:t xml:space="preserve">15) </w:t>
+      </w:r>
+      <w:proofErr w:type="spellStart"/>
+      <w:r>
+        <w:rPr>
+          <w:sz w:val="44"/>
+          <w:szCs w:val="44"/>
+        </w:rPr>
+        <w:t>String.vs</w:t>
+      </w:r>
+      <w:proofErr w:type="spellEnd"/>
+      <w:r>
+        <w:rPr>
+          <w:sz w:val="44"/>
+          <w:szCs w:val="44"/>
+        </w:rPr>
+        <w:t xml:space="preserve">. </w:t>
+      </w:r>
+      <w:proofErr w:type="spellStart"/>
+      <w:r>
+        <w:rPr>
+          <w:sz w:val="44"/>
+          <w:szCs w:val="44"/>
+        </w:rPr>
+        <w:t>StringBuffer</w:t>
+      </w:r>
+      <w:proofErr w:type="spellEnd"/>
+      <w:r>
+        <w:rPr>
+          <w:sz w:val="44"/>
+          <w:szCs w:val="44"/>
+        </w:rPr>
+        <w:t xml:space="preserve"> . vs. StringBuilder in JAVA.</w:t>
       </w:r>
     </w:p>
     <w:p>
@@ -753,7 +817,23 @@
           <w:sz w:val="44"/>
           <w:szCs w:val="44"/>
         </w:rPr>
-        <w:t>49)default and static methods in java 8 i/f.</w:t>
+        <w:t xml:space="preserve">49)default and static methods in java 8 </w:t>
+      </w:r>
+      <w:proofErr w:type="spellStart"/>
+      <w:r>
+        <w:rPr>
+          <w:sz w:val="44"/>
+          <w:szCs w:val="44"/>
+        </w:rPr>
+        <w:t>i</w:t>
+      </w:r>
+      <w:proofErr w:type="spellEnd"/>
+      <w:r>
+        <w:rPr>
+          <w:sz w:val="44"/>
+          <w:szCs w:val="44"/>
+        </w:rPr>
+        <w:t>/f.</w:t>
       </w:r>
     </w:p>
     <w:p>
@@ -798,22 +878,54 @@
           <w:sz w:val="44"/>
           <w:szCs w:val="44"/>
         </w:rPr>
-        <w:t>52)What is functional i/f.</w:t>
-      </w:r>
-    </w:p>
-    <w:p>
-      <w:pPr>
-        <w:rPr>
-          <w:sz w:val="44"/>
-          <w:szCs w:val="44"/>
-        </w:rPr>
-      </w:pPr>
-      <w:r>
-        <w:rPr>
-          <w:sz w:val="44"/>
-          <w:szCs w:val="44"/>
-        </w:rPr>
-        <w:t>53) how do you invoke a method of  i/f with anonymous class.</w:t>
+        <w:t xml:space="preserve">52)What is functional </w:t>
+      </w:r>
+      <w:proofErr w:type="spellStart"/>
+      <w:r>
+        <w:rPr>
+          <w:sz w:val="44"/>
+          <w:szCs w:val="44"/>
+        </w:rPr>
+        <w:t>i</w:t>
+      </w:r>
+      <w:proofErr w:type="spellEnd"/>
+      <w:r>
+        <w:rPr>
+          <w:sz w:val="44"/>
+          <w:szCs w:val="44"/>
+        </w:rPr>
+        <w:t>/f.</w:t>
+      </w:r>
+    </w:p>
+    <w:p>
+      <w:pPr>
+        <w:rPr>
+          <w:sz w:val="44"/>
+          <w:szCs w:val="44"/>
+        </w:rPr>
+      </w:pPr>
+      <w:r>
+        <w:rPr>
+          <w:sz w:val="44"/>
+          <w:szCs w:val="44"/>
+        </w:rPr>
+        <w:t xml:space="preserve">53) how do you invoke a method of  </w:t>
+      </w:r>
+      <w:proofErr w:type="spellStart"/>
+      <w:r>
+        <w:rPr>
+          <w:sz w:val="44"/>
+          <w:szCs w:val="44"/>
+        </w:rPr>
+        <w:t>i</w:t>
+      </w:r>
+      <w:proofErr w:type="spellEnd"/>
+      <w:r>
+        <w:rPr>
+          <w:sz w:val="44"/>
+          <w:szCs w:val="44"/>
+        </w:rPr>
+        <w:t>/f with anonymous class.</w:t>
       </w:r>
     </w:p>
     <w:p>
@@ -865,7 +977,39 @@
           <w:sz w:val="44"/>
           <w:szCs w:val="44"/>
         </w:rPr>
-        <w:t>56) ToString() and getClass()</w:t>
+        <w:t xml:space="preserve">56) </w:t>
+      </w:r>
+      <w:proofErr w:type="spellStart"/>
+      <w:r>
+        <w:rPr>
+          <w:sz w:val="44"/>
+          <w:szCs w:val="44"/>
+        </w:rPr>
+        <w:t>ToString</w:t>
+      </w:r>
+      <w:proofErr w:type="spellEnd"/>
+      <w:r>
+        <w:rPr>
+          <w:sz w:val="44"/>
+          <w:szCs w:val="44"/>
+        </w:rPr>
+        <w:t xml:space="preserve">() and </w:t>
+      </w:r>
+      <w:proofErr w:type="spellStart"/>
+      <w:r>
+        <w:rPr>
+          <w:sz w:val="44"/>
+          <w:szCs w:val="44"/>
+        </w:rPr>
+        <w:t>getClass</w:t>
+      </w:r>
+      <w:proofErr w:type="spellEnd"/>
+      <w:r>
+        <w:rPr>
+          <w:sz w:val="44"/>
+          <w:szCs w:val="44"/>
+        </w:rPr>
+        <w:t>()</w:t>
       </w:r>
     </w:p>
     <w:p>
@@ -1083,7 +1227,39 @@
           <w:sz w:val="44"/>
           <w:szCs w:val="44"/>
         </w:rPr>
-        <w:t>69)What is .hashCode() and it’s significance?</w:t>
+        <w:t>69)What is .</w:t>
+      </w:r>
+      <w:proofErr w:type="spellStart"/>
+      <w:r>
+        <w:rPr>
+          <w:sz w:val="44"/>
+          <w:szCs w:val="44"/>
+        </w:rPr>
+        <w:t>hashCode</w:t>
+      </w:r>
+      <w:proofErr w:type="spellEnd"/>
+      <w:r>
+        <w:rPr>
+          <w:sz w:val="44"/>
+          <w:szCs w:val="44"/>
+        </w:rPr>
+        <w:t xml:space="preserve">() and </w:t>
+      </w:r>
+      <w:proofErr w:type="spellStart"/>
+      <w:r>
+        <w:rPr>
+          <w:sz w:val="44"/>
+          <w:szCs w:val="44"/>
+        </w:rPr>
+        <w:t>it’s</w:t>
+      </w:r>
+      <w:proofErr w:type="spellEnd"/>
+      <w:r>
+        <w:rPr>
+          <w:sz w:val="44"/>
+          <w:szCs w:val="44"/>
+        </w:rPr>
+        <w:t xml:space="preserve"> significance?</w:t>
       </w:r>
     </w:p>
     <w:p>
@@ -1113,22 +1289,54 @@
           <w:sz w:val="44"/>
           <w:szCs w:val="44"/>
         </w:rPr>
-        <w:t>71)how can we override the .hashCode()?</w:t>
-      </w:r>
-    </w:p>
-    <w:p>
-      <w:pPr>
-        <w:rPr>
-          <w:sz w:val="44"/>
-          <w:szCs w:val="44"/>
-        </w:rPr>
-      </w:pPr>
-      <w:r>
-        <w:rPr>
-          <w:sz w:val="44"/>
-          <w:szCs w:val="44"/>
-        </w:rPr>
-        <w:t>72) String class and  .hashCode() method.</w:t>
+        <w:t>71)how can we override the .</w:t>
+      </w:r>
+      <w:proofErr w:type="spellStart"/>
+      <w:r>
+        <w:rPr>
+          <w:sz w:val="44"/>
+          <w:szCs w:val="44"/>
+        </w:rPr>
+        <w:t>hashCode</w:t>
+      </w:r>
+      <w:proofErr w:type="spellEnd"/>
+      <w:r>
+        <w:rPr>
+          <w:sz w:val="44"/>
+          <w:szCs w:val="44"/>
+        </w:rPr>
+        <w:t>()?</w:t>
+      </w:r>
+    </w:p>
+    <w:p>
+      <w:pPr>
+        <w:rPr>
+          <w:sz w:val="44"/>
+          <w:szCs w:val="44"/>
+        </w:rPr>
+      </w:pPr>
+      <w:r>
+        <w:rPr>
+          <w:sz w:val="44"/>
+          <w:szCs w:val="44"/>
+        </w:rPr>
+        <w:t>72) String class and  .</w:t>
+      </w:r>
+      <w:proofErr w:type="spellStart"/>
+      <w:r>
+        <w:rPr>
+          <w:sz w:val="44"/>
+          <w:szCs w:val="44"/>
+        </w:rPr>
+        <w:t>hashCode</w:t>
+      </w:r>
+      <w:proofErr w:type="spellEnd"/>
+      <w:r>
+        <w:rPr>
+          <w:sz w:val="44"/>
+          <w:szCs w:val="44"/>
+        </w:rPr>
+        <w:t>() method.</w:t>
       </w:r>
     </w:p>
     <w:p>
@@ -1173,7 +1381,23 @@
           <w:sz w:val="44"/>
           <w:szCs w:val="44"/>
         </w:rPr>
-        <w:t>75) instanceof operator.</w:t>
+        <w:t xml:space="preserve">75) </w:t>
+      </w:r>
+      <w:proofErr w:type="spellStart"/>
+      <w:r>
+        <w:rPr>
+          <w:sz w:val="44"/>
+          <w:szCs w:val="44"/>
+        </w:rPr>
+        <w:t>instanceof</w:t>
+      </w:r>
+      <w:proofErr w:type="spellEnd"/>
+      <w:r>
+        <w:rPr>
+          <w:sz w:val="44"/>
+          <w:szCs w:val="44"/>
+        </w:rPr>
+        <w:t xml:space="preserve"> operator.</w:t>
       </w:r>
     </w:p>
     <w:p>
@@ -1249,22 +1473,70 @@
           <w:sz w:val="44"/>
           <w:szCs w:val="44"/>
         </w:rPr>
-        <w:t>80) what is .hashCode() and it’s significance ?</w:t>
-      </w:r>
-    </w:p>
-    <w:p>
-      <w:pPr>
-        <w:rPr>
-          <w:sz w:val="44"/>
-          <w:szCs w:val="44"/>
-        </w:rPr>
-      </w:pPr>
-      <w:r>
-        <w:rPr>
-          <w:sz w:val="44"/>
-          <w:szCs w:val="44"/>
-        </w:rPr>
-        <w:t>81) default behaviour of the .equals() in java ?</w:t>
+        <w:t>80) what is .</w:t>
+      </w:r>
+      <w:proofErr w:type="spellStart"/>
+      <w:r>
+        <w:rPr>
+          <w:sz w:val="44"/>
+          <w:szCs w:val="44"/>
+        </w:rPr>
+        <w:t>hashCode</w:t>
+      </w:r>
+      <w:proofErr w:type="spellEnd"/>
+      <w:r>
+        <w:rPr>
+          <w:sz w:val="44"/>
+          <w:szCs w:val="44"/>
+        </w:rPr>
+        <w:t xml:space="preserve">() and </w:t>
+      </w:r>
+      <w:proofErr w:type="spellStart"/>
+      <w:r>
+        <w:rPr>
+          <w:sz w:val="44"/>
+          <w:szCs w:val="44"/>
+        </w:rPr>
+        <w:t>it’s</w:t>
+      </w:r>
+      <w:proofErr w:type="spellEnd"/>
+      <w:r>
+        <w:rPr>
+          <w:sz w:val="44"/>
+          <w:szCs w:val="44"/>
+        </w:rPr>
+        <w:t xml:space="preserve"> significance ?</w:t>
+      </w:r>
+    </w:p>
+    <w:p>
+      <w:pPr>
+        <w:rPr>
+          <w:sz w:val="44"/>
+          <w:szCs w:val="44"/>
+        </w:rPr>
+      </w:pPr>
+      <w:r>
+        <w:rPr>
+          <w:sz w:val="44"/>
+          <w:szCs w:val="44"/>
+        </w:rPr>
+        <w:t xml:space="preserve">81) default </w:t>
+      </w:r>
+      <w:proofErr w:type="spellStart"/>
+      <w:r>
+        <w:rPr>
+          <w:sz w:val="44"/>
+          <w:szCs w:val="44"/>
+        </w:rPr>
+        <w:t>behaviour</w:t>
+      </w:r>
+      <w:proofErr w:type="spellEnd"/>
+      <w:r>
+        <w:rPr>
+          <w:sz w:val="44"/>
+          <w:szCs w:val="44"/>
+        </w:rPr>
+        <w:t xml:space="preserve"> of the .equals() in java ?</w:t>
       </w:r>
     </w:p>
     <w:p>
@@ -1294,7 +1566,23 @@
           <w:sz w:val="44"/>
           <w:szCs w:val="44"/>
         </w:rPr>
-        <w:t>83)what is the contract between .equals() and .hashCode() in java ?</w:t>
+        <w:t>83)what is the contract between .equals() and .</w:t>
+      </w:r>
+      <w:proofErr w:type="spellStart"/>
+      <w:r>
+        <w:rPr>
+          <w:sz w:val="44"/>
+          <w:szCs w:val="44"/>
+        </w:rPr>
+        <w:t>hashCode</w:t>
+      </w:r>
+      <w:proofErr w:type="spellEnd"/>
+      <w:r>
+        <w:rPr>
+          <w:sz w:val="44"/>
+          <w:szCs w:val="44"/>
+        </w:rPr>
+        <w:t>() in java ?</w:t>
       </w:r>
     </w:p>
     <w:p>
@@ -1317,8 +1605,17 @@
           <w:szCs w:val="44"/>
         </w:rPr>
         <w:br/>
-        <w:t xml:space="preserve"> a)reflexitivity</w:t>
-      </w:r>
+        <w:t xml:space="preserve"> a)</w:t>
+      </w:r>
+      <w:proofErr w:type="spellStart"/>
+      <w:r>
+        <w:rPr>
+          <w:sz w:val="44"/>
+          <w:szCs w:val="44"/>
+        </w:rPr>
+        <w:t>reflexitivity</w:t>
+      </w:r>
+      <w:proofErr w:type="spellEnd"/>
     </w:p>
     <w:p>
       <w:pPr>
@@ -1424,37 +1721,85 @@
           <w:szCs w:val="44"/>
         </w:rPr>
         <w:lastRenderedPageBreak/>
-        <w:t>85) why to override .equals() and .hashCode() together in java ?</w:t>
-      </w:r>
-    </w:p>
-    <w:p>
-      <w:pPr>
-        <w:rPr>
-          <w:sz w:val="44"/>
-          <w:szCs w:val="44"/>
-        </w:rPr>
-      </w:pPr>
-      <w:r>
-        <w:rPr>
-          <w:sz w:val="44"/>
-          <w:szCs w:val="44"/>
-        </w:rPr>
-        <w:t>86)what are the best practices followed when overriding the .equals() and .hashCode() in Java?</w:t>
-      </w:r>
-    </w:p>
-    <w:p>
-      <w:pPr>
-        <w:rPr>
-          <w:sz w:val="44"/>
-          <w:szCs w:val="44"/>
-        </w:rPr>
-      </w:pPr>
-      <w:r>
-        <w:rPr>
-          <w:sz w:val="44"/>
-          <w:szCs w:val="44"/>
-        </w:rPr>
-        <w:t>87)what is the HAS-A relationship in Java ? Can you equate the HAS-A with Dependacy injection in java ?</w:t>
+        <w:t>85) why to override .equals() and .</w:t>
+      </w:r>
+      <w:proofErr w:type="spellStart"/>
+      <w:r>
+        <w:rPr>
+          <w:sz w:val="44"/>
+          <w:szCs w:val="44"/>
+        </w:rPr>
+        <w:t>hashCode</w:t>
+      </w:r>
+      <w:proofErr w:type="spellEnd"/>
+      <w:r>
+        <w:rPr>
+          <w:sz w:val="44"/>
+          <w:szCs w:val="44"/>
+        </w:rPr>
+        <w:t>() together in java ?</w:t>
+      </w:r>
+    </w:p>
+    <w:p>
+      <w:pPr>
+        <w:rPr>
+          <w:sz w:val="44"/>
+          <w:szCs w:val="44"/>
+        </w:rPr>
+      </w:pPr>
+      <w:r>
+        <w:rPr>
+          <w:sz w:val="44"/>
+          <w:szCs w:val="44"/>
+        </w:rPr>
+        <w:t>86)what are the best practices followed when overriding the .equals() and .</w:t>
+      </w:r>
+      <w:proofErr w:type="spellStart"/>
+      <w:r>
+        <w:rPr>
+          <w:sz w:val="44"/>
+          <w:szCs w:val="44"/>
+        </w:rPr>
+        <w:t>hashCode</w:t>
+      </w:r>
+      <w:proofErr w:type="spellEnd"/>
+      <w:r>
+        <w:rPr>
+          <w:sz w:val="44"/>
+          <w:szCs w:val="44"/>
+        </w:rPr>
+        <w:t>() in Java?</w:t>
+      </w:r>
+    </w:p>
+    <w:p>
+      <w:pPr>
+        <w:rPr>
+          <w:sz w:val="44"/>
+          <w:szCs w:val="44"/>
+        </w:rPr>
+      </w:pPr>
+      <w:r>
+        <w:rPr>
+          <w:sz w:val="44"/>
+          <w:szCs w:val="44"/>
+        </w:rPr>
+        <w:t xml:space="preserve">87)what is the HAS-A relationship in Java ? Can you equate the HAS-A with </w:t>
+      </w:r>
+      <w:proofErr w:type="spellStart"/>
+      <w:r>
+        <w:rPr>
+          <w:sz w:val="44"/>
+          <w:szCs w:val="44"/>
+        </w:rPr>
+        <w:t>Dependacy</w:t>
+      </w:r>
+      <w:proofErr w:type="spellEnd"/>
+      <w:r>
+        <w:rPr>
+          <w:sz w:val="44"/>
+          <w:szCs w:val="44"/>
+        </w:rPr>
+        <w:t xml:space="preserve"> injection in java ?</w:t>
       </w:r>
     </w:p>
     <w:p>
@@ -1499,7 +1844,98 @@
           <w:sz w:val="44"/>
           <w:szCs w:val="44"/>
         </w:rPr>
-        <w:br w:type="page"/>
+        <w:t>90)loose coupling vs. Tight coupling.</w:t>
+      </w:r>
+    </w:p>
+    <w:p>
+      <w:pPr>
+        <w:rPr>
+          <w:sz w:val="44"/>
+          <w:szCs w:val="44"/>
+        </w:rPr>
+      </w:pPr>
+      <w:r>
+        <w:rPr>
+          <w:sz w:val="44"/>
+          <w:szCs w:val="44"/>
+        </w:rPr>
+        <w:t>91)what is JCF?</w:t>
+      </w:r>
+    </w:p>
+    <w:p>
+      <w:pPr>
+        <w:rPr>
+          <w:sz w:val="44"/>
+          <w:szCs w:val="44"/>
+        </w:rPr>
+      </w:pPr>
+      <w:r>
+        <w:rPr>
+          <w:sz w:val="44"/>
+          <w:szCs w:val="44"/>
+        </w:rPr>
+        <w:t>92) explain the hierarchy of the collection framework.</w:t>
+      </w:r>
+    </w:p>
+    <w:p>
+      <w:pPr>
+        <w:rPr>
+          <w:sz w:val="44"/>
+          <w:szCs w:val="44"/>
+        </w:rPr>
+      </w:pPr>
+      <w:r>
+        <w:rPr>
+          <w:sz w:val="44"/>
+          <w:szCs w:val="44"/>
+        </w:rPr>
+        <w:t>93)List I/F and it’s sub classes.</w:t>
+      </w:r>
+    </w:p>
+    <w:p>
+      <w:pPr>
+        <w:rPr>
+          <w:sz w:val="44"/>
+          <w:szCs w:val="44"/>
+        </w:rPr>
+      </w:pPr>
+      <w:r>
+        <w:rPr>
+          <w:sz w:val="44"/>
+          <w:szCs w:val="44"/>
+        </w:rPr>
+        <w:t xml:space="preserve">94) </w:t>
+      </w:r>
+      <w:proofErr w:type="spellStart"/>
+      <w:r>
+        <w:rPr>
+          <w:sz w:val="44"/>
+          <w:szCs w:val="44"/>
+        </w:rPr>
+        <w:t>ArrayList</w:t>
+      </w:r>
+      <w:proofErr w:type="spellEnd"/>
+      <w:r>
+        <w:rPr>
+          <w:sz w:val="44"/>
+          <w:szCs w:val="44"/>
+        </w:rPr>
+        <w:t xml:space="preserve"> vs  LinkedList vs Vector vs Stack.</w:t>
+      </w:r>
+    </w:p>
+    <w:p>
+      <w:pPr>
+        <w:rPr>
+          <w:sz w:val="44"/>
+          <w:szCs w:val="44"/>
+        </w:rPr>
+      </w:pPr>
+      <w:r>
+        <w:rPr>
+          <w:sz w:val="44"/>
+          <w:szCs w:val="44"/>
+        </w:rPr>
+        <w:t>95) Peek() vs Push() vs Pop().</w:t>
       </w:r>
     </w:p>
     <w:p>
@@ -1515,7 +1951,214 @@
           <w:szCs w:val="44"/>
         </w:rPr>
         <w:lastRenderedPageBreak/>
-        <w:t>90)loose coupling vs. Tight coupling.</w:t>
+        <w:t xml:space="preserve">96) Best case scenarios for </w:t>
+      </w:r>
+      <w:proofErr w:type="spellStart"/>
+      <w:r>
+        <w:rPr>
+          <w:sz w:val="44"/>
+          <w:szCs w:val="44"/>
+        </w:rPr>
+        <w:t>ArrayList</w:t>
+      </w:r>
+      <w:proofErr w:type="spellEnd"/>
+      <w:r>
+        <w:rPr>
+          <w:sz w:val="44"/>
+          <w:szCs w:val="44"/>
+        </w:rPr>
+        <w:t xml:space="preserve"> vs LinkedList.</w:t>
+      </w:r>
+    </w:p>
+    <w:p>
+      <w:pPr>
+        <w:rPr>
+          <w:sz w:val="44"/>
+          <w:szCs w:val="44"/>
+        </w:rPr>
+      </w:pPr>
+      <w:r>
+        <w:rPr>
+          <w:sz w:val="44"/>
+          <w:szCs w:val="44"/>
+        </w:rPr>
+        <w:t xml:space="preserve">97)prove that Linked list is faster than </w:t>
+      </w:r>
+      <w:proofErr w:type="spellStart"/>
+      <w:r>
+        <w:rPr>
+          <w:sz w:val="44"/>
+          <w:szCs w:val="44"/>
+        </w:rPr>
+        <w:t>Arraylist</w:t>
+      </w:r>
+      <w:proofErr w:type="spellEnd"/>
+      <w:r>
+        <w:rPr>
+          <w:sz w:val="44"/>
+          <w:szCs w:val="44"/>
+        </w:rPr>
+        <w:t xml:space="preserve"> in specific cases and it is otherwise in other cases.</w:t>
+      </w:r>
+    </w:p>
+    <w:p>
+      <w:pPr>
+        <w:rPr>
+          <w:sz w:val="44"/>
+          <w:szCs w:val="44"/>
+        </w:rPr>
+      </w:pPr>
+      <w:r>
+        <w:rPr>
+          <w:sz w:val="44"/>
+          <w:szCs w:val="44"/>
+        </w:rPr>
+        <w:t>98) Vector vs Stack.</w:t>
+      </w:r>
+    </w:p>
+    <w:p>
+      <w:pPr>
+        <w:rPr>
+          <w:sz w:val="44"/>
+          <w:szCs w:val="44"/>
+        </w:rPr>
+      </w:pPr>
+      <w:r>
+        <w:rPr>
+          <w:sz w:val="44"/>
+          <w:szCs w:val="44"/>
+        </w:rPr>
+        <w:t>99) why stack is not a good choice for LIFO ?</w:t>
+      </w:r>
+    </w:p>
+    <w:p>
+      <w:pPr>
+        <w:rPr>
+          <w:sz w:val="44"/>
+          <w:szCs w:val="44"/>
+        </w:rPr>
+      </w:pPr>
+      <w:r>
+        <w:rPr>
+          <w:sz w:val="44"/>
+          <w:szCs w:val="44"/>
+        </w:rPr>
+        <w:t>100)Type Safe and  Generic in java.</w:t>
+      </w:r>
+    </w:p>
+    <w:p>
+      <w:pPr>
+        <w:rPr>
+          <w:sz w:val="44"/>
+          <w:szCs w:val="44"/>
+        </w:rPr>
+      </w:pPr>
+    </w:p>
+    <w:p>
+      <w:pPr>
+        <w:rPr>
+          <w:sz w:val="44"/>
+          <w:szCs w:val="44"/>
+        </w:rPr>
+      </w:pPr>
+      <w:r>
+        <w:rPr>
+          <w:sz w:val="44"/>
+          <w:szCs w:val="44"/>
+        </w:rPr>
+        <w:t>101)what is set interface ? DC ? LF ?</w:t>
+      </w:r>
+    </w:p>
+    <w:p>
+      <w:pPr>
+        <w:rPr>
+          <w:sz w:val="44"/>
+          <w:szCs w:val="44"/>
+        </w:rPr>
+      </w:pPr>
+      <w:r>
+        <w:rPr>
+          <w:sz w:val="44"/>
+          <w:szCs w:val="44"/>
+        </w:rPr>
+        <w:t>102) classes implementing the Set I/F.</w:t>
+      </w:r>
+    </w:p>
+    <w:p>
+      <w:pPr>
+        <w:rPr>
+          <w:sz w:val="44"/>
+          <w:szCs w:val="44"/>
+        </w:rPr>
+      </w:pPr>
+      <w:r>
+        <w:rPr>
+          <w:sz w:val="44"/>
+          <w:szCs w:val="44"/>
+        </w:rPr>
+        <w:t xml:space="preserve">103) HashSet and it’s </w:t>
+      </w:r>
+      <w:proofErr w:type="spellStart"/>
+      <w:r>
+        <w:rPr>
+          <w:sz w:val="44"/>
+          <w:szCs w:val="44"/>
+        </w:rPr>
+        <w:t>behaviour</w:t>
+      </w:r>
+      <w:proofErr w:type="spellEnd"/>
+      <w:r>
+        <w:rPr>
+          <w:sz w:val="44"/>
+          <w:szCs w:val="44"/>
+        </w:rPr>
+        <w:t>.</w:t>
+      </w:r>
+    </w:p>
+    <w:p>
+      <w:pPr>
+        <w:rPr>
+          <w:sz w:val="44"/>
+          <w:szCs w:val="44"/>
+        </w:rPr>
+      </w:pPr>
+      <w:r>
+        <w:rPr>
+          <w:sz w:val="44"/>
+          <w:szCs w:val="44"/>
+        </w:rPr>
+        <w:t>104) working with  the custom classes In the  HashSet.</w:t>
+      </w:r>
+    </w:p>
+    <w:p>
+      <w:pPr>
+        <w:rPr>
+          <w:sz w:val="44"/>
+          <w:szCs w:val="44"/>
+        </w:rPr>
+      </w:pPr>
+      <w:r>
+        <w:rPr>
+          <w:sz w:val="44"/>
+          <w:szCs w:val="44"/>
+        </w:rPr>
+        <w:t xml:space="preserve">105)what is the </w:t>
+      </w:r>
+      <w:proofErr w:type="spellStart"/>
+      <w:r>
+        <w:rPr>
+          <w:sz w:val="44"/>
+          <w:szCs w:val="44"/>
+        </w:rPr>
+        <w:t>hashCollison</w:t>
+      </w:r>
+      <w:proofErr w:type="spellEnd"/>
+      <w:r>
+        <w:rPr>
+          <w:sz w:val="44"/>
+          <w:szCs w:val="44"/>
+        </w:rPr>
+        <w:t xml:space="preserve"> ?</w:t>
       </w:r>
     </w:p>
     <w:p>

--- a/Core_JAVA_Interview.docx
+++ b/Core_JAVA_Interview.docx
@@ -32,6 +32,7 @@
         <w:t xml:space="preserve">1)what is </w:t>
       </w:r>
       <w:proofErr w:type="spellStart"/>
+      <w:proofErr w:type="gramStart"/>
       <w:r>
         <w:rPr>
           <w:sz w:val="44"/>
@@ -40,6 +41,7 @@
         <w:t>jvm,jdk</w:t>
       </w:r>
       <w:proofErr w:type="spellEnd"/>
+      <w:proofErr w:type="gramEnd"/>
       <w:r>
         <w:rPr>
           <w:sz w:val="44"/>
@@ -48,6 +50,7 @@
         <w:t xml:space="preserve">, </w:t>
       </w:r>
       <w:proofErr w:type="spellStart"/>
+      <w:proofErr w:type="gramStart"/>
       <w:r>
         <w:rPr>
           <w:sz w:val="44"/>
@@ -63,6 +66,7 @@
         </w:rPr>
         <w:t xml:space="preserve"> ?</w:t>
       </w:r>
+      <w:proofErr w:type="gramEnd"/>
     </w:p>
     <w:p>
       <w:pPr>
@@ -84,8 +88,32 @@
           <w:szCs w:val="44"/>
         </w:rPr>
         <w:br/>
-        <w:t>3)is java interpreted or compiled language ?</w:t>
-      </w:r>
+      </w:r>
+      <w:proofErr w:type="gramStart"/>
+      <w:r>
+        <w:rPr>
+          <w:sz w:val="44"/>
+          <w:szCs w:val="44"/>
+        </w:rPr>
+        <w:t>3)is</w:t>
+      </w:r>
+      <w:proofErr w:type="gramEnd"/>
+      <w:r>
+        <w:rPr>
+          <w:sz w:val="44"/>
+          <w:szCs w:val="44"/>
+        </w:rPr>
+        <w:t xml:space="preserve"> java interpreted or compiled </w:t>
+      </w:r>
+      <w:proofErr w:type="gramStart"/>
+      <w:r>
+        <w:rPr>
+          <w:sz w:val="44"/>
+          <w:szCs w:val="44"/>
+        </w:rPr>
+        <w:t>language ?</w:t>
+      </w:r>
+      <w:proofErr w:type="gramEnd"/>
     </w:p>
     <w:p>
       <w:pPr>
@@ -114,7 +142,23 @@
           <w:sz w:val="44"/>
           <w:szCs w:val="44"/>
         </w:rPr>
-        <w:t>5) Primitive vs. Non-Primitive.</w:t>
+        <w:t xml:space="preserve">5) Primitive vs. </w:t>
+      </w:r>
+      <w:proofErr w:type="gramStart"/>
+      <w:r>
+        <w:rPr>
+          <w:sz w:val="44"/>
+          <w:szCs w:val="44"/>
+        </w:rPr>
+        <w:t>Non-Primitive</w:t>
+      </w:r>
+      <w:proofErr w:type="gramEnd"/>
+      <w:r>
+        <w:rPr>
+          <w:sz w:val="44"/>
+          <w:szCs w:val="44"/>
+        </w:rPr>
+        <w:t>.</w:t>
       </w:r>
     </w:p>
     <w:p>
@@ -159,8 +203,17 @@
           <w:sz w:val="44"/>
           <w:szCs w:val="44"/>
         </w:rPr>
-        <w:t>8)what is narrowing and what is widening ?</w:t>
-      </w:r>
+        <w:t xml:space="preserve">8)what is narrowing and what is </w:t>
+      </w:r>
+      <w:proofErr w:type="gramStart"/>
+      <w:r>
+        <w:rPr>
+          <w:sz w:val="44"/>
+          <w:szCs w:val="44"/>
+        </w:rPr>
+        <w:t>widening ?</w:t>
+      </w:r>
+      <w:proofErr w:type="gramEnd"/>
     </w:p>
     <w:p>
       <w:pPr>
@@ -189,8 +242,17 @@
           <w:sz w:val="44"/>
           <w:szCs w:val="44"/>
         </w:rPr>
-        <w:t>10) different types of ARRAYS in java ?</w:t>
-      </w:r>
+        <w:t xml:space="preserve">10) different types of ARRAYS in </w:t>
+      </w:r>
+      <w:proofErr w:type="gramStart"/>
+      <w:r>
+        <w:rPr>
+          <w:sz w:val="44"/>
+          <w:szCs w:val="44"/>
+        </w:rPr>
+        <w:t>java ?</w:t>
+      </w:r>
+      <w:proofErr w:type="gramEnd"/>
     </w:p>
     <w:p>
       <w:pPr>
@@ -212,38 +274,71 @@
           <w:szCs w:val="44"/>
         </w:rPr>
         <w:br/>
-        <w:t>12)W.A.P. to swap two numbers without the third variable.</w:t>
-      </w:r>
-    </w:p>
-    <w:p>
-      <w:pPr>
-        <w:rPr>
-          <w:sz w:val="44"/>
-          <w:szCs w:val="44"/>
-        </w:rPr>
-      </w:pPr>
-      <w:r>
-        <w:rPr>
-          <w:sz w:val="44"/>
-          <w:szCs w:val="44"/>
-        </w:rPr>
-        <w:t>13) What is String in JAVA ?</w:t>
-      </w:r>
-    </w:p>
-    <w:p>
-      <w:pPr>
-        <w:rPr>
-          <w:sz w:val="44"/>
-          <w:szCs w:val="44"/>
-        </w:rPr>
-      </w:pPr>
-      <w:r>
-        <w:rPr>
-          <w:sz w:val="44"/>
-          <w:szCs w:val="44"/>
-        </w:rPr>
-        <w:t>14) What is String constant pool in JAVA ?</w:t>
-      </w:r>
+      </w:r>
+      <w:proofErr w:type="gramStart"/>
+      <w:r>
+        <w:rPr>
+          <w:sz w:val="44"/>
+          <w:szCs w:val="44"/>
+        </w:rPr>
+        <w:t>12)W.A.P.</w:t>
+      </w:r>
+      <w:proofErr w:type="gramEnd"/>
+      <w:r>
+        <w:rPr>
+          <w:sz w:val="44"/>
+          <w:szCs w:val="44"/>
+        </w:rPr>
+        <w:t xml:space="preserve"> to swap two numbers without the third variable.</w:t>
+      </w:r>
+    </w:p>
+    <w:p>
+      <w:pPr>
+        <w:rPr>
+          <w:sz w:val="44"/>
+          <w:szCs w:val="44"/>
+        </w:rPr>
+      </w:pPr>
+      <w:r>
+        <w:rPr>
+          <w:sz w:val="44"/>
+          <w:szCs w:val="44"/>
+        </w:rPr>
+        <w:t xml:space="preserve">13) What is String in </w:t>
+      </w:r>
+      <w:proofErr w:type="gramStart"/>
+      <w:r>
+        <w:rPr>
+          <w:sz w:val="44"/>
+          <w:szCs w:val="44"/>
+        </w:rPr>
+        <w:t>JAVA ?</w:t>
+      </w:r>
+      <w:proofErr w:type="gramEnd"/>
+    </w:p>
+    <w:p>
+      <w:pPr>
+        <w:rPr>
+          <w:sz w:val="44"/>
+          <w:szCs w:val="44"/>
+        </w:rPr>
+      </w:pPr>
+      <w:r>
+        <w:rPr>
+          <w:sz w:val="44"/>
+          <w:szCs w:val="44"/>
+        </w:rPr>
+        <w:t xml:space="preserve">14) What is String constant pool in </w:t>
+      </w:r>
+      <w:proofErr w:type="gramStart"/>
+      <w:r>
+        <w:rPr>
+          <w:sz w:val="44"/>
+          <w:szCs w:val="44"/>
+        </w:rPr>
+        <w:t>JAVA ?</w:t>
+      </w:r>
+      <w:proofErr w:type="gramEnd"/>
     </w:p>
     <w:p>
       <w:pPr>
@@ -277,6 +372,7 @@
         <w:t xml:space="preserve">. </w:t>
       </w:r>
       <w:proofErr w:type="spellStart"/>
+      <w:proofErr w:type="gramStart"/>
       <w:r>
         <w:rPr>
           <w:sz w:val="44"/>
@@ -290,7 +386,15 @@
           <w:sz w:val="44"/>
           <w:szCs w:val="44"/>
         </w:rPr>
-        <w:t xml:space="preserve"> . vs. StringBuilder in JAVA.</w:t>
+        <w:t xml:space="preserve"> .</w:t>
+      </w:r>
+      <w:proofErr w:type="gramEnd"/>
+      <w:r>
+        <w:rPr>
+          <w:sz w:val="44"/>
+          <w:szCs w:val="44"/>
+        </w:rPr>
+        <w:t xml:space="preserve"> vs. StringBuilder in JAVA.</w:t>
       </w:r>
     </w:p>
     <w:p>
@@ -486,7 +590,23 @@
           <w:sz w:val="44"/>
           <w:szCs w:val="44"/>
         </w:rPr>
-        <w:t>28)explain difference between this call and this();</w:t>
+        <w:t xml:space="preserve">28)explain difference between this call and </w:t>
+      </w:r>
+      <w:proofErr w:type="gramStart"/>
+      <w:r>
+        <w:rPr>
+          <w:sz w:val="44"/>
+          <w:szCs w:val="44"/>
+        </w:rPr>
+        <w:t>this(</w:t>
+      </w:r>
+      <w:proofErr w:type="gramEnd"/>
+      <w:r>
+        <w:rPr>
+          <w:sz w:val="44"/>
+          <w:szCs w:val="44"/>
+        </w:rPr>
+        <w:t>);</w:t>
       </w:r>
     </w:p>
     <w:p>
@@ -531,7 +651,23 @@
           <w:sz w:val="44"/>
           <w:szCs w:val="44"/>
         </w:rPr>
-        <w:t>31)explain the super call in the context of constructor , method and variable.</w:t>
+        <w:t xml:space="preserve">31)explain the super call in the context of </w:t>
+      </w:r>
+      <w:proofErr w:type="gramStart"/>
+      <w:r>
+        <w:rPr>
+          <w:sz w:val="44"/>
+          <w:szCs w:val="44"/>
+        </w:rPr>
+        <w:t>constructor ,</w:t>
+      </w:r>
+      <w:proofErr w:type="gramEnd"/>
+      <w:r>
+        <w:rPr>
+          <w:sz w:val="44"/>
+          <w:szCs w:val="44"/>
+        </w:rPr>
+        <w:t xml:space="preserve"> method and variable.</w:t>
       </w:r>
     </w:p>
     <w:p>
@@ -607,7 +743,23 @@
           <w:szCs w:val="44"/>
         </w:rPr>
         <w:lastRenderedPageBreak/>
-        <w:t>36)W.A.P to demonstrate over-riding vs. runtime polymorphism.</w:t>
+        <w:t>36)W.</w:t>
+      </w:r>
+      <w:proofErr w:type="gramStart"/>
+      <w:r>
+        <w:rPr>
+          <w:sz w:val="44"/>
+          <w:szCs w:val="44"/>
+        </w:rPr>
+        <w:t>A.P</w:t>
+      </w:r>
+      <w:proofErr w:type="gramEnd"/>
+      <w:r>
+        <w:rPr>
+          <w:sz w:val="44"/>
+          <w:szCs w:val="44"/>
+        </w:rPr>
+        <w:t xml:space="preserve"> to demonstrate over-riding vs. runtime polymorphism.</w:t>
       </w:r>
     </w:p>
     <w:p>
@@ -632,12 +784,21 @@
           <w:szCs w:val="44"/>
         </w:rPr>
       </w:pPr>
-      <w:r>
-        <w:rPr>
-          <w:sz w:val="44"/>
-          <w:szCs w:val="44"/>
-        </w:rPr>
-        <w:t>38 ) types and order of access modifiers from less to more secure. Prove it with the codes.</w:t>
+      <w:proofErr w:type="gramStart"/>
+      <w:r>
+        <w:rPr>
+          <w:sz w:val="44"/>
+          <w:szCs w:val="44"/>
+        </w:rPr>
+        <w:t>38 )</w:t>
+      </w:r>
+      <w:proofErr w:type="gramEnd"/>
+      <w:r>
+        <w:rPr>
+          <w:sz w:val="44"/>
+          <w:szCs w:val="44"/>
+        </w:rPr>
+        <w:t xml:space="preserve"> types and order of access modifiers from less to more secure. Prove it with the codes.</w:t>
       </w:r>
     </w:p>
     <w:p>
@@ -682,23 +843,48 @@
           <w:sz w:val="44"/>
           <w:szCs w:val="44"/>
         </w:rPr>
-        <w:t>41)what is the relation between access modifiers and Overriding.</w:t>
-      </w:r>
-    </w:p>
-    <w:p>
-      <w:pPr>
-        <w:rPr>
-          <w:sz w:val="44"/>
-          <w:szCs w:val="44"/>
-        </w:rPr>
-      </w:pPr>
-      <w:r>
-        <w:rPr>
-          <w:sz w:val="44"/>
-          <w:szCs w:val="44"/>
-        </w:rPr>
-        <w:t>42)what is abstraction ?</w:t>
-      </w:r>
+        <w:t xml:space="preserve">41)what is the relation between access modifiers and </w:t>
+      </w:r>
+      <w:proofErr w:type="gramStart"/>
+      <w:r>
+        <w:rPr>
+          <w:sz w:val="44"/>
+          <w:szCs w:val="44"/>
+        </w:rPr>
+        <w:t>Overriding</w:t>
+      </w:r>
+      <w:proofErr w:type="gramEnd"/>
+      <w:r>
+        <w:rPr>
+          <w:sz w:val="44"/>
+          <w:szCs w:val="44"/>
+        </w:rPr>
+        <w:t>.</w:t>
+      </w:r>
+    </w:p>
+    <w:p>
+      <w:pPr>
+        <w:rPr>
+          <w:sz w:val="44"/>
+          <w:szCs w:val="44"/>
+        </w:rPr>
+      </w:pPr>
+      <w:r>
+        <w:rPr>
+          <w:sz w:val="44"/>
+          <w:szCs w:val="44"/>
+        </w:rPr>
+        <w:t xml:space="preserve">42)what is </w:t>
+      </w:r>
+      <w:proofErr w:type="gramStart"/>
+      <w:r>
+        <w:rPr>
+          <w:sz w:val="44"/>
+          <w:szCs w:val="44"/>
+        </w:rPr>
+        <w:t>abstraction ?</w:t>
+      </w:r>
+      <w:proofErr w:type="gramEnd"/>
     </w:p>
     <w:p>
       <w:pPr>
@@ -909,7 +1095,15 @@
           <w:sz w:val="44"/>
           <w:szCs w:val="44"/>
         </w:rPr>
-        <w:t xml:space="preserve">53) how do you invoke a method of  </w:t>
+        <w:t xml:space="preserve">53) how do you invoke a method </w:t>
+      </w:r>
+      <w:proofErr w:type="gramStart"/>
+      <w:r>
+        <w:rPr>
+          <w:sz w:val="44"/>
+          <w:szCs w:val="44"/>
+        </w:rPr>
+        <w:t xml:space="preserve">of  </w:t>
       </w:r>
       <w:proofErr w:type="spellStart"/>
       <w:r>
@@ -920,6 +1114,7 @@
         <w:t>i</w:t>
       </w:r>
       <w:proofErr w:type="spellEnd"/>
+      <w:proofErr w:type="gramEnd"/>
       <w:r>
         <w:rPr>
           <w:sz w:val="44"/>
@@ -980,6 +1175,7 @@
         <w:t xml:space="preserve">56) </w:t>
       </w:r>
       <w:proofErr w:type="spellStart"/>
+      <w:proofErr w:type="gramStart"/>
       <w:r>
         <w:rPr>
           <w:sz w:val="44"/>
@@ -993,9 +1189,18 @@
           <w:sz w:val="44"/>
           <w:szCs w:val="44"/>
         </w:rPr>
-        <w:t xml:space="preserve">() and </w:t>
+        <w:t>(</w:t>
+      </w:r>
+      <w:proofErr w:type="gramEnd"/>
+      <w:r>
+        <w:rPr>
+          <w:sz w:val="44"/>
+          <w:szCs w:val="44"/>
+        </w:rPr>
+        <w:t xml:space="preserve">) and </w:t>
       </w:r>
       <w:proofErr w:type="spellStart"/>
+      <w:proofErr w:type="gramStart"/>
       <w:r>
         <w:rPr>
           <w:sz w:val="44"/>
@@ -1009,7 +1214,15 @@
           <w:sz w:val="44"/>
           <w:szCs w:val="44"/>
         </w:rPr>
-        <w:t>()</w:t>
+        <w:t>(</w:t>
+      </w:r>
+      <w:proofErr w:type="gramEnd"/>
+      <w:r>
+        <w:rPr>
+          <w:sz w:val="44"/>
+          <w:szCs w:val="44"/>
+        </w:rPr>
+        <w:t>)</w:t>
       </w:r>
     </w:p>
     <w:p>
@@ -1047,23 +1260,48 @@
           <w:sz w:val="44"/>
           <w:szCs w:val="44"/>
         </w:rPr>
-        <w:t>58)is it compulsory to write the catch block with try ? explain.</w:t>
-      </w:r>
-    </w:p>
-    <w:p>
-      <w:pPr>
-        <w:rPr>
-          <w:sz w:val="44"/>
-          <w:szCs w:val="44"/>
-        </w:rPr>
-      </w:pPr>
-      <w:r>
-        <w:rPr>
-          <w:sz w:val="44"/>
-          <w:szCs w:val="44"/>
-        </w:rPr>
-        <w:t>59)can we write consecutive try/ finally blocks ?</w:t>
-      </w:r>
+        <w:t xml:space="preserve">58)is it compulsory to write the catch block with </w:t>
+      </w:r>
+      <w:proofErr w:type="gramStart"/>
+      <w:r>
+        <w:rPr>
+          <w:sz w:val="44"/>
+          <w:szCs w:val="44"/>
+        </w:rPr>
+        <w:t>try ?</w:t>
+      </w:r>
+      <w:proofErr w:type="gramEnd"/>
+      <w:r>
+        <w:rPr>
+          <w:sz w:val="44"/>
+          <w:szCs w:val="44"/>
+        </w:rPr>
+        <w:t xml:space="preserve"> explain.</w:t>
+      </w:r>
+    </w:p>
+    <w:p>
+      <w:pPr>
+        <w:rPr>
+          <w:sz w:val="44"/>
+          <w:szCs w:val="44"/>
+        </w:rPr>
+      </w:pPr>
+      <w:r>
+        <w:rPr>
+          <w:sz w:val="44"/>
+          <w:szCs w:val="44"/>
+        </w:rPr>
+        <w:t xml:space="preserve">59)can we write consecutive try/ finally </w:t>
+      </w:r>
+      <w:proofErr w:type="gramStart"/>
+      <w:r>
+        <w:rPr>
+          <w:sz w:val="44"/>
+          <w:szCs w:val="44"/>
+        </w:rPr>
+        <w:t>blocks ?</w:t>
+      </w:r>
+      <w:proofErr w:type="gramEnd"/>
     </w:p>
     <w:p>
       <w:pPr>
@@ -1092,22 +1330,63 @@
           <w:sz w:val="44"/>
           <w:szCs w:val="44"/>
         </w:rPr>
-        <w:t>61)will finally always get executed ?</w:t>
-      </w:r>
-    </w:p>
-    <w:p>
-      <w:pPr>
-        <w:rPr>
-          <w:sz w:val="44"/>
-          <w:szCs w:val="44"/>
-        </w:rPr>
-      </w:pPr>
-      <w:r>
-        <w:rPr>
-          <w:sz w:val="44"/>
-          <w:szCs w:val="44"/>
-        </w:rPr>
-        <w:t>62)why it’s compulsory to handle checked(Compile) time exceptions at compile time? But optional to handle unchecked(Runtime) exceptions at compile time?</w:t>
+        <w:t xml:space="preserve">61)will finally always get </w:t>
+      </w:r>
+      <w:proofErr w:type="gramStart"/>
+      <w:r>
+        <w:rPr>
+          <w:sz w:val="44"/>
+          <w:szCs w:val="44"/>
+        </w:rPr>
+        <w:t>executed ?</w:t>
+      </w:r>
+      <w:proofErr w:type="gramEnd"/>
+    </w:p>
+    <w:p>
+      <w:pPr>
+        <w:rPr>
+          <w:sz w:val="44"/>
+          <w:szCs w:val="44"/>
+        </w:rPr>
+      </w:pPr>
+      <w:r>
+        <w:rPr>
+          <w:sz w:val="44"/>
+          <w:szCs w:val="44"/>
+        </w:rPr>
+        <w:t xml:space="preserve">62)why it’s compulsory to handle </w:t>
+      </w:r>
+      <w:proofErr w:type="gramStart"/>
+      <w:r>
+        <w:rPr>
+          <w:sz w:val="44"/>
+          <w:szCs w:val="44"/>
+        </w:rPr>
+        <w:t>checked(</w:t>
+      </w:r>
+      <w:proofErr w:type="gramEnd"/>
+      <w:r>
+        <w:rPr>
+          <w:sz w:val="44"/>
+          <w:szCs w:val="44"/>
+        </w:rPr>
+        <w:t xml:space="preserve">Compile) time exceptions at compile time? But optional to handle </w:t>
+      </w:r>
+      <w:proofErr w:type="gramStart"/>
+      <w:r>
+        <w:rPr>
+          <w:sz w:val="44"/>
+          <w:szCs w:val="44"/>
+        </w:rPr>
+        <w:t>unchecked(</w:t>
+      </w:r>
+      <w:proofErr w:type="gramEnd"/>
+      <w:r>
+        <w:rPr>
+          <w:sz w:val="44"/>
+          <w:szCs w:val="44"/>
+        </w:rPr>
+        <w:t>Runtime) exceptions at compile time?</w:t>
       </w:r>
     </w:p>
     <w:p>
@@ -1137,22 +1416,63 @@
           <w:sz w:val="44"/>
           <w:szCs w:val="44"/>
         </w:rPr>
-        <w:t>64)when to use the throw keyword ?</w:t>
-      </w:r>
-    </w:p>
-    <w:p>
-      <w:pPr>
-        <w:rPr>
-          <w:sz w:val="44"/>
-          <w:szCs w:val="44"/>
-        </w:rPr>
-      </w:pPr>
-      <w:r>
-        <w:rPr>
-          <w:sz w:val="44"/>
-          <w:szCs w:val="44"/>
-        </w:rPr>
-        <w:t>65)can you throw the multiple exceptions from the single try block a)with overlapping logic. b)separate logic.</w:t>
+        <w:t xml:space="preserve">64)when to use the throw </w:t>
+      </w:r>
+      <w:proofErr w:type="gramStart"/>
+      <w:r>
+        <w:rPr>
+          <w:sz w:val="44"/>
+          <w:szCs w:val="44"/>
+        </w:rPr>
+        <w:t>keyword ?</w:t>
+      </w:r>
+      <w:proofErr w:type="gramEnd"/>
+    </w:p>
+    <w:p>
+      <w:pPr>
+        <w:rPr>
+          <w:sz w:val="44"/>
+          <w:szCs w:val="44"/>
+        </w:rPr>
+      </w:pPr>
+      <w:r>
+        <w:rPr>
+          <w:sz w:val="44"/>
+          <w:szCs w:val="44"/>
+        </w:rPr>
+        <w:t xml:space="preserve">65)can you throw the multiple exceptions from the single try block </w:t>
+      </w:r>
+      <w:proofErr w:type="gramStart"/>
+      <w:r>
+        <w:rPr>
+          <w:sz w:val="44"/>
+          <w:szCs w:val="44"/>
+        </w:rPr>
+        <w:t>a)with</w:t>
+      </w:r>
+      <w:proofErr w:type="gramEnd"/>
+      <w:r>
+        <w:rPr>
+          <w:sz w:val="44"/>
+          <w:szCs w:val="44"/>
+        </w:rPr>
+        <w:t xml:space="preserve"> overlapping logic. </w:t>
+      </w:r>
+      <w:proofErr w:type="gramStart"/>
+      <w:r>
+        <w:rPr>
+          <w:sz w:val="44"/>
+          <w:szCs w:val="44"/>
+        </w:rPr>
+        <w:t>b)separate</w:t>
+      </w:r>
+      <w:proofErr w:type="gramEnd"/>
+      <w:r>
+        <w:rPr>
+          <w:sz w:val="44"/>
+          <w:szCs w:val="44"/>
+        </w:rPr>
+        <w:t xml:space="preserve"> logic.</w:t>
       </w:r>
     </w:p>
     <w:p>
@@ -1175,23 +1495,80 @@
           <w:sz w:val="44"/>
           <w:szCs w:val="44"/>
         </w:rPr>
-        <w:t xml:space="preserve">Can we throw an Exception  from constructor ? </w:t>
-      </w:r>
-    </w:p>
-    <w:p>
-      <w:pPr>
-        <w:rPr>
-          <w:sz w:val="44"/>
-          <w:szCs w:val="44"/>
-        </w:rPr>
-      </w:pPr>
-      <w:r>
-        <w:rPr>
-          <w:sz w:val="44"/>
-          <w:szCs w:val="44"/>
-        </w:rPr>
-        <w:t>67)what is static block ? and it’s use ?</w:t>
-      </w:r>
+        <w:t xml:space="preserve">Can we throw an </w:t>
+      </w:r>
+      <w:proofErr w:type="gramStart"/>
+      <w:r>
+        <w:rPr>
+          <w:sz w:val="44"/>
+          <w:szCs w:val="44"/>
+        </w:rPr>
+        <w:t>Exception  from</w:t>
+      </w:r>
+      <w:proofErr w:type="gramEnd"/>
+      <w:r>
+        <w:rPr>
+          <w:sz w:val="44"/>
+          <w:szCs w:val="44"/>
+        </w:rPr>
+        <w:t xml:space="preserve"> </w:t>
+      </w:r>
+      <w:proofErr w:type="gramStart"/>
+      <w:r>
+        <w:rPr>
+          <w:sz w:val="44"/>
+          <w:szCs w:val="44"/>
+        </w:rPr>
+        <w:t>constructor ?</w:t>
+      </w:r>
+      <w:proofErr w:type="gramEnd"/>
+      <w:r>
+        <w:rPr>
+          <w:sz w:val="44"/>
+          <w:szCs w:val="44"/>
+        </w:rPr>
+        <w:t xml:space="preserve"> </w:t>
+      </w:r>
+    </w:p>
+    <w:p>
+      <w:pPr>
+        <w:rPr>
+          <w:sz w:val="44"/>
+          <w:szCs w:val="44"/>
+        </w:rPr>
+      </w:pPr>
+      <w:r>
+        <w:rPr>
+          <w:sz w:val="44"/>
+          <w:szCs w:val="44"/>
+        </w:rPr>
+        <w:t xml:space="preserve">67)what is static </w:t>
+      </w:r>
+      <w:proofErr w:type="gramStart"/>
+      <w:r>
+        <w:rPr>
+          <w:sz w:val="44"/>
+          <w:szCs w:val="44"/>
+        </w:rPr>
+        <w:t>block ?</w:t>
+      </w:r>
+      <w:proofErr w:type="gramEnd"/>
+      <w:r>
+        <w:rPr>
+          <w:sz w:val="44"/>
+          <w:szCs w:val="44"/>
+        </w:rPr>
+        <w:t xml:space="preserve"> and it’s </w:t>
+      </w:r>
+      <w:proofErr w:type="gramStart"/>
+      <w:r>
+        <w:rPr>
+          <w:sz w:val="44"/>
+          <w:szCs w:val="44"/>
+        </w:rPr>
+        <w:t>use ?</w:t>
+      </w:r>
+      <w:proofErr w:type="gramEnd"/>
     </w:p>
     <w:p>
       <w:pPr>
@@ -1227,7 +1604,15 @@
           <w:sz w:val="44"/>
           <w:szCs w:val="44"/>
         </w:rPr>
-        <w:t>69)What is .</w:t>
+        <w:t xml:space="preserve">69)What </w:t>
+      </w:r>
+      <w:proofErr w:type="gramStart"/>
+      <w:r>
+        <w:rPr>
+          <w:sz w:val="44"/>
+          <w:szCs w:val="44"/>
+        </w:rPr>
+        <w:t>is .</w:t>
       </w:r>
       <w:proofErr w:type="spellStart"/>
       <w:r>
@@ -1238,6 +1623,7 @@
         <w:t>hashCode</w:t>
       </w:r>
       <w:proofErr w:type="spellEnd"/>
+      <w:proofErr w:type="gramEnd"/>
       <w:r>
         <w:rPr>
           <w:sz w:val="44"/>
@@ -1246,6 +1632,7 @@
         <w:t xml:space="preserve">() and </w:t>
       </w:r>
       <w:proofErr w:type="spellStart"/>
+      <w:proofErr w:type="gramStart"/>
       <w:r>
         <w:rPr>
           <w:sz w:val="44"/>
@@ -1254,6 +1641,7 @@
         <w:t>it’s</w:t>
       </w:r>
       <w:proofErr w:type="spellEnd"/>
+      <w:proofErr w:type="gramEnd"/>
       <w:r>
         <w:rPr>
           <w:sz w:val="44"/>
@@ -1274,22 +1662,55 @@
           <w:sz w:val="44"/>
           <w:szCs w:val="44"/>
         </w:rPr>
-        <w:t>70)what is .intern() method and String interning in java ?</w:t>
-      </w:r>
-    </w:p>
-    <w:p>
-      <w:pPr>
-        <w:rPr>
-          <w:sz w:val="44"/>
-          <w:szCs w:val="44"/>
-        </w:rPr>
-      </w:pPr>
-      <w:r>
-        <w:rPr>
-          <w:sz w:val="44"/>
-          <w:szCs w:val="44"/>
-        </w:rPr>
-        <w:t>71)how can we override the .</w:t>
+        <w:t xml:space="preserve">70)what </w:t>
+      </w:r>
+      <w:proofErr w:type="gramStart"/>
+      <w:r>
+        <w:rPr>
+          <w:sz w:val="44"/>
+          <w:szCs w:val="44"/>
+        </w:rPr>
+        <w:t>is .intern</w:t>
+      </w:r>
+      <w:proofErr w:type="gramEnd"/>
+      <w:r>
+        <w:rPr>
+          <w:sz w:val="44"/>
+          <w:szCs w:val="44"/>
+        </w:rPr>
+        <w:t xml:space="preserve">() method and String interning in </w:t>
+      </w:r>
+      <w:proofErr w:type="gramStart"/>
+      <w:r>
+        <w:rPr>
+          <w:sz w:val="44"/>
+          <w:szCs w:val="44"/>
+        </w:rPr>
+        <w:t>java ?</w:t>
+      </w:r>
+      <w:proofErr w:type="gramEnd"/>
+    </w:p>
+    <w:p>
+      <w:pPr>
+        <w:rPr>
+          <w:sz w:val="44"/>
+          <w:szCs w:val="44"/>
+        </w:rPr>
+      </w:pPr>
+      <w:r>
+        <w:rPr>
+          <w:sz w:val="44"/>
+          <w:szCs w:val="44"/>
+        </w:rPr>
+        <w:t xml:space="preserve">71)how can we override </w:t>
+      </w:r>
+      <w:proofErr w:type="gramStart"/>
+      <w:r>
+        <w:rPr>
+          <w:sz w:val="44"/>
+          <w:szCs w:val="44"/>
+        </w:rPr>
+        <w:t>the .</w:t>
       </w:r>
       <w:proofErr w:type="spellStart"/>
       <w:r>
@@ -1300,6 +1721,7 @@
         <w:t>hashCode</w:t>
       </w:r>
       <w:proofErr w:type="spellEnd"/>
+      <w:proofErr w:type="gramEnd"/>
       <w:r>
         <w:rPr>
           <w:sz w:val="44"/>
@@ -1320,7 +1742,15 @@
           <w:sz w:val="44"/>
           <w:szCs w:val="44"/>
         </w:rPr>
-        <w:t>72) String class and  .</w:t>
+        <w:t xml:space="preserve">72) String class </w:t>
+      </w:r>
+      <w:proofErr w:type="gramStart"/>
+      <w:r>
+        <w:rPr>
+          <w:sz w:val="44"/>
+          <w:szCs w:val="44"/>
+        </w:rPr>
+        <w:t>and  .</w:t>
       </w:r>
       <w:proofErr w:type="spellStart"/>
       <w:r>
@@ -1336,7 +1766,15 @@
           <w:sz w:val="44"/>
           <w:szCs w:val="44"/>
         </w:rPr>
-        <w:t>() method.</w:t>
+        <w:t>(</w:t>
+      </w:r>
+      <w:proofErr w:type="gramEnd"/>
+      <w:r>
+        <w:rPr>
+          <w:sz w:val="44"/>
+          <w:szCs w:val="44"/>
+        </w:rPr>
+        <w:t>) method.</w:t>
       </w:r>
     </w:p>
     <w:p>
@@ -1427,8 +1865,33 @@
           <w:sz w:val="44"/>
           <w:szCs w:val="44"/>
         </w:rPr>
-        <w:t>77) what are the cases when finally does not execute ?</w:t>
-      </w:r>
+        <w:t xml:space="preserve">77) what are the cases when </w:t>
+      </w:r>
+      <w:proofErr w:type="gramStart"/>
+      <w:r>
+        <w:rPr>
+          <w:sz w:val="44"/>
+          <w:szCs w:val="44"/>
+        </w:rPr>
+        <w:t>finally</w:t>
+      </w:r>
+      <w:proofErr w:type="gramEnd"/>
+      <w:r>
+        <w:rPr>
+          <w:sz w:val="44"/>
+          <w:szCs w:val="44"/>
+        </w:rPr>
+        <w:t xml:space="preserve"> does not </w:t>
+      </w:r>
+      <w:proofErr w:type="gramStart"/>
+      <w:r>
+        <w:rPr>
+          <w:sz w:val="44"/>
+          <w:szCs w:val="44"/>
+        </w:rPr>
+        <w:t>execute ?</w:t>
+      </w:r>
+      <w:proofErr w:type="gramEnd"/>
     </w:p>
     <w:p>
       <w:pPr>
@@ -1473,7 +1936,15 @@
           <w:sz w:val="44"/>
           <w:szCs w:val="44"/>
         </w:rPr>
-        <w:t>80) what is .</w:t>
+        <w:t xml:space="preserve">80) what </w:t>
+      </w:r>
+      <w:proofErr w:type="gramStart"/>
+      <w:r>
+        <w:rPr>
+          <w:sz w:val="44"/>
+          <w:szCs w:val="44"/>
+        </w:rPr>
+        <w:t>is .</w:t>
       </w:r>
       <w:proofErr w:type="spellStart"/>
       <w:r>
@@ -1484,6 +1955,7 @@
         <w:t>hashCode</w:t>
       </w:r>
       <w:proofErr w:type="spellEnd"/>
+      <w:proofErr w:type="gramEnd"/>
       <w:r>
         <w:rPr>
           <w:sz w:val="44"/>
@@ -1492,6 +1964,7 @@
         <w:t xml:space="preserve">() and </w:t>
       </w:r>
       <w:proofErr w:type="spellStart"/>
+      <w:proofErr w:type="gramStart"/>
       <w:r>
         <w:rPr>
           <w:sz w:val="44"/>
@@ -1500,13 +1973,23 @@
         <w:t>it’s</w:t>
       </w:r>
       <w:proofErr w:type="spellEnd"/>
-      <w:r>
-        <w:rPr>
-          <w:sz w:val="44"/>
-          <w:szCs w:val="44"/>
-        </w:rPr>
-        <w:t xml:space="preserve"> significance ?</w:t>
-      </w:r>
+      <w:proofErr w:type="gramEnd"/>
+      <w:r>
+        <w:rPr>
+          <w:sz w:val="44"/>
+          <w:szCs w:val="44"/>
+        </w:rPr>
+        <w:t xml:space="preserve"> </w:t>
+      </w:r>
+      <w:proofErr w:type="gramStart"/>
+      <w:r>
+        <w:rPr>
+          <w:sz w:val="44"/>
+          <w:szCs w:val="44"/>
+        </w:rPr>
+        <w:t>significance ?</w:t>
+      </w:r>
+      <w:proofErr w:type="gramEnd"/>
     </w:p>
     <w:p>
       <w:pPr>
@@ -1536,37 +2019,102 @@
           <w:sz w:val="44"/>
           <w:szCs w:val="44"/>
         </w:rPr>
-        <w:t xml:space="preserve"> of the .equals() in java ?</w:t>
-      </w:r>
-    </w:p>
-    <w:p>
-      <w:pPr>
-        <w:rPr>
-          <w:sz w:val="44"/>
-          <w:szCs w:val="44"/>
-        </w:rPr>
-      </w:pPr>
-      <w:r>
-        <w:rPr>
-          <w:sz w:val="44"/>
-          <w:szCs w:val="44"/>
-        </w:rPr>
-        <w:t>82) why does .equals() behaves differently in String class?</w:t>
-      </w:r>
-    </w:p>
-    <w:p>
-      <w:pPr>
-        <w:rPr>
-          <w:sz w:val="44"/>
-          <w:szCs w:val="44"/>
-        </w:rPr>
-      </w:pPr>
-      <w:r>
-        <w:rPr>
-          <w:sz w:val="44"/>
-          <w:szCs w:val="44"/>
-        </w:rPr>
-        <w:t>83)what is the contract between .equals() and .</w:t>
+        <w:t xml:space="preserve"> of </w:t>
+      </w:r>
+      <w:proofErr w:type="gramStart"/>
+      <w:r>
+        <w:rPr>
+          <w:sz w:val="44"/>
+          <w:szCs w:val="44"/>
+        </w:rPr>
+        <w:t>the .equals</w:t>
+      </w:r>
+      <w:proofErr w:type="gramEnd"/>
+      <w:r>
+        <w:rPr>
+          <w:sz w:val="44"/>
+          <w:szCs w:val="44"/>
+        </w:rPr>
+        <w:t xml:space="preserve">() in </w:t>
+      </w:r>
+      <w:proofErr w:type="gramStart"/>
+      <w:r>
+        <w:rPr>
+          <w:sz w:val="44"/>
+          <w:szCs w:val="44"/>
+        </w:rPr>
+        <w:t>java ?</w:t>
+      </w:r>
+      <w:proofErr w:type="gramEnd"/>
+    </w:p>
+    <w:p>
+      <w:pPr>
+        <w:rPr>
+          <w:sz w:val="44"/>
+          <w:szCs w:val="44"/>
+        </w:rPr>
+      </w:pPr>
+      <w:r>
+        <w:rPr>
+          <w:sz w:val="44"/>
+          <w:szCs w:val="44"/>
+        </w:rPr>
+        <w:t xml:space="preserve">82) why </w:t>
+      </w:r>
+      <w:proofErr w:type="gramStart"/>
+      <w:r>
+        <w:rPr>
+          <w:sz w:val="44"/>
+          <w:szCs w:val="44"/>
+        </w:rPr>
+        <w:t>does .equals</w:t>
+      </w:r>
+      <w:proofErr w:type="gramEnd"/>
+      <w:r>
+        <w:rPr>
+          <w:sz w:val="44"/>
+          <w:szCs w:val="44"/>
+        </w:rPr>
+        <w:t>() behaves differently in String class?</w:t>
+      </w:r>
+    </w:p>
+    <w:p>
+      <w:pPr>
+        <w:rPr>
+          <w:sz w:val="44"/>
+          <w:szCs w:val="44"/>
+        </w:rPr>
+      </w:pPr>
+      <w:r>
+        <w:rPr>
+          <w:sz w:val="44"/>
+          <w:szCs w:val="44"/>
+        </w:rPr>
+        <w:t xml:space="preserve">83)what is the contract </w:t>
+      </w:r>
+      <w:proofErr w:type="gramStart"/>
+      <w:r>
+        <w:rPr>
+          <w:sz w:val="44"/>
+          <w:szCs w:val="44"/>
+        </w:rPr>
+        <w:t>between .equals</w:t>
+      </w:r>
+      <w:proofErr w:type="gramEnd"/>
+      <w:r>
+        <w:rPr>
+          <w:sz w:val="44"/>
+          <w:szCs w:val="44"/>
+        </w:rPr>
+        <w:t xml:space="preserve">() </w:t>
+      </w:r>
+      <w:proofErr w:type="gramStart"/>
+      <w:r>
+        <w:rPr>
+          <w:sz w:val="44"/>
+          <w:szCs w:val="44"/>
+        </w:rPr>
+        <w:t>and .</w:t>
       </w:r>
       <w:proofErr w:type="spellStart"/>
       <w:r>
@@ -1577,35 +2125,62 @@
         <w:t>hashCode</w:t>
       </w:r>
       <w:proofErr w:type="spellEnd"/>
-      <w:r>
-        <w:rPr>
-          <w:sz w:val="44"/>
-          <w:szCs w:val="44"/>
-        </w:rPr>
-        <w:t>() in java ?</w:t>
-      </w:r>
-    </w:p>
-    <w:p>
-      <w:pPr>
-        <w:rPr>
-          <w:sz w:val="44"/>
-          <w:szCs w:val="44"/>
-        </w:rPr>
-      </w:pPr>
-      <w:r>
-        <w:rPr>
-          <w:sz w:val="44"/>
-          <w:szCs w:val="44"/>
-        </w:rPr>
-        <w:t>84) define :</w:t>
-      </w:r>
+      <w:proofErr w:type="gramEnd"/>
+      <w:r>
+        <w:rPr>
+          <w:sz w:val="44"/>
+          <w:szCs w:val="44"/>
+        </w:rPr>
+        <w:t xml:space="preserve">() in </w:t>
+      </w:r>
+      <w:proofErr w:type="gramStart"/>
+      <w:r>
+        <w:rPr>
+          <w:sz w:val="44"/>
+          <w:szCs w:val="44"/>
+        </w:rPr>
+        <w:t>java ?</w:t>
+      </w:r>
+      <w:proofErr w:type="gramEnd"/>
+    </w:p>
+    <w:p>
+      <w:pPr>
+        <w:rPr>
+          <w:sz w:val="44"/>
+          <w:szCs w:val="44"/>
+        </w:rPr>
+      </w:pPr>
+      <w:r>
+        <w:rPr>
+          <w:sz w:val="44"/>
+          <w:szCs w:val="44"/>
+        </w:rPr>
+        <w:t xml:space="preserve">84) </w:t>
+      </w:r>
+      <w:proofErr w:type="gramStart"/>
+      <w:r>
+        <w:rPr>
+          <w:sz w:val="44"/>
+          <w:szCs w:val="44"/>
+        </w:rPr>
+        <w:t>define :</w:t>
+      </w:r>
+      <w:proofErr w:type="gramEnd"/>
       <w:r>
         <w:rPr>
           <w:sz w:val="44"/>
           <w:szCs w:val="44"/>
         </w:rPr>
         <w:br/>
-        <w:t xml:space="preserve"> a)</w:t>
+        <w:t xml:space="preserve"> </w:t>
+      </w:r>
+      <w:proofErr w:type="gramStart"/>
+      <w:r>
+        <w:rPr>
+          <w:sz w:val="44"/>
+          <w:szCs w:val="44"/>
+        </w:rPr>
+        <w:t>a)</w:t>
       </w:r>
       <w:proofErr w:type="spellStart"/>
       <w:r>
@@ -1616,14 +2191,16 @@
         <w:t>reflexitivity</w:t>
       </w:r>
       <w:proofErr w:type="spellEnd"/>
-    </w:p>
-    <w:p>
-      <w:pPr>
-        <w:rPr>
-          <w:sz w:val="44"/>
-          <w:szCs w:val="44"/>
-        </w:rPr>
-      </w:pPr>
+      <w:proofErr w:type="gramEnd"/>
+    </w:p>
+    <w:p>
+      <w:pPr>
+        <w:rPr>
+          <w:sz w:val="44"/>
+          <w:szCs w:val="44"/>
+        </w:rPr>
+      </w:pPr>
+      <w:proofErr w:type="gramStart"/>
       <w:r>
         <w:rPr>
           <w:sz w:val="44"/>
@@ -1631,6 +2208,7 @@
         </w:rPr>
         <w:t>b)consistency</w:t>
       </w:r>
+      <w:proofErr w:type="gramEnd"/>
     </w:p>
     <w:p>
       <w:pPr>
@@ -1669,35 +2247,60 @@
           <w:szCs w:val="44"/>
         </w:rPr>
       </w:pPr>
-      <w:r>
-        <w:rPr>
-          <w:sz w:val="44"/>
-          <w:szCs w:val="44"/>
-        </w:rPr>
-        <w:t xml:space="preserve">e)transitivity </w:t>
-      </w:r>
-    </w:p>
-    <w:p>
-      <w:pPr>
-        <w:rPr>
-          <w:sz w:val="44"/>
-          <w:szCs w:val="44"/>
-        </w:rPr>
-      </w:pPr>
-    </w:p>
-    <w:p>
-      <w:pPr>
-        <w:rPr>
-          <w:sz w:val="44"/>
-          <w:szCs w:val="44"/>
-        </w:rPr>
-      </w:pPr>
-      <w:r>
-        <w:rPr>
-          <w:sz w:val="44"/>
-          <w:szCs w:val="44"/>
-        </w:rPr>
-        <w:t>contracts of .equals() in java with example.</w:t>
+      <w:proofErr w:type="gramStart"/>
+      <w:r>
+        <w:rPr>
+          <w:sz w:val="44"/>
+          <w:szCs w:val="44"/>
+        </w:rPr>
+        <w:t>e)transitivity</w:t>
+      </w:r>
+      <w:proofErr w:type="gramEnd"/>
+      <w:r>
+        <w:rPr>
+          <w:sz w:val="44"/>
+          <w:szCs w:val="44"/>
+        </w:rPr>
+        <w:t xml:space="preserve"> </w:t>
+      </w:r>
+    </w:p>
+    <w:p>
+      <w:pPr>
+        <w:rPr>
+          <w:sz w:val="44"/>
+          <w:szCs w:val="44"/>
+        </w:rPr>
+      </w:pPr>
+    </w:p>
+    <w:p>
+      <w:pPr>
+        <w:rPr>
+          <w:sz w:val="44"/>
+          <w:szCs w:val="44"/>
+        </w:rPr>
+      </w:pPr>
+      <w:r>
+        <w:rPr>
+          <w:sz w:val="44"/>
+          <w:szCs w:val="44"/>
+        </w:rPr>
+        <w:t xml:space="preserve">contracts </w:t>
+      </w:r>
+      <w:proofErr w:type="gramStart"/>
+      <w:r>
+        <w:rPr>
+          <w:sz w:val="44"/>
+          <w:szCs w:val="44"/>
+        </w:rPr>
+        <w:t>of .equals</w:t>
+      </w:r>
+      <w:proofErr w:type="gramEnd"/>
+      <w:r>
+        <w:rPr>
+          <w:sz w:val="44"/>
+          <w:szCs w:val="44"/>
+        </w:rPr>
+        <w:t>() in java with example.</w:t>
       </w:r>
     </w:p>
     <w:p>
@@ -1721,7 +2324,31 @@
           <w:szCs w:val="44"/>
         </w:rPr>
         <w:lastRenderedPageBreak/>
-        <w:t>85) why to override .equals() and .</w:t>
+        <w:t xml:space="preserve">85) why to </w:t>
+      </w:r>
+      <w:proofErr w:type="gramStart"/>
+      <w:r>
+        <w:rPr>
+          <w:sz w:val="44"/>
+          <w:szCs w:val="44"/>
+        </w:rPr>
+        <w:t>override .equals</w:t>
+      </w:r>
+      <w:proofErr w:type="gramEnd"/>
+      <w:r>
+        <w:rPr>
+          <w:sz w:val="44"/>
+          <w:szCs w:val="44"/>
+        </w:rPr>
+        <w:t xml:space="preserve">() </w:t>
+      </w:r>
+      <w:proofErr w:type="gramStart"/>
+      <w:r>
+        <w:rPr>
+          <w:sz w:val="44"/>
+          <w:szCs w:val="44"/>
+        </w:rPr>
+        <w:t>and .</w:t>
       </w:r>
       <w:proofErr w:type="spellStart"/>
       <w:r>
@@ -1732,27 +2359,61 @@
         <w:t>hashCode</w:t>
       </w:r>
       <w:proofErr w:type="spellEnd"/>
-      <w:r>
-        <w:rPr>
-          <w:sz w:val="44"/>
-          <w:szCs w:val="44"/>
-        </w:rPr>
-        <w:t>() together in java ?</w:t>
-      </w:r>
-    </w:p>
-    <w:p>
-      <w:pPr>
-        <w:rPr>
-          <w:sz w:val="44"/>
-          <w:szCs w:val="44"/>
-        </w:rPr>
-      </w:pPr>
-      <w:r>
-        <w:rPr>
-          <w:sz w:val="44"/>
-          <w:szCs w:val="44"/>
-        </w:rPr>
-        <w:t>86)what are the best practices followed when overriding the .equals() and .</w:t>
+      <w:proofErr w:type="gramEnd"/>
+      <w:r>
+        <w:rPr>
+          <w:sz w:val="44"/>
+          <w:szCs w:val="44"/>
+        </w:rPr>
+        <w:t xml:space="preserve">() together in </w:t>
+      </w:r>
+      <w:proofErr w:type="gramStart"/>
+      <w:r>
+        <w:rPr>
+          <w:sz w:val="44"/>
+          <w:szCs w:val="44"/>
+        </w:rPr>
+        <w:t>java ?</w:t>
+      </w:r>
+      <w:proofErr w:type="gramEnd"/>
+    </w:p>
+    <w:p>
+      <w:pPr>
+        <w:rPr>
+          <w:sz w:val="44"/>
+          <w:szCs w:val="44"/>
+        </w:rPr>
+      </w:pPr>
+      <w:r>
+        <w:rPr>
+          <w:sz w:val="44"/>
+          <w:szCs w:val="44"/>
+        </w:rPr>
+        <w:t xml:space="preserve">86)what are the best practices followed when overriding </w:t>
+      </w:r>
+      <w:proofErr w:type="gramStart"/>
+      <w:r>
+        <w:rPr>
+          <w:sz w:val="44"/>
+          <w:szCs w:val="44"/>
+        </w:rPr>
+        <w:t>the .equals</w:t>
+      </w:r>
+      <w:proofErr w:type="gramEnd"/>
+      <w:r>
+        <w:rPr>
+          <w:sz w:val="44"/>
+          <w:szCs w:val="44"/>
+        </w:rPr>
+        <w:t xml:space="preserve">() </w:t>
+      </w:r>
+      <w:proofErr w:type="gramStart"/>
+      <w:r>
+        <w:rPr>
+          <w:sz w:val="44"/>
+          <w:szCs w:val="44"/>
+        </w:rPr>
+        <w:t>and .</w:t>
       </w:r>
       <w:proofErr w:type="spellStart"/>
       <w:r>
@@ -1763,6 +2424,7 @@
         <w:t>hashCode</w:t>
       </w:r>
       <w:proofErr w:type="spellEnd"/>
+      <w:proofErr w:type="gramEnd"/>
       <w:r>
         <w:rPr>
           <w:sz w:val="44"/>
@@ -1783,7 +2445,23 @@
           <w:sz w:val="44"/>
           <w:szCs w:val="44"/>
         </w:rPr>
-        <w:t xml:space="preserve">87)what is the HAS-A relationship in Java ? Can you equate the HAS-A with </w:t>
+        <w:t xml:space="preserve">87)what is the HAS-A relationship in </w:t>
+      </w:r>
+      <w:proofErr w:type="gramStart"/>
+      <w:r>
+        <w:rPr>
+          <w:sz w:val="44"/>
+          <w:szCs w:val="44"/>
+        </w:rPr>
+        <w:t>Java ?</w:t>
+      </w:r>
+      <w:proofErr w:type="gramEnd"/>
+      <w:r>
+        <w:rPr>
+          <w:sz w:val="44"/>
+          <w:szCs w:val="44"/>
+        </w:rPr>
+        <w:t xml:space="preserve"> Can you equate the HAS-A with </w:t>
       </w:r>
       <w:proofErr w:type="spellStart"/>
       <w:r>
@@ -1799,23 +2477,41 @@
           <w:sz w:val="44"/>
           <w:szCs w:val="44"/>
         </w:rPr>
-        <w:t xml:space="preserve"> injection in java ?</w:t>
-      </w:r>
-    </w:p>
-    <w:p>
-      <w:pPr>
-        <w:rPr>
-          <w:sz w:val="44"/>
-          <w:szCs w:val="44"/>
-        </w:rPr>
-      </w:pPr>
-      <w:r>
-        <w:rPr>
-          <w:sz w:val="44"/>
-          <w:szCs w:val="44"/>
-        </w:rPr>
-        <w:t>88) what is the difference between reference and Object in Java ?</w:t>
-      </w:r>
+        <w:t xml:space="preserve"> injection in </w:t>
+      </w:r>
+      <w:proofErr w:type="gramStart"/>
+      <w:r>
+        <w:rPr>
+          <w:sz w:val="44"/>
+          <w:szCs w:val="44"/>
+        </w:rPr>
+        <w:t>java ?</w:t>
+      </w:r>
+      <w:proofErr w:type="gramEnd"/>
+    </w:p>
+    <w:p>
+      <w:pPr>
+        <w:rPr>
+          <w:sz w:val="44"/>
+          <w:szCs w:val="44"/>
+        </w:rPr>
+      </w:pPr>
+      <w:r>
+        <w:rPr>
+          <w:sz w:val="44"/>
+          <w:szCs w:val="44"/>
+        </w:rPr>
+        <w:t xml:space="preserve">88) what is the difference between reference and Object in </w:t>
+      </w:r>
+      <w:proofErr w:type="gramStart"/>
+      <w:r>
+        <w:rPr>
+          <w:sz w:val="44"/>
+          <w:szCs w:val="44"/>
+        </w:rPr>
+        <w:t>Java ?</w:t>
+      </w:r>
+      <w:proofErr w:type="gramEnd"/>
     </w:p>
     <w:p>
       <w:pPr>
@@ -1920,22 +2616,86 @@
           <w:sz w:val="44"/>
           <w:szCs w:val="44"/>
         </w:rPr>
-        <w:t xml:space="preserve"> vs  LinkedList vs Vector vs Stack.</w:t>
-      </w:r>
-    </w:p>
-    <w:p>
-      <w:pPr>
-        <w:rPr>
-          <w:sz w:val="44"/>
-          <w:szCs w:val="44"/>
-        </w:rPr>
-      </w:pPr>
-      <w:r>
-        <w:rPr>
-          <w:sz w:val="44"/>
-          <w:szCs w:val="44"/>
-        </w:rPr>
-        <w:t>95) Peek() vs Push() vs Pop().</w:t>
+        <w:t xml:space="preserve"> </w:t>
+      </w:r>
+      <w:proofErr w:type="gramStart"/>
+      <w:r>
+        <w:rPr>
+          <w:sz w:val="44"/>
+          <w:szCs w:val="44"/>
+        </w:rPr>
+        <w:t>vs  LinkedList</w:t>
+      </w:r>
+      <w:proofErr w:type="gramEnd"/>
+      <w:r>
+        <w:rPr>
+          <w:sz w:val="44"/>
+          <w:szCs w:val="44"/>
+        </w:rPr>
+        <w:t xml:space="preserve"> vs Vector vs Stack.</w:t>
+      </w:r>
+    </w:p>
+    <w:p>
+      <w:pPr>
+        <w:rPr>
+          <w:sz w:val="44"/>
+          <w:szCs w:val="44"/>
+        </w:rPr>
+      </w:pPr>
+      <w:r>
+        <w:rPr>
+          <w:sz w:val="44"/>
+          <w:szCs w:val="44"/>
+        </w:rPr>
+        <w:t xml:space="preserve">95) </w:t>
+      </w:r>
+      <w:proofErr w:type="gramStart"/>
+      <w:r>
+        <w:rPr>
+          <w:sz w:val="44"/>
+          <w:szCs w:val="44"/>
+        </w:rPr>
+        <w:t>Peek(</w:t>
+      </w:r>
+      <w:proofErr w:type="gramEnd"/>
+      <w:r>
+        <w:rPr>
+          <w:sz w:val="44"/>
+          <w:szCs w:val="44"/>
+        </w:rPr>
+        <w:t xml:space="preserve">) vs </w:t>
+      </w:r>
+      <w:proofErr w:type="gramStart"/>
+      <w:r>
+        <w:rPr>
+          <w:sz w:val="44"/>
+          <w:szCs w:val="44"/>
+        </w:rPr>
+        <w:t>Push(</w:t>
+      </w:r>
+      <w:proofErr w:type="gramEnd"/>
+      <w:r>
+        <w:rPr>
+          <w:sz w:val="44"/>
+          <w:szCs w:val="44"/>
+        </w:rPr>
+        <w:t xml:space="preserve">) vs </w:t>
+      </w:r>
+      <w:proofErr w:type="gramStart"/>
+      <w:r>
+        <w:rPr>
+          <w:sz w:val="44"/>
+          <w:szCs w:val="44"/>
+        </w:rPr>
+        <w:t>Pop(</w:t>
+      </w:r>
+      <w:proofErr w:type="gramEnd"/>
+      <w:r>
+        <w:rPr>
+          <w:sz w:val="44"/>
+          <w:szCs w:val="44"/>
+        </w:rPr>
+        <w:t>).</w:t>
       </w:r>
     </w:p>
     <w:p>
@@ -2028,46 +2788,112 @@
           <w:sz w:val="44"/>
           <w:szCs w:val="44"/>
         </w:rPr>
-        <w:t>99) why stack is not a good choice for LIFO ?</w:t>
-      </w:r>
-    </w:p>
-    <w:p>
-      <w:pPr>
-        <w:rPr>
-          <w:sz w:val="44"/>
-          <w:szCs w:val="44"/>
-        </w:rPr>
-      </w:pPr>
-      <w:r>
-        <w:rPr>
-          <w:sz w:val="44"/>
-          <w:szCs w:val="44"/>
-        </w:rPr>
-        <w:t>100)Type Safe and  Generic in java.</w:t>
-      </w:r>
-    </w:p>
-    <w:p>
-      <w:pPr>
-        <w:rPr>
-          <w:sz w:val="44"/>
-          <w:szCs w:val="44"/>
-        </w:rPr>
-      </w:pPr>
-    </w:p>
-    <w:p>
-      <w:pPr>
-        <w:rPr>
-          <w:sz w:val="44"/>
-          <w:szCs w:val="44"/>
-        </w:rPr>
-      </w:pPr>
-      <w:r>
-        <w:rPr>
-          <w:sz w:val="44"/>
-          <w:szCs w:val="44"/>
-        </w:rPr>
-        <w:t>101)what is set interface ? DC ? LF ?</w:t>
-      </w:r>
+        <w:t xml:space="preserve">99) why stack is not a good choice for </w:t>
+      </w:r>
+      <w:proofErr w:type="gramStart"/>
+      <w:r>
+        <w:rPr>
+          <w:sz w:val="44"/>
+          <w:szCs w:val="44"/>
+        </w:rPr>
+        <w:t>LIFO ?</w:t>
+      </w:r>
+      <w:proofErr w:type="gramEnd"/>
+    </w:p>
+    <w:p>
+      <w:pPr>
+        <w:rPr>
+          <w:sz w:val="44"/>
+          <w:szCs w:val="44"/>
+        </w:rPr>
+      </w:pPr>
+      <w:r>
+        <w:rPr>
+          <w:sz w:val="44"/>
+          <w:szCs w:val="44"/>
+        </w:rPr>
+        <w:t xml:space="preserve">100)Type Safe </w:t>
+      </w:r>
+      <w:proofErr w:type="gramStart"/>
+      <w:r>
+        <w:rPr>
+          <w:sz w:val="44"/>
+          <w:szCs w:val="44"/>
+        </w:rPr>
+        <w:t>and  Generic</w:t>
+      </w:r>
+      <w:proofErr w:type="gramEnd"/>
+      <w:r>
+        <w:rPr>
+          <w:sz w:val="44"/>
+          <w:szCs w:val="44"/>
+        </w:rPr>
+        <w:t xml:space="preserve"> in java.</w:t>
+      </w:r>
+    </w:p>
+    <w:p>
+      <w:pPr>
+        <w:rPr>
+          <w:sz w:val="44"/>
+          <w:szCs w:val="44"/>
+        </w:rPr>
+      </w:pPr>
+    </w:p>
+    <w:p>
+      <w:pPr>
+        <w:rPr>
+          <w:sz w:val="44"/>
+          <w:szCs w:val="44"/>
+        </w:rPr>
+      </w:pPr>
+      <w:r>
+        <w:rPr>
+          <w:sz w:val="44"/>
+          <w:szCs w:val="44"/>
+        </w:rPr>
+        <w:t xml:space="preserve">101)what is set </w:t>
+      </w:r>
+      <w:proofErr w:type="gramStart"/>
+      <w:r>
+        <w:rPr>
+          <w:sz w:val="44"/>
+          <w:szCs w:val="44"/>
+        </w:rPr>
+        <w:t>interface ?</w:t>
+      </w:r>
+      <w:proofErr w:type="gramEnd"/>
+      <w:r>
+        <w:rPr>
+          <w:sz w:val="44"/>
+          <w:szCs w:val="44"/>
+        </w:rPr>
+        <w:t xml:space="preserve"> </w:t>
+      </w:r>
+      <w:proofErr w:type="gramStart"/>
+      <w:r>
+        <w:rPr>
+          <w:sz w:val="44"/>
+          <w:szCs w:val="44"/>
+        </w:rPr>
+        <w:t>DC ?</w:t>
+      </w:r>
+      <w:proofErr w:type="gramEnd"/>
+      <w:r>
+        <w:rPr>
+          <w:sz w:val="44"/>
+          <w:szCs w:val="44"/>
+        </w:rPr>
+        <w:t xml:space="preserve"> </w:t>
+      </w:r>
+      <w:proofErr w:type="gramStart"/>
+      <w:r>
+        <w:rPr>
+          <w:sz w:val="44"/>
+          <w:szCs w:val="44"/>
+        </w:rPr>
+        <w:t>LF ?</w:t>
+      </w:r>
+      <w:proofErr w:type="gramEnd"/>
     </w:p>
     <w:p>
       <w:pPr>
@@ -2127,7 +2953,39 @@
           <w:sz w:val="44"/>
           <w:szCs w:val="44"/>
         </w:rPr>
-        <w:t>104) working with  the custom classes In the  HashSet.</w:t>
+        <w:t xml:space="preserve">104) working </w:t>
+      </w:r>
+      <w:proofErr w:type="gramStart"/>
+      <w:r>
+        <w:rPr>
+          <w:sz w:val="44"/>
+          <w:szCs w:val="44"/>
+        </w:rPr>
+        <w:t>with  the</w:t>
+      </w:r>
+      <w:proofErr w:type="gramEnd"/>
+      <w:r>
+        <w:rPr>
+          <w:sz w:val="44"/>
+          <w:szCs w:val="44"/>
+        </w:rPr>
+        <w:t xml:space="preserve"> custom classes In </w:t>
+      </w:r>
+      <w:proofErr w:type="gramStart"/>
+      <w:r>
+        <w:rPr>
+          <w:sz w:val="44"/>
+          <w:szCs w:val="44"/>
+        </w:rPr>
+        <w:t>the  HashSet</w:t>
+      </w:r>
+      <w:proofErr w:type="gramEnd"/>
+      <w:r>
+        <w:rPr>
+          <w:sz w:val="44"/>
+          <w:szCs w:val="44"/>
+        </w:rPr>
+        <w:t>.</w:t>
       </w:r>
     </w:p>
     <w:p>
@@ -2145,6 +3003,7 @@
         <w:t xml:space="preserve">105)what is the </w:t>
       </w:r>
       <w:proofErr w:type="spellStart"/>
+      <w:proofErr w:type="gramStart"/>
       <w:r>
         <w:rPr>
           <w:sz w:val="44"/>
@@ -2160,6 +3019,135 @@
         </w:rPr>
         <w:t xml:space="preserve"> ?</w:t>
       </w:r>
+      <w:proofErr w:type="gramEnd"/>
+    </w:p>
+    <w:p>
+      <w:pPr>
+        <w:rPr>
+          <w:sz w:val="44"/>
+          <w:szCs w:val="44"/>
+        </w:rPr>
+      </w:pPr>
+      <w:r>
+        <w:rPr>
+          <w:sz w:val="44"/>
+          <w:szCs w:val="44"/>
+        </w:rPr>
+        <w:t xml:space="preserve">106) what is Tree </w:t>
+      </w:r>
+      <w:proofErr w:type="gramStart"/>
+      <w:r>
+        <w:rPr>
+          <w:sz w:val="44"/>
+          <w:szCs w:val="44"/>
+        </w:rPr>
+        <w:t>Set ?</w:t>
+      </w:r>
+      <w:proofErr w:type="gramEnd"/>
+    </w:p>
+    <w:p>
+      <w:pPr>
+        <w:rPr>
+          <w:sz w:val="44"/>
+          <w:szCs w:val="44"/>
+        </w:rPr>
+      </w:pPr>
+      <w:r>
+        <w:rPr>
+          <w:sz w:val="44"/>
+          <w:szCs w:val="44"/>
+        </w:rPr>
+        <w:t xml:space="preserve">107)What is Linked-Hash </w:t>
+      </w:r>
+      <w:proofErr w:type="gramStart"/>
+      <w:r>
+        <w:rPr>
+          <w:sz w:val="44"/>
+          <w:szCs w:val="44"/>
+        </w:rPr>
+        <w:t>Set ?</w:t>
+      </w:r>
+      <w:proofErr w:type="gramEnd"/>
+    </w:p>
+    <w:p>
+      <w:pPr>
+        <w:rPr>
+          <w:sz w:val="44"/>
+          <w:szCs w:val="44"/>
+        </w:rPr>
+      </w:pPr>
+      <w:r>
+        <w:rPr>
+          <w:sz w:val="44"/>
+          <w:szCs w:val="44"/>
+        </w:rPr>
+        <w:t xml:space="preserve">108) HashSet vs </w:t>
+      </w:r>
+      <w:proofErr w:type="spellStart"/>
+      <w:r>
+        <w:rPr>
+          <w:sz w:val="44"/>
+          <w:szCs w:val="44"/>
+        </w:rPr>
+        <w:t>LinkedHashSet</w:t>
+      </w:r>
+      <w:proofErr w:type="spellEnd"/>
+      <w:r>
+        <w:rPr>
+          <w:sz w:val="44"/>
+          <w:szCs w:val="44"/>
+        </w:rPr>
+        <w:t xml:space="preserve"> vs </w:t>
+      </w:r>
+      <w:proofErr w:type="spellStart"/>
+      <w:r>
+        <w:rPr>
+          <w:sz w:val="44"/>
+          <w:szCs w:val="44"/>
+        </w:rPr>
+        <w:t>TreeSet</w:t>
+      </w:r>
+      <w:proofErr w:type="spellEnd"/>
+      <w:r>
+        <w:rPr>
+          <w:sz w:val="44"/>
+          <w:szCs w:val="44"/>
+        </w:rPr>
+        <w:t>.</w:t>
+      </w:r>
+    </w:p>
+    <w:p>
+      <w:pPr>
+        <w:rPr>
+          <w:sz w:val="44"/>
+          <w:szCs w:val="44"/>
+        </w:rPr>
+      </w:pPr>
+      <w:r>
+        <w:rPr>
+          <w:sz w:val="44"/>
+          <w:szCs w:val="44"/>
+        </w:rPr>
+        <w:lastRenderedPageBreak/>
+        <w:t xml:space="preserve">109)what is comparable&lt;T&gt; and natural </w:t>
+      </w:r>
+      <w:proofErr w:type="gramStart"/>
+      <w:r>
+        <w:rPr>
+          <w:sz w:val="44"/>
+          <w:szCs w:val="44"/>
+        </w:rPr>
+        <w:t>sorting ?</w:t>
+      </w:r>
+      <w:proofErr w:type="gramEnd"/>
+    </w:p>
+    <w:p>
+      <w:pPr>
+        <w:rPr>
+          <w:sz w:val="44"/>
+          <w:szCs w:val="44"/>
+        </w:rPr>
+      </w:pPr>
     </w:p>
     <w:p>
       <w:pPr>

--- a/Core_JAVA_Interview.docx
+++ b/Core_JAVA_Interview.docx
@@ -2433,6 +2433,148 @@
         </w:rPr>
         <w:t>117)SortedSet and NavigableSet in SET.</w:t>
       </w:r>
+    </w:p>
+    <w:p>
+      <w:pPr>
+        <w:rPr>
+          <w:b/>
+          <w:bCs/>
+          <w:sz w:val="44"/>
+          <w:szCs w:val="44"/>
+        </w:rPr>
+      </w:pPr>
+      <w:r>
+        <w:rPr>
+          <w:b/>
+          <w:bCs/>
+          <w:sz w:val="44"/>
+          <w:szCs w:val="44"/>
+        </w:rPr>
+        <w:t>118)Queue interface and it’s uses.</w:t>
+      </w:r>
+    </w:p>
+    <w:p>
+      <w:pPr>
+        <w:rPr>
+          <w:b/>
+          <w:bCs/>
+          <w:sz w:val="44"/>
+          <w:szCs w:val="44"/>
+        </w:rPr>
+      </w:pPr>
+      <w:r>
+        <w:rPr>
+          <w:b/>
+          <w:bCs/>
+          <w:sz w:val="44"/>
+          <w:szCs w:val="44"/>
+        </w:rPr>
+        <w:t>119)</w:t>
+      </w:r>
+      <w:r>
+        <w:rPr>
+          <w:b/>
+          <w:bCs/>
+          <w:sz w:val="44"/>
+          <w:szCs w:val="44"/>
+        </w:rPr>
+        <w:t>Priority Queue’s peculiar behavior</w:t>
+      </w:r>
+      <w:r>
+        <w:rPr>
+          <w:b/>
+          <w:bCs/>
+          <w:sz w:val="44"/>
+          <w:szCs w:val="44"/>
+        </w:rPr>
+        <w:t>.</w:t>
+      </w:r>
+    </w:p>
+    <w:p>
+      <w:pPr>
+        <w:rPr>
+          <w:b/>
+          <w:bCs/>
+          <w:sz w:val="44"/>
+          <w:szCs w:val="44"/>
+        </w:rPr>
+      </w:pPr>
+      <w:r>
+        <w:rPr>
+          <w:b/>
+          <w:bCs/>
+          <w:sz w:val="44"/>
+          <w:szCs w:val="44"/>
+        </w:rPr>
+        <w:t>120)</w:t>
+      </w:r>
+      <w:r>
+        <w:rPr>
+          <w:b/>
+          <w:bCs/>
+          <w:sz w:val="44"/>
+          <w:szCs w:val="44"/>
+        </w:rPr>
+        <w:t xml:space="preserve">ArrayDequeue vs </w:t>
+      </w:r>
+      <w:r>
+        <w:rPr>
+          <w:b/>
+          <w:bCs/>
+          <w:sz w:val="44"/>
+          <w:szCs w:val="44"/>
+        </w:rPr>
+        <w:t xml:space="preserve"> PriorityQueue.</w:t>
+      </w:r>
+    </w:p>
+    <w:p>
+      <w:pPr>
+        <w:rPr>
+          <w:b/>
+          <w:bCs/>
+          <w:sz w:val="44"/>
+          <w:szCs w:val="44"/>
+        </w:rPr>
+      </w:pPr>
+      <w:r>
+        <w:rPr>
+          <w:b/>
+          <w:bCs/>
+          <w:sz w:val="44"/>
+          <w:szCs w:val="44"/>
+        </w:rPr>
+        <w:lastRenderedPageBreak/>
+        <w:t>121)Priority Queue and natural sorting.</w:t>
+      </w:r>
+    </w:p>
+    <w:p>
+      <w:pPr>
+        <w:rPr>
+          <w:b/>
+          <w:bCs/>
+          <w:sz w:val="44"/>
+          <w:szCs w:val="44"/>
+        </w:rPr>
+      </w:pPr>
+      <w:r>
+        <w:rPr>
+          <w:b/>
+          <w:bCs/>
+          <w:sz w:val="44"/>
+          <w:szCs w:val="44"/>
+        </w:rPr>
+        <w:t>122)PriorityQueue and Custom Sorting.</w:t>
+      </w:r>
+    </w:p>
+    <w:p>
+      <w:pPr>
+        <w:rPr>
+          <w:b/>
+          <w:bCs/>
+          <w:sz w:val="44"/>
+          <w:szCs w:val="44"/>
+        </w:rPr>
+      </w:pPr>
     </w:p>
     <w:p>
       <w:pPr>

--- a/Core_JAVA_Interview.docx
+++ b/Core_JAVA_Interview.docx
@@ -37,8 +37,52 @@
           <w:sz w:val="44"/>
           <w:szCs w:val="44"/>
         </w:rPr>
-        <w:t>1)what is jvm,jdk, jre ?</w:t>
-      </w:r>
+        <w:t xml:space="preserve">1)what is </w:t>
+      </w:r>
+      <w:proofErr w:type="spellStart"/>
+      <w:proofErr w:type="gramStart"/>
+      <w:r>
+        <w:rPr>
+          <w:b/>
+          <w:bCs/>
+          <w:sz w:val="44"/>
+          <w:szCs w:val="44"/>
+        </w:rPr>
+        <w:t>jvm,jdk</w:t>
+      </w:r>
+      <w:proofErr w:type="spellEnd"/>
+      <w:proofErr w:type="gramEnd"/>
+      <w:r>
+        <w:rPr>
+          <w:b/>
+          <w:bCs/>
+          <w:sz w:val="44"/>
+          <w:szCs w:val="44"/>
+        </w:rPr>
+        <w:t xml:space="preserve">, </w:t>
+      </w:r>
+      <w:proofErr w:type="spellStart"/>
+      <w:proofErr w:type="gramStart"/>
+      <w:r>
+        <w:rPr>
+          <w:b/>
+          <w:bCs/>
+          <w:sz w:val="44"/>
+          <w:szCs w:val="44"/>
+        </w:rPr>
+        <w:t>jre</w:t>
+      </w:r>
+      <w:proofErr w:type="spellEnd"/>
+      <w:r>
+        <w:rPr>
+          <w:b/>
+          <w:bCs/>
+          <w:sz w:val="44"/>
+          <w:szCs w:val="44"/>
+        </w:rPr>
+        <w:t xml:space="preserve"> ?</w:t>
+      </w:r>
+      <w:proofErr w:type="gramEnd"/>
     </w:p>
     <w:p>
       <w:pPr>
@@ -66,8 +110,38 @@
           <w:szCs w:val="44"/>
         </w:rPr>
         <w:br/>
-        <w:t>3)is java interpreted or compiled language ?</w:t>
-      </w:r>
+      </w:r>
+      <w:proofErr w:type="gramStart"/>
+      <w:r>
+        <w:rPr>
+          <w:b/>
+          <w:bCs/>
+          <w:sz w:val="44"/>
+          <w:szCs w:val="44"/>
+        </w:rPr>
+        <w:t>3)is</w:t>
+      </w:r>
+      <w:proofErr w:type="gramEnd"/>
+      <w:r>
+        <w:rPr>
+          <w:b/>
+          <w:bCs/>
+          <w:sz w:val="44"/>
+          <w:szCs w:val="44"/>
+        </w:rPr>
+        <w:t xml:space="preserve"> java interpreted or compiled </w:t>
+      </w:r>
+      <w:proofErr w:type="gramStart"/>
+      <w:r>
+        <w:rPr>
+          <w:b/>
+          <w:bCs/>
+          <w:sz w:val="44"/>
+          <w:szCs w:val="44"/>
+        </w:rPr>
+        <w:t>language ?</w:t>
+      </w:r>
+      <w:proofErr w:type="gramEnd"/>
     </w:p>
     <w:p>
       <w:pPr>
@@ -104,7 +178,27 @@
           <w:sz w:val="44"/>
           <w:szCs w:val="44"/>
         </w:rPr>
-        <w:t>5) Primitive vs. Non-Primitive.</w:t>
+        <w:t xml:space="preserve">5) Primitive vs. </w:t>
+      </w:r>
+      <w:proofErr w:type="gramStart"/>
+      <w:r>
+        <w:rPr>
+          <w:b/>
+          <w:bCs/>
+          <w:sz w:val="44"/>
+          <w:szCs w:val="44"/>
+        </w:rPr>
+        <w:t>Non-Primitive</w:t>
+      </w:r>
+      <w:proofErr w:type="gramEnd"/>
+      <w:r>
+        <w:rPr>
+          <w:b/>
+          <w:bCs/>
+          <w:sz w:val="44"/>
+          <w:szCs w:val="44"/>
+        </w:rPr>
+        <w:t>.</w:t>
       </w:r>
     </w:p>
     <w:p>
@@ -161,8 +255,19 @@
           <w:sz w:val="44"/>
           <w:szCs w:val="44"/>
         </w:rPr>
-        <w:t>8)what is narrowing and what is widening ?</w:t>
-      </w:r>
+        <w:t xml:space="preserve">8)what is narrowing and what is </w:t>
+      </w:r>
+      <w:proofErr w:type="gramStart"/>
+      <w:r>
+        <w:rPr>
+          <w:b/>
+          <w:bCs/>
+          <w:sz w:val="44"/>
+          <w:szCs w:val="44"/>
+        </w:rPr>
+        <w:t>widening ?</w:t>
+      </w:r>
+      <w:proofErr w:type="gramEnd"/>
     </w:p>
     <w:p>
       <w:pPr>
@@ -199,8 +304,19 @@
           <w:sz w:val="44"/>
           <w:szCs w:val="44"/>
         </w:rPr>
-        <w:t>10) different types of ARRAYS in java ?</w:t>
-      </w:r>
+        <w:t xml:space="preserve">10) different types of ARRAYS in </w:t>
+      </w:r>
+      <w:proofErr w:type="gramStart"/>
+      <w:r>
+        <w:rPr>
+          <w:b/>
+          <w:bCs/>
+          <w:sz w:val="44"/>
+          <w:szCs w:val="44"/>
+        </w:rPr>
+        <w:t>java ?</w:t>
+      </w:r>
+      <w:proofErr w:type="gramEnd"/>
     </w:p>
     <w:p>
       <w:pPr>
@@ -228,46 +344,87 @@
           <w:szCs w:val="44"/>
         </w:rPr>
         <w:br/>
-        <w:t>12)W.A.P. to swap two numbers without the third variable.</w:t>
-      </w:r>
-    </w:p>
-    <w:p>
-      <w:pPr>
-        <w:rPr>
-          <w:b/>
-          <w:bCs/>
-          <w:sz w:val="44"/>
-          <w:szCs w:val="44"/>
-        </w:rPr>
-      </w:pPr>
-      <w:r>
-        <w:rPr>
-          <w:b/>
-          <w:bCs/>
-          <w:sz w:val="44"/>
-          <w:szCs w:val="44"/>
-        </w:rPr>
-        <w:t>13) What is String in JAVA ?</w:t>
-      </w:r>
-    </w:p>
-    <w:p>
-      <w:pPr>
-        <w:rPr>
-          <w:b/>
-          <w:bCs/>
-          <w:sz w:val="44"/>
-          <w:szCs w:val="44"/>
-        </w:rPr>
-      </w:pPr>
-      <w:r>
-        <w:rPr>
-          <w:b/>
-          <w:bCs/>
-          <w:sz w:val="44"/>
-          <w:szCs w:val="44"/>
-        </w:rPr>
-        <w:t>14) What is String constant pool in JAVA ?</w:t>
-      </w:r>
+      </w:r>
+      <w:proofErr w:type="gramStart"/>
+      <w:r>
+        <w:rPr>
+          <w:b/>
+          <w:bCs/>
+          <w:sz w:val="44"/>
+          <w:szCs w:val="44"/>
+        </w:rPr>
+        <w:t>12)W.A.P.</w:t>
+      </w:r>
+      <w:proofErr w:type="gramEnd"/>
+      <w:r>
+        <w:rPr>
+          <w:b/>
+          <w:bCs/>
+          <w:sz w:val="44"/>
+          <w:szCs w:val="44"/>
+        </w:rPr>
+        <w:t xml:space="preserve"> to swap two numbers without the third variable.</w:t>
+      </w:r>
+    </w:p>
+    <w:p>
+      <w:pPr>
+        <w:rPr>
+          <w:b/>
+          <w:bCs/>
+          <w:sz w:val="44"/>
+          <w:szCs w:val="44"/>
+        </w:rPr>
+      </w:pPr>
+      <w:r>
+        <w:rPr>
+          <w:b/>
+          <w:bCs/>
+          <w:sz w:val="44"/>
+          <w:szCs w:val="44"/>
+        </w:rPr>
+        <w:t xml:space="preserve">13) What is String in </w:t>
+      </w:r>
+      <w:proofErr w:type="gramStart"/>
+      <w:r>
+        <w:rPr>
+          <w:b/>
+          <w:bCs/>
+          <w:sz w:val="44"/>
+          <w:szCs w:val="44"/>
+        </w:rPr>
+        <w:t>JAVA ?</w:t>
+      </w:r>
+      <w:proofErr w:type="gramEnd"/>
+    </w:p>
+    <w:p>
+      <w:pPr>
+        <w:rPr>
+          <w:b/>
+          <w:bCs/>
+          <w:sz w:val="44"/>
+          <w:szCs w:val="44"/>
+        </w:rPr>
+      </w:pPr>
+      <w:r>
+        <w:rPr>
+          <w:b/>
+          <w:bCs/>
+          <w:sz w:val="44"/>
+          <w:szCs w:val="44"/>
+        </w:rPr>
+        <w:t xml:space="preserve">14) What is String constant pool in </w:t>
+      </w:r>
+      <w:proofErr w:type="gramStart"/>
+      <w:r>
+        <w:rPr>
+          <w:b/>
+          <w:bCs/>
+          <w:sz w:val="44"/>
+          <w:szCs w:val="44"/>
+        </w:rPr>
+        <w:t>JAVA ?</w:t>
+      </w:r>
+      <w:proofErr w:type="gramEnd"/>
     </w:p>
     <w:p>
       <w:pPr>
@@ -286,7 +443,58 @@
           <w:szCs w:val="44"/>
         </w:rPr>
         <w:lastRenderedPageBreak/>
-        <w:t>15) String.vs. StringBuffer . vs. StringBuilder in JAVA.</w:t>
+        <w:t xml:space="preserve">15) </w:t>
+      </w:r>
+      <w:proofErr w:type="spellStart"/>
+      <w:r>
+        <w:rPr>
+          <w:b/>
+          <w:bCs/>
+          <w:sz w:val="44"/>
+          <w:szCs w:val="44"/>
+        </w:rPr>
+        <w:t>String.vs</w:t>
+      </w:r>
+      <w:proofErr w:type="spellEnd"/>
+      <w:r>
+        <w:rPr>
+          <w:b/>
+          <w:bCs/>
+          <w:sz w:val="44"/>
+          <w:szCs w:val="44"/>
+        </w:rPr>
+        <w:t xml:space="preserve">. </w:t>
+      </w:r>
+      <w:proofErr w:type="spellStart"/>
+      <w:proofErr w:type="gramStart"/>
+      <w:r>
+        <w:rPr>
+          <w:b/>
+          <w:bCs/>
+          <w:sz w:val="44"/>
+          <w:szCs w:val="44"/>
+        </w:rPr>
+        <w:t>StringBuffer</w:t>
+      </w:r>
+      <w:proofErr w:type="spellEnd"/>
+      <w:r>
+        <w:rPr>
+          <w:b/>
+          <w:bCs/>
+          <w:sz w:val="44"/>
+          <w:szCs w:val="44"/>
+        </w:rPr>
+        <w:t xml:space="preserve"> .</w:t>
+      </w:r>
+      <w:proofErr w:type="gramEnd"/>
+      <w:r>
+        <w:rPr>
+          <w:b/>
+          <w:bCs/>
+          <w:sz w:val="44"/>
+          <w:szCs w:val="44"/>
+        </w:rPr>
+        <w:t xml:space="preserve"> vs. StringBuilder in JAVA.</w:t>
       </w:r>
     </w:p>
     <w:p>
@@ -534,7 +742,27 @@
           <w:sz w:val="44"/>
           <w:szCs w:val="44"/>
         </w:rPr>
-        <w:t>28)explain difference between this call and this();</w:t>
+        <w:t xml:space="preserve">28)explain difference between this call and </w:t>
+      </w:r>
+      <w:proofErr w:type="gramStart"/>
+      <w:r>
+        <w:rPr>
+          <w:b/>
+          <w:bCs/>
+          <w:sz w:val="44"/>
+          <w:szCs w:val="44"/>
+        </w:rPr>
+        <w:t>this(</w:t>
+      </w:r>
+      <w:proofErr w:type="gramEnd"/>
+      <w:r>
+        <w:rPr>
+          <w:b/>
+          <w:bCs/>
+          <w:sz w:val="44"/>
+          <w:szCs w:val="44"/>
+        </w:rPr>
+        <w:t>);</w:t>
       </w:r>
     </w:p>
     <w:p>
@@ -591,7 +819,27 @@
           <w:sz w:val="44"/>
           <w:szCs w:val="44"/>
         </w:rPr>
-        <w:t>31)explain the super call in the context of constructor , method and variable.</w:t>
+        <w:t xml:space="preserve">31)explain the super call in the context of </w:t>
+      </w:r>
+      <w:proofErr w:type="gramStart"/>
+      <w:r>
+        <w:rPr>
+          <w:b/>
+          <w:bCs/>
+          <w:sz w:val="44"/>
+          <w:szCs w:val="44"/>
+        </w:rPr>
+        <w:t>constructor ,</w:t>
+      </w:r>
+      <w:proofErr w:type="gramEnd"/>
+      <w:r>
+        <w:rPr>
+          <w:b/>
+          <w:bCs/>
+          <w:sz w:val="44"/>
+          <w:szCs w:val="44"/>
+        </w:rPr>
+        <w:t xml:space="preserve"> method and variable.</w:t>
       </w:r>
     </w:p>
     <w:p>
@@ -687,7 +935,27 @@
           <w:szCs w:val="44"/>
         </w:rPr>
         <w:lastRenderedPageBreak/>
-        <w:t>36)W.A.P to demonstrate over-riding vs. runtime polymorphism.</w:t>
+        <w:t>36)W.</w:t>
+      </w:r>
+      <w:proofErr w:type="gramStart"/>
+      <w:r>
+        <w:rPr>
+          <w:b/>
+          <w:bCs/>
+          <w:sz w:val="44"/>
+          <w:szCs w:val="44"/>
+        </w:rPr>
+        <w:t>A.P</w:t>
+      </w:r>
+      <w:proofErr w:type="gramEnd"/>
+      <w:r>
+        <w:rPr>
+          <w:b/>
+          <w:bCs/>
+          <w:sz w:val="44"/>
+          <w:szCs w:val="44"/>
+        </w:rPr>
+        <w:t xml:space="preserve"> to demonstrate over-riding vs. runtime polymorphism.</w:t>
       </w:r>
     </w:p>
     <w:p>
@@ -718,14 +986,25 @@
           <w:szCs w:val="44"/>
         </w:rPr>
       </w:pPr>
-      <w:r>
-        <w:rPr>
-          <w:b/>
-          <w:bCs/>
-          <w:sz w:val="44"/>
-          <w:szCs w:val="44"/>
-        </w:rPr>
-        <w:t>38 ) types and order of access modifiers from less to more secure. Prove it with the codes.</w:t>
+      <w:proofErr w:type="gramStart"/>
+      <w:r>
+        <w:rPr>
+          <w:b/>
+          <w:bCs/>
+          <w:sz w:val="44"/>
+          <w:szCs w:val="44"/>
+        </w:rPr>
+        <w:t>38 )</w:t>
+      </w:r>
+      <w:proofErr w:type="gramEnd"/>
+      <w:r>
+        <w:rPr>
+          <w:b/>
+          <w:bCs/>
+          <w:sz w:val="44"/>
+          <w:szCs w:val="44"/>
+        </w:rPr>
+        <w:t xml:space="preserve"> types and order of access modifiers from less to more secure. Prove it with the codes.</w:t>
       </w:r>
     </w:p>
     <w:p>
@@ -782,27 +1061,58 @@
           <w:sz w:val="44"/>
           <w:szCs w:val="44"/>
         </w:rPr>
-        <w:t>41)what is the relation between access modifiers and Overriding.</w:t>
-      </w:r>
-    </w:p>
-    <w:p>
-      <w:pPr>
-        <w:rPr>
-          <w:b/>
-          <w:bCs/>
-          <w:sz w:val="44"/>
-          <w:szCs w:val="44"/>
-        </w:rPr>
-      </w:pPr>
-      <w:r>
-        <w:rPr>
-          <w:b/>
-          <w:bCs/>
-          <w:sz w:val="44"/>
-          <w:szCs w:val="44"/>
-        </w:rPr>
-        <w:t>42)what is abstraction ?</w:t>
-      </w:r>
+        <w:t xml:space="preserve">41)what is the relation between access modifiers and </w:t>
+      </w:r>
+      <w:proofErr w:type="gramStart"/>
+      <w:r>
+        <w:rPr>
+          <w:b/>
+          <w:bCs/>
+          <w:sz w:val="44"/>
+          <w:szCs w:val="44"/>
+        </w:rPr>
+        <w:t>Overriding</w:t>
+      </w:r>
+      <w:proofErr w:type="gramEnd"/>
+      <w:r>
+        <w:rPr>
+          <w:b/>
+          <w:bCs/>
+          <w:sz w:val="44"/>
+          <w:szCs w:val="44"/>
+        </w:rPr>
+        <w:t>.</w:t>
+      </w:r>
+    </w:p>
+    <w:p>
+      <w:pPr>
+        <w:rPr>
+          <w:b/>
+          <w:bCs/>
+          <w:sz w:val="44"/>
+          <w:szCs w:val="44"/>
+        </w:rPr>
+      </w:pPr>
+      <w:r>
+        <w:rPr>
+          <w:b/>
+          <w:bCs/>
+          <w:sz w:val="44"/>
+          <w:szCs w:val="44"/>
+        </w:rPr>
+        <w:t xml:space="preserve">42)what is </w:t>
+      </w:r>
+      <w:proofErr w:type="gramStart"/>
+      <w:r>
+        <w:rPr>
+          <w:b/>
+          <w:bCs/>
+          <w:sz w:val="44"/>
+          <w:szCs w:val="44"/>
+        </w:rPr>
+        <w:t>abstraction ?</w:t>
+      </w:r>
+      <w:proofErr w:type="gramEnd"/>
     </w:p>
     <w:p>
       <w:pPr>
@@ -953,7 +1263,27 @@
           <w:sz w:val="44"/>
           <w:szCs w:val="44"/>
         </w:rPr>
-        <w:t>49)default and static methods in java 8 i/f.</w:t>
+        <w:t xml:space="preserve">49)default and static methods in java 8 </w:t>
+      </w:r>
+      <w:proofErr w:type="spellStart"/>
+      <w:r>
+        <w:rPr>
+          <w:b/>
+          <w:bCs/>
+          <w:sz w:val="44"/>
+          <w:szCs w:val="44"/>
+        </w:rPr>
+        <w:t>i</w:t>
+      </w:r>
+      <w:proofErr w:type="spellEnd"/>
+      <w:r>
+        <w:rPr>
+          <w:b/>
+          <w:bCs/>
+          <w:sz w:val="44"/>
+          <w:szCs w:val="44"/>
+        </w:rPr>
+        <w:t>/f.</w:t>
       </w:r>
     </w:p>
     <w:p>
@@ -1010,26 +1340,77 @@
           <w:sz w:val="44"/>
           <w:szCs w:val="44"/>
         </w:rPr>
-        <w:t>52)What is functional i/f.</w:t>
-      </w:r>
-    </w:p>
-    <w:p>
-      <w:pPr>
-        <w:rPr>
-          <w:b/>
-          <w:bCs/>
-          <w:sz w:val="44"/>
-          <w:szCs w:val="44"/>
-        </w:rPr>
-      </w:pPr>
-      <w:r>
-        <w:rPr>
-          <w:b/>
-          <w:bCs/>
-          <w:sz w:val="44"/>
-          <w:szCs w:val="44"/>
-        </w:rPr>
-        <w:t>53) how do you invoke a method of  i/f with anonymous class.</w:t>
+        <w:t xml:space="preserve">52)What is functional </w:t>
+      </w:r>
+      <w:proofErr w:type="spellStart"/>
+      <w:r>
+        <w:rPr>
+          <w:b/>
+          <w:bCs/>
+          <w:sz w:val="44"/>
+          <w:szCs w:val="44"/>
+        </w:rPr>
+        <w:t>i</w:t>
+      </w:r>
+      <w:proofErr w:type="spellEnd"/>
+      <w:r>
+        <w:rPr>
+          <w:b/>
+          <w:bCs/>
+          <w:sz w:val="44"/>
+          <w:szCs w:val="44"/>
+        </w:rPr>
+        <w:t>/f.</w:t>
+      </w:r>
+    </w:p>
+    <w:p>
+      <w:pPr>
+        <w:rPr>
+          <w:b/>
+          <w:bCs/>
+          <w:sz w:val="44"/>
+          <w:szCs w:val="44"/>
+        </w:rPr>
+      </w:pPr>
+      <w:r>
+        <w:rPr>
+          <w:b/>
+          <w:bCs/>
+          <w:sz w:val="44"/>
+          <w:szCs w:val="44"/>
+        </w:rPr>
+        <w:t xml:space="preserve">53) how do you invoke a method </w:t>
+      </w:r>
+      <w:proofErr w:type="gramStart"/>
+      <w:r>
+        <w:rPr>
+          <w:b/>
+          <w:bCs/>
+          <w:sz w:val="44"/>
+          <w:szCs w:val="44"/>
+        </w:rPr>
+        <w:t xml:space="preserve">of  </w:t>
+      </w:r>
+      <w:proofErr w:type="spellStart"/>
+      <w:r>
+        <w:rPr>
+          <w:b/>
+          <w:bCs/>
+          <w:sz w:val="44"/>
+          <w:szCs w:val="44"/>
+        </w:rPr>
+        <w:t>i</w:t>
+      </w:r>
+      <w:proofErr w:type="spellEnd"/>
+      <w:proofErr w:type="gramEnd"/>
+      <w:r>
+        <w:rPr>
+          <w:b/>
+          <w:bCs/>
+          <w:sz w:val="44"/>
+          <w:szCs w:val="44"/>
+        </w:rPr>
+        <w:t>/f with anonymous class.</w:t>
       </w:r>
     </w:p>
     <w:p>
@@ -1095,7 +1476,69 @@
           <w:sz w:val="44"/>
           <w:szCs w:val="44"/>
         </w:rPr>
-        <w:t>56) ToString() and getClass()</w:t>
+        <w:t xml:space="preserve">56) </w:t>
+      </w:r>
+      <w:proofErr w:type="spellStart"/>
+      <w:proofErr w:type="gramStart"/>
+      <w:r>
+        <w:rPr>
+          <w:b/>
+          <w:bCs/>
+          <w:sz w:val="44"/>
+          <w:szCs w:val="44"/>
+        </w:rPr>
+        <w:t>ToString</w:t>
+      </w:r>
+      <w:proofErr w:type="spellEnd"/>
+      <w:r>
+        <w:rPr>
+          <w:b/>
+          <w:bCs/>
+          <w:sz w:val="44"/>
+          <w:szCs w:val="44"/>
+        </w:rPr>
+        <w:t>(</w:t>
+      </w:r>
+      <w:proofErr w:type="gramEnd"/>
+      <w:r>
+        <w:rPr>
+          <w:b/>
+          <w:bCs/>
+          <w:sz w:val="44"/>
+          <w:szCs w:val="44"/>
+        </w:rPr>
+        <w:t xml:space="preserve">) and </w:t>
+      </w:r>
+      <w:proofErr w:type="spellStart"/>
+      <w:proofErr w:type="gramStart"/>
+      <w:r>
+        <w:rPr>
+          <w:b/>
+          <w:bCs/>
+          <w:sz w:val="44"/>
+          <w:szCs w:val="44"/>
+        </w:rPr>
+        <w:t>getClass</w:t>
+      </w:r>
+      <w:proofErr w:type="spellEnd"/>
+      <w:r>
+        <w:rPr>
+          <w:b/>
+          <w:bCs/>
+          <w:sz w:val="44"/>
+          <w:szCs w:val="44"/>
+        </w:rPr>
+        <w:t>(</w:t>
+      </w:r>
+      <w:proofErr w:type="gramEnd"/>
+      <w:r>
+        <w:rPr>
+          <w:b/>
+          <w:bCs/>
+          <w:sz w:val="44"/>
+          <w:szCs w:val="44"/>
+        </w:rPr>
+        <w:t>)</w:t>
       </w:r>
     </w:p>
     <w:p>
@@ -1143,27 +1586,58 @@
           <w:sz w:val="44"/>
           <w:szCs w:val="44"/>
         </w:rPr>
-        <w:t>58)is it compulsory to write the catch block with try ? explain.</w:t>
-      </w:r>
-    </w:p>
-    <w:p>
-      <w:pPr>
-        <w:rPr>
-          <w:b/>
-          <w:bCs/>
-          <w:sz w:val="44"/>
-          <w:szCs w:val="44"/>
-        </w:rPr>
-      </w:pPr>
-      <w:r>
-        <w:rPr>
-          <w:b/>
-          <w:bCs/>
-          <w:sz w:val="44"/>
-          <w:szCs w:val="44"/>
-        </w:rPr>
-        <w:t>59)can we write consecutive try/ finally blocks ?</w:t>
-      </w:r>
+        <w:t xml:space="preserve">58)is it compulsory to write the catch block with </w:t>
+      </w:r>
+      <w:proofErr w:type="gramStart"/>
+      <w:r>
+        <w:rPr>
+          <w:b/>
+          <w:bCs/>
+          <w:sz w:val="44"/>
+          <w:szCs w:val="44"/>
+        </w:rPr>
+        <w:t>try ?</w:t>
+      </w:r>
+      <w:proofErr w:type="gramEnd"/>
+      <w:r>
+        <w:rPr>
+          <w:b/>
+          <w:bCs/>
+          <w:sz w:val="44"/>
+          <w:szCs w:val="44"/>
+        </w:rPr>
+        <w:t xml:space="preserve"> explain.</w:t>
+      </w:r>
+    </w:p>
+    <w:p>
+      <w:pPr>
+        <w:rPr>
+          <w:b/>
+          <w:bCs/>
+          <w:sz w:val="44"/>
+          <w:szCs w:val="44"/>
+        </w:rPr>
+      </w:pPr>
+      <w:r>
+        <w:rPr>
+          <w:b/>
+          <w:bCs/>
+          <w:sz w:val="44"/>
+          <w:szCs w:val="44"/>
+        </w:rPr>
+        <w:t xml:space="preserve">59)can we write consecutive try/ finally </w:t>
+      </w:r>
+      <w:proofErr w:type="gramStart"/>
+      <w:r>
+        <w:rPr>
+          <w:b/>
+          <w:bCs/>
+          <w:sz w:val="44"/>
+          <w:szCs w:val="44"/>
+        </w:rPr>
+        <w:t>blocks ?</w:t>
+      </w:r>
+      <w:proofErr w:type="gramEnd"/>
     </w:p>
     <w:p>
       <w:pPr>
@@ -1200,26 +1674,77 @@
           <w:sz w:val="44"/>
           <w:szCs w:val="44"/>
         </w:rPr>
-        <w:t>61)will finally always get executed ?</w:t>
-      </w:r>
-    </w:p>
-    <w:p>
-      <w:pPr>
-        <w:rPr>
-          <w:b/>
-          <w:bCs/>
-          <w:sz w:val="44"/>
-          <w:szCs w:val="44"/>
-        </w:rPr>
-      </w:pPr>
-      <w:r>
-        <w:rPr>
-          <w:b/>
-          <w:bCs/>
-          <w:sz w:val="44"/>
-          <w:szCs w:val="44"/>
-        </w:rPr>
-        <w:t>62)why it’s compulsory to handle checked(Compile) time exceptions at compile time? But optional to handle unchecked(Runtime) exceptions at compile time?</w:t>
+        <w:t xml:space="preserve">61)will finally always get </w:t>
+      </w:r>
+      <w:proofErr w:type="gramStart"/>
+      <w:r>
+        <w:rPr>
+          <w:b/>
+          <w:bCs/>
+          <w:sz w:val="44"/>
+          <w:szCs w:val="44"/>
+        </w:rPr>
+        <w:t>executed ?</w:t>
+      </w:r>
+      <w:proofErr w:type="gramEnd"/>
+    </w:p>
+    <w:p>
+      <w:pPr>
+        <w:rPr>
+          <w:b/>
+          <w:bCs/>
+          <w:sz w:val="44"/>
+          <w:szCs w:val="44"/>
+        </w:rPr>
+      </w:pPr>
+      <w:r>
+        <w:rPr>
+          <w:b/>
+          <w:bCs/>
+          <w:sz w:val="44"/>
+          <w:szCs w:val="44"/>
+        </w:rPr>
+        <w:t xml:space="preserve">62)why it’s compulsory to handle </w:t>
+      </w:r>
+      <w:proofErr w:type="gramStart"/>
+      <w:r>
+        <w:rPr>
+          <w:b/>
+          <w:bCs/>
+          <w:sz w:val="44"/>
+          <w:szCs w:val="44"/>
+        </w:rPr>
+        <w:t>checked(</w:t>
+      </w:r>
+      <w:proofErr w:type="gramEnd"/>
+      <w:r>
+        <w:rPr>
+          <w:b/>
+          <w:bCs/>
+          <w:sz w:val="44"/>
+          <w:szCs w:val="44"/>
+        </w:rPr>
+        <w:t xml:space="preserve">Compile) time exceptions at compile time? But optional to handle </w:t>
+      </w:r>
+      <w:proofErr w:type="gramStart"/>
+      <w:r>
+        <w:rPr>
+          <w:b/>
+          <w:bCs/>
+          <w:sz w:val="44"/>
+          <w:szCs w:val="44"/>
+        </w:rPr>
+        <w:t>unchecked(</w:t>
+      </w:r>
+      <w:proofErr w:type="gramEnd"/>
+      <w:r>
+        <w:rPr>
+          <w:b/>
+          <w:bCs/>
+          <w:sz w:val="44"/>
+          <w:szCs w:val="44"/>
+        </w:rPr>
+        <w:t>Runtime) exceptions at compile time?</w:t>
       </w:r>
     </w:p>
     <w:p>
@@ -1257,26 +1782,77 @@
           <w:sz w:val="44"/>
           <w:szCs w:val="44"/>
         </w:rPr>
-        <w:t>64)when to use the throw keyword ?</w:t>
-      </w:r>
-    </w:p>
-    <w:p>
-      <w:pPr>
-        <w:rPr>
-          <w:b/>
-          <w:bCs/>
-          <w:sz w:val="44"/>
-          <w:szCs w:val="44"/>
-        </w:rPr>
-      </w:pPr>
-      <w:r>
-        <w:rPr>
-          <w:b/>
-          <w:bCs/>
-          <w:sz w:val="44"/>
-          <w:szCs w:val="44"/>
-        </w:rPr>
-        <w:t>65)can you throw the multiple exceptions from the single try block a)with overlapping logic. b)separate logic.</w:t>
+        <w:t xml:space="preserve">64)when to use the throw </w:t>
+      </w:r>
+      <w:proofErr w:type="gramStart"/>
+      <w:r>
+        <w:rPr>
+          <w:b/>
+          <w:bCs/>
+          <w:sz w:val="44"/>
+          <w:szCs w:val="44"/>
+        </w:rPr>
+        <w:t>keyword ?</w:t>
+      </w:r>
+      <w:proofErr w:type="gramEnd"/>
+    </w:p>
+    <w:p>
+      <w:pPr>
+        <w:rPr>
+          <w:b/>
+          <w:bCs/>
+          <w:sz w:val="44"/>
+          <w:szCs w:val="44"/>
+        </w:rPr>
+      </w:pPr>
+      <w:r>
+        <w:rPr>
+          <w:b/>
+          <w:bCs/>
+          <w:sz w:val="44"/>
+          <w:szCs w:val="44"/>
+        </w:rPr>
+        <w:t xml:space="preserve">65)can you throw the multiple exceptions from the single try block </w:t>
+      </w:r>
+      <w:proofErr w:type="gramStart"/>
+      <w:r>
+        <w:rPr>
+          <w:b/>
+          <w:bCs/>
+          <w:sz w:val="44"/>
+          <w:szCs w:val="44"/>
+        </w:rPr>
+        <w:t>a)with</w:t>
+      </w:r>
+      <w:proofErr w:type="gramEnd"/>
+      <w:r>
+        <w:rPr>
+          <w:b/>
+          <w:bCs/>
+          <w:sz w:val="44"/>
+          <w:szCs w:val="44"/>
+        </w:rPr>
+        <w:t xml:space="preserve"> overlapping logic. </w:t>
+      </w:r>
+      <w:proofErr w:type="gramStart"/>
+      <w:r>
+        <w:rPr>
+          <w:b/>
+          <w:bCs/>
+          <w:sz w:val="44"/>
+          <w:szCs w:val="44"/>
+        </w:rPr>
+        <w:t>b)separate</w:t>
+      </w:r>
+      <w:proofErr w:type="gramEnd"/>
+      <w:r>
+        <w:rPr>
+          <w:b/>
+          <w:bCs/>
+          <w:sz w:val="44"/>
+          <w:szCs w:val="44"/>
+        </w:rPr>
+        <w:t xml:space="preserve"> logic.</w:t>
       </w:r>
     </w:p>
     <w:p>
@@ -1305,27 +1881,98 @@
           <w:sz w:val="44"/>
           <w:szCs w:val="44"/>
         </w:rPr>
-        <w:t xml:space="preserve">Can we throw an Exception  from constructor ? </w:t>
-      </w:r>
-    </w:p>
-    <w:p>
-      <w:pPr>
-        <w:rPr>
-          <w:b/>
-          <w:bCs/>
-          <w:sz w:val="44"/>
-          <w:szCs w:val="44"/>
-        </w:rPr>
-      </w:pPr>
-      <w:r>
-        <w:rPr>
-          <w:b/>
-          <w:bCs/>
-          <w:sz w:val="44"/>
-          <w:szCs w:val="44"/>
-        </w:rPr>
-        <w:t>67)what is static block ? and it’s use ?</w:t>
-      </w:r>
+        <w:t xml:space="preserve">Can we throw an </w:t>
+      </w:r>
+      <w:proofErr w:type="gramStart"/>
+      <w:r>
+        <w:rPr>
+          <w:b/>
+          <w:bCs/>
+          <w:sz w:val="44"/>
+          <w:szCs w:val="44"/>
+        </w:rPr>
+        <w:t>Exception  from</w:t>
+      </w:r>
+      <w:proofErr w:type="gramEnd"/>
+      <w:r>
+        <w:rPr>
+          <w:b/>
+          <w:bCs/>
+          <w:sz w:val="44"/>
+          <w:szCs w:val="44"/>
+        </w:rPr>
+        <w:t xml:space="preserve"> </w:t>
+      </w:r>
+      <w:proofErr w:type="gramStart"/>
+      <w:r>
+        <w:rPr>
+          <w:b/>
+          <w:bCs/>
+          <w:sz w:val="44"/>
+          <w:szCs w:val="44"/>
+        </w:rPr>
+        <w:t>constructor ?</w:t>
+      </w:r>
+      <w:proofErr w:type="gramEnd"/>
+      <w:r>
+        <w:rPr>
+          <w:b/>
+          <w:bCs/>
+          <w:sz w:val="44"/>
+          <w:szCs w:val="44"/>
+        </w:rPr>
+        <w:t xml:space="preserve"> </w:t>
+      </w:r>
+    </w:p>
+    <w:p>
+      <w:pPr>
+        <w:rPr>
+          <w:b/>
+          <w:bCs/>
+          <w:sz w:val="44"/>
+          <w:szCs w:val="44"/>
+        </w:rPr>
+      </w:pPr>
+      <w:r>
+        <w:rPr>
+          <w:b/>
+          <w:bCs/>
+          <w:sz w:val="44"/>
+          <w:szCs w:val="44"/>
+        </w:rPr>
+        <w:t xml:space="preserve">67)what is static </w:t>
+      </w:r>
+      <w:proofErr w:type="gramStart"/>
+      <w:r>
+        <w:rPr>
+          <w:b/>
+          <w:bCs/>
+          <w:sz w:val="44"/>
+          <w:szCs w:val="44"/>
+        </w:rPr>
+        <w:t>block ?</w:t>
+      </w:r>
+      <w:proofErr w:type="gramEnd"/>
+      <w:r>
+        <w:rPr>
+          <w:b/>
+          <w:bCs/>
+          <w:sz w:val="44"/>
+          <w:szCs w:val="44"/>
+        </w:rPr>
+        <w:t xml:space="preserve"> and it’s </w:t>
+      </w:r>
+      <w:proofErr w:type="gramStart"/>
+      <w:r>
+        <w:rPr>
+          <w:b/>
+          <w:bCs/>
+          <w:sz w:val="44"/>
+          <w:szCs w:val="44"/>
+        </w:rPr>
+        <w:t>use ?</w:t>
+      </w:r>
+      <w:proofErr w:type="gramEnd"/>
     </w:p>
     <w:p>
       <w:pPr>
@@ -1371,64 +2018,219 @@
           <w:sz w:val="44"/>
           <w:szCs w:val="44"/>
         </w:rPr>
-        <w:t>69)What is .hashCode() and it’s significance?</w:t>
-      </w:r>
-    </w:p>
-    <w:p>
-      <w:pPr>
-        <w:rPr>
-          <w:b/>
-          <w:bCs/>
-          <w:sz w:val="44"/>
-          <w:szCs w:val="44"/>
-        </w:rPr>
-      </w:pPr>
-      <w:r>
-        <w:rPr>
-          <w:b/>
-          <w:bCs/>
-          <w:sz w:val="44"/>
-          <w:szCs w:val="44"/>
-        </w:rPr>
-        <w:t>70)what is .intern() method and String interning in java ?</w:t>
-      </w:r>
-    </w:p>
-    <w:p>
-      <w:pPr>
-        <w:rPr>
-          <w:b/>
-          <w:bCs/>
-          <w:sz w:val="44"/>
-          <w:szCs w:val="44"/>
-        </w:rPr>
-      </w:pPr>
-      <w:r>
-        <w:rPr>
-          <w:b/>
-          <w:bCs/>
-          <w:sz w:val="44"/>
-          <w:szCs w:val="44"/>
-        </w:rPr>
-        <w:t>71)how can we override the .hashCode()?</w:t>
-      </w:r>
-    </w:p>
-    <w:p>
-      <w:pPr>
-        <w:rPr>
-          <w:b/>
-          <w:bCs/>
-          <w:sz w:val="44"/>
-          <w:szCs w:val="44"/>
-        </w:rPr>
-      </w:pPr>
-      <w:r>
-        <w:rPr>
-          <w:b/>
-          <w:bCs/>
-          <w:sz w:val="44"/>
-          <w:szCs w:val="44"/>
-        </w:rPr>
-        <w:t>72) String class and  .hashCode() method.</w:t>
+        <w:t xml:space="preserve">69)What </w:t>
+      </w:r>
+      <w:proofErr w:type="gramStart"/>
+      <w:r>
+        <w:rPr>
+          <w:b/>
+          <w:bCs/>
+          <w:sz w:val="44"/>
+          <w:szCs w:val="44"/>
+        </w:rPr>
+        <w:t>is .</w:t>
+      </w:r>
+      <w:proofErr w:type="spellStart"/>
+      <w:r>
+        <w:rPr>
+          <w:b/>
+          <w:bCs/>
+          <w:sz w:val="44"/>
+          <w:szCs w:val="44"/>
+        </w:rPr>
+        <w:t>hashCode</w:t>
+      </w:r>
+      <w:proofErr w:type="spellEnd"/>
+      <w:proofErr w:type="gramEnd"/>
+      <w:r>
+        <w:rPr>
+          <w:b/>
+          <w:bCs/>
+          <w:sz w:val="44"/>
+          <w:szCs w:val="44"/>
+        </w:rPr>
+        <w:t xml:space="preserve">() and </w:t>
+      </w:r>
+      <w:proofErr w:type="spellStart"/>
+      <w:proofErr w:type="gramStart"/>
+      <w:r>
+        <w:rPr>
+          <w:b/>
+          <w:bCs/>
+          <w:sz w:val="44"/>
+          <w:szCs w:val="44"/>
+        </w:rPr>
+        <w:t>it’s</w:t>
+      </w:r>
+      <w:proofErr w:type="spellEnd"/>
+      <w:proofErr w:type="gramEnd"/>
+      <w:r>
+        <w:rPr>
+          <w:b/>
+          <w:bCs/>
+          <w:sz w:val="44"/>
+          <w:szCs w:val="44"/>
+        </w:rPr>
+        <w:t xml:space="preserve"> significance?</w:t>
+      </w:r>
+    </w:p>
+    <w:p>
+      <w:pPr>
+        <w:rPr>
+          <w:b/>
+          <w:bCs/>
+          <w:sz w:val="44"/>
+          <w:szCs w:val="44"/>
+        </w:rPr>
+      </w:pPr>
+      <w:r>
+        <w:rPr>
+          <w:b/>
+          <w:bCs/>
+          <w:sz w:val="44"/>
+          <w:szCs w:val="44"/>
+        </w:rPr>
+        <w:t xml:space="preserve">70)what </w:t>
+      </w:r>
+      <w:proofErr w:type="gramStart"/>
+      <w:r>
+        <w:rPr>
+          <w:b/>
+          <w:bCs/>
+          <w:sz w:val="44"/>
+          <w:szCs w:val="44"/>
+        </w:rPr>
+        <w:t>is .intern</w:t>
+      </w:r>
+      <w:proofErr w:type="gramEnd"/>
+      <w:r>
+        <w:rPr>
+          <w:b/>
+          <w:bCs/>
+          <w:sz w:val="44"/>
+          <w:szCs w:val="44"/>
+        </w:rPr>
+        <w:t xml:space="preserve">() method and String interning in </w:t>
+      </w:r>
+      <w:proofErr w:type="gramStart"/>
+      <w:r>
+        <w:rPr>
+          <w:b/>
+          <w:bCs/>
+          <w:sz w:val="44"/>
+          <w:szCs w:val="44"/>
+        </w:rPr>
+        <w:t>java ?</w:t>
+      </w:r>
+      <w:proofErr w:type="gramEnd"/>
+    </w:p>
+    <w:p>
+      <w:pPr>
+        <w:rPr>
+          <w:b/>
+          <w:bCs/>
+          <w:sz w:val="44"/>
+          <w:szCs w:val="44"/>
+        </w:rPr>
+      </w:pPr>
+      <w:r>
+        <w:rPr>
+          <w:b/>
+          <w:bCs/>
+          <w:sz w:val="44"/>
+          <w:szCs w:val="44"/>
+        </w:rPr>
+        <w:t xml:space="preserve">71)how can we override </w:t>
+      </w:r>
+      <w:proofErr w:type="gramStart"/>
+      <w:r>
+        <w:rPr>
+          <w:b/>
+          <w:bCs/>
+          <w:sz w:val="44"/>
+          <w:szCs w:val="44"/>
+        </w:rPr>
+        <w:t>the .</w:t>
+      </w:r>
+      <w:proofErr w:type="spellStart"/>
+      <w:r>
+        <w:rPr>
+          <w:b/>
+          <w:bCs/>
+          <w:sz w:val="44"/>
+          <w:szCs w:val="44"/>
+        </w:rPr>
+        <w:t>hashCode</w:t>
+      </w:r>
+      <w:proofErr w:type="spellEnd"/>
+      <w:proofErr w:type="gramEnd"/>
+      <w:r>
+        <w:rPr>
+          <w:b/>
+          <w:bCs/>
+          <w:sz w:val="44"/>
+          <w:szCs w:val="44"/>
+        </w:rPr>
+        <w:t>()?</w:t>
+      </w:r>
+    </w:p>
+    <w:p>
+      <w:pPr>
+        <w:rPr>
+          <w:b/>
+          <w:bCs/>
+          <w:sz w:val="44"/>
+          <w:szCs w:val="44"/>
+        </w:rPr>
+      </w:pPr>
+      <w:r>
+        <w:rPr>
+          <w:b/>
+          <w:bCs/>
+          <w:sz w:val="44"/>
+          <w:szCs w:val="44"/>
+        </w:rPr>
+        <w:t xml:space="preserve">72) String class </w:t>
+      </w:r>
+      <w:proofErr w:type="gramStart"/>
+      <w:r>
+        <w:rPr>
+          <w:b/>
+          <w:bCs/>
+          <w:sz w:val="44"/>
+          <w:szCs w:val="44"/>
+        </w:rPr>
+        <w:t>and  .</w:t>
+      </w:r>
+      <w:proofErr w:type="spellStart"/>
+      <w:r>
+        <w:rPr>
+          <w:b/>
+          <w:bCs/>
+          <w:sz w:val="44"/>
+          <w:szCs w:val="44"/>
+        </w:rPr>
+        <w:t>hashCode</w:t>
+      </w:r>
+      <w:proofErr w:type="spellEnd"/>
+      <w:r>
+        <w:rPr>
+          <w:b/>
+          <w:bCs/>
+          <w:sz w:val="44"/>
+          <w:szCs w:val="44"/>
+        </w:rPr>
+        <w:t>(</w:t>
+      </w:r>
+      <w:proofErr w:type="gramEnd"/>
+      <w:r>
+        <w:rPr>
+          <w:b/>
+          <w:bCs/>
+          <w:sz w:val="44"/>
+          <w:szCs w:val="44"/>
+        </w:rPr>
+        <w:t>) method.</w:t>
       </w:r>
     </w:p>
     <w:p>
@@ -1485,7 +2287,27 @@
           <w:sz w:val="44"/>
           <w:szCs w:val="44"/>
         </w:rPr>
-        <w:t>75) instanceof operator.</w:t>
+        <w:t xml:space="preserve">75) </w:t>
+      </w:r>
+      <w:proofErr w:type="spellStart"/>
+      <w:r>
+        <w:rPr>
+          <w:b/>
+          <w:bCs/>
+          <w:sz w:val="44"/>
+          <w:szCs w:val="44"/>
+        </w:rPr>
+        <w:t>instanceof</w:t>
+      </w:r>
+      <w:proofErr w:type="spellEnd"/>
+      <w:r>
+        <w:rPr>
+          <w:b/>
+          <w:bCs/>
+          <w:sz w:val="44"/>
+          <w:szCs w:val="44"/>
+        </w:rPr>
+        <w:t xml:space="preserve"> operator.</w:t>
       </w:r>
     </w:p>
     <w:p>
@@ -1523,8 +2345,39 @@
           <w:sz w:val="44"/>
           <w:szCs w:val="44"/>
         </w:rPr>
-        <w:t>77) what are the cases when finally does not execute ?</w:t>
-      </w:r>
+        <w:t xml:space="preserve">77) what are the cases when </w:t>
+      </w:r>
+      <w:proofErr w:type="gramStart"/>
+      <w:r>
+        <w:rPr>
+          <w:b/>
+          <w:bCs/>
+          <w:sz w:val="44"/>
+          <w:szCs w:val="44"/>
+        </w:rPr>
+        <w:t>finally</w:t>
+      </w:r>
+      <w:proofErr w:type="gramEnd"/>
+      <w:r>
+        <w:rPr>
+          <w:b/>
+          <w:bCs/>
+          <w:sz w:val="44"/>
+          <w:szCs w:val="44"/>
+        </w:rPr>
+        <w:t xml:space="preserve"> does not </w:t>
+      </w:r>
+      <w:proofErr w:type="gramStart"/>
+      <w:r>
+        <w:rPr>
+          <w:b/>
+          <w:bCs/>
+          <w:sz w:val="44"/>
+          <w:szCs w:val="44"/>
+        </w:rPr>
+        <w:t>execute ?</w:t>
+      </w:r>
+      <w:proofErr w:type="gramEnd"/>
     </w:p>
     <w:p>
       <w:pPr>
@@ -1581,84 +2434,292 @@
           <w:sz w:val="44"/>
           <w:szCs w:val="44"/>
         </w:rPr>
-        <w:t>80) what is .hashCode() and it’s significance ?</w:t>
-      </w:r>
-    </w:p>
-    <w:p>
-      <w:pPr>
-        <w:rPr>
-          <w:b/>
-          <w:bCs/>
-          <w:sz w:val="44"/>
-          <w:szCs w:val="44"/>
-        </w:rPr>
-      </w:pPr>
-      <w:r>
-        <w:rPr>
-          <w:b/>
-          <w:bCs/>
-          <w:sz w:val="44"/>
-          <w:szCs w:val="44"/>
-        </w:rPr>
-        <w:t>81) default behaviour of the .equals() in java ?</w:t>
-      </w:r>
-    </w:p>
-    <w:p>
-      <w:pPr>
-        <w:rPr>
-          <w:b/>
-          <w:bCs/>
-          <w:sz w:val="44"/>
-          <w:szCs w:val="44"/>
-        </w:rPr>
-      </w:pPr>
-      <w:r>
-        <w:rPr>
-          <w:b/>
-          <w:bCs/>
-          <w:sz w:val="44"/>
-          <w:szCs w:val="44"/>
-        </w:rPr>
-        <w:t>82) why does .equals() behaves differently in String class?</w:t>
-      </w:r>
-    </w:p>
-    <w:p>
-      <w:pPr>
-        <w:rPr>
-          <w:b/>
-          <w:bCs/>
-          <w:sz w:val="44"/>
-          <w:szCs w:val="44"/>
-        </w:rPr>
-      </w:pPr>
-      <w:r>
-        <w:rPr>
-          <w:b/>
-          <w:bCs/>
-          <w:sz w:val="44"/>
-          <w:szCs w:val="44"/>
-        </w:rPr>
-        <w:t>83)what is the contract between .equals() and .hashCode() in java ?</w:t>
-      </w:r>
-    </w:p>
-    <w:p>
-      <w:pPr>
-        <w:rPr>
-          <w:b/>
-          <w:bCs/>
-          <w:sz w:val="44"/>
-          <w:szCs w:val="44"/>
-        </w:rPr>
-      </w:pPr>
-      <w:r>
-        <w:rPr>
-          <w:b/>
-          <w:bCs/>
-          <w:sz w:val="44"/>
-          <w:szCs w:val="44"/>
-        </w:rPr>
-        <w:t>84) define :</w:t>
-      </w:r>
+        <w:t xml:space="preserve">80) what </w:t>
+      </w:r>
+      <w:proofErr w:type="gramStart"/>
+      <w:r>
+        <w:rPr>
+          <w:b/>
+          <w:bCs/>
+          <w:sz w:val="44"/>
+          <w:szCs w:val="44"/>
+        </w:rPr>
+        <w:t>is .</w:t>
+      </w:r>
+      <w:proofErr w:type="spellStart"/>
+      <w:r>
+        <w:rPr>
+          <w:b/>
+          <w:bCs/>
+          <w:sz w:val="44"/>
+          <w:szCs w:val="44"/>
+        </w:rPr>
+        <w:t>hashCode</w:t>
+      </w:r>
+      <w:proofErr w:type="spellEnd"/>
+      <w:proofErr w:type="gramEnd"/>
+      <w:r>
+        <w:rPr>
+          <w:b/>
+          <w:bCs/>
+          <w:sz w:val="44"/>
+          <w:szCs w:val="44"/>
+        </w:rPr>
+        <w:t xml:space="preserve">() and </w:t>
+      </w:r>
+      <w:proofErr w:type="spellStart"/>
+      <w:proofErr w:type="gramStart"/>
+      <w:r>
+        <w:rPr>
+          <w:b/>
+          <w:bCs/>
+          <w:sz w:val="44"/>
+          <w:szCs w:val="44"/>
+        </w:rPr>
+        <w:t>it’s</w:t>
+      </w:r>
+      <w:proofErr w:type="spellEnd"/>
+      <w:proofErr w:type="gramEnd"/>
+      <w:r>
+        <w:rPr>
+          <w:b/>
+          <w:bCs/>
+          <w:sz w:val="44"/>
+          <w:szCs w:val="44"/>
+        </w:rPr>
+        <w:t xml:space="preserve"> </w:t>
+      </w:r>
+      <w:proofErr w:type="gramStart"/>
+      <w:r>
+        <w:rPr>
+          <w:b/>
+          <w:bCs/>
+          <w:sz w:val="44"/>
+          <w:szCs w:val="44"/>
+        </w:rPr>
+        <w:t>significance ?</w:t>
+      </w:r>
+      <w:proofErr w:type="gramEnd"/>
+    </w:p>
+    <w:p>
+      <w:pPr>
+        <w:rPr>
+          <w:b/>
+          <w:bCs/>
+          <w:sz w:val="44"/>
+          <w:szCs w:val="44"/>
+        </w:rPr>
+      </w:pPr>
+      <w:r>
+        <w:rPr>
+          <w:b/>
+          <w:bCs/>
+          <w:sz w:val="44"/>
+          <w:szCs w:val="44"/>
+        </w:rPr>
+        <w:t xml:space="preserve">81) default </w:t>
+      </w:r>
+      <w:proofErr w:type="spellStart"/>
+      <w:r>
+        <w:rPr>
+          <w:b/>
+          <w:bCs/>
+          <w:sz w:val="44"/>
+          <w:szCs w:val="44"/>
+        </w:rPr>
+        <w:t>behaviour</w:t>
+      </w:r>
+      <w:proofErr w:type="spellEnd"/>
+      <w:r>
+        <w:rPr>
+          <w:b/>
+          <w:bCs/>
+          <w:sz w:val="44"/>
+          <w:szCs w:val="44"/>
+        </w:rPr>
+        <w:t xml:space="preserve"> of </w:t>
+      </w:r>
+      <w:proofErr w:type="gramStart"/>
+      <w:r>
+        <w:rPr>
+          <w:b/>
+          <w:bCs/>
+          <w:sz w:val="44"/>
+          <w:szCs w:val="44"/>
+        </w:rPr>
+        <w:t>the .equals</w:t>
+      </w:r>
+      <w:proofErr w:type="gramEnd"/>
+      <w:r>
+        <w:rPr>
+          <w:b/>
+          <w:bCs/>
+          <w:sz w:val="44"/>
+          <w:szCs w:val="44"/>
+        </w:rPr>
+        <w:t xml:space="preserve">() in </w:t>
+      </w:r>
+      <w:proofErr w:type="gramStart"/>
+      <w:r>
+        <w:rPr>
+          <w:b/>
+          <w:bCs/>
+          <w:sz w:val="44"/>
+          <w:szCs w:val="44"/>
+        </w:rPr>
+        <w:t>java ?</w:t>
+      </w:r>
+      <w:proofErr w:type="gramEnd"/>
+    </w:p>
+    <w:p>
+      <w:pPr>
+        <w:rPr>
+          <w:b/>
+          <w:bCs/>
+          <w:sz w:val="44"/>
+          <w:szCs w:val="44"/>
+        </w:rPr>
+      </w:pPr>
+      <w:r>
+        <w:rPr>
+          <w:b/>
+          <w:bCs/>
+          <w:sz w:val="44"/>
+          <w:szCs w:val="44"/>
+        </w:rPr>
+        <w:t xml:space="preserve">82) why </w:t>
+      </w:r>
+      <w:proofErr w:type="gramStart"/>
+      <w:r>
+        <w:rPr>
+          <w:b/>
+          <w:bCs/>
+          <w:sz w:val="44"/>
+          <w:szCs w:val="44"/>
+        </w:rPr>
+        <w:t>does .equals</w:t>
+      </w:r>
+      <w:proofErr w:type="gramEnd"/>
+      <w:r>
+        <w:rPr>
+          <w:b/>
+          <w:bCs/>
+          <w:sz w:val="44"/>
+          <w:szCs w:val="44"/>
+        </w:rPr>
+        <w:t>() behaves differently in String class?</w:t>
+      </w:r>
+    </w:p>
+    <w:p>
+      <w:pPr>
+        <w:rPr>
+          <w:b/>
+          <w:bCs/>
+          <w:sz w:val="44"/>
+          <w:szCs w:val="44"/>
+        </w:rPr>
+      </w:pPr>
+      <w:r>
+        <w:rPr>
+          <w:b/>
+          <w:bCs/>
+          <w:sz w:val="44"/>
+          <w:szCs w:val="44"/>
+        </w:rPr>
+        <w:t xml:space="preserve">83)what is the contract </w:t>
+      </w:r>
+      <w:proofErr w:type="gramStart"/>
+      <w:r>
+        <w:rPr>
+          <w:b/>
+          <w:bCs/>
+          <w:sz w:val="44"/>
+          <w:szCs w:val="44"/>
+        </w:rPr>
+        <w:t>between .equals</w:t>
+      </w:r>
+      <w:proofErr w:type="gramEnd"/>
+      <w:r>
+        <w:rPr>
+          <w:b/>
+          <w:bCs/>
+          <w:sz w:val="44"/>
+          <w:szCs w:val="44"/>
+        </w:rPr>
+        <w:t xml:space="preserve">() </w:t>
+      </w:r>
+      <w:proofErr w:type="gramStart"/>
+      <w:r>
+        <w:rPr>
+          <w:b/>
+          <w:bCs/>
+          <w:sz w:val="44"/>
+          <w:szCs w:val="44"/>
+        </w:rPr>
+        <w:t>and .</w:t>
+      </w:r>
+      <w:proofErr w:type="spellStart"/>
+      <w:r>
+        <w:rPr>
+          <w:b/>
+          <w:bCs/>
+          <w:sz w:val="44"/>
+          <w:szCs w:val="44"/>
+        </w:rPr>
+        <w:t>hashCode</w:t>
+      </w:r>
+      <w:proofErr w:type="spellEnd"/>
+      <w:proofErr w:type="gramEnd"/>
+      <w:r>
+        <w:rPr>
+          <w:b/>
+          <w:bCs/>
+          <w:sz w:val="44"/>
+          <w:szCs w:val="44"/>
+        </w:rPr>
+        <w:t xml:space="preserve">() in </w:t>
+      </w:r>
+      <w:proofErr w:type="gramStart"/>
+      <w:r>
+        <w:rPr>
+          <w:b/>
+          <w:bCs/>
+          <w:sz w:val="44"/>
+          <w:szCs w:val="44"/>
+        </w:rPr>
+        <w:t>java ?</w:t>
+      </w:r>
+      <w:proofErr w:type="gramEnd"/>
+    </w:p>
+    <w:p>
+      <w:pPr>
+        <w:rPr>
+          <w:b/>
+          <w:bCs/>
+          <w:sz w:val="44"/>
+          <w:szCs w:val="44"/>
+        </w:rPr>
+      </w:pPr>
+      <w:r>
+        <w:rPr>
+          <w:b/>
+          <w:bCs/>
+          <w:sz w:val="44"/>
+          <w:szCs w:val="44"/>
+        </w:rPr>
+        <w:t xml:space="preserve">84) </w:t>
+      </w:r>
+      <w:proofErr w:type="gramStart"/>
+      <w:r>
+        <w:rPr>
+          <w:b/>
+          <w:bCs/>
+          <w:sz w:val="44"/>
+          <w:szCs w:val="44"/>
+        </w:rPr>
+        <w:t>define :</w:t>
+      </w:r>
+      <w:proofErr w:type="gramEnd"/>
       <w:r>
         <w:rPr>
           <w:b/>
@@ -1667,18 +2728,41 @@
           <w:szCs w:val="44"/>
         </w:rPr>
         <w:br/>
-        <w:t xml:space="preserve"> a)reflexitivity</w:t>
-      </w:r>
-    </w:p>
-    <w:p>
-      <w:pPr>
-        <w:rPr>
-          <w:b/>
-          <w:bCs/>
-          <w:sz w:val="44"/>
-          <w:szCs w:val="44"/>
-        </w:rPr>
-      </w:pPr>
+        <w:t xml:space="preserve"> </w:t>
+      </w:r>
+      <w:proofErr w:type="gramStart"/>
+      <w:r>
+        <w:rPr>
+          <w:b/>
+          <w:bCs/>
+          <w:sz w:val="44"/>
+          <w:szCs w:val="44"/>
+        </w:rPr>
+        <w:t>a)</w:t>
+      </w:r>
+      <w:proofErr w:type="spellStart"/>
+      <w:r>
+        <w:rPr>
+          <w:b/>
+          <w:bCs/>
+          <w:sz w:val="44"/>
+          <w:szCs w:val="44"/>
+        </w:rPr>
+        <w:t>reflexitivity</w:t>
+      </w:r>
+      <w:proofErr w:type="spellEnd"/>
+      <w:proofErr w:type="gramEnd"/>
+    </w:p>
+    <w:p>
+      <w:pPr>
+        <w:rPr>
+          <w:b/>
+          <w:bCs/>
+          <w:sz w:val="44"/>
+          <w:szCs w:val="44"/>
+        </w:rPr>
+      </w:pPr>
+      <w:proofErr w:type="gramStart"/>
       <w:r>
         <w:rPr>
           <w:b/>
@@ -1688,6 +2772,7 @@
         </w:rPr>
         <w:t>b)consistency</w:t>
       </w:r>
+      <w:proofErr w:type="gramEnd"/>
     </w:p>
     <w:p>
       <w:pPr>
@@ -1736,43 +2821,74 @@
           <w:szCs w:val="44"/>
         </w:rPr>
       </w:pPr>
-      <w:r>
-        <w:rPr>
-          <w:b/>
-          <w:bCs/>
-          <w:sz w:val="44"/>
-          <w:szCs w:val="44"/>
-        </w:rPr>
-        <w:t xml:space="preserve">e)transitivity </w:t>
-      </w:r>
-    </w:p>
-    <w:p>
-      <w:pPr>
-        <w:rPr>
-          <w:b/>
-          <w:bCs/>
-          <w:sz w:val="44"/>
-          <w:szCs w:val="44"/>
-        </w:rPr>
-      </w:pPr>
-    </w:p>
-    <w:p>
-      <w:pPr>
-        <w:rPr>
-          <w:b/>
-          <w:bCs/>
-          <w:sz w:val="44"/>
-          <w:szCs w:val="44"/>
-        </w:rPr>
-      </w:pPr>
-      <w:r>
-        <w:rPr>
-          <w:b/>
-          <w:bCs/>
-          <w:sz w:val="44"/>
-          <w:szCs w:val="44"/>
-        </w:rPr>
-        <w:t>contracts of .equals() in java with example.</w:t>
+      <w:proofErr w:type="gramStart"/>
+      <w:r>
+        <w:rPr>
+          <w:b/>
+          <w:bCs/>
+          <w:sz w:val="44"/>
+          <w:szCs w:val="44"/>
+        </w:rPr>
+        <w:t>e)transitivity</w:t>
+      </w:r>
+      <w:proofErr w:type="gramEnd"/>
+      <w:r>
+        <w:rPr>
+          <w:b/>
+          <w:bCs/>
+          <w:sz w:val="44"/>
+          <w:szCs w:val="44"/>
+        </w:rPr>
+        <w:t xml:space="preserve"> </w:t>
+      </w:r>
+    </w:p>
+    <w:p>
+      <w:pPr>
+        <w:rPr>
+          <w:b/>
+          <w:bCs/>
+          <w:sz w:val="44"/>
+          <w:szCs w:val="44"/>
+        </w:rPr>
+      </w:pPr>
+    </w:p>
+    <w:p>
+      <w:pPr>
+        <w:rPr>
+          <w:b/>
+          <w:bCs/>
+          <w:sz w:val="44"/>
+          <w:szCs w:val="44"/>
+        </w:rPr>
+      </w:pPr>
+      <w:r>
+        <w:rPr>
+          <w:b/>
+          <w:bCs/>
+          <w:sz w:val="44"/>
+          <w:szCs w:val="44"/>
+        </w:rPr>
+        <w:t xml:space="preserve">contracts </w:t>
+      </w:r>
+      <w:proofErr w:type="gramStart"/>
+      <w:r>
+        <w:rPr>
+          <w:b/>
+          <w:bCs/>
+          <w:sz w:val="44"/>
+          <w:szCs w:val="44"/>
+        </w:rPr>
+        <w:t>of .equals</w:t>
+      </w:r>
+      <w:proofErr w:type="gramEnd"/>
+      <w:r>
+        <w:rPr>
+          <w:b/>
+          <w:bCs/>
+          <w:sz w:val="44"/>
+          <w:szCs w:val="44"/>
+        </w:rPr>
+        <w:t>() in java with example.</w:t>
       </w:r>
     </w:p>
     <w:p>
@@ -1802,65 +2918,240 @@
           <w:szCs w:val="44"/>
         </w:rPr>
         <w:lastRenderedPageBreak/>
-        <w:t>85) why to override .equals() and .hashCode() together in java ?</w:t>
-      </w:r>
-    </w:p>
-    <w:p>
-      <w:pPr>
-        <w:rPr>
-          <w:b/>
-          <w:bCs/>
-          <w:sz w:val="44"/>
-          <w:szCs w:val="44"/>
-        </w:rPr>
-      </w:pPr>
-      <w:r>
-        <w:rPr>
-          <w:b/>
-          <w:bCs/>
-          <w:sz w:val="44"/>
-          <w:szCs w:val="44"/>
-        </w:rPr>
-        <w:t>86)what are the best practices followed when overriding the .equals() and .hashCode() in Java?</w:t>
-      </w:r>
-    </w:p>
-    <w:p>
-      <w:pPr>
-        <w:rPr>
-          <w:b/>
-          <w:bCs/>
-          <w:sz w:val="44"/>
-          <w:szCs w:val="44"/>
-        </w:rPr>
-      </w:pPr>
-      <w:r>
-        <w:rPr>
-          <w:b/>
-          <w:bCs/>
-          <w:sz w:val="44"/>
-          <w:szCs w:val="44"/>
-        </w:rPr>
-        <w:t>87)what is the HAS-A relationship in Java ? Can you equate the HAS-A with Dependacy injection in java ?</w:t>
-      </w:r>
-    </w:p>
-    <w:p>
-      <w:pPr>
-        <w:rPr>
-          <w:b/>
-          <w:bCs/>
-          <w:sz w:val="44"/>
-          <w:szCs w:val="44"/>
-        </w:rPr>
-      </w:pPr>
-      <w:r>
-        <w:rPr>
-          <w:b/>
-          <w:bCs/>
-          <w:sz w:val="44"/>
-          <w:szCs w:val="44"/>
-        </w:rPr>
-        <w:t>88) what is the difference between reference and Object in Java ?</w:t>
-      </w:r>
+        <w:t xml:space="preserve">85) why to </w:t>
+      </w:r>
+      <w:proofErr w:type="gramStart"/>
+      <w:r>
+        <w:rPr>
+          <w:b/>
+          <w:bCs/>
+          <w:sz w:val="44"/>
+          <w:szCs w:val="44"/>
+        </w:rPr>
+        <w:t>override .equals</w:t>
+      </w:r>
+      <w:proofErr w:type="gramEnd"/>
+      <w:r>
+        <w:rPr>
+          <w:b/>
+          <w:bCs/>
+          <w:sz w:val="44"/>
+          <w:szCs w:val="44"/>
+        </w:rPr>
+        <w:t xml:space="preserve">() </w:t>
+      </w:r>
+      <w:proofErr w:type="gramStart"/>
+      <w:r>
+        <w:rPr>
+          <w:b/>
+          <w:bCs/>
+          <w:sz w:val="44"/>
+          <w:szCs w:val="44"/>
+        </w:rPr>
+        <w:t>and .</w:t>
+      </w:r>
+      <w:proofErr w:type="spellStart"/>
+      <w:r>
+        <w:rPr>
+          <w:b/>
+          <w:bCs/>
+          <w:sz w:val="44"/>
+          <w:szCs w:val="44"/>
+        </w:rPr>
+        <w:t>hashCode</w:t>
+      </w:r>
+      <w:proofErr w:type="spellEnd"/>
+      <w:proofErr w:type="gramEnd"/>
+      <w:r>
+        <w:rPr>
+          <w:b/>
+          <w:bCs/>
+          <w:sz w:val="44"/>
+          <w:szCs w:val="44"/>
+        </w:rPr>
+        <w:t xml:space="preserve">() together in </w:t>
+      </w:r>
+      <w:proofErr w:type="gramStart"/>
+      <w:r>
+        <w:rPr>
+          <w:b/>
+          <w:bCs/>
+          <w:sz w:val="44"/>
+          <w:szCs w:val="44"/>
+        </w:rPr>
+        <w:t>java ?</w:t>
+      </w:r>
+      <w:proofErr w:type="gramEnd"/>
+    </w:p>
+    <w:p>
+      <w:pPr>
+        <w:rPr>
+          <w:b/>
+          <w:bCs/>
+          <w:sz w:val="44"/>
+          <w:szCs w:val="44"/>
+        </w:rPr>
+      </w:pPr>
+      <w:r>
+        <w:rPr>
+          <w:b/>
+          <w:bCs/>
+          <w:sz w:val="44"/>
+          <w:szCs w:val="44"/>
+        </w:rPr>
+        <w:t xml:space="preserve">86)what are the best practices followed when overriding </w:t>
+      </w:r>
+      <w:proofErr w:type="gramStart"/>
+      <w:r>
+        <w:rPr>
+          <w:b/>
+          <w:bCs/>
+          <w:sz w:val="44"/>
+          <w:szCs w:val="44"/>
+        </w:rPr>
+        <w:t>the .equals</w:t>
+      </w:r>
+      <w:proofErr w:type="gramEnd"/>
+      <w:r>
+        <w:rPr>
+          <w:b/>
+          <w:bCs/>
+          <w:sz w:val="44"/>
+          <w:szCs w:val="44"/>
+        </w:rPr>
+        <w:t xml:space="preserve">() </w:t>
+      </w:r>
+      <w:proofErr w:type="gramStart"/>
+      <w:r>
+        <w:rPr>
+          <w:b/>
+          <w:bCs/>
+          <w:sz w:val="44"/>
+          <w:szCs w:val="44"/>
+        </w:rPr>
+        <w:t>and .</w:t>
+      </w:r>
+      <w:proofErr w:type="spellStart"/>
+      <w:r>
+        <w:rPr>
+          <w:b/>
+          <w:bCs/>
+          <w:sz w:val="44"/>
+          <w:szCs w:val="44"/>
+        </w:rPr>
+        <w:t>hashCode</w:t>
+      </w:r>
+      <w:proofErr w:type="spellEnd"/>
+      <w:proofErr w:type="gramEnd"/>
+      <w:r>
+        <w:rPr>
+          <w:b/>
+          <w:bCs/>
+          <w:sz w:val="44"/>
+          <w:szCs w:val="44"/>
+        </w:rPr>
+        <w:t>() in Java?</w:t>
+      </w:r>
+    </w:p>
+    <w:p>
+      <w:pPr>
+        <w:rPr>
+          <w:b/>
+          <w:bCs/>
+          <w:sz w:val="44"/>
+          <w:szCs w:val="44"/>
+        </w:rPr>
+      </w:pPr>
+      <w:r>
+        <w:rPr>
+          <w:b/>
+          <w:bCs/>
+          <w:sz w:val="44"/>
+          <w:szCs w:val="44"/>
+        </w:rPr>
+        <w:t xml:space="preserve">87)what is the HAS-A relationship in </w:t>
+      </w:r>
+      <w:proofErr w:type="gramStart"/>
+      <w:r>
+        <w:rPr>
+          <w:b/>
+          <w:bCs/>
+          <w:sz w:val="44"/>
+          <w:szCs w:val="44"/>
+        </w:rPr>
+        <w:t>Java ?</w:t>
+      </w:r>
+      <w:proofErr w:type="gramEnd"/>
+      <w:r>
+        <w:rPr>
+          <w:b/>
+          <w:bCs/>
+          <w:sz w:val="44"/>
+          <w:szCs w:val="44"/>
+        </w:rPr>
+        <w:t xml:space="preserve"> Can you equate the HAS-A with </w:t>
+      </w:r>
+      <w:proofErr w:type="spellStart"/>
+      <w:r>
+        <w:rPr>
+          <w:b/>
+          <w:bCs/>
+          <w:sz w:val="44"/>
+          <w:szCs w:val="44"/>
+        </w:rPr>
+        <w:t>Dependacy</w:t>
+      </w:r>
+      <w:proofErr w:type="spellEnd"/>
+      <w:r>
+        <w:rPr>
+          <w:b/>
+          <w:bCs/>
+          <w:sz w:val="44"/>
+          <w:szCs w:val="44"/>
+        </w:rPr>
+        <w:t xml:space="preserve"> injection in </w:t>
+      </w:r>
+      <w:proofErr w:type="gramStart"/>
+      <w:r>
+        <w:rPr>
+          <w:b/>
+          <w:bCs/>
+          <w:sz w:val="44"/>
+          <w:szCs w:val="44"/>
+        </w:rPr>
+        <w:t>java ?</w:t>
+      </w:r>
+      <w:proofErr w:type="gramEnd"/>
+    </w:p>
+    <w:p>
+      <w:pPr>
+        <w:rPr>
+          <w:b/>
+          <w:bCs/>
+          <w:sz w:val="44"/>
+          <w:szCs w:val="44"/>
+        </w:rPr>
+      </w:pPr>
+      <w:r>
+        <w:rPr>
+          <w:b/>
+          <w:bCs/>
+          <w:sz w:val="44"/>
+          <w:szCs w:val="44"/>
+        </w:rPr>
+        <w:t xml:space="preserve">88) what is the difference between reference and Object in </w:t>
+      </w:r>
+      <w:proofErr w:type="gramStart"/>
+      <w:r>
+        <w:rPr>
+          <w:b/>
+          <w:bCs/>
+          <w:sz w:val="44"/>
+          <w:szCs w:val="44"/>
+        </w:rPr>
+        <w:t>Java ?</w:t>
+      </w:r>
+      <w:proofErr w:type="gramEnd"/>
     </w:p>
     <w:p>
       <w:pPr>
@@ -1973,26 +3264,126 @@
           <w:sz w:val="44"/>
           <w:szCs w:val="44"/>
         </w:rPr>
-        <w:t>94) ArrayList vs  LinkedList vs Vector vs Stack.</w:t>
-      </w:r>
-    </w:p>
-    <w:p>
-      <w:pPr>
-        <w:rPr>
-          <w:b/>
-          <w:bCs/>
-          <w:sz w:val="44"/>
-          <w:szCs w:val="44"/>
-        </w:rPr>
-      </w:pPr>
-      <w:r>
-        <w:rPr>
-          <w:b/>
-          <w:bCs/>
-          <w:sz w:val="44"/>
-          <w:szCs w:val="44"/>
-        </w:rPr>
-        <w:t>95) Peek() vs Push() vs Pop().</w:t>
+        <w:t xml:space="preserve">94) </w:t>
+      </w:r>
+      <w:proofErr w:type="spellStart"/>
+      <w:r>
+        <w:rPr>
+          <w:b/>
+          <w:bCs/>
+          <w:sz w:val="44"/>
+          <w:szCs w:val="44"/>
+        </w:rPr>
+        <w:t>ArrayList</w:t>
+      </w:r>
+      <w:proofErr w:type="spellEnd"/>
+      <w:r>
+        <w:rPr>
+          <w:b/>
+          <w:bCs/>
+          <w:sz w:val="44"/>
+          <w:szCs w:val="44"/>
+        </w:rPr>
+        <w:t xml:space="preserve"> </w:t>
+      </w:r>
+      <w:proofErr w:type="gramStart"/>
+      <w:r>
+        <w:rPr>
+          <w:b/>
+          <w:bCs/>
+          <w:sz w:val="44"/>
+          <w:szCs w:val="44"/>
+        </w:rPr>
+        <w:t>vs  LinkedList</w:t>
+      </w:r>
+      <w:proofErr w:type="gramEnd"/>
+      <w:r>
+        <w:rPr>
+          <w:b/>
+          <w:bCs/>
+          <w:sz w:val="44"/>
+          <w:szCs w:val="44"/>
+        </w:rPr>
+        <w:t xml:space="preserve"> vs Vector vs Stack.</w:t>
+      </w:r>
+    </w:p>
+    <w:p>
+      <w:pPr>
+        <w:rPr>
+          <w:b/>
+          <w:bCs/>
+          <w:sz w:val="44"/>
+          <w:szCs w:val="44"/>
+        </w:rPr>
+      </w:pPr>
+      <w:r>
+        <w:rPr>
+          <w:b/>
+          <w:bCs/>
+          <w:sz w:val="44"/>
+          <w:szCs w:val="44"/>
+        </w:rPr>
+        <w:t xml:space="preserve">95) </w:t>
+      </w:r>
+      <w:proofErr w:type="gramStart"/>
+      <w:r>
+        <w:rPr>
+          <w:b/>
+          <w:bCs/>
+          <w:sz w:val="44"/>
+          <w:szCs w:val="44"/>
+        </w:rPr>
+        <w:t>Peek(</w:t>
+      </w:r>
+      <w:proofErr w:type="gramEnd"/>
+      <w:r>
+        <w:rPr>
+          <w:b/>
+          <w:bCs/>
+          <w:sz w:val="44"/>
+          <w:szCs w:val="44"/>
+        </w:rPr>
+        <w:t xml:space="preserve">) vs </w:t>
+      </w:r>
+      <w:proofErr w:type="gramStart"/>
+      <w:r>
+        <w:rPr>
+          <w:b/>
+          <w:bCs/>
+          <w:sz w:val="44"/>
+          <w:szCs w:val="44"/>
+        </w:rPr>
+        <w:t>Push(</w:t>
+      </w:r>
+      <w:proofErr w:type="gramEnd"/>
+      <w:r>
+        <w:rPr>
+          <w:b/>
+          <w:bCs/>
+          <w:sz w:val="44"/>
+          <w:szCs w:val="44"/>
+        </w:rPr>
+        <w:t xml:space="preserve">) vs </w:t>
+      </w:r>
+      <w:proofErr w:type="gramStart"/>
+      <w:r>
+        <w:rPr>
+          <w:b/>
+          <w:bCs/>
+          <w:sz w:val="44"/>
+          <w:szCs w:val="44"/>
+        </w:rPr>
+        <w:t>Pop(</w:t>
+      </w:r>
+      <w:proofErr w:type="gramEnd"/>
+      <w:r>
+        <w:rPr>
+          <w:b/>
+          <w:bCs/>
+          <w:sz w:val="44"/>
+          <w:szCs w:val="44"/>
+        </w:rPr>
+        <w:t>).</w:t>
       </w:r>
     </w:p>
     <w:p>
@@ -2012,26 +3403,66 @@
           <w:szCs w:val="44"/>
         </w:rPr>
         <w:lastRenderedPageBreak/>
-        <w:t>96) Best case scenarios for ArrayList vs LinkedList.</w:t>
-      </w:r>
-    </w:p>
-    <w:p>
-      <w:pPr>
-        <w:rPr>
-          <w:b/>
-          <w:bCs/>
-          <w:sz w:val="44"/>
-          <w:szCs w:val="44"/>
-        </w:rPr>
-      </w:pPr>
-      <w:r>
-        <w:rPr>
-          <w:b/>
-          <w:bCs/>
-          <w:sz w:val="44"/>
-          <w:szCs w:val="44"/>
-        </w:rPr>
-        <w:t>97)prove that Linked list is faster than Arraylist in specific cases and it is otherwise in other cases.</w:t>
+        <w:t xml:space="preserve">96) Best case scenarios for </w:t>
+      </w:r>
+      <w:proofErr w:type="spellStart"/>
+      <w:r>
+        <w:rPr>
+          <w:b/>
+          <w:bCs/>
+          <w:sz w:val="44"/>
+          <w:szCs w:val="44"/>
+        </w:rPr>
+        <w:t>ArrayList</w:t>
+      </w:r>
+      <w:proofErr w:type="spellEnd"/>
+      <w:r>
+        <w:rPr>
+          <w:b/>
+          <w:bCs/>
+          <w:sz w:val="44"/>
+          <w:szCs w:val="44"/>
+        </w:rPr>
+        <w:t xml:space="preserve"> vs LinkedList.</w:t>
+      </w:r>
+    </w:p>
+    <w:p>
+      <w:pPr>
+        <w:rPr>
+          <w:b/>
+          <w:bCs/>
+          <w:sz w:val="44"/>
+          <w:szCs w:val="44"/>
+        </w:rPr>
+      </w:pPr>
+      <w:r>
+        <w:rPr>
+          <w:b/>
+          <w:bCs/>
+          <w:sz w:val="44"/>
+          <w:szCs w:val="44"/>
+        </w:rPr>
+        <w:t xml:space="preserve">97)prove that Linked list is faster than </w:t>
+      </w:r>
+      <w:proofErr w:type="spellStart"/>
+      <w:r>
+        <w:rPr>
+          <w:b/>
+          <w:bCs/>
+          <w:sz w:val="44"/>
+          <w:szCs w:val="44"/>
+        </w:rPr>
+        <w:t>Arraylist</w:t>
+      </w:r>
+      <w:proofErr w:type="spellEnd"/>
+      <w:r>
+        <w:rPr>
+          <w:b/>
+          <w:bCs/>
+          <w:sz w:val="44"/>
+          <w:szCs w:val="44"/>
+        </w:rPr>
+        <w:t xml:space="preserve"> in specific cases and it is otherwise in other cases.</w:t>
       </w:r>
     </w:p>
     <w:p>
@@ -2069,56 +3500,138 @@
           <w:sz w:val="44"/>
           <w:szCs w:val="44"/>
         </w:rPr>
-        <w:t>99) why stack is not a good choice for LIFO ?</w:t>
-      </w:r>
-    </w:p>
-    <w:p>
-      <w:pPr>
-        <w:rPr>
-          <w:b/>
-          <w:bCs/>
-          <w:sz w:val="44"/>
-          <w:szCs w:val="44"/>
-        </w:rPr>
-      </w:pPr>
-      <w:r>
-        <w:rPr>
-          <w:b/>
-          <w:bCs/>
-          <w:sz w:val="44"/>
-          <w:szCs w:val="44"/>
-        </w:rPr>
-        <w:t>100)Type Safe and  Generic in java.</w:t>
-      </w:r>
-    </w:p>
-    <w:p>
-      <w:pPr>
-        <w:rPr>
-          <w:b/>
-          <w:bCs/>
-          <w:sz w:val="44"/>
-          <w:szCs w:val="44"/>
-        </w:rPr>
-      </w:pPr>
-    </w:p>
-    <w:p>
-      <w:pPr>
-        <w:rPr>
-          <w:b/>
-          <w:bCs/>
-          <w:sz w:val="44"/>
-          <w:szCs w:val="44"/>
-        </w:rPr>
-      </w:pPr>
-      <w:r>
-        <w:rPr>
-          <w:b/>
-          <w:bCs/>
-          <w:sz w:val="44"/>
-          <w:szCs w:val="44"/>
-        </w:rPr>
-        <w:t>101)what is set interface ? DC ? LF ?</w:t>
-      </w:r>
+        <w:t xml:space="preserve">99) why stack is not a good choice for </w:t>
+      </w:r>
+      <w:proofErr w:type="gramStart"/>
+      <w:r>
+        <w:rPr>
+          <w:b/>
+          <w:bCs/>
+          <w:sz w:val="44"/>
+          <w:szCs w:val="44"/>
+        </w:rPr>
+        <w:t>LIFO ?</w:t>
+      </w:r>
+      <w:proofErr w:type="gramEnd"/>
+    </w:p>
+    <w:p>
+      <w:pPr>
+        <w:rPr>
+          <w:b/>
+          <w:bCs/>
+          <w:sz w:val="44"/>
+          <w:szCs w:val="44"/>
+        </w:rPr>
+      </w:pPr>
+      <w:r>
+        <w:rPr>
+          <w:b/>
+          <w:bCs/>
+          <w:sz w:val="44"/>
+          <w:szCs w:val="44"/>
+        </w:rPr>
+        <w:t xml:space="preserve">100)Type Safe </w:t>
+      </w:r>
+      <w:proofErr w:type="gramStart"/>
+      <w:r>
+        <w:rPr>
+          <w:b/>
+          <w:bCs/>
+          <w:sz w:val="44"/>
+          <w:szCs w:val="44"/>
+        </w:rPr>
+        <w:t>and  Generic</w:t>
+      </w:r>
+      <w:proofErr w:type="gramEnd"/>
+      <w:r>
+        <w:rPr>
+          <w:b/>
+          <w:bCs/>
+          <w:sz w:val="44"/>
+          <w:szCs w:val="44"/>
+        </w:rPr>
+        <w:t xml:space="preserve"> in java.</w:t>
+      </w:r>
+    </w:p>
+    <w:p>
+      <w:pPr>
+        <w:rPr>
+          <w:b/>
+          <w:bCs/>
+          <w:sz w:val="44"/>
+          <w:szCs w:val="44"/>
+        </w:rPr>
+      </w:pPr>
+    </w:p>
+    <w:p>
+      <w:pPr>
+        <w:rPr>
+          <w:b/>
+          <w:bCs/>
+          <w:sz w:val="44"/>
+          <w:szCs w:val="44"/>
+        </w:rPr>
+      </w:pPr>
+      <w:r>
+        <w:rPr>
+          <w:b/>
+          <w:bCs/>
+          <w:sz w:val="44"/>
+          <w:szCs w:val="44"/>
+        </w:rPr>
+        <w:t xml:space="preserve">101)what is set </w:t>
+      </w:r>
+      <w:proofErr w:type="gramStart"/>
+      <w:r>
+        <w:rPr>
+          <w:b/>
+          <w:bCs/>
+          <w:sz w:val="44"/>
+          <w:szCs w:val="44"/>
+        </w:rPr>
+        <w:t>interface ?</w:t>
+      </w:r>
+      <w:proofErr w:type="gramEnd"/>
+      <w:r>
+        <w:rPr>
+          <w:b/>
+          <w:bCs/>
+          <w:sz w:val="44"/>
+          <w:szCs w:val="44"/>
+        </w:rPr>
+        <w:t xml:space="preserve"> </w:t>
+      </w:r>
+      <w:proofErr w:type="gramStart"/>
+      <w:r>
+        <w:rPr>
+          <w:b/>
+          <w:bCs/>
+          <w:sz w:val="44"/>
+          <w:szCs w:val="44"/>
+        </w:rPr>
+        <w:t>DC ?</w:t>
+      </w:r>
+      <w:proofErr w:type="gramEnd"/>
+      <w:r>
+        <w:rPr>
+          <w:b/>
+          <w:bCs/>
+          <w:sz w:val="44"/>
+          <w:szCs w:val="44"/>
+        </w:rPr>
+        <w:t xml:space="preserve"> </w:t>
+      </w:r>
+      <w:proofErr w:type="gramStart"/>
+      <w:r>
+        <w:rPr>
+          <w:b/>
+          <w:bCs/>
+          <w:sz w:val="44"/>
+          <w:szCs w:val="44"/>
+        </w:rPr>
+        <w:t>LF ?</w:t>
+      </w:r>
+      <w:proofErr w:type="gramEnd"/>
     </w:p>
     <w:p>
       <w:pPr>
@@ -2155,84 +3668,188 @@
           <w:sz w:val="44"/>
           <w:szCs w:val="44"/>
         </w:rPr>
-        <w:t>103) HashSet and it’s behaviour.</w:t>
-      </w:r>
-    </w:p>
-    <w:p>
-      <w:pPr>
-        <w:rPr>
-          <w:b/>
-          <w:bCs/>
-          <w:sz w:val="44"/>
-          <w:szCs w:val="44"/>
-        </w:rPr>
-      </w:pPr>
-      <w:r>
-        <w:rPr>
-          <w:b/>
-          <w:bCs/>
-          <w:sz w:val="44"/>
-          <w:szCs w:val="44"/>
-        </w:rPr>
-        <w:t>104) working with  the custom classes In the  HashSet.</w:t>
-      </w:r>
-    </w:p>
-    <w:p>
-      <w:pPr>
-        <w:rPr>
-          <w:b/>
-          <w:bCs/>
-          <w:sz w:val="44"/>
-          <w:szCs w:val="44"/>
-        </w:rPr>
-      </w:pPr>
-      <w:r>
-        <w:rPr>
-          <w:b/>
-          <w:bCs/>
-          <w:sz w:val="44"/>
-          <w:szCs w:val="44"/>
-        </w:rPr>
-        <w:t>105)what is the hashCollison ?</w:t>
-      </w:r>
-    </w:p>
-    <w:p>
-      <w:pPr>
-        <w:rPr>
-          <w:b/>
-          <w:bCs/>
-          <w:sz w:val="44"/>
-          <w:szCs w:val="44"/>
-        </w:rPr>
-      </w:pPr>
-      <w:r>
-        <w:rPr>
-          <w:b/>
-          <w:bCs/>
-          <w:sz w:val="44"/>
-          <w:szCs w:val="44"/>
-        </w:rPr>
-        <w:t>106) what is Tree Set ?</w:t>
-      </w:r>
-    </w:p>
-    <w:p>
-      <w:pPr>
-        <w:rPr>
-          <w:b/>
-          <w:bCs/>
-          <w:sz w:val="44"/>
-          <w:szCs w:val="44"/>
-        </w:rPr>
-      </w:pPr>
-      <w:r>
-        <w:rPr>
-          <w:b/>
-          <w:bCs/>
-          <w:sz w:val="44"/>
-          <w:szCs w:val="44"/>
-        </w:rPr>
-        <w:t>107)What is Linked-Hash Set ?</w:t>
-      </w:r>
+        <w:t xml:space="preserve">103) HashSet and it’s </w:t>
+      </w:r>
+      <w:proofErr w:type="spellStart"/>
+      <w:r>
+        <w:rPr>
+          <w:b/>
+          <w:bCs/>
+          <w:sz w:val="44"/>
+          <w:szCs w:val="44"/>
+        </w:rPr>
+        <w:t>behaviour</w:t>
+      </w:r>
+      <w:proofErr w:type="spellEnd"/>
+      <w:r>
+        <w:rPr>
+          <w:b/>
+          <w:bCs/>
+          <w:sz w:val="44"/>
+          <w:szCs w:val="44"/>
+        </w:rPr>
+        <w:t>.</w:t>
+      </w:r>
+    </w:p>
+    <w:p>
+      <w:pPr>
+        <w:rPr>
+          <w:b/>
+          <w:bCs/>
+          <w:sz w:val="44"/>
+          <w:szCs w:val="44"/>
+        </w:rPr>
+      </w:pPr>
+      <w:r>
+        <w:rPr>
+          <w:b/>
+          <w:bCs/>
+          <w:sz w:val="44"/>
+          <w:szCs w:val="44"/>
+        </w:rPr>
+        <w:t xml:space="preserve">104) working </w:t>
+      </w:r>
+      <w:proofErr w:type="gramStart"/>
+      <w:r>
+        <w:rPr>
+          <w:b/>
+          <w:bCs/>
+          <w:sz w:val="44"/>
+          <w:szCs w:val="44"/>
+        </w:rPr>
+        <w:t>with  the</w:t>
+      </w:r>
+      <w:proofErr w:type="gramEnd"/>
+      <w:r>
+        <w:rPr>
+          <w:b/>
+          <w:bCs/>
+          <w:sz w:val="44"/>
+          <w:szCs w:val="44"/>
+        </w:rPr>
+        <w:t xml:space="preserve"> custom classes In </w:t>
+      </w:r>
+      <w:proofErr w:type="gramStart"/>
+      <w:r>
+        <w:rPr>
+          <w:b/>
+          <w:bCs/>
+          <w:sz w:val="44"/>
+          <w:szCs w:val="44"/>
+        </w:rPr>
+        <w:t>the  HashSet</w:t>
+      </w:r>
+      <w:proofErr w:type="gramEnd"/>
+      <w:r>
+        <w:rPr>
+          <w:b/>
+          <w:bCs/>
+          <w:sz w:val="44"/>
+          <w:szCs w:val="44"/>
+        </w:rPr>
+        <w:t>.</w:t>
+      </w:r>
+    </w:p>
+    <w:p>
+      <w:pPr>
+        <w:rPr>
+          <w:b/>
+          <w:bCs/>
+          <w:sz w:val="44"/>
+          <w:szCs w:val="44"/>
+        </w:rPr>
+      </w:pPr>
+      <w:r>
+        <w:rPr>
+          <w:b/>
+          <w:bCs/>
+          <w:sz w:val="44"/>
+          <w:szCs w:val="44"/>
+        </w:rPr>
+        <w:t xml:space="preserve">105)what is the </w:t>
+      </w:r>
+      <w:proofErr w:type="spellStart"/>
+      <w:proofErr w:type="gramStart"/>
+      <w:r>
+        <w:rPr>
+          <w:b/>
+          <w:bCs/>
+          <w:sz w:val="44"/>
+          <w:szCs w:val="44"/>
+        </w:rPr>
+        <w:t>hashCollison</w:t>
+      </w:r>
+      <w:proofErr w:type="spellEnd"/>
+      <w:r>
+        <w:rPr>
+          <w:b/>
+          <w:bCs/>
+          <w:sz w:val="44"/>
+          <w:szCs w:val="44"/>
+        </w:rPr>
+        <w:t xml:space="preserve"> ?</w:t>
+      </w:r>
+      <w:proofErr w:type="gramEnd"/>
+    </w:p>
+    <w:p>
+      <w:pPr>
+        <w:rPr>
+          <w:b/>
+          <w:bCs/>
+          <w:sz w:val="44"/>
+          <w:szCs w:val="44"/>
+        </w:rPr>
+      </w:pPr>
+      <w:r>
+        <w:rPr>
+          <w:b/>
+          <w:bCs/>
+          <w:sz w:val="44"/>
+          <w:szCs w:val="44"/>
+        </w:rPr>
+        <w:t xml:space="preserve">106) what is Tree </w:t>
+      </w:r>
+      <w:proofErr w:type="gramStart"/>
+      <w:r>
+        <w:rPr>
+          <w:b/>
+          <w:bCs/>
+          <w:sz w:val="44"/>
+          <w:szCs w:val="44"/>
+        </w:rPr>
+        <w:t>Set ?</w:t>
+      </w:r>
+      <w:proofErr w:type="gramEnd"/>
+    </w:p>
+    <w:p>
+      <w:pPr>
+        <w:rPr>
+          <w:b/>
+          <w:bCs/>
+          <w:sz w:val="44"/>
+          <w:szCs w:val="44"/>
+        </w:rPr>
+      </w:pPr>
+      <w:r>
+        <w:rPr>
+          <w:b/>
+          <w:bCs/>
+          <w:sz w:val="44"/>
+          <w:szCs w:val="44"/>
+        </w:rPr>
+        <w:t xml:space="preserve">107)What is Linked-Hash </w:t>
+      </w:r>
+      <w:proofErr w:type="gramStart"/>
+      <w:r>
+        <w:rPr>
+          <w:b/>
+          <w:bCs/>
+          <w:sz w:val="44"/>
+          <w:szCs w:val="44"/>
+        </w:rPr>
+        <w:t>Set ?</w:t>
+      </w:r>
+      <w:proofErr w:type="gramEnd"/>
     </w:p>
     <w:p>
       <w:pPr>
@@ -2251,45 +3868,116 @@
           <w:szCs w:val="44"/>
         </w:rPr>
         <w:lastRenderedPageBreak/>
-        <w:t>108) HashSet vs LinkedHashSet vs TreeSet.</w:t>
-      </w:r>
-    </w:p>
-    <w:p>
-      <w:pPr>
-        <w:rPr>
-          <w:b/>
-          <w:bCs/>
-          <w:sz w:val="44"/>
-          <w:szCs w:val="44"/>
-        </w:rPr>
-      </w:pPr>
-      <w:r>
-        <w:rPr>
-          <w:b/>
-          <w:bCs/>
-          <w:sz w:val="44"/>
-          <w:szCs w:val="44"/>
-        </w:rPr>
-        <w:t>109)what is comparable&lt;T&gt; and natural sorting ?</w:t>
-      </w:r>
-    </w:p>
-    <w:p>
-      <w:pPr>
-        <w:rPr>
-          <w:b/>
-          <w:bCs/>
-          <w:sz w:val="44"/>
-          <w:szCs w:val="44"/>
-        </w:rPr>
-      </w:pPr>
-      <w:r>
-        <w:rPr>
-          <w:b/>
-          <w:bCs/>
-          <w:sz w:val="44"/>
-          <w:szCs w:val="44"/>
-        </w:rPr>
-        <w:t>110)natural  ordering vs Custom Ordering.</w:t>
+        <w:t xml:space="preserve">108) HashSet vs </w:t>
+      </w:r>
+      <w:proofErr w:type="spellStart"/>
+      <w:r>
+        <w:rPr>
+          <w:b/>
+          <w:bCs/>
+          <w:sz w:val="44"/>
+          <w:szCs w:val="44"/>
+        </w:rPr>
+        <w:t>LinkedHashSet</w:t>
+      </w:r>
+      <w:proofErr w:type="spellEnd"/>
+      <w:r>
+        <w:rPr>
+          <w:b/>
+          <w:bCs/>
+          <w:sz w:val="44"/>
+          <w:szCs w:val="44"/>
+        </w:rPr>
+        <w:t xml:space="preserve"> vs </w:t>
+      </w:r>
+      <w:proofErr w:type="spellStart"/>
+      <w:r>
+        <w:rPr>
+          <w:b/>
+          <w:bCs/>
+          <w:sz w:val="44"/>
+          <w:szCs w:val="44"/>
+        </w:rPr>
+        <w:t>TreeSet</w:t>
+      </w:r>
+      <w:proofErr w:type="spellEnd"/>
+      <w:r>
+        <w:rPr>
+          <w:b/>
+          <w:bCs/>
+          <w:sz w:val="44"/>
+          <w:szCs w:val="44"/>
+        </w:rPr>
+        <w:t>.</w:t>
+      </w:r>
+    </w:p>
+    <w:p>
+      <w:pPr>
+        <w:rPr>
+          <w:b/>
+          <w:bCs/>
+          <w:sz w:val="44"/>
+          <w:szCs w:val="44"/>
+        </w:rPr>
+      </w:pPr>
+      <w:r>
+        <w:rPr>
+          <w:b/>
+          <w:bCs/>
+          <w:sz w:val="44"/>
+          <w:szCs w:val="44"/>
+        </w:rPr>
+        <w:t xml:space="preserve">109)what is comparable&lt;T&gt; and natural </w:t>
+      </w:r>
+      <w:proofErr w:type="gramStart"/>
+      <w:r>
+        <w:rPr>
+          <w:b/>
+          <w:bCs/>
+          <w:sz w:val="44"/>
+          <w:szCs w:val="44"/>
+        </w:rPr>
+        <w:t>sorting ?</w:t>
+      </w:r>
+      <w:proofErr w:type="gramEnd"/>
+    </w:p>
+    <w:p>
+      <w:pPr>
+        <w:rPr>
+          <w:b/>
+          <w:bCs/>
+          <w:sz w:val="44"/>
+          <w:szCs w:val="44"/>
+        </w:rPr>
+      </w:pPr>
+      <w:r>
+        <w:rPr>
+          <w:b/>
+          <w:bCs/>
+          <w:sz w:val="44"/>
+          <w:szCs w:val="44"/>
+        </w:rPr>
+        <w:t>110)</w:t>
+      </w:r>
+      <w:proofErr w:type="gramStart"/>
+      <w:r>
+        <w:rPr>
+          <w:b/>
+          <w:bCs/>
+          <w:sz w:val="44"/>
+          <w:szCs w:val="44"/>
+        </w:rPr>
+        <w:t>natural  ordering</w:t>
+      </w:r>
+      <w:proofErr w:type="gramEnd"/>
+      <w:r>
+        <w:rPr>
+          <w:b/>
+          <w:bCs/>
+          <w:sz w:val="44"/>
+          <w:szCs w:val="44"/>
+        </w:rPr>
+        <w:t xml:space="preserve"> vs Custom Ordering.</w:t>
       </w:r>
     </w:p>
     <w:p>
@@ -2327,26 +4015,97 @@
           <w:sz w:val="44"/>
           <w:szCs w:val="44"/>
         </w:rPr>
-        <w:t>112)CompareTo(Object o) vs Compare(T o1, T o2)</w:t>
-      </w:r>
-    </w:p>
-    <w:p>
-      <w:pPr>
-        <w:rPr>
-          <w:b/>
-          <w:bCs/>
-          <w:sz w:val="44"/>
-          <w:szCs w:val="44"/>
-        </w:rPr>
-      </w:pPr>
-      <w:r>
-        <w:rPr>
-          <w:b/>
-          <w:bCs/>
-          <w:sz w:val="44"/>
-          <w:szCs w:val="44"/>
-        </w:rPr>
-        <w:t>113)Hierarchy of TreeSet.</w:t>
+        <w:t>112)</w:t>
+      </w:r>
+      <w:proofErr w:type="spellStart"/>
+      <w:proofErr w:type="gramStart"/>
+      <w:r>
+        <w:rPr>
+          <w:b/>
+          <w:bCs/>
+          <w:sz w:val="44"/>
+          <w:szCs w:val="44"/>
+        </w:rPr>
+        <w:t>CompareTo</w:t>
+      </w:r>
+      <w:proofErr w:type="spellEnd"/>
+      <w:r>
+        <w:rPr>
+          <w:b/>
+          <w:bCs/>
+          <w:sz w:val="44"/>
+          <w:szCs w:val="44"/>
+        </w:rPr>
+        <w:t>(</w:t>
+      </w:r>
+      <w:proofErr w:type="gramEnd"/>
+      <w:r>
+        <w:rPr>
+          <w:b/>
+          <w:bCs/>
+          <w:sz w:val="44"/>
+          <w:szCs w:val="44"/>
+        </w:rPr>
+        <w:t xml:space="preserve">Object o) vs </w:t>
+      </w:r>
+      <w:proofErr w:type="gramStart"/>
+      <w:r>
+        <w:rPr>
+          <w:b/>
+          <w:bCs/>
+          <w:sz w:val="44"/>
+          <w:szCs w:val="44"/>
+        </w:rPr>
+        <w:t>Compare(</w:t>
+      </w:r>
+      <w:proofErr w:type="gramEnd"/>
+      <w:r>
+        <w:rPr>
+          <w:b/>
+          <w:bCs/>
+          <w:sz w:val="44"/>
+          <w:szCs w:val="44"/>
+        </w:rPr>
+        <w:t>T o1, T o2)</w:t>
+      </w:r>
+    </w:p>
+    <w:p>
+      <w:pPr>
+        <w:rPr>
+          <w:b/>
+          <w:bCs/>
+          <w:sz w:val="44"/>
+          <w:szCs w:val="44"/>
+        </w:rPr>
+      </w:pPr>
+      <w:r>
+        <w:rPr>
+          <w:b/>
+          <w:bCs/>
+          <w:sz w:val="44"/>
+          <w:szCs w:val="44"/>
+        </w:rPr>
+        <w:t xml:space="preserve">113)Hierarchy of </w:t>
+      </w:r>
+      <w:proofErr w:type="spellStart"/>
+      <w:r>
+        <w:rPr>
+          <w:b/>
+          <w:bCs/>
+          <w:sz w:val="44"/>
+          <w:szCs w:val="44"/>
+        </w:rPr>
+        <w:t>TreeSet</w:t>
+      </w:r>
+      <w:proofErr w:type="spellEnd"/>
+      <w:r>
+        <w:rPr>
+          <w:b/>
+          <w:bCs/>
+          <w:sz w:val="44"/>
+          <w:szCs w:val="44"/>
+        </w:rPr>
+        <w:t>.</w:t>
       </w:r>
     </w:p>
     <w:p>
@@ -2374,64 +4133,206 @@
           <w:sz w:val="44"/>
           <w:szCs w:val="44"/>
         </w:rPr>
-        <w:t>What is TreeSet ?</w:t>
-      </w:r>
-    </w:p>
-    <w:p>
-      <w:pPr>
-        <w:rPr>
-          <w:b/>
-          <w:bCs/>
-          <w:sz w:val="44"/>
-          <w:szCs w:val="44"/>
-        </w:rPr>
-      </w:pPr>
-      <w:r>
-        <w:rPr>
-          <w:b/>
-          <w:bCs/>
-          <w:sz w:val="44"/>
-          <w:szCs w:val="44"/>
-        </w:rPr>
-        <w:t>115)Set vs TreeSet vs LinkedHashSet vs HashSet</w:t>
-      </w:r>
-    </w:p>
-    <w:p>
-      <w:pPr>
-        <w:rPr>
-          <w:b/>
-          <w:bCs/>
-          <w:sz w:val="44"/>
-          <w:szCs w:val="44"/>
-        </w:rPr>
-      </w:pPr>
-      <w:r>
-        <w:rPr>
-          <w:b/>
-          <w:bCs/>
-          <w:sz w:val="44"/>
-          <w:szCs w:val="44"/>
-        </w:rPr>
-        <w:t>116) Uniqueness in the case of HashSet, LinkedHashset and TreeSet.</w:t>
-      </w:r>
-    </w:p>
-    <w:p>
-      <w:pPr>
-        <w:rPr>
-          <w:b/>
-          <w:bCs/>
-          <w:sz w:val="44"/>
-          <w:szCs w:val="44"/>
-        </w:rPr>
-      </w:pPr>
-      <w:r>
-        <w:rPr>
-          <w:b/>
-          <w:bCs/>
-          <w:sz w:val="44"/>
-          <w:szCs w:val="44"/>
-        </w:rPr>
-        <w:t>117)SortedSet and NavigableSet in SET.</w:t>
+        <w:t xml:space="preserve">What is </w:t>
+      </w:r>
+      <w:proofErr w:type="spellStart"/>
+      <w:proofErr w:type="gramStart"/>
+      <w:r>
+        <w:rPr>
+          <w:b/>
+          <w:bCs/>
+          <w:sz w:val="44"/>
+          <w:szCs w:val="44"/>
+        </w:rPr>
+        <w:t>TreeSet</w:t>
+      </w:r>
+      <w:proofErr w:type="spellEnd"/>
+      <w:r>
+        <w:rPr>
+          <w:b/>
+          <w:bCs/>
+          <w:sz w:val="44"/>
+          <w:szCs w:val="44"/>
+        </w:rPr>
+        <w:t xml:space="preserve"> ?</w:t>
+      </w:r>
+      <w:proofErr w:type="gramEnd"/>
+    </w:p>
+    <w:p>
+      <w:pPr>
+        <w:rPr>
+          <w:b/>
+          <w:bCs/>
+          <w:sz w:val="44"/>
+          <w:szCs w:val="44"/>
+        </w:rPr>
+      </w:pPr>
+      <w:r>
+        <w:rPr>
+          <w:b/>
+          <w:bCs/>
+          <w:sz w:val="44"/>
+          <w:szCs w:val="44"/>
+        </w:rPr>
+        <w:t xml:space="preserve">115)Set vs </w:t>
+      </w:r>
+      <w:proofErr w:type="spellStart"/>
+      <w:r>
+        <w:rPr>
+          <w:b/>
+          <w:bCs/>
+          <w:sz w:val="44"/>
+          <w:szCs w:val="44"/>
+        </w:rPr>
+        <w:t>TreeSet</w:t>
+      </w:r>
+      <w:proofErr w:type="spellEnd"/>
+      <w:r>
+        <w:rPr>
+          <w:b/>
+          <w:bCs/>
+          <w:sz w:val="44"/>
+          <w:szCs w:val="44"/>
+        </w:rPr>
+        <w:t xml:space="preserve"> vs </w:t>
+      </w:r>
+      <w:proofErr w:type="spellStart"/>
+      <w:r>
+        <w:rPr>
+          <w:b/>
+          <w:bCs/>
+          <w:sz w:val="44"/>
+          <w:szCs w:val="44"/>
+        </w:rPr>
+        <w:t>LinkedHashSet</w:t>
+      </w:r>
+      <w:proofErr w:type="spellEnd"/>
+      <w:r>
+        <w:rPr>
+          <w:b/>
+          <w:bCs/>
+          <w:sz w:val="44"/>
+          <w:szCs w:val="44"/>
+        </w:rPr>
+        <w:t xml:space="preserve"> vs HashSet</w:t>
+      </w:r>
+    </w:p>
+    <w:p>
+      <w:pPr>
+        <w:rPr>
+          <w:b/>
+          <w:bCs/>
+          <w:sz w:val="44"/>
+          <w:szCs w:val="44"/>
+        </w:rPr>
+      </w:pPr>
+      <w:r>
+        <w:rPr>
+          <w:b/>
+          <w:bCs/>
+          <w:sz w:val="44"/>
+          <w:szCs w:val="44"/>
+        </w:rPr>
+        <w:t xml:space="preserve">116) Uniqueness in the case of HashSet, </w:t>
+      </w:r>
+      <w:proofErr w:type="spellStart"/>
+      <w:r>
+        <w:rPr>
+          <w:b/>
+          <w:bCs/>
+          <w:sz w:val="44"/>
+          <w:szCs w:val="44"/>
+        </w:rPr>
+        <w:t>LinkedHashset</w:t>
+      </w:r>
+      <w:proofErr w:type="spellEnd"/>
+      <w:r>
+        <w:rPr>
+          <w:b/>
+          <w:bCs/>
+          <w:sz w:val="44"/>
+          <w:szCs w:val="44"/>
+        </w:rPr>
+        <w:t xml:space="preserve"> and </w:t>
+      </w:r>
+      <w:proofErr w:type="spellStart"/>
+      <w:r>
+        <w:rPr>
+          <w:b/>
+          <w:bCs/>
+          <w:sz w:val="44"/>
+          <w:szCs w:val="44"/>
+        </w:rPr>
+        <w:t>TreeSet</w:t>
+      </w:r>
+      <w:proofErr w:type="spellEnd"/>
+      <w:r>
+        <w:rPr>
+          <w:b/>
+          <w:bCs/>
+          <w:sz w:val="44"/>
+          <w:szCs w:val="44"/>
+        </w:rPr>
+        <w:t>.</w:t>
+      </w:r>
+    </w:p>
+    <w:p>
+      <w:pPr>
+        <w:rPr>
+          <w:b/>
+          <w:bCs/>
+          <w:sz w:val="44"/>
+          <w:szCs w:val="44"/>
+        </w:rPr>
+      </w:pPr>
+      <w:r>
+        <w:rPr>
+          <w:b/>
+          <w:bCs/>
+          <w:sz w:val="44"/>
+          <w:szCs w:val="44"/>
+        </w:rPr>
+        <w:t>117)</w:t>
+      </w:r>
+      <w:proofErr w:type="spellStart"/>
+      <w:r>
+        <w:rPr>
+          <w:b/>
+          <w:bCs/>
+          <w:sz w:val="44"/>
+          <w:szCs w:val="44"/>
+        </w:rPr>
+        <w:t>SortedSet</w:t>
+      </w:r>
+      <w:proofErr w:type="spellEnd"/>
+      <w:r>
+        <w:rPr>
+          <w:b/>
+          <w:bCs/>
+          <w:sz w:val="44"/>
+          <w:szCs w:val="44"/>
+        </w:rPr>
+        <w:t xml:space="preserve"> and </w:t>
+      </w:r>
+      <w:proofErr w:type="spellStart"/>
+      <w:r>
+        <w:rPr>
+          <w:b/>
+          <w:bCs/>
+          <w:sz w:val="44"/>
+          <w:szCs w:val="44"/>
+        </w:rPr>
+        <w:t>NavigableSet</w:t>
+      </w:r>
+      <w:proofErr w:type="spellEnd"/>
+      <w:r>
+        <w:rPr>
+          <w:b/>
+          <w:bCs/>
+          <w:sz w:val="44"/>
+          <w:szCs w:val="44"/>
+        </w:rPr>
+        <w:t xml:space="preserve"> in SET.</w:t>
       </w:r>
     </w:p>
     <w:p>
@@ -2508,23 +4409,65 @@
         </w:rPr>
         <w:t>120)</w:t>
       </w:r>
-      <w:r>
-        <w:rPr>
-          <w:b/>
-          <w:bCs/>
-          <w:sz w:val="44"/>
-          <w:szCs w:val="44"/>
-        </w:rPr>
-        <w:t xml:space="preserve">ArrayDequeue vs </w:t>
-      </w:r>
-      <w:r>
-        <w:rPr>
-          <w:b/>
-          <w:bCs/>
-          <w:sz w:val="44"/>
-          <w:szCs w:val="44"/>
-        </w:rPr>
-        <w:t xml:space="preserve"> PriorityQueue.</w:t>
+      <w:proofErr w:type="spellStart"/>
+      <w:r>
+        <w:rPr>
+          <w:b/>
+          <w:bCs/>
+          <w:sz w:val="44"/>
+          <w:szCs w:val="44"/>
+        </w:rPr>
+        <w:t>ArrayDequeue</w:t>
+      </w:r>
+      <w:proofErr w:type="spellEnd"/>
+      <w:r>
+        <w:rPr>
+          <w:b/>
+          <w:bCs/>
+          <w:sz w:val="44"/>
+          <w:szCs w:val="44"/>
+        </w:rPr>
+        <w:t xml:space="preserve"> </w:t>
+      </w:r>
+      <w:proofErr w:type="gramStart"/>
+      <w:r>
+        <w:rPr>
+          <w:b/>
+          <w:bCs/>
+          <w:sz w:val="44"/>
+          <w:szCs w:val="44"/>
+        </w:rPr>
+        <w:t xml:space="preserve">vs </w:t>
+      </w:r>
+      <w:r>
+        <w:rPr>
+          <w:b/>
+          <w:bCs/>
+          <w:sz w:val="44"/>
+          <w:szCs w:val="44"/>
+        </w:rPr>
+        <w:t xml:space="preserve"> </w:t>
+      </w:r>
+      <w:proofErr w:type="spellStart"/>
+      <w:r>
+        <w:rPr>
+          <w:b/>
+          <w:bCs/>
+          <w:sz w:val="44"/>
+          <w:szCs w:val="44"/>
+        </w:rPr>
+        <w:t>PriorityQueue</w:t>
+      </w:r>
+      <w:proofErr w:type="spellEnd"/>
+      <w:proofErr w:type="gramEnd"/>
+      <w:r>
+        <w:rPr>
+          <w:b/>
+          <w:bCs/>
+          <w:sz w:val="44"/>
+          <w:szCs w:val="44"/>
+        </w:rPr>
+        <w:t>.</w:t>
       </w:r>
     </w:p>
     <w:p>
@@ -2563,7 +4506,173 @@
           <w:sz w:val="44"/>
           <w:szCs w:val="44"/>
         </w:rPr>
-        <w:t>122)PriorityQueue and Custom Sorting.</w:t>
+        <w:t>122)</w:t>
+      </w:r>
+      <w:proofErr w:type="spellStart"/>
+      <w:r>
+        <w:rPr>
+          <w:b/>
+          <w:bCs/>
+          <w:sz w:val="44"/>
+          <w:szCs w:val="44"/>
+        </w:rPr>
+        <w:t>PriorityQueue</w:t>
+      </w:r>
+      <w:proofErr w:type="spellEnd"/>
+      <w:r>
+        <w:rPr>
+          <w:b/>
+          <w:bCs/>
+          <w:sz w:val="44"/>
+          <w:szCs w:val="44"/>
+        </w:rPr>
+        <w:t xml:space="preserve"> and Custom Sorting.</w:t>
+      </w:r>
+    </w:p>
+    <w:p>
+      <w:pPr>
+        <w:rPr>
+          <w:b/>
+          <w:bCs/>
+          <w:sz w:val="44"/>
+          <w:szCs w:val="44"/>
+        </w:rPr>
+      </w:pPr>
+      <w:r>
+        <w:rPr>
+          <w:b/>
+          <w:bCs/>
+          <w:sz w:val="44"/>
+          <w:szCs w:val="44"/>
+        </w:rPr>
+        <w:t xml:space="preserve">123)Iterator </w:t>
+      </w:r>
+      <w:r>
+        <w:rPr>
+          <w:b/>
+          <w:bCs/>
+          <w:sz w:val="44"/>
+          <w:szCs w:val="44"/>
+        </w:rPr>
+        <w:t>&lt;T&gt;</w:t>
+      </w:r>
+      <w:r>
+        <w:rPr>
+          <w:b/>
+          <w:bCs/>
+          <w:sz w:val="44"/>
+          <w:szCs w:val="44"/>
+        </w:rPr>
+        <w:t xml:space="preserve">vs </w:t>
+      </w:r>
+      <w:proofErr w:type="spellStart"/>
+      <w:proofErr w:type="gramStart"/>
+      <w:r>
+        <w:rPr>
+          <w:b/>
+          <w:bCs/>
+          <w:sz w:val="44"/>
+          <w:szCs w:val="44"/>
+        </w:rPr>
+        <w:t>ListIterator</w:t>
+      </w:r>
+      <w:proofErr w:type="spellEnd"/>
+      <w:r>
+        <w:rPr>
+          <w:b/>
+          <w:bCs/>
+          <w:sz w:val="44"/>
+          <w:szCs w:val="44"/>
+        </w:rPr>
+        <w:t>.</w:t>
+      </w:r>
+      <w:r>
+        <w:rPr>
+          <w:b/>
+          <w:bCs/>
+          <w:sz w:val="44"/>
+          <w:szCs w:val="44"/>
+        </w:rPr>
+        <w:t>&lt;</w:t>
+      </w:r>
+      <w:proofErr w:type="gramEnd"/>
+      <w:r>
+        <w:rPr>
+          <w:b/>
+          <w:bCs/>
+          <w:sz w:val="44"/>
+          <w:szCs w:val="44"/>
+        </w:rPr>
+        <w:t>T&gt;</w:t>
+      </w:r>
+    </w:p>
+    <w:p>
+      <w:pPr>
+        <w:rPr>
+          <w:b/>
+          <w:bCs/>
+          <w:sz w:val="44"/>
+          <w:szCs w:val="44"/>
+        </w:rPr>
+      </w:pPr>
+      <w:proofErr w:type="gramStart"/>
+      <w:r>
+        <w:rPr>
+          <w:b/>
+          <w:bCs/>
+          <w:sz w:val="44"/>
+          <w:szCs w:val="44"/>
+        </w:rPr>
+        <w:t>124).remove</w:t>
+      </w:r>
+      <w:proofErr w:type="gramEnd"/>
+      <w:r>
+        <w:rPr>
+          <w:b/>
+          <w:bCs/>
+          <w:sz w:val="44"/>
+          <w:szCs w:val="44"/>
+        </w:rPr>
+        <w:t>() in Iteration.</w:t>
+      </w:r>
+    </w:p>
+    <w:p>
+      <w:pPr>
+        <w:rPr>
+          <w:b/>
+          <w:bCs/>
+          <w:sz w:val="44"/>
+          <w:szCs w:val="44"/>
+        </w:rPr>
+      </w:pPr>
+      <w:r>
+        <w:rPr>
+          <w:b/>
+          <w:bCs/>
+          <w:sz w:val="44"/>
+          <w:szCs w:val="44"/>
+        </w:rPr>
+        <w:t xml:space="preserve">125) Traversing backward in the </w:t>
+      </w:r>
+      <w:proofErr w:type="spellStart"/>
+      <w:r>
+        <w:rPr>
+          <w:b/>
+          <w:bCs/>
+          <w:sz w:val="44"/>
+          <w:szCs w:val="44"/>
+        </w:rPr>
+        <w:t>ListIterator</w:t>
+      </w:r>
+      <w:proofErr w:type="spellEnd"/>
+      <w:r>
+        <w:rPr>
+          <w:b/>
+          <w:bCs/>
+          <w:sz w:val="44"/>
+          <w:szCs w:val="44"/>
+        </w:rPr>
+        <w:t>&lt;T&gt;</w:t>
       </w:r>
     </w:p>
     <w:p>

--- a/Core_JAVA_Interview.docx
+++ b/Core_JAVA_Interview.docx
@@ -37,8 +37,52 @@
           <w:sz w:val="44"/>
           <w:szCs w:val="44"/>
         </w:rPr>
-        <w:t>1)what is jvm,jdk, jre ?</w:t>
-      </w:r>
+        <w:t xml:space="preserve">1)what is </w:t>
+      </w:r>
+      <w:proofErr w:type="spellStart"/>
+      <w:proofErr w:type="gramStart"/>
+      <w:r>
+        <w:rPr>
+          <w:b/>
+          <w:bCs/>
+          <w:sz w:val="44"/>
+          <w:szCs w:val="44"/>
+        </w:rPr>
+        <w:t>jvm,jdk</w:t>
+      </w:r>
+      <w:proofErr w:type="spellEnd"/>
+      <w:proofErr w:type="gramEnd"/>
+      <w:r>
+        <w:rPr>
+          <w:b/>
+          <w:bCs/>
+          <w:sz w:val="44"/>
+          <w:szCs w:val="44"/>
+        </w:rPr>
+        <w:t xml:space="preserve">, </w:t>
+      </w:r>
+      <w:proofErr w:type="spellStart"/>
+      <w:proofErr w:type="gramStart"/>
+      <w:r>
+        <w:rPr>
+          <w:b/>
+          <w:bCs/>
+          <w:sz w:val="44"/>
+          <w:szCs w:val="44"/>
+        </w:rPr>
+        <w:t>jre</w:t>
+      </w:r>
+      <w:proofErr w:type="spellEnd"/>
+      <w:r>
+        <w:rPr>
+          <w:b/>
+          <w:bCs/>
+          <w:sz w:val="44"/>
+          <w:szCs w:val="44"/>
+        </w:rPr>
+        <w:t xml:space="preserve"> ?</w:t>
+      </w:r>
+      <w:proofErr w:type="gramEnd"/>
     </w:p>
     <w:p>
       <w:pPr>
@@ -66,8 +110,38 @@
           <w:szCs w:val="44"/>
         </w:rPr>
         <w:br/>
-        <w:t>3)is java interpreted or compiled language ?</w:t>
-      </w:r>
+      </w:r>
+      <w:proofErr w:type="gramStart"/>
+      <w:r>
+        <w:rPr>
+          <w:b/>
+          <w:bCs/>
+          <w:sz w:val="44"/>
+          <w:szCs w:val="44"/>
+        </w:rPr>
+        <w:t>3)is</w:t>
+      </w:r>
+      <w:proofErr w:type="gramEnd"/>
+      <w:r>
+        <w:rPr>
+          <w:b/>
+          <w:bCs/>
+          <w:sz w:val="44"/>
+          <w:szCs w:val="44"/>
+        </w:rPr>
+        <w:t xml:space="preserve"> java interpreted or compiled </w:t>
+      </w:r>
+      <w:proofErr w:type="gramStart"/>
+      <w:r>
+        <w:rPr>
+          <w:b/>
+          <w:bCs/>
+          <w:sz w:val="44"/>
+          <w:szCs w:val="44"/>
+        </w:rPr>
+        <w:t>language ?</w:t>
+      </w:r>
+      <w:proofErr w:type="gramEnd"/>
     </w:p>
     <w:p>
       <w:pPr>
@@ -104,7 +178,27 @@
           <w:sz w:val="44"/>
           <w:szCs w:val="44"/>
         </w:rPr>
-        <w:t>5) Primitive vs. Non-Primitive.</w:t>
+        <w:t xml:space="preserve">5) Primitive vs. </w:t>
+      </w:r>
+      <w:proofErr w:type="gramStart"/>
+      <w:r>
+        <w:rPr>
+          <w:b/>
+          <w:bCs/>
+          <w:sz w:val="44"/>
+          <w:szCs w:val="44"/>
+        </w:rPr>
+        <w:t>Non-Primitive</w:t>
+      </w:r>
+      <w:proofErr w:type="gramEnd"/>
+      <w:r>
+        <w:rPr>
+          <w:b/>
+          <w:bCs/>
+          <w:sz w:val="44"/>
+          <w:szCs w:val="44"/>
+        </w:rPr>
+        <w:t>.</w:t>
       </w:r>
     </w:p>
     <w:p>
@@ -161,8 +255,19 @@
           <w:sz w:val="44"/>
           <w:szCs w:val="44"/>
         </w:rPr>
-        <w:t>8)what is narrowing and what is widening ?</w:t>
-      </w:r>
+        <w:t xml:space="preserve">8)what is narrowing and what is </w:t>
+      </w:r>
+      <w:proofErr w:type="gramStart"/>
+      <w:r>
+        <w:rPr>
+          <w:b/>
+          <w:bCs/>
+          <w:sz w:val="44"/>
+          <w:szCs w:val="44"/>
+        </w:rPr>
+        <w:t>widening ?</w:t>
+      </w:r>
+      <w:proofErr w:type="gramEnd"/>
     </w:p>
     <w:p>
       <w:pPr>
@@ -199,8 +304,19 @@
           <w:sz w:val="44"/>
           <w:szCs w:val="44"/>
         </w:rPr>
-        <w:t>10) different types of ARRAYS in java ?</w:t>
-      </w:r>
+        <w:t xml:space="preserve">10) different types of ARRAYS in </w:t>
+      </w:r>
+      <w:proofErr w:type="gramStart"/>
+      <w:r>
+        <w:rPr>
+          <w:b/>
+          <w:bCs/>
+          <w:sz w:val="44"/>
+          <w:szCs w:val="44"/>
+        </w:rPr>
+        <w:t>java ?</w:t>
+      </w:r>
+      <w:proofErr w:type="gramEnd"/>
     </w:p>
     <w:p>
       <w:pPr>
@@ -228,46 +344,87 @@
           <w:szCs w:val="44"/>
         </w:rPr>
         <w:br/>
-        <w:t>12)W.A.P. to swap two numbers without the third variable.</w:t>
-      </w:r>
-    </w:p>
-    <w:p>
-      <w:pPr>
-        <w:rPr>
-          <w:b/>
-          <w:bCs/>
-          <w:sz w:val="44"/>
-          <w:szCs w:val="44"/>
-        </w:rPr>
-      </w:pPr>
-      <w:r>
-        <w:rPr>
-          <w:b/>
-          <w:bCs/>
-          <w:sz w:val="44"/>
-          <w:szCs w:val="44"/>
-        </w:rPr>
-        <w:t>13) What is String in JAVA ?</w:t>
-      </w:r>
-    </w:p>
-    <w:p>
-      <w:pPr>
-        <w:rPr>
-          <w:b/>
-          <w:bCs/>
-          <w:sz w:val="44"/>
-          <w:szCs w:val="44"/>
-        </w:rPr>
-      </w:pPr>
-      <w:r>
-        <w:rPr>
-          <w:b/>
-          <w:bCs/>
-          <w:sz w:val="44"/>
-          <w:szCs w:val="44"/>
-        </w:rPr>
-        <w:t>14) What is String constant pool in JAVA ?</w:t>
-      </w:r>
+      </w:r>
+      <w:proofErr w:type="gramStart"/>
+      <w:r>
+        <w:rPr>
+          <w:b/>
+          <w:bCs/>
+          <w:sz w:val="44"/>
+          <w:szCs w:val="44"/>
+        </w:rPr>
+        <w:t>12)W.A.P.</w:t>
+      </w:r>
+      <w:proofErr w:type="gramEnd"/>
+      <w:r>
+        <w:rPr>
+          <w:b/>
+          <w:bCs/>
+          <w:sz w:val="44"/>
+          <w:szCs w:val="44"/>
+        </w:rPr>
+        <w:t xml:space="preserve"> to swap two numbers without the third variable.</w:t>
+      </w:r>
+    </w:p>
+    <w:p>
+      <w:pPr>
+        <w:rPr>
+          <w:b/>
+          <w:bCs/>
+          <w:sz w:val="44"/>
+          <w:szCs w:val="44"/>
+        </w:rPr>
+      </w:pPr>
+      <w:r>
+        <w:rPr>
+          <w:b/>
+          <w:bCs/>
+          <w:sz w:val="44"/>
+          <w:szCs w:val="44"/>
+        </w:rPr>
+        <w:t xml:space="preserve">13) What is String in </w:t>
+      </w:r>
+      <w:proofErr w:type="gramStart"/>
+      <w:r>
+        <w:rPr>
+          <w:b/>
+          <w:bCs/>
+          <w:sz w:val="44"/>
+          <w:szCs w:val="44"/>
+        </w:rPr>
+        <w:t>JAVA ?</w:t>
+      </w:r>
+      <w:proofErr w:type="gramEnd"/>
+    </w:p>
+    <w:p>
+      <w:pPr>
+        <w:rPr>
+          <w:b/>
+          <w:bCs/>
+          <w:sz w:val="44"/>
+          <w:szCs w:val="44"/>
+        </w:rPr>
+      </w:pPr>
+      <w:r>
+        <w:rPr>
+          <w:b/>
+          <w:bCs/>
+          <w:sz w:val="44"/>
+          <w:szCs w:val="44"/>
+        </w:rPr>
+        <w:t xml:space="preserve">14) What is String constant pool in </w:t>
+      </w:r>
+      <w:proofErr w:type="gramStart"/>
+      <w:r>
+        <w:rPr>
+          <w:b/>
+          <w:bCs/>
+          <w:sz w:val="44"/>
+          <w:szCs w:val="44"/>
+        </w:rPr>
+        <w:t>JAVA ?</w:t>
+      </w:r>
+      <w:proofErr w:type="gramEnd"/>
     </w:p>
     <w:p>
       <w:pPr>
@@ -286,7 +443,58 @@
           <w:szCs w:val="44"/>
         </w:rPr>
         <w:lastRenderedPageBreak/>
-        <w:t>15) String.vs. StringBuffer . vs. StringBuilder in JAVA.</w:t>
+        <w:t xml:space="preserve">15) </w:t>
+      </w:r>
+      <w:proofErr w:type="spellStart"/>
+      <w:r>
+        <w:rPr>
+          <w:b/>
+          <w:bCs/>
+          <w:sz w:val="44"/>
+          <w:szCs w:val="44"/>
+        </w:rPr>
+        <w:t>String.vs</w:t>
+      </w:r>
+      <w:proofErr w:type="spellEnd"/>
+      <w:r>
+        <w:rPr>
+          <w:b/>
+          <w:bCs/>
+          <w:sz w:val="44"/>
+          <w:szCs w:val="44"/>
+        </w:rPr>
+        <w:t xml:space="preserve">. </w:t>
+      </w:r>
+      <w:proofErr w:type="spellStart"/>
+      <w:proofErr w:type="gramStart"/>
+      <w:r>
+        <w:rPr>
+          <w:b/>
+          <w:bCs/>
+          <w:sz w:val="44"/>
+          <w:szCs w:val="44"/>
+        </w:rPr>
+        <w:t>StringBuffer</w:t>
+      </w:r>
+      <w:proofErr w:type="spellEnd"/>
+      <w:r>
+        <w:rPr>
+          <w:b/>
+          <w:bCs/>
+          <w:sz w:val="44"/>
+          <w:szCs w:val="44"/>
+        </w:rPr>
+        <w:t xml:space="preserve"> .</w:t>
+      </w:r>
+      <w:proofErr w:type="gramEnd"/>
+      <w:r>
+        <w:rPr>
+          <w:b/>
+          <w:bCs/>
+          <w:sz w:val="44"/>
+          <w:szCs w:val="44"/>
+        </w:rPr>
+        <w:t xml:space="preserve"> vs. StringBuilder in JAVA.</w:t>
       </w:r>
     </w:p>
     <w:p>
@@ -534,7 +742,27 @@
           <w:sz w:val="44"/>
           <w:szCs w:val="44"/>
         </w:rPr>
-        <w:t>28)explain difference between this call and this();</w:t>
+        <w:t xml:space="preserve">28)explain difference between this call and </w:t>
+      </w:r>
+      <w:proofErr w:type="gramStart"/>
+      <w:r>
+        <w:rPr>
+          <w:b/>
+          <w:bCs/>
+          <w:sz w:val="44"/>
+          <w:szCs w:val="44"/>
+        </w:rPr>
+        <w:t>this(</w:t>
+      </w:r>
+      <w:proofErr w:type="gramEnd"/>
+      <w:r>
+        <w:rPr>
+          <w:b/>
+          <w:bCs/>
+          <w:sz w:val="44"/>
+          <w:szCs w:val="44"/>
+        </w:rPr>
+        <w:t>);</w:t>
       </w:r>
     </w:p>
     <w:p>
@@ -591,7 +819,27 @@
           <w:sz w:val="44"/>
           <w:szCs w:val="44"/>
         </w:rPr>
-        <w:t>31)explain the super call in the context of constructor , method and variable.</w:t>
+        <w:t xml:space="preserve">31)explain the super call in the context of </w:t>
+      </w:r>
+      <w:proofErr w:type="gramStart"/>
+      <w:r>
+        <w:rPr>
+          <w:b/>
+          <w:bCs/>
+          <w:sz w:val="44"/>
+          <w:szCs w:val="44"/>
+        </w:rPr>
+        <w:t>constructor ,</w:t>
+      </w:r>
+      <w:proofErr w:type="gramEnd"/>
+      <w:r>
+        <w:rPr>
+          <w:b/>
+          <w:bCs/>
+          <w:sz w:val="44"/>
+          <w:szCs w:val="44"/>
+        </w:rPr>
+        <w:t xml:space="preserve"> method and variable.</w:t>
       </w:r>
     </w:p>
     <w:p>
@@ -687,7 +935,27 @@
           <w:szCs w:val="44"/>
         </w:rPr>
         <w:lastRenderedPageBreak/>
-        <w:t>36)W.A.P to demonstrate over-riding vs. runtime polymorphism.</w:t>
+        <w:t>36)W.</w:t>
+      </w:r>
+      <w:proofErr w:type="gramStart"/>
+      <w:r>
+        <w:rPr>
+          <w:b/>
+          <w:bCs/>
+          <w:sz w:val="44"/>
+          <w:szCs w:val="44"/>
+        </w:rPr>
+        <w:t>A.P</w:t>
+      </w:r>
+      <w:proofErr w:type="gramEnd"/>
+      <w:r>
+        <w:rPr>
+          <w:b/>
+          <w:bCs/>
+          <w:sz w:val="44"/>
+          <w:szCs w:val="44"/>
+        </w:rPr>
+        <w:t xml:space="preserve"> to demonstrate over-riding vs. runtime polymorphism.</w:t>
       </w:r>
     </w:p>
     <w:p>
@@ -718,14 +986,25 @@
           <w:szCs w:val="44"/>
         </w:rPr>
       </w:pPr>
-      <w:r>
-        <w:rPr>
-          <w:b/>
-          <w:bCs/>
-          <w:sz w:val="44"/>
-          <w:szCs w:val="44"/>
-        </w:rPr>
-        <w:t>38 ) types and order of access modifiers from less to more secure. Prove it with the codes.</w:t>
+      <w:proofErr w:type="gramStart"/>
+      <w:r>
+        <w:rPr>
+          <w:b/>
+          <w:bCs/>
+          <w:sz w:val="44"/>
+          <w:szCs w:val="44"/>
+        </w:rPr>
+        <w:t>38 )</w:t>
+      </w:r>
+      <w:proofErr w:type="gramEnd"/>
+      <w:r>
+        <w:rPr>
+          <w:b/>
+          <w:bCs/>
+          <w:sz w:val="44"/>
+          <w:szCs w:val="44"/>
+        </w:rPr>
+        <w:t xml:space="preserve"> types and order of access modifiers from less to more secure. Prove it with the codes.</w:t>
       </w:r>
     </w:p>
     <w:p>
@@ -782,27 +1061,58 @@
           <w:sz w:val="44"/>
           <w:szCs w:val="44"/>
         </w:rPr>
-        <w:t>41)what is the relation between access modifiers and Overriding.</w:t>
-      </w:r>
-    </w:p>
-    <w:p>
-      <w:pPr>
-        <w:rPr>
-          <w:b/>
-          <w:bCs/>
-          <w:sz w:val="44"/>
-          <w:szCs w:val="44"/>
-        </w:rPr>
-      </w:pPr>
-      <w:r>
-        <w:rPr>
-          <w:b/>
-          <w:bCs/>
-          <w:sz w:val="44"/>
-          <w:szCs w:val="44"/>
-        </w:rPr>
-        <w:t>42)what is abstraction ?</w:t>
-      </w:r>
+        <w:t xml:space="preserve">41)what is the relation between access modifiers and </w:t>
+      </w:r>
+      <w:proofErr w:type="gramStart"/>
+      <w:r>
+        <w:rPr>
+          <w:b/>
+          <w:bCs/>
+          <w:sz w:val="44"/>
+          <w:szCs w:val="44"/>
+        </w:rPr>
+        <w:t>Overriding</w:t>
+      </w:r>
+      <w:proofErr w:type="gramEnd"/>
+      <w:r>
+        <w:rPr>
+          <w:b/>
+          <w:bCs/>
+          <w:sz w:val="44"/>
+          <w:szCs w:val="44"/>
+        </w:rPr>
+        <w:t>.</w:t>
+      </w:r>
+    </w:p>
+    <w:p>
+      <w:pPr>
+        <w:rPr>
+          <w:b/>
+          <w:bCs/>
+          <w:sz w:val="44"/>
+          <w:szCs w:val="44"/>
+        </w:rPr>
+      </w:pPr>
+      <w:r>
+        <w:rPr>
+          <w:b/>
+          <w:bCs/>
+          <w:sz w:val="44"/>
+          <w:szCs w:val="44"/>
+        </w:rPr>
+        <w:t xml:space="preserve">42)what is </w:t>
+      </w:r>
+      <w:proofErr w:type="gramStart"/>
+      <w:r>
+        <w:rPr>
+          <w:b/>
+          <w:bCs/>
+          <w:sz w:val="44"/>
+          <w:szCs w:val="44"/>
+        </w:rPr>
+        <w:t>abstraction ?</w:t>
+      </w:r>
+      <w:proofErr w:type="gramEnd"/>
     </w:p>
     <w:p>
       <w:pPr>
@@ -953,7 +1263,27 @@
           <w:sz w:val="44"/>
           <w:szCs w:val="44"/>
         </w:rPr>
-        <w:t>49)default and static methods in java 8 i/f.</w:t>
+        <w:t xml:space="preserve">49)default and static methods in java 8 </w:t>
+      </w:r>
+      <w:proofErr w:type="spellStart"/>
+      <w:r>
+        <w:rPr>
+          <w:b/>
+          <w:bCs/>
+          <w:sz w:val="44"/>
+          <w:szCs w:val="44"/>
+        </w:rPr>
+        <w:t>i</w:t>
+      </w:r>
+      <w:proofErr w:type="spellEnd"/>
+      <w:r>
+        <w:rPr>
+          <w:b/>
+          <w:bCs/>
+          <w:sz w:val="44"/>
+          <w:szCs w:val="44"/>
+        </w:rPr>
+        <w:t>/f.</w:t>
       </w:r>
     </w:p>
     <w:p>
@@ -1010,26 +1340,77 @@
           <w:sz w:val="44"/>
           <w:szCs w:val="44"/>
         </w:rPr>
-        <w:t>52)What is functional i/f.</w:t>
-      </w:r>
-    </w:p>
-    <w:p>
-      <w:pPr>
-        <w:rPr>
-          <w:b/>
-          <w:bCs/>
-          <w:sz w:val="44"/>
-          <w:szCs w:val="44"/>
-        </w:rPr>
-      </w:pPr>
-      <w:r>
-        <w:rPr>
-          <w:b/>
-          <w:bCs/>
-          <w:sz w:val="44"/>
-          <w:szCs w:val="44"/>
-        </w:rPr>
-        <w:t>53) how do you invoke a method of  i/f with anonymous class.</w:t>
+        <w:t xml:space="preserve">52)What is functional </w:t>
+      </w:r>
+      <w:proofErr w:type="spellStart"/>
+      <w:r>
+        <w:rPr>
+          <w:b/>
+          <w:bCs/>
+          <w:sz w:val="44"/>
+          <w:szCs w:val="44"/>
+        </w:rPr>
+        <w:t>i</w:t>
+      </w:r>
+      <w:proofErr w:type="spellEnd"/>
+      <w:r>
+        <w:rPr>
+          <w:b/>
+          <w:bCs/>
+          <w:sz w:val="44"/>
+          <w:szCs w:val="44"/>
+        </w:rPr>
+        <w:t>/f.</w:t>
+      </w:r>
+    </w:p>
+    <w:p>
+      <w:pPr>
+        <w:rPr>
+          <w:b/>
+          <w:bCs/>
+          <w:sz w:val="44"/>
+          <w:szCs w:val="44"/>
+        </w:rPr>
+      </w:pPr>
+      <w:r>
+        <w:rPr>
+          <w:b/>
+          <w:bCs/>
+          <w:sz w:val="44"/>
+          <w:szCs w:val="44"/>
+        </w:rPr>
+        <w:t xml:space="preserve">53) how do you invoke a method </w:t>
+      </w:r>
+      <w:proofErr w:type="gramStart"/>
+      <w:r>
+        <w:rPr>
+          <w:b/>
+          <w:bCs/>
+          <w:sz w:val="44"/>
+          <w:szCs w:val="44"/>
+        </w:rPr>
+        <w:t xml:space="preserve">of  </w:t>
+      </w:r>
+      <w:proofErr w:type="spellStart"/>
+      <w:r>
+        <w:rPr>
+          <w:b/>
+          <w:bCs/>
+          <w:sz w:val="44"/>
+          <w:szCs w:val="44"/>
+        </w:rPr>
+        <w:t>i</w:t>
+      </w:r>
+      <w:proofErr w:type="spellEnd"/>
+      <w:proofErr w:type="gramEnd"/>
+      <w:r>
+        <w:rPr>
+          <w:b/>
+          <w:bCs/>
+          <w:sz w:val="44"/>
+          <w:szCs w:val="44"/>
+        </w:rPr>
+        <w:t>/f with anonymous class.</w:t>
       </w:r>
     </w:p>
     <w:p>
@@ -1095,7 +1476,69 @@
           <w:sz w:val="44"/>
           <w:szCs w:val="44"/>
         </w:rPr>
-        <w:t>56) ToString() and getClass()</w:t>
+        <w:t xml:space="preserve">56) </w:t>
+      </w:r>
+      <w:proofErr w:type="spellStart"/>
+      <w:proofErr w:type="gramStart"/>
+      <w:r>
+        <w:rPr>
+          <w:b/>
+          <w:bCs/>
+          <w:sz w:val="44"/>
+          <w:szCs w:val="44"/>
+        </w:rPr>
+        <w:t>ToString</w:t>
+      </w:r>
+      <w:proofErr w:type="spellEnd"/>
+      <w:r>
+        <w:rPr>
+          <w:b/>
+          <w:bCs/>
+          <w:sz w:val="44"/>
+          <w:szCs w:val="44"/>
+        </w:rPr>
+        <w:t>(</w:t>
+      </w:r>
+      <w:proofErr w:type="gramEnd"/>
+      <w:r>
+        <w:rPr>
+          <w:b/>
+          <w:bCs/>
+          <w:sz w:val="44"/>
+          <w:szCs w:val="44"/>
+        </w:rPr>
+        <w:t xml:space="preserve">) and </w:t>
+      </w:r>
+      <w:proofErr w:type="spellStart"/>
+      <w:proofErr w:type="gramStart"/>
+      <w:r>
+        <w:rPr>
+          <w:b/>
+          <w:bCs/>
+          <w:sz w:val="44"/>
+          <w:szCs w:val="44"/>
+        </w:rPr>
+        <w:t>getClass</w:t>
+      </w:r>
+      <w:proofErr w:type="spellEnd"/>
+      <w:r>
+        <w:rPr>
+          <w:b/>
+          <w:bCs/>
+          <w:sz w:val="44"/>
+          <w:szCs w:val="44"/>
+        </w:rPr>
+        <w:t>(</w:t>
+      </w:r>
+      <w:proofErr w:type="gramEnd"/>
+      <w:r>
+        <w:rPr>
+          <w:b/>
+          <w:bCs/>
+          <w:sz w:val="44"/>
+          <w:szCs w:val="44"/>
+        </w:rPr>
+        <w:t>)</w:t>
       </w:r>
     </w:p>
     <w:p>
@@ -1143,27 +1586,58 @@
           <w:sz w:val="44"/>
           <w:szCs w:val="44"/>
         </w:rPr>
-        <w:t>58)is it compulsory to write the catch block with try ? explain.</w:t>
-      </w:r>
-    </w:p>
-    <w:p>
-      <w:pPr>
-        <w:rPr>
-          <w:b/>
-          <w:bCs/>
-          <w:sz w:val="44"/>
-          <w:szCs w:val="44"/>
-        </w:rPr>
-      </w:pPr>
-      <w:r>
-        <w:rPr>
-          <w:b/>
-          <w:bCs/>
-          <w:sz w:val="44"/>
-          <w:szCs w:val="44"/>
-        </w:rPr>
-        <w:t>59)can we write consecutive try/ finally blocks ?</w:t>
-      </w:r>
+        <w:t xml:space="preserve">58)is it compulsory to write the catch block with </w:t>
+      </w:r>
+      <w:proofErr w:type="gramStart"/>
+      <w:r>
+        <w:rPr>
+          <w:b/>
+          <w:bCs/>
+          <w:sz w:val="44"/>
+          <w:szCs w:val="44"/>
+        </w:rPr>
+        <w:t>try ?</w:t>
+      </w:r>
+      <w:proofErr w:type="gramEnd"/>
+      <w:r>
+        <w:rPr>
+          <w:b/>
+          <w:bCs/>
+          <w:sz w:val="44"/>
+          <w:szCs w:val="44"/>
+        </w:rPr>
+        <w:t xml:space="preserve"> explain.</w:t>
+      </w:r>
+    </w:p>
+    <w:p>
+      <w:pPr>
+        <w:rPr>
+          <w:b/>
+          <w:bCs/>
+          <w:sz w:val="44"/>
+          <w:szCs w:val="44"/>
+        </w:rPr>
+      </w:pPr>
+      <w:r>
+        <w:rPr>
+          <w:b/>
+          <w:bCs/>
+          <w:sz w:val="44"/>
+          <w:szCs w:val="44"/>
+        </w:rPr>
+        <w:t xml:space="preserve">59)can we write consecutive try/ finally </w:t>
+      </w:r>
+      <w:proofErr w:type="gramStart"/>
+      <w:r>
+        <w:rPr>
+          <w:b/>
+          <w:bCs/>
+          <w:sz w:val="44"/>
+          <w:szCs w:val="44"/>
+        </w:rPr>
+        <w:t>blocks ?</w:t>
+      </w:r>
+      <w:proofErr w:type="gramEnd"/>
     </w:p>
     <w:p>
       <w:pPr>
@@ -1200,26 +1674,77 @@
           <w:sz w:val="44"/>
           <w:szCs w:val="44"/>
         </w:rPr>
-        <w:t>61)will finally always get executed ?</w:t>
-      </w:r>
-    </w:p>
-    <w:p>
-      <w:pPr>
-        <w:rPr>
-          <w:b/>
-          <w:bCs/>
-          <w:sz w:val="44"/>
-          <w:szCs w:val="44"/>
-        </w:rPr>
-      </w:pPr>
-      <w:r>
-        <w:rPr>
-          <w:b/>
-          <w:bCs/>
-          <w:sz w:val="44"/>
-          <w:szCs w:val="44"/>
-        </w:rPr>
-        <w:t>62)why it’s compulsory to handle checked(Compile) time exceptions at compile time? But optional to handle unchecked(Runtime) exceptions at compile time?</w:t>
+        <w:t xml:space="preserve">61)will finally always get </w:t>
+      </w:r>
+      <w:proofErr w:type="gramStart"/>
+      <w:r>
+        <w:rPr>
+          <w:b/>
+          <w:bCs/>
+          <w:sz w:val="44"/>
+          <w:szCs w:val="44"/>
+        </w:rPr>
+        <w:t>executed ?</w:t>
+      </w:r>
+      <w:proofErr w:type="gramEnd"/>
+    </w:p>
+    <w:p>
+      <w:pPr>
+        <w:rPr>
+          <w:b/>
+          <w:bCs/>
+          <w:sz w:val="44"/>
+          <w:szCs w:val="44"/>
+        </w:rPr>
+      </w:pPr>
+      <w:r>
+        <w:rPr>
+          <w:b/>
+          <w:bCs/>
+          <w:sz w:val="44"/>
+          <w:szCs w:val="44"/>
+        </w:rPr>
+        <w:t xml:space="preserve">62)why it’s compulsory to handle </w:t>
+      </w:r>
+      <w:proofErr w:type="gramStart"/>
+      <w:r>
+        <w:rPr>
+          <w:b/>
+          <w:bCs/>
+          <w:sz w:val="44"/>
+          <w:szCs w:val="44"/>
+        </w:rPr>
+        <w:t>checked(</w:t>
+      </w:r>
+      <w:proofErr w:type="gramEnd"/>
+      <w:r>
+        <w:rPr>
+          <w:b/>
+          <w:bCs/>
+          <w:sz w:val="44"/>
+          <w:szCs w:val="44"/>
+        </w:rPr>
+        <w:t xml:space="preserve">Compile) time exceptions at compile time? But optional to handle </w:t>
+      </w:r>
+      <w:proofErr w:type="gramStart"/>
+      <w:r>
+        <w:rPr>
+          <w:b/>
+          <w:bCs/>
+          <w:sz w:val="44"/>
+          <w:szCs w:val="44"/>
+        </w:rPr>
+        <w:t>unchecked(</w:t>
+      </w:r>
+      <w:proofErr w:type="gramEnd"/>
+      <w:r>
+        <w:rPr>
+          <w:b/>
+          <w:bCs/>
+          <w:sz w:val="44"/>
+          <w:szCs w:val="44"/>
+        </w:rPr>
+        <w:t>Runtime) exceptions at compile time?</w:t>
       </w:r>
     </w:p>
     <w:p>
@@ -1257,26 +1782,77 @@
           <w:sz w:val="44"/>
           <w:szCs w:val="44"/>
         </w:rPr>
-        <w:t>64)when to use the throw keyword ?</w:t>
-      </w:r>
-    </w:p>
-    <w:p>
-      <w:pPr>
-        <w:rPr>
-          <w:b/>
-          <w:bCs/>
-          <w:sz w:val="44"/>
-          <w:szCs w:val="44"/>
-        </w:rPr>
-      </w:pPr>
-      <w:r>
-        <w:rPr>
-          <w:b/>
-          <w:bCs/>
-          <w:sz w:val="44"/>
-          <w:szCs w:val="44"/>
-        </w:rPr>
-        <w:t>65)can you throw the multiple exceptions from the single try block a)with overlapping logic. b)separate logic.</w:t>
+        <w:t xml:space="preserve">64)when to use the throw </w:t>
+      </w:r>
+      <w:proofErr w:type="gramStart"/>
+      <w:r>
+        <w:rPr>
+          <w:b/>
+          <w:bCs/>
+          <w:sz w:val="44"/>
+          <w:szCs w:val="44"/>
+        </w:rPr>
+        <w:t>keyword ?</w:t>
+      </w:r>
+      <w:proofErr w:type="gramEnd"/>
+    </w:p>
+    <w:p>
+      <w:pPr>
+        <w:rPr>
+          <w:b/>
+          <w:bCs/>
+          <w:sz w:val="44"/>
+          <w:szCs w:val="44"/>
+        </w:rPr>
+      </w:pPr>
+      <w:r>
+        <w:rPr>
+          <w:b/>
+          <w:bCs/>
+          <w:sz w:val="44"/>
+          <w:szCs w:val="44"/>
+        </w:rPr>
+        <w:t xml:space="preserve">65)can you throw the multiple exceptions from the single try block </w:t>
+      </w:r>
+      <w:proofErr w:type="gramStart"/>
+      <w:r>
+        <w:rPr>
+          <w:b/>
+          <w:bCs/>
+          <w:sz w:val="44"/>
+          <w:szCs w:val="44"/>
+        </w:rPr>
+        <w:t>a)with</w:t>
+      </w:r>
+      <w:proofErr w:type="gramEnd"/>
+      <w:r>
+        <w:rPr>
+          <w:b/>
+          <w:bCs/>
+          <w:sz w:val="44"/>
+          <w:szCs w:val="44"/>
+        </w:rPr>
+        <w:t xml:space="preserve"> overlapping logic. </w:t>
+      </w:r>
+      <w:proofErr w:type="gramStart"/>
+      <w:r>
+        <w:rPr>
+          <w:b/>
+          <w:bCs/>
+          <w:sz w:val="44"/>
+          <w:szCs w:val="44"/>
+        </w:rPr>
+        <w:t>b)separate</w:t>
+      </w:r>
+      <w:proofErr w:type="gramEnd"/>
+      <w:r>
+        <w:rPr>
+          <w:b/>
+          <w:bCs/>
+          <w:sz w:val="44"/>
+          <w:szCs w:val="44"/>
+        </w:rPr>
+        <w:t xml:space="preserve"> logic.</w:t>
       </w:r>
     </w:p>
     <w:p>
@@ -1305,27 +1881,98 @@
           <w:sz w:val="44"/>
           <w:szCs w:val="44"/>
         </w:rPr>
-        <w:t xml:space="preserve">Can we throw an Exception  from constructor ? </w:t>
-      </w:r>
-    </w:p>
-    <w:p>
-      <w:pPr>
-        <w:rPr>
-          <w:b/>
-          <w:bCs/>
-          <w:sz w:val="44"/>
-          <w:szCs w:val="44"/>
-        </w:rPr>
-      </w:pPr>
-      <w:r>
-        <w:rPr>
-          <w:b/>
-          <w:bCs/>
-          <w:sz w:val="44"/>
-          <w:szCs w:val="44"/>
-        </w:rPr>
-        <w:t>67)what is static block ? and it’s use ?</w:t>
-      </w:r>
+        <w:t xml:space="preserve">Can we throw an </w:t>
+      </w:r>
+      <w:proofErr w:type="gramStart"/>
+      <w:r>
+        <w:rPr>
+          <w:b/>
+          <w:bCs/>
+          <w:sz w:val="44"/>
+          <w:szCs w:val="44"/>
+        </w:rPr>
+        <w:t>Exception  from</w:t>
+      </w:r>
+      <w:proofErr w:type="gramEnd"/>
+      <w:r>
+        <w:rPr>
+          <w:b/>
+          <w:bCs/>
+          <w:sz w:val="44"/>
+          <w:szCs w:val="44"/>
+        </w:rPr>
+        <w:t xml:space="preserve"> </w:t>
+      </w:r>
+      <w:proofErr w:type="gramStart"/>
+      <w:r>
+        <w:rPr>
+          <w:b/>
+          <w:bCs/>
+          <w:sz w:val="44"/>
+          <w:szCs w:val="44"/>
+        </w:rPr>
+        <w:t>constructor ?</w:t>
+      </w:r>
+      <w:proofErr w:type="gramEnd"/>
+      <w:r>
+        <w:rPr>
+          <w:b/>
+          <w:bCs/>
+          <w:sz w:val="44"/>
+          <w:szCs w:val="44"/>
+        </w:rPr>
+        <w:t xml:space="preserve"> </w:t>
+      </w:r>
+    </w:p>
+    <w:p>
+      <w:pPr>
+        <w:rPr>
+          <w:b/>
+          <w:bCs/>
+          <w:sz w:val="44"/>
+          <w:szCs w:val="44"/>
+        </w:rPr>
+      </w:pPr>
+      <w:r>
+        <w:rPr>
+          <w:b/>
+          <w:bCs/>
+          <w:sz w:val="44"/>
+          <w:szCs w:val="44"/>
+        </w:rPr>
+        <w:t xml:space="preserve">67)what is static </w:t>
+      </w:r>
+      <w:proofErr w:type="gramStart"/>
+      <w:r>
+        <w:rPr>
+          <w:b/>
+          <w:bCs/>
+          <w:sz w:val="44"/>
+          <w:szCs w:val="44"/>
+        </w:rPr>
+        <w:t>block ?</w:t>
+      </w:r>
+      <w:proofErr w:type="gramEnd"/>
+      <w:r>
+        <w:rPr>
+          <w:b/>
+          <w:bCs/>
+          <w:sz w:val="44"/>
+          <w:szCs w:val="44"/>
+        </w:rPr>
+        <w:t xml:space="preserve"> and it’s </w:t>
+      </w:r>
+      <w:proofErr w:type="gramStart"/>
+      <w:r>
+        <w:rPr>
+          <w:b/>
+          <w:bCs/>
+          <w:sz w:val="44"/>
+          <w:szCs w:val="44"/>
+        </w:rPr>
+        <w:t>use ?</w:t>
+      </w:r>
+      <w:proofErr w:type="gramEnd"/>
     </w:p>
     <w:p>
       <w:pPr>
@@ -1371,64 +2018,219 @@
           <w:sz w:val="44"/>
           <w:szCs w:val="44"/>
         </w:rPr>
-        <w:t>69)What is .hashCode() and it’s significance?</w:t>
-      </w:r>
-    </w:p>
-    <w:p>
-      <w:pPr>
-        <w:rPr>
-          <w:b/>
-          <w:bCs/>
-          <w:sz w:val="44"/>
-          <w:szCs w:val="44"/>
-        </w:rPr>
-      </w:pPr>
-      <w:r>
-        <w:rPr>
-          <w:b/>
-          <w:bCs/>
-          <w:sz w:val="44"/>
-          <w:szCs w:val="44"/>
-        </w:rPr>
-        <w:t>70)what is .intern() method and String interning in java ?</w:t>
-      </w:r>
-    </w:p>
-    <w:p>
-      <w:pPr>
-        <w:rPr>
-          <w:b/>
-          <w:bCs/>
-          <w:sz w:val="44"/>
-          <w:szCs w:val="44"/>
-        </w:rPr>
-      </w:pPr>
-      <w:r>
-        <w:rPr>
-          <w:b/>
-          <w:bCs/>
-          <w:sz w:val="44"/>
-          <w:szCs w:val="44"/>
-        </w:rPr>
-        <w:t>71)how can we override the .hashCode()?</w:t>
-      </w:r>
-    </w:p>
-    <w:p>
-      <w:pPr>
-        <w:rPr>
-          <w:b/>
-          <w:bCs/>
-          <w:sz w:val="44"/>
-          <w:szCs w:val="44"/>
-        </w:rPr>
-      </w:pPr>
-      <w:r>
-        <w:rPr>
-          <w:b/>
-          <w:bCs/>
-          <w:sz w:val="44"/>
-          <w:szCs w:val="44"/>
-        </w:rPr>
-        <w:t>72) String class and  .hashCode() method.</w:t>
+        <w:t xml:space="preserve">69)What </w:t>
+      </w:r>
+      <w:proofErr w:type="gramStart"/>
+      <w:r>
+        <w:rPr>
+          <w:b/>
+          <w:bCs/>
+          <w:sz w:val="44"/>
+          <w:szCs w:val="44"/>
+        </w:rPr>
+        <w:t>is .</w:t>
+      </w:r>
+      <w:proofErr w:type="spellStart"/>
+      <w:r>
+        <w:rPr>
+          <w:b/>
+          <w:bCs/>
+          <w:sz w:val="44"/>
+          <w:szCs w:val="44"/>
+        </w:rPr>
+        <w:t>hashCode</w:t>
+      </w:r>
+      <w:proofErr w:type="spellEnd"/>
+      <w:proofErr w:type="gramEnd"/>
+      <w:r>
+        <w:rPr>
+          <w:b/>
+          <w:bCs/>
+          <w:sz w:val="44"/>
+          <w:szCs w:val="44"/>
+        </w:rPr>
+        <w:t xml:space="preserve">() and </w:t>
+      </w:r>
+      <w:proofErr w:type="spellStart"/>
+      <w:proofErr w:type="gramStart"/>
+      <w:r>
+        <w:rPr>
+          <w:b/>
+          <w:bCs/>
+          <w:sz w:val="44"/>
+          <w:szCs w:val="44"/>
+        </w:rPr>
+        <w:t>it’s</w:t>
+      </w:r>
+      <w:proofErr w:type="spellEnd"/>
+      <w:proofErr w:type="gramEnd"/>
+      <w:r>
+        <w:rPr>
+          <w:b/>
+          <w:bCs/>
+          <w:sz w:val="44"/>
+          <w:szCs w:val="44"/>
+        </w:rPr>
+        <w:t xml:space="preserve"> significance?</w:t>
+      </w:r>
+    </w:p>
+    <w:p>
+      <w:pPr>
+        <w:rPr>
+          <w:b/>
+          <w:bCs/>
+          <w:sz w:val="44"/>
+          <w:szCs w:val="44"/>
+        </w:rPr>
+      </w:pPr>
+      <w:r>
+        <w:rPr>
+          <w:b/>
+          <w:bCs/>
+          <w:sz w:val="44"/>
+          <w:szCs w:val="44"/>
+        </w:rPr>
+        <w:t xml:space="preserve">70)what </w:t>
+      </w:r>
+      <w:proofErr w:type="gramStart"/>
+      <w:r>
+        <w:rPr>
+          <w:b/>
+          <w:bCs/>
+          <w:sz w:val="44"/>
+          <w:szCs w:val="44"/>
+        </w:rPr>
+        <w:t>is .intern</w:t>
+      </w:r>
+      <w:proofErr w:type="gramEnd"/>
+      <w:r>
+        <w:rPr>
+          <w:b/>
+          <w:bCs/>
+          <w:sz w:val="44"/>
+          <w:szCs w:val="44"/>
+        </w:rPr>
+        <w:t xml:space="preserve">() method and String interning in </w:t>
+      </w:r>
+      <w:proofErr w:type="gramStart"/>
+      <w:r>
+        <w:rPr>
+          <w:b/>
+          <w:bCs/>
+          <w:sz w:val="44"/>
+          <w:szCs w:val="44"/>
+        </w:rPr>
+        <w:t>java ?</w:t>
+      </w:r>
+      <w:proofErr w:type="gramEnd"/>
+    </w:p>
+    <w:p>
+      <w:pPr>
+        <w:rPr>
+          <w:b/>
+          <w:bCs/>
+          <w:sz w:val="44"/>
+          <w:szCs w:val="44"/>
+        </w:rPr>
+      </w:pPr>
+      <w:r>
+        <w:rPr>
+          <w:b/>
+          <w:bCs/>
+          <w:sz w:val="44"/>
+          <w:szCs w:val="44"/>
+        </w:rPr>
+        <w:t xml:space="preserve">71)how can we override </w:t>
+      </w:r>
+      <w:proofErr w:type="gramStart"/>
+      <w:r>
+        <w:rPr>
+          <w:b/>
+          <w:bCs/>
+          <w:sz w:val="44"/>
+          <w:szCs w:val="44"/>
+        </w:rPr>
+        <w:t>the .</w:t>
+      </w:r>
+      <w:proofErr w:type="spellStart"/>
+      <w:r>
+        <w:rPr>
+          <w:b/>
+          <w:bCs/>
+          <w:sz w:val="44"/>
+          <w:szCs w:val="44"/>
+        </w:rPr>
+        <w:t>hashCode</w:t>
+      </w:r>
+      <w:proofErr w:type="spellEnd"/>
+      <w:proofErr w:type="gramEnd"/>
+      <w:r>
+        <w:rPr>
+          <w:b/>
+          <w:bCs/>
+          <w:sz w:val="44"/>
+          <w:szCs w:val="44"/>
+        </w:rPr>
+        <w:t>()?</w:t>
+      </w:r>
+    </w:p>
+    <w:p>
+      <w:pPr>
+        <w:rPr>
+          <w:b/>
+          <w:bCs/>
+          <w:sz w:val="44"/>
+          <w:szCs w:val="44"/>
+        </w:rPr>
+      </w:pPr>
+      <w:r>
+        <w:rPr>
+          <w:b/>
+          <w:bCs/>
+          <w:sz w:val="44"/>
+          <w:szCs w:val="44"/>
+        </w:rPr>
+        <w:t xml:space="preserve">72) String class </w:t>
+      </w:r>
+      <w:proofErr w:type="gramStart"/>
+      <w:r>
+        <w:rPr>
+          <w:b/>
+          <w:bCs/>
+          <w:sz w:val="44"/>
+          <w:szCs w:val="44"/>
+        </w:rPr>
+        <w:t>and  .</w:t>
+      </w:r>
+      <w:proofErr w:type="spellStart"/>
+      <w:r>
+        <w:rPr>
+          <w:b/>
+          <w:bCs/>
+          <w:sz w:val="44"/>
+          <w:szCs w:val="44"/>
+        </w:rPr>
+        <w:t>hashCode</w:t>
+      </w:r>
+      <w:proofErr w:type="spellEnd"/>
+      <w:r>
+        <w:rPr>
+          <w:b/>
+          <w:bCs/>
+          <w:sz w:val="44"/>
+          <w:szCs w:val="44"/>
+        </w:rPr>
+        <w:t>(</w:t>
+      </w:r>
+      <w:proofErr w:type="gramEnd"/>
+      <w:r>
+        <w:rPr>
+          <w:b/>
+          <w:bCs/>
+          <w:sz w:val="44"/>
+          <w:szCs w:val="44"/>
+        </w:rPr>
+        <w:t>) method.</w:t>
       </w:r>
     </w:p>
     <w:p>
@@ -1485,7 +2287,27 @@
           <w:sz w:val="44"/>
           <w:szCs w:val="44"/>
         </w:rPr>
-        <w:t>75) instanceof operator.</w:t>
+        <w:t xml:space="preserve">75) </w:t>
+      </w:r>
+      <w:proofErr w:type="spellStart"/>
+      <w:r>
+        <w:rPr>
+          <w:b/>
+          <w:bCs/>
+          <w:sz w:val="44"/>
+          <w:szCs w:val="44"/>
+        </w:rPr>
+        <w:t>instanceof</w:t>
+      </w:r>
+      <w:proofErr w:type="spellEnd"/>
+      <w:r>
+        <w:rPr>
+          <w:b/>
+          <w:bCs/>
+          <w:sz w:val="44"/>
+          <w:szCs w:val="44"/>
+        </w:rPr>
+        <w:t xml:space="preserve"> operator.</w:t>
       </w:r>
     </w:p>
     <w:p>
@@ -1523,8 +2345,39 @@
           <w:sz w:val="44"/>
           <w:szCs w:val="44"/>
         </w:rPr>
-        <w:t>77) what are the cases when finally does not execute ?</w:t>
-      </w:r>
+        <w:t xml:space="preserve">77) what are the cases when </w:t>
+      </w:r>
+      <w:proofErr w:type="gramStart"/>
+      <w:r>
+        <w:rPr>
+          <w:b/>
+          <w:bCs/>
+          <w:sz w:val="44"/>
+          <w:szCs w:val="44"/>
+        </w:rPr>
+        <w:t>finally</w:t>
+      </w:r>
+      <w:proofErr w:type="gramEnd"/>
+      <w:r>
+        <w:rPr>
+          <w:b/>
+          <w:bCs/>
+          <w:sz w:val="44"/>
+          <w:szCs w:val="44"/>
+        </w:rPr>
+        <w:t xml:space="preserve"> does not </w:t>
+      </w:r>
+      <w:proofErr w:type="gramStart"/>
+      <w:r>
+        <w:rPr>
+          <w:b/>
+          <w:bCs/>
+          <w:sz w:val="44"/>
+          <w:szCs w:val="44"/>
+        </w:rPr>
+        <w:t>execute ?</w:t>
+      </w:r>
+      <w:proofErr w:type="gramEnd"/>
     </w:p>
     <w:p>
       <w:pPr>
@@ -1581,84 +2434,292 @@
           <w:sz w:val="44"/>
           <w:szCs w:val="44"/>
         </w:rPr>
-        <w:t>80) what is .hashCode() and it’s significance ?</w:t>
-      </w:r>
-    </w:p>
-    <w:p>
-      <w:pPr>
-        <w:rPr>
-          <w:b/>
-          <w:bCs/>
-          <w:sz w:val="44"/>
-          <w:szCs w:val="44"/>
-        </w:rPr>
-      </w:pPr>
-      <w:r>
-        <w:rPr>
-          <w:b/>
-          <w:bCs/>
-          <w:sz w:val="44"/>
-          <w:szCs w:val="44"/>
-        </w:rPr>
-        <w:t>81) default behaviour of the .equals() in java ?</w:t>
-      </w:r>
-    </w:p>
-    <w:p>
-      <w:pPr>
-        <w:rPr>
-          <w:b/>
-          <w:bCs/>
-          <w:sz w:val="44"/>
-          <w:szCs w:val="44"/>
-        </w:rPr>
-      </w:pPr>
-      <w:r>
-        <w:rPr>
-          <w:b/>
-          <w:bCs/>
-          <w:sz w:val="44"/>
-          <w:szCs w:val="44"/>
-        </w:rPr>
-        <w:t>82) why does .equals() behaves differently in String class?</w:t>
-      </w:r>
-    </w:p>
-    <w:p>
-      <w:pPr>
-        <w:rPr>
-          <w:b/>
-          <w:bCs/>
-          <w:sz w:val="44"/>
-          <w:szCs w:val="44"/>
-        </w:rPr>
-      </w:pPr>
-      <w:r>
-        <w:rPr>
-          <w:b/>
-          <w:bCs/>
-          <w:sz w:val="44"/>
-          <w:szCs w:val="44"/>
-        </w:rPr>
-        <w:t>83)what is the contract between .equals() and .hashCode() in java ?</w:t>
-      </w:r>
-    </w:p>
-    <w:p>
-      <w:pPr>
-        <w:rPr>
-          <w:b/>
-          <w:bCs/>
-          <w:sz w:val="44"/>
-          <w:szCs w:val="44"/>
-        </w:rPr>
-      </w:pPr>
-      <w:r>
-        <w:rPr>
-          <w:b/>
-          <w:bCs/>
-          <w:sz w:val="44"/>
-          <w:szCs w:val="44"/>
-        </w:rPr>
-        <w:t>84) define :</w:t>
-      </w:r>
+        <w:t xml:space="preserve">80) what </w:t>
+      </w:r>
+      <w:proofErr w:type="gramStart"/>
+      <w:r>
+        <w:rPr>
+          <w:b/>
+          <w:bCs/>
+          <w:sz w:val="44"/>
+          <w:szCs w:val="44"/>
+        </w:rPr>
+        <w:t>is .</w:t>
+      </w:r>
+      <w:proofErr w:type="spellStart"/>
+      <w:r>
+        <w:rPr>
+          <w:b/>
+          <w:bCs/>
+          <w:sz w:val="44"/>
+          <w:szCs w:val="44"/>
+        </w:rPr>
+        <w:t>hashCode</w:t>
+      </w:r>
+      <w:proofErr w:type="spellEnd"/>
+      <w:proofErr w:type="gramEnd"/>
+      <w:r>
+        <w:rPr>
+          <w:b/>
+          <w:bCs/>
+          <w:sz w:val="44"/>
+          <w:szCs w:val="44"/>
+        </w:rPr>
+        <w:t xml:space="preserve">() and </w:t>
+      </w:r>
+      <w:proofErr w:type="spellStart"/>
+      <w:proofErr w:type="gramStart"/>
+      <w:r>
+        <w:rPr>
+          <w:b/>
+          <w:bCs/>
+          <w:sz w:val="44"/>
+          <w:szCs w:val="44"/>
+        </w:rPr>
+        <w:t>it’s</w:t>
+      </w:r>
+      <w:proofErr w:type="spellEnd"/>
+      <w:proofErr w:type="gramEnd"/>
+      <w:r>
+        <w:rPr>
+          <w:b/>
+          <w:bCs/>
+          <w:sz w:val="44"/>
+          <w:szCs w:val="44"/>
+        </w:rPr>
+        <w:t xml:space="preserve"> </w:t>
+      </w:r>
+      <w:proofErr w:type="gramStart"/>
+      <w:r>
+        <w:rPr>
+          <w:b/>
+          <w:bCs/>
+          <w:sz w:val="44"/>
+          <w:szCs w:val="44"/>
+        </w:rPr>
+        <w:t>significance ?</w:t>
+      </w:r>
+      <w:proofErr w:type="gramEnd"/>
+    </w:p>
+    <w:p>
+      <w:pPr>
+        <w:rPr>
+          <w:b/>
+          <w:bCs/>
+          <w:sz w:val="44"/>
+          <w:szCs w:val="44"/>
+        </w:rPr>
+      </w:pPr>
+      <w:r>
+        <w:rPr>
+          <w:b/>
+          <w:bCs/>
+          <w:sz w:val="44"/>
+          <w:szCs w:val="44"/>
+        </w:rPr>
+        <w:t xml:space="preserve">81) default </w:t>
+      </w:r>
+      <w:proofErr w:type="spellStart"/>
+      <w:r>
+        <w:rPr>
+          <w:b/>
+          <w:bCs/>
+          <w:sz w:val="44"/>
+          <w:szCs w:val="44"/>
+        </w:rPr>
+        <w:t>behaviour</w:t>
+      </w:r>
+      <w:proofErr w:type="spellEnd"/>
+      <w:r>
+        <w:rPr>
+          <w:b/>
+          <w:bCs/>
+          <w:sz w:val="44"/>
+          <w:szCs w:val="44"/>
+        </w:rPr>
+        <w:t xml:space="preserve"> of </w:t>
+      </w:r>
+      <w:proofErr w:type="gramStart"/>
+      <w:r>
+        <w:rPr>
+          <w:b/>
+          <w:bCs/>
+          <w:sz w:val="44"/>
+          <w:szCs w:val="44"/>
+        </w:rPr>
+        <w:t>the .equals</w:t>
+      </w:r>
+      <w:proofErr w:type="gramEnd"/>
+      <w:r>
+        <w:rPr>
+          <w:b/>
+          <w:bCs/>
+          <w:sz w:val="44"/>
+          <w:szCs w:val="44"/>
+        </w:rPr>
+        <w:t xml:space="preserve">() in </w:t>
+      </w:r>
+      <w:proofErr w:type="gramStart"/>
+      <w:r>
+        <w:rPr>
+          <w:b/>
+          <w:bCs/>
+          <w:sz w:val="44"/>
+          <w:szCs w:val="44"/>
+        </w:rPr>
+        <w:t>java ?</w:t>
+      </w:r>
+      <w:proofErr w:type="gramEnd"/>
+    </w:p>
+    <w:p>
+      <w:pPr>
+        <w:rPr>
+          <w:b/>
+          <w:bCs/>
+          <w:sz w:val="44"/>
+          <w:szCs w:val="44"/>
+        </w:rPr>
+      </w:pPr>
+      <w:r>
+        <w:rPr>
+          <w:b/>
+          <w:bCs/>
+          <w:sz w:val="44"/>
+          <w:szCs w:val="44"/>
+        </w:rPr>
+        <w:t xml:space="preserve">82) why </w:t>
+      </w:r>
+      <w:proofErr w:type="gramStart"/>
+      <w:r>
+        <w:rPr>
+          <w:b/>
+          <w:bCs/>
+          <w:sz w:val="44"/>
+          <w:szCs w:val="44"/>
+        </w:rPr>
+        <w:t>does .equals</w:t>
+      </w:r>
+      <w:proofErr w:type="gramEnd"/>
+      <w:r>
+        <w:rPr>
+          <w:b/>
+          <w:bCs/>
+          <w:sz w:val="44"/>
+          <w:szCs w:val="44"/>
+        </w:rPr>
+        <w:t>() behaves differently in String class?</w:t>
+      </w:r>
+    </w:p>
+    <w:p>
+      <w:pPr>
+        <w:rPr>
+          <w:b/>
+          <w:bCs/>
+          <w:sz w:val="44"/>
+          <w:szCs w:val="44"/>
+        </w:rPr>
+      </w:pPr>
+      <w:r>
+        <w:rPr>
+          <w:b/>
+          <w:bCs/>
+          <w:sz w:val="44"/>
+          <w:szCs w:val="44"/>
+        </w:rPr>
+        <w:t xml:space="preserve">83)what is the contract </w:t>
+      </w:r>
+      <w:proofErr w:type="gramStart"/>
+      <w:r>
+        <w:rPr>
+          <w:b/>
+          <w:bCs/>
+          <w:sz w:val="44"/>
+          <w:szCs w:val="44"/>
+        </w:rPr>
+        <w:t>between .equals</w:t>
+      </w:r>
+      <w:proofErr w:type="gramEnd"/>
+      <w:r>
+        <w:rPr>
+          <w:b/>
+          <w:bCs/>
+          <w:sz w:val="44"/>
+          <w:szCs w:val="44"/>
+        </w:rPr>
+        <w:t xml:space="preserve">() </w:t>
+      </w:r>
+      <w:proofErr w:type="gramStart"/>
+      <w:r>
+        <w:rPr>
+          <w:b/>
+          <w:bCs/>
+          <w:sz w:val="44"/>
+          <w:szCs w:val="44"/>
+        </w:rPr>
+        <w:t>and .</w:t>
+      </w:r>
+      <w:proofErr w:type="spellStart"/>
+      <w:r>
+        <w:rPr>
+          <w:b/>
+          <w:bCs/>
+          <w:sz w:val="44"/>
+          <w:szCs w:val="44"/>
+        </w:rPr>
+        <w:t>hashCode</w:t>
+      </w:r>
+      <w:proofErr w:type="spellEnd"/>
+      <w:proofErr w:type="gramEnd"/>
+      <w:r>
+        <w:rPr>
+          <w:b/>
+          <w:bCs/>
+          <w:sz w:val="44"/>
+          <w:szCs w:val="44"/>
+        </w:rPr>
+        <w:t xml:space="preserve">() in </w:t>
+      </w:r>
+      <w:proofErr w:type="gramStart"/>
+      <w:r>
+        <w:rPr>
+          <w:b/>
+          <w:bCs/>
+          <w:sz w:val="44"/>
+          <w:szCs w:val="44"/>
+        </w:rPr>
+        <w:t>java ?</w:t>
+      </w:r>
+      <w:proofErr w:type="gramEnd"/>
+    </w:p>
+    <w:p>
+      <w:pPr>
+        <w:rPr>
+          <w:b/>
+          <w:bCs/>
+          <w:sz w:val="44"/>
+          <w:szCs w:val="44"/>
+        </w:rPr>
+      </w:pPr>
+      <w:r>
+        <w:rPr>
+          <w:b/>
+          <w:bCs/>
+          <w:sz w:val="44"/>
+          <w:szCs w:val="44"/>
+        </w:rPr>
+        <w:t xml:space="preserve">84) </w:t>
+      </w:r>
+      <w:proofErr w:type="gramStart"/>
+      <w:r>
+        <w:rPr>
+          <w:b/>
+          <w:bCs/>
+          <w:sz w:val="44"/>
+          <w:szCs w:val="44"/>
+        </w:rPr>
+        <w:t>define :</w:t>
+      </w:r>
+      <w:proofErr w:type="gramEnd"/>
       <w:r>
         <w:rPr>
           <w:b/>
@@ -1667,18 +2728,41 @@
           <w:szCs w:val="44"/>
         </w:rPr>
         <w:br/>
-        <w:t xml:space="preserve"> a)reflexitivity</w:t>
-      </w:r>
-    </w:p>
-    <w:p>
-      <w:pPr>
-        <w:rPr>
-          <w:b/>
-          <w:bCs/>
-          <w:sz w:val="44"/>
-          <w:szCs w:val="44"/>
-        </w:rPr>
-      </w:pPr>
+        <w:t xml:space="preserve"> </w:t>
+      </w:r>
+      <w:proofErr w:type="gramStart"/>
+      <w:r>
+        <w:rPr>
+          <w:b/>
+          <w:bCs/>
+          <w:sz w:val="44"/>
+          <w:szCs w:val="44"/>
+        </w:rPr>
+        <w:t>a)</w:t>
+      </w:r>
+      <w:proofErr w:type="spellStart"/>
+      <w:r>
+        <w:rPr>
+          <w:b/>
+          <w:bCs/>
+          <w:sz w:val="44"/>
+          <w:szCs w:val="44"/>
+        </w:rPr>
+        <w:t>reflexitivity</w:t>
+      </w:r>
+      <w:proofErr w:type="spellEnd"/>
+      <w:proofErr w:type="gramEnd"/>
+    </w:p>
+    <w:p>
+      <w:pPr>
+        <w:rPr>
+          <w:b/>
+          <w:bCs/>
+          <w:sz w:val="44"/>
+          <w:szCs w:val="44"/>
+        </w:rPr>
+      </w:pPr>
+      <w:proofErr w:type="gramStart"/>
       <w:r>
         <w:rPr>
           <w:b/>
@@ -1688,6 +2772,7 @@
         </w:rPr>
         <w:t>b)consistency</w:t>
       </w:r>
+      <w:proofErr w:type="gramEnd"/>
     </w:p>
     <w:p>
       <w:pPr>
@@ -1736,43 +2821,74 @@
           <w:szCs w:val="44"/>
         </w:rPr>
       </w:pPr>
-      <w:r>
-        <w:rPr>
-          <w:b/>
-          <w:bCs/>
-          <w:sz w:val="44"/>
-          <w:szCs w:val="44"/>
-        </w:rPr>
-        <w:t xml:space="preserve">e)transitivity </w:t>
-      </w:r>
-    </w:p>
-    <w:p>
-      <w:pPr>
-        <w:rPr>
-          <w:b/>
-          <w:bCs/>
-          <w:sz w:val="44"/>
-          <w:szCs w:val="44"/>
-        </w:rPr>
-      </w:pPr>
-    </w:p>
-    <w:p>
-      <w:pPr>
-        <w:rPr>
-          <w:b/>
-          <w:bCs/>
-          <w:sz w:val="44"/>
-          <w:szCs w:val="44"/>
-        </w:rPr>
-      </w:pPr>
-      <w:r>
-        <w:rPr>
-          <w:b/>
-          <w:bCs/>
-          <w:sz w:val="44"/>
-          <w:szCs w:val="44"/>
-        </w:rPr>
-        <w:t>contracts of .equals() in java with example.</w:t>
+      <w:proofErr w:type="gramStart"/>
+      <w:r>
+        <w:rPr>
+          <w:b/>
+          <w:bCs/>
+          <w:sz w:val="44"/>
+          <w:szCs w:val="44"/>
+        </w:rPr>
+        <w:t>e)transitivity</w:t>
+      </w:r>
+      <w:proofErr w:type="gramEnd"/>
+      <w:r>
+        <w:rPr>
+          <w:b/>
+          <w:bCs/>
+          <w:sz w:val="44"/>
+          <w:szCs w:val="44"/>
+        </w:rPr>
+        <w:t xml:space="preserve"> </w:t>
+      </w:r>
+    </w:p>
+    <w:p>
+      <w:pPr>
+        <w:rPr>
+          <w:b/>
+          <w:bCs/>
+          <w:sz w:val="44"/>
+          <w:szCs w:val="44"/>
+        </w:rPr>
+      </w:pPr>
+    </w:p>
+    <w:p>
+      <w:pPr>
+        <w:rPr>
+          <w:b/>
+          <w:bCs/>
+          <w:sz w:val="44"/>
+          <w:szCs w:val="44"/>
+        </w:rPr>
+      </w:pPr>
+      <w:r>
+        <w:rPr>
+          <w:b/>
+          <w:bCs/>
+          <w:sz w:val="44"/>
+          <w:szCs w:val="44"/>
+        </w:rPr>
+        <w:t xml:space="preserve">contracts </w:t>
+      </w:r>
+      <w:proofErr w:type="gramStart"/>
+      <w:r>
+        <w:rPr>
+          <w:b/>
+          <w:bCs/>
+          <w:sz w:val="44"/>
+          <w:szCs w:val="44"/>
+        </w:rPr>
+        <w:t>of .equals</w:t>
+      </w:r>
+      <w:proofErr w:type="gramEnd"/>
+      <w:r>
+        <w:rPr>
+          <w:b/>
+          <w:bCs/>
+          <w:sz w:val="44"/>
+          <w:szCs w:val="44"/>
+        </w:rPr>
+        <w:t>() in java with example.</w:t>
       </w:r>
     </w:p>
     <w:p>
@@ -1802,65 +2918,240 @@
           <w:szCs w:val="44"/>
         </w:rPr>
         <w:lastRenderedPageBreak/>
-        <w:t>85) why to override .equals() and .hashCode() together in java ?</w:t>
-      </w:r>
-    </w:p>
-    <w:p>
-      <w:pPr>
-        <w:rPr>
-          <w:b/>
-          <w:bCs/>
-          <w:sz w:val="44"/>
-          <w:szCs w:val="44"/>
-        </w:rPr>
-      </w:pPr>
-      <w:r>
-        <w:rPr>
-          <w:b/>
-          <w:bCs/>
-          <w:sz w:val="44"/>
-          <w:szCs w:val="44"/>
-        </w:rPr>
-        <w:t>86)what are the best practices followed when overriding the .equals() and .hashCode() in Java?</w:t>
-      </w:r>
-    </w:p>
-    <w:p>
-      <w:pPr>
-        <w:rPr>
-          <w:b/>
-          <w:bCs/>
-          <w:sz w:val="44"/>
-          <w:szCs w:val="44"/>
-        </w:rPr>
-      </w:pPr>
-      <w:r>
-        <w:rPr>
-          <w:b/>
-          <w:bCs/>
-          <w:sz w:val="44"/>
-          <w:szCs w:val="44"/>
-        </w:rPr>
-        <w:t>87)what is the HAS-A relationship in Java ? Can you equate the HAS-A with Dependacy injection in java ?</w:t>
-      </w:r>
-    </w:p>
-    <w:p>
-      <w:pPr>
-        <w:rPr>
-          <w:b/>
-          <w:bCs/>
-          <w:sz w:val="44"/>
-          <w:szCs w:val="44"/>
-        </w:rPr>
-      </w:pPr>
-      <w:r>
-        <w:rPr>
-          <w:b/>
-          <w:bCs/>
-          <w:sz w:val="44"/>
-          <w:szCs w:val="44"/>
-        </w:rPr>
-        <w:t>88) what is the difference between reference and Object in Java ?</w:t>
-      </w:r>
+        <w:t xml:space="preserve">85) why to </w:t>
+      </w:r>
+      <w:proofErr w:type="gramStart"/>
+      <w:r>
+        <w:rPr>
+          <w:b/>
+          <w:bCs/>
+          <w:sz w:val="44"/>
+          <w:szCs w:val="44"/>
+        </w:rPr>
+        <w:t>override .equals</w:t>
+      </w:r>
+      <w:proofErr w:type="gramEnd"/>
+      <w:r>
+        <w:rPr>
+          <w:b/>
+          <w:bCs/>
+          <w:sz w:val="44"/>
+          <w:szCs w:val="44"/>
+        </w:rPr>
+        <w:t xml:space="preserve">() </w:t>
+      </w:r>
+      <w:proofErr w:type="gramStart"/>
+      <w:r>
+        <w:rPr>
+          <w:b/>
+          <w:bCs/>
+          <w:sz w:val="44"/>
+          <w:szCs w:val="44"/>
+        </w:rPr>
+        <w:t>and .</w:t>
+      </w:r>
+      <w:proofErr w:type="spellStart"/>
+      <w:r>
+        <w:rPr>
+          <w:b/>
+          <w:bCs/>
+          <w:sz w:val="44"/>
+          <w:szCs w:val="44"/>
+        </w:rPr>
+        <w:t>hashCode</w:t>
+      </w:r>
+      <w:proofErr w:type="spellEnd"/>
+      <w:proofErr w:type="gramEnd"/>
+      <w:r>
+        <w:rPr>
+          <w:b/>
+          <w:bCs/>
+          <w:sz w:val="44"/>
+          <w:szCs w:val="44"/>
+        </w:rPr>
+        <w:t xml:space="preserve">() together in </w:t>
+      </w:r>
+      <w:proofErr w:type="gramStart"/>
+      <w:r>
+        <w:rPr>
+          <w:b/>
+          <w:bCs/>
+          <w:sz w:val="44"/>
+          <w:szCs w:val="44"/>
+        </w:rPr>
+        <w:t>java ?</w:t>
+      </w:r>
+      <w:proofErr w:type="gramEnd"/>
+    </w:p>
+    <w:p>
+      <w:pPr>
+        <w:rPr>
+          <w:b/>
+          <w:bCs/>
+          <w:sz w:val="44"/>
+          <w:szCs w:val="44"/>
+        </w:rPr>
+      </w:pPr>
+      <w:r>
+        <w:rPr>
+          <w:b/>
+          <w:bCs/>
+          <w:sz w:val="44"/>
+          <w:szCs w:val="44"/>
+        </w:rPr>
+        <w:t xml:space="preserve">86)what are the best practices followed when overriding </w:t>
+      </w:r>
+      <w:proofErr w:type="gramStart"/>
+      <w:r>
+        <w:rPr>
+          <w:b/>
+          <w:bCs/>
+          <w:sz w:val="44"/>
+          <w:szCs w:val="44"/>
+        </w:rPr>
+        <w:t>the .equals</w:t>
+      </w:r>
+      <w:proofErr w:type="gramEnd"/>
+      <w:r>
+        <w:rPr>
+          <w:b/>
+          <w:bCs/>
+          <w:sz w:val="44"/>
+          <w:szCs w:val="44"/>
+        </w:rPr>
+        <w:t xml:space="preserve">() </w:t>
+      </w:r>
+      <w:proofErr w:type="gramStart"/>
+      <w:r>
+        <w:rPr>
+          <w:b/>
+          <w:bCs/>
+          <w:sz w:val="44"/>
+          <w:szCs w:val="44"/>
+        </w:rPr>
+        <w:t>and .</w:t>
+      </w:r>
+      <w:proofErr w:type="spellStart"/>
+      <w:r>
+        <w:rPr>
+          <w:b/>
+          <w:bCs/>
+          <w:sz w:val="44"/>
+          <w:szCs w:val="44"/>
+        </w:rPr>
+        <w:t>hashCode</w:t>
+      </w:r>
+      <w:proofErr w:type="spellEnd"/>
+      <w:proofErr w:type="gramEnd"/>
+      <w:r>
+        <w:rPr>
+          <w:b/>
+          <w:bCs/>
+          <w:sz w:val="44"/>
+          <w:szCs w:val="44"/>
+        </w:rPr>
+        <w:t>() in Java?</w:t>
+      </w:r>
+    </w:p>
+    <w:p>
+      <w:pPr>
+        <w:rPr>
+          <w:b/>
+          <w:bCs/>
+          <w:sz w:val="44"/>
+          <w:szCs w:val="44"/>
+        </w:rPr>
+      </w:pPr>
+      <w:r>
+        <w:rPr>
+          <w:b/>
+          <w:bCs/>
+          <w:sz w:val="44"/>
+          <w:szCs w:val="44"/>
+        </w:rPr>
+        <w:t xml:space="preserve">87)what is the HAS-A relationship in </w:t>
+      </w:r>
+      <w:proofErr w:type="gramStart"/>
+      <w:r>
+        <w:rPr>
+          <w:b/>
+          <w:bCs/>
+          <w:sz w:val="44"/>
+          <w:szCs w:val="44"/>
+        </w:rPr>
+        <w:t>Java ?</w:t>
+      </w:r>
+      <w:proofErr w:type="gramEnd"/>
+      <w:r>
+        <w:rPr>
+          <w:b/>
+          <w:bCs/>
+          <w:sz w:val="44"/>
+          <w:szCs w:val="44"/>
+        </w:rPr>
+        <w:t xml:space="preserve"> Can you equate the HAS-A with </w:t>
+      </w:r>
+      <w:proofErr w:type="spellStart"/>
+      <w:r>
+        <w:rPr>
+          <w:b/>
+          <w:bCs/>
+          <w:sz w:val="44"/>
+          <w:szCs w:val="44"/>
+        </w:rPr>
+        <w:t>Dependacy</w:t>
+      </w:r>
+      <w:proofErr w:type="spellEnd"/>
+      <w:r>
+        <w:rPr>
+          <w:b/>
+          <w:bCs/>
+          <w:sz w:val="44"/>
+          <w:szCs w:val="44"/>
+        </w:rPr>
+        <w:t xml:space="preserve"> injection in </w:t>
+      </w:r>
+      <w:proofErr w:type="gramStart"/>
+      <w:r>
+        <w:rPr>
+          <w:b/>
+          <w:bCs/>
+          <w:sz w:val="44"/>
+          <w:szCs w:val="44"/>
+        </w:rPr>
+        <w:t>java ?</w:t>
+      </w:r>
+      <w:proofErr w:type="gramEnd"/>
+    </w:p>
+    <w:p>
+      <w:pPr>
+        <w:rPr>
+          <w:b/>
+          <w:bCs/>
+          <w:sz w:val="44"/>
+          <w:szCs w:val="44"/>
+        </w:rPr>
+      </w:pPr>
+      <w:r>
+        <w:rPr>
+          <w:b/>
+          <w:bCs/>
+          <w:sz w:val="44"/>
+          <w:szCs w:val="44"/>
+        </w:rPr>
+        <w:t xml:space="preserve">88) what is the difference between reference and Object in </w:t>
+      </w:r>
+      <w:proofErr w:type="gramStart"/>
+      <w:r>
+        <w:rPr>
+          <w:b/>
+          <w:bCs/>
+          <w:sz w:val="44"/>
+          <w:szCs w:val="44"/>
+        </w:rPr>
+        <w:t>Java ?</w:t>
+      </w:r>
+      <w:proofErr w:type="gramEnd"/>
     </w:p>
     <w:p>
       <w:pPr>
@@ -1973,26 +3264,126 @@
           <w:sz w:val="44"/>
           <w:szCs w:val="44"/>
         </w:rPr>
-        <w:t>94) ArrayList vs  LinkedList vs Vector vs Stack.</w:t>
-      </w:r>
-    </w:p>
-    <w:p>
-      <w:pPr>
-        <w:rPr>
-          <w:b/>
-          <w:bCs/>
-          <w:sz w:val="44"/>
-          <w:szCs w:val="44"/>
-        </w:rPr>
-      </w:pPr>
-      <w:r>
-        <w:rPr>
-          <w:b/>
-          <w:bCs/>
-          <w:sz w:val="44"/>
-          <w:szCs w:val="44"/>
-        </w:rPr>
-        <w:t>95) Peek() vs Push() vs Pop().</w:t>
+        <w:t xml:space="preserve">94) </w:t>
+      </w:r>
+      <w:proofErr w:type="spellStart"/>
+      <w:r>
+        <w:rPr>
+          <w:b/>
+          <w:bCs/>
+          <w:sz w:val="44"/>
+          <w:szCs w:val="44"/>
+        </w:rPr>
+        <w:t>ArrayList</w:t>
+      </w:r>
+      <w:proofErr w:type="spellEnd"/>
+      <w:r>
+        <w:rPr>
+          <w:b/>
+          <w:bCs/>
+          <w:sz w:val="44"/>
+          <w:szCs w:val="44"/>
+        </w:rPr>
+        <w:t xml:space="preserve"> </w:t>
+      </w:r>
+      <w:proofErr w:type="gramStart"/>
+      <w:r>
+        <w:rPr>
+          <w:b/>
+          <w:bCs/>
+          <w:sz w:val="44"/>
+          <w:szCs w:val="44"/>
+        </w:rPr>
+        <w:t>vs  LinkedList</w:t>
+      </w:r>
+      <w:proofErr w:type="gramEnd"/>
+      <w:r>
+        <w:rPr>
+          <w:b/>
+          <w:bCs/>
+          <w:sz w:val="44"/>
+          <w:szCs w:val="44"/>
+        </w:rPr>
+        <w:t xml:space="preserve"> vs Vector vs Stack.</w:t>
+      </w:r>
+    </w:p>
+    <w:p>
+      <w:pPr>
+        <w:rPr>
+          <w:b/>
+          <w:bCs/>
+          <w:sz w:val="44"/>
+          <w:szCs w:val="44"/>
+        </w:rPr>
+      </w:pPr>
+      <w:r>
+        <w:rPr>
+          <w:b/>
+          <w:bCs/>
+          <w:sz w:val="44"/>
+          <w:szCs w:val="44"/>
+        </w:rPr>
+        <w:t xml:space="preserve">95) </w:t>
+      </w:r>
+      <w:proofErr w:type="gramStart"/>
+      <w:r>
+        <w:rPr>
+          <w:b/>
+          <w:bCs/>
+          <w:sz w:val="44"/>
+          <w:szCs w:val="44"/>
+        </w:rPr>
+        <w:t>Peek(</w:t>
+      </w:r>
+      <w:proofErr w:type="gramEnd"/>
+      <w:r>
+        <w:rPr>
+          <w:b/>
+          <w:bCs/>
+          <w:sz w:val="44"/>
+          <w:szCs w:val="44"/>
+        </w:rPr>
+        <w:t xml:space="preserve">) vs </w:t>
+      </w:r>
+      <w:proofErr w:type="gramStart"/>
+      <w:r>
+        <w:rPr>
+          <w:b/>
+          <w:bCs/>
+          <w:sz w:val="44"/>
+          <w:szCs w:val="44"/>
+        </w:rPr>
+        <w:t>Push(</w:t>
+      </w:r>
+      <w:proofErr w:type="gramEnd"/>
+      <w:r>
+        <w:rPr>
+          <w:b/>
+          <w:bCs/>
+          <w:sz w:val="44"/>
+          <w:szCs w:val="44"/>
+        </w:rPr>
+        <w:t xml:space="preserve">) vs </w:t>
+      </w:r>
+      <w:proofErr w:type="gramStart"/>
+      <w:r>
+        <w:rPr>
+          <w:b/>
+          <w:bCs/>
+          <w:sz w:val="44"/>
+          <w:szCs w:val="44"/>
+        </w:rPr>
+        <w:t>Pop(</w:t>
+      </w:r>
+      <w:proofErr w:type="gramEnd"/>
+      <w:r>
+        <w:rPr>
+          <w:b/>
+          <w:bCs/>
+          <w:sz w:val="44"/>
+          <w:szCs w:val="44"/>
+        </w:rPr>
+        <w:t>).</w:t>
       </w:r>
     </w:p>
     <w:p>
@@ -2012,26 +3403,66 @@
           <w:szCs w:val="44"/>
         </w:rPr>
         <w:lastRenderedPageBreak/>
-        <w:t>96) Best case scenarios for ArrayList vs LinkedList.</w:t>
-      </w:r>
-    </w:p>
-    <w:p>
-      <w:pPr>
-        <w:rPr>
-          <w:b/>
-          <w:bCs/>
-          <w:sz w:val="44"/>
-          <w:szCs w:val="44"/>
-        </w:rPr>
-      </w:pPr>
-      <w:r>
-        <w:rPr>
-          <w:b/>
-          <w:bCs/>
-          <w:sz w:val="44"/>
-          <w:szCs w:val="44"/>
-        </w:rPr>
-        <w:t>97)prove that Linked list is faster than Arraylist in specific cases and it is otherwise in other cases.</w:t>
+        <w:t xml:space="preserve">96) Best case scenarios for </w:t>
+      </w:r>
+      <w:proofErr w:type="spellStart"/>
+      <w:r>
+        <w:rPr>
+          <w:b/>
+          <w:bCs/>
+          <w:sz w:val="44"/>
+          <w:szCs w:val="44"/>
+        </w:rPr>
+        <w:t>ArrayList</w:t>
+      </w:r>
+      <w:proofErr w:type="spellEnd"/>
+      <w:r>
+        <w:rPr>
+          <w:b/>
+          <w:bCs/>
+          <w:sz w:val="44"/>
+          <w:szCs w:val="44"/>
+        </w:rPr>
+        <w:t xml:space="preserve"> vs LinkedList.</w:t>
+      </w:r>
+    </w:p>
+    <w:p>
+      <w:pPr>
+        <w:rPr>
+          <w:b/>
+          <w:bCs/>
+          <w:sz w:val="44"/>
+          <w:szCs w:val="44"/>
+        </w:rPr>
+      </w:pPr>
+      <w:r>
+        <w:rPr>
+          <w:b/>
+          <w:bCs/>
+          <w:sz w:val="44"/>
+          <w:szCs w:val="44"/>
+        </w:rPr>
+        <w:t xml:space="preserve">97)prove that Linked list is faster than </w:t>
+      </w:r>
+      <w:proofErr w:type="spellStart"/>
+      <w:r>
+        <w:rPr>
+          <w:b/>
+          <w:bCs/>
+          <w:sz w:val="44"/>
+          <w:szCs w:val="44"/>
+        </w:rPr>
+        <w:t>Arraylist</w:t>
+      </w:r>
+      <w:proofErr w:type="spellEnd"/>
+      <w:r>
+        <w:rPr>
+          <w:b/>
+          <w:bCs/>
+          <w:sz w:val="44"/>
+          <w:szCs w:val="44"/>
+        </w:rPr>
+        <w:t xml:space="preserve"> in specific cases and it is otherwise in other cases.</w:t>
       </w:r>
     </w:p>
     <w:p>
@@ -2069,56 +3500,138 @@
           <w:sz w:val="44"/>
           <w:szCs w:val="44"/>
         </w:rPr>
-        <w:t>99) why stack is not a good choice for LIFO ?</w:t>
-      </w:r>
-    </w:p>
-    <w:p>
-      <w:pPr>
-        <w:rPr>
-          <w:b/>
-          <w:bCs/>
-          <w:sz w:val="44"/>
-          <w:szCs w:val="44"/>
-        </w:rPr>
-      </w:pPr>
-      <w:r>
-        <w:rPr>
-          <w:b/>
-          <w:bCs/>
-          <w:sz w:val="44"/>
-          <w:szCs w:val="44"/>
-        </w:rPr>
-        <w:t>100)Type Safe and  Generic in java.</w:t>
-      </w:r>
-    </w:p>
-    <w:p>
-      <w:pPr>
-        <w:rPr>
-          <w:b/>
-          <w:bCs/>
-          <w:sz w:val="44"/>
-          <w:szCs w:val="44"/>
-        </w:rPr>
-      </w:pPr>
-    </w:p>
-    <w:p>
-      <w:pPr>
-        <w:rPr>
-          <w:b/>
-          <w:bCs/>
-          <w:sz w:val="44"/>
-          <w:szCs w:val="44"/>
-        </w:rPr>
-      </w:pPr>
-      <w:r>
-        <w:rPr>
-          <w:b/>
-          <w:bCs/>
-          <w:sz w:val="44"/>
-          <w:szCs w:val="44"/>
-        </w:rPr>
-        <w:t>101)what is set interface ? DC ? LF ?</w:t>
-      </w:r>
+        <w:t xml:space="preserve">99) why stack is not a good choice for </w:t>
+      </w:r>
+      <w:proofErr w:type="gramStart"/>
+      <w:r>
+        <w:rPr>
+          <w:b/>
+          <w:bCs/>
+          <w:sz w:val="44"/>
+          <w:szCs w:val="44"/>
+        </w:rPr>
+        <w:t>LIFO ?</w:t>
+      </w:r>
+      <w:proofErr w:type="gramEnd"/>
+    </w:p>
+    <w:p>
+      <w:pPr>
+        <w:rPr>
+          <w:b/>
+          <w:bCs/>
+          <w:sz w:val="44"/>
+          <w:szCs w:val="44"/>
+        </w:rPr>
+      </w:pPr>
+      <w:r>
+        <w:rPr>
+          <w:b/>
+          <w:bCs/>
+          <w:sz w:val="44"/>
+          <w:szCs w:val="44"/>
+        </w:rPr>
+        <w:t xml:space="preserve">100)Type Safe </w:t>
+      </w:r>
+      <w:proofErr w:type="gramStart"/>
+      <w:r>
+        <w:rPr>
+          <w:b/>
+          <w:bCs/>
+          <w:sz w:val="44"/>
+          <w:szCs w:val="44"/>
+        </w:rPr>
+        <w:t>and  Generic</w:t>
+      </w:r>
+      <w:proofErr w:type="gramEnd"/>
+      <w:r>
+        <w:rPr>
+          <w:b/>
+          <w:bCs/>
+          <w:sz w:val="44"/>
+          <w:szCs w:val="44"/>
+        </w:rPr>
+        <w:t xml:space="preserve"> in java.</w:t>
+      </w:r>
+    </w:p>
+    <w:p>
+      <w:pPr>
+        <w:rPr>
+          <w:b/>
+          <w:bCs/>
+          <w:sz w:val="44"/>
+          <w:szCs w:val="44"/>
+        </w:rPr>
+      </w:pPr>
+    </w:p>
+    <w:p>
+      <w:pPr>
+        <w:rPr>
+          <w:b/>
+          <w:bCs/>
+          <w:sz w:val="44"/>
+          <w:szCs w:val="44"/>
+        </w:rPr>
+      </w:pPr>
+      <w:r>
+        <w:rPr>
+          <w:b/>
+          <w:bCs/>
+          <w:sz w:val="44"/>
+          <w:szCs w:val="44"/>
+        </w:rPr>
+        <w:t xml:space="preserve">101)what is set </w:t>
+      </w:r>
+      <w:proofErr w:type="gramStart"/>
+      <w:r>
+        <w:rPr>
+          <w:b/>
+          <w:bCs/>
+          <w:sz w:val="44"/>
+          <w:szCs w:val="44"/>
+        </w:rPr>
+        <w:t>interface ?</w:t>
+      </w:r>
+      <w:proofErr w:type="gramEnd"/>
+      <w:r>
+        <w:rPr>
+          <w:b/>
+          <w:bCs/>
+          <w:sz w:val="44"/>
+          <w:szCs w:val="44"/>
+        </w:rPr>
+        <w:t xml:space="preserve"> </w:t>
+      </w:r>
+      <w:proofErr w:type="gramStart"/>
+      <w:r>
+        <w:rPr>
+          <w:b/>
+          <w:bCs/>
+          <w:sz w:val="44"/>
+          <w:szCs w:val="44"/>
+        </w:rPr>
+        <w:t>DC ?</w:t>
+      </w:r>
+      <w:proofErr w:type="gramEnd"/>
+      <w:r>
+        <w:rPr>
+          <w:b/>
+          <w:bCs/>
+          <w:sz w:val="44"/>
+          <w:szCs w:val="44"/>
+        </w:rPr>
+        <w:t xml:space="preserve"> </w:t>
+      </w:r>
+      <w:proofErr w:type="gramStart"/>
+      <w:r>
+        <w:rPr>
+          <w:b/>
+          <w:bCs/>
+          <w:sz w:val="44"/>
+          <w:szCs w:val="44"/>
+        </w:rPr>
+        <w:t>LF ?</w:t>
+      </w:r>
+      <w:proofErr w:type="gramEnd"/>
     </w:p>
     <w:p>
       <w:pPr>
@@ -2155,84 +3668,188 @@
           <w:sz w:val="44"/>
           <w:szCs w:val="44"/>
         </w:rPr>
-        <w:t>103) HashSet and it’s behaviour.</w:t>
-      </w:r>
-    </w:p>
-    <w:p>
-      <w:pPr>
-        <w:rPr>
-          <w:b/>
-          <w:bCs/>
-          <w:sz w:val="44"/>
-          <w:szCs w:val="44"/>
-        </w:rPr>
-      </w:pPr>
-      <w:r>
-        <w:rPr>
-          <w:b/>
-          <w:bCs/>
-          <w:sz w:val="44"/>
-          <w:szCs w:val="44"/>
-        </w:rPr>
-        <w:t>104) working with  the custom classes In the  HashSet.</w:t>
-      </w:r>
-    </w:p>
-    <w:p>
-      <w:pPr>
-        <w:rPr>
-          <w:b/>
-          <w:bCs/>
-          <w:sz w:val="44"/>
-          <w:szCs w:val="44"/>
-        </w:rPr>
-      </w:pPr>
-      <w:r>
-        <w:rPr>
-          <w:b/>
-          <w:bCs/>
-          <w:sz w:val="44"/>
-          <w:szCs w:val="44"/>
-        </w:rPr>
-        <w:t>105)what is the hashCollison ?</w:t>
-      </w:r>
-    </w:p>
-    <w:p>
-      <w:pPr>
-        <w:rPr>
-          <w:b/>
-          <w:bCs/>
-          <w:sz w:val="44"/>
-          <w:szCs w:val="44"/>
-        </w:rPr>
-      </w:pPr>
-      <w:r>
-        <w:rPr>
-          <w:b/>
-          <w:bCs/>
-          <w:sz w:val="44"/>
-          <w:szCs w:val="44"/>
-        </w:rPr>
-        <w:t>106) what is Tree Set ?</w:t>
-      </w:r>
-    </w:p>
-    <w:p>
-      <w:pPr>
-        <w:rPr>
-          <w:b/>
-          <w:bCs/>
-          <w:sz w:val="44"/>
-          <w:szCs w:val="44"/>
-        </w:rPr>
-      </w:pPr>
-      <w:r>
-        <w:rPr>
-          <w:b/>
-          <w:bCs/>
-          <w:sz w:val="44"/>
-          <w:szCs w:val="44"/>
-        </w:rPr>
-        <w:t>107)What is Linked-Hash Set ?</w:t>
-      </w:r>
+        <w:t xml:space="preserve">103) HashSet and it’s </w:t>
+      </w:r>
+      <w:proofErr w:type="spellStart"/>
+      <w:r>
+        <w:rPr>
+          <w:b/>
+          <w:bCs/>
+          <w:sz w:val="44"/>
+          <w:szCs w:val="44"/>
+        </w:rPr>
+        <w:t>behaviour</w:t>
+      </w:r>
+      <w:proofErr w:type="spellEnd"/>
+      <w:r>
+        <w:rPr>
+          <w:b/>
+          <w:bCs/>
+          <w:sz w:val="44"/>
+          <w:szCs w:val="44"/>
+        </w:rPr>
+        <w:t>.</w:t>
+      </w:r>
+    </w:p>
+    <w:p>
+      <w:pPr>
+        <w:rPr>
+          <w:b/>
+          <w:bCs/>
+          <w:sz w:val="44"/>
+          <w:szCs w:val="44"/>
+        </w:rPr>
+      </w:pPr>
+      <w:r>
+        <w:rPr>
+          <w:b/>
+          <w:bCs/>
+          <w:sz w:val="44"/>
+          <w:szCs w:val="44"/>
+        </w:rPr>
+        <w:t xml:space="preserve">104) working </w:t>
+      </w:r>
+      <w:proofErr w:type="gramStart"/>
+      <w:r>
+        <w:rPr>
+          <w:b/>
+          <w:bCs/>
+          <w:sz w:val="44"/>
+          <w:szCs w:val="44"/>
+        </w:rPr>
+        <w:t>with  the</w:t>
+      </w:r>
+      <w:proofErr w:type="gramEnd"/>
+      <w:r>
+        <w:rPr>
+          <w:b/>
+          <w:bCs/>
+          <w:sz w:val="44"/>
+          <w:szCs w:val="44"/>
+        </w:rPr>
+        <w:t xml:space="preserve"> custom classes In </w:t>
+      </w:r>
+      <w:proofErr w:type="gramStart"/>
+      <w:r>
+        <w:rPr>
+          <w:b/>
+          <w:bCs/>
+          <w:sz w:val="44"/>
+          <w:szCs w:val="44"/>
+        </w:rPr>
+        <w:t>the  HashSet</w:t>
+      </w:r>
+      <w:proofErr w:type="gramEnd"/>
+      <w:r>
+        <w:rPr>
+          <w:b/>
+          <w:bCs/>
+          <w:sz w:val="44"/>
+          <w:szCs w:val="44"/>
+        </w:rPr>
+        <w:t>.</w:t>
+      </w:r>
+    </w:p>
+    <w:p>
+      <w:pPr>
+        <w:rPr>
+          <w:b/>
+          <w:bCs/>
+          <w:sz w:val="44"/>
+          <w:szCs w:val="44"/>
+        </w:rPr>
+      </w:pPr>
+      <w:r>
+        <w:rPr>
+          <w:b/>
+          <w:bCs/>
+          <w:sz w:val="44"/>
+          <w:szCs w:val="44"/>
+        </w:rPr>
+        <w:t xml:space="preserve">105)what is the </w:t>
+      </w:r>
+      <w:proofErr w:type="spellStart"/>
+      <w:proofErr w:type="gramStart"/>
+      <w:r>
+        <w:rPr>
+          <w:b/>
+          <w:bCs/>
+          <w:sz w:val="44"/>
+          <w:szCs w:val="44"/>
+        </w:rPr>
+        <w:t>hashCollison</w:t>
+      </w:r>
+      <w:proofErr w:type="spellEnd"/>
+      <w:r>
+        <w:rPr>
+          <w:b/>
+          <w:bCs/>
+          <w:sz w:val="44"/>
+          <w:szCs w:val="44"/>
+        </w:rPr>
+        <w:t xml:space="preserve"> ?</w:t>
+      </w:r>
+      <w:proofErr w:type="gramEnd"/>
+    </w:p>
+    <w:p>
+      <w:pPr>
+        <w:rPr>
+          <w:b/>
+          <w:bCs/>
+          <w:sz w:val="44"/>
+          <w:szCs w:val="44"/>
+        </w:rPr>
+      </w:pPr>
+      <w:r>
+        <w:rPr>
+          <w:b/>
+          <w:bCs/>
+          <w:sz w:val="44"/>
+          <w:szCs w:val="44"/>
+        </w:rPr>
+        <w:t xml:space="preserve">106) what is Tree </w:t>
+      </w:r>
+      <w:proofErr w:type="gramStart"/>
+      <w:r>
+        <w:rPr>
+          <w:b/>
+          <w:bCs/>
+          <w:sz w:val="44"/>
+          <w:szCs w:val="44"/>
+        </w:rPr>
+        <w:t>Set ?</w:t>
+      </w:r>
+      <w:proofErr w:type="gramEnd"/>
+    </w:p>
+    <w:p>
+      <w:pPr>
+        <w:rPr>
+          <w:b/>
+          <w:bCs/>
+          <w:sz w:val="44"/>
+          <w:szCs w:val="44"/>
+        </w:rPr>
+      </w:pPr>
+      <w:r>
+        <w:rPr>
+          <w:b/>
+          <w:bCs/>
+          <w:sz w:val="44"/>
+          <w:szCs w:val="44"/>
+        </w:rPr>
+        <w:t xml:space="preserve">107)What is Linked-Hash </w:t>
+      </w:r>
+      <w:proofErr w:type="gramStart"/>
+      <w:r>
+        <w:rPr>
+          <w:b/>
+          <w:bCs/>
+          <w:sz w:val="44"/>
+          <w:szCs w:val="44"/>
+        </w:rPr>
+        <w:t>Set ?</w:t>
+      </w:r>
+      <w:proofErr w:type="gramEnd"/>
     </w:p>
     <w:p>
       <w:pPr>
@@ -2251,45 +3868,116 @@
           <w:szCs w:val="44"/>
         </w:rPr>
         <w:lastRenderedPageBreak/>
-        <w:t>108) HashSet vs LinkedHashSet vs TreeSet.</w:t>
-      </w:r>
-    </w:p>
-    <w:p>
-      <w:pPr>
-        <w:rPr>
-          <w:b/>
-          <w:bCs/>
-          <w:sz w:val="44"/>
-          <w:szCs w:val="44"/>
-        </w:rPr>
-      </w:pPr>
-      <w:r>
-        <w:rPr>
-          <w:b/>
-          <w:bCs/>
-          <w:sz w:val="44"/>
-          <w:szCs w:val="44"/>
-        </w:rPr>
-        <w:t>109)what is comparable&lt;T&gt; and natural sorting ?</w:t>
-      </w:r>
-    </w:p>
-    <w:p>
-      <w:pPr>
-        <w:rPr>
-          <w:b/>
-          <w:bCs/>
-          <w:sz w:val="44"/>
-          <w:szCs w:val="44"/>
-        </w:rPr>
-      </w:pPr>
-      <w:r>
-        <w:rPr>
-          <w:b/>
-          <w:bCs/>
-          <w:sz w:val="44"/>
-          <w:szCs w:val="44"/>
-        </w:rPr>
-        <w:t>110)natural  ordering vs Custom Ordering.</w:t>
+        <w:t xml:space="preserve">108) HashSet vs </w:t>
+      </w:r>
+      <w:proofErr w:type="spellStart"/>
+      <w:r>
+        <w:rPr>
+          <w:b/>
+          <w:bCs/>
+          <w:sz w:val="44"/>
+          <w:szCs w:val="44"/>
+        </w:rPr>
+        <w:t>LinkedHashSet</w:t>
+      </w:r>
+      <w:proofErr w:type="spellEnd"/>
+      <w:r>
+        <w:rPr>
+          <w:b/>
+          <w:bCs/>
+          <w:sz w:val="44"/>
+          <w:szCs w:val="44"/>
+        </w:rPr>
+        <w:t xml:space="preserve"> vs </w:t>
+      </w:r>
+      <w:proofErr w:type="spellStart"/>
+      <w:r>
+        <w:rPr>
+          <w:b/>
+          <w:bCs/>
+          <w:sz w:val="44"/>
+          <w:szCs w:val="44"/>
+        </w:rPr>
+        <w:t>TreeSet</w:t>
+      </w:r>
+      <w:proofErr w:type="spellEnd"/>
+      <w:r>
+        <w:rPr>
+          <w:b/>
+          <w:bCs/>
+          <w:sz w:val="44"/>
+          <w:szCs w:val="44"/>
+        </w:rPr>
+        <w:t>.</w:t>
+      </w:r>
+    </w:p>
+    <w:p>
+      <w:pPr>
+        <w:rPr>
+          <w:b/>
+          <w:bCs/>
+          <w:sz w:val="44"/>
+          <w:szCs w:val="44"/>
+        </w:rPr>
+      </w:pPr>
+      <w:r>
+        <w:rPr>
+          <w:b/>
+          <w:bCs/>
+          <w:sz w:val="44"/>
+          <w:szCs w:val="44"/>
+        </w:rPr>
+        <w:t xml:space="preserve">109)what is comparable&lt;T&gt; and natural </w:t>
+      </w:r>
+      <w:proofErr w:type="gramStart"/>
+      <w:r>
+        <w:rPr>
+          <w:b/>
+          <w:bCs/>
+          <w:sz w:val="44"/>
+          <w:szCs w:val="44"/>
+        </w:rPr>
+        <w:t>sorting ?</w:t>
+      </w:r>
+      <w:proofErr w:type="gramEnd"/>
+    </w:p>
+    <w:p>
+      <w:pPr>
+        <w:rPr>
+          <w:b/>
+          <w:bCs/>
+          <w:sz w:val="44"/>
+          <w:szCs w:val="44"/>
+        </w:rPr>
+      </w:pPr>
+      <w:r>
+        <w:rPr>
+          <w:b/>
+          <w:bCs/>
+          <w:sz w:val="44"/>
+          <w:szCs w:val="44"/>
+        </w:rPr>
+        <w:t>110)</w:t>
+      </w:r>
+      <w:proofErr w:type="gramStart"/>
+      <w:r>
+        <w:rPr>
+          <w:b/>
+          <w:bCs/>
+          <w:sz w:val="44"/>
+          <w:szCs w:val="44"/>
+        </w:rPr>
+        <w:t>natural  ordering</w:t>
+      </w:r>
+      <w:proofErr w:type="gramEnd"/>
+      <w:r>
+        <w:rPr>
+          <w:b/>
+          <w:bCs/>
+          <w:sz w:val="44"/>
+          <w:szCs w:val="44"/>
+        </w:rPr>
+        <w:t xml:space="preserve"> vs Custom Ordering.</w:t>
       </w:r>
     </w:p>
     <w:p>
@@ -2327,26 +4015,97 @@
           <w:sz w:val="44"/>
           <w:szCs w:val="44"/>
         </w:rPr>
-        <w:t>112)CompareTo(Object o) vs Compare(T o1, T o2)</w:t>
-      </w:r>
-    </w:p>
-    <w:p>
-      <w:pPr>
-        <w:rPr>
-          <w:b/>
-          <w:bCs/>
-          <w:sz w:val="44"/>
-          <w:szCs w:val="44"/>
-        </w:rPr>
-      </w:pPr>
-      <w:r>
-        <w:rPr>
-          <w:b/>
-          <w:bCs/>
-          <w:sz w:val="44"/>
-          <w:szCs w:val="44"/>
-        </w:rPr>
-        <w:t>113)Hierarchy of TreeSet.</w:t>
+        <w:t>112)</w:t>
+      </w:r>
+      <w:proofErr w:type="spellStart"/>
+      <w:proofErr w:type="gramStart"/>
+      <w:r>
+        <w:rPr>
+          <w:b/>
+          <w:bCs/>
+          <w:sz w:val="44"/>
+          <w:szCs w:val="44"/>
+        </w:rPr>
+        <w:t>CompareTo</w:t>
+      </w:r>
+      <w:proofErr w:type="spellEnd"/>
+      <w:r>
+        <w:rPr>
+          <w:b/>
+          <w:bCs/>
+          <w:sz w:val="44"/>
+          <w:szCs w:val="44"/>
+        </w:rPr>
+        <w:t>(</w:t>
+      </w:r>
+      <w:proofErr w:type="gramEnd"/>
+      <w:r>
+        <w:rPr>
+          <w:b/>
+          <w:bCs/>
+          <w:sz w:val="44"/>
+          <w:szCs w:val="44"/>
+        </w:rPr>
+        <w:t xml:space="preserve">Object o) vs </w:t>
+      </w:r>
+      <w:proofErr w:type="gramStart"/>
+      <w:r>
+        <w:rPr>
+          <w:b/>
+          <w:bCs/>
+          <w:sz w:val="44"/>
+          <w:szCs w:val="44"/>
+        </w:rPr>
+        <w:t>Compare(</w:t>
+      </w:r>
+      <w:proofErr w:type="gramEnd"/>
+      <w:r>
+        <w:rPr>
+          <w:b/>
+          <w:bCs/>
+          <w:sz w:val="44"/>
+          <w:szCs w:val="44"/>
+        </w:rPr>
+        <w:t>T o1, T o2)</w:t>
+      </w:r>
+    </w:p>
+    <w:p>
+      <w:pPr>
+        <w:rPr>
+          <w:b/>
+          <w:bCs/>
+          <w:sz w:val="44"/>
+          <w:szCs w:val="44"/>
+        </w:rPr>
+      </w:pPr>
+      <w:r>
+        <w:rPr>
+          <w:b/>
+          <w:bCs/>
+          <w:sz w:val="44"/>
+          <w:szCs w:val="44"/>
+        </w:rPr>
+        <w:t xml:space="preserve">113)Hierarchy of </w:t>
+      </w:r>
+      <w:proofErr w:type="spellStart"/>
+      <w:r>
+        <w:rPr>
+          <w:b/>
+          <w:bCs/>
+          <w:sz w:val="44"/>
+          <w:szCs w:val="44"/>
+        </w:rPr>
+        <w:t>TreeSet</w:t>
+      </w:r>
+      <w:proofErr w:type="spellEnd"/>
+      <w:r>
+        <w:rPr>
+          <w:b/>
+          <w:bCs/>
+          <w:sz w:val="44"/>
+          <w:szCs w:val="44"/>
+        </w:rPr>
+        <w:t>.</w:t>
       </w:r>
     </w:p>
     <w:p>
@@ -2374,64 +4133,206 @@
           <w:sz w:val="44"/>
           <w:szCs w:val="44"/>
         </w:rPr>
-        <w:t>What is TreeSet ?</w:t>
-      </w:r>
-    </w:p>
-    <w:p>
-      <w:pPr>
-        <w:rPr>
-          <w:b/>
-          <w:bCs/>
-          <w:sz w:val="44"/>
-          <w:szCs w:val="44"/>
-        </w:rPr>
-      </w:pPr>
-      <w:r>
-        <w:rPr>
-          <w:b/>
-          <w:bCs/>
-          <w:sz w:val="44"/>
-          <w:szCs w:val="44"/>
-        </w:rPr>
-        <w:t>115)Set vs TreeSet vs LinkedHashSet vs HashSet</w:t>
-      </w:r>
-    </w:p>
-    <w:p>
-      <w:pPr>
-        <w:rPr>
-          <w:b/>
-          <w:bCs/>
-          <w:sz w:val="44"/>
-          <w:szCs w:val="44"/>
-        </w:rPr>
-      </w:pPr>
-      <w:r>
-        <w:rPr>
-          <w:b/>
-          <w:bCs/>
-          <w:sz w:val="44"/>
-          <w:szCs w:val="44"/>
-        </w:rPr>
-        <w:t>116) Uniqueness in the case of HashSet, LinkedHashset and TreeSet.</w:t>
-      </w:r>
-    </w:p>
-    <w:p>
-      <w:pPr>
-        <w:rPr>
-          <w:b/>
-          <w:bCs/>
-          <w:sz w:val="44"/>
-          <w:szCs w:val="44"/>
-        </w:rPr>
-      </w:pPr>
-      <w:r>
-        <w:rPr>
-          <w:b/>
-          <w:bCs/>
-          <w:sz w:val="44"/>
-          <w:szCs w:val="44"/>
-        </w:rPr>
-        <w:t>117)SortedSet and NavigableSet in SET.</w:t>
+        <w:t xml:space="preserve">What is </w:t>
+      </w:r>
+      <w:proofErr w:type="spellStart"/>
+      <w:proofErr w:type="gramStart"/>
+      <w:r>
+        <w:rPr>
+          <w:b/>
+          <w:bCs/>
+          <w:sz w:val="44"/>
+          <w:szCs w:val="44"/>
+        </w:rPr>
+        <w:t>TreeSet</w:t>
+      </w:r>
+      <w:proofErr w:type="spellEnd"/>
+      <w:r>
+        <w:rPr>
+          <w:b/>
+          <w:bCs/>
+          <w:sz w:val="44"/>
+          <w:szCs w:val="44"/>
+        </w:rPr>
+        <w:t xml:space="preserve"> ?</w:t>
+      </w:r>
+      <w:proofErr w:type="gramEnd"/>
+    </w:p>
+    <w:p>
+      <w:pPr>
+        <w:rPr>
+          <w:b/>
+          <w:bCs/>
+          <w:sz w:val="44"/>
+          <w:szCs w:val="44"/>
+        </w:rPr>
+      </w:pPr>
+      <w:r>
+        <w:rPr>
+          <w:b/>
+          <w:bCs/>
+          <w:sz w:val="44"/>
+          <w:szCs w:val="44"/>
+        </w:rPr>
+        <w:t xml:space="preserve">115)Set vs </w:t>
+      </w:r>
+      <w:proofErr w:type="spellStart"/>
+      <w:r>
+        <w:rPr>
+          <w:b/>
+          <w:bCs/>
+          <w:sz w:val="44"/>
+          <w:szCs w:val="44"/>
+        </w:rPr>
+        <w:t>TreeSet</w:t>
+      </w:r>
+      <w:proofErr w:type="spellEnd"/>
+      <w:r>
+        <w:rPr>
+          <w:b/>
+          <w:bCs/>
+          <w:sz w:val="44"/>
+          <w:szCs w:val="44"/>
+        </w:rPr>
+        <w:t xml:space="preserve"> vs </w:t>
+      </w:r>
+      <w:proofErr w:type="spellStart"/>
+      <w:r>
+        <w:rPr>
+          <w:b/>
+          <w:bCs/>
+          <w:sz w:val="44"/>
+          <w:szCs w:val="44"/>
+        </w:rPr>
+        <w:t>LinkedHashSet</w:t>
+      </w:r>
+      <w:proofErr w:type="spellEnd"/>
+      <w:r>
+        <w:rPr>
+          <w:b/>
+          <w:bCs/>
+          <w:sz w:val="44"/>
+          <w:szCs w:val="44"/>
+        </w:rPr>
+        <w:t xml:space="preserve"> vs HashSet</w:t>
+      </w:r>
+    </w:p>
+    <w:p>
+      <w:pPr>
+        <w:rPr>
+          <w:b/>
+          <w:bCs/>
+          <w:sz w:val="44"/>
+          <w:szCs w:val="44"/>
+        </w:rPr>
+      </w:pPr>
+      <w:r>
+        <w:rPr>
+          <w:b/>
+          <w:bCs/>
+          <w:sz w:val="44"/>
+          <w:szCs w:val="44"/>
+        </w:rPr>
+        <w:t xml:space="preserve">116) Uniqueness in the case of HashSet, </w:t>
+      </w:r>
+      <w:proofErr w:type="spellStart"/>
+      <w:r>
+        <w:rPr>
+          <w:b/>
+          <w:bCs/>
+          <w:sz w:val="44"/>
+          <w:szCs w:val="44"/>
+        </w:rPr>
+        <w:t>LinkedHashset</w:t>
+      </w:r>
+      <w:proofErr w:type="spellEnd"/>
+      <w:r>
+        <w:rPr>
+          <w:b/>
+          <w:bCs/>
+          <w:sz w:val="44"/>
+          <w:szCs w:val="44"/>
+        </w:rPr>
+        <w:t xml:space="preserve"> and </w:t>
+      </w:r>
+      <w:proofErr w:type="spellStart"/>
+      <w:r>
+        <w:rPr>
+          <w:b/>
+          <w:bCs/>
+          <w:sz w:val="44"/>
+          <w:szCs w:val="44"/>
+        </w:rPr>
+        <w:t>TreeSet</w:t>
+      </w:r>
+      <w:proofErr w:type="spellEnd"/>
+      <w:r>
+        <w:rPr>
+          <w:b/>
+          <w:bCs/>
+          <w:sz w:val="44"/>
+          <w:szCs w:val="44"/>
+        </w:rPr>
+        <w:t>.</w:t>
+      </w:r>
+    </w:p>
+    <w:p>
+      <w:pPr>
+        <w:rPr>
+          <w:b/>
+          <w:bCs/>
+          <w:sz w:val="44"/>
+          <w:szCs w:val="44"/>
+        </w:rPr>
+      </w:pPr>
+      <w:r>
+        <w:rPr>
+          <w:b/>
+          <w:bCs/>
+          <w:sz w:val="44"/>
+          <w:szCs w:val="44"/>
+        </w:rPr>
+        <w:t>117)</w:t>
+      </w:r>
+      <w:proofErr w:type="spellStart"/>
+      <w:r>
+        <w:rPr>
+          <w:b/>
+          <w:bCs/>
+          <w:sz w:val="44"/>
+          <w:szCs w:val="44"/>
+        </w:rPr>
+        <w:t>SortedSet</w:t>
+      </w:r>
+      <w:proofErr w:type="spellEnd"/>
+      <w:r>
+        <w:rPr>
+          <w:b/>
+          <w:bCs/>
+          <w:sz w:val="44"/>
+          <w:szCs w:val="44"/>
+        </w:rPr>
+        <w:t xml:space="preserve"> and </w:t>
+      </w:r>
+      <w:proofErr w:type="spellStart"/>
+      <w:r>
+        <w:rPr>
+          <w:b/>
+          <w:bCs/>
+          <w:sz w:val="44"/>
+          <w:szCs w:val="44"/>
+        </w:rPr>
+        <w:t>NavigableSet</w:t>
+      </w:r>
+      <w:proofErr w:type="spellEnd"/>
+      <w:r>
+        <w:rPr>
+          <w:b/>
+          <w:bCs/>
+          <w:sz w:val="44"/>
+          <w:szCs w:val="44"/>
+        </w:rPr>
+        <w:t xml:space="preserve"> in SET.</w:t>
       </w:r>
     </w:p>
     <w:p>
@@ -2508,23 +4409,65 @@
         </w:rPr>
         <w:t>120)</w:t>
       </w:r>
-      <w:r>
-        <w:rPr>
-          <w:b/>
-          <w:bCs/>
-          <w:sz w:val="44"/>
-          <w:szCs w:val="44"/>
-        </w:rPr>
-        <w:t xml:space="preserve">ArrayDequeue vs </w:t>
-      </w:r>
-      <w:r>
-        <w:rPr>
-          <w:b/>
-          <w:bCs/>
-          <w:sz w:val="44"/>
-          <w:szCs w:val="44"/>
-        </w:rPr>
-        <w:t xml:space="preserve"> PriorityQueue.</w:t>
+      <w:proofErr w:type="spellStart"/>
+      <w:r>
+        <w:rPr>
+          <w:b/>
+          <w:bCs/>
+          <w:sz w:val="44"/>
+          <w:szCs w:val="44"/>
+        </w:rPr>
+        <w:t>ArrayDequeue</w:t>
+      </w:r>
+      <w:proofErr w:type="spellEnd"/>
+      <w:r>
+        <w:rPr>
+          <w:b/>
+          <w:bCs/>
+          <w:sz w:val="44"/>
+          <w:szCs w:val="44"/>
+        </w:rPr>
+        <w:t xml:space="preserve"> </w:t>
+      </w:r>
+      <w:proofErr w:type="gramStart"/>
+      <w:r>
+        <w:rPr>
+          <w:b/>
+          <w:bCs/>
+          <w:sz w:val="44"/>
+          <w:szCs w:val="44"/>
+        </w:rPr>
+        <w:t xml:space="preserve">vs </w:t>
+      </w:r>
+      <w:r>
+        <w:rPr>
+          <w:b/>
+          <w:bCs/>
+          <w:sz w:val="44"/>
+          <w:szCs w:val="44"/>
+        </w:rPr>
+        <w:t xml:space="preserve"> </w:t>
+      </w:r>
+      <w:proofErr w:type="spellStart"/>
+      <w:r>
+        <w:rPr>
+          <w:b/>
+          <w:bCs/>
+          <w:sz w:val="44"/>
+          <w:szCs w:val="44"/>
+        </w:rPr>
+        <w:t>PriorityQueue</w:t>
+      </w:r>
+      <w:proofErr w:type="spellEnd"/>
+      <w:proofErr w:type="gramEnd"/>
+      <w:r>
+        <w:rPr>
+          <w:b/>
+          <w:bCs/>
+          <w:sz w:val="44"/>
+          <w:szCs w:val="44"/>
+        </w:rPr>
+        <w:t>.</w:t>
       </w:r>
     </w:p>
     <w:p>
@@ -2563,7 +4506,27 @@
           <w:sz w:val="44"/>
           <w:szCs w:val="44"/>
         </w:rPr>
-        <w:t>122)PriorityQueue and Custom Sorting.</w:t>
+        <w:t>122)</w:t>
+      </w:r>
+      <w:proofErr w:type="spellStart"/>
+      <w:r>
+        <w:rPr>
+          <w:b/>
+          <w:bCs/>
+          <w:sz w:val="44"/>
+          <w:szCs w:val="44"/>
+        </w:rPr>
+        <w:t>PriorityQueue</w:t>
+      </w:r>
+      <w:proofErr w:type="spellEnd"/>
+      <w:r>
+        <w:rPr>
+          <w:b/>
+          <w:bCs/>
+          <w:sz w:val="44"/>
+          <w:szCs w:val="44"/>
+        </w:rPr>
+        <w:t xml:space="preserve"> and Custom Sorting.</w:t>
       </w:r>
     </w:p>
     <w:p>
@@ -2600,8 +4563,108 @@
           <w:sz w:val="44"/>
           <w:szCs w:val="44"/>
         </w:rPr>
-        <w:t>vs ListIterator.</w:t>
-      </w:r>
+        <w:t xml:space="preserve">vs </w:t>
+      </w:r>
+      <w:proofErr w:type="spellStart"/>
+      <w:proofErr w:type="gramStart"/>
+      <w:r>
+        <w:rPr>
+          <w:b/>
+          <w:bCs/>
+          <w:sz w:val="44"/>
+          <w:szCs w:val="44"/>
+        </w:rPr>
+        <w:t>ListIterator</w:t>
+      </w:r>
+      <w:proofErr w:type="spellEnd"/>
+      <w:r>
+        <w:rPr>
+          <w:b/>
+          <w:bCs/>
+          <w:sz w:val="44"/>
+          <w:szCs w:val="44"/>
+        </w:rPr>
+        <w:t>.</w:t>
+      </w:r>
+      <w:r>
+        <w:rPr>
+          <w:b/>
+          <w:bCs/>
+          <w:sz w:val="44"/>
+          <w:szCs w:val="44"/>
+        </w:rPr>
+        <w:t>&lt;</w:t>
+      </w:r>
+      <w:proofErr w:type="gramEnd"/>
+      <w:r>
+        <w:rPr>
+          <w:b/>
+          <w:bCs/>
+          <w:sz w:val="44"/>
+          <w:szCs w:val="44"/>
+        </w:rPr>
+        <w:t>T&gt;</w:t>
+      </w:r>
+    </w:p>
+    <w:p>
+      <w:pPr>
+        <w:rPr>
+          <w:b/>
+          <w:bCs/>
+          <w:sz w:val="44"/>
+          <w:szCs w:val="44"/>
+        </w:rPr>
+      </w:pPr>
+      <w:proofErr w:type="gramStart"/>
+      <w:r>
+        <w:rPr>
+          <w:b/>
+          <w:bCs/>
+          <w:sz w:val="44"/>
+          <w:szCs w:val="44"/>
+        </w:rPr>
+        <w:t>124).remove</w:t>
+      </w:r>
+      <w:proofErr w:type="gramEnd"/>
+      <w:r>
+        <w:rPr>
+          <w:b/>
+          <w:bCs/>
+          <w:sz w:val="44"/>
+          <w:szCs w:val="44"/>
+        </w:rPr>
+        <w:t>() in Iteration.</w:t>
+      </w:r>
+    </w:p>
+    <w:p>
+      <w:pPr>
+        <w:rPr>
+          <w:b/>
+          <w:bCs/>
+          <w:sz w:val="44"/>
+          <w:szCs w:val="44"/>
+        </w:rPr>
+      </w:pPr>
+      <w:r>
+        <w:rPr>
+          <w:b/>
+          <w:bCs/>
+          <w:sz w:val="44"/>
+          <w:szCs w:val="44"/>
+        </w:rPr>
+        <w:t xml:space="preserve">125) Traversing backward in the </w:t>
+      </w:r>
+      <w:proofErr w:type="spellStart"/>
+      <w:r>
+        <w:rPr>
+          <w:b/>
+          <w:bCs/>
+          <w:sz w:val="44"/>
+          <w:szCs w:val="44"/>
+        </w:rPr>
+        <w:t>ListIterator</w:t>
+      </w:r>
+      <w:proofErr w:type="spellEnd"/>
       <w:r>
         <w:rPr>
           <w:b/>
@@ -2628,45 +4691,27 @@
           <w:sz w:val="44"/>
           <w:szCs w:val="44"/>
         </w:rPr>
-        <w:t>124).remove() in Iteration.</w:t>
-      </w:r>
-    </w:p>
-    <w:p>
-      <w:pPr>
-        <w:rPr>
-          <w:b/>
-          <w:bCs/>
-          <w:sz w:val="44"/>
-          <w:szCs w:val="44"/>
-        </w:rPr>
-      </w:pPr>
-      <w:r>
-        <w:rPr>
-          <w:b/>
-          <w:bCs/>
-          <w:sz w:val="44"/>
-          <w:szCs w:val="44"/>
-        </w:rPr>
-        <w:t>125) Traversing backward in the ListIterator&lt;T&gt;</w:t>
-      </w:r>
-    </w:p>
-    <w:p>
-      <w:pPr>
-        <w:rPr>
-          <w:b/>
-          <w:bCs/>
-          <w:sz w:val="44"/>
-          <w:szCs w:val="44"/>
-        </w:rPr>
-      </w:pPr>
-      <w:r>
-        <w:rPr>
-          <w:b/>
-          <w:bCs/>
-          <w:sz w:val="44"/>
-          <w:szCs w:val="44"/>
-        </w:rPr>
-        <w:t>126)What is  Map interface.</w:t>
+        <w:t xml:space="preserve">126)What </w:t>
+      </w:r>
+      <w:proofErr w:type="gramStart"/>
+      <w:r>
+        <w:rPr>
+          <w:b/>
+          <w:bCs/>
+          <w:sz w:val="44"/>
+          <w:szCs w:val="44"/>
+        </w:rPr>
+        <w:t>is  Map</w:t>
+      </w:r>
+      <w:proofErr w:type="gramEnd"/>
+      <w:r>
+        <w:rPr>
+          <w:b/>
+          <w:bCs/>
+          <w:sz w:val="44"/>
+          <w:szCs w:val="44"/>
+        </w:rPr>
+        <w:t xml:space="preserve"> interface.</w:t>
       </w:r>
     </w:p>
     <w:p>
@@ -2723,64 +4768,146 @@
           <w:sz w:val="44"/>
           <w:szCs w:val="44"/>
         </w:rPr>
-        <w:t>129)What will happen if you have the same Keys in the HashMap&lt;k,V&gt;?</w:t>
-      </w:r>
-    </w:p>
-    <w:p>
-      <w:pPr>
-        <w:rPr>
-          <w:b/>
-          <w:bCs/>
-          <w:sz w:val="44"/>
-          <w:szCs w:val="44"/>
-        </w:rPr>
-      </w:pPr>
-      <w:r>
-        <w:rPr>
-          <w:b/>
-          <w:bCs/>
-          <w:sz w:val="44"/>
-          <w:szCs w:val="44"/>
-        </w:rPr>
-        <w:t>130) Tree Map , Comparable, Comparator.</w:t>
-      </w:r>
-    </w:p>
-    <w:p>
-      <w:pPr>
-        <w:rPr>
-          <w:b/>
-          <w:bCs/>
-          <w:sz w:val="44"/>
-          <w:szCs w:val="44"/>
-        </w:rPr>
-      </w:pPr>
-      <w:r>
-        <w:rPr>
-          <w:b/>
-          <w:bCs/>
-          <w:sz w:val="44"/>
-          <w:szCs w:val="44"/>
-        </w:rPr>
-        <w:t>131)HashTable vs HashMap.</w:t>
-      </w:r>
-    </w:p>
-    <w:p>
-      <w:pPr>
-        <w:rPr>
-          <w:b/>
-          <w:bCs/>
-          <w:sz w:val="44"/>
-          <w:szCs w:val="44"/>
-        </w:rPr>
-      </w:pPr>
-      <w:r>
-        <w:rPr>
-          <w:b/>
-          <w:bCs/>
-          <w:sz w:val="44"/>
-          <w:szCs w:val="44"/>
-        </w:rPr>
-        <w:t>132)Hierarchy of treeMap.</w:t>
+        <w:t>129)What will happen if you have the same Keys in the HashMap&lt;</w:t>
+      </w:r>
+      <w:proofErr w:type="spellStart"/>
+      <w:proofErr w:type="gramStart"/>
+      <w:r>
+        <w:rPr>
+          <w:b/>
+          <w:bCs/>
+          <w:sz w:val="44"/>
+          <w:szCs w:val="44"/>
+        </w:rPr>
+        <w:t>k,V</w:t>
+      </w:r>
+      <w:proofErr w:type="spellEnd"/>
+      <w:proofErr w:type="gramEnd"/>
+      <w:r>
+        <w:rPr>
+          <w:b/>
+          <w:bCs/>
+          <w:sz w:val="44"/>
+          <w:szCs w:val="44"/>
+        </w:rPr>
+        <w:t>&gt;?</w:t>
+      </w:r>
+    </w:p>
+    <w:p>
+      <w:pPr>
+        <w:rPr>
+          <w:b/>
+          <w:bCs/>
+          <w:sz w:val="44"/>
+          <w:szCs w:val="44"/>
+        </w:rPr>
+      </w:pPr>
+      <w:r>
+        <w:rPr>
+          <w:b/>
+          <w:bCs/>
+          <w:sz w:val="44"/>
+          <w:szCs w:val="44"/>
+        </w:rPr>
+        <w:t xml:space="preserve">130) Tree </w:t>
+      </w:r>
+      <w:proofErr w:type="gramStart"/>
+      <w:r>
+        <w:rPr>
+          <w:b/>
+          <w:bCs/>
+          <w:sz w:val="44"/>
+          <w:szCs w:val="44"/>
+        </w:rPr>
+        <w:t>Map ,</w:t>
+      </w:r>
+      <w:proofErr w:type="gramEnd"/>
+      <w:r>
+        <w:rPr>
+          <w:b/>
+          <w:bCs/>
+          <w:sz w:val="44"/>
+          <w:szCs w:val="44"/>
+        </w:rPr>
+        <w:t xml:space="preserve"> Comparable, Comparator.</w:t>
+      </w:r>
+    </w:p>
+    <w:p>
+      <w:pPr>
+        <w:rPr>
+          <w:b/>
+          <w:bCs/>
+          <w:sz w:val="44"/>
+          <w:szCs w:val="44"/>
+        </w:rPr>
+      </w:pPr>
+      <w:r>
+        <w:rPr>
+          <w:b/>
+          <w:bCs/>
+          <w:sz w:val="44"/>
+          <w:szCs w:val="44"/>
+        </w:rPr>
+        <w:t>131)</w:t>
+      </w:r>
+      <w:proofErr w:type="spellStart"/>
+      <w:r>
+        <w:rPr>
+          <w:b/>
+          <w:bCs/>
+          <w:sz w:val="44"/>
+          <w:szCs w:val="44"/>
+        </w:rPr>
+        <w:t>HashTable</w:t>
+      </w:r>
+      <w:proofErr w:type="spellEnd"/>
+      <w:r>
+        <w:rPr>
+          <w:b/>
+          <w:bCs/>
+          <w:sz w:val="44"/>
+          <w:szCs w:val="44"/>
+        </w:rPr>
+        <w:t xml:space="preserve"> vs HashMap.</w:t>
+      </w:r>
+    </w:p>
+    <w:p>
+      <w:pPr>
+        <w:rPr>
+          <w:b/>
+          <w:bCs/>
+          <w:sz w:val="44"/>
+          <w:szCs w:val="44"/>
+        </w:rPr>
+      </w:pPr>
+      <w:r>
+        <w:rPr>
+          <w:b/>
+          <w:bCs/>
+          <w:sz w:val="44"/>
+          <w:szCs w:val="44"/>
+        </w:rPr>
+        <w:t xml:space="preserve">132)Hierarchy of </w:t>
+      </w:r>
+      <w:proofErr w:type="spellStart"/>
+      <w:r>
+        <w:rPr>
+          <w:b/>
+          <w:bCs/>
+          <w:sz w:val="44"/>
+          <w:szCs w:val="44"/>
+        </w:rPr>
+        <w:t>treeMap</w:t>
+      </w:r>
+      <w:proofErr w:type="spellEnd"/>
+      <w:r>
+        <w:rPr>
+          <w:b/>
+          <w:bCs/>
+          <w:sz w:val="44"/>
+          <w:szCs w:val="44"/>
+        </w:rPr>
+        <w:t>.</w:t>
       </w:r>
     </w:p>
     <w:p>
@@ -2820,6 +4947,16 @@
         </w:rPr>
         <w:t>134)Internal working of Set.</w:t>
       </w:r>
+    </w:p>
+    <w:p>
+      <w:pPr>
+        <w:rPr>
+          <w:b/>
+          <w:bCs/>
+          <w:sz w:val="44"/>
+          <w:szCs w:val="44"/>
+        </w:rPr>
+      </w:pPr>
     </w:p>
     <w:p>
       <w:pPr>

--- a/Core_JAVA_Interview.docx
+++ b/Core_JAVA_Interview.docx
@@ -40,7 +40,6 @@
         <w:t xml:space="preserve">1)what is </w:t>
       </w:r>
       <w:proofErr w:type="spellStart"/>
-      <w:proofErr w:type="gramStart"/>
       <w:r>
         <w:rPr>
           <w:b/>
@@ -51,7 +50,6 @@
         <w:t>jvm,jdk</w:t>
       </w:r>
       <w:proofErr w:type="spellEnd"/>
-      <w:proofErr w:type="gramEnd"/>
       <w:r>
         <w:rPr>
           <w:b/>
@@ -62,7 +60,6 @@
         <w:t xml:space="preserve">, </w:t>
       </w:r>
       <w:proofErr w:type="spellStart"/>
-      <w:proofErr w:type="gramStart"/>
       <w:r>
         <w:rPr>
           <w:b/>
@@ -82,7 +79,6 @@
         </w:rPr>
         <w:t xml:space="preserve"> ?</w:t>
       </w:r>
-      <w:proofErr w:type="gramEnd"/>
     </w:p>
     <w:p>
       <w:pPr>
@@ -110,38 +106,8 @@
           <w:szCs w:val="44"/>
         </w:rPr>
         <w:br/>
-      </w:r>
-      <w:proofErr w:type="gramStart"/>
-      <w:r>
-        <w:rPr>
-          <w:b/>
-          <w:bCs/>
-          <w:sz w:val="44"/>
-          <w:szCs w:val="44"/>
-        </w:rPr>
-        <w:t>3)is</w:t>
-      </w:r>
-      <w:proofErr w:type="gramEnd"/>
-      <w:r>
-        <w:rPr>
-          <w:b/>
-          <w:bCs/>
-          <w:sz w:val="44"/>
-          <w:szCs w:val="44"/>
-        </w:rPr>
-        <w:t xml:space="preserve"> java interpreted or compiled </w:t>
-      </w:r>
-      <w:proofErr w:type="gramStart"/>
-      <w:r>
-        <w:rPr>
-          <w:b/>
-          <w:bCs/>
-          <w:sz w:val="44"/>
-          <w:szCs w:val="44"/>
-        </w:rPr>
-        <w:t>language ?</w:t>
-      </w:r>
-      <w:proofErr w:type="gramEnd"/>
+        <w:t>3)is java interpreted or compiled language ?</w:t>
+      </w:r>
     </w:p>
     <w:p>
       <w:pPr>
@@ -178,27 +144,7 @@
           <w:sz w:val="44"/>
           <w:szCs w:val="44"/>
         </w:rPr>
-        <w:t xml:space="preserve">5) Primitive vs. </w:t>
-      </w:r>
-      <w:proofErr w:type="gramStart"/>
-      <w:r>
-        <w:rPr>
-          <w:b/>
-          <w:bCs/>
-          <w:sz w:val="44"/>
-          <w:szCs w:val="44"/>
-        </w:rPr>
-        <w:t>Non-Primitive</w:t>
-      </w:r>
-      <w:proofErr w:type="gramEnd"/>
-      <w:r>
-        <w:rPr>
-          <w:b/>
-          <w:bCs/>
-          <w:sz w:val="44"/>
-          <w:szCs w:val="44"/>
-        </w:rPr>
-        <w:t>.</w:t>
+        <w:t>5) Primitive vs. Non-Primitive.</w:t>
       </w:r>
     </w:p>
     <w:p>
@@ -255,19 +201,8 @@
           <w:sz w:val="44"/>
           <w:szCs w:val="44"/>
         </w:rPr>
-        <w:t xml:space="preserve">8)what is narrowing and what is </w:t>
-      </w:r>
-      <w:proofErr w:type="gramStart"/>
-      <w:r>
-        <w:rPr>
-          <w:b/>
-          <w:bCs/>
-          <w:sz w:val="44"/>
-          <w:szCs w:val="44"/>
-        </w:rPr>
-        <w:t>widening ?</w:t>
-      </w:r>
-      <w:proofErr w:type="gramEnd"/>
+        <w:t>8)what is narrowing and what is widening ?</w:t>
+      </w:r>
     </w:p>
     <w:p>
       <w:pPr>
@@ -304,19 +239,8 @@
           <w:sz w:val="44"/>
           <w:szCs w:val="44"/>
         </w:rPr>
-        <w:t xml:space="preserve">10) different types of ARRAYS in </w:t>
-      </w:r>
-      <w:proofErr w:type="gramStart"/>
-      <w:r>
-        <w:rPr>
-          <w:b/>
-          <w:bCs/>
-          <w:sz w:val="44"/>
-          <w:szCs w:val="44"/>
-        </w:rPr>
-        <w:t>java ?</w:t>
-      </w:r>
-      <w:proofErr w:type="gramEnd"/>
+        <w:t>10) different types of ARRAYS in java ?</w:t>
+      </w:r>
     </w:p>
     <w:p>
       <w:pPr>
@@ -344,87 +268,46 @@
           <w:szCs w:val="44"/>
         </w:rPr>
         <w:br/>
-      </w:r>
-      <w:proofErr w:type="gramStart"/>
-      <w:r>
-        <w:rPr>
-          <w:b/>
-          <w:bCs/>
-          <w:sz w:val="44"/>
-          <w:szCs w:val="44"/>
-        </w:rPr>
-        <w:t>12)W.A.P.</w:t>
-      </w:r>
-      <w:proofErr w:type="gramEnd"/>
-      <w:r>
-        <w:rPr>
-          <w:b/>
-          <w:bCs/>
-          <w:sz w:val="44"/>
-          <w:szCs w:val="44"/>
-        </w:rPr>
-        <w:t xml:space="preserve"> to swap two numbers without the third variable.</w:t>
-      </w:r>
-    </w:p>
-    <w:p>
-      <w:pPr>
-        <w:rPr>
-          <w:b/>
-          <w:bCs/>
-          <w:sz w:val="44"/>
-          <w:szCs w:val="44"/>
-        </w:rPr>
-      </w:pPr>
-      <w:r>
-        <w:rPr>
-          <w:b/>
-          <w:bCs/>
-          <w:sz w:val="44"/>
-          <w:szCs w:val="44"/>
-        </w:rPr>
-        <w:t xml:space="preserve">13) What is String in </w:t>
-      </w:r>
-      <w:proofErr w:type="gramStart"/>
-      <w:r>
-        <w:rPr>
-          <w:b/>
-          <w:bCs/>
-          <w:sz w:val="44"/>
-          <w:szCs w:val="44"/>
-        </w:rPr>
-        <w:t>JAVA ?</w:t>
-      </w:r>
-      <w:proofErr w:type="gramEnd"/>
-    </w:p>
-    <w:p>
-      <w:pPr>
-        <w:rPr>
-          <w:b/>
-          <w:bCs/>
-          <w:sz w:val="44"/>
-          <w:szCs w:val="44"/>
-        </w:rPr>
-      </w:pPr>
-      <w:r>
-        <w:rPr>
-          <w:b/>
-          <w:bCs/>
-          <w:sz w:val="44"/>
-          <w:szCs w:val="44"/>
-        </w:rPr>
-        <w:t xml:space="preserve">14) What is String constant pool in </w:t>
-      </w:r>
-      <w:proofErr w:type="gramStart"/>
-      <w:r>
-        <w:rPr>
-          <w:b/>
-          <w:bCs/>
-          <w:sz w:val="44"/>
-          <w:szCs w:val="44"/>
-        </w:rPr>
-        <w:t>JAVA ?</w:t>
-      </w:r>
-      <w:proofErr w:type="gramEnd"/>
+        <w:t>12)W.A.P. to swap two numbers without the third variable.</w:t>
+      </w:r>
+    </w:p>
+    <w:p>
+      <w:pPr>
+        <w:rPr>
+          <w:b/>
+          <w:bCs/>
+          <w:sz w:val="44"/>
+          <w:szCs w:val="44"/>
+        </w:rPr>
+      </w:pPr>
+      <w:r>
+        <w:rPr>
+          <w:b/>
+          <w:bCs/>
+          <w:sz w:val="44"/>
+          <w:szCs w:val="44"/>
+        </w:rPr>
+        <w:t>13) What is String in JAVA ?</w:t>
+      </w:r>
+    </w:p>
+    <w:p>
+      <w:pPr>
+        <w:rPr>
+          <w:b/>
+          <w:bCs/>
+          <w:sz w:val="44"/>
+          <w:szCs w:val="44"/>
+        </w:rPr>
+      </w:pPr>
+      <w:r>
+        <w:rPr>
+          <w:b/>
+          <w:bCs/>
+          <w:sz w:val="44"/>
+          <w:szCs w:val="44"/>
+        </w:rPr>
+        <w:t>14) What is String constant pool in JAVA ?</w:t>
+      </w:r>
     </w:p>
     <w:p>
       <w:pPr>
@@ -466,7 +349,6 @@
         <w:t xml:space="preserve">. </w:t>
       </w:r>
       <w:proofErr w:type="spellStart"/>
-      <w:proofErr w:type="gramStart"/>
       <w:r>
         <w:rPr>
           <w:b/>
@@ -484,17 +366,7 @@
           <w:sz w:val="44"/>
           <w:szCs w:val="44"/>
         </w:rPr>
-        <w:t xml:space="preserve"> .</w:t>
-      </w:r>
-      <w:proofErr w:type="gramEnd"/>
-      <w:r>
-        <w:rPr>
-          <w:b/>
-          <w:bCs/>
-          <w:sz w:val="44"/>
-          <w:szCs w:val="44"/>
-        </w:rPr>
-        <w:t xml:space="preserve"> vs. StringBuilder in JAVA.</w:t>
+        <w:t xml:space="preserve"> . vs. StringBuilder in JAVA.</w:t>
       </w:r>
     </w:p>
     <w:p>
@@ -742,27 +614,7 @@
           <w:sz w:val="44"/>
           <w:szCs w:val="44"/>
         </w:rPr>
-        <w:t xml:space="preserve">28)explain difference between this call and </w:t>
-      </w:r>
-      <w:proofErr w:type="gramStart"/>
-      <w:r>
-        <w:rPr>
-          <w:b/>
-          <w:bCs/>
-          <w:sz w:val="44"/>
-          <w:szCs w:val="44"/>
-        </w:rPr>
-        <w:t>this(</w:t>
-      </w:r>
-      <w:proofErr w:type="gramEnd"/>
-      <w:r>
-        <w:rPr>
-          <w:b/>
-          <w:bCs/>
-          <w:sz w:val="44"/>
-          <w:szCs w:val="44"/>
-        </w:rPr>
-        <w:t>);</w:t>
+        <w:t>28)explain difference between this call and this();</w:t>
       </w:r>
     </w:p>
     <w:p>
@@ -819,27 +671,7 @@
           <w:sz w:val="44"/>
           <w:szCs w:val="44"/>
         </w:rPr>
-        <w:t xml:space="preserve">31)explain the super call in the context of </w:t>
-      </w:r>
-      <w:proofErr w:type="gramStart"/>
-      <w:r>
-        <w:rPr>
-          <w:b/>
-          <w:bCs/>
-          <w:sz w:val="44"/>
-          <w:szCs w:val="44"/>
-        </w:rPr>
-        <w:t>constructor ,</w:t>
-      </w:r>
-      <w:proofErr w:type="gramEnd"/>
-      <w:r>
-        <w:rPr>
-          <w:b/>
-          <w:bCs/>
-          <w:sz w:val="44"/>
-          <w:szCs w:val="44"/>
-        </w:rPr>
-        <w:t xml:space="preserve"> method and variable.</w:t>
+        <w:t>31)explain the super call in the context of constructor , method and variable.</w:t>
       </w:r>
     </w:p>
     <w:p>
@@ -935,27 +767,7 @@
           <w:szCs w:val="44"/>
         </w:rPr>
         <w:lastRenderedPageBreak/>
-        <w:t>36)W.</w:t>
-      </w:r>
-      <w:proofErr w:type="gramStart"/>
-      <w:r>
-        <w:rPr>
-          <w:b/>
-          <w:bCs/>
-          <w:sz w:val="44"/>
-          <w:szCs w:val="44"/>
-        </w:rPr>
-        <w:t>A.P</w:t>
-      </w:r>
-      <w:proofErr w:type="gramEnd"/>
-      <w:r>
-        <w:rPr>
-          <w:b/>
-          <w:bCs/>
-          <w:sz w:val="44"/>
-          <w:szCs w:val="44"/>
-        </w:rPr>
-        <w:t xml:space="preserve"> to demonstrate over-riding vs. runtime polymorphism.</w:t>
+        <w:t>36)W.A.P to demonstrate over-riding vs. runtime polymorphism.</w:t>
       </w:r>
     </w:p>
     <w:p>
@@ -986,25 +798,14 @@
           <w:szCs w:val="44"/>
         </w:rPr>
       </w:pPr>
-      <w:proofErr w:type="gramStart"/>
-      <w:r>
-        <w:rPr>
-          <w:b/>
-          <w:bCs/>
-          <w:sz w:val="44"/>
-          <w:szCs w:val="44"/>
-        </w:rPr>
-        <w:t>38 )</w:t>
-      </w:r>
-      <w:proofErr w:type="gramEnd"/>
-      <w:r>
-        <w:rPr>
-          <w:b/>
-          <w:bCs/>
-          <w:sz w:val="44"/>
-          <w:szCs w:val="44"/>
-        </w:rPr>
-        <w:t xml:space="preserve"> types and order of access modifiers from less to more secure. Prove it with the codes.</w:t>
+      <w:r>
+        <w:rPr>
+          <w:b/>
+          <w:bCs/>
+          <w:sz w:val="44"/>
+          <w:szCs w:val="44"/>
+        </w:rPr>
+        <w:t>38 ) types and order of access modifiers from less to more secure. Prove it with the codes.</w:t>
       </w:r>
     </w:p>
     <w:p>
@@ -1061,58 +862,27 @@
           <w:sz w:val="44"/>
           <w:szCs w:val="44"/>
         </w:rPr>
-        <w:t xml:space="preserve">41)what is the relation between access modifiers and </w:t>
-      </w:r>
-      <w:proofErr w:type="gramStart"/>
-      <w:r>
-        <w:rPr>
-          <w:b/>
-          <w:bCs/>
-          <w:sz w:val="44"/>
-          <w:szCs w:val="44"/>
-        </w:rPr>
-        <w:t>Overriding</w:t>
-      </w:r>
-      <w:proofErr w:type="gramEnd"/>
-      <w:r>
-        <w:rPr>
-          <w:b/>
-          <w:bCs/>
-          <w:sz w:val="44"/>
-          <w:szCs w:val="44"/>
-        </w:rPr>
-        <w:t>.</w:t>
-      </w:r>
-    </w:p>
-    <w:p>
-      <w:pPr>
-        <w:rPr>
-          <w:b/>
-          <w:bCs/>
-          <w:sz w:val="44"/>
-          <w:szCs w:val="44"/>
-        </w:rPr>
-      </w:pPr>
-      <w:r>
-        <w:rPr>
-          <w:b/>
-          <w:bCs/>
-          <w:sz w:val="44"/>
-          <w:szCs w:val="44"/>
-        </w:rPr>
-        <w:t xml:space="preserve">42)what is </w:t>
-      </w:r>
-      <w:proofErr w:type="gramStart"/>
-      <w:r>
-        <w:rPr>
-          <w:b/>
-          <w:bCs/>
-          <w:sz w:val="44"/>
-          <w:szCs w:val="44"/>
-        </w:rPr>
-        <w:t>abstraction ?</w:t>
-      </w:r>
-      <w:proofErr w:type="gramEnd"/>
+        <w:t>41)what is the relation between access modifiers and Overriding.</w:t>
+      </w:r>
+    </w:p>
+    <w:p>
+      <w:pPr>
+        <w:rPr>
+          <w:b/>
+          <w:bCs/>
+          <w:sz w:val="44"/>
+          <w:szCs w:val="44"/>
+        </w:rPr>
+      </w:pPr>
+      <w:r>
+        <w:rPr>
+          <w:b/>
+          <w:bCs/>
+          <w:sz w:val="44"/>
+          <w:szCs w:val="44"/>
+        </w:rPr>
+        <w:t>42)what is abstraction ?</w:t>
+      </w:r>
     </w:p>
     <w:p>
       <w:pPr>
@@ -1379,17 +1149,7 @@
           <w:sz w:val="44"/>
           <w:szCs w:val="44"/>
         </w:rPr>
-        <w:t xml:space="preserve">53) how do you invoke a method </w:t>
-      </w:r>
-      <w:proofErr w:type="gramStart"/>
-      <w:r>
-        <w:rPr>
-          <w:b/>
-          <w:bCs/>
-          <w:sz w:val="44"/>
-          <w:szCs w:val="44"/>
-        </w:rPr>
-        <w:t xml:space="preserve">of  </w:t>
+        <w:t xml:space="preserve">53) how do you invoke a method of  </w:t>
       </w:r>
       <w:proofErr w:type="spellStart"/>
       <w:r>
@@ -1402,7 +1162,6 @@
         <w:t>i</w:t>
       </w:r>
       <w:proofErr w:type="spellEnd"/>
-      <w:proofErr w:type="gramEnd"/>
       <w:r>
         <w:rPr>
           <w:b/>
@@ -1479,7 +1238,6 @@
         <w:t xml:space="preserve">56) </w:t>
       </w:r>
       <w:proofErr w:type="spellStart"/>
-      <w:proofErr w:type="gramStart"/>
       <w:r>
         <w:rPr>
           <w:b/>
@@ -1497,20 +1255,9 @@
           <w:sz w:val="44"/>
           <w:szCs w:val="44"/>
         </w:rPr>
-        <w:t>(</w:t>
-      </w:r>
-      <w:proofErr w:type="gramEnd"/>
-      <w:r>
-        <w:rPr>
-          <w:b/>
-          <w:bCs/>
-          <w:sz w:val="44"/>
-          <w:szCs w:val="44"/>
-        </w:rPr>
-        <w:t xml:space="preserve">) and </w:t>
+        <w:t xml:space="preserve">() and </w:t>
       </w:r>
       <w:proofErr w:type="spellStart"/>
-      <w:proofErr w:type="gramStart"/>
       <w:r>
         <w:rPr>
           <w:b/>
@@ -1528,17 +1275,7 @@
           <w:sz w:val="44"/>
           <w:szCs w:val="44"/>
         </w:rPr>
-        <w:t>(</w:t>
-      </w:r>
-      <w:proofErr w:type="gramEnd"/>
-      <w:r>
-        <w:rPr>
-          <w:b/>
-          <w:bCs/>
-          <w:sz w:val="44"/>
-          <w:szCs w:val="44"/>
-        </w:rPr>
-        <w:t>)</w:t>
+        <w:t>()</w:t>
       </w:r>
     </w:p>
     <w:p>
@@ -1586,58 +1323,27 @@
           <w:sz w:val="44"/>
           <w:szCs w:val="44"/>
         </w:rPr>
-        <w:t xml:space="preserve">58)is it compulsory to write the catch block with </w:t>
-      </w:r>
-      <w:proofErr w:type="gramStart"/>
-      <w:r>
-        <w:rPr>
-          <w:b/>
-          <w:bCs/>
-          <w:sz w:val="44"/>
-          <w:szCs w:val="44"/>
-        </w:rPr>
-        <w:t>try ?</w:t>
-      </w:r>
-      <w:proofErr w:type="gramEnd"/>
-      <w:r>
-        <w:rPr>
-          <w:b/>
-          <w:bCs/>
-          <w:sz w:val="44"/>
-          <w:szCs w:val="44"/>
-        </w:rPr>
-        <w:t xml:space="preserve"> explain.</w:t>
-      </w:r>
-    </w:p>
-    <w:p>
-      <w:pPr>
-        <w:rPr>
-          <w:b/>
-          <w:bCs/>
-          <w:sz w:val="44"/>
-          <w:szCs w:val="44"/>
-        </w:rPr>
-      </w:pPr>
-      <w:r>
-        <w:rPr>
-          <w:b/>
-          <w:bCs/>
-          <w:sz w:val="44"/>
-          <w:szCs w:val="44"/>
-        </w:rPr>
-        <w:t xml:space="preserve">59)can we write consecutive try/ finally </w:t>
-      </w:r>
-      <w:proofErr w:type="gramStart"/>
-      <w:r>
-        <w:rPr>
-          <w:b/>
-          <w:bCs/>
-          <w:sz w:val="44"/>
-          <w:szCs w:val="44"/>
-        </w:rPr>
-        <w:t>blocks ?</w:t>
-      </w:r>
-      <w:proofErr w:type="gramEnd"/>
+        <w:t>58)is it compulsory to write the catch block with try ? explain.</w:t>
+      </w:r>
+    </w:p>
+    <w:p>
+      <w:pPr>
+        <w:rPr>
+          <w:b/>
+          <w:bCs/>
+          <w:sz w:val="44"/>
+          <w:szCs w:val="44"/>
+        </w:rPr>
+      </w:pPr>
+      <w:r>
+        <w:rPr>
+          <w:b/>
+          <w:bCs/>
+          <w:sz w:val="44"/>
+          <w:szCs w:val="44"/>
+        </w:rPr>
+        <w:t>59)can we write consecutive try/ finally blocks ?</w:t>
+      </w:r>
     </w:p>
     <w:p>
       <w:pPr>
@@ -1674,77 +1380,26 @@
           <w:sz w:val="44"/>
           <w:szCs w:val="44"/>
         </w:rPr>
-        <w:t xml:space="preserve">61)will finally always get </w:t>
-      </w:r>
-      <w:proofErr w:type="gramStart"/>
-      <w:r>
-        <w:rPr>
-          <w:b/>
-          <w:bCs/>
-          <w:sz w:val="44"/>
-          <w:szCs w:val="44"/>
-        </w:rPr>
-        <w:t>executed ?</w:t>
-      </w:r>
-      <w:proofErr w:type="gramEnd"/>
-    </w:p>
-    <w:p>
-      <w:pPr>
-        <w:rPr>
-          <w:b/>
-          <w:bCs/>
-          <w:sz w:val="44"/>
-          <w:szCs w:val="44"/>
-        </w:rPr>
-      </w:pPr>
-      <w:r>
-        <w:rPr>
-          <w:b/>
-          <w:bCs/>
-          <w:sz w:val="44"/>
-          <w:szCs w:val="44"/>
-        </w:rPr>
-        <w:t xml:space="preserve">62)why it’s compulsory to handle </w:t>
-      </w:r>
-      <w:proofErr w:type="gramStart"/>
-      <w:r>
-        <w:rPr>
-          <w:b/>
-          <w:bCs/>
-          <w:sz w:val="44"/>
-          <w:szCs w:val="44"/>
-        </w:rPr>
-        <w:t>checked(</w:t>
-      </w:r>
-      <w:proofErr w:type="gramEnd"/>
-      <w:r>
-        <w:rPr>
-          <w:b/>
-          <w:bCs/>
-          <w:sz w:val="44"/>
-          <w:szCs w:val="44"/>
-        </w:rPr>
-        <w:t xml:space="preserve">Compile) time exceptions at compile time? But optional to handle </w:t>
-      </w:r>
-      <w:proofErr w:type="gramStart"/>
-      <w:r>
-        <w:rPr>
-          <w:b/>
-          <w:bCs/>
-          <w:sz w:val="44"/>
-          <w:szCs w:val="44"/>
-        </w:rPr>
-        <w:t>unchecked(</w:t>
-      </w:r>
-      <w:proofErr w:type="gramEnd"/>
-      <w:r>
-        <w:rPr>
-          <w:b/>
-          <w:bCs/>
-          <w:sz w:val="44"/>
-          <w:szCs w:val="44"/>
-        </w:rPr>
-        <w:t>Runtime) exceptions at compile time?</w:t>
+        <w:t>61)will finally always get executed ?</w:t>
+      </w:r>
+    </w:p>
+    <w:p>
+      <w:pPr>
+        <w:rPr>
+          <w:b/>
+          <w:bCs/>
+          <w:sz w:val="44"/>
+          <w:szCs w:val="44"/>
+        </w:rPr>
+      </w:pPr>
+      <w:r>
+        <w:rPr>
+          <w:b/>
+          <w:bCs/>
+          <w:sz w:val="44"/>
+          <w:szCs w:val="44"/>
+        </w:rPr>
+        <w:t>62)why it’s compulsory to handle checked(Compile) time exceptions at compile time? But optional to handle unchecked(Runtime) exceptions at compile time?</w:t>
       </w:r>
     </w:p>
     <w:p>
@@ -1782,77 +1437,26 @@
           <w:sz w:val="44"/>
           <w:szCs w:val="44"/>
         </w:rPr>
-        <w:t xml:space="preserve">64)when to use the throw </w:t>
-      </w:r>
-      <w:proofErr w:type="gramStart"/>
-      <w:r>
-        <w:rPr>
-          <w:b/>
-          <w:bCs/>
-          <w:sz w:val="44"/>
-          <w:szCs w:val="44"/>
-        </w:rPr>
-        <w:t>keyword ?</w:t>
-      </w:r>
-      <w:proofErr w:type="gramEnd"/>
-    </w:p>
-    <w:p>
-      <w:pPr>
-        <w:rPr>
-          <w:b/>
-          <w:bCs/>
-          <w:sz w:val="44"/>
-          <w:szCs w:val="44"/>
-        </w:rPr>
-      </w:pPr>
-      <w:r>
-        <w:rPr>
-          <w:b/>
-          <w:bCs/>
-          <w:sz w:val="44"/>
-          <w:szCs w:val="44"/>
-        </w:rPr>
-        <w:t xml:space="preserve">65)can you throw the multiple exceptions from the single try block </w:t>
-      </w:r>
-      <w:proofErr w:type="gramStart"/>
-      <w:r>
-        <w:rPr>
-          <w:b/>
-          <w:bCs/>
-          <w:sz w:val="44"/>
-          <w:szCs w:val="44"/>
-        </w:rPr>
-        <w:t>a)with</w:t>
-      </w:r>
-      <w:proofErr w:type="gramEnd"/>
-      <w:r>
-        <w:rPr>
-          <w:b/>
-          <w:bCs/>
-          <w:sz w:val="44"/>
-          <w:szCs w:val="44"/>
-        </w:rPr>
-        <w:t xml:space="preserve"> overlapping logic. </w:t>
-      </w:r>
-      <w:proofErr w:type="gramStart"/>
-      <w:r>
-        <w:rPr>
-          <w:b/>
-          <w:bCs/>
-          <w:sz w:val="44"/>
-          <w:szCs w:val="44"/>
-        </w:rPr>
-        <w:t>b)separate</w:t>
-      </w:r>
-      <w:proofErr w:type="gramEnd"/>
-      <w:r>
-        <w:rPr>
-          <w:b/>
-          <w:bCs/>
-          <w:sz w:val="44"/>
-          <w:szCs w:val="44"/>
-        </w:rPr>
-        <w:t xml:space="preserve"> logic.</w:t>
+        <w:t>64)when to use the throw keyword ?</w:t>
+      </w:r>
+    </w:p>
+    <w:p>
+      <w:pPr>
+        <w:rPr>
+          <w:b/>
+          <w:bCs/>
+          <w:sz w:val="44"/>
+          <w:szCs w:val="44"/>
+        </w:rPr>
+      </w:pPr>
+      <w:r>
+        <w:rPr>
+          <w:b/>
+          <w:bCs/>
+          <w:sz w:val="44"/>
+          <w:szCs w:val="44"/>
+        </w:rPr>
+        <w:t>65)can you throw the multiple exceptions from the single try block a)with overlapping logic. b)separate logic.</w:t>
       </w:r>
     </w:p>
     <w:p>
@@ -1881,98 +1485,27 @@
           <w:sz w:val="44"/>
           <w:szCs w:val="44"/>
         </w:rPr>
-        <w:t xml:space="preserve">Can we throw an </w:t>
-      </w:r>
-      <w:proofErr w:type="gramStart"/>
-      <w:r>
-        <w:rPr>
-          <w:b/>
-          <w:bCs/>
-          <w:sz w:val="44"/>
-          <w:szCs w:val="44"/>
-        </w:rPr>
-        <w:t>Exception  from</w:t>
-      </w:r>
-      <w:proofErr w:type="gramEnd"/>
-      <w:r>
-        <w:rPr>
-          <w:b/>
-          <w:bCs/>
-          <w:sz w:val="44"/>
-          <w:szCs w:val="44"/>
-        </w:rPr>
-        <w:t xml:space="preserve"> </w:t>
-      </w:r>
-      <w:proofErr w:type="gramStart"/>
-      <w:r>
-        <w:rPr>
-          <w:b/>
-          <w:bCs/>
-          <w:sz w:val="44"/>
-          <w:szCs w:val="44"/>
-        </w:rPr>
-        <w:t>constructor ?</w:t>
-      </w:r>
-      <w:proofErr w:type="gramEnd"/>
-      <w:r>
-        <w:rPr>
-          <w:b/>
-          <w:bCs/>
-          <w:sz w:val="44"/>
-          <w:szCs w:val="44"/>
-        </w:rPr>
-        <w:t xml:space="preserve"> </w:t>
-      </w:r>
-    </w:p>
-    <w:p>
-      <w:pPr>
-        <w:rPr>
-          <w:b/>
-          <w:bCs/>
-          <w:sz w:val="44"/>
-          <w:szCs w:val="44"/>
-        </w:rPr>
-      </w:pPr>
-      <w:r>
-        <w:rPr>
-          <w:b/>
-          <w:bCs/>
-          <w:sz w:val="44"/>
-          <w:szCs w:val="44"/>
-        </w:rPr>
-        <w:t xml:space="preserve">67)what is static </w:t>
-      </w:r>
-      <w:proofErr w:type="gramStart"/>
-      <w:r>
-        <w:rPr>
-          <w:b/>
-          <w:bCs/>
-          <w:sz w:val="44"/>
-          <w:szCs w:val="44"/>
-        </w:rPr>
-        <w:t>block ?</w:t>
-      </w:r>
-      <w:proofErr w:type="gramEnd"/>
-      <w:r>
-        <w:rPr>
-          <w:b/>
-          <w:bCs/>
-          <w:sz w:val="44"/>
-          <w:szCs w:val="44"/>
-        </w:rPr>
-        <w:t xml:space="preserve"> and it’s </w:t>
-      </w:r>
-      <w:proofErr w:type="gramStart"/>
-      <w:r>
-        <w:rPr>
-          <w:b/>
-          <w:bCs/>
-          <w:sz w:val="44"/>
-          <w:szCs w:val="44"/>
-        </w:rPr>
-        <w:t>use ?</w:t>
-      </w:r>
-      <w:proofErr w:type="gramEnd"/>
+        <w:t xml:space="preserve">Can we throw an Exception  from constructor ? </w:t>
+      </w:r>
+    </w:p>
+    <w:p>
+      <w:pPr>
+        <w:rPr>
+          <w:b/>
+          <w:bCs/>
+          <w:sz w:val="44"/>
+          <w:szCs w:val="44"/>
+        </w:rPr>
+      </w:pPr>
+      <w:r>
+        <w:rPr>
+          <w:b/>
+          <w:bCs/>
+          <w:sz w:val="44"/>
+          <w:szCs w:val="44"/>
+        </w:rPr>
+        <w:t>67)what is static block ? and it’s use ?</w:t>
+      </w:r>
     </w:p>
     <w:p>
       <w:pPr>
@@ -2018,17 +1551,7 @@
           <w:sz w:val="44"/>
           <w:szCs w:val="44"/>
         </w:rPr>
-        <w:t xml:space="preserve">69)What </w:t>
-      </w:r>
-      <w:proofErr w:type="gramStart"/>
-      <w:r>
-        <w:rPr>
-          <w:b/>
-          <w:bCs/>
-          <w:sz w:val="44"/>
-          <w:szCs w:val="44"/>
-        </w:rPr>
-        <w:t>is .</w:t>
+        <w:t>69)What is .</w:t>
       </w:r>
       <w:proofErr w:type="spellStart"/>
       <w:r>
@@ -2041,7 +1564,6 @@
         <w:t>hashCode</w:t>
       </w:r>
       <w:proofErr w:type="spellEnd"/>
-      <w:proofErr w:type="gramEnd"/>
       <w:r>
         <w:rPr>
           <w:b/>
@@ -2052,7 +1574,6 @@
         <w:t xml:space="preserve">() and </w:t>
       </w:r>
       <w:proofErr w:type="spellStart"/>
-      <w:proofErr w:type="gramStart"/>
       <w:r>
         <w:rPr>
           <w:b/>
@@ -2063,7 +1584,6 @@
         <w:t>it’s</w:t>
       </w:r>
       <w:proofErr w:type="spellEnd"/>
-      <w:proofErr w:type="gramEnd"/>
       <w:r>
         <w:rPr>
           <w:b/>
@@ -2090,67 +1610,26 @@
           <w:sz w:val="44"/>
           <w:szCs w:val="44"/>
         </w:rPr>
-        <w:t xml:space="preserve">70)what </w:t>
-      </w:r>
-      <w:proofErr w:type="gramStart"/>
-      <w:r>
-        <w:rPr>
-          <w:b/>
-          <w:bCs/>
-          <w:sz w:val="44"/>
-          <w:szCs w:val="44"/>
-        </w:rPr>
-        <w:t>is .intern</w:t>
-      </w:r>
-      <w:proofErr w:type="gramEnd"/>
-      <w:r>
-        <w:rPr>
-          <w:b/>
-          <w:bCs/>
-          <w:sz w:val="44"/>
-          <w:szCs w:val="44"/>
-        </w:rPr>
-        <w:t xml:space="preserve">() method and String interning in </w:t>
-      </w:r>
-      <w:proofErr w:type="gramStart"/>
-      <w:r>
-        <w:rPr>
-          <w:b/>
-          <w:bCs/>
-          <w:sz w:val="44"/>
-          <w:szCs w:val="44"/>
-        </w:rPr>
-        <w:t>java ?</w:t>
-      </w:r>
-      <w:proofErr w:type="gramEnd"/>
-    </w:p>
-    <w:p>
-      <w:pPr>
-        <w:rPr>
-          <w:b/>
-          <w:bCs/>
-          <w:sz w:val="44"/>
-          <w:szCs w:val="44"/>
-        </w:rPr>
-      </w:pPr>
-      <w:r>
-        <w:rPr>
-          <w:b/>
-          <w:bCs/>
-          <w:sz w:val="44"/>
-          <w:szCs w:val="44"/>
-        </w:rPr>
-        <w:t xml:space="preserve">71)how can we override </w:t>
-      </w:r>
-      <w:proofErr w:type="gramStart"/>
-      <w:r>
-        <w:rPr>
-          <w:b/>
-          <w:bCs/>
-          <w:sz w:val="44"/>
-          <w:szCs w:val="44"/>
-        </w:rPr>
-        <w:t>the .</w:t>
+        <w:t>70)what is .intern() method and String interning in java ?</w:t>
+      </w:r>
+    </w:p>
+    <w:p>
+      <w:pPr>
+        <w:rPr>
+          <w:b/>
+          <w:bCs/>
+          <w:sz w:val="44"/>
+          <w:szCs w:val="44"/>
+        </w:rPr>
+      </w:pPr>
+      <w:r>
+        <w:rPr>
+          <w:b/>
+          <w:bCs/>
+          <w:sz w:val="44"/>
+          <w:szCs w:val="44"/>
+        </w:rPr>
+        <w:t>71)how can we override the .</w:t>
       </w:r>
       <w:proofErr w:type="spellStart"/>
       <w:r>
@@ -2163,7 +1642,6 @@
         <w:t>hashCode</w:t>
       </w:r>
       <w:proofErr w:type="spellEnd"/>
-      <w:proofErr w:type="gramEnd"/>
       <w:r>
         <w:rPr>
           <w:b/>
@@ -2190,17 +1668,7 @@
           <w:sz w:val="44"/>
           <w:szCs w:val="44"/>
         </w:rPr>
-        <w:t xml:space="preserve">72) String class </w:t>
-      </w:r>
-      <w:proofErr w:type="gramStart"/>
-      <w:r>
-        <w:rPr>
-          <w:b/>
-          <w:bCs/>
-          <w:sz w:val="44"/>
-          <w:szCs w:val="44"/>
-        </w:rPr>
-        <w:t>and  .</w:t>
+        <w:t>72) String class and  .</w:t>
       </w:r>
       <w:proofErr w:type="spellStart"/>
       <w:r>
@@ -2220,17 +1688,7 @@
           <w:sz w:val="44"/>
           <w:szCs w:val="44"/>
         </w:rPr>
-        <w:t>(</w:t>
-      </w:r>
-      <w:proofErr w:type="gramEnd"/>
-      <w:r>
-        <w:rPr>
-          <w:b/>
-          <w:bCs/>
-          <w:sz w:val="44"/>
-          <w:szCs w:val="44"/>
-        </w:rPr>
-        <w:t>) method.</w:t>
+        <w:t>() method.</w:t>
       </w:r>
     </w:p>
     <w:p>
@@ -2345,39 +1803,8 @@
           <w:sz w:val="44"/>
           <w:szCs w:val="44"/>
         </w:rPr>
-        <w:t xml:space="preserve">77) what are the cases when </w:t>
-      </w:r>
-      <w:proofErr w:type="gramStart"/>
-      <w:r>
-        <w:rPr>
-          <w:b/>
-          <w:bCs/>
-          <w:sz w:val="44"/>
-          <w:szCs w:val="44"/>
-        </w:rPr>
-        <w:t>finally</w:t>
-      </w:r>
-      <w:proofErr w:type="gramEnd"/>
-      <w:r>
-        <w:rPr>
-          <w:b/>
-          <w:bCs/>
-          <w:sz w:val="44"/>
-          <w:szCs w:val="44"/>
-        </w:rPr>
-        <w:t xml:space="preserve"> does not </w:t>
-      </w:r>
-      <w:proofErr w:type="gramStart"/>
-      <w:r>
-        <w:rPr>
-          <w:b/>
-          <w:bCs/>
-          <w:sz w:val="44"/>
-          <w:szCs w:val="44"/>
-        </w:rPr>
-        <w:t>execute ?</w:t>
-      </w:r>
-      <w:proofErr w:type="gramEnd"/>
+        <w:t>77) what are the cases when finally does not execute ?</w:t>
+      </w:r>
     </w:p>
     <w:p>
       <w:pPr>
@@ -2434,17 +1861,7 @@
           <w:sz w:val="44"/>
           <w:szCs w:val="44"/>
         </w:rPr>
-        <w:t xml:space="preserve">80) what </w:t>
-      </w:r>
-      <w:proofErr w:type="gramStart"/>
-      <w:r>
-        <w:rPr>
-          <w:b/>
-          <w:bCs/>
-          <w:sz w:val="44"/>
-          <w:szCs w:val="44"/>
-        </w:rPr>
-        <w:t>is .</w:t>
+        <w:t>80) what is .</w:t>
       </w:r>
       <w:proofErr w:type="spellStart"/>
       <w:r>
@@ -2457,7 +1874,6 @@
         <w:t>hashCode</w:t>
       </w:r>
       <w:proofErr w:type="spellEnd"/>
-      <w:proofErr w:type="gramEnd"/>
       <w:r>
         <w:rPr>
           <w:b/>
@@ -2468,7 +1884,6 @@
         <w:t xml:space="preserve">() and </w:t>
       </w:r>
       <w:proofErr w:type="spellStart"/>
-      <w:proofErr w:type="gramStart"/>
       <w:r>
         <w:rPr>
           <w:b/>
@@ -2479,27 +1894,15 @@
         <w:t>it’s</w:t>
       </w:r>
       <w:proofErr w:type="spellEnd"/>
-      <w:proofErr w:type="gramEnd"/>
-      <w:r>
-        <w:rPr>
-          <w:b/>
-          <w:bCs/>
-          <w:sz w:val="44"/>
-          <w:szCs w:val="44"/>
-        </w:rPr>
-        <w:t xml:space="preserve"> </w:t>
-      </w:r>
-      <w:proofErr w:type="gramStart"/>
-      <w:r>
-        <w:rPr>
-          <w:b/>
-          <w:bCs/>
-          <w:sz w:val="44"/>
-          <w:szCs w:val="44"/>
-        </w:rPr>
-        <w:t>significance ?</w:t>
-      </w:r>
-      <w:proofErr w:type="gramEnd"/>
+      <w:r>
+        <w:rPr>
+          <w:b/>
+          <w:bCs/>
+          <w:sz w:val="44"/>
+          <w:szCs w:val="44"/>
+        </w:rPr>
+        <w:t xml:space="preserve"> significance ?</w:t>
+      </w:r>
     </w:p>
     <w:p>
       <w:pPr>
@@ -2537,126 +1940,45 @@
           <w:sz w:val="44"/>
           <w:szCs w:val="44"/>
         </w:rPr>
-        <w:t xml:space="preserve"> of </w:t>
-      </w:r>
-      <w:proofErr w:type="gramStart"/>
-      <w:r>
-        <w:rPr>
-          <w:b/>
-          <w:bCs/>
-          <w:sz w:val="44"/>
-          <w:szCs w:val="44"/>
-        </w:rPr>
-        <w:t>the .equals</w:t>
-      </w:r>
-      <w:proofErr w:type="gramEnd"/>
-      <w:r>
-        <w:rPr>
-          <w:b/>
-          <w:bCs/>
-          <w:sz w:val="44"/>
-          <w:szCs w:val="44"/>
-        </w:rPr>
-        <w:t xml:space="preserve">() in </w:t>
-      </w:r>
-      <w:proofErr w:type="gramStart"/>
-      <w:r>
-        <w:rPr>
-          <w:b/>
-          <w:bCs/>
-          <w:sz w:val="44"/>
-          <w:szCs w:val="44"/>
-        </w:rPr>
-        <w:t>java ?</w:t>
-      </w:r>
-      <w:proofErr w:type="gramEnd"/>
-    </w:p>
-    <w:p>
-      <w:pPr>
-        <w:rPr>
-          <w:b/>
-          <w:bCs/>
-          <w:sz w:val="44"/>
-          <w:szCs w:val="44"/>
-        </w:rPr>
-      </w:pPr>
-      <w:r>
-        <w:rPr>
-          <w:b/>
-          <w:bCs/>
-          <w:sz w:val="44"/>
-          <w:szCs w:val="44"/>
-        </w:rPr>
-        <w:t xml:space="preserve">82) why </w:t>
-      </w:r>
-      <w:proofErr w:type="gramStart"/>
-      <w:r>
-        <w:rPr>
-          <w:b/>
-          <w:bCs/>
-          <w:sz w:val="44"/>
-          <w:szCs w:val="44"/>
-        </w:rPr>
-        <w:t>does .equals</w:t>
-      </w:r>
-      <w:proofErr w:type="gramEnd"/>
-      <w:r>
-        <w:rPr>
-          <w:b/>
-          <w:bCs/>
-          <w:sz w:val="44"/>
-          <w:szCs w:val="44"/>
-        </w:rPr>
-        <w:t>() behaves differently in String class?</w:t>
-      </w:r>
-    </w:p>
-    <w:p>
-      <w:pPr>
-        <w:rPr>
-          <w:b/>
-          <w:bCs/>
-          <w:sz w:val="44"/>
-          <w:szCs w:val="44"/>
-        </w:rPr>
-      </w:pPr>
-      <w:r>
-        <w:rPr>
-          <w:b/>
-          <w:bCs/>
-          <w:sz w:val="44"/>
-          <w:szCs w:val="44"/>
-        </w:rPr>
-        <w:t xml:space="preserve">83)what is the contract </w:t>
-      </w:r>
-      <w:proofErr w:type="gramStart"/>
-      <w:r>
-        <w:rPr>
-          <w:b/>
-          <w:bCs/>
-          <w:sz w:val="44"/>
-          <w:szCs w:val="44"/>
-        </w:rPr>
-        <w:t>between .equals</w:t>
-      </w:r>
-      <w:proofErr w:type="gramEnd"/>
-      <w:r>
-        <w:rPr>
-          <w:b/>
-          <w:bCs/>
-          <w:sz w:val="44"/>
-          <w:szCs w:val="44"/>
-        </w:rPr>
-        <w:t xml:space="preserve">() </w:t>
-      </w:r>
-      <w:proofErr w:type="gramStart"/>
-      <w:r>
-        <w:rPr>
-          <w:b/>
-          <w:bCs/>
-          <w:sz w:val="44"/>
-          <w:szCs w:val="44"/>
-        </w:rPr>
-        <w:t>and .</w:t>
+        <w:t xml:space="preserve"> of the .equals() in java ?</w:t>
+      </w:r>
+    </w:p>
+    <w:p>
+      <w:pPr>
+        <w:rPr>
+          <w:b/>
+          <w:bCs/>
+          <w:sz w:val="44"/>
+          <w:szCs w:val="44"/>
+        </w:rPr>
+      </w:pPr>
+      <w:r>
+        <w:rPr>
+          <w:b/>
+          <w:bCs/>
+          <w:sz w:val="44"/>
+          <w:szCs w:val="44"/>
+        </w:rPr>
+        <w:t>82) why does .equals() behaves differently in String class?</w:t>
+      </w:r>
+    </w:p>
+    <w:p>
+      <w:pPr>
+        <w:rPr>
+          <w:b/>
+          <w:bCs/>
+          <w:sz w:val="44"/>
+          <w:szCs w:val="44"/>
+        </w:rPr>
+      </w:pPr>
+      <w:r>
+        <w:rPr>
+          <w:b/>
+          <w:bCs/>
+          <w:sz w:val="44"/>
+          <w:szCs w:val="44"/>
+        </w:rPr>
+        <w:t>83)what is the contract between .equals() and .</w:t>
       </w:r>
       <w:proofErr w:type="spellStart"/>
       <w:r>
@@ -2669,57 +1991,34 @@
         <w:t>hashCode</w:t>
       </w:r>
       <w:proofErr w:type="spellEnd"/>
-      <w:proofErr w:type="gramEnd"/>
-      <w:r>
-        <w:rPr>
-          <w:b/>
-          <w:bCs/>
-          <w:sz w:val="44"/>
-          <w:szCs w:val="44"/>
-        </w:rPr>
-        <w:t xml:space="preserve">() in </w:t>
-      </w:r>
-      <w:proofErr w:type="gramStart"/>
-      <w:r>
-        <w:rPr>
-          <w:b/>
-          <w:bCs/>
-          <w:sz w:val="44"/>
-          <w:szCs w:val="44"/>
-        </w:rPr>
-        <w:t>java ?</w:t>
-      </w:r>
-      <w:proofErr w:type="gramEnd"/>
-    </w:p>
-    <w:p>
-      <w:pPr>
-        <w:rPr>
-          <w:b/>
-          <w:bCs/>
-          <w:sz w:val="44"/>
-          <w:szCs w:val="44"/>
-        </w:rPr>
-      </w:pPr>
-      <w:r>
-        <w:rPr>
-          <w:b/>
-          <w:bCs/>
-          <w:sz w:val="44"/>
-          <w:szCs w:val="44"/>
-        </w:rPr>
-        <w:t xml:space="preserve">84) </w:t>
-      </w:r>
-      <w:proofErr w:type="gramStart"/>
-      <w:r>
-        <w:rPr>
-          <w:b/>
-          <w:bCs/>
-          <w:sz w:val="44"/>
-          <w:szCs w:val="44"/>
-        </w:rPr>
-        <w:t>define :</w:t>
-      </w:r>
-      <w:proofErr w:type="gramEnd"/>
+      <w:r>
+        <w:rPr>
+          <w:b/>
+          <w:bCs/>
+          <w:sz w:val="44"/>
+          <w:szCs w:val="44"/>
+        </w:rPr>
+        <w:t>() in java ?</w:t>
+      </w:r>
+    </w:p>
+    <w:p>
+      <w:pPr>
+        <w:rPr>
+          <w:b/>
+          <w:bCs/>
+          <w:sz w:val="44"/>
+          <w:szCs w:val="44"/>
+        </w:rPr>
+      </w:pPr>
+      <w:r>
+        <w:rPr>
+          <w:b/>
+          <w:bCs/>
+          <w:sz w:val="44"/>
+          <w:szCs w:val="44"/>
+        </w:rPr>
+        <w:t>84) define :</w:t>
+      </w:r>
       <w:r>
         <w:rPr>
           <w:b/>
@@ -2728,17 +2027,7 @@
           <w:szCs w:val="44"/>
         </w:rPr>
         <w:br/>
-        <w:t xml:space="preserve"> </w:t>
-      </w:r>
-      <w:proofErr w:type="gramStart"/>
-      <w:r>
-        <w:rPr>
-          <w:b/>
-          <w:bCs/>
-          <w:sz w:val="44"/>
-          <w:szCs w:val="44"/>
-        </w:rPr>
-        <w:t>a)</w:t>
+        <w:t xml:space="preserve"> a)</w:t>
       </w:r>
       <w:proofErr w:type="spellStart"/>
       <w:r>
@@ -2751,18 +2040,16 @@
         <w:t>reflexitivity</w:t>
       </w:r>
       <w:proofErr w:type="spellEnd"/>
-      <w:proofErr w:type="gramEnd"/>
-    </w:p>
-    <w:p>
-      <w:pPr>
-        <w:rPr>
-          <w:b/>
-          <w:bCs/>
-          <w:sz w:val="44"/>
-          <w:szCs w:val="44"/>
-        </w:rPr>
-      </w:pPr>
-      <w:proofErr w:type="gramStart"/>
+    </w:p>
+    <w:p>
+      <w:pPr>
+        <w:rPr>
+          <w:b/>
+          <w:bCs/>
+          <w:sz w:val="44"/>
+          <w:szCs w:val="44"/>
+        </w:rPr>
+      </w:pPr>
       <w:r>
         <w:rPr>
           <w:b/>
@@ -2772,7 +2059,6 @@
         </w:rPr>
         <w:t>b)consistency</w:t>
       </w:r>
-      <w:proofErr w:type="gramEnd"/>
     </w:p>
     <w:p>
       <w:pPr>
@@ -2821,74 +2107,43 @@
           <w:szCs w:val="44"/>
         </w:rPr>
       </w:pPr>
-      <w:proofErr w:type="gramStart"/>
-      <w:r>
-        <w:rPr>
-          <w:b/>
-          <w:bCs/>
-          <w:sz w:val="44"/>
-          <w:szCs w:val="44"/>
-        </w:rPr>
-        <w:t>e)transitivity</w:t>
-      </w:r>
-      <w:proofErr w:type="gramEnd"/>
-      <w:r>
-        <w:rPr>
-          <w:b/>
-          <w:bCs/>
-          <w:sz w:val="44"/>
-          <w:szCs w:val="44"/>
-        </w:rPr>
-        <w:t xml:space="preserve"> </w:t>
-      </w:r>
-    </w:p>
-    <w:p>
-      <w:pPr>
-        <w:rPr>
-          <w:b/>
-          <w:bCs/>
-          <w:sz w:val="44"/>
-          <w:szCs w:val="44"/>
-        </w:rPr>
-      </w:pPr>
-    </w:p>
-    <w:p>
-      <w:pPr>
-        <w:rPr>
-          <w:b/>
-          <w:bCs/>
-          <w:sz w:val="44"/>
-          <w:szCs w:val="44"/>
-        </w:rPr>
-      </w:pPr>
-      <w:r>
-        <w:rPr>
-          <w:b/>
-          <w:bCs/>
-          <w:sz w:val="44"/>
-          <w:szCs w:val="44"/>
-        </w:rPr>
-        <w:t xml:space="preserve">contracts </w:t>
-      </w:r>
-      <w:proofErr w:type="gramStart"/>
-      <w:r>
-        <w:rPr>
-          <w:b/>
-          <w:bCs/>
-          <w:sz w:val="44"/>
-          <w:szCs w:val="44"/>
-        </w:rPr>
-        <w:t>of .equals</w:t>
-      </w:r>
-      <w:proofErr w:type="gramEnd"/>
-      <w:r>
-        <w:rPr>
-          <w:b/>
-          <w:bCs/>
-          <w:sz w:val="44"/>
-          <w:szCs w:val="44"/>
-        </w:rPr>
-        <w:t>() in java with example.</w:t>
+      <w:r>
+        <w:rPr>
+          <w:b/>
+          <w:bCs/>
+          <w:sz w:val="44"/>
+          <w:szCs w:val="44"/>
+        </w:rPr>
+        <w:t xml:space="preserve">e)transitivity </w:t>
+      </w:r>
+    </w:p>
+    <w:p>
+      <w:pPr>
+        <w:rPr>
+          <w:b/>
+          <w:bCs/>
+          <w:sz w:val="44"/>
+          <w:szCs w:val="44"/>
+        </w:rPr>
+      </w:pPr>
+    </w:p>
+    <w:p>
+      <w:pPr>
+        <w:rPr>
+          <w:b/>
+          <w:bCs/>
+          <w:sz w:val="44"/>
+          <w:szCs w:val="44"/>
+        </w:rPr>
+      </w:pPr>
+      <w:r>
+        <w:rPr>
+          <w:b/>
+          <w:bCs/>
+          <w:sz w:val="44"/>
+          <w:szCs w:val="44"/>
+        </w:rPr>
+        <w:t>contracts of .equals() in java with example.</w:t>
       </w:r>
     </w:p>
     <w:p>
@@ -2918,37 +2173,7 @@
           <w:szCs w:val="44"/>
         </w:rPr>
         <w:lastRenderedPageBreak/>
-        <w:t xml:space="preserve">85) why to </w:t>
-      </w:r>
-      <w:proofErr w:type="gramStart"/>
-      <w:r>
-        <w:rPr>
-          <w:b/>
-          <w:bCs/>
-          <w:sz w:val="44"/>
-          <w:szCs w:val="44"/>
-        </w:rPr>
-        <w:t>override .equals</w:t>
-      </w:r>
-      <w:proofErr w:type="gramEnd"/>
-      <w:r>
-        <w:rPr>
-          <w:b/>
-          <w:bCs/>
-          <w:sz w:val="44"/>
-          <w:szCs w:val="44"/>
-        </w:rPr>
-        <w:t xml:space="preserve">() </w:t>
-      </w:r>
-      <w:proofErr w:type="gramStart"/>
-      <w:r>
-        <w:rPr>
-          <w:b/>
-          <w:bCs/>
-          <w:sz w:val="44"/>
-          <w:szCs w:val="44"/>
-        </w:rPr>
-        <w:t>and .</w:t>
+        <w:t>85) why to override .equals() and .</w:t>
       </w:r>
       <w:proofErr w:type="spellStart"/>
       <w:r>
@@ -2961,75 +2186,33 @@
         <w:t>hashCode</w:t>
       </w:r>
       <w:proofErr w:type="spellEnd"/>
-      <w:proofErr w:type="gramEnd"/>
-      <w:r>
-        <w:rPr>
-          <w:b/>
-          <w:bCs/>
-          <w:sz w:val="44"/>
-          <w:szCs w:val="44"/>
-        </w:rPr>
-        <w:t xml:space="preserve">() together in </w:t>
-      </w:r>
-      <w:proofErr w:type="gramStart"/>
-      <w:r>
-        <w:rPr>
-          <w:b/>
-          <w:bCs/>
-          <w:sz w:val="44"/>
-          <w:szCs w:val="44"/>
-        </w:rPr>
-        <w:t>java ?</w:t>
-      </w:r>
-      <w:proofErr w:type="gramEnd"/>
-    </w:p>
-    <w:p>
-      <w:pPr>
-        <w:rPr>
-          <w:b/>
-          <w:bCs/>
-          <w:sz w:val="44"/>
-          <w:szCs w:val="44"/>
-        </w:rPr>
-      </w:pPr>
-      <w:r>
-        <w:rPr>
-          <w:b/>
-          <w:bCs/>
-          <w:sz w:val="44"/>
-          <w:szCs w:val="44"/>
-        </w:rPr>
-        <w:t xml:space="preserve">86)what are the best practices followed when overriding </w:t>
-      </w:r>
-      <w:proofErr w:type="gramStart"/>
-      <w:r>
-        <w:rPr>
-          <w:b/>
-          <w:bCs/>
-          <w:sz w:val="44"/>
-          <w:szCs w:val="44"/>
-        </w:rPr>
-        <w:t>the .equals</w:t>
-      </w:r>
-      <w:proofErr w:type="gramEnd"/>
-      <w:r>
-        <w:rPr>
-          <w:b/>
-          <w:bCs/>
-          <w:sz w:val="44"/>
-          <w:szCs w:val="44"/>
-        </w:rPr>
-        <w:t xml:space="preserve">() </w:t>
-      </w:r>
-      <w:proofErr w:type="gramStart"/>
-      <w:r>
-        <w:rPr>
-          <w:b/>
-          <w:bCs/>
-          <w:sz w:val="44"/>
-          <w:szCs w:val="44"/>
-        </w:rPr>
-        <w:t>and .</w:t>
+      <w:r>
+        <w:rPr>
+          <w:b/>
+          <w:bCs/>
+          <w:sz w:val="44"/>
+          <w:szCs w:val="44"/>
+        </w:rPr>
+        <w:t>() together in java ?</w:t>
+      </w:r>
+    </w:p>
+    <w:p>
+      <w:pPr>
+        <w:rPr>
+          <w:b/>
+          <w:bCs/>
+          <w:sz w:val="44"/>
+          <w:szCs w:val="44"/>
+        </w:rPr>
+      </w:pPr>
+      <w:r>
+        <w:rPr>
+          <w:b/>
+          <w:bCs/>
+          <w:sz w:val="44"/>
+          <w:szCs w:val="44"/>
+        </w:rPr>
+        <w:t>86)what are the best practices followed when overriding the .equals() and .</w:t>
       </w:r>
       <w:proofErr w:type="spellStart"/>
       <w:r>
@@ -3042,7 +2225,6 @@
         <w:t>hashCode</w:t>
       </w:r>
       <w:proofErr w:type="spellEnd"/>
-      <w:proofErr w:type="gramEnd"/>
       <w:r>
         <w:rPr>
           <w:b/>
@@ -3069,27 +2251,7 @@
           <w:sz w:val="44"/>
           <w:szCs w:val="44"/>
         </w:rPr>
-        <w:t xml:space="preserve">87)what is the HAS-A relationship in </w:t>
-      </w:r>
-      <w:proofErr w:type="gramStart"/>
-      <w:r>
-        <w:rPr>
-          <w:b/>
-          <w:bCs/>
-          <w:sz w:val="44"/>
-          <w:szCs w:val="44"/>
-        </w:rPr>
-        <w:t>Java ?</w:t>
-      </w:r>
-      <w:proofErr w:type="gramEnd"/>
-      <w:r>
-        <w:rPr>
-          <w:b/>
-          <w:bCs/>
-          <w:sz w:val="44"/>
-          <w:szCs w:val="44"/>
-        </w:rPr>
-        <w:t xml:space="preserve"> Can you equate the HAS-A with </w:t>
+        <w:t xml:space="preserve">87)what is the HAS-A relationship in Java ? Can you equate the HAS-A with </w:t>
       </w:r>
       <w:proofErr w:type="spellStart"/>
       <w:r>
@@ -3109,49 +2271,27 @@
           <w:sz w:val="44"/>
           <w:szCs w:val="44"/>
         </w:rPr>
-        <w:t xml:space="preserve"> injection in </w:t>
-      </w:r>
-      <w:proofErr w:type="gramStart"/>
-      <w:r>
-        <w:rPr>
-          <w:b/>
-          <w:bCs/>
-          <w:sz w:val="44"/>
-          <w:szCs w:val="44"/>
-        </w:rPr>
-        <w:t>java ?</w:t>
-      </w:r>
-      <w:proofErr w:type="gramEnd"/>
-    </w:p>
-    <w:p>
-      <w:pPr>
-        <w:rPr>
-          <w:b/>
-          <w:bCs/>
-          <w:sz w:val="44"/>
-          <w:szCs w:val="44"/>
-        </w:rPr>
-      </w:pPr>
-      <w:r>
-        <w:rPr>
-          <w:b/>
-          <w:bCs/>
-          <w:sz w:val="44"/>
-          <w:szCs w:val="44"/>
-        </w:rPr>
-        <w:t xml:space="preserve">88) what is the difference between reference and Object in </w:t>
-      </w:r>
-      <w:proofErr w:type="gramStart"/>
-      <w:r>
-        <w:rPr>
-          <w:b/>
-          <w:bCs/>
-          <w:sz w:val="44"/>
-          <w:szCs w:val="44"/>
-        </w:rPr>
-        <w:t>Java ?</w:t>
-      </w:r>
-      <w:proofErr w:type="gramEnd"/>
+        <w:t xml:space="preserve"> injection in java ?</w:t>
+      </w:r>
+    </w:p>
+    <w:p>
+      <w:pPr>
+        <w:rPr>
+          <w:b/>
+          <w:bCs/>
+          <w:sz w:val="44"/>
+          <w:szCs w:val="44"/>
+        </w:rPr>
+      </w:pPr>
+      <w:r>
+        <w:rPr>
+          <w:b/>
+          <w:bCs/>
+          <w:sz w:val="44"/>
+          <w:szCs w:val="44"/>
+        </w:rPr>
+        <w:t>88) what is the difference between reference and Object in Java ?</w:t>
+      </w:r>
     </w:p>
     <w:p>
       <w:pPr>
@@ -3284,106 +2424,26 @@
           <w:sz w:val="44"/>
           <w:szCs w:val="44"/>
         </w:rPr>
-        <w:t xml:space="preserve"> </w:t>
-      </w:r>
-      <w:proofErr w:type="gramStart"/>
-      <w:r>
-        <w:rPr>
-          <w:b/>
-          <w:bCs/>
-          <w:sz w:val="44"/>
-          <w:szCs w:val="44"/>
-        </w:rPr>
-        <w:t>vs  LinkedList</w:t>
-      </w:r>
-      <w:proofErr w:type="gramEnd"/>
-      <w:r>
-        <w:rPr>
-          <w:b/>
-          <w:bCs/>
-          <w:sz w:val="44"/>
-          <w:szCs w:val="44"/>
-        </w:rPr>
-        <w:t xml:space="preserve"> vs Vector vs Stack.</w:t>
-      </w:r>
-    </w:p>
-    <w:p>
-      <w:pPr>
-        <w:rPr>
-          <w:b/>
-          <w:bCs/>
-          <w:sz w:val="44"/>
-          <w:szCs w:val="44"/>
-        </w:rPr>
-      </w:pPr>
-      <w:r>
-        <w:rPr>
-          <w:b/>
-          <w:bCs/>
-          <w:sz w:val="44"/>
-          <w:szCs w:val="44"/>
-        </w:rPr>
-        <w:t xml:space="preserve">95) </w:t>
-      </w:r>
-      <w:proofErr w:type="gramStart"/>
-      <w:r>
-        <w:rPr>
-          <w:b/>
-          <w:bCs/>
-          <w:sz w:val="44"/>
-          <w:szCs w:val="44"/>
-        </w:rPr>
-        <w:t>Peek(</w:t>
-      </w:r>
-      <w:proofErr w:type="gramEnd"/>
-      <w:r>
-        <w:rPr>
-          <w:b/>
-          <w:bCs/>
-          <w:sz w:val="44"/>
-          <w:szCs w:val="44"/>
-        </w:rPr>
-        <w:t xml:space="preserve">) vs </w:t>
-      </w:r>
-      <w:proofErr w:type="gramStart"/>
-      <w:r>
-        <w:rPr>
-          <w:b/>
-          <w:bCs/>
-          <w:sz w:val="44"/>
-          <w:szCs w:val="44"/>
-        </w:rPr>
-        <w:t>Push(</w:t>
-      </w:r>
-      <w:proofErr w:type="gramEnd"/>
-      <w:r>
-        <w:rPr>
-          <w:b/>
-          <w:bCs/>
-          <w:sz w:val="44"/>
-          <w:szCs w:val="44"/>
-        </w:rPr>
-        <w:t xml:space="preserve">) vs </w:t>
-      </w:r>
-      <w:proofErr w:type="gramStart"/>
-      <w:r>
-        <w:rPr>
-          <w:b/>
-          <w:bCs/>
-          <w:sz w:val="44"/>
-          <w:szCs w:val="44"/>
-        </w:rPr>
-        <w:t>Pop(</w:t>
-      </w:r>
-      <w:proofErr w:type="gramEnd"/>
-      <w:r>
-        <w:rPr>
-          <w:b/>
-          <w:bCs/>
-          <w:sz w:val="44"/>
-          <w:szCs w:val="44"/>
-        </w:rPr>
-        <w:t>).</w:t>
+        <w:t xml:space="preserve"> vs  LinkedList vs Vector vs Stack.</w:t>
+      </w:r>
+    </w:p>
+    <w:p>
+      <w:pPr>
+        <w:rPr>
+          <w:b/>
+          <w:bCs/>
+          <w:sz w:val="44"/>
+          <w:szCs w:val="44"/>
+        </w:rPr>
+      </w:pPr>
+      <w:r>
+        <w:rPr>
+          <w:b/>
+          <w:bCs/>
+          <w:sz w:val="44"/>
+          <w:szCs w:val="44"/>
+        </w:rPr>
+        <w:t>95) Peek() vs Push() vs Pop().</w:t>
       </w:r>
     </w:p>
     <w:p>
@@ -3500,138 +2560,56 @@
           <w:sz w:val="44"/>
           <w:szCs w:val="44"/>
         </w:rPr>
-        <w:t xml:space="preserve">99) why stack is not a good choice for </w:t>
-      </w:r>
-      <w:proofErr w:type="gramStart"/>
-      <w:r>
-        <w:rPr>
-          <w:b/>
-          <w:bCs/>
-          <w:sz w:val="44"/>
-          <w:szCs w:val="44"/>
-        </w:rPr>
-        <w:t>LIFO ?</w:t>
-      </w:r>
-      <w:proofErr w:type="gramEnd"/>
-    </w:p>
-    <w:p>
-      <w:pPr>
-        <w:rPr>
-          <w:b/>
-          <w:bCs/>
-          <w:sz w:val="44"/>
-          <w:szCs w:val="44"/>
-        </w:rPr>
-      </w:pPr>
-      <w:r>
-        <w:rPr>
-          <w:b/>
-          <w:bCs/>
-          <w:sz w:val="44"/>
-          <w:szCs w:val="44"/>
-        </w:rPr>
-        <w:t xml:space="preserve">100)Type Safe </w:t>
-      </w:r>
-      <w:proofErr w:type="gramStart"/>
-      <w:r>
-        <w:rPr>
-          <w:b/>
-          <w:bCs/>
-          <w:sz w:val="44"/>
-          <w:szCs w:val="44"/>
-        </w:rPr>
-        <w:t>and  Generic</w:t>
-      </w:r>
-      <w:proofErr w:type="gramEnd"/>
-      <w:r>
-        <w:rPr>
-          <w:b/>
-          <w:bCs/>
-          <w:sz w:val="44"/>
-          <w:szCs w:val="44"/>
-        </w:rPr>
-        <w:t xml:space="preserve"> in java.</w:t>
-      </w:r>
-    </w:p>
-    <w:p>
-      <w:pPr>
-        <w:rPr>
-          <w:b/>
-          <w:bCs/>
-          <w:sz w:val="44"/>
-          <w:szCs w:val="44"/>
-        </w:rPr>
-      </w:pPr>
-    </w:p>
-    <w:p>
-      <w:pPr>
-        <w:rPr>
-          <w:b/>
-          <w:bCs/>
-          <w:sz w:val="44"/>
-          <w:szCs w:val="44"/>
-        </w:rPr>
-      </w:pPr>
-      <w:r>
-        <w:rPr>
-          <w:b/>
-          <w:bCs/>
-          <w:sz w:val="44"/>
-          <w:szCs w:val="44"/>
-        </w:rPr>
-        <w:t xml:space="preserve">101)what is set </w:t>
-      </w:r>
-      <w:proofErr w:type="gramStart"/>
-      <w:r>
-        <w:rPr>
-          <w:b/>
-          <w:bCs/>
-          <w:sz w:val="44"/>
-          <w:szCs w:val="44"/>
-        </w:rPr>
-        <w:t>interface ?</w:t>
-      </w:r>
-      <w:proofErr w:type="gramEnd"/>
-      <w:r>
-        <w:rPr>
-          <w:b/>
-          <w:bCs/>
-          <w:sz w:val="44"/>
-          <w:szCs w:val="44"/>
-        </w:rPr>
-        <w:t xml:space="preserve"> </w:t>
-      </w:r>
-      <w:proofErr w:type="gramStart"/>
-      <w:r>
-        <w:rPr>
-          <w:b/>
-          <w:bCs/>
-          <w:sz w:val="44"/>
-          <w:szCs w:val="44"/>
-        </w:rPr>
-        <w:t>DC ?</w:t>
-      </w:r>
-      <w:proofErr w:type="gramEnd"/>
-      <w:r>
-        <w:rPr>
-          <w:b/>
-          <w:bCs/>
-          <w:sz w:val="44"/>
-          <w:szCs w:val="44"/>
-        </w:rPr>
-        <w:t xml:space="preserve"> </w:t>
-      </w:r>
-      <w:proofErr w:type="gramStart"/>
-      <w:r>
-        <w:rPr>
-          <w:b/>
-          <w:bCs/>
-          <w:sz w:val="44"/>
-          <w:szCs w:val="44"/>
-        </w:rPr>
-        <w:t>LF ?</w:t>
-      </w:r>
-      <w:proofErr w:type="gramEnd"/>
+        <w:t>99) why stack is not a good choice for LIFO ?</w:t>
+      </w:r>
+    </w:p>
+    <w:p>
+      <w:pPr>
+        <w:rPr>
+          <w:b/>
+          <w:bCs/>
+          <w:sz w:val="44"/>
+          <w:szCs w:val="44"/>
+        </w:rPr>
+      </w:pPr>
+      <w:r>
+        <w:rPr>
+          <w:b/>
+          <w:bCs/>
+          <w:sz w:val="44"/>
+          <w:szCs w:val="44"/>
+        </w:rPr>
+        <w:t>100)Type Safe and  Generic in java.</w:t>
+      </w:r>
+    </w:p>
+    <w:p>
+      <w:pPr>
+        <w:rPr>
+          <w:b/>
+          <w:bCs/>
+          <w:sz w:val="44"/>
+          <w:szCs w:val="44"/>
+        </w:rPr>
+      </w:pPr>
+    </w:p>
+    <w:p>
+      <w:pPr>
+        <w:rPr>
+          <w:b/>
+          <w:bCs/>
+          <w:sz w:val="44"/>
+          <w:szCs w:val="44"/>
+        </w:rPr>
+      </w:pPr>
+      <w:r>
+        <w:rPr>
+          <w:b/>
+          <w:bCs/>
+          <w:sz w:val="44"/>
+          <w:szCs w:val="44"/>
+        </w:rPr>
+        <w:t>101)what is set interface ? DC ? LF ?</w:t>
+      </w:r>
     </w:p>
     <w:p>
       <w:pPr>
@@ -3707,47 +2685,7 @@
           <w:sz w:val="44"/>
           <w:szCs w:val="44"/>
         </w:rPr>
-        <w:t xml:space="preserve">104) working </w:t>
-      </w:r>
-      <w:proofErr w:type="gramStart"/>
-      <w:r>
-        <w:rPr>
-          <w:b/>
-          <w:bCs/>
-          <w:sz w:val="44"/>
-          <w:szCs w:val="44"/>
-        </w:rPr>
-        <w:t>with  the</w:t>
-      </w:r>
-      <w:proofErr w:type="gramEnd"/>
-      <w:r>
-        <w:rPr>
-          <w:b/>
-          <w:bCs/>
-          <w:sz w:val="44"/>
-          <w:szCs w:val="44"/>
-        </w:rPr>
-        <w:t xml:space="preserve"> custom classes In </w:t>
-      </w:r>
-      <w:proofErr w:type="gramStart"/>
-      <w:r>
-        <w:rPr>
-          <w:b/>
-          <w:bCs/>
-          <w:sz w:val="44"/>
-          <w:szCs w:val="44"/>
-        </w:rPr>
-        <w:t>the  HashSet</w:t>
-      </w:r>
-      <w:proofErr w:type="gramEnd"/>
-      <w:r>
-        <w:rPr>
-          <w:b/>
-          <w:bCs/>
-          <w:sz w:val="44"/>
-          <w:szCs w:val="44"/>
-        </w:rPr>
-        <w:t>.</w:t>
+        <w:t>104) working with  the custom classes In the  HashSet.</w:t>
       </w:r>
     </w:p>
     <w:p>
@@ -3769,7 +2707,6 @@
         <w:t xml:space="preserve">105)what is the </w:t>
       </w:r>
       <w:proofErr w:type="spellStart"/>
-      <w:proofErr w:type="gramStart"/>
       <w:r>
         <w:rPr>
           <w:b/>
@@ -3789,67 +2726,44 @@
         </w:rPr>
         <w:t xml:space="preserve"> ?</w:t>
       </w:r>
-      <w:proofErr w:type="gramEnd"/>
-    </w:p>
-    <w:p>
-      <w:pPr>
-        <w:rPr>
-          <w:b/>
-          <w:bCs/>
-          <w:sz w:val="44"/>
-          <w:szCs w:val="44"/>
-        </w:rPr>
-      </w:pPr>
-      <w:r>
-        <w:rPr>
-          <w:b/>
-          <w:bCs/>
-          <w:sz w:val="44"/>
-          <w:szCs w:val="44"/>
-        </w:rPr>
-        <w:t xml:space="preserve">106) what is Tree </w:t>
-      </w:r>
-      <w:proofErr w:type="gramStart"/>
-      <w:r>
-        <w:rPr>
-          <w:b/>
-          <w:bCs/>
-          <w:sz w:val="44"/>
-          <w:szCs w:val="44"/>
-        </w:rPr>
-        <w:t>Set ?</w:t>
-      </w:r>
-      <w:proofErr w:type="gramEnd"/>
-    </w:p>
-    <w:p>
-      <w:pPr>
-        <w:rPr>
-          <w:b/>
-          <w:bCs/>
-          <w:sz w:val="44"/>
-          <w:szCs w:val="44"/>
-        </w:rPr>
-      </w:pPr>
-      <w:r>
-        <w:rPr>
-          <w:b/>
-          <w:bCs/>
-          <w:sz w:val="44"/>
-          <w:szCs w:val="44"/>
-        </w:rPr>
-        <w:t xml:space="preserve">107)What is Linked-Hash </w:t>
-      </w:r>
-      <w:proofErr w:type="gramStart"/>
-      <w:r>
-        <w:rPr>
-          <w:b/>
-          <w:bCs/>
-          <w:sz w:val="44"/>
-          <w:szCs w:val="44"/>
-        </w:rPr>
-        <w:t>Set ?</w:t>
-      </w:r>
-      <w:proofErr w:type="gramEnd"/>
+    </w:p>
+    <w:p>
+      <w:pPr>
+        <w:rPr>
+          <w:b/>
+          <w:bCs/>
+          <w:sz w:val="44"/>
+          <w:szCs w:val="44"/>
+        </w:rPr>
+      </w:pPr>
+      <w:r>
+        <w:rPr>
+          <w:b/>
+          <w:bCs/>
+          <w:sz w:val="44"/>
+          <w:szCs w:val="44"/>
+        </w:rPr>
+        <w:t>106) what is Tree Set ?</w:t>
+      </w:r>
+    </w:p>
+    <w:p>
+      <w:pPr>
+        <w:rPr>
+          <w:b/>
+          <w:bCs/>
+          <w:sz w:val="44"/>
+          <w:szCs w:val="44"/>
+        </w:rPr>
+      </w:pPr>
+      <w:r>
+        <w:rPr>
+          <w:b/>
+          <w:bCs/>
+          <w:sz w:val="44"/>
+          <w:szCs w:val="44"/>
+        </w:rPr>
+        <w:t>107)What is Linked-Hash Set ?</w:t>
+      </w:r>
     </w:p>
     <w:p>
       <w:pPr>
@@ -3927,57 +2841,26 @@
           <w:sz w:val="44"/>
           <w:szCs w:val="44"/>
         </w:rPr>
-        <w:t xml:space="preserve">109)what is comparable&lt;T&gt; and natural </w:t>
-      </w:r>
-      <w:proofErr w:type="gramStart"/>
-      <w:r>
-        <w:rPr>
-          <w:b/>
-          <w:bCs/>
-          <w:sz w:val="44"/>
-          <w:szCs w:val="44"/>
-        </w:rPr>
-        <w:t>sorting ?</w:t>
-      </w:r>
-      <w:proofErr w:type="gramEnd"/>
-    </w:p>
-    <w:p>
-      <w:pPr>
-        <w:rPr>
-          <w:b/>
-          <w:bCs/>
-          <w:sz w:val="44"/>
-          <w:szCs w:val="44"/>
-        </w:rPr>
-      </w:pPr>
-      <w:r>
-        <w:rPr>
-          <w:b/>
-          <w:bCs/>
-          <w:sz w:val="44"/>
-          <w:szCs w:val="44"/>
-        </w:rPr>
-        <w:t>110)</w:t>
-      </w:r>
-      <w:proofErr w:type="gramStart"/>
-      <w:r>
-        <w:rPr>
-          <w:b/>
-          <w:bCs/>
-          <w:sz w:val="44"/>
-          <w:szCs w:val="44"/>
-        </w:rPr>
-        <w:t>natural  ordering</w:t>
-      </w:r>
-      <w:proofErr w:type="gramEnd"/>
-      <w:r>
-        <w:rPr>
-          <w:b/>
-          <w:bCs/>
-          <w:sz w:val="44"/>
-          <w:szCs w:val="44"/>
-        </w:rPr>
-        <w:t xml:space="preserve"> vs Custom Ordering.</w:t>
+        <w:t>109)what is comparable&lt;T&gt; and natural sorting ?</w:t>
+      </w:r>
+    </w:p>
+    <w:p>
+      <w:pPr>
+        <w:rPr>
+          <w:b/>
+          <w:bCs/>
+          <w:sz w:val="44"/>
+          <w:szCs w:val="44"/>
+        </w:rPr>
+      </w:pPr>
+      <w:r>
+        <w:rPr>
+          <w:b/>
+          <w:bCs/>
+          <w:sz w:val="44"/>
+          <w:szCs w:val="44"/>
+        </w:rPr>
+        <w:t>110)natural  ordering vs Custom Ordering.</w:t>
       </w:r>
     </w:p>
     <w:p>
@@ -4018,7 +2901,6 @@
         <w:t>112)</w:t>
       </w:r>
       <w:proofErr w:type="spellStart"/>
-      <w:proofErr w:type="gramStart"/>
       <w:r>
         <w:rPr>
           <w:b/>
@@ -4036,37 +2918,7 @@
           <w:sz w:val="44"/>
           <w:szCs w:val="44"/>
         </w:rPr>
-        <w:t>(</w:t>
-      </w:r>
-      <w:proofErr w:type="gramEnd"/>
-      <w:r>
-        <w:rPr>
-          <w:b/>
-          <w:bCs/>
-          <w:sz w:val="44"/>
-          <w:szCs w:val="44"/>
-        </w:rPr>
-        <w:t xml:space="preserve">Object o) vs </w:t>
-      </w:r>
-      <w:proofErr w:type="gramStart"/>
-      <w:r>
-        <w:rPr>
-          <w:b/>
-          <w:bCs/>
-          <w:sz w:val="44"/>
-          <w:szCs w:val="44"/>
-        </w:rPr>
-        <w:t>Compare(</w:t>
-      </w:r>
-      <w:proofErr w:type="gramEnd"/>
-      <w:r>
-        <w:rPr>
-          <w:b/>
-          <w:bCs/>
-          <w:sz w:val="44"/>
-          <w:szCs w:val="44"/>
-        </w:rPr>
-        <w:t>T o1, T o2)</w:t>
+        <w:t>(Object o) vs Compare(T o1, T o2)</w:t>
       </w:r>
     </w:p>
     <w:p>
@@ -4136,7 +2988,6 @@
         <w:t xml:space="preserve">What is </w:t>
       </w:r>
       <w:proofErr w:type="spellStart"/>
-      <w:proofErr w:type="gramStart"/>
       <w:r>
         <w:rPr>
           <w:b/>
@@ -4156,7 +3007,6 @@
         </w:rPr>
         <w:t xml:space="preserve"> ?</w:t>
       </w:r>
-      <w:proofErr w:type="gramEnd"/>
     </w:p>
     <w:p>
       <w:pPr>
@@ -4427,27 +3277,17 @@
           <w:sz w:val="44"/>
           <w:szCs w:val="44"/>
         </w:rPr>
+        <w:t xml:space="preserve"> vs </w:t>
+      </w:r>
+      <w:r>
+        <w:rPr>
+          <w:b/>
+          <w:bCs/>
+          <w:sz w:val="44"/>
+          <w:szCs w:val="44"/>
+        </w:rPr>
         <w:t xml:space="preserve"> </w:t>
       </w:r>
-      <w:proofErr w:type="gramStart"/>
-      <w:r>
-        <w:rPr>
-          <w:b/>
-          <w:bCs/>
-          <w:sz w:val="44"/>
-          <w:szCs w:val="44"/>
-        </w:rPr>
-        <w:t xml:space="preserve">vs </w:t>
-      </w:r>
-      <w:r>
-        <w:rPr>
-          <w:b/>
-          <w:bCs/>
-          <w:sz w:val="44"/>
-          <w:szCs w:val="44"/>
-        </w:rPr>
-        <w:t xml:space="preserve"> </w:t>
-      </w:r>
       <w:proofErr w:type="spellStart"/>
       <w:r>
         <w:rPr>
@@ -4459,7 +3299,6 @@
         <w:t>PriorityQueue</w:t>
       </w:r>
       <w:proofErr w:type="spellEnd"/>
-      <w:proofErr w:type="gramEnd"/>
       <w:r>
         <w:rPr>
           <w:b/>
@@ -4566,7 +3405,6 @@
         <w:t xml:space="preserve">vs </w:t>
       </w:r>
       <w:proofErr w:type="spellStart"/>
-      <w:proofErr w:type="gramStart"/>
       <w:r>
         <w:rPr>
           <w:b/>
@@ -4593,47 +3431,26 @@
           <w:sz w:val="44"/>
           <w:szCs w:val="44"/>
         </w:rPr>
-        <w:t>&lt;</w:t>
-      </w:r>
-      <w:proofErr w:type="gramEnd"/>
-      <w:r>
-        <w:rPr>
-          <w:b/>
-          <w:bCs/>
-          <w:sz w:val="44"/>
-          <w:szCs w:val="44"/>
-        </w:rPr>
-        <w:t>T&gt;</w:t>
-      </w:r>
-    </w:p>
-    <w:p>
-      <w:pPr>
-        <w:rPr>
-          <w:b/>
-          <w:bCs/>
-          <w:sz w:val="44"/>
-          <w:szCs w:val="44"/>
-        </w:rPr>
-      </w:pPr>
-      <w:proofErr w:type="gramStart"/>
-      <w:r>
-        <w:rPr>
-          <w:b/>
-          <w:bCs/>
-          <w:sz w:val="44"/>
-          <w:szCs w:val="44"/>
-        </w:rPr>
-        <w:t>124).remove</w:t>
-      </w:r>
-      <w:proofErr w:type="gramEnd"/>
-      <w:r>
-        <w:rPr>
-          <w:b/>
-          <w:bCs/>
-          <w:sz w:val="44"/>
-          <w:szCs w:val="44"/>
-        </w:rPr>
-        <w:t>() in Iteration.</w:t>
+        <w:t>&lt;T&gt;</w:t>
+      </w:r>
+    </w:p>
+    <w:p>
+      <w:pPr>
+        <w:rPr>
+          <w:b/>
+          <w:bCs/>
+          <w:sz w:val="44"/>
+          <w:szCs w:val="44"/>
+        </w:rPr>
+      </w:pPr>
+      <w:r>
+        <w:rPr>
+          <w:b/>
+          <w:bCs/>
+          <w:sz w:val="44"/>
+          <w:szCs w:val="44"/>
+        </w:rPr>
+        <w:t>124).remove() in Iteration.</w:t>
       </w:r>
     </w:p>
     <w:p>
@@ -4691,27 +3508,7 @@
           <w:sz w:val="44"/>
           <w:szCs w:val="44"/>
         </w:rPr>
-        <w:t xml:space="preserve">126)What </w:t>
-      </w:r>
-      <w:proofErr w:type="gramStart"/>
-      <w:r>
-        <w:rPr>
-          <w:b/>
-          <w:bCs/>
-          <w:sz w:val="44"/>
-          <w:szCs w:val="44"/>
-        </w:rPr>
-        <w:t>is  Map</w:t>
-      </w:r>
-      <w:proofErr w:type="gramEnd"/>
-      <w:r>
-        <w:rPr>
-          <w:b/>
-          <w:bCs/>
-          <w:sz w:val="44"/>
-          <w:szCs w:val="44"/>
-        </w:rPr>
-        <w:t xml:space="preserve"> interface.</w:t>
+        <w:t>126)What is  Map interface.</w:t>
       </w:r>
     </w:p>
     <w:p>
@@ -4771,7 +3568,6 @@
         <w:t>129)What will happen if you have the same Keys in the HashMap&lt;</w:t>
       </w:r>
       <w:proofErr w:type="spellStart"/>
-      <w:proofErr w:type="gramStart"/>
       <w:r>
         <w:rPr>
           <w:b/>
@@ -4782,7 +3578,6 @@
         <w:t>k,V</w:t>
       </w:r>
       <w:proofErr w:type="spellEnd"/>
-      <w:proofErr w:type="gramEnd"/>
       <w:r>
         <w:rPr>
           <w:b/>
@@ -4809,27 +3604,7 @@
           <w:sz w:val="44"/>
           <w:szCs w:val="44"/>
         </w:rPr>
-        <w:t xml:space="preserve">130) Tree </w:t>
-      </w:r>
-      <w:proofErr w:type="gramStart"/>
-      <w:r>
-        <w:rPr>
-          <w:b/>
-          <w:bCs/>
-          <w:sz w:val="44"/>
-          <w:szCs w:val="44"/>
-        </w:rPr>
-        <w:t>Map ,</w:t>
-      </w:r>
-      <w:proofErr w:type="gramEnd"/>
-      <w:r>
-        <w:rPr>
-          <w:b/>
-          <w:bCs/>
-          <w:sz w:val="44"/>
-          <w:szCs w:val="44"/>
-        </w:rPr>
-        <w:t xml:space="preserve"> Comparable, Comparator.</w:t>
+        <w:t>130) Tree Map , Comparable, Comparator.</w:t>
       </w:r>
     </w:p>
     <w:p>
@@ -4967,16 +3742,298 @@
           <w:szCs w:val="44"/>
         </w:rPr>
       </w:pPr>
-    </w:p>
-    <w:p>
-      <w:pPr>
-        <w:rPr>
-          <w:b/>
-          <w:bCs/>
-          <w:sz w:val="44"/>
-          <w:szCs w:val="44"/>
-        </w:rPr>
-      </w:pPr>
+      <w:r>
+        <w:rPr>
+          <w:b/>
+          <w:bCs/>
+          <w:sz w:val="44"/>
+          <w:szCs w:val="44"/>
+        </w:rPr>
+        <w:lastRenderedPageBreak/>
+        <w:t xml:space="preserve">135) </w:t>
+      </w:r>
+      <w:r>
+        <w:rPr>
+          <w:b/>
+          <w:bCs/>
+          <w:sz w:val="44"/>
+          <w:szCs w:val="44"/>
+        </w:rPr>
+        <w:t xml:space="preserve">what is </w:t>
+      </w:r>
+      <w:proofErr w:type="spellStart"/>
+      <w:r>
+        <w:rPr>
+          <w:b/>
+          <w:bCs/>
+          <w:sz w:val="44"/>
+          <w:szCs w:val="44"/>
+        </w:rPr>
+        <w:t>Map.entrySet</w:t>
+      </w:r>
+      <w:proofErr w:type="spellEnd"/>
+      <w:r>
+        <w:rPr>
+          <w:b/>
+          <w:bCs/>
+          <w:sz w:val="44"/>
+          <w:szCs w:val="44"/>
+        </w:rPr>
+        <w:t>()</w:t>
+      </w:r>
+      <w:r>
+        <w:rPr>
+          <w:b/>
+          <w:bCs/>
+          <w:sz w:val="44"/>
+          <w:szCs w:val="44"/>
+        </w:rPr>
+        <w:t xml:space="preserve"> ?</w:t>
+      </w:r>
+    </w:p>
+    <w:p>
+      <w:pPr>
+        <w:rPr>
+          <w:b/>
+          <w:bCs/>
+          <w:sz w:val="44"/>
+          <w:szCs w:val="44"/>
+        </w:rPr>
+      </w:pPr>
+      <w:r>
+        <w:rPr>
+          <w:b/>
+          <w:bCs/>
+          <w:sz w:val="44"/>
+          <w:szCs w:val="44"/>
+        </w:rPr>
+        <w:t>136</w:t>
+      </w:r>
+      <w:r>
+        <w:rPr>
+          <w:b/>
+          <w:bCs/>
+          <w:sz w:val="44"/>
+          <w:szCs w:val="44"/>
+        </w:rPr>
+        <w:t>)</w:t>
+      </w:r>
+      <w:r>
+        <w:rPr>
+          <w:b/>
+          <w:bCs/>
+          <w:sz w:val="44"/>
+          <w:szCs w:val="44"/>
+        </w:rPr>
+        <w:t>what are the features of the Stream Api ?</w:t>
+      </w:r>
+    </w:p>
+    <w:p>
+      <w:pPr>
+        <w:rPr>
+          <w:b/>
+          <w:bCs/>
+          <w:sz w:val="44"/>
+          <w:szCs w:val="44"/>
+        </w:rPr>
+      </w:pPr>
+      <w:r>
+        <w:rPr>
+          <w:b/>
+          <w:bCs/>
+          <w:sz w:val="44"/>
+          <w:szCs w:val="44"/>
+        </w:rPr>
+        <w:t>137)what are the four</w:t>
+      </w:r>
+      <w:r>
+        <w:rPr>
+          <w:b/>
+          <w:bCs/>
+          <w:sz w:val="44"/>
+          <w:szCs w:val="44"/>
+        </w:rPr>
+        <w:t xml:space="preserve"> core </w:t>
+      </w:r>
+      <w:r>
+        <w:rPr>
+          <w:b/>
+          <w:bCs/>
+          <w:sz w:val="44"/>
+          <w:szCs w:val="44"/>
+        </w:rPr>
+        <w:t xml:space="preserve"> functional Interfaces in Java 8?</w:t>
+      </w:r>
+    </w:p>
+    <w:p>
+      <w:pPr>
+        <w:rPr>
+          <w:b/>
+          <w:bCs/>
+          <w:sz w:val="44"/>
+          <w:szCs w:val="44"/>
+        </w:rPr>
+      </w:pPr>
+      <w:r>
+        <w:rPr>
+          <w:b/>
+          <w:bCs/>
+          <w:sz w:val="44"/>
+          <w:szCs w:val="44"/>
+        </w:rPr>
+        <w:t>138)</w:t>
+      </w:r>
+      <w:r>
+        <w:rPr>
+          <w:b/>
+          <w:bCs/>
+          <w:sz w:val="44"/>
+          <w:szCs w:val="44"/>
+        </w:rPr>
+        <w:t xml:space="preserve"> Predicate and Methods.</w:t>
+      </w:r>
+    </w:p>
+    <w:p>
+      <w:pPr>
+        <w:rPr>
+          <w:b/>
+          <w:bCs/>
+          <w:sz w:val="44"/>
+          <w:szCs w:val="44"/>
+        </w:rPr>
+      </w:pPr>
+      <w:r>
+        <w:rPr>
+          <w:b/>
+          <w:bCs/>
+          <w:sz w:val="44"/>
+          <w:szCs w:val="44"/>
+        </w:rPr>
+        <w:t>139)Supplier and Methods.</w:t>
+      </w:r>
+    </w:p>
+    <w:p>
+      <w:pPr>
+        <w:rPr>
+          <w:b/>
+          <w:bCs/>
+          <w:sz w:val="44"/>
+          <w:szCs w:val="44"/>
+        </w:rPr>
+      </w:pPr>
+      <w:r>
+        <w:rPr>
+          <w:b/>
+          <w:bCs/>
+          <w:sz w:val="44"/>
+          <w:szCs w:val="44"/>
+        </w:rPr>
+        <w:t>140)Consumer and  Methods.</w:t>
+      </w:r>
+    </w:p>
+    <w:p>
+      <w:pPr>
+        <w:rPr>
+          <w:b/>
+          <w:bCs/>
+          <w:sz w:val="44"/>
+          <w:szCs w:val="44"/>
+        </w:rPr>
+      </w:pPr>
+      <w:r>
+        <w:rPr>
+          <w:b/>
+          <w:bCs/>
+          <w:sz w:val="44"/>
+          <w:szCs w:val="44"/>
+        </w:rPr>
+        <w:t>141)</w:t>
+      </w:r>
+      <w:r>
+        <w:rPr>
+          <w:b/>
+          <w:bCs/>
+          <w:sz w:val="44"/>
+          <w:szCs w:val="44"/>
+        </w:rPr>
+        <w:t>Function and Methods.</w:t>
+      </w:r>
+    </w:p>
+    <w:p>
+      <w:pPr>
+        <w:rPr>
+          <w:b/>
+          <w:bCs/>
+          <w:sz w:val="44"/>
+          <w:szCs w:val="44"/>
+        </w:rPr>
+      </w:pPr>
+      <w:r>
+        <w:rPr>
+          <w:b/>
+          <w:bCs/>
+          <w:sz w:val="44"/>
+          <w:szCs w:val="44"/>
+        </w:rPr>
+        <w:t>142)</w:t>
+      </w:r>
+      <w:proofErr w:type="spellStart"/>
+      <w:r>
+        <w:rPr>
+          <w:b/>
+          <w:bCs/>
+          <w:sz w:val="44"/>
+          <w:szCs w:val="44"/>
+        </w:rPr>
+        <w:t>Intermediatary</w:t>
+      </w:r>
+      <w:proofErr w:type="spellEnd"/>
+      <w:r>
+        <w:rPr>
+          <w:b/>
+          <w:bCs/>
+          <w:sz w:val="44"/>
+          <w:szCs w:val="44"/>
+        </w:rPr>
+        <w:t xml:space="preserve"> vs Terminal Operations</w:t>
+      </w:r>
+      <w:r>
+        <w:rPr>
+          <w:b/>
+          <w:bCs/>
+          <w:sz w:val="44"/>
+          <w:szCs w:val="44"/>
+        </w:rPr>
+        <w:t>.</w:t>
+      </w:r>
+    </w:p>
+    <w:p>
+      <w:pPr>
+        <w:rPr>
+          <w:b/>
+          <w:bCs/>
+          <w:sz w:val="44"/>
+          <w:szCs w:val="44"/>
+        </w:rPr>
+      </w:pPr>
+      <w:r>
+        <w:rPr>
+          <w:b/>
+          <w:bCs/>
+          <w:sz w:val="44"/>
+          <w:szCs w:val="44"/>
+        </w:rPr>
+        <w:t>143) Filter(Predicate) vs Foreach(Consumer)</w:t>
+      </w:r>
+      <w:r>
+        <w:rPr>
+          <w:b/>
+          <w:bCs/>
+          <w:sz w:val="44"/>
+          <w:szCs w:val="44"/>
+        </w:rPr>
+        <w:t>.</w:t>
+      </w:r>
     </w:p>
     <w:p>
       <w:pPr>

--- a/Core_JAVA_Interview.docx
+++ b/Core_JAVA_Interview.docx
@@ -40,6 +40,7 @@
         <w:t xml:space="preserve">1)what is </w:t>
       </w:r>
       <w:proofErr w:type="spellStart"/>
+      <w:proofErr w:type="gramStart"/>
       <w:r>
         <w:rPr>
           <w:b/>
@@ -50,6 +51,7 @@
         <w:t>jvm,jdk</w:t>
       </w:r>
       <w:proofErr w:type="spellEnd"/>
+      <w:proofErr w:type="gramEnd"/>
       <w:r>
         <w:rPr>
           <w:b/>
@@ -60,6 +62,7 @@
         <w:t xml:space="preserve">, </w:t>
       </w:r>
       <w:proofErr w:type="spellStart"/>
+      <w:proofErr w:type="gramStart"/>
       <w:r>
         <w:rPr>
           <w:b/>
@@ -79,6 +82,7 @@
         </w:rPr>
         <w:t xml:space="preserve"> ?</w:t>
       </w:r>
+      <w:proofErr w:type="gramEnd"/>
     </w:p>
     <w:p>
       <w:pPr>
@@ -106,8 +110,38 @@
           <w:szCs w:val="44"/>
         </w:rPr>
         <w:br/>
-        <w:t>3)is java interpreted or compiled language ?</w:t>
-      </w:r>
+      </w:r>
+      <w:proofErr w:type="gramStart"/>
+      <w:r>
+        <w:rPr>
+          <w:b/>
+          <w:bCs/>
+          <w:sz w:val="44"/>
+          <w:szCs w:val="44"/>
+        </w:rPr>
+        <w:t>3)is</w:t>
+      </w:r>
+      <w:proofErr w:type="gramEnd"/>
+      <w:r>
+        <w:rPr>
+          <w:b/>
+          <w:bCs/>
+          <w:sz w:val="44"/>
+          <w:szCs w:val="44"/>
+        </w:rPr>
+        <w:t xml:space="preserve"> java interpreted or compiled </w:t>
+      </w:r>
+      <w:proofErr w:type="gramStart"/>
+      <w:r>
+        <w:rPr>
+          <w:b/>
+          <w:bCs/>
+          <w:sz w:val="44"/>
+          <w:szCs w:val="44"/>
+        </w:rPr>
+        <w:t>language ?</w:t>
+      </w:r>
+      <w:proofErr w:type="gramEnd"/>
     </w:p>
     <w:p>
       <w:pPr>
@@ -144,7 +178,27 @@
           <w:sz w:val="44"/>
           <w:szCs w:val="44"/>
         </w:rPr>
-        <w:t>5) Primitive vs. Non-Primitive.</w:t>
+        <w:t xml:space="preserve">5) Primitive vs. </w:t>
+      </w:r>
+      <w:proofErr w:type="gramStart"/>
+      <w:r>
+        <w:rPr>
+          <w:b/>
+          <w:bCs/>
+          <w:sz w:val="44"/>
+          <w:szCs w:val="44"/>
+        </w:rPr>
+        <w:t>Non-Primitive</w:t>
+      </w:r>
+      <w:proofErr w:type="gramEnd"/>
+      <w:r>
+        <w:rPr>
+          <w:b/>
+          <w:bCs/>
+          <w:sz w:val="44"/>
+          <w:szCs w:val="44"/>
+        </w:rPr>
+        <w:t>.</w:t>
       </w:r>
     </w:p>
     <w:p>
@@ -201,8 +255,19 @@
           <w:sz w:val="44"/>
           <w:szCs w:val="44"/>
         </w:rPr>
-        <w:t>8)what is narrowing and what is widening ?</w:t>
-      </w:r>
+        <w:t xml:space="preserve">8)what is narrowing and what is </w:t>
+      </w:r>
+      <w:proofErr w:type="gramStart"/>
+      <w:r>
+        <w:rPr>
+          <w:b/>
+          <w:bCs/>
+          <w:sz w:val="44"/>
+          <w:szCs w:val="44"/>
+        </w:rPr>
+        <w:t>widening ?</w:t>
+      </w:r>
+      <w:proofErr w:type="gramEnd"/>
     </w:p>
     <w:p>
       <w:pPr>
@@ -239,8 +304,19 @@
           <w:sz w:val="44"/>
           <w:szCs w:val="44"/>
         </w:rPr>
-        <w:t>10) different types of ARRAYS in java ?</w:t>
-      </w:r>
+        <w:t xml:space="preserve">10) different types of ARRAYS in </w:t>
+      </w:r>
+      <w:proofErr w:type="gramStart"/>
+      <w:r>
+        <w:rPr>
+          <w:b/>
+          <w:bCs/>
+          <w:sz w:val="44"/>
+          <w:szCs w:val="44"/>
+        </w:rPr>
+        <w:t>java ?</w:t>
+      </w:r>
+      <w:proofErr w:type="gramEnd"/>
     </w:p>
     <w:p>
       <w:pPr>
@@ -268,46 +344,87 @@
           <w:szCs w:val="44"/>
         </w:rPr>
         <w:br/>
-        <w:t>12)W.A.P. to swap two numbers without the third variable.</w:t>
-      </w:r>
-    </w:p>
-    <w:p>
-      <w:pPr>
-        <w:rPr>
-          <w:b/>
-          <w:bCs/>
-          <w:sz w:val="44"/>
-          <w:szCs w:val="44"/>
-        </w:rPr>
-      </w:pPr>
-      <w:r>
-        <w:rPr>
-          <w:b/>
-          <w:bCs/>
-          <w:sz w:val="44"/>
-          <w:szCs w:val="44"/>
-        </w:rPr>
-        <w:t>13) What is String in JAVA ?</w:t>
-      </w:r>
-    </w:p>
-    <w:p>
-      <w:pPr>
-        <w:rPr>
-          <w:b/>
-          <w:bCs/>
-          <w:sz w:val="44"/>
-          <w:szCs w:val="44"/>
-        </w:rPr>
-      </w:pPr>
-      <w:r>
-        <w:rPr>
-          <w:b/>
-          <w:bCs/>
-          <w:sz w:val="44"/>
-          <w:szCs w:val="44"/>
-        </w:rPr>
-        <w:t>14) What is String constant pool in JAVA ?</w:t>
-      </w:r>
+      </w:r>
+      <w:proofErr w:type="gramStart"/>
+      <w:r>
+        <w:rPr>
+          <w:b/>
+          <w:bCs/>
+          <w:sz w:val="44"/>
+          <w:szCs w:val="44"/>
+        </w:rPr>
+        <w:t>12)W.A.P.</w:t>
+      </w:r>
+      <w:proofErr w:type="gramEnd"/>
+      <w:r>
+        <w:rPr>
+          <w:b/>
+          <w:bCs/>
+          <w:sz w:val="44"/>
+          <w:szCs w:val="44"/>
+        </w:rPr>
+        <w:t xml:space="preserve"> to swap two numbers without the third variable.</w:t>
+      </w:r>
+    </w:p>
+    <w:p>
+      <w:pPr>
+        <w:rPr>
+          <w:b/>
+          <w:bCs/>
+          <w:sz w:val="44"/>
+          <w:szCs w:val="44"/>
+        </w:rPr>
+      </w:pPr>
+      <w:r>
+        <w:rPr>
+          <w:b/>
+          <w:bCs/>
+          <w:sz w:val="44"/>
+          <w:szCs w:val="44"/>
+        </w:rPr>
+        <w:t xml:space="preserve">13) What is String in </w:t>
+      </w:r>
+      <w:proofErr w:type="gramStart"/>
+      <w:r>
+        <w:rPr>
+          <w:b/>
+          <w:bCs/>
+          <w:sz w:val="44"/>
+          <w:szCs w:val="44"/>
+        </w:rPr>
+        <w:t>JAVA ?</w:t>
+      </w:r>
+      <w:proofErr w:type="gramEnd"/>
+    </w:p>
+    <w:p>
+      <w:pPr>
+        <w:rPr>
+          <w:b/>
+          <w:bCs/>
+          <w:sz w:val="44"/>
+          <w:szCs w:val="44"/>
+        </w:rPr>
+      </w:pPr>
+      <w:r>
+        <w:rPr>
+          <w:b/>
+          <w:bCs/>
+          <w:sz w:val="44"/>
+          <w:szCs w:val="44"/>
+        </w:rPr>
+        <w:t xml:space="preserve">14) What is String constant pool in </w:t>
+      </w:r>
+      <w:proofErr w:type="gramStart"/>
+      <w:r>
+        <w:rPr>
+          <w:b/>
+          <w:bCs/>
+          <w:sz w:val="44"/>
+          <w:szCs w:val="44"/>
+        </w:rPr>
+        <w:t>JAVA ?</w:t>
+      </w:r>
+      <w:proofErr w:type="gramEnd"/>
     </w:p>
     <w:p>
       <w:pPr>
@@ -349,6 +466,7 @@
         <w:t xml:space="preserve">. </w:t>
       </w:r>
       <w:proofErr w:type="spellStart"/>
+      <w:proofErr w:type="gramStart"/>
       <w:r>
         <w:rPr>
           <w:b/>
@@ -366,7 +484,17 @@
           <w:sz w:val="44"/>
           <w:szCs w:val="44"/>
         </w:rPr>
-        <w:t xml:space="preserve"> . vs. StringBuilder in JAVA.</w:t>
+        <w:t xml:space="preserve"> .</w:t>
+      </w:r>
+      <w:proofErr w:type="gramEnd"/>
+      <w:r>
+        <w:rPr>
+          <w:b/>
+          <w:bCs/>
+          <w:sz w:val="44"/>
+          <w:szCs w:val="44"/>
+        </w:rPr>
+        <w:t xml:space="preserve"> vs. StringBuilder in JAVA.</w:t>
       </w:r>
     </w:p>
     <w:p>
@@ -614,7 +742,27 @@
           <w:sz w:val="44"/>
           <w:szCs w:val="44"/>
         </w:rPr>
-        <w:t>28)explain difference between this call and this();</w:t>
+        <w:t xml:space="preserve">28)explain difference between this call and </w:t>
+      </w:r>
+      <w:proofErr w:type="gramStart"/>
+      <w:r>
+        <w:rPr>
+          <w:b/>
+          <w:bCs/>
+          <w:sz w:val="44"/>
+          <w:szCs w:val="44"/>
+        </w:rPr>
+        <w:t>this(</w:t>
+      </w:r>
+      <w:proofErr w:type="gramEnd"/>
+      <w:r>
+        <w:rPr>
+          <w:b/>
+          <w:bCs/>
+          <w:sz w:val="44"/>
+          <w:szCs w:val="44"/>
+        </w:rPr>
+        <w:t>);</w:t>
       </w:r>
     </w:p>
     <w:p>
@@ -671,7 +819,27 @@
           <w:sz w:val="44"/>
           <w:szCs w:val="44"/>
         </w:rPr>
-        <w:t>31)explain the super call in the context of constructor , method and variable.</w:t>
+        <w:t xml:space="preserve">31)explain the super call in the context of </w:t>
+      </w:r>
+      <w:proofErr w:type="gramStart"/>
+      <w:r>
+        <w:rPr>
+          <w:b/>
+          <w:bCs/>
+          <w:sz w:val="44"/>
+          <w:szCs w:val="44"/>
+        </w:rPr>
+        <w:t>constructor ,</w:t>
+      </w:r>
+      <w:proofErr w:type="gramEnd"/>
+      <w:r>
+        <w:rPr>
+          <w:b/>
+          <w:bCs/>
+          <w:sz w:val="44"/>
+          <w:szCs w:val="44"/>
+        </w:rPr>
+        <w:t xml:space="preserve"> method and variable.</w:t>
       </w:r>
     </w:p>
     <w:p>
@@ -767,7 +935,27 @@
           <w:szCs w:val="44"/>
         </w:rPr>
         <w:lastRenderedPageBreak/>
-        <w:t>36)W.A.P to demonstrate over-riding vs. runtime polymorphism.</w:t>
+        <w:t>36)W.</w:t>
+      </w:r>
+      <w:proofErr w:type="gramStart"/>
+      <w:r>
+        <w:rPr>
+          <w:b/>
+          <w:bCs/>
+          <w:sz w:val="44"/>
+          <w:szCs w:val="44"/>
+        </w:rPr>
+        <w:t>A.P</w:t>
+      </w:r>
+      <w:proofErr w:type="gramEnd"/>
+      <w:r>
+        <w:rPr>
+          <w:b/>
+          <w:bCs/>
+          <w:sz w:val="44"/>
+          <w:szCs w:val="44"/>
+        </w:rPr>
+        <w:t xml:space="preserve"> to demonstrate over-riding vs. runtime polymorphism.</w:t>
       </w:r>
     </w:p>
     <w:p>
@@ -798,14 +986,25 @@
           <w:szCs w:val="44"/>
         </w:rPr>
       </w:pPr>
-      <w:r>
-        <w:rPr>
-          <w:b/>
-          <w:bCs/>
-          <w:sz w:val="44"/>
-          <w:szCs w:val="44"/>
-        </w:rPr>
-        <w:t>38 ) types and order of access modifiers from less to more secure. Prove it with the codes.</w:t>
+      <w:proofErr w:type="gramStart"/>
+      <w:r>
+        <w:rPr>
+          <w:b/>
+          <w:bCs/>
+          <w:sz w:val="44"/>
+          <w:szCs w:val="44"/>
+        </w:rPr>
+        <w:t>38 )</w:t>
+      </w:r>
+      <w:proofErr w:type="gramEnd"/>
+      <w:r>
+        <w:rPr>
+          <w:b/>
+          <w:bCs/>
+          <w:sz w:val="44"/>
+          <w:szCs w:val="44"/>
+        </w:rPr>
+        <w:t xml:space="preserve"> types and order of access modifiers from less to more secure. Prove it with the codes.</w:t>
       </w:r>
     </w:p>
     <w:p>
@@ -862,27 +1061,58 @@
           <w:sz w:val="44"/>
           <w:szCs w:val="44"/>
         </w:rPr>
-        <w:t>41)what is the relation between access modifiers and Overriding.</w:t>
-      </w:r>
-    </w:p>
-    <w:p>
-      <w:pPr>
-        <w:rPr>
-          <w:b/>
-          <w:bCs/>
-          <w:sz w:val="44"/>
-          <w:szCs w:val="44"/>
-        </w:rPr>
-      </w:pPr>
-      <w:r>
-        <w:rPr>
-          <w:b/>
-          <w:bCs/>
-          <w:sz w:val="44"/>
-          <w:szCs w:val="44"/>
-        </w:rPr>
-        <w:t>42)what is abstraction ?</w:t>
-      </w:r>
+        <w:t xml:space="preserve">41)what is the relation between access modifiers and </w:t>
+      </w:r>
+      <w:proofErr w:type="gramStart"/>
+      <w:r>
+        <w:rPr>
+          <w:b/>
+          <w:bCs/>
+          <w:sz w:val="44"/>
+          <w:szCs w:val="44"/>
+        </w:rPr>
+        <w:t>Overriding</w:t>
+      </w:r>
+      <w:proofErr w:type="gramEnd"/>
+      <w:r>
+        <w:rPr>
+          <w:b/>
+          <w:bCs/>
+          <w:sz w:val="44"/>
+          <w:szCs w:val="44"/>
+        </w:rPr>
+        <w:t>.</w:t>
+      </w:r>
+    </w:p>
+    <w:p>
+      <w:pPr>
+        <w:rPr>
+          <w:b/>
+          <w:bCs/>
+          <w:sz w:val="44"/>
+          <w:szCs w:val="44"/>
+        </w:rPr>
+      </w:pPr>
+      <w:r>
+        <w:rPr>
+          <w:b/>
+          <w:bCs/>
+          <w:sz w:val="44"/>
+          <w:szCs w:val="44"/>
+        </w:rPr>
+        <w:t xml:space="preserve">42)what is </w:t>
+      </w:r>
+      <w:proofErr w:type="gramStart"/>
+      <w:r>
+        <w:rPr>
+          <w:b/>
+          <w:bCs/>
+          <w:sz w:val="44"/>
+          <w:szCs w:val="44"/>
+        </w:rPr>
+        <w:t>abstraction ?</w:t>
+      </w:r>
+      <w:proofErr w:type="gramEnd"/>
     </w:p>
     <w:p>
       <w:pPr>
@@ -1149,7 +1379,17 @@
           <w:sz w:val="44"/>
           <w:szCs w:val="44"/>
         </w:rPr>
-        <w:t xml:space="preserve">53) how do you invoke a method of  </w:t>
+        <w:t xml:space="preserve">53) how do you invoke a method </w:t>
+      </w:r>
+      <w:proofErr w:type="gramStart"/>
+      <w:r>
+        <w:rPr>
+          <w:b/>
+          <w:bCs/>
+          <w:sz w:val="44"/>
+          <w:szCs w:val="44"/>
+        </w:rPr>
+        <w:t xml:space="preserve">of  </w:t>
       </w:r>
       <w:proofErr w:type="spellStart"/>
       <w:r>
@@ -1162,6 +1402,7 @@
         <w:t>i</w:t>
       </w:r>
       <w:proofErr w:type="spellEnd"/>
+      <w:proofErr w:type="gramEnd"/>
       <w:r>
         <w:rPr>
           <w:b/>
@@ -1238,6 +1479,7 @@
         <w:t xml:space="preserve">56) </w:t>
       </w:r>
       <w:proofErr w:type="spellStart"/>
+      <w:proofErr w:type="gramStart"/>
       <w:r>
         <w:rPr>
           <w:b/>
@@ -1255,9 +1497,20 @@
           <w:sz w:val="44"/>
           <w:szCs w:val="44"/>
         </w:rPr>
-        <w:t xml:space="preserve">() and </w:t>
+        <w:t>(</w:t>
+      </w:r>
+      <w:proofErr w:type="gramEnd"/>
+      <w:r>
+        <w:rPr>
+          <w:b/>
+          <w:bCs/>
+          <w:sz w:val="44"/>
+          <w:szCs w:val="44"/>
+        </w:rPr>
+        <w:t xml:space="preserve">) and </w:t>
       </w:r>
       <w:proofErr w:type="spellStart"/>
+      <w:proofErr w:type="gramStart"/>
       <w:r>
         <w:rPr>
           <w:b/>
@@ -1275,7 +1528,17 @@
           <w:sz w:val="44"/>
           <w:szCs w:val="44"/>
         </w:rPr>
-        <w:t>()</w:t>
+        <w:t>(</w:t>
+      </w:r>
+      <w:proofErr w:type="gramEnd"/>
+      <w:r>
+        <w:rPr>
+          <w:b/>
+          <w:bCs/>
+          <w:sz w:val="44"/>
+          <w:szCs w:val="44"/>
+        </w:rPr>
+        <w:t>)</w:t>
       </w:r>
     </w:p>
     <w:p>
@@ -1323,27 +1586,58 @@
           <w:sz w:val="44"/>
           <w:szCs w:val="44"/>
         </w:rPr>
-        <w:t>58)is it compulsory to write the catch block with try ? explain.</w:t>
-      </w:r>
-    </w:p>
-    <w:p>
-      <w:pPr>
-        <w:rPr>
-          <w:b/>
-          <w:bCs/>
-          <w:sz w:val="44"/>
-          <w:szCs w:val="44"/>
-        </w:rPr>
-      </w:pPr>
-      <w:r>
-        <w:rPr>
-          <w:b/>
-          <w:bCs/>
-          <w:sz w:val="44"/>
-          <w:szCs w:val="44"/>
-        </w:rPr>
-        <w:t>59)can we write consecutive try/ finally blocks ?</w:t>
-      </w:r>
+        <w:t xml:space="preserve">58)is it compulsory to write the catch block with </w:t>
+      </w:r>
+      <w:proofErr w:type="gramStart"/>
+      <w:r>
+        <w:rPr>
+          <w:b/>
+          <w:bCs/>
+          <w:sz w:val="44"/>
+          <w:szCs w:val="44"/>
+        </w:rPr>
+        <w:t>try ?</w:t>
+      </w:r>
+      <w:proofErr w:type="gramEnd"/>
+      <w:r>
+        <w:rPr>
+          <w:b/>
+          <w:bCs/>
+          <w:sz w:val="44"/>
+          <w:szCs w:val="44"/>
+        </w:rPr>
+        <w:t xml:space="preserve"> explain.</w:t>
+      </w:r>
+    </w:p>
+    <w:p>
+      <w:pPr>
+        <w:rPr>
+          <w:b/>
+          <w:bCs/>
+          <w:sz w:val="44"/>
+          <w:szCs w:val="44"/>
+        </w:rPr>
+      </w:pPr>
+      <w:r>
+        <w:rPr>
+          <w:b/>
+          <w:bCs/>
+          <w:sz w:val="44"/>
+          <w:szCs w:val="44"/>
+        </w:rPr>
+        <w:t xml:space="preserve">59)can we write consecutive try/ finally </w:t>
+      </w:r>
+      <w:proofErr w:type="gramStart"/>
+      <w:r>
+        <w:rPr>
+          <w:b/>
+          <w:bCs/>
+          <w:sz w:val="44"/>
+          <w:szCs w:val="44"/>
+        </w:rPr>
+        <w:t>blocks ?</w:t>
+      </w:r>
+      <w:proofErr w:type="gramEnd"/>
     </w:p>
     <w:p>
       <w:pPr>
@@ -1380,26 +1674,77 @@
           <w:sz w:val="44"/>
           <w:szCs w:val="44"/>
         </w:rPr>
-        <w:t>61)will finally always get executed ?</w:t>
-      </w:r>
-    </w:p>
-    <w:p>
-      <w:pPr>
-        <w:rPr>
-          <w:b/>
-          <w:bCs/>
-          <w:sz w:val="44"/>
-          <w:szCs w:val="44"/>
-        </w:rPr>
-      </w:pPr>
-      <w:r>
-        <w:rPr>
-          <w:b/>
-          <w:bCs/>
-          <w:sz w:val="44"/>
-          <w:szCs w:val="44"/>
-        </w:rPr>
-        <w:t>62)why it’s compulsory to handle checked(Compile) time exceptions at compile time? But optional to handle unchecked(Runtime) exceptions at compile time?</w:t>
+        <w:t xml:space="preserve">61)will finally always get </w:t>
+      </w:r>
+      <w:proofErr w:type="gramStart"/>
+      <w:r>
+        <w:rPr>
+          <w:b/>
+          <w:bCs/>
+          <w:sz w:val="44"/>
+          <w:szCs w:val="44"/>
+        </w:rPr>
+        <w:t>executed ?</w:t>
+      </w:r>
+      <w:proofErr w:type="gramEnd"/>
+    </w:p>
+    <w:p>
+      <w:pPr>
+        <w:rPr>
+          <w:b/>
+          <w:bCs/>
+          <w:sz w:val="44"/>
+          <w:szCs w:val="44"/>
+        </w:rPr>
+      </w:pPr>
+      <w:r>
+        <w:rPr>
+          <w:b/>
+          <w:bCs/>
+          <w:sz w:val="44"/>
+          <w:szCs w:val="44"/>
+        </w:rPr>
+        <w:t xml:space="preserve">62)why it’s compulsory to handle </w:t>
+      </w:r>
+      <w:proofErr w:type="gramStart"/>
+      <w:r>
+        <w:rPr>
+          <w:b/>
+          <w:bCs/>
+          <w:sz w:val="44"/>
+          <w:szCs w:val="44"/>
+        </w:rPr>
+        <w:t>checked(</w:t>
+      </w:r>
+      <w:proofErr w:type="gramEnd"/>
+      <w:r>
+        <w:rPr>
+          <w:b/>
+          <w:bCs/>
+          <w:sz w:val="44"/>
+          <w:szCs w:val="44"/>
+        </w:rPr>
+        <w:t xml:space="preserve">Compile) time exceptions at compile time? But optional to handle </w:t>
+      </w:r>
+      <w:proofErr w:type="gramStart"/>
+      <w:r>
+        <w:rPr>
+          <w:b/>
+          <w:bCs/>
+          <w:sz w:val="44"/>
+          <w:szCs w:val="44"/>
+        </w:rPr>
+        <w:t>unchecked(</w:t>
+      </w:r>
+      <w:proofErr w:type="gramEnd"/>
+      <w:r>
+        <w:rPr>
+          <w:b/>
+          <w:bCs/>
+          <w:sz w:val="44"/>
+          <w:szCs w:val="44"/>
+        </w:rPr>
+        <w:t>Runtime) exceptions at compile time?</w:t>
       </w:r>
     </w:p>
     <w:p>
@@ -1437,26 +1782,77 @@
           <w:sz w:val="44"/>
           <w:szCs w:val="44"/>
         </w:rPr>
-        <w:t>64)when to use the throw keyword ?</w:t>
-      </w:r>
-    </w:p>
-    <w:p>
-      <w:pPr>
-        <w:rPr>
-          <w:b/>
-          <w:bCs/>
-          <w:sz w:val="44"/>
-          <w:szCs w:val="44"/>
-        </w:rPr>
-      </w:pPr>
-      <w:r>
-        <w:rPr>
-          <w:b/>
-          <w:bCs/>
-          <w:sz w:val="44"/>
-          <w:szCs w:val="44"/>
-        </w:rPr>
-        <w:t>65)can you throw the multiple exceptions from the single try block a)with overlapping logic. b)separate logic.</w:t>
+        <w:t xml:space="preserve">64)when to use the throw </w:t>
+      </w:r>
+      <w:proofErr w:type="gramStart"/>
+      <w:r>
+        <w:rPr>
+          <w:b/>
+          <w:bCs/>
+          <w:sz w:val="44"/>
+          <w:szCs w:val="44"/>
+        </w:rPr>
+        <w:t>keyword ?</w:t>
+      </w:r>
+      <w:proofErr w:type="gramEnd"/>
+    </w:p>
+    <w:p>
+      <w:pPr>
+        <w:rPr>
+          <w:b/>
+          <w:bCs/>
+          <w:sz w:val="44"/>
+          <w:szCs w:val="44"/>
+        </w:rPr>
+      </w:pPr>
+      <w:r>
+        <w:rPr>
+          <w:b/>
+          <w:bCs/>
+          <w:sz w:val="44"/>
+          <w:szCs w:val="44"/>
+        </w:rPr>
+        <w:t xml:space="preserve">65)can you throw the multiple exceptions from the single try block </w:t>
+      </w:r>
+      <w:proofErr w:type="gramStart"/>
+      <w:r>
+        <w:rPr>
+          <w:b/>
+          <w:bCs/>
+          <w:sz w:val="44"/>
+          <w:szCs w:val="44"/>
+        </w:rPr>
+        <w:t>a)with</w:t>
+      </w:r>
+      <w:proofErr w:type="gramEnd"/>
+      <w:r>
+        <w:rPr>
+          <w:b/>
+          <w:bCs/>
+          <w:sz w:val="44"/>
+          <w:szCs w:val="44"/>
+        </w:rPr>
+        <w:t xml:space="preserve"> overlapping logic. </w:t>
+      </w:r>
+      <w:proofErr w:type="gramStart"/>
+      <w:r>
+        <w:rPr>
+          <w:b/>
+          <w:bCs/>
+          <w:sz w:val="44"/>
+          <w:szCs w:val="44"/>
+        </w:rPr>
+        <w:t>b)separate</w:t>
+      </w:r>
+      <w:proofErr w:type="gramEnd"/>
+      <w:r>
+        <w:rPr>
+          <w:b/>
+          <w:bCs/>
+          <w:sz w:val="44"/>
+          <w:szCs w:val="44"/>
+        </w:rPr>
+        <w:t xml:space="preserve"> logic.</w:t>
       </w:r>
     </w:p>
     <w:p>
@@ -1485,27 +1881,98 @@
           <w:sz w:val="44"/>
           <w:szCs w:val="44"/>
         </w:rPr>
-        <w:t xml:space="preserve">Can we throw an Exception  from constructor ? </w:t>
-      </w:r>
-    </w:p>
-    <w:p>
-      <w:pPr>
-        <w:rPr>
-          <w:b/>
-          <w:bCs/>
-          <w:sz w:val="44"/>
-          <w:szCs w:val="44"/>
-        </w:rPr>
-      </w:pPr>
-      <w:r>
-        <w:rPr>
-          <w:b/>
-          <w:bCs/>
-          <w:sz w:val="44"/>
-          <w:szCs w:val="44"/>
-        </w:rPr>
-        <w:t>67)what is static block ? and it’s use ?</w:t>
-      </w:r>
+        <w:t xml:space="preserve">Can we throw an </w:t>
+      </w:r>
+      <w:proofErr w:type="gramStart"/>
+      <w:r>
+        <w:rPr>
+          <w:b/>
+          <w:bCs/>
+          <w:sz w:val="44"/>
+          <w:szCs w:val="44"/>
+        </w:rPr>
+        <w:t>Exception  from</w:t>
+      </w:r>
+      <w:proofErr w:type="gramEnd"/>
+      <w:r>
+        <w:rPr>
+          <w:b/>
+          <w:bCs/>
+          <w:sz w:val="44"/>
+          <w:szCs w:val="44"/>
+        </w:rPr>
+        <w:t xml:space="preserve"> </w:t>
+      </w:r>
+      <w:proofErr w:type="gramStart"/>
+      <w:r>
+        <w:rPr>
+          <w:b/>
+          <w:bCs/>
+          <w:sz w:val="44"/>
+          <w:szCs w:val="44"/>
+        </w:rPr>
+        <w:t>constructor ?</w:t>
+      </w:r>
+      <w:proofErr w:type="gramEnd"/>
+      <w:r>
+        <w:rPr>
+          <w:b/>
+          <w:bCs/>
+          <w:sz w:val="44"/>
+          <w:szCs w:val="44"/>
+        </w:rPr>
+        <w:t xml:space="preserve"> </w:t>
+      </w:r>
+    </w:p>
+    <w:p>
+      <w:pPr>
+        <w:rPr>
+          <w:b/>
+          <w:bCs/>
+          <w:sz w:val="44"/>
+          <w:szCs w:val="44"/>
+        </w:rPr>
+      </w:pPr>
+      <w:r>
+        <w:rPr>
+          <w:b/>
+          <w:bCs/>
+          <w:sz w:val="44"/>
+          <w:szCs w:val="44"/>
+        </w:rPr>
+        <w:t xml:space="preserve">67)what is static </w:t>
+      </w:r>
+      <w:proofErr w:type="gramStart"/>
+      <w:r>
+        <w:rPr>
+          <w:b/>
+          <w:bCs/>
+          <w:sz w:val="44"/>
+          <w:szCs w:val="44"/>
+        </w:rPr>
+        <w:t>block ?</w:t>
+      </w:r>
+      <w:proofErr w:type="gramEnd"/>
+      <w:r>
+        <w:rPr>
+          <w:b/>
+          <w:bCs/>
+          <w:sz w:val="44"/>
+          <w:szCs w:val="44"/>
+        </w:rPr>
+        <w:t xml:space="preserve"> and it’s </w:t>
+      </w:r>
+      <w:proofErr w:type="gramStart"/>
+      <w:r>
+        <w:rPr>
+          <w:b/>
+          <w:bCs/>
+          <w:sz w:val="44"/>
+          <w:szCs w:val="44"/>
+        </w:rPr>
+        <w:t>use ?</w:t>
+      </w:r>
+      <w:proofErr w:type="gramEnd"/>
     </w:p>
     <w:p>
       <w:pPr>
@@ -1551,7 +2018,17 @@
           <w:sz w:val="44"/>
           <w:szCs w:val="44"/>
         </w:rPr>
-        <w:t>69)What is .</w:t>
+        <w:t xml:space="preserve">69)What </w:t>
+      </w:r>
+      <w:proofErr w:type="gramStart"/>
+      <w:r>
+        <w:rPr>
+          <w:b/>
+          <w:bCs/>
+          <w:sz w:val="44"/>
+          <w:szCs w:val="44"/>
+        </w:rPr>
+        <w:t>is .</w:t>
       </w:r>
       <w:proofErr w:type="spellStart"/>
       <w:r>
@@ -1564,6 +2041,7 @@
         <w:t>hashCode</w:t>
       </w:r>
       <w:proofErr w:type="spellEnd"/>
+      <w:proofErr w:type="gramEnd"/>
       <w:r>
         <w:rPr>
           <w:b/>
@@ -1574,6 +2052,7 @@
         <w:t xml:space="preserve">() and </w:t>
       </w:r>
       <w:proofErr w:type="spellStart"/>
+      <w:proofErr w:type="gramStart"/>
       <w:r>
         <w:rPr>
           <w:b/>
@@ -1584,6 +2063,7 @@
         <w:t>it’s</w:t>
       </w:r>
       <w:proofErr w:type="spellEnd"/>
+      <w:proofErr w:type="gramEnd"/>
       <w:r>
         <w:rPr>
           <w:b/>
@@ -1610,26 +2090,67 @@
           <w:sz w:val="44"/>
           <w:szCs w:val="44"/>
         </w:rPr>
-        <w:t>70)what is .intern() method and String interning in java ?</w:t>
-      </w:r>
-    </w:p>
-    <w:p>
-      <w:pPr>
-        <w:rPr>
-          <w:b/>
-          <w:bCs/>
-          <w:sz w:val="44"/>
-          <w:szCs w:val="44"/>
-        </w:rPr>
-      </w:pPr>
-      <w:r>
-        <w:rPr>
-          <w:b/>
-          <w:bCs/>
-          <w:sz w:val="44"/>
-          <w:szCs w:val="44"/>
-        </w:rPr>
-        <w:t>71)how can we override the .</w:t>
+        <w:t xml:space="preserve">70)what </w:t>
+      </w:r>
+      <w:proofErr w:type="gramStart"/>
+      <w:r>
+        <w:rPr>
+          <w:b/>
+          <w:bCs/>
+          <w:sz w:val="44"/>
+          <w:szCs w:val="44"/>
+        </w:rPr>
+        <w:t>is .intern</w:t>
+      </w:r>
+      <w:proofErr w:type="gramEnd"/>
+      <w:r>
+        <w:rPr>
+          <w:b/>
+          <w:bCs/>
+          <w:sz w:val="44"/>
+          <w:szCs w:val="44"/>
+        </w:rPr>
+        <w:t xml:space="preserve">() method and String interning in </w:t>
+      </w:r>
+      <w:proofErr w:type="gramStart"/>
+      <w:r>
+        <w:rPr>
+          <w:b/>
+          <w:bCs/>
+          <w:sz w:val="44"/>
+          <w:szCs w:val="44"/>
+        </w:rPr>
+        <w:t>java ?</w:t>
+      </w:r>
+      <w:proofErr w:type="gramEnd"/>
+    </w:p>
+    <w:p>
+      <w:pPr>
+        <w:rPr>
+          <w:b/>
+          <w:bCs/>
+          <w:sz w:val="44"/>
+          <w:szCs w:val="44"/>
+        </w:rPr>
+      </w:pPr>
+      <w:r>
+        <w:rPr>
+          <w:b/>
+          <w:bCs/>
+          <w:sz w:val="44"/>
+          <w:szCs w:val="44"/>
+        </w:rPr>
+        <w:t xml:space="preserve">71)how can we override </w:t>
+      </w:r>
+      <w:proofErr w:type="gramStart"/>
+      <w:r>
+        <w:rPr>
+          <w:b/>
+          <w:bCs/>
+          <w:sz w:val="44"/>
+          <w:szCs w:val="44"/>
+        </w:rPr>
+        <w:t>the .</w:t>
       </w:r>
       <w:proofErr w:type="spellStart"/>
       <w:r>
@@ -1642,6 +2163,7 @@
         <w:t>hashCode</w:t>
       </w:r>
       <w:proofErr w:type="spellEnd"/>
+      <w:proofErr w:type="gramEnd"/>
       <w:r>
         <w:rPr>
           <w:b/>
@@ -1668,7 +2190,17 @@
           <w:sz w:val="44"/>
           <w:szCs w:val="44"/>
         </w:rPr>
-        <w:t>72) String class and  .</w:t>
+        <w:t xml:space="preserve">72) String class </w:t>
+      </w:r>
+      <w:proofErr w:type="gramStart"/>
+      <w:r>
+        <w:rPr>
+          <w:b/>
+          <w:bCs/>
+          <w:sz w:val="44"/>
+          <w:szCs w:val="44"/>
+        </w:rPr>
+        <w:t>and  .</w:t>
       </w:r>
       <w:proofErr w:type="spellStart"/>
       <w:r>
@@ -1688,7 +2220,17 @@
           <w:sz w:val="44"/>
           <w:szCs w:val="44"/>
         </w:rPr>
-        <w:t>() method.</w:t>
+        <w:t>(</w:t>
+      </w:r>
+      <w:proofErr w:type="gramEnd"/>
+      <w:r>
+        <w:rPr>
+          <w:b/>
+          <w:bCs/>
+          <w:sz w:val="44"/>
+          <w:szCs w:val="44"/>
+        </w:rPr>
+        <w:t>) method.</w:t>
       </w:r>
     </w:p>
     <w:p>
@@ -1803,8 +2345,39 @@
           <w:sz w:val="44"/>
           <w:szCs w:val="44"/>
         </w:rPr>
-        <w:t>77) what are the cases when finally does not execute ?</w:t>
-      </w:r>
+        <w:t xml:space="preserve">77) what are the cases when </w:t>
+      </w:r>
+      <w:proofErr w:type="gramStart"/>
+      <w:r>
+        <w:rPr>
+          <w:b/>
+          <w:bCs/>
+          <w:sz w:val="44"/>
+          <w:szCs w:val="44"/>
+        </w:rPr>
+        <w:t>finally</w:t>
+      </w:r>
+      <w:proofErr w:type="gramEnd"/>
+      <w:r>
+        <w:rPr>
+          <w:b/>
+          <w:bCs/>
+          <w:sz w:val="44"/>
+          <w:szCs w:val="44"/>
+        </w:rPr>
+        <w:t xml:space="preserve"> does not </w:t>
+      </w:r>
+      <w:proofErr w:type="gramStart"/>
+      <w:r>
+        <w:rPr>
+          <w:b/>
+          <w:bCs/>
+          <w:sz w:val="44"/>
+          <w:szCs w:val="44"/>
+        </w:rPr>
+        <w:t>execute ?</w:t>
+      </w:r>
+      <w:proofErr w:type="gramEnd"/>
     </w:p>
     <w:p>
       <w:pPr>
@@ -1861,7 +2434,17 @@
           <w:sz w:val="44"/>
           <w:szCs w:val="44"/>
         </w:rPr>
-        <w:t>80) what is .</w:t>
+        <w:t xml:space="preserve">80) what </w:t>
+      </w:r>
+      <w:proofErr w:type="gramStart"/>
+      <w:r>
+        <w:rPr>
+          <w:b/>
+          <w:bCs/>
+          <w:sz w:val="44"/>
+          <w:szCs w:val="44"/>
+        </w:rPr>
+        <w:t>is .</w:t>
       </w:r>
       <w:proofErr w:type="spellStart"/>
       <w:r>
@@ -1874,6 +2457,7 @@
         <w:t>hashCode</w:t>
       </w:r>
       <w:proofErr w:type="spellEnd"/>
+      <w:proofErr w:type="gramEnd"/>
       <w:r>
         <w:rPr>
           <w:b/>
@@ -1884,6 +2468,7 @@
         <w:t xml:space="preserve">() and </w:t>
       </w:r>
       <w:proofErr w:type="spellStart"/>
+      <w:proofErr w:type="gramStart"/>
       <w:r>
         <w:rPr>
           <w:b/>
@@ -1894,15 +2479,27 @@
         <w:t>it’s</w:t>
       </w:r>
       <w:proofErr w:type="spellEnd"/>
-      <w:r>
-        <w:rPr>
-          <w:b/>
-          <w:bCs/>
-          <w:sz w:val="44"/>
-          <w:szCs w:val="44"/>
-        </w:rPr>
-        <w:t xml:space="preserve"> significance ?</w:t>
-      </w:r>
+      <w:proofErr w:type="gramEnd"/>
+      <w:r>
+        <w:rPr>
+          <w:b/>
+          <w:bCs/>
+          <w:sz w:val="44"/>
+          <w:szCs w:val="44"/>
+        </w:rPr>
+        <w:t xml:space="preserve"> </w:t>
+      </w:r>
+      <w:proofErr w:type="gramStart"/>
+      <w:r>
+        <w:rPr>
+          <w:b/>
+          <w:bCs/>
+          <w:sz w:val="44"/>
+          <w:szCs w:val="44"/>
+        </w:rPr>
+        <w:t>significance ?</w:t>
+      </w:r>
+      <w:proofErr w:type="gramEnd"/>
     </w:p>
     <w:p>
       <w:pPr>
@@ -1940,45 +2537,126 @@
           <w:sz w:val="44"/>
           <w:szCs w:val="44"/>
         </w:rPr>
-        <w:t xml:space="preserve"> of the .equals() in java ?</w:t>
-      </w:r>
-    </w:p>
-    <w:p>
-      <w:pPr>
-        <w:rPr>
-          <w:b/>
-          <w:bCs/>
-          <w:sz w:val="44"/>
-          <w:szCs w:val="44"/>
-        </w:rPr>
-      </w:pPr>
-      <w:r>
-        <w:rPr>
-          <w:b/>
-          <w:bCs/>
-          <w:sz w:val="44"/>
-          <w:szCs w:val="44"/>
-        </w:rPr>
-        <w:t>82) why does .equals() behaves differently in String class?</w:t>
-      </w:r>
-    </w:p>
-    <w:p>
-      <w:pPr>
-        <w:rPr>
-          <w:b/>
-          <w:bCs/>
-          <w:sz w:val="44"/>
-          <w:szCs w:val="44"/>
-        </w:rPr>
-      </w:pPr>
-      <w:r>
-        <w:rPr>
-          <w:b/>
-          <w:bCs/>
-          <w:sz w:val="44"/>
-          <w:szCs w:val="44"/>
-        </w:rPr>
-        <w:t>83)what is the contract between .equals() and .</w:t>
+        <w:t xml:space="preserve"> of </w:t>
+      </w:r>
+      <w:proofErr w:type="gramStart"/>
+      <w:r>
+        <w:rPr>
+          <w:b/>
+          <w:bCs/>
+          <w:sz w:val="44"/>
+          <w:szCs w:val="44"/>
+        </w:rPr>
+        <w:t>the .equals</w:t>
+      </w:r>
+      <w:proofErr w:type="gramEnd"/>
+      <w:r>
+        <w:rPr>
+          <w:b/>
+          <w:bCs/>
+          <w:sz w:val="44"/>
+          <w:szCs w:val="44"/>
+        </w:rPr>
+        <w:t xml:space="preserve">() in </w:t>
+      </w:r>
+      <w:proofErr w:type="gramStart"/>
+      <w:r>
+        <w:rPr>
+          <w:b/>
+          <w:bCs/>
+          <w:sz w:val="44"/>
+          <w:szCs w:val="44"/>
+        </w:rPr>
+        <w:t>java ?</w:t>
+      </w:r>
+      <w:proofErr w:type="gramEnd"/>
+    </w:p>
+    <w:p>
+      <w:pPr>
+        <w:rPr>
+          <w:b/>
+          <w:bCs/>
+          <w:sz w:val="44"/>
+          <w:szCs w:val="44"/>
+        </w:rPr>
+      </w:pPr>
+      <w:r>
+        <w:rPr>
+          <w:b/>
+          <w:bCs/>
+          <w:sz w:val="44"/>
+          <w:szCs w:val="44"/>
+        </w:rPr>
+        <w:t xml:space="preserve">82) why </w:t>
+      </w:r>
+      <w:proofErr w:type="gramStart"/>
+      <w:r>
+        <w:rPr>
+          <w:b/>
+          <w:bCs/>
+          <w:sz w:val="44"/>
+          <w:szCs w:val="44"/>
+        </w:rPr>
+        <w:t>does .equals</w:t>
+      </w:r>
+      <w:proofErr w:type="gramEnd"/>
+      <w:r>
+        <w:rPr>
+          <w:b/>
+          <w:bCs/>
+          <w:sz w:val="44"/>
+          <w:szCs w:val="44"/>
+        </w:rPr>
+        <w:t>() behaves differently in String class?</w:t>
+      </w:r>
+    </w:p>
+    <w:p>
+      <w:pPr>
+        <w:rPr>
+          <w:b/>
+          <w:bCs/>
+          <w:sz w:val="44"/>
+          <w:szCs w:val="44"/>
+        </w:rPr>
+      </w:pPr>
+      <w:r>
+        <w:rPr>
+          <w:b/>
+          <w:bCs/>
+          <w:sz w:val="44"/>
+          <w:szCs w:val="44"/>
+        </w:rPr>
+        <w:t xml:space="preserve">83)what is the contract </w:t>
+      </w:r>
+      <w:proofErr w:type="gramStart"/>
+      <w:r>
+        <w:rPr>
+          <w:b/>
+          <w:bCs/>
+          <w:sz w:val="44"/>
+          <w:szCs w:val="44"/>
+        </w:rPr>
+        <w:t>between .equals</w:t>
+      </w:r>
+      <w:proofErr w:type="gramEnd"/>
+      <w:r>
+        <w:rPr>
+          <w:b/>
+          <w:bCs/>
+          <w:sz w:val="44"/>
+          <w:szCs w:val="44"/>
+        </w:rPr>
+        <w:t xml:space="preserve">() </w:t>
+      </w:r>
+      <w:proofErr w:type="gramStart"/>
+      <w:r>
+        <w:rPr>
+          <w:b/>
+          <w:bCs/>
+          <w:sz w:val="44"/>
+          <w:szCs w:val="44"/>
+        </w:rPr>
+        <w:t>and .</w:t>
       </w:r>
       <w:proofErr w:type="spellStart"/>
       <w:r>
@@ -1991,34 +2669,57 @@
         <w:t>hashCode</w:t>
       </w:r>
       <w:proofErr w:type="spellEnd"/>
-      <w:r>
-        <w:rPr>
-          <w:b/>
-          <w:bCs/>
-          <w:sz w:val="44"/>
-          <w:szCs w:val="44"/>
-        </w:rPr>
-        <w:t>() in java ?</w:t>
-      </w:r>
-    </w:p>
-    <w:p>
-      <w:pPr>
-        <w:rPr>
-          <w:b/>
-          <w:bCs/>
-          <w:sz w:val="44"/>
-          <w:szCs w:val="44"/>
-        </w:rPr>
-      </w:pPr>
-      <w:r>
-        <w:rPr>
-          <w:b/>
-          <w:bCs/>
-          <w:sz w:val="44"/>
-          <w:szCs w:val="44"/>
-        </w:rPr>
-        <w:t>84) define :</w:t>
-      </w:r>
+      <w:proofErr w:type="gramEnd"/>
+      <w:r>
+        <w:rPr>
+          <w:b/>
+          <w:bCs/>
+          <w:sz w:val="44"/>
+          <w:szCs w:val="44"/>
+        </w:rPr>
+        <w:t xml:space="preserve">() in </w:t>
+      </w:r>
+      <w:proofErr w:type="gramStart"/>
+      <w:r>
+        <w:rPr>
+          <w:b/>
+          <w:bCs/>
+          <w:sz w:val="44"/>
+          <w:szCs w:val="44"/>
+        </w:rPr>
+        <w:t>java ?</w:t>
+      </w:r>
+      <w:proofErr w:type="gramEnd"/>
+    </w:p>
+    <w:p>
+      <w:pPr>
+        <w:rPr>
+          <w:b/>
+          <w:bCs/>
+          <w:sz w:val="44"/>
+          <w:szCs w:val="44"/>
+        </w:rPr>
+      </w:pPr>
+      <w:r>
+        <w:rPr>
+          <w:b/>
+          <w:bCs/>
+          <w:sz w:val="44"/>
+          <w:szCs w:val="44"/>
+        </w:rPr>
+        <w:t xml:space="preserve">84) </w:t>
+      </w:r>
+      <w:proofErr w:type="gramStart"/>
+      <w:r>
+        <w:rPr>
+          <w:b/>
+          <w:bCs/>
+          <w:sz w:val="44"/>
+          <w:szCs w:val="44"/>
+        </w:rPr>
+        <w:t>define :</w:t>
+      </w:r>
+      <w:proofErr w:type="gramEnd"/>
       <w:r>
         <w:rPr>
           <w:b/>
@@ -2027,7 +2728,17 @@
           <w:szCs w:val="44"/>
         </w:rPr>
         <w:br/>
-        <w:t xml:space="preserve"> a)</w:t>
+        <w:t xml:space="preserve"> </w:t>
+      </w:r>
+      <w:proofErr w:type="gramStart"/>
+      <w:r>
+        <w:rPr>
+          <w:b/>
+          <w:bCs/>
+          <w:sz w:val="44"/>
+          <w:szCs w:val="44"/>
+        </w:rPr>
+        <w:t>a)</w:t>
       </w:r>
       <w:proofErr w:type="spellStart"/>
       <w:r>
@@ -2040,16 +2751,18 @@
         <w:t>reflexitivity</w:t>
       </w:r>
       <w:proofErr w:type="spellEnd"/>
-    </w:p>
-    <w:p>
-      <w:pPr>
-        <w:rPr>
-          <w:b/>
-          <w:bCs/>
-          <w:sz w:val="44"/>
-          <w:szCs w:val="44"/>
-        </w:rPr>
-      </w:pPr>
+      <w:proofErr w:type="gramEnd"/>
+    </w:p>
+    <w:p>
+      <w:pPr>
+        <w:rPr>
+          <w:b/>
+          <w:bCs/>
+          <w:sz w:val="44"/>
+          <w:szCs w:val="44"/>
+        </w:rPr>
+      </w:pPr>
+      <w:proofErr w:type="gramStart"/>
       <w:r>
         <w:rPr>
           <w:b/>
@@ -2059,6 +2772,7 @@
         </w:rPr>
         <w:t>b)consistency</w:t>
       </w:r>
+      <w:proofErr w:type="gramEnd"/>
     </w:p>
     <w:p>
       <w:pPr>
@@ -2107,43 +2821,74 @@
           <w:szCs w:val="44"/>
         </w:rPr>
       </w:pPr>
-      <w:r>
-        <w:rPr>
-          <w:b/>
-          <w:bCs/>
-          <w:sz w:val="44"/>
-          <w:szCs w:val="44"/>
-        </w:rPr>
-        <w:t xml:space="preserve">e)transitivity </w:t>
-      </w:r>
-    </w:p>
-    <w:p>
-      <w:pPr>
-        <w:rPr>
-          <w:b/>
-          <w:bCs/>
-          <w:sz w:val="44"/>
-          <w:szCs w:val="44"/>
-        </w:rPr>
-      </w:pPr>
-    </w:p>
-    <w:p>
-      <w:pPr>
-        <w:rPr>
-          <w:b/>
-          <w:bCs/>
-          <w:sz w:val="44"/>
-          <w:szCs w:val="44"/>
-        </w:rPr>
-      </w:pPr>
-      <w:r>
-        <w:rPr>
-          <w:b/>
-          <w:bCs/>
-          <w:sz w:val="44"/>
-          <w:szCs w:val="44"/>
-        </w:rPr>
-        <w:t>contracts of .equals() in java with example.</w:t>
+      <w:proofErr w:type="gramStart"/>
+      <w:r>
+        <w:rPr>
+          <w:b/>
+          <w:bCs/>
+          <w:sz w:val="44"/>
+          <w:szCs w:val="44"/>
+        </w:rPr>
+        <w:t>e)transitivity</w:t>
+      </w:r>
+      <w:proofErr w:type="gramEnd"/>
+      <w:r>
+        <w:rPr>
+          <w:b/>
+          <w:bCs/>
+          <w:sz w:val="44"/>
+          <w:szCs w:val="44"/>
+        </w:rPr>
+        <w:t xml:space="preserve"> </w:t>
+      </w:r>
+    </w:p>
+    <w:p>
+      <w:pPr>
+        <w:rPr>
+          <w:b/>
+          <w:bCs/>
+          <w:sz w:val="44"/>
+          <w:szCs w:val="44"/>
+        </w:rPr>
+      </w:pPr>
+    </w:p>
+    <w:p>
+      <w:pPr>
+        <w:rPr>
+          <w:b/>
+          <w:bCs/>
+          <w:sz w:val="44"/>
+          <w:szCs w:val="44"/>
+        </w:rPr>
+      </w:pPr>
+      <w:r>
+        <w:rPr>
+          <w:b/>
+          <w:bCs/>
+          <w:sz w:val="44"/>
+          <w:szCs w:val="44"/>
+        </w:rPr>
+        <w:t xml:space="preserve">contracts </w:t>
+      </w:r>
+      <w:proofErr w:type="gramStart"/>
+      <w:r>
+        <w:rPr>
+          <w:b/>
+          <w:bCs/>
+          <w:sz w:val="44"/>
+          <w:szCs w:val="44"/>
+        </w:rPr>
+        <w:t>of .equals</w:t>
+      </w:r>
+      <w:proofErr w:type="gramEnd"/>
+      <w:r>
+        <w:rPr>
+          <w:b/>
+          <w:bCs/>
+          <w:sz w:val="44"/>
+          <w:szCs w:val="44"/>
+        </w:rPr>
+        <w:t>() in java with example.</w:t>
       </w:r>
     </w:p>
     <w:p>
@@ -2173,7 +2918,37 @@
           <w:szCs w:val="44"/>
         </w:rPr>
         <w:lastRenderedPageBreak/>
-        <w:t>85) why to override .equals() and .</w:t>
+        <w:t xml:space="preserve">85) why to </w:t>
+      </w:r>
+      <w:proofErr w:type="gramStart"/>
+      <w:r>
+        <w:rPr>
+          <w:b/>
+          <w:bCs/>
+          <w:sz w:val="44"/>
+          <w:szCs w:val="44"/>
+        </w:rPr>
+        <w:t>override .equals</w:t>
+      </w:r>
+      <w:proofErr w:type="gramEnd"/>
+      <w:r>
+        <w:rPr>
+          <w:b/>
+          <w:bCs/>
+          <w:sz w:val="44"/>
+          <w:szCs w:val="44"/>
+        </w:rPr>
+        <w:t xml:space="preserve">() </w:t>
+      </w:r>
+      <w:proofErr w:type="gramStart"/>
+      <w:r>
+        <w:rPr>
+          <w:b/>
+          <w:bCs/>
+          <w:sz w:val="44"/>
+          <w:szCs w:val="44"/>
+        </w:rPr>
+        <w:t>and .</w:t>
       </w:r>
       <w:proofErr w:type="spellStart"/>
       <w:r>
@@ -2186,33 +2961,75 @@
         <w:t>hashCode</w:t>
       </w:r>
       <w:proofErr w:type="spellEnd"/>
-      <w:r>
-        <w:rPr>
-          <w:b/>
-          <w:bCs/>
-          <w:sz w:val="44"/>
-          <w:szCs w:val="44"/>
-        </w:rPr>
-        <w:t>() together in java ?</w:t>
-      </w:r>
-    </w:p>
-    <w:p>
-      <w:pPr>
-        <w:rPr>
-          <w:b/>
-          <w:bCs/>
-          <w:sz w:val="44"/>
-          <w:szCs w:val="44"/>
-        </w:rPr>
-      </w:pPr>
-      <w:r>
-        <w:rPr>
-          <w:b/>
-          <w:bCs/>
-          <w:sz w:val="44"/>
-          <w:szCs w:val="44"/>
-        </w:rPr>
-        <w:t>86)what are the best practices followed when overriding the .equals() and .</w:t>
+      <w:proofErr w:type="gramEnd"/>
+      <w:r>
+        <w:rPr>
+          <w:b/>
+          <w:bCs/>
+          <w:sz w:val="44"/>
+          <w:szCs w:val="44"/>
+        </w:rPr>
+        <w:t xml:space="preserve">() together in </w:t>
+      </w:r>
+      <w:proofErr w:type="gramStart"/>
+      <w:r>
+        <w:rPr>
+          <w:b/>
+          <w:bCs/>
+          <w:sz w:val="44"/>
+          <w:szCs w:val="44"/>
+        </w:rPr>
+        <w:t>java ?</w:t>
+      </w:r>
+      <w:proofErr w:type="gramEnd"/>
+    </w:p>
+    <w:p>
+      <w:pPr>
+        <w:rPr>
+          <w:b/>
+          <w:bCs/>
+          <w:sz w:val="44"/>
+          <w:szCs w:val="44"/>
+        </w:rPr>
+      </w:pPr>
+      <w:r>
+        <w:rPr>
+          <w:b/>
+          <w:bCs/>
+          <w:sz w:val="44"/>
+          <w:szCs w:val="44"/>
+        </w:rPr>
+        <w:t xml:space="preserve">86)what are the best practices followed when overriding </w:t>
+      </w:r>
+      <w:proofErr w:type="gramStart"/>
+      <w:r>
+        <w:rPr>
+          <w:b/>
+          <w:bCs/>
+          <w:sz w:val="44"/>
+          <w:szCs w:val="44"/>
+        </w:rPr>
+        <w:t>the .equals</w:t>
+      </w:r>
+      <w:proofErr w:type="gramEnd"/>
+      <w:r>
+        <w:rPr>
+          <w:b/>
+          <w:bCs/>
+          <w:sz w:val="44"/>
+          <w:szCs w:val="44"/>
+        </w:rPr>
+        <w:t xml:space="preserve">() </w:t>
+      </w:r>
+      <w:proofErr w:type="gramStart"/>
+      <w:r>
+        <w:rPr>
+          <w:b/>
+          <w:bCs/>
+          <w:sz w:val="44"/>
+          <w:szCs w:val="44"/>
+        </w:rPr>
+        <w:t>and .</w:t>
       </w:r>
       <w:proofErr w:type="spellStart"/>
       <w:r>
@@ -2225,6 +3042,7 @@
         <w:t>hashCode</w:t>
       </w:r>
       <w:proofErr w:type="spellEnd"/>
+      <w:proofErr w:type="gramEnd"/>
       <w:r>
         <w:rPr>
           <w:b/>
@@ -2251,7 +3069,27 @@
           <w:sz w:val="44"/>
           <w:szCs w:val="44"/>
         </w:rPr>
-        <w:t xml:space="preserve">87)what is the HAS-A relationship in Java ? Can you equate the HAS-A with </w:t>
+        <w:t xml:space="preserve">87)what is the HAS-A relationship in </w:t>
+      </w:r>
+      <w:proofErr w:type="gramStart"/>
+      <w:r>
+        <w:rPr>
+          <w:b/>
+          <w:bCs/>
+          <w:sz w:val="44"/>
+          <w:szCs w:val="44"/>
+        </w:rPr>
+        <w:t>Java ?</w:t>
+      </w:r>
+      <w:proofErr w:type="gramEnd"/>
+      <w:r>
+        <w:rPr>
+          <w:b/>
+          <w:bCs/>
+          <w:sz w:val="44"/>
+          <w:szCs w:val="44"/>
+        </w:rPr>
+        <w:t xml:space="preserve"> Can you equate the HAS-A with </w:t>
       </w:r>
       <w:proofErr w:type="spellStart"/>
       <w:r>
@@ -2271,27 +3109,49 @@
           <w:sz w:val="44"/>
           <w:szCs w:val="44"/>
         </w:rPr>
-        <w:t xml:space="preserve"> injection in java ?</w:t>
-      </w:r>
-    </w:p>
-    <w:p>
-      <w:pPr>
-        <w:rPr>
-          <w:b/>
-          <w:bCs/>
-          <w:sz w:val="44"/>
-          <w:szCs w:val="44"/>
-        </w:rPr>
-      </w:pPr>
-      <w:r>
-        <w:rPr>
-          <w:b/>
-          <w:bCs/>
-          <w:sz w:val="44"/>
-          <w:szCs w:val="44"/>
-        </w:rPr>
-        <w:t>88) what is the difference between reference and Object in Java ?</w:t>
-      </w:r>
+        <w:t xml:space="preserve"> injection in </w:t>
+      </w:r>
+      <w:proofErr w:type="gramStart"/>
+      <w:r>
+        <w:rPr>
+          <w:b/>
+          <w:bCs/>
+          <w:sz w:val="44"/>
+          <w:szCs w:val="44"/>
+        </w:rPr>
+        <w:t>java ?</w:t>
+      </w:r>
+      <w:proofErr w:type="gramEnd"/>
+    </w:p>
+    <w:p>
+      <w:pPr>
+        <w:rPr>
+          <w:b/>
+          <w:bCs/>
+          <w:sz w:val="44"/>
+          <w:szCs w:val="44"/>
+        </w:rPr>
+      </w:pPr>
+      <w:r>
+        <w:rPr>
+          <w:b/>
+          <w:bCs/>
+          <w:sz w:val="44"/>
+          <w:szCs w:val="44"/>
+        </w:rPr>
+        <w:t xml:space="preserve">88) what is the difference between reference and Object in </w:t>
+      </w:r>
+      <w:proofErr w:type="gramStart"/>
+      <w:r>
+        <w:rPr>
+          <w:b/>
+          <w:bCs/>
+          <w:sz w:val="44"/>
+          <w:szCs w:val="44"/>
+        </w:rPr>
+        <w:t>Java ?</w:t>
+      </w:r>
+      <w:proofErr w:type="gramEnd"/>
     </w:p>
     <w:p>
       <w:pPr>
@@ -2424,26 +3284,106 @@
           <w:sz w:val="44"/>
           <w:szCs w:val="44"/>
         </w:rPr>
-        <w:t xml:space="preserve"> vs  LinkedList vs Vector vs Stack.</w:t>
-      </w:r>
-    </w:p>
-    <w:p>
-      <w:pPr>
-        <w:rPr>
-          <w:b/>
-          <w:bCs/>
-          <w:sz w:val="44"/>
-          <w:szCs w:val="44"/>
-        </w:rPr>
-      </w:pPr>
-      <w:r>
-        <w:rPr>
-          <w:b/>
-          <w:bCs/>
-          <w:sz w:val="44"/>
-          <w:szCs w:val="44"/>
-        </w:rPr>
-        <w:t>95) Peek() vs Push() vs Pop().</w:t>
+        <w:t xml:space="preserve"> </w:t>
+      </w:r>
+      <w:proofErr w:type="gramStart"/>
+      <w:r>
+        <w:rPr>
+          <w:b/>
+          <w:bCs/>
+          <w:sz w:val="44"/>
+          <w:szCs w:val="44"/>
+        </w:rPr>
+        <w:t>vs  LinkedList</w:t>
+      </w:r>
+      <w:proofErr w:type="gramEnd"/>
+      <w:r>
+        <w:rPr>
+          <w:b/>
+          <w:bCs/>
+          <w:sz w:val="44"/>
+          <w:szCs w:val="44"/>
+        </w:rPr>
+        <w:t xml:space="preserve"> vs Vector vs Stack.</w:t>
+      </w:r>
+    </w:p>
+    <w:p>
+      <w:pPr>
+        <w:rPr>
+          <w:b/>
+          <w:bCs/>
+          <w:sz w:val="44"/>
+          <w:szCs w:val="44"/>
+        </w:rPr>
+      </w:pPr>
+      <w:r>
+        <w:rPr>
+          <w:b/>
+          <w:bCs/>
+          <w:sz w:val="44"/>
+          <w:szCs w:val="44"/>
+        </w:rPr>
+        <w:t xml:space="preserve">95) </w:t>
+      </w:r>
+      <w:proofErr w:type="gramStart"/>
+      <w:r>
+        <w:rPr>
+          <w:b/>
+          <w:bCs/>
+          <w:sz w:val="44"/>
+          <w:szCs w:val="44"/>
+        </w:rPr>
+        <w:t>Peek(</w:t>
+      </w:r>
+      <w:proofErr w:type="gramEnd"/>
+      <w:r>
+        <w:rPr>
+          <w:b/>
+          <w:bCs/>
+          <w:sz w:val="44"/>
+          <w:szCs w:val="44"/>
+        </w:rPr>
+        <w:t xml:space="preserve">) vs </w:t>
+      </w:r>
+      <w:proofErr w:type="gramStart"/>
+      <w:r>
+        <w:rPr>
+          <w:b/>
+          <w:bCs/>
+          <w:sz w:val="44"/>
+          <w:szCs w:val="44"/>
+        </w:rPr>
+        <w:t>Push(</w:t>
+      </w:r>
+      <w:proofErr w:type="gramEnd"/>
+      <w:r>
+        <w:rPr>
+          <w:b/>
+          <w:bCs/>
+          <w:sz w:val="44"/>
+          <w:szCs w:val="44"/>
+        </w:rPr>
+        <w:t xml:space="preserve">) vs </w:t>
+      </w:r>
+      <w:proofErr w:type="gramStart"/>
+      <w:r>
+        <w:rPr>
+          <w:b/>
+          <w:bCs/>
+          <w:sz w:val="44"/>
+          <w:szCs w:val="44"/>
+        </w:rPr>
+        <w:t>Pop(</w:t>
+      </w:r>
+      <w:proofErr w:type="gramEnd"/>
+      <w:r>
+        <w:rPr>
+          <w:b/>
+          <w:bCs/>
+          <w:sz w:val="44"/>
+          <w:szCs w:val="44"/>
+        </w:rPr>
+        <w:t>).</w:t>
       </w:r>
     </w:p>
     <w:p>
@@ -2560,56 +3500,138 @@
           <w:sz w:val="44"/>
           <w:szCs w:val="44"/>
         </w:rPr>
-        <w:t>99) why stack is not a good choice for LIFO ?</w:t>
-      </w:r>
-    </w:p>
-    <w:p>
-      <w:pPr>
-        <w:rPr>
-          <w:b/>
-          <w:bCs/>
-          <w:sz w:val="44"/>
-          <w:szCs w:val="44"/>
-        </w:rPr>
-      </w:pPr>
-      <w:r>
-        <w:rPr>
-          <w:b/>
-          <w:bCs/>
-          <w:sz w:val="44"/>
-          <w:szCs w:val="44"/>
-        </w:rPr>
-        <w:t>100)Type Safe and  Generic in java.</w:t>
-      </w:r>
-    </w:p>
-    <w:p>
-      <w:pPr>
-        <w:rPr>
-          <w:b/>
-          <w:bCs/>
-          <w:sz w:val="44"/>
-          <w:szCs w:val="44"/>
-        </w:rPr>
-      </w:pPr>
-    </w:p>
-    <w:p>
-      <w:pPr>
-        <w:rPr>
-          <w:b/>
-          <w:bCs/>
-          <w:sz w:val="44"/>
-          <w:szCs w:val="44"/>
-        </w:rPr>
-      </w:pPr>
-      <w:r>
-        <w:rPr>
-          <w:b/>
-          <w:bCs/>
-          <w:sz w:val="44"/>
-          <w:szCs w:val="44"/>
-        </w:rPr>
-        <w:t>101)what is set interface ? DC ? LF ?</w:t>
-      </w:r>
+        <w:t xml:space="preserve">99) why stack is not a good choice for </w:t>
+      </w:r>
+      <w:proofErr w:type="gramStart"/>
+      <w:r>
+        <w:rPr>
+          <w:b/>
+          <w:bCs/>
+          <w:sz w:val="44"/>
+          <w:szCs w:val="44"/>
+        </w:rPr>
+        <w:t>LIFO ?</w:t>
+      </w:r>
+      <w:proofErr w:type="gramEnd"/>
+    </w:p>
+    <w:p>
+      <w:pPr>
+        <w:rPr>
+          <w:b/>
+          <w:bCs/>
+          <w:sz w:val="44"/>
+          <w:szCs w:val="44"/>
+        </w:rPr>
+      </w:pPr>
+      <w:r>
+        <w:rPr>
+          <w:b/>
+          <w:bCs/>
+          <w:sz w:val="44"/>
+          <w:szCs w:val="44"/>
+        </w:rPr>
+        <w:t xml:space="preserve">100)Type Safe </w:t>
+      </w:r>
+      <w:proofErr w:type="gramStart"/>
+      <w:r>
+        <w:rPr>
+          <w:b/>
+          <w:bCs/>
+          <w:sz w:val="44"/>
+          <w:szCs w:val="44"/>
+        </w:rPr>
+        <w:t>and  Generic</w:t>
+      </w:r>
+      <w:proofErr w:type="gramEnd"/>
+      <w:r>
+        <w:rPr>
+          <w:b/>
+          <w:bCs/>
+          <w:sz w:val="44"/>
+          <w:szCs w:val="44"/>
+        </w:rPr>
+        <w:t xml:space="preserve"> in java.</w:t>
+      </w:r>
+    </w:p>
+    <w:p>
+      <w:pPr>
+        <w:rPr>
+          <w:b/>
+          <w:bCs/>
+          <w:sz w:val="44"/>
+          <w:szCs w:val="44"/>
+        </w:rPr>
+      </w:pPr>
+    </w:p>
+    <w:p>
+      <w:pPr>
+        <w:rPr>
+          <w:b/>
+          <w:bCs/>
+          <w:sz w:val="44"/>
+          <w:szCs w:val="44"/>
+        </w:rPr>
+      </w:pPr>
+      <w:r>
+        <w:rPr>
+          <w:b/>
+          <w:bCs/>
+          <w:sz w:val="44"/>
+          <w:szCs w:val="44"/>
+        </w:rPr>
+        <w:t xml:space="preserve">101)what is set </w:t>
+      </w:r>
+      <w:proofErr w:type="gramStart"/>
+      <w:r>
+        <w:rPr>
+          <w:b/>
+          <w:bCs/>
+          <w:sz w:val="44"/>
+          <w:szCs w:val="44"/>
+        </w:rPr>
+        <w:t>interface ?</w:t>
+      </w:r>
+      <w:proofErr w:type="gramEnd"/>
+      <w:r>
+        <w:rPr>
+          <w:b/>
+          <w:bCs/>
+          <w:sz w:val="44"/>
+          <w:szCs w:val="44"/>
+        </w:rPr>
+        <w:t xml:space="preserve"> </w:t>
+      </w:r>
+      <w:proofErr w:type="gramStart"/>
+      <w:r>
+        <w:rPr>
+          <w:b/>
+          <w:bCs/>
+          <w:sz w:val="44"/>
+          <w:szCs w:val="44"/>
+        </w:rPr>
+        <w:t>DC ?</w:t>
+      </w:r>
+      <w:proofErr w:type="gramEnd"/>
+      <w:r>
+        <w:rPr>
+          <w:b/>
+          <w:bCs/>
+          <w:sz w:val="44"/>
+          <w:szCs w:val="44"/>
+        </w:rPr>
+        <w:t xml:space="preserve"> </w:t>
+      </w:r>
+      <w:proofErr w:type="gramStart"/>
+      <w:r>
+        <w:rPr>
+          <w:b/>
+          <w:bCs/>
+          <w:sz w:val="44"/>
+          <w:szCs w:val="44"/>
+        </w:rPr>
+        <w:t>LF ?</w:t>
+      </w:r>
+      <w:proofErr w:type="gramEnd"/>
     </w:p>
     <w:p>
       <w:pPr>
@@ -2685,7 +3707,47 @@
           <w:sz w:val="44"/>
           <w:szCs w:val="44"/>
         </w:rPr>
-        <w:t>104) working with  the custom classes In the  HashSet.</w:t>
+        <w:t xml:space="preserve">104) working </w:t>
+      </w:r>
+      <w:proofErr w:type="gramStart"/>
+      <w:r>
+        <w:rPr>
+          <w:b/>
+          <w:bCs/>
+          <w:sz w:val="44"/>
+          <w:szCs w:val="44"/>
+        </w:rPr>
+        <w:t>with  the</w:t>
+      </w:r>
+      <w:proofErr w:type="gramEnd"/>
+      <w:r>
+        <w:rPr>
+          <w:b/>
+          <w:bCs/>
+          <w:sz w:val="44"/>
+          <w:szCs w:val="44"/>
+        </w:rPr>
+        <w:t xml:space="preserve"> custom classes In </w:t>
+      </w:r>
+      <w:proofErr w:type="gramStart"/>
+      <w:r>
+        <w:rPr>
+          <w:b/>
+          <w:bCs/>
+          <w:sz w:val="44"/>
+          <w:szCs w:val="44"/>
+        </w:rPr>
+        <w:t>the  HashSet</w:t>
+      </w:r>
+      <w:proofErr w:type="gramEnd"/>
+      <w:r>
+        <w:rPr>
+          <w:b/>
+          <w:bCs/>
+          <w:sz w:val="44"/>
+          <w:szCs w:val="44"/>
+        </w:rPr>
+        <w:t>.</w:t>
       </w:r>
     </w:p>
     <w:p>
@@ -2707,6 +3769,7 @@
         <w:t xml:space="preserve">105)what is the </w:t>
       </w:r>
       <w:proofErr w:type="spellStart"/>
+      <w:proofErr w:type="gramStart"/>
       <w:r>
         <w:rPr>
           <w:b/>
@@ -2726,44 +3789,67 @@
         </w:rPr>
         <w:t xml:space="preserve"> ?</w:t>
       </w:r>
-    </w:p>
-    <w:p>
-      <w:pPr>
-        <w:rPr>
-          <w:b/>
-          <w:bCs/>
-          <w:sz w:val="44"/>
-          <w:szCs w:val="44"/>
-        </w:rPr>
-      </w:pPr>
-      <w:r>
-        <w:rPr>
-          <w:b/>
-          <w:bCs/>
-          <w:sz w:val="44"/>
-          <w:szCs w:val="44"/>
-        </w:rPr>
-        <w:t>106) what is Tree Set ?</w:t>
-      </w:r>
-    </w:p>
-    <w:p>
-      <w:pPr>
-        <w:rPr>
-          <w:b/>
-          <w:bCs/>
-          <w:sz w:val="44"/>
-          <w:szCs w:val="44"/>
-        </w:rPr>
-      </w:pPr>
-      <w:r>
-        <w:rPr>
-          <w:b/>
-          <w:bCs/>
-          <w:sz w:val="44"/>
-          <w:szCs w:val="44"/>
-        </w:rPr>
-        <w:t>107)What is Linked-Hash Set ?</w:t>
-      </w:r>
+      <w:proofErr w:type="gramEnd"/>
+    </w:p>
+    <w:p>
+      <w:pPr>
+        <w:rPr>
+          <w:b/>
+          <w:bCs/>
+          <w:sz w:val="44"/>
+          <w:szCs w:val="44"/>
+        </w:rPr>
+      </w:pPr>
+      <w:r>
+        <w:rPr>
+          <w:b/>
+          <w:bCs/>
+          <w:sz w:val="44"/>
+          <w:szCs w:val="44"/>
+        </w:rPr>
+        <w:t xml:space="preserve">106) what is Tree </w:t>
+      </w:r>
+      <w:proofErr w:type="gramStart"/>
+      <w:r>
+        <w:rPr>
+          <w:b/>
+          <w:bCs/>
+          <w:sz w:val="44"/>
+          <w:szCs w:val="44"/>
+        </w:rPr>
+        <w:t>Set ?</w:t>
+      </w:r>
+      <w:proofErr w:type="gramEnd"/>
+    </w:p>
+    <w:p>
+      <w:pPr>
+        <w:rPr>
+          <w:b/>
+          <w:bCs/>
+          <w:sz w:val="44"/>
+          <w:szCs w:val="44"/>
+        </w:rPr>
+      </w:pPr>
+      <w:r>
+        <w:rPr>
+          <w:b/>
+          <w:bCs/>
+          <w:sz w:val="44"/>
+          <w:szCs w:val="44"/>
+        </w:rPr>
+        <w:t xml:space="preserve">107)What is Linked-Hash </w:t>
+      </w:r>
+      <w:proofErr w:type="gramStart"/>
+      <w:r>
+        <w:rPr>
+          <w:b/>
+          <w:bCs/>
+          <w:sz w:val="44"/>
+          <w:szCs w:val="44"/>
+        </w:rPr>
+        <w:t>Set ?</w:t>
+      </w:r>
+      <w:proofErr w:type="gramEnd"/>
     </w:p>
     <w:p>
       <w:pPr>
@@ -2841,26 +3927,57 @@
           <w:sz w:val="44"/>
           <w:szCs w:val="44"/>
         </w:rPr>
-        <w:t>109)what is comparable&lt;T&gt; and natural sorting ?</w:t>
-      </w:r>
-    </w:p>
-    <w:p>
-      <w:pPr>
-        <w:rPr>
-          <w:b/>
-          <w:bCs/>
-          <w:sz w:val="44"/>
-          <w:szCs w:val="44"/>
-        </w:rPr>
-      </w:pPr>
-      <w:r>
-        <w:rPr>
-          <w:b/>
-          <w:bCs/>
-          <w:sz w:val="44"/>
-          <w:szCs w:val="44"/>
-        </w:rPr>
-        <w:t>110)natural  ordering vs Custom Ordering.</w:t>
+        <w:t xml:space="preserve">109)what is comparable&lt;T&gt; and natural </w:t>
+      </w:r>
+      <w:proofErr w:type="gramStart"/>
+      <w:r>
+        <w:rPr>
+          <w:b/>
+          <w:bCs/>
+          <w:sz w:val="44"/>
+          <w:szCs w:val="44"/>
+        </w:rPr>
+        <w:t>sorting ?</w:t>
+      </w:r>
+      <w:proofErr w:type="gramEnd"/>
+    </w:p>
+    <w:p>
+      <w:pPr>
+        <w:rPr>
+          <w:b/>
+          <w:bCs/>
+          <w:sz w:val="44"/>
+          <w:szCs w:val="44"/>
+        </w:rPr>
+      </w:pPr>
+      <w:r>
+        <w:rPr>
+          <w:b/>
+          <w:bCs/>
+          <w:sz w:val="44"/>
+          <w:szCs w:val="44"/>
+        </w:rPr>
+        <w:t>110)</w:t>
+      </w:r>
+      <w:proofErr w:type="gramStart"/>
+      <w:r>
+        <w:rPr>
+          <w:b/>
+          <w:bCs/>
+          <w:sz w:val="44"/>
+          <w:szCs w:val="44"/>
+        </w:rPr>
+        <w:t>natural  ordering</w:t>
+      </w:r>
+      <w:proofErr w:type="gramEnd"/>
+      <w:r>
+        <w:rPr>
+          <w:b/>
+          <w:bCs/>
+          <w:sz w:val="44"/>
+          <w:szCs w:val="44"/>
+        </w:rPr>
+        <w:t xml:space="preserve"> vs Custom Ordering.</w:t>
       </w:r>
     </w:p>
     <w:p>
@@ -2901,6 +4018,7 @@
         <w:t>112)</w:t>
       </w:r>
       <w:proofErr w:type="spellStart"/>
+      <w:proofErr w:type="gramStart"/>
       <w:r>
         <w:rPr>
           <w:b/>
@@ -2918,7 +4036,37 @@
           <w:sz w:val="44"/>
           <w:szCs w:val="44"/>
         </w:rPr>
-        <w:t>(Object o) vs Compare(T o1, T o2)</w:t>
+        <w:t>(</w:t>
+      </w:r>
+      <w:proofErr w:type="gramEnd"/>
+      <w:r>
+        <w:rPr>
+          <w:b/>
+          <w:bCs/>
+          <w:sz w:val="44"/>
+          <w:szCs w:val="44"/>
+        </w:rPr>
+        <w:t xml:space="preserve">Object o) vs </w:t>
+      </w:r>
+      <w:proofErr w:type="gramStart"/>
+      <w:r>
+        <w:rPr>
+          <w:b/>
+          <w:bCs/>
+          <w:sz w:val="44"/>
+          <w:szCs w:val="44"/>
+        </w:rPr>
+        <w:t>Compare(</w:t>
+      </w:r>
+      <w:proofErr w:type="gramEnd"/>
+      <w:r>
+        <w:rPr>
+          <w:b/>
+          <w:bCs/>
+          <w:sz w:val="44"/>
+          <w:szCs w:val="44"/>
+        </w:rPr>
+        <w:t>T o1, T o2)</w:t>
       </w:r>
     </w:p>
     <w:p>
@@ -2988,6 +4136,7 @@
         <w:t xml:space="preserve">What is </w:t>
       </w:r>
       <w:proofErr w:type="spellStart"/>
+      <w:proofErr w:type="gramStart"/>
       <w:r>
         <w:rPr>
           <w:b/>
@@ -3007,6 +4156,7 @@
         </w:rPr>
         <w:t xml:space="preserve"> ?</w:t>
       </w:r>
+      <w:proofErr w:type="gramEnd"/>
     </w:p>
     <w:p>
       <w:pPr>
@@ -3277,17 +4427,27 @@
           <w:sz w:val="44"/>
           <w:szCs w:val="44"/>
         </w:rPr>
-        <w:t xml:space="preserve"> vs </w:t>
-      </w:r>
-      <w:r>
-        <w:rPr>
-          <w:b/>
-          <w:bCs/>
-          <w:sz w:val="44"/>
-          <w:szCs w:val="44"/>
-        </w:rPr>
         <w:t xml:space="preserve"> </w:t>
       </w:r>
+      <w:proofErr w:type="gramStart"/>
+      <w:r>
+        <w:rPr>
+          <w:b/>
+          <w:bCs/>
+          <w:sz w:val="44"/>
+          <w:szCs w:val="44"/>
+        </w:rPr>
+        <w:t xml:space="preserve">vs </w:t>
+      </w:r>
+      <w:r>
+        <w:rPr>
+          <w:b/>
+          <w:bCs/>
+          <w:sz w:val="44"/>
+          <w:szCs w:val="44"/>
+        </w:rPr>
+        <w:t xml:space="preserve"> </w:t>
+      </w:r>
       <w:proofErr w:type="spellStart"/>
       <w:r>
         <w:rPr>
@@ -3299,6 +4459,7 @@
         <w:t>PriorityQueue</w:t>
       </w:r>
       <w:proofErr w:type="spellEnd"/>
+      <w:proofErr w:type="gramEnd"/>
       <w:r>
         <w:rPr>
           <w:b/>
@@ -3405,6 +4566,7 @@
         <w:t xml:space="preserve">vs </w:t>
       </w:r>
       <w:proofErr w:type="spellStart"/>
+      <w:proofErr w:type="gramStart"/>
       <w:r>
         <w:rPr>
           <w:b/>
@@ -3431,6 +4593,85 @@
           <w:sz w:val="44"/>
           <w:szCs w:val="44"/>
         </w:rPr>
+        <w:t>&lt;</w:t>
+      </w:r>
+      <w:proofErr w:type="gramEnd"/>
+      <w:r>
+        <w:rPr>
+          <w:b/>
+          <w:bCs/>
+          <w:sz w:val="44"/>
+          <w:szCs w:val="44"/>
+        </w:rPr>
+        <w:t>T&gt;</w:t>
+      </w:r>
+    </w:p>
+    <w:p>
+      <w:pPr>
+        <w:rPr>
+          <w:b/>
+          <w:bCs/>
+          <w:sz w:val="44"/>
+          <w:szCs w:val="44"/>
+        </w:rPr>
+      </w:pPr>
+      <w:proofErr w:type="gramStart"/>
+      <w:r>
+        <w:rPr>
+          <w:b/>
+          <w:bCs/>
+          <w:sz w:val="44"/>
+          <w:szCs w:val="44"/>
+        </w:rPr>
+        <w:t>124).remove</w:t>
+      </w:r>
+      <w:proofErr w:type="gramEnd"/>
+      <w:r>
+        <w:rPr>
+          <w:b/>
+          <w:bCs/>
+          <w:sz w:val="44"/>
+          <w:szCs w:val="44"/>
+        </w:rPr>
+        <w:t>() in Iteration.</w:t>
+      </w:r>
+    </w:p>
+    <w:p>
+      <w:pPr>
+        <w:rPr>
+          <w:b/>
+          <w:bCs/>
+          <w:sz w:val="44"/>
+          <w:szCs w:val="44"/>
+        </w:rPr>
+      </w:pPr>
+      <w:r>
+        <w:rPr>
+          <w:b/>
+          <w:bCs/>
+          <w:sz w:val="44"/>
+          <w:szCs w:val="44"/>
+        </w:rPr>
+        <w:t xml:space="preserve">125) Traversing backward in the </w:t>
+      </w:r>
+      <w:proofErr w:type="spellStart"/>
+      <w:r>
+        <w:rPr>
+          <w:b/>
+          <w:bCs/>
+          <w:sz w:val="44"/>
+          <w:szCs w:val="44"/>
+        </w:rPr>
+        <w:t>ListIterator</w:t>
+      </w:r>
+      <w:proofErr w:type="spellEnd"/>
+      <w:r>
+        <w:rPr>
+          <w:b/>
+          <w:bCs/>
+          <w:sz w:val="44"/>
+          <w:szCs w:val="44"/>
+        </w:rPr>
         <w:t>&lt;T&gt;</w:t>
       </w:r>
     </w:p>
@@ -3450,134 +4691,98 @@
           <w:sz w:val="44"/>
           <w:szCs w:val="44"/>
         </w:rPr>
-        <w:t>124).remove() in Iteration.</w:t>
-      </w:r>
-    </w:p>
-    <w:p>
-      <w:pPr>
-        <w:rPr>
-          <w:b/>
-          <w:bCs/>
-          <w:sz w:val="44"/>
-          <w:szCs w:val="44"/>
-        </w:rPr>
-      </w:pPr>
-      <w:r>
-        <w:rPr>
-          <w:b/>
-          <w:bCs/>
-          <w:sz w:val="44"/>
-          <w:szCs w:val="44"/>
-        </w:rPr>
-        <w:t xml:space="preserve">125) Traversing backward in the </w:t>
+        <w:t xml:space="preserve">126)What </w:t>
+      </w:r>
+      <w:proofErr w:type="gramStart"/>
+      <w:r>
+        <w:rPr>
+          <w:b/>
+          <w:bCs/>
+          <w:sz w:val="44"/>
+          <w:szCs w:val="44"/>
+        </w:rPr>
+        <w:t>is  Map</w:t>
+      </w:r>
+      <w:proofErr w:type="gramEnd"/>
+      <w:r>
+        <w:rPr>
+          <w:b/>
+          <w:bCs/>
+          <w:sz w:val="44"/>
+          <w:szCs w:val="44"/>
+        </w:rPr>
+        <w:t xml:space="preserve"> interface.</w:t>
+      </w:r>
+    </w:p>
+    <w:p>
+      <w:pPr>
+        <w:rPr>
+          <w:b/>
+          <w:bCs/>
+          <w:sz w:val="44"/>
+          <w:szCs w:val="44"/>
+        </w:rPr>
+      </w:pPr>
+      <w:r>
+        <w:rPr>
+          <w:b/>
+          <w:bCs/>
+          <w:sz w:val="44"/>
+          <w:szCs w:val="44"/>
+        </w:rPr>
+        <w:t>127)What is HashMap?</w:t>
+      </w:r>
+    </w:p>
+    <w:p>
+      <w:pPr>
+        <w:rPr>
+          <w:b/>
+          <w:bCs/>
+          <w:sz w:val="44"/>
+          <w:szCs w:val="44"/>
+        </w:rPr>
+      </w:pPr>
+      <w:r>
+        <w:rPr>
+          <w:b/>
+          <w:bCs/>
+          <w:sz w:val="44"/>
+          <w:szCs w:val="44"/>
+        </w:rPr>
+        <w:t>128) How does HashMap maintains the uniqueness with the Keys?</w:t>
+      </w:r>
+    </w:p>
+    <w:p>
+      <w:pPr>
+        <w:rPr>
+          <w:b/>
+          <w:bCs/>
+          <w:sz w:val="44"/>
+          <w:szCs w:val="44"/>
+        </w:rPr>
+      </w:pPr>
+      <w:r>
+        <w:rPr>
+          <w:b/>
+          <w:bCs/>
+          <w:sz w:val="44"/>
+          <w:szCs w:val="44"/>
+        </w:rPr>
+        <w:t>129)What will happen if you have the same Keys in the HashMap&lt;</w:t>
       </w:r>
       <w:proofErr w:type="spellStart"/>
-      <w:r>
-        <w:rPr>
-          <w:b/>
-          <w:bCs/>
-          <w:sz w:val="44"/>
-          <w:szCs w:val="44"/>
-        </w:rPr>
-        <w:t>ListIterator</w:t>
+      <w:proofErr w:type="gramStart"/>
+      <w:r>
+        <w:rPr>
+          <w:b/>
+          <w:bCs/>
+          <w:sz w:val="44"/>
+          <w:szCs w:val="44"/>
+        </w:rPr>
+        <w:t>k,V</w:t>
       </w:r>
       <w:proofErr w:type="spellEnd"/>
-      <w:r>
-        <w:rPr>
-          <w:b/>
-          <w:bCs/>
-          <w:sz w:val="44"/>
-          <w:szCs w:val="44"/>
-        </w:rPr>
-        <w:t>&lt;T&gt;</w:t>
-      </w:r>
-    </w:p>
-    <w:p>
-      <w:pPr>
-        <w:rPr>
-          <w:b/>
-          <w:bCs/>
-          <w:sz w:val="44"/>
-          <w:szCs w:val="44"/>
-        </w:rPr>
-      </w:pPr>
-      <w:r>
-        <w:rPr>
-          <w:b/>
-          <w:bCs/>
-          <w:sz w:val="44"/>
-          <w:szCs w:val="44"/>
-        </w:rPr>
-        <w:t>126)What is  Map interface.</w:t>
-      </w:r>
-    </w:p>
-    <w:p>
-      <w:pPr>
-        <w:rPr>
-          <w:b/>
-          <w:bCs/>
-          <w:sz w:val="44"/>
-          <w:szCs w:val="44"/>
-        </w:rPr>
-      </w:pPr>
-      <w:r>
-        <w:rPr>
-          <w:b/>
-          <w:bCs/>
-          <w:sz w:val="44"/>
-          <w:szCs w:val="44"/>
-        </w:rPr>
-        <w:t>127)What is HashMap?</w:t>
-      </w:r>
-    </w:p>
-    <w:p>
-      <w:pPr>
-        <w:rPr>
-          <w:b/>
-          <w:bCs/>
-          <w:sz w:val="44"/>
-          <w:szCs w:val="44"/>
-        </w:rPr>
-      </w:pPr>
-      <w:r>
-        <w:rPr>
-          <w:b/>
-          <w:bCs/>
-          <w:sz w:val="44"/>
-          <w:szCs w:val="44"/>
-        </w:rPr>
-        <w:t>128) How does HashMap maintains the uniqueness with the Keys?</w:t>
-      </w:r>
-    </w:p>
-    <w:p>
-      <w:pPr>
-        <w:rPr>
-          <w:b/>
-          <w:bCs/>
-          <w:sz w:val="44"/>
-          <w:szCs w:val="44"/>
-        </w:rPr>
-      </w:pPr>
-      <w:r>
-        <w:rPr>
-          <w:b/>
-          <w:bCs/>
-          <w:sz w:val="44"/>
-          <w:szCs w:val="44"/>
-        </w:rPr>
-        <w:t>129)What will happen if you have the same Keys in the HashMap&lt;</w:t>
-      </w:r>
-      <w:proofErr w:type="spellStart"/>
-      <w:r>
-        <w:rPr>
-          <w:b/>
-          <w:bCs/>
-          <w:sz w:val="44"/>
-          <w:szCs w:val="44"/>
-        </w:rPr>
-        <w:t>k,V</w:t>
-      </w:r>
-      <w:proofErr w:type="spellEnd"/>
+      <w:proofErr w:type="gramEnd"/>
       <w:r>
         <w:rPr>
           <w:b/>
@@ -3604,7 +4809,27 @@
           <w:sz w:val="44"/>
           <w:szCs w:val="44"/>
         </w:rPr>
-        <w:t>130) Tree Map , Comparable, Comparator.</w:t>
+        <w:t xml:space="preserve">130) Tree </w:t>
+      </w:r>
+      <w:proofErr w:type="gramStart"/>
+      <w:r>
+        <w:rPr>
+          <w:b/>
+          <w:bCs/>
+          <w:sz w:val="44"/>
+          <w:szCs w:val="44"/>
+        </w:rPr>
+        <w:t>Map ,</w:t>
+      </w:r>
+      <w:proofErr w:type="gramEnd"/>
+      <w:r>
+        <w:rPr>
+          <w:b/>
+          <w:bCs/>
+          <w:sz w:val="44"/>
+          <w:szCs w:val="44"/>
+        </w:rPr>
+        <w:t xml:space="preserve"> Comparable, Comparator.</w:t>
       </w:r>
     </w:p>
     <w:p>
@@ -3779,7 +5004,17 @@
           <w:sz w:val="44"/>
           <w:szCs w:val="44"/>
         </w:rPr>
-        <w:t>()</w:t>
+        <w:t>(</w:t>
+      </w:r>
+      <w:proofErr w:type="gramStart"/>
+      <w:r>
+        <w:rPr>
+          <w:b/>
+          <w:bCs/>
+          <w:sz w:val="44"/>
+          <w:szCs w:val="44"/>
+        </w:rPr>
+        <w:t>)</w:t>
       </w:r>
       <w:r>
         <w:rPr>
@@ -3790,6 +5025,7 @@
         </w:rPr>
         <w:t xml:space="preserve"> ?</w:t>
       </w:r>
+      <w:proofErr w:type="gramEnd"/>
     </w:p>
     <w:p>
       <w:pPr>
@@ -3825,8 +5061,19 @@
           <w:sz w:val="44"/>
           <w:szCs w:val="44"/>
         </w:rPr>
-        <w:t>what are the features of the Stream Api ?</w:t>
-      </w:r>
+        <w:t xml:space="preserve">what are the features of the Stream </w:t>
+      </w:r>
+      <w:proofErr w:type="gramStart"/>
+      <w:r>
+        <w:rPr>
+          <w:b/>
+          <w:bCs/>
+          <w:sz w:val="44"/>
+          <w:szCs w:val="44"/>
+        </w:rPr>
+        <w:t>Api ?</w:t>
+      </w:r>
+      <w:proofErr w:type="gramEnd"/>
     </w:p>
     <w:p>
       <w:pPr>
@@ -3853,16 +5100,36 @@
           <w:sz w:val="44"/>
           <w:szCs w:val="44"/>
         </w:rPr>
-        <w:t xml:space="preserve"> core </w:t>
-      </w:r>
-      <w:r>
-        <w:rPr>
-          <w:b/>
-          <w:bCs/>
-          <w:sz w:val="44"/>
-          <w:szCs w:val="44"/>
-        </w:rPr>
-        <w:t xml:space="preserve"> functional Interfaces in Java 8?</w:t>
+        <w:t xml:space="preserve"> </w:t>
+      </w:r>
+      <w:proofErr w:type="gramStart"/>
+      <w:r>
+        <w:rPr>
+          <w:b/>
+          <w:bCs/>
+          <w:sz w:val="44"/>
+          <w:szCs w:val="44"/>
+        </w:rPr>
+        <w:t xml:space="preserve">core </w:t>
+      </w:r>
+      <w:r>
+        <w:rPr>
+          <w:b/>
+          <w:bCs/>
+          <w:sz w:val="44"/>
+          <w:szCs w:val="44"/>
+        </w:rPr>
+        <w:t xml:space="preserve"> functional</w:t>
+      </w:r>
+      <w:proofErr w:type="gramEnd"/>
+      <w:r>
+        <w:rPr>
+          <w:b/>
+          <w:bCs/>
+          <w:sz w:val="44"/>
+          <w:szCs w:val="44"/>
+        </w:rPr>
+        <w:t xml:space="preserve"> Interfaces in Java 8?</w:t>
       </w:r>
     </w:p>
     <w:p>
@@ -3928,7 +5195,27 @@
           <w:sz w:val="44"/>
           <w:szCs w:val="44"/>
         </w:rPr>
-        <w:t>140)Consumer and  Methods.</w:t>
+        <w:t xml:space="preserve">140)Consumer </w:t>
+      </w:r>
+      <w:proofErr w:type="gramStart"/>
+      <w:r>
+        <w:rPr>
+          <w:b/>
+          <w:bCs/>
+          <w:sz w:val="44"/>
+          <w:szCs w:val="44"/>
+        </w:rPr>
+        <w:t>and  Methods</w:t>
+      </w:r>
+      <w:proofErr w:type="gramEnd"/>
+      <w:r>
+        <w:rPr>
+          <w:b/>
+          <w:bCs/>
+          <w:sz w:val="44"/>
+          <w:szCs w:val="44"/>
+        </w:rPr>
+        <w:t>.</w:t>
       </w:r>
     </w:p>
     <w:p>
@@ -4023,17 +5310,372 @@
           <w:sz w:val="44"/>
           <w:szCs w:val="44"/>
         </w:rPr>
-        <w:t>143) Filter(Predicate) vs Foreach(Consumer)</w:t>
-      </w:r>
-      <w:r>
-        <w:rPr>
-          <w:b/>
-          <w:bCs/>
-          <w:sz w:val="44"/>
-          <w:szCs w:val="44"/>
-        </w:rPr>
-        <w:t>.</w:t>
-      </w:r>
+        <w:t xml:space="preserve">143) </w:t>
+      </w:r>
+      <w:proofErr w:type="gramStart"/>
+      <w:r>
+        <w:rPr>
+          <w:b/>
+          <w:bCs/>
+          <w:sz w:val="44"/>
+          <w:szCs w:val="44"/>
+        </w:rPr>
+        <w:t>Filter(</w:t>
+      </w:r>
+      <w:proofErr w:type="gramEnd"/>
+      <w:r>
+        <w:rPr>
+          <w:b/>
+          <w:bCs/>
+          <w:sz w:val="44"/>
+          <w:szCs w:val="44"/>
+        </w:rPr>
+        <w:t xml:space="preserve">Predicate) vs </w:t>
+      </w:r>
+      <w:proofErr w:type="gramStart"/>
+      <w:r>
+        <w:rPr>
+          <w:b/>
+          <w:bCs/>
+          <w:sz w:val="44"/>
+          <w:szCs w:val="44"/>
+        </w:rPr>
+        <w:t>Foreach(</w:t>
+      </w:r>
+      <w:proofErr w:type="gramEnd"/>
+      <w:r>
+        <w:rPr>
+          <w:b/>
+          <w:bCs/>
+          <w:sz w:val="44"/>
+          <w:szCs w:val="44"/>
+        </w:rPr>
+        <w:t>Consumer)</w:t>
+      </w:r>
+    </w:p>
+    <w:p>
+      <w:pPr>
+        <w:rPr>
+          <w:b/>
+          <w:bCs/>
+          <w:sz w:val="44"/>
+          <w:szCs w:val="44"/>
+        </w:rPr>
+      </w:pPr>
+      <w:r>
+        <w:rPr>
+          <w:b/>
+          <w:bCs/>
+          <w:sz w:val="44"/>
+          <w:szCs w:val="44"/>
+        </w:rPr>
+        <w:t>144)</w:t>
+      </w:r>
+      <w:proofErr w:type="gramStart"/>
+      <w:r>
+        <w:rPr>
+          <w:b/>
+          <w:bCs/>
+          <w:sz w:val="44"/>
+          <w:szCs w:val="44"/>
+        </w:rPr>
+        <w:t>Map(</w:t>
+      </w:r>
+      <w:proofErr w:type="gramEnd"/>
+      <w:r>
+        <w:rPr>
+          <w:b/>
+          <w:bCs/>
+          <w:sz w:val="44"/>
+          <w:szCs w:val="44"/>
+        </w:rPr>
+        <w:t>Function&lt;</w:t>
+      </w:r>
+      <w:proofErr w:type="gramStart"/>
+      <w:r>
+        <w:rPr>
+          <w:b/>
+          <w:bCs/>
+          <w:sz w:val="44"/>
+          <w:szCs w:val="44"/>
+        </w:rPr>
+        <w:t>T,R</w:t>
+      </w:r>
+      <w:proofErr w:type="gramEnd"/>
+      <w:r>
+        <w:rPr>
+          <w:b/>
+          <w:bCs/>
+          <w:sz w:val="44"/>
+          <w:szCs w:val="44"/>
+        </w:rPr>
+        <w:t xml:space="preserve">&gt;) </w:t>
+      </w:r>
+      <w:proofErr w:type="gramStart"/>
+      <w:r>
+        <w:rPr>
+          <w:b/>
+          <w:bCs/>
+          <w:sz w:val="44"/>
+          <w:szCs w:val="44"/>
+        </w:rPr>
+        <w:t>vs  Filter</w:t>
+      </w:r>
+      <w:proofErr w:type="gramEnd"/>
+      <w:r>
+        <w:rPr>
+          <w:b/>
+          <w:bCs/>
+          <w:sz w:val="44"/>
+          <w:szCs w:val="44"/>
+        </w:rPr>
+        <w:t>(Predicate&lt;T&gt;)</w:t>
+      </w:r>
+    </w:p>
+    <w:p>
+      <w:pPr>
+        <w:rPr>
+          <w:b/>
+          <w:bCs/>
+          <w:sz w:val="44"/>
+          <w:szCs w:val="44"/>
+        </w:rPr>
+      </w:pPr>
+      <w:r>
+        <w:rPr>
+          <w:b/>
+          <w:bCs/>
+          <w:sz w:val="44"/>
+          <w:szCs w:val="44"/>
+        </w:rPr>
+        <w:t>145)</w:t>
+      </w:r>
+      <w:proofErr w:type="gramStart"/>
+      <w:r>
+        <w:rPr>
+          <w:b/>
+          <w:bCs/>
+          <w:sz w:val="44"/>
+          <w:szCs w:val="44"/>
+        </w:rPr>
+        <w:t>Limit(</w:t>
+      </w:r>
+      <w:proofErr w:type="gramEnd"/>
+      <w:r>
+        <w:rPr>
+          <w:b/>
+          <w:bCs/>
+          <w:sz w:val="44"/>
+          <w:szCs w:val="44"/>
+        </w:rPr>
+        <w:t xml:space="preserve">) and </w:t>
+      </w:r>
+      <w:proofErr w:type="gramStart"/>
+      <w:r>
+        <w:rPr>
+          <w:b/>
+          <w:bCs/>
+          <w:sz w:val="44"/>
+          <w:szCs w:val="44"/>
+        </w:rPr>
+        <w:t>Skip(</w:t>
+      </w:r>
+      <w:proofErr w:type="gramEnd"/>
+      <w:r>
+        <w:rPr>
+          <w:b/>
+          <w:bCs/>
+          <w:sz w:val="44"/>
+          <w:szCs w:val="44"/>
+        </w:rPr>
+        <w:t>)</w:t>
+      </w:r>
+    </w:p>
+    <w:p>
+      <w:pPr>
+        <w:rPr>
+          <w:b/>
+          <w:bCs/>
+          <w:sz w:val="44"/>
+          <w:szCs w:val="44"/>
+        </w:rPr>
+      </w:pPr>
+      <w:r>
+        <w:rPr>
+          <w:b/>
+          <w:bCs/>
+          <w:sz w:val="44"/>
+          <w:szCs w:val="44"/>
+        </w:rPr>
+        <w:t>146)</w:t>
+      </w:r>
+      <w:proofErr w:type="gramStart"/>
+      <w:r>
+        <w:rPr>
+          <w:b/>
+          <w:bCs/>
+          <w:sz w:val="44"/>
+          <w:szCs w:val="44"/>
+        </w:rPr>
+        <w:t>Distinct(</w:t>
+      </w:r>
+      <w:proofErr w:type="gramEnd"/>
+      <w:r>
+        <w:rPr>
+          <w:b/>
+          <w:bCs/>
+          <w:sz w:val="44"/>
+          <w:szCs w:val="44"/>
+        </w:rPr>
+        <w:t>) in the Stream Api.</w:t>
+      </w:r>
+    </w:p>
+    <w:p>
+      <w:pPr>
+        <w:rPr>
+          <w:b/>
+          <w:bCs/>
+          <w:sz w:val="44"/>
+          <w:szCs w:val="44"/>
+        </w:rPr>
+      </w:pPr>
+      <w:r>
+        <w:rPr>
+          <w:b/>
+          <w:bCs/>
+          <w:sz w:val="44"/>
+          <w:szCs w:val="44"/>
+        </w:rPr>
+        <w:t>147)</w:t>
+      </w:r>
+      <w:proofErr w:type="gramStart"/>
+      <w:r>
+        <w:rPr>
+          <w:b/>
+          <w:bCs/>
+          <w:sz w:val="44"/>
+          <w:szCs w:val="44"/>
+        </w:rPr>
+        <w:t>Sorted(</w:t>
+      </w:r>
+      <w:proofErr w:type="gramEnd"/>
+      <w:r>
+        <w:rPr>
+          <w:b/>
+          <w:bCs/>
+          <w:sz w:val="44"/>
+          <w:szCs w:val="44"/>
+        </w:rPr>
+        <w:t>) and it’s both overloads.</w:t>
+      </w:r>
+    </w:p>
+    <w:p>
+      <w:pPr>
+        <w:rPr>
+          <w:b/>
+          <w:bCs/>
+          <w:sz w:val="44"/>
+          <w:szCs w:val="44"/>
+        </w:rPr>
+      </w:pPr>
+      <w:r>
+        <w:rPr>
+          <w:b/>
+          <w:bCs/>
+          <w:sz w:val="44"/>
+          <w:szCs w:val="44"/>
+        </w:rPr>
+        <w:t>148)</w:t>
+      </w:r>
+      <w:proofErr w:type="gramStart"/>
+      <w:r>
+        <w:rPr>
+          <w:b/>
+          <w:bCs/>
+          <w:sz w:val="44"/>
+          <w:szCs w:val="44"/>
+        </w:rPr>
+        <w:t>Count(</w:t>
+      </w:r>
+      <w:proofErr w:type="gramEnd"/>
+      <w:r>
+        <w:rPr>
+          <w:b/>
+          <w:bCs/>
+          <w:sz w:val="44"/>
+          <w:szCs w:val="44"/>
+        </w:rPr>
+        <w:t>) method in Stream API.</w:t>
+      </w:r>
+    </w:p>
+    <w:p>
+      <w:pPr>
+        <w:rPr>
+          <w:b/>
+          <w:bCs/>
+          <w:sz w:val="44"/>
+          <w:szCs w:val="44"/>
+        </w:rPr>
+      </w:pPr>
+      <w:r>
+        <w:rPr>
+          <w:b/>
+          <w:bCs/>
+          <w:sz w:val="44"/>
+          <w:szCs w:val="44"/>
+        </w:rPr>
+        <w:t xml:space="preserve">149)what is method </w:t>
+      </w:r>
+      <w:proofErr w:type="gramStart"/>
+      <w:r>
+        <w:rPr>
+          <w:b/>
+          <w:bCs/>
+          <w:sz w:val="44"/>
+          <w:szCs w:val="44"/>
+        </w:rPr>
+        <w:t>reference ?</w:t>
+      </w:r>
+      <w:proofErr w:type="gramEnd"/>
+      <w:r>
+        <w:rPr>
+          <w:b/>
+          <w:bCs/>
+          <w:sz w:val="44"/>
+          <w:szCs w:val="44"/>
+        </w:rPr>
+        <w:t xml:space="preserve"> </w:t>
+      </w:r>
+    </w:p>
+    <w:p>
+      <w:pPr>
+        <w:rPr>
+          <w:b/>
+          <w:bCs/>
+          <w:sz w:val="44"/>
+          <w:szCs w:val="44"/>
+        </w:rPr>
+      </w:pPr>
+      <w:r>
+        <w:rPr>
+          <w:b/>
+          <w:bCs/>
+          <w:sz w:val="44"/>
+          <w:szCs w:val="44"/>
+        </w:rPr>
+        <w:lastRenderedPageBreak/>
+        <w:t>150)Types of Method reference?</w:t>
+      </w:r>
+    </w:p>
+    <w:p>
+      <w:pPr>
+        <w:rPr>
+          <w:b/>
+          <w:bCs/>
+          <w:sz w:val="44"/>
+          <w:szCs w:val="44"/>
+        </w:rPr>
+      </w:pPr>
     </w:p>
     <w:p>
       <w:pPr>

--- a/Core_JAVA_Interview.docx
+++ b/Core_JAVA_Interview.docx
@@ -40,7 +40,6 @@
         <w:t xml:space="preserve">1)what is </w:t>
       </w:r>
       <w:proofErr w:type="spellStart"/>
-      <w:proofErr w:type="gramStart"/>
       <w:r>
         <w:rPr>
           <w:b/>
@@ -51,7 +50,6 @@
         <w:t>jvm,jdk</w:t>
       </w:r>
       <w:proofErr w:type="spellEnd"/>
-      <w:proofErr w:type="gramEnd"/>
       <w:r>
         <w:rPr>
           <w:b/>
@@ -62,7 +60,6 @@
         <w:t xml:space="preserve">, </w:t>
       </w:r>
       <w:proofErr w:type="spellStart"/>
-      <w:proofErr w:type="gramStart"/>
       <w:r>
         <w:rPr>
           <w:b/>
@@ -82,7 +79,6 @@
         </w:rPr>
         <w:t xml:space="preserve"> ?</w:t>
       </w:r>
-      <w:proofErr w:type="gramEnd"/>
     </w:p>
     <w:p>
       <w:pPr>
@@ -110,38 +106,8 @@
           <w:szCs w:val="44"/>
         </w:rPr>
         <w:br/>
-      </w:r>
-      <w:proofErr w:type="gramStart"/>
-      <w:r>
-        <w:rPr>
-          <w:b/>
-          <w:bCs/>
-          <w:sz w:val="44"/>
-          <w:szCs w:val="44"/>
-        </w:rPr>
-        <w:t>3)is</w:t>
-      </w:r>
-      <w:proofErr w:type="gramEnd"/>
-      <w:r>
-        <w:rPr>
-          <w:b/>
-          <w:bCs/>
-          <w:sz w:val="44"/>
-          <w:szCs w:val="44"/>
-        </w:rPr>
-        <w:t xml:space="preserve"> java interpreted or compiled </w:t>
-      </w:r>
-      <w:proofErr w:type="gramStart"/>
-      <w:r>
-        <w:rPr>
-          <w:b/>
-          <w:bCs/>
-          <w:sz w:val="44"/>
-          <w:szCs w:val="44"/>
-        </w:rPr>
-        <w:t>language ?</w:t>
-      </w:r>
-      <w:proofErr w:type="gramEnd"/>
+        <w:t>3)is java interpreted or compiled language ?</w:t>
+      </w:r>
     </w:p>
     <w:p>
       <w:pPr>
@@ -178,27 +144,7 @@
           <w:sz w:val="44"/>
           <w:szCs w:val="44"/>
         </w:rPr>
-        <w:t xml:space="preserve">5) Primitive vs. </w:t>
-      </w:r>
-      <w:proofErr w:type="gramStart"/>
-      <w:r>
-        <w:rPr>
-          <w:b/>
-          <w:bCs/>
-          <w:sz w:val="44"/>
-          <w:szCs w:val="44"/>
-        </w:rPr>
-        <w:t>Non-Primitive</w:t>
-      </w:r>
-      <w:proofErr w:type="gramEnd"/>
-      <w:r>
-        <w:rPr>
-          <w:b/>
-          <w:bCs/>
-          <w:sz w:val="44"/>
-          <w:szCs w:val="44"/>
-        </w:rPr>
-        <w:t>.</w:t>
+        <w:t>5) Primitive vs. Non-Primitive.</w:t>
       </w:r>
     </w:p>
     <w:p>
@@ -255,19 +201,8 @@
           <w:sz w:val="44"/>
           <w:szCs w:val="44"/>
         </w:rPr>
-        <w:t xml:space="preserve">8)what is narrowing and what is </w:t>
-      </w:r>
-      <w:proofErr w:type="gramStart"/>
-      <w:r>
-        <w:rPr>
-          <w:b/>
-          <w:bCs/>
-          <w:sz w:val="44"/>
-          <w:szCs w:val="44"/>
-        </w:rPr>
-        <w:t>widening ?</w:t>
-      </w:r>
-      <w:proofErr w:type="gramEnd"/>
+        <w:t>8)what is narrowing and what is widening ?</w:t>
+      </w:r>
     </w:p>
     <w:p>
       <w:pPr>
@@ -304,19 +239,8 @@
           <w:sz w:val="44"/>
           <w:szCs w:val="44"/>
         </w:rPr>
-        <w:t xml:space="preserve">10) different types of ARRAYS in </w:t>
-      </w:r>
-      <w:proofErr w:type="gramStart"/>
-      <w:r>
-        <w:rPr>
-          <w:b/>
-          <w:bCs/>
-          <w:sz w:val="44"/>
-          <w:szCs w:val="44"/>
-        </w:rPr>
-        <w:t>java ?</w:t>
-      </w:r>
-      <w:proofErr w:type="gramEnd"/>
+        <w:t>10) different types of ARRAYS in java ?</w:t>
+      </w:r>
     </w:p>
     <w:p>
       <w:pPr>
@@ -344,87 +268,46 @@
           <w:szCs w:val="44"/>
         </w:rPr>
         <w:br/>
-      </w:r>
-      <w:proofErr w:type="gramStart"/>
-      <w:r>
-        <w:rPr>
-          <w:b/>
-          <w:bCs/>
-          <w:sz w:val="44"/>
-          <w:szCs w:val="44"/>
-        </w:rPr>
-        <w:t>12)W.A.P.</w:t>
-      </w:r>
-      <w:proofErr w:type="gramEnd"/>
-      <w:r>
-        <w:rPr>
-          <w:b/>
-          <w:bCs/>
-          <w:sz w:val="44"/>
-          <w:szCs w:val="44"/>
-        </w:rPr>
-        <w:t xml:space="preserve"> to swap two numbers without the third variable.</w:t>
-      </w:r>
-    </w:p>
-    <w:p>
-      <w:pPr>
-        <w:rPr>
-          <w:b/>
-          <w:bCs/>
-          <w:sz w:val="44"/>
-          <w:szCs w:val="44"/>
-        </w:rPr>
-      </w:pPr>
-      <w:r>
-        <w:rPr>
-          <w:b/>
-          <w:bCs/>
-          <w:sz w:val="44"/>
-          <w:szCs w:val="44"/>
-        </w:rPr>
-        <w:t xml:space="preserve">13) What is String in </w:t>
-      </w:r>
-      <w:proofErr w:type="gramStart"/>
-      <w:r>
-        <w:rPr>
-          <w:b/>
-          <w:bCs/>
-          <w:sz w:val="44"/>
-          <w:szCs w:val="44"/>
-        </w:rPr>
-        <w:t>JAVA ?</w:t>
-      </w:r>
-      <w:proofErr w:type="gramEnd"/>
-    </w:p>
-    <w:p>
-      <w:pPr>
-        <w:rPr>
-          <w:b/>
-          <w:bCs/>
-          <w:sz w:val="44"/>
-          <w:szCs w:val="44"/>
-        </w:rPr>
-      </w:pPr>
-      <w:r>
-        <w:rPr>
-          <w:b/>
-          <w:bCs/>
-          <w:sz w:val="44"/>
-          <w:szCs w:val="44"/>
-        </w:rPr>
-        <w:t xml:space="preserve">14) What is String constant pool in </w:t>
-      </w:r>
-      <w:proofErr w:type="gramStart"/>
-      <w:r>
-        <w:rPr>
-          <w:b/>
-          <w:bCs/>
-          <w:sz w:val="44"/>
-          <w:szCs w:val="44"/>
-        </w:rPr>
-        <w:t>JAVA ?</w:t>
-      </w:r>
-      <w:proofErr w:type="gramEnd"/>
+        <w:t>12)W.A.P. to swap two numbers without the third variable.</w:t>
+      </w:r>
+    </w:p>
+    <w:p>
+      <w:pPr>
+        <w:rPr>
+          <w:b/>
+          <w:bCs/>
+          <w:sz w:val="44"/>
+          <w:szCs w:val="44"/>
+        </w:rPr>
+      </w:pPr>
+      <w:r>
+        <w:rPr>
+          <w:b/>
+          <w:bCs/>
+          <w:sz w:val="44"/>
+          <w:szCs w:val="44"/>
+        </w:rPr>
+        <w:t>13) What is String in JAVA ?</w:t>
+      </w:r>
+    </w:p>
+    <w:p>
+      <w:pPr>
+        <w:rPr>
+          <w:b/>
+          <w:bCs/>
+          <w:sz w:val="44"/>
+          <w:szCs w:val="44"/>
+        </w:rPr>
+      </w:pPr>
+      <w:r>
+        <w:rPr>
+          <w:b/>
+          <w:bCs/>
+          <w:sz w:val="44"/>
+          <w:szCs w:val="44"/>
+        </w:rPr>
+        <w:t>14) What is String constant pool in JAVA ?</w:t>
+      </w:r>
     </w:p>
     <w:p>
       <w:pPr>
@@ -466,7 +349,6 @@
         <w:t xml:space="preserve">. </w:t>
       </w:r>
       <w:proofErr w:type="spellStart"/>
-      <w:proofErr w:type="gramStart"/>
       <w:r>
         <w:rPr>
           <w:b/>
@@ -484,17 +366,7 @@
           <w:sz w:val="44"/>
           <w:szCs w:val="44"/>
         </w:rPr>
-        <w:t xml:space="preserve"> .</w:t>
-      </w:r>
-      <w:proofErr w:type="gramEnd"/>
-      <w:r>
-        <w:rPr>
-          <w:b/>
-          <w:bCs/>
-          <w:sz w:val="44"/>
-          <w:szCs w:val="44"/>
-        </w:rPr>
-        <w:t xml:space="preserve"> vs. StringBuilder in JAVA.</w:t>
+        <w:t xml:space="preserve"> . vs. StringBuilder in JAVA.</w:t>
       </w:r>
     </w:p>
     <w:p>
@@ -742,27 +614,7 @@
           <w:sz w:val="44"/>
           <w:szCs w:val="44"/>
         </w:rPr>
-        <w:t xml:space="preserve">28)explain difference between this call and </w:t>
-      </w:r>
-      <w:proofErr w:type="gramStart"/>
-      <w:r>
-        <w:rPr>
-          <w:b/>
-          <w:bCs/>
-          <w:sz w:val="44"/>
-          <w:szCs w:val="44"/>
-        </w:rPr>
-        <w:t>this(</w:t>
-      </w:r>
-      <w:proofErr w:type="gramEnd"/>
-      <w:r>
-        <w:rPr>
-          <w:b/>
-          <w:bCs/>
-          <w:sz w:val="44"/>
-          <w:szCs w:val="44"/>
-        </w:rPr>
-        <w:t>);</w:t>
+        <w:t>28)explain difference between this call and this();</w:t>
       </w:r>
     </w:p>
     <w:p>
@@ -819,27 +671,7 @@
           <w:sz w:val="44"/>
           <w:szCs w:val="44"/>
         </w:rPr>
-        <w:t xml:space="preserve">31)explain the super call in the context of </w:t>
-      </w:r>
-      <w:proofErr w:type="gramStart"/>
-      <w:r>
-        <w:rPr>
-          <w:b/>
-          <w:bCs/>
-          <w:sz w:val="44"/>
-          <w:szCs w:val="44"/>
-        </w:rPr>
-        <w:t>constructor ,</w:t>
-      </w:r>
-      <w:proofErr w:type="gramEnd"/>
-      <w:r>
-        <w:rPr>
-          <w:b/>
-          <w:bCs/>
-          <w:sz w:val="44"/>
-          <w:szCs w:val="44"/>
-        </w:rPr>
-        <w:t xml:space="preserve"> method and variable.</w:t>
+        <w:t>31)explain the super call in the context of constructor , method and variable.</w:t>
       </w:r>
     </w:p>
     <w:p>
@@ -935,27 +767,7 @@
           <w:szCs w:val="44"/>
         </w:rPr>
         <w:lastRenderedPageBreak/>
-        <w:t>36)W.</w:t>
-      </w:r>
-      <w:proofErr w:type="gramStart"/>
-      <w:r>
-        <w:rPr>
-          <w:b/>
-          <w:bCs/>
-          <w:sz w:val="44"/>
-          <w:szCs w:val="44"/>
-        </w:rPr>
-        <w:t>A.P</w:t>
-      </w:r>
-      <w:proofErr w:type="gramEnd"/>
-      <w:r>
-        <w:rPr>
-          <w:b/>
-          <w:bCs/>
-          <w:sz w:val="44"/>
-          <w:szCs w:val="44"/>
-        </w:rPr>
-        <w:t xml:space="preserve"> to demonstrate over-riding vs. runtime polymorphism.</w:t>
+        <w:t>36)W.A.P to demonstrate over-riding vs. runtime polymorphism.</w:t>
       </w:r>
     </w:p>
     <w:p>
@@ -986,25 +798,14 @@
           <w:szCs w:val="44"/>
         </w:rPr>
       </w:pPr>
-      <w:proofErr w:type="gramStart"/>
-      <w:r>
-        <w:rPr>
-          <w:b/>
-          <w:bCs/>
-          <w:sz w:val="44"/>
-          <w:szCs w:val="44"/>
-        </w:rPr>
-        <w:t>38 )</w:t>
-      </w:r>
-      <w:proofErr w:type="gramEnd"/>
-      <w:r>
-        <w:rPr>
-          <w:b/>
-          <w:bCs/>
-          <w:sz w:val="44"/>
-          <w:szCs w:val="44"/>
-        </w:rPr>
-        <w:t xml:space="preserve"> types and order of access modifiers from less to more secure. Prove it with the codes.</w:t>
+      <w:r>
+        <w:rPr>
+          <w:b/>
+          <w:bCs/>
+          <w:sz w:val="44"/>
+          <w:szCs w:val="44"/>
+        </w:rPr>
+        <w:t>38 ) types and order of access modifiers from less to more secure. Prove it with the codes.</w:t>
       </w:r>
     </w:p>
     <w:p>
@@ -1061,58 +862,27 @@
           <w:sz w:val="44"/>
           <w:szCs w:val="44"/>
         </w:rPr>
-        <w:t xml:space="preserve">41)what is the relation between access modifiers and </w:t>
-      </w:r>
-      <w:proofErr w:type="gramStart"/>
-      <w:r>
-        <w:rPr>
-          <w:b/>
-          <w:bCs/>
-          <w:sz w:val="44"/>
-          <w:szCs w:val="44"/>
-        </w:rPr>
-        <w:t>Overriding</w:t>
-      </w:r>
-      <w:proofErr w:type="gramEnd"/>
-      <w:r>
-        <w:rPr>
-          <w:b/>
-          <w:bCs/>
-          <w:sz w:val="44"/>
-          <w:szCs w:val="44"/>
-        </w:rPr>
-        <w:t>.</w:t>
-      </w:r>
-    </w:p>
-    <w:p>
-      <w:pPr>
-        <w:rPr>
-          <w:b/>
-          <w:bCs/>
-          <w:sz w:val="44"/>
-          <w:szCs w:val="44"/>
-        </w:rPr>
-      </w:pPr>
-      <w:r>
-        <w:rPr>
-          <w:b/>
-          <w:bCs/>
-          <w:sz w:val="44"/>
-          <w:szCs w:val="44"/>
-        </w:rPr>
-        <w:t xml:space="preserve">42)what is </w:t>
-      </w:r>
-      <w:proofErr w:type="gramStart"/>
-      <w:r>
-        <w:rPr>
-          <w:b/>
-          <w:bCs/>
-          <w:sz w:val="44"/>
-          <w:szCs w:val="44"/>
-        </w:rPr>
-        <w:t>abstraction ?</w:t>
-      </w:r>
-      <w:proofErr w:type="gramEnd"/>
+        <w:t>41)what is the relation between access modifiers and Overriding.</w:t>
+      </w:r>
+    </w:p>
+    <w:p>
+      <w:pPr>
+        <w:rPr>
+          <w:b/>
+          <w:bCs/>
+          <w:sz w:val="44"/>
+          <w:szCs w:val="44"/>
+        </w:rPr>
+      </w:pPr>
+      <w:r>
+        <w:rPr>
+          <w:b/>
+          <w:bCs/>
+          <w:sz w:val="44"/>
+          <w:szCs w:val="44"/>
+        </w:rPr>
+        <w:t>42)what is abstraction ?</w:t>
+      </w:r>
     </w:p>
     <w:p>
       <w:pPr>
@@ -1379,17 +1149,7 @@
           <w:sz w:val="44"/>
           <w:szCs w:val="44"/>
         </w:rPr>
-        <w:t xml:space="preserve">53) how do you invoke a method </w:t>
-      </w:r>
-      <w:proofErr w:type="gramStart"/>
-      <w:r>
-        <w:rPr>
-          <w:b/>
-          <w:bCs/>
-          <w:sz w:val="44"/>
-          <w:szCs w:val="44"/>
-        </w:rPr>
-        <w:t xml:space="preserve">of  </w:t>
+        <w:t xml:space="preserve">53) how do you invoke a method of  </w:t>
       </w:r>
       <w:proofErr w:type="spellStart"/>
       <w:r>
@@ -1402,7 +1162,6 @@
         <w:t>i</w:t>
       </w:r>
       <w:proofErr w:type="spellEnd"/>
-      <w:proofErr w:type="gramEnd"/>
       <w:r>
         <w:rPr>
           <w:b/>
@@ -1479,7 +1238,6 @@
         <w:t xml:space="preserve">56) </w:t>
       </w:r>
       <w:proofErr w:type="spellStart"/>
-      <w:proofErr w:type="gramStart"/>
       <w:r>
         <w:rPr>
           <w:b/>
@@ -1497,20 +1255,9 @@
           <w:sz w:val="44"/>
           <w:szCs w:val="44"/>
         </w:rPr>
-        <w:t>(</w:t>
-      </w:r>
-      <w:proofErr w:type="gramEnd"/>
-      <w:r>
-        <w:rPr>
-          <w:b/>
-          <w:bCs/>
-          <w:sz w:val="44"/>
-          <w:szCs w:val="44"/>
-        </w:rPr>
-        <w:t xml:space="preserve">) and </w:t>
+        <w:t xml:space="preserve">() and </w:t>
       </w:r>
       <w:proofErr w:type="spellStart"/>
-      <w:proofErr w:type="gramStart"/>
       <w:r>
         <w:rPr>
           <w:b/>
@@ -1528,17 +1275,7 @@
           <w:sz w:val="44"/>
           <w:szCs w:val="44"/>
         </w:rPr>
-        <w:t>(</w:t>
-      </w:r>
-      <w:proofErr w:type="gramEnd"/>
-      <w:r>
-        <w:rPr>
-          <w:b/>
-          <w:bCs/>
-          <w:sz w:val="44"/>
-          <w:szCs w:val="44"/>
-        </w:rPr>
-        <w:t>)</w:t>
+        <w:t>()</w:t>
       </w:r>
     </w:p>
     <w:p>
@@ -1586,58 +1323,27 @@
           <w:sz w:val="44"/>
           <w:szCs w:val="44"/>
         </w:rPr>
-        <w:t xml:space="preserve">58)is it compulsory to write the catch block with </w:t>
-      </w:r>
-      <w:proofErr w:type="gramStart"/>
-      <w:r>
-        <w:rPr>
-          <w:b/>
-          <w:bCs/>
-          <w:sz w:val="44"/>
-          <w:szCs w:val="44"/>
-        </w:rPr>
-        <w:t>try ?</w:t>
-      </w:r>
-      <w:proofErr w:type="gramEnd"/>
-      <w:r>
-        <w:rPr>
-          <w:b/>
-          <w:bCs/>
-          <w:sz w:val="44"/>
-          <w:szCs w:val="44"/>
-        </w:rPr>
-        <w:t xml:space="preserve"> explain.</w:t>
-      </w:r>
-    </w:p>
-    <w:p>
-      <w:pPr>
-        <w:rPr>
-          <w:b/>
-          <w:bCs/>
-          <w:sz w:val="44"/>
-          <w:szCs w:val="44"/>
-        </w:rPr>
-      </w:pPr>
-      <w:r>
-        <w:rPr>
-          <w:b/>
-          <w:bCs/>
-          <w:sz w:val="44"/>
-          <w:szCs w:val="44"/>
-        </w:rPr>
-        <w:t xml:space="preserve">59)can we write consecutive try/ finally </w:t>
-      </w:r>
-      <w:proofErr w:type="gramStart"/>
-      <w:r>
-        <w:rPr>
-          <w:b/>
-          <w:bCs/>
-          <w:sz w:val="44"/>
-          <w:szCs w:val="44"/>
-        </w:rPr>
-        <w:t>blocks ?</w:t>
-      </w:r>
-      <w:proofErr w:type="gramEnd"/>
+        <w:t>58)is it compulsory to write the catch block with try ? explain.</w:t>
+      </w:r>
+    </w:p>
+    <w:p>
+      <w:pPr>
+        <w:rPr>
+          <w:b/>
+          <w:bCs/>
+          <w:sz w:val="44"/>
+          <w:szCs w:val="44"/>
+        </w:rPr>
+      </w:pPr>
+      <w:r>
+        <w:rPr>
+          <w:b/>
+          <w:bCs/>
+          <w:sz w:val="44"/>
+          <w:szCs w:val="44"/>
+        </w:rPr>
+        <w:t>59)can we write consecutive try/ finally blocks ?</w:t>
+      </w:r>
     </w:p>
     <w:p>
       <w:pPr>
@@ -1674,77 +1380,26 @@
           <w:sz w:val="44"/>
           <w:szCs w:val="44"/>
         </w:rPr>
-        <w:t xml:space="preserve">61)will finally always get </w:t>
-      </w:r>
-      <w:proofErr w:type="gramStart"/>
-      <w:r>
-        <w:rPr>
-          <w:b/>
-          <w:bCs/>
-          <w:sz w:val="44"/>
-          <w:szCs w:val="44"/>
-        </w:rPr>
-        <w:t>executed ?</w:t>
-      </w:r>
-      <w:proofErr w:type="gramEnd"/>
-    </w:p>
-    <w:p>
-      <w:pPr>
-        <w:rPr>
-          <w:b/>
-          <w:bCs/>
-          <w:sz w:val="44"/>
-          <w:szCs w:val="44"/>
-        </w:rPr>
-      </w:pPr>
-      <w:r>
-        <w:rPr>
-          <w:b/>
-          <w:bCs/>
-          <w:sz w:val="44"/>
-          <w:szCs w:val="44"/>
-        </w:rPr>
-        <w:t xml:space="preserve">62)why it’s compulsory to handle </w:t>
-      </w:r>
-      <w:proofErr w:type="gramStart"/>
-      <w:r>
-        <w:rPr>
-          <w:b/>
-          <w:bCs/>
-          <w:sz w:val="44"/>
-          <w:szCs w:val="44"/>
-        </w:rPr>
-        <w:t>checked(</w:t>
-      </w:r>
-      <w:proofErr w:type="gramEnd"/>
-      <w:r>
-        <w:rPr>
-          <w:b/>
-          <w:bCs/>
-          <w:sz w:val="44"/>
-          <w:szCs w:val="44"/>
-        </w:rPr>
-        <w:t xml:space="preserve">Compile) time exceptions at compile time? But optional to handle </w:t>
-      </w:r>
-      <w:proofErr w:type="gramStart"/>
-      <w:r>
-        <w:rPr>
-          <w:b/>
-          <w:bCs/>
-          <w:sz w:val="44"/>
-          <w:szCs w:val="44"/>
-        </w:rPr>
-        <w:t>unchecked(</w:t>
-      </w:r>
-      <w:proofErr w:type="gramEnd"/>
-      <w:r>
-        <w:rPr>
-          <w:b/>
-          <w:bCs/>
-          <w:sz w:val="44"/>
-          <w:szCs w:val="44"/>
-        </w:rPr>
-        <w:t>Runtime) exceptions at compile time?</w:t>
+        <w:t>61)will finally always get executed ?</w:t>
+      </w:r>
+    </w:p>
+    <w:p>
+      <w:pPr>
+        <w:rPr>
+          <w:b/>
+          <w:bCs/>
+          <w:sz w:val="44"/>
+          <w:szCs w:val="44"/>
+        </w:rPr>
+      </w:pPr>
+      <w:r>
+        <w:rPr>
+          <w:b/>
+          <w:bCs/>
+          <w:sz w:val="44"/>
+          <w:szCs w:val="44"/>
+        </w:rPr>
+        <w:t>62)why it’s compulsory to handle checked(Compile) time exceptions at compile time? But optional to handle unchecked(Runtime) exceptions at compile time?</w:t>
       </w:r>
     </w:p>
     <w:p>
@@ -1782,77 +1437,26 @@
           <w:sz w:val="44"/>
           <w:szCs w:val="44"/>
         </w:rPr>
-        <w:t xml:space="preserve">64)when to use the throw </w:t>
-      </w:r>
-      <w:proofErr w:type="gramStart"/>
-      <w:r>
-        <w:rPr>
-          <w:b/>
-          <w:bCs/>
-          <w:sz w:val="44"/>
-          <w:szCs w:val="44"/>
-        </w:rPr>
-        <w:t>keyword ?</w:t>
-      </w:r>
-      <w:proofErr w:type="gramEnd"/>
-    </w:p>
-    <w:p>
-      <w:pPr>
-        <w:rPr>
-          <w:b/>
-          <w:bCs/>
-          <w:sz w:val="44"/>
-          <w:szCs w:val="44"/>
-        </w:rPr>
-      </w:pPr>
-      <w:r>
-        <w:rPr>
-          <w:b/>
-          <w:bCs/>
-          <w:sz w:val="44"/>
-          <w:szCs w:val="44"/>
-        </w:rPr>
-        <w:t xml:space="preserve">65)can you throw the multiple exceptions from the single try block </w:t>
-      </w:r>
-      <w:proofErr w:type="gramStart"/>
-      <w:r>
-        <w:rPr>
-          <w:b/>
-          <w:bCs/>
-          <w:sz w:val="44"/>
-          <w:szCs w:val="44"/>
-        </w:rPr>
-        <w:t>a)with</w:t>
-      </w:r>
-      <w:proofErr w:type="gramEnd"/>
-      <w:r>
-        <w:rPr>
-          <w:b/>
-          <w:bCs/>
-          <w:sz w:val="44"/>
-          <w:szCs w:val="44"/>
-        </w:rPr>
-        <w:t xml:space="preserve"> overlapping logic. </w:t>
-      </w:r>
-      <w:proofErr w:type="gramStart"/>
-      <w:r>
-        <w:rPr>
-          <w:b/>
-          <w:bCs/>
-          <w:sz w:val="44"/>
-          <w:szCs w:val="44"/>
-        </w:rPr>
-        <w:t>b)separate</w:t>
-      </w:r>
-      <w:proofErr w:type="gramEnd"/>
-      <w:r>
-        <w:rPr>
-          <w:b/>
-          <w:bCs/>
-          <w:sz w:val="44"/>
-          <w:szCs w:val="44"/>
-        </w:rPr>
-        <w:t xml:space="preserve"> logic.</w:t>
+        <w:t>64)when to use the throw keyword ?</w:t>
+      </w:r>
+    </w:p>
+    <w:p>
+      <w:pPr>
+        <w:rPr>
+          <w:b/>
+          <w:bCs/>
+          <w:sz w:val="44"/>
+          <w:szCs w:val="44"/>
+        </w:rPr>
+      </w:pPr>
+      <w:r>
+        <w:rPr>
+          <w:b/>
+          <w:bCs/>
+          <w:sz w:val="44"/>
+          <w:szCs w:val="44"/>
+        </w:rPr>
+        <w:t>65)can you throw the multiple exceptions from the single try block a)with overlapping logic. b)separate logic.</w:t>
       </w:r>
     </w:p>
     <w:p>
@@ -1881,98 +1485,27 @@
           <w:sz w:val="44"/>
           <w:szCs w:val="44"/>
         </w:rPr>
-        <w:t xml:space="preserve">Can we throw an </w:t>
-      </w:r>
-      <w:proofErr w:type="gramStart"/>
-      <w:r>
-        <w:rPr>
-          <w:b/>
-          <w:bCs/>
-          <w:sz w:val="44"/>
-          <w:szCs w:val="44"/>
-        </w:rPr>
-        <w:t>Exception  from</w:t>
-      </w:r>
-      <w:proofErr w:type="gramEnd"/>
-      <w:r>
-        <w:rPr>
-          <w:b/>
-          <w:bCs/>
-          <w:sz w:val="44"/>
-          <w:szCs w:val="44"/>
-        </w:rPr>
-        <w:t xml:space="preserve"> </w:t>
-      </w:r>
-      <w:proofErr w:type="gramStart"/>
-      <w:r>
-        <w:rPr>
-          <w:b/>
-          <w:bCs/>
-          <w:sz w:val="44"/>
-          <w:szCs w:val="44"/>
-        </w:rPr>
-        <w:t>constructor ?</w:t>
-      </w:r>
-      <w:proofErr w:type="gramEnd"/>
-      <w:r>
-        <w:rPr>
-          <w:b/>
-          <w:bCs/>
-          <w:sz w:val="44"/>
-          <w:szCs w:val="44"/>
-        </w:rPr>
-        <w:t xml:space="preserve"> </w:t>
-      </w:r>
-    </w:p>
-    <w:p>
-      <w:pPr>
-        <w:rPr>
-          <w:b/>
-          <w:bCs/>
-          <w:sz w:val="44"/>
-          <w:szCs w:val="44"/>
-        </w:rPr>
-      </w:pPr>
-      <w:r>
-        <w:rPr>
-          <w:b/>
-          <w:bCs/>
-          <w:sz w:val="44"/>
-          <w:szCs w:val="44"/>
-        </w:rPr>
-        <w:t xml:space="preserve">67)what is static </w:t>
-      </w:r>
-      <w:proofErr w:type="gramStart"/>
-      <w:r>
-        <w:rPr>
-          <w:b/>
-          <w:bCs/>
-          <w:sz w:val="44"/>
-          <w:szCs w:val="44"/>
-        </w:rPr>
-        <w:t>block ?</w:t>
-      </w:r>
-      <w:proofErr w:type="gramEnd"/>
-      <w:r>
-        <w:rPr>
-          <w:b/>
-          <w:bCs/>
-          <w:sz w:val="44"/>
-          <w:szCs w:val="44"/>
-        </w:rPr>
-        <w:t xml:space="preserve"> and it’s </w:t>
-      </w:r>
-      <w:proofErr w:type="gramStart"/>
-      <w:r>
-        <w:rPr>
-          <w:b/>
-          <w:bCs/>
-          <w:sz w:val="44"/>
-          <w:szCs w:val="44"/>
-        </w:rPr>
-        <w:t>use ?</w:t>
-      </w:r>
-      <w:proofErr w:type="gramEnd"/>
+        <w:t xml:space="preserve">Can we throw an Exception  from constructor ? </w:t>
+      </w:r>
+    </w:p>
+    <w:p>
+      <w:pPr>
+        <w:rPr>
+          <w:b/>
+          <w:bCs/>
+          <w:sz w:val="44"/>
+          <w:szCs w:val="44"/>
+        </w:rPr>
+      </w:pPr>
+      <w:r>
+        <w:rPr>
+          <w:b/>
+          <w:bCs/>
+          <w:sz w:val="44"/>
+          <w:szCs w:val="44"/>
+        </w:rPr>
+        <w:t>67)what is static block ? and it’s use ?</w:t>
+      </w:r>
     </w:p>
     <w:p>
       <w:pPr>
@@ -2018,17 +1551,7 @@
           <w:sz w:val="44"/>
           <w:szCs w:val="44"/>
         </w:rPr>
-        <w:t xml:space="preserve">69)What </w:t>
-      </w:r>
-      <w:proofErr w:type="gramStart"/>
-      <w:r>
-        <w:rPr>
-          <w:b/>
-          <w:bCs/>
-          <w:sz w:val="44"/>
-          <w:szCs w:val="44"/>
-        </w:rPr>
-        <w:t>is .</w:t>
+        <w:t>69)What is .</w:t>
       </w:r>
       <w:proofErr w:type="spellStart"/>
       <w:r>
@@ -2041,7 +1564,6 @@
         <w:t>hashCode</w:t>
       </w:r>
       <w:proofErr w:type="spellEnd"/>
-      <w:proofErr w:type="gramEnd"/>
       <w:r>
         <w:rPr>
           <w:b/>
@@ -2052,7 +1574,6 @@
         <w:t xml:space="preserve">() and </w:t>
       </w:r>
       <w:proofErr w:type="spellStart"/>
-      <w:proofErr w:type="gramStart"/>
       <w:r>
         <w:rPr>
           <w:b/>
@@ -2063,7 +1584,6 @@
         <w:t>it’s</w:t>
       </w:r>
       <w:proofErr w:type="spellEnd"/>
-      <w:proofErr w:type="gramEnd"/>
       <w:r>
         <w:rPr>
           <w:b/>
@@ -2090,67 +1610,26 @@
           <w:sz w:val="44"/>
           <w:szCs w:val="44"/>
         </w:rPr>
-        <w:t xml:space="preserve">70)what </w:t>
-      </w:r>
-      <w:proofErr w:type="gramStart"/>
-      <w:r>
-        <w:rPr>
-          <w:b/>
-          <w:bCs/>
-          <w:sz w:val="44"/>
-          <w:szCs w:val="44"/>
-        </w:rPr>
-        <w:t>is .intern</w:t>
-      </w:r>
-      <w:proofErr w:type="gramEnd"/>
-      <w:r>
-        <w:rPr>
-          <w:b/>
-          <w:bCs/>
-          <w:sz w:val="44"/>
-          <w:szCs w:val="44"/>
-        </w:rPr>
-        <w:t xml:space="preserve">() method and String interning in </w:t>
-      </w:r>
-      <w:proofErr w:type="gramStart"/>
-      <w:r>
-        <w:rPr>
-          <w:b/>
-          <w:bCs/>
-          <w:sz w:val="44"/>
-          <w:szCs w:val="44"/>
-        </w:rPr>
-        <w:t>java ?</w:t>
-      </w:r>
-      <w:proofErr w:type="gramEnd"/>
-    </w:p>
-    <w:p>
-      <w:pPr>
-        <w:rPr>
-          <w:b/>
-          <w:bCs/>
-          <w:sz w:val="44"/>
-          <w:szCs w:val="44"/>
-        </w:rPr>
-      </w:pPr>
-      <w:r>
-        <w:rPr>
-          <w:b/>
-          <w:bCs/>
-          <w:sz w:val="44"/>
-          <w:szCs w:val="44"/>
-        </w:rPr>
-        <w:t xml:space="preserve">71)how can we override </w:t>
-      </w:r>
-      <w:proofErr w:type="gramStart"/>
-      <w:r>
-        <w:rPr>
-          <w:b/>
-          <w:bCs/>
-          <w:sz w:val="44"/>
-          <w:szCs w:val="44"/>
-        </w:rPr>
-        <w:t>the .</w:t>
+        <w:t>70)what is .intern() method and String interning in java ?</w:t>
+      </w:r>
+    </w:p>
+    <w:p>
+      <w:pPr>
+        <w:rPr>
+          <w:b/>
+          <w:bCs/>
+          <w:sz w:val="44"/>
+          <w:szCs w:val="44"/>
+        </w:rPr>
+      </w:pPr>
+      <w:r>
+        <w:rPr>
+          <w:b/>
+          <w:bCs/>
+          <w:sz w:val="44"/>
+          <w:szCs w:val="44"/>
+        </w:rPr>
+        <w:t>71)how can we override the .</w:t>
       </w:r>
       <w:proofErr w:type="spellStart"/>
       <w:r>
@@ -2163,7 +1642,6 @@
         <w:t>hashCode</w:t>
       </w:r>
       <w:proofErr w:type="spellEnd"/>
-      <w:proofErr w:type="gramEnd"/>
       <w:r>
         <w:rPr>
           <w:b/>
@@ -2190,17 +1668,7 @@
           <w:sz w:val="44"/>
           <w:szCs w:val="44"/>
         </w:rPr>
-        <w:t xml:space="preserve">72) String class </w:t>
-      </w:r>
-      <w:proofErr w:type="gramStart"/>
-      <w:r>
-        <w:rPr>
-          <w:b/>
-          <w:bCs/>
-          <w:sz w:val="44"/>
-          <w:szCs w:val="44"/>
-        </w:rPr>
-        <w:t>and  .</w:t>
+        <w:t>72) String class and  .</w:t>
       </w:r>
       <w:proofErr w:type="spellStart"/>
       <w:r>
@@ -2220,17 +1688,7 @@
           <w:sz w:val="44"/>
           <w:szCs w:val="44"/>
         </w:rPr>
-        <w:t>(</w:t>
-      </w:r>
-      <w:proofErr w:type="gramEnd"/>
-      <w:r>
-        <w:rPr>
-          <w:b/>
-          <w:bCs/>
-          <w:sz w:val="44"/>
-          <w:szCs w:val="44"/>
-        </w:rPr>
-        <w:t>) method.</w:t>
+        <w:t>() method.</w:t>
       </w:r>
     </w:p>
     <w:p>
@@ -2345,39 +1803,8 @@
           <w:sz w:val="44"/>
           <w:szCs w:val="44"/>
         </w:rPr>
-        <w:t xml:space="preserve">77) what are the cases when </w:t>
-      </w:r>
-      <w:proofErr w:type="gramStart"/>
-      <w:r>
-        <w:rPr>
-          <w:b/>
-          <w:bCs/>
-          <w:sz w:val="44"/>
-          <w:szCs w:val="44"/>
-        </w:rPr>
-        <w:t>finally</w:t>
-      </w:r>
-      <w:proofErr w:type="gramEnd"/>
-      <w:r>
-        <w:rPr>
-          <w:b/>
-          <w:bCs/>
-          <w:sz w:val="44"/>
-          <w:szCs w:val="44"/>
-        </w:rPr>
-        <w:t xml:space="preserve"> does not </w:t>
-      </w:r>
-      <w:proofErr w:type="gramStart"/>
-      <w:r>
-        <w:rPr>
-          <w:b/>
-          <w:bCs/>
-          <w:sz w:val="44"/>
-          <w:szCs w:val="44"/>
-        </w:rPr>
-        <w:t>execute ?</w:t>
-      </w:r>
-      <w:proofErr w:type="gramEnd"/>
+        <w:t>77) what are the cases when finally does not execute ?</w:t>
+      </w:r>
     </w:p>
     <w:p>
       <w:pPr>
@@ -2434,17 +1861,7 @@
           <w:sz w:val="44"/>
           <w:szCs w:val="44"/>
         </w:rPr>
-        <w:t xml:space="preserve">80) what </w:t>
-      </w:r>
-      <w:proofErr w:type="gramStart"/>
-      <w:r>
-        <w:rPr>
-          <w:b/>
-          <w:bCs/>
-          <w:sz w:val="44"/>
-          <w:szCs w:val="44"/>
-        </w:rPr>
-        <w:t>is .</w:t>
+        <w:t>80) what is .</w:t>
       </w:r>
       <w:proofErr w:type="spellStart"/>
       <w:r>
@@ -2457,7 +1874,6 @@
         <w:t>hashCode</w:t>
       </w:r>
       <w:proofErr w:type="spellEnd"/>
-      <w:proofErr w:type="gramEnd"/>
       <w:r>
         <w:rPr>
           <w:b/>
@@ -2468,7 +1884,6 @@
         <w:t xml:space="preserve">() and </w:t>
       </w:r>
       <w:proofErr w:type="spellStart"/>
-      <w:proofErr w:type="gramStart"/>
       <w:r>
         <w:rPr>
           <w:b/>
@@ -2479,27 +1894,15 @@
         <w:t>it’s</w:t>
       </w:r>
       <w:proofErr w:type="spellEnd"/>
-      <w:proofErr w:type="gramEnd"/>
-      <w:r>
-        <w:rPr>
-          <w:b/>
-          <w:bCs/>
-          <w:sz w:val="44"/>
-          <w:szCs w:val="44"/>
-        </w:rPr>
-        <w:t xml:space="preserve"> </w:t>
-      </w:r>
-      <w:proofErr w:type="gramStart"/>
-      <w:r>
-        <w:rPr>
-          <w:b/>
-          <w:bCs/>
-          <w:sz w:val="44"/>
-          <w:szCs w:val="44"/>
-        </w:rPr>
-        <w:t>significance ?</w:t>
-      </w:r>
-      <w:proofErr w:type="gramEnd"/>
+      <w:r>
+        <w:rPr>
+          <w:b/>
+          <w:bCs/>
+          <w:sz w:val="44"/>
+          <w:szCs w:val="44"/>
+        </w:rPr>
+        <w:t xml:space="preserve"> significance ?</w:t>
+      </w:r>
     </w:p>
     <w:p>
       <w:pPr>
@@ -2537,126 +1940,45 @@
           <w:sz w:val="44"/>
           <w:szCs w:val="44"/>
         </w:rPr>
-        <w:t xml:space="preserve"> of </w:t>
-      </w:r>
-      <w:proofErr w:type="gramStart"/>
-      <w:r>
-        <w:rPr>
-          <w:b/>
-          <w:bCs/>
-          <w:sz w:val="44"/>
-          <w:szCs w:val="44"/>
-        </w:rPr>
-        <w:t>the .equals</w:t>
-      </w:r>
-      <w:proofErr w:type="gramEnd"/>
-      <w:r>
-        <w:rPr>
-          <w:b/>
-          <w:bCs/>
-          <w:sz w:val="44"/>
-          <w:szCs w:val="44"/>
-        </w:rPr>
-        <w:t xml:space="preserve">() in </w:t>
-      </w:r>
-      <w:proofErr w:type="gramStart"/>
-      <w:r>
-        <w:rPr>
-          <w:b/>
-          <w:bCs/>
-          <w:sz w:val="44"/>
-          <w:szCs w:val="44"/>
-        </w:rPr>
-        <w:t>java ?</w:t>
-      </w:r>
-      <w:proofErr w:type="gramEnd"/>
-    </w:p>
-    <w:p>
-      <w:pPr>
-        <w:rPr>
-          <w:b/>
-          <w:bCs/>
-          <w:sz w:val="44"/>
-          <w:szCs w:val="44"/>
-        </w:rPr>
-      </w:pPr>
-      <w:r>
-        <w:rPr>
-          <w:b/>
-          <w:bCs/>
-          <w:sz w:val="44"/>
-          <w:szCs w:val="44"/>
-        </w:rPr>
-        <w:t xml:space="preserve">82) why </w:t>
-      </w:r>
-      <w:proofErr w:type="gramStart"/>
-      <w:r>
-        <w:rPr>
-          <w:b/>
-          <w:bCs/>
-          <w:sz w:val="44"/>
-          <w:szCs w:val="44"/>
-        </w:rPr>
-        <w:t>does .equals</w:t>
-      </w:r>
-      <w:proofErr w:type="gramEnd"/>
-      <w:r>
-        <w:rPr>
-          <w:b/>
-          <w:bCs/>
-          <w:sz w:val="44"/>
-          <w:szCs w:val="44"/>
-        </w:rPr>
-        <w:t>() behaves differently in String class?</w:t>
-      </w:r>
-    </w:p>
-    <w:p>
-      <w:pPr>
-        <w:rPr>
-          <w:b/>
-          <w:bCs/>
-          <w:sz w:val="44"/>
-          <w:szCs w:val="44"/>
-        </w:rPr>
-      </w:pPr>
-      <w:r>
-        <w:rPr>
-          <w:b/>
-          <w:bCs/>
-          <w:sz w:val="44"/>
-          <w:szCs w:val="44"/>
-        </w:rPr>
-        <w:t xml:space="preserve">83)what is the contract </w:t>
-      </w:r>
-      <w:proofErr w:type="gramStart"/>
-      <w:r>
-        <w:rPr>
-          <w:b/>
-          <w:bCs/>
-          <w:sz w:val="44"/>
-          <w:szCs w:val="44"/>
-        </w:rPr>
-        <w:t>between .equals</w:t>
-      </w:r>
-      <w:proofErr w:type="gramEnd"/>
-      <w:r>
-        <w:rPr>
-          <w:b/>
-          <w:bCs/>
-          <w:sz w:val="44"/>
-          <w:szCs w:val="44"/>
-        </w:rPr>
-        <w:t xml:space="preserve">() </w:t>
-      </w:r>
-      <w:proofErr w:type="gramStart"/>
-      <w:r>
-        <w:rPr>
-          <w:b/>
-          <w:bCs/>
-          <w:sz w:val="44"/>
-          <w:szCs w:val="44"/>
-        </w:rPr>
-        <w:t>and .</w:t>
+        <w:t xml:space="preserve"> of the .equals() in java ?</w:t>
+      </w:r>
+    </w:p>
+    <w:p>
+      <w:pPr>
+        <w:rPr>
+          <w:b/>
+          <w:bCs/>
+          <w:sz w:val="44"/>
+          <w:szCs w:val="44"/>
+        </w:rPr>
+      </w:pPr>
+      <w:r>
+        <w:rPr>
+          <w:b/>
+          <w:bCs/>
+          <w:sz w:val="44"/>
+          <w:szCs w:val="44"/>
+        </w:rPr>
+        <w:t>82) why does .equals() behaves differently in String class?</w:t>
+      </w:r>
+    </w:p>
+    <w:p>
+      <w:pPr>
+        <w:rPr>
+          <w:b/>
+          <w:bCs/>
+          <w:sz w:val="44"/>
+          <w:szCs w:val="44"/>
+        </w:rPr>
+      </w:pPr>
+      <w:r>
+        <w:rPr>
+          <w:b/>
+          <w:bCs/>
+          <w:sz w:val="44"/>
+          <w:szCs w:val="44"/>
+        </w:rPr>
+        <w:t>83)what is the contract between .equals() and .</w:t>
       </w:r>
       <w:proofErr w:type="spellStart"/>
       <w:r>
@@ -2669,57 +1991,34 @@
         <w:t>hashCode</w:t>
       </w:r>
       <w:proofErr w:type="spellEnd"/>
-      <w:proofErr w:type="gramEnd"/>
-      <w:r>
-        <w:rPr>
-          <w:b/>
-          <w:bCs/>
-          <w:sz w:val="44"/>
-          <w:szCs w:val="44"/>
-        </w:rPr>
-        <w:t xml:space="preserve">() in </w:t>
-      </w:r>
-      <w:proofErr w:type="gramStart"/>
-      <w:r>
-        <w:rPr>
-          <w:b/>
-          <w:bCs/>
-          <w:sz w:val="44"/>
-          <w:szCs w:val="44"/>
-        </w:rPr>
-        <w:t>java ?</w:t>
-      </w:r>
-      <w:proofErr w:type="gramEnd"/>
-    </w:p>
-    <w:p>
-      <w:pPr>
-        <w:rPr>
-          <w:b/>
-          <w:bCs/>
-          <w:sz w:val="44"/>
-          <w:szCs w:val="44"/>
-        </w:rPr>
-      </w:pPr>
-      <w:r>
-        <w:rPr>
-          <w:b/>
-          <w:bCs/>
-          <w:sz w:val="44"/>
-          <w:szCs w:val="44"/>
-        </w:rPr>
-        <w:t xml:space="preserve">84) </w:t>
-      </w:r>
-      <w:proofErr w:type="gramStart"/>
-      <w:r>
-        <w:rPr>
-          <w:b/>
-          <w:bCs/>
-          <w:sz w:val="44"/>
-          <w:szCs w:val="44"/>
-        </w:rPr>
-        <w:t>define :</w:t>
-      </w:r>
-      <w:proofErr w:type="gramEnd"/>
+      <w:r>
+        <w:rPr>
+          <w:b/>
+          <w:bCs/>
+          <w:sz w:val="44"/>
+          <w:szCs w:val="44"/>
+        </w:rPr>
+        <w:t>() in java ?</w:t>
+      </w:r>
+    </w:p>
+    <w:p>
+      <w:pPr>
+        <w:rPr>
+          <w:b/>
+          <w:bCs/>
+          <w:sz w:val="44"/>
+          <w:szCs w:val="44"/>
+        </w:rPr>
+      </w:pPr>
+      <w:r>
+        <w:rPr>
+          <w:b/>
+          <w:bCs/>
+          <w:sz w:val="44"/>
+          <w:szCs w:val="44"/>
+        </w:rPr>
+        <w:t>84) define :</w:t>
+      </w:r>
       <w:r>
         <w:rPr>
           <w:b/>
@@ -2728,17 +2027,7 @@
           <w:szCs w:val="44"/>
         </w:rPr>
         <w:br/>
-        <w:t xml:space="preserve"> </w:t>
-      </w:r>
-      <w:proofErr w:type="gramStart"/>
-      <w:r>
-        <w:rPr>
-          <w:b/>
-          <w:bCs/>
-          <w:sz w:val="44"/>
-          <w:szCs w:val="44"/>
-        </w:rPr>
-        <w:t>a)</w:t>
+        <w:t xml:space="preserve"> a)</w:t>
       </w:r>
       <w:proofErr w:type="spellStart"/>
       <w:r>
@@ -2751,18 +2040,16 @@
         <w:t>reflexitivity</w:t>
       </w:r>
       <w:proofErr w:type="spellEnd"/>
-      <w:proofErr w:type="gramEnd"/>
-    </w:p>
-    <w:p>
-      <w:pPr>
-        <w:rPr>
-          <w:b/>
-          <w:bCs/>
-          <w:sz w:val="44"/>
-          <w:szCs w:val="44"/>
-        </w:rPr>
-      </w:pPr>
-      <w:proofErr w:type="gramStart"/>
+    </w:p>
+    <w:p>
+      <w:pPr>
+        <w:rPr>
+          <w:b/>
+          <w:bCs/>
+          <w:sz w:val="44"/>
+          <w:szCs w:val="44"/>
+        </w:rPr>
+      </w:pPr>
       <w:r>
         <w:rPr>
           <w:b/>
@@ -2772,7 +2059,6 @@
         </w:rPr>
         <w:t>b)consistency</w:t>
       </w:r>
-      <w:proofErr w:type="gramEnd"/>
     </w:p>
     <w:p>
       <w:pPr>
@@ -2821,74 +2107,43 @@
           <w:szCs w:val="44"/>
         </w:rPr>
       </w:pPr>
-      <w:proofErr w:type="gramStart"/>
-      <w:r>
-        <w:rPr>
-          <w:b/>
-          <w:bCs/>
-          <w:sz w:val="44"/>
-          <w:szCs w:val="44"/>
-        </w:rPr>
-        <w:t>e)transitivity</w:t>
-      </w:r>
-      <w:proofErr w:type="gramEnd"/>
-      <w:r>
-        <w:rPr>
-          <w:b/>
-          <w:bCs/>
-          <w:sz w:val="44"/>
-          <w:szCs w:val="44"/>
-        </w:rPr>
-        <w:t xml:space="preserve"> </w:t>
-      </w:r>
-    </w:p>
-    <w:p>
-      <w:pPr>
-        <w:rPr>
-          <w:b/>
-          <w:bCs/>
-          <w:sz w:val="44"/>
-          <w:szCs w:val="44"/>
-        </w:rPr>
-      </w:pPr>
-    </w:p>
-    <w:p>
-      <w:pPr>
-        <w:rPr>
-          <w:b/>
-          <w:bCs/>
-          <w:sz w:val="44"/>
-          <w:szCs w:val="44"/>
-        </w:rPr>
-      </w:pPr>
-      <w:r>
-        <w:rPr>
-          <w:b/>
-          <w:bCs/>
-          <w:sz w:val="44"/>
-          <w:szCs w:val="44"/>
-        </w:rPr>
-        <w:t xml:space="preserve">contracts </w:t>
-      </w:r>
-      <w:proofErr w:type="gramStart"/>
-      <w:r>
-        <w:rPr>
-          <w:b/>
-          <w:bCs/>
-          <w:sz w:val="44"/>
-          <w:szCs w:val="44"/>
-        </w:rPr>
-        <w:t>of .equals</w:t>
-      </w:r>
-      <w:proofErr w:type="gramEnd"/>
-      <w:r>
-        <w:rPr>
-          <w:b/>
-          <w:bCs/>
-          <w:sz w:val="44"/>
-          <w:szCs w:val="44"/>
-        </w:rPr>
-        <w:t>() in java with example.</w:t>
+      <w:r>
+        <w:rPr>
+          <w:b/>
+          <w:bCs/>
+          <w:sz w:val="44"/>
+          <w:szCs w:val="44"/>
+        </w:rPr>
+        <w:t xml:space="preserve">e)transitivity </w:t>
+      </w:r>
+    </w:p>
+    <w:p>
+      <w:pPr>
+        <w:rPr>
+          <w:b/>
+          <w:bCs/>
+          <w:sz w:val="44"/>
+          <w:szCs w:val="44"/>
+        </w:rPr>
+      </w:pPr>
+    </w:p>
+    <w:p>
+      <w:pPr>
+        <w:rPr>
+          <w:b/>
+          <w:bCs/>
+          <w:sz w:val="44"/>
+          <w:szCs w:val="44"/>
+        </w:rPr>
+      </w:pPr>
+      <w:r>
+        <w:rPr>
+          <w:b/>
+          <w:bCs/>
+          <w:sz w:val="44"/>
+          <w:szCs w:val="44"/>
+        </w:rPr>
+        <w:t>contracts of .equals() in java with example.</w:t>
       </w:r>
     </w:p>
     <w:p>
@@ -2918,37 +2173,7 @@
           <w:szCs w:val="44"/>
         </w:rPr>
         <w:lastRenderedPageBreak/>
-        <w:t xml:space="preserve">85) why to </w:t>
-      </w:r>
-      <w:proofErr w:type="gramStart"/>
-      <w:r>
-        <w:rPr>
-          <w:b/>
-          <w:bCs/>
-          <w:sz w:val="44"/>
-          <w:szCs w:val="44"/>
-        </w:rPr>
-        <w:t>override .equals</w:t>
-      </w:r>
-      <w:proofErr w:type="gramEnd"/>
-      <w:r>
-        <w:rPr>
-          <w:b/>
-          <w:bCs/>
-          <w:sz w:val="44"/>
-          <w:szCs w:val="44"/>
-        </w:rPr>
-        <w:t xml:space="preserve">() </w:t>
-      </w:r>
-      <w:proofErr w:type="gramStart"/>
-      <w:r>
-        <w:rPr>
-          <w:b/>
-          <w:bCs/>
-          <w:sz w:val="44"/>
-          <w:szCs w:val="44"/>
-        </w:rPr>
-        <w:t>and .</w:t>
+        <w:t>85) why to override .equals() and .</w:t>
       </w:r>
       <w:proofErr w:type="spellStart"/>
       <w:r>
@@ -2961,75 +2186,33 @@
         <w:t>hashCode</w:t>
       </w:r>
       <w:proofErr w:type="spellEnd"/>
-      <w:proofErr w:type="gramEnd"/>
-      <w:r>
-        <w:rPr>
-          <w:b/>
-          <w:bCs/>
-          <w:sz w:val="44"/>
-          <w:szCs w:val="44"/>
-        </w:rPr>
-        <w:t xml:space="preserve">() together in </w:t>
-      </w:r>
-      <w:proofErr w:type="gramStart"/>
-      <w:r>
-        <w:rPr>
-          <w:b/>
-          <w:bCs/>
-          <w:sz w:val="44"/>
-          <w:szCs w:val="44"/>
-        </w:rPr>
-        <w:t>java ?</w:t>
-      </w:r>
-      <w:proofErr w:type="gramEnd"/>
-    </w:p>
-    <w:p>
-      <w:pPr>
-        <w:rPr>
-          <w:b/>
-          <w:bCs/>
-          <w:sz w:val="44"/>
-          <w:szCs w:val="44"/>
-        </w:rPr>
-      </w:pPr>
-      <w:r>
-        <w:rPr>
-          <w:b/>
-          <w:bCs/>
-          <w:sz w:val="44"/>
-          <w:szCs w:val="44"/>
-        </w:rPr>
-        <w:t xml:space="preserve">86)what are the best practices followed when overriding </w:t>
-      </w:r>
-      <w:proofErr w:type="gramStart"/>
-      <w:r>
-        <w:rPr>
-          <w:b/>
-          <w:bCs/>
-          <w:sz w:val="44"/>
-          <w:szCs w:val="44"/>
-        </w:rPr>
-        <w:t>the .equals</w:t>
-      </w:r>
-      <w:proofErr w:type="gramEnd"/>
-      <w:r>
-        <w:rPr>
-          <w:b/>
-          <w:bCs/>
-          <w:sz w:val="44"/>
-          <w:szCs w:val="44"/>
-        </w:rPr>
-        <w:t xml:space="preserve">() </w:t>
-      </w:r>
-      <w:proofErr w:type="gramStart"/>
-      <w:r>
-        <w:rPr>
-          <w:b/>
-          <w:bCs/>
-          <w:sz w:val="44"/>
-          <w:szCs w:val="44"/>
-        </w:rPr>
-        <w:t>and .</w:t>
+      <w:r>
+        <w:rPr>
+          <w:b/>
+          <w:bCs/>
+          <w:sz w:val="44"/>
+          <w:szCs w:val="44"/>
+        </w:rPr>
+        <w:t>() together in java ?</w:t>
+      </w:r>
+    </w:p>
+    <w:p>
+      <w:pPr>
+        <w:rPr>
+          <w:b/>
+          <w:bCs/>
+          <w:sz w:val="44"/>
+          <w:szCs w:val="44"/>
+        </w:rPr>
+      </w:pPr>
+      <w:r>
+        <w:rPr>
+          <w:b/>
+          <w:bCs/>
+          <w:sz w:val="44"/>
+          <w:szCs w:val="44"/>
+        </w:rPr>
+        <w:t>86)what are the best practices followed when overriding the .equals() and .</w:t>
       </w:r>
       <w:proofErr w:type="spellStart"/>
       <w:r>
@@ -3042,7 +2225,6 @@
         <w:t>hashCode</w:t>
       </w:r>
       <w:proofErr w:type="spellEnd"/>
-      <w:proofErr w:type="gramEnd"/>
       <w:r>
         <w:rPr>
           <w:b/>
@@ -3069,27 +2251,7 @@
           <w:sz w:val="44"/>
           <w:szCs w:val="44"/>
         </w:rPr>
-        <w:t xml:space="preserve">87)what is the HAS-A relationship in </w:t>
-      </w:r>
-      <w:proofErr w:type="gramStart"/>
-      <w:r>
-        <w:rPr>
-          <w:b/>
-          <w:bCs/>
-          <w:sz w:val="44"/>
-          <w:szCs w:val="44"/>
-        </w:rPr>
-        <w:t>Java ?</w:t>
-      </w:r>
-      <w:proofErr w:type="gramEnd"/>
-      <w:r>
-        <w:rPr>
-          <w:b/>
-          <w:bCs/>
-          <w:sz w:val="44"/>
-          <w:szCs w:val="44"/>
-        </w:rPr>
-        <w:t xml:space="preserve"> Can you equate the HAS-A with </w:t>
+        <w:t xml:space="preserve">87)what is the HAS-A relationship in Java ? Can you equate the HAS-A with </w:t>
       </w:r>
       <w:proofErr w:type="spellStart"/>
       <w:r>
@@ -3109,49 +2271,27 @@
           <w:sz w:val="44"/>
           <w:szCs w:val="44"/>
         </w:rPr>
-        <w:t xml:space="preserve"> injection in </w:t>
-      </w:r>
-      <w:proofErr w:type="gramStart"/>
-      <w:r>
-        <w:rPr>
-          <w:b/>
-          <w:bCs/>
-          <w:sz w:val="44"/>
-          <w:szCs w:val="44"/>
-        </w:rPr>
-        <w:t>java ?</w:t>
-      </w:r>
-      <w:proofErr w:type="gramEnd"/>
-    </w:p>
-    <w:p>
-      <w:pPr>
-        <w:rPr>
-          <w:b/>
-          <w:bCs/>
-          <w:sz w:val="44"/>
-          <w:szCs w:val="44"/>
-        </w:rPr>
-      </w:pPr>
-      <w:r>
-        <w:rPr>
-          <w:b/>
-          <w:bCs/>
-          <w:sz w:val="44"/>
-          <w:szCs w:val="44"/>
-        </w:rPr>
-        <w:t xml:space="preserve">88) what is the difference between reference and Object in </w:t>
-      </w:r>
-      <w:proofErr w:type="gramStart"/>
-      <w:r>
-        <w:rPr>
-          <w:b/>
-          <w:bCs/>
-          <w:sz w:val="44"/>
-          <w:szCs w:val="44"/>
-        </w:rPr>
-        <w:t>Java ?</w:t>
-      </w:r>
-      <w:proofErr w:type="gramEnd"/>
+        <w:t xml:space="preserve"> injection in java ?</w:t>
+      </w:r>
+    </w:p>
+    <w:p>
+      <w:pPr>
+        <w:rPr>
+          <w:b/>
+          <w:bCs/>
+          <w:sz w:val="44"/>
+          <w:szCs w:val="44"/>
+        </w:rPr>
+      </w:pPr>
+      <w:r>
+        <w:rPr>
+          <w:b/>
+          <w:bCs/>
+          <w:sz w:val="44"/>
+          <w:szCs w:val="44"/>
+        </w:rPr>
+        <w:t>88) what is the difference between reference and Object in Java ?</w:t>
+      </w:r>
     </w:p>
     <w:p>
       <w:pPr>
@@ -3284,106 +2424,26 @@
           <w:sz w:val="44"/>
           <w:szCs w:val="44"/>
         </w:rPr>
-        <w:t xml:space="preserve"> </w:t>
-      </w:r>
-      <w:proofErr w:type="gramStart"/>
-      <w:r>
-        <w:rPr>
-          <w:b/>
-          <w:bCs/>
-          <w:sz w:val="44"/>
-          <w:szCs w:val="44"/>
-        </w:rPr>
-        <w:t>vs  LinkedList</w:t>
-      </w:r>
-      <w:proofErr w:type="gramEnd"/>
-      <w:r>
-        <w:rPr>
-          <w:b/>
-          <w:bCs/>
-          <w:sz w:val="44"/>
-          <w:szCs w:val="44"/>
-        </w:rPr>
-        <w:t xml:space="preserve"> vs Vector vs Stack.</w:t>
-      </w:r>
-    </w:p>
-    <w:p>
-      <w:pPr>
-        <w:rPr>
-          <w:b/>
-          <w:bCs/>
-          <w:sz w:val="44"/>
-          <w:szCs w:val="44"/>
-        </w:rPr>
-      </w:pPr>
-      <w:r>
-        <w:rPr>
-          <w:b/>
-          <w:bCs/>
-          <w:sz w:val="44"/>
-          <w:szCs w:val="44"/>
-        </w:rPr>
-        <w:t xml:space="preserve">95) </w:t>
-      </w:r>
-      <w:proofErr w:type="gramStart"/>
-      <w:r>
-        <w:rPr>
-          <w:b/>
-          <w:bCs/>
-          <w:sz w:val="44"/>
-          <w:szCs w:val="44"/>
-        </w:rPr>
-        <w:t>Peek(</w:t>
-      </w:r>
-      <w:proofErr w:type="gramEnd"/>
-      <w:r>
-        <w:rPr>
-          <w:b/>
-          <w:bCs/>
-          <w:sz w:val="44"/>
-          <w:szCs w:val="44"/>
-        </w:rPr>
-        <w:t xml:space="preserve">) vs </w:t>
-      </w:r>
-      <w:proofErr w:type="gramStart"/>
-      <w:r>
-        <w:rPr>
-          <w:b/>
-          <w:bCs/>
-          <w:sz w:val="44"/>
-          <w:szCs w:val="44"/>
-        </w:rPr>
-        <w:t>Push(</w:t>
-      </w:r>
-      <w:proofErr w:type="gramEnd"/>
-      <w:r>
-        <w:rPr>
-          <w:b/>
-          <w:bCs/>
-          <w:sz w:val="44"/>
-          <w:szCs w:val="44"/>
-        </w:rPr>
-        <w:t xml:space="preserve">) vs </w:t>
-      </w:r>
-      <w:proofErr w:type="gramStart"/>
-      <w:r>
-        <w:rPr>
-          <w:b/>
-          <w:bCs/>
-          <w:sz w:val="44"/>
-          <w:szCs w:val="44"/>
-        </w:rPr>
-        <w:t>Pop(</w:t>
-      </w:r>
-      <w:proofErr w:type="gramEnd"/>
-      <w:r>
-        <w:rPr>
-          <w:b/>
-          <w:bCs/>
-          <w:sz w:val="44"/>
-          <w:szCs w:val="44"/>
-        </w:rPr>
-        <w:t>).</w:t>
+        <w:t xml:space="preserve"> vs  LinkedList vs Vector vs Stack.</w:t>
+      </w:r>
+    </w:p>
+    <w:p>
+      <w:pPr>
+        <w:rPr>
+          <w:b/>
+          <w:bCs/>
+          <w:sz w:val="44"/>
+          <w:szCs w:val="44"/>
+        </w:rPr>
+      </w:pPr>
+      <w:r>
+        <w:rPr>
+          <w:b/>
+          <w:bCs/>
+          <w:sz w:val="44"/>
+          <w:szCs w:val="44"/>
+        </w:rPr>
+        <w:t>95) Peek() vs Push() vs Pop().</w:t>
       </w:r>
     </w:p>
     <w:p>
@@ -3500,138 +2560,56 @@
           <w:sz w:val="44"/>
           <w:szCs w:val="44"/>
         </w:rPr>
-        <w:t xml:space="preserve">99) why stack is not a good choice for </w:t>
-      </w:r>
-      <w:proofErr w:type="gramStart"/>
-      <w:r>
-        <w:rPr>
-          <w:b/>
-          <w:bCs/>
-          <w:sz w:val="44"/>
-          <w:szCs w:val="44"/>
-        </w:rPr>
-        <w:t>LIFO ?</w:t>
-      </w:r>
-      <w:proofErr w:type="gramEnd"/>
-    </w:p>
-    <w:p>
-      <w:pPr>
-        <w:rPr>
-          <w:b/>
-          <w:bCs/>
-          <w:sz w:val="44"/>
-          <w:szCs w:val="44"/>
-        </w:rPr>
-      </w:pPr>
-      <w:r>
-        <w:rPr>
-          <w:b/>
-          <w:bCs/>
-          <w:sz w:val="44"/>
-          <w:szCs w:val="44"/>
-        </w:rPr>
-        <w:t xml:space="preserve">100)Type Safe </w:t>
-      </w:r>
-      <w:proofErr w:type="gramStart"/>
-      <w:r>
-        <w:rPr>
-          <w:b/>
-          <w:bCs/>
-          <w:sz w:val="44"/>
-          <w:szCs w:val="44"/>
-        </w:rPr>
-        <w:t>and  Generic</w:t>
-      </w:r>
-      <w:proofErr w:type="gramEnd"/>
-      <w:r>
-        <w:rPr>
-          <w:b/>
-          <w:bCs/>
-          <w:sz w:val="44"/>
-          <w:szCs w:val="44"/>
-        </w:rPr>
-        <w:t xml:space="preserve"> in java.</w:t>
-      </w:r>
-    </w:p>
-    <w:p>
-      <w:pPr>
-        <w:rPr>
-          <w:b/>
-          <w:bCs/>
-          <w:sz w:val="44"/>
-          <w:szCs w:val="44"/>
-        </w:rPr>
-      </w:pPr>
-    </w:p>
-    <w:p>
-      <w:pPr>
-        <w:rPr>
-          <w:b/>
-          <w:bCs/>
-          <w:sz w:val="44"/>
-          <w:szCs w:val="44"/>
-        </w:rPr>
-      </w:pPr>
-      <w:r>
-        <w:rPr>
-          <w:b/>
-          <w:bCs/>
-          <w:sz w:val="44"/>
-          <w:szCs w:val="44"/>
-        </w:rPr>
-        <w:t xml:space="preserve">101)what is set </w:t>
-      </w:r>
-      <w:proofErr w:type="gramStart"/>
-      <w:r>
-        <w:rPr>
-          <w:b/>
-          <w:bCs/>
-          <w:sz w:val="44"/>
-          <w:szCs w:val="44"/>
-        </w:rPr>
-        <w:t>interface ?</w:t>
-      </w:r>
-      <w:proofErr w:type="gramEnd"/>
-      <w:r>
-        <w:rPr>
-          <w:b/>
-          <w:bCs/>
-          <w:sz w:val="44"/>
-          <w:szCs w:val="44"/>
-        </w:rPr>
-        <w:t xml:space="preserve"> </w:t>
-      </w:r>
-      <w:proofErr w:type="gramStart"/>
-      <w:r>
-        <w:rPr>
-          <w:b/>
-          <w:bCs/>
-          <w:sz w:val="44"/>
-          <w:szCs w:val="44"/>
-        </w:rPr>
-        <w:t>DC ?</w:t>
-      </w:r>
-      <w:proofErr w:type="gramEnd"/>
-      <w:r>
-        <w:rPr>
-          <w:b/>
-          <w:bCs/>
-          <w:sz w:val="44"/>
-          <w:szCs w:val="44"/>
-        </w:rPr>
-        <w:t xml:space="preserve"> </w:t>
-      </w:r>
-      <w:proofErr w:type="gramStart"/>
-      <w:r>
-        <w:rPr>
-          <w:b/>
-          <w:bCs/>
-          <w:sz w:val="44"/>
-          <w:szCs w:val="44"/>
-        </w:rPr>
-        <w:t>LF ?</w:t>
-      </w:r>
-      <w:proofErr w:type="gramEnd"/>
+        <w:t>99) why stack is not a good choice for LIFO ?</w:t>
+      </w:r>
+    </w:p>
+    <w:p>
+      <w:pPr>
+        <w:rPr>
+          <w:b/>
+          <w:bCs/>
+          <w:sz w:val="44"/>
+          <w:szCs w:val="44"/>
+        </w:rPr>
+      </w:pPr>
+      <w:r>
+        <w:rPr>
+          <w:b/>
+          <w:bCs/>
+          <w:sz w:val="44"/>
+          <w:szCs w:val="44"/>
+        </w:rPr>
+        <w:t>100)Type Safe and  Generic in java.</w:t>
+      </w:r>
+    </w:p>
+    <w:p>
+      <w:pPr>
+        <w:rPr>
+          <w:b/>
+          <w:bCs/>
+          <w:sz w:val="44"/>
+          <w:szCs w:val="44"/>
+        </w:rPr>
+      </w:pPr>
+    </w:p>
+    <w:p>
+      <w:pPr>
+        <w:rPr>
+          <w:b/>
+          <w:bCs/>
+          <w:sz w:val="44"/>
+          <w:szCs w:val="44"/>
+        </w:rPr>
+      </w:pPr>
+      <w:r>
+        <w:rPr>
+          <w:b/>
+          <w:bCs/>
+          <w:sz w:val="44"/>
+          <w:szCs w:val="44"/>
+        </w:rPr>
+        <w:t>101)what is set interface ? DC ? LF ?</w:t>
+      </w:r>
     </w:p>
     <w:p>
       <w:pPr>
@@ -3707,47 +2685,7 @@
           <w:sz w:val="44"/>
           <w:szCs w:val="44"/>
         </w:rPr>
-        <w:t xml:space="preserve">104) working </w:t>
-      </w:r>
-      <w:proofErr w:type="gramStart"/>
-      <w:r>
-        <w:rPr>
-          <w:b/>
-          <w:bCs/>
-          <w:sz w:val="44"/>
-          <w:szCs w:val="44"/>
-        </w:rPr>
-        <w:t>with  the</w:t>
-      </w:r>
-      <w:proofErr w:type="gramEnd"/>
-      <w:r>
-        <w:rPr>
-          <w:b/>
-          <w:bCs/>
-          <w:sz w:val="44"/>
-          <w:szCs w:val="44"/>
-        </w:rPr>
-        <w:t xml:space="preserve"> custom classes In </w:t>
-      </w:r>
-      <w:proofErr w:type="gramStart"/>
-      <w:r>
-        <w:rPr>
-          <w:b/>
-          <w:bCs/>
-          <w:sz w:val="44"/>
-          <w:szCs w:val="44"/>
-        </w:rPr>
-        <w:t>the  HashSet</w:t>
-      </w:r>
-      <w:proofErr w:type="gramEnd"/>
-      <w:r>
-        <w:rPr>
-          <w:b/>
-          <w:bCs/>
-          <w:sz w:val="44"/>
-          <w:szCs w:val="44"/>
-        </w:rPr>
-        <w:t>.</w:t>
+        <w:t>104) working with  the custom classes In the  HashSet.</w:t>
       </w:r>
     </w:p>
     <w:p>
@@ -3769,7 +2707,6 @@
         <w:t xml:space="preserve">105)what is the </w:t>
       </w:r>
       <w:proofErr w:type="spellStart"/>
-      <w:proofErr w:type="gramStart"/>
       <w:r>
         <w:rPr>
           <w:b/>
@@ -3789,67 +2726,44 @@
         </w:rPr>
         <w:t xml:space="preserve"> ?</w:t>
       </w:r>
-      <w:proofErr w:type="gramEnd"/>
-    </w:p>
-    <w:p>
-      <w:pPr>
-        <w:rPr>
-          <w:b/>
-          <w:bCs/>
-          <w:sz w:val="44"/>
-          <w:szCs w:val="44"/>
-        </w:rPr>
-      </w:pPr>
-      <w:r>
-        <w:rPr>
-          <w:b/>
-          <w:bCs/>
-          <w:sz w:val="44"/>
-          <w:szCs w:val="44"/>
-        </w:rPr>
-        <w:t xml:space="preserve">106) what is Tree </w:t>
-      </w:r>
-      <w:proofErr w:type="gramStart"/>
-      <w:r>
-        <w:rPr>
-          <w:b/>
-          <w:bCs/>
-          <w:sz w:val="44"/>
-          <w:szCs w:val="44"/>
-        </w:rPr>
-        <w:t>Set ?</w:t>
-      </w:r>
-      <w:proofErr w:type="gramEnd"/>
-    </w:p>
-    <w:p>
-      <w:pPr>
-        <w:rPr>
-          <w:b/>
-          <w:bCs/>
-          <w:sz w:val="44"/>
-          <w:szCs w:val="44"/>
-        </w:rPr>
-      </w:pPr>
-      <w:r>
-        <w:rPr>
-          <w:b/>
-          <w:bCs/>
-          <w:sz w:val="44"/>
-          <w:szCs w:val="44"/>
-        </w:rPr>
-        <w:t xml:space="preserve">107)What is Linked-Hash </w:t>
-      </w:r>
-      <w:proofErr w:type="gramStart"/>
-      <w:r>
-        <w:rPr>
-          <w:b/>
-          <w:bCs/>
-          <w:sz w:val="44"/>
-          <w:szCs w:val="44"/>
-        </w:rPr>
-        <w:t>Set ?</w:t>
-      </w:r>
-      <w:proofErr w:type="gramEnd"/>
+    </w:p>
+    <w:p>
+      <w:pPr>
+        <w:rPr>
+          <w:b/>
+          <w:bCs/>
+          <w:sz w:val="44"/>
+          <w:szCs w:val="44"/>
+        </w:rPr>
+      </w:pPr>
+      <w:r>
+        <w:rPr>
+          <w:b/>
+          <w:bCs/>
+          <w:sz w:val="44"/>
+          <w:szCs w:val="44"/>
+        </w:rPr>
+        <w:t>106) what is Tree Set ?</w:t>
+      </w:r>
+    </w:p>
+    <w:p>
+      <w:pPr>
+        <w:rPr>
+          <w:b/>
+          <w:bCs/>
+          <w:sz w:val="44"/>
+          <w:szCs w:val="44"/>
+        </w:rPr>
+      </w:pPr>
+      <w:r>
+        <w:rPr>
+          <w:b/>
+          <w:bCs/>
+          <w:sz w:val="44"/>
+          <w:szCs w:val="44"/>
+        </w:rPr>
+        <w:t>107)What is Linked-Hash Set ?</w:t>
+      </w:r>
     </w:p>
     <w:p>
       <w:pPr>
@@ -3927,57 +2841,26 @@
           <w:sz w:val="44"/>
           <w:szCs w:val="44"/>
         </w:rPr>
-        <w:t xml:space="preserve">109)what is comparable&lt;T&gt; and natural </w:t>
-      </w:r>
-      <w:proofErr w:type="gramStart"/>
-      <w:r>
-        <w:rPr>
-          <w:b/>
-          <w:bCs/>
-          <w:sz w:val="44"/>
-          <w:szCs w:val="44"/>
-        </w:rPr>
-        <w:t>sorting ?</w:t>
-      </w:r>
-      <w:proofErr w:type="gramEnd"/>
-    </w:p>
-    <w:p>
-      <w:pPr>
-        <w:rPr>
-          <w:b/>
-          <w:bCs/>
-          <w:sz w:val="44"/>
-          <w:szCs w:val="44"/>
-        </w:rPr>
-      </w:pPr>
-      <w:r>
-        <w:rPr>
-          <w:b/>
-          <w:bCs/>
-          <w:sz w:val="44"/>
-          <w:szCs w:val="44"/>
-        </w:rPr>
-        <w:t>110)</w:t>
-      </w:r>
-      <w:proofErr w:type="gramStart"/>
-      <w:r>
-        <w:rPr>
-          <w:b/>
-          <w:bCs/>
-          <w:sz w:val="44"/>
-          <w:szCs w:val="44"/>
-        </w:rPr>
-        <w:t>natural  ordering</w:t>
-      </w:r>
-      <w:proofErr w:type="gramEnd"/>
-      <w:r>
-        <w:rPr>
-          <w:b/>
-          <w:bCs/>
-          <w:sz w:val="44"/>
-          <w:szCs w:val="44"/>
-        </w:rPr>
-        <w:t xml:space="preserve"> vs Custom Ordering.</w:t>
+        <w:t>109)what is comparable&lt;T&gt; and natural sorting ?</w:t>
+      </w:r>
+    </w:p>
+    <w:p>
+      <w:pPr>
+        <w:rPr>
+          <w:b/>
+          <w:bCs/>
+          <w:sz w:val="44"/>
+          <w:szCs w:val="44"/>
+        </w:rPr>
+      </w:pPr>
+      <w:r>
+        <w:rPr>
+          <w:b/>
+          <w:bCs/>
+          <w:sz w:val="44"/>
+          <w:szCs w:val="44"/>
+        </w:rPr>
+        <w:t>110)natural  ordering vs Custom Ordering.</w:t>
       </w:r>
     </w:p>
     <w:p>
@@ -4018,7 +2901,6 @@
         <w:t>112)</w:t>
       </w:r>
       <w:proofErr w:type="spellStart"/>
-      <w:proofErr w:type="gramStart"/>
       <w:r>
         <w:rPr>
           <w:b/>
@@ -4036,37 +2918,7 @@
           <w:sz w:val="44"/>
           <w:szCs w:val="44"/>
         </w:rPr>
-        <w:t>(</w:t>
-      </w:r>
-      <w:proofErr w:type="gramEnd"/>
-      <w:r>
-        <w:rPr>
-          <w:b/>
-          <w:bCs/>
-          <w:sz w:val="44"/>
-          <w:szCs w:val="44"/>
-        </w:rPr>
-        <w:t xml:space="preserve">Object o) vs </w:t>
-      </w:r>
-      <w:proofErr w:type="gramStart"/>
-      <w:r>
-        <w:rPr>
-          <w:b/>
-          <w:bCs/>
-          <w:sz w:val="44"/>
-          <w:szCs w:val="44"/>
-        </w:rPr>
-        <w:t>Compare(</w:t>
-      </w:r>
-      <w:proofErr w:type="gramEnd"/>
-      <w:r>
-        <w:rPr>
-          <w:b/>
-          <w:bCs/>
-          <w:sz w:val="44"/>
-          <w:szCs w:val="44"/>
-        </w:rPr>
-        <w:t>T o1, T o2)</w:t>
+        <w:t>(Object o) vs Compare(T o1, T o2)</w:t>
       </w:r>
     </w:p>
     <w:p>
@@ -4136,7 +2988,6 @@
         <w:t xml:space="preserve">What is </w:t>
       </w:r>
       <w:proofErr w:type="spellStart"/>
-      <w:proofErr w:type="gramStart"/>
       <w:r>
         <w:rPr>
           <w:b/>
@@ -4156,7 +3007,6 @@
         </w:rPr>
         <w:t xml:space="preserve"> ?</w:t>
       </w:r>
-      <w:proofErr w:type="gramEnd"/>
     </w:p>
     <w:p>
       <w:pPr>
@@ -4427,27 +3277,17 @@
           <w:sz w:val="44"/>
           <w:szCs w:val="44"/>
         </w:rPr>
+        <w:t xml:space="preserve"> vs </w:t>
+      </w:r>
+      <w:r>
+        <w:rPr>
+          <w:b/>
+          <w:bCs/>
+          <w:sz w:val="44"/>
+          <w:szCs w:val="44"/>
+        </w:rPr>
         <w:t xml:space="preserve"> </w:t>
       </w:r>
-      <w:proofErr w:type="gramStart"/>
-      <w:r>
-        <w:rPr>
-          <w:b/>
-          <w:bCs/>
-          <w:sz w:val="44"/>
-          <w:szCs w:val="44"/>
-        </w:rPr>
-        <w:t xml:space="preserve">vs </w:t>
-      </w:r>
-      <w:r>
-        <w:rPr>
-          <w:b/>
-          <w:bCs/>
-          <w:sz w:val="44"/>
-          <w:szCs w:val="44"/>
-        </w:rPr>
-        <w:t xml:space="preserve"> </w:t>
-      </w:r>
       <w:proofErr w:type="spellStart"/>
       <w:r>
         <w:rPr>
@@ -4459,7 +3299,6 @@
         <w:t>PriorityQueue</w:t>
       </w:r>
       <w:proofErr w:type="spellEnd"/>
-      <w:proofErr w:type="gramEnd"/>
       <w:r>
         <w:rPr>
           <w:b/>
@@ -4566,7 +3405,6 @@
         <w:t xml:space="preserve">vs </w:t>
       </w:r>
       <w:proofErr w:type="spellStart"/>
-      <w:proofErr w:type="gramStart"/>
       <w:r>
         <w:rPr>
           <w:b/>
@@ -4593,47 +3431,26 @@
           <w:sz w:val="44"/>
           <w:szCs w:val="44"/>
         </w:rPr>
-        <w:t>&lt;</w:t>
-      </w:r>
-      <w:proofErr w:type="gramEnd"/>
-      <w:r>
-        <w:rPr>
-          <w:b/>
-          <w:bCs/>
-          <w:sz w:val="44"/>
-          <w:szCs w:val="44"/>
-        </w:rPr>
-        <w:t>T&gt;</w:t>
-      </w:r>
-    </w:p>
-    <w:p>
-      <w:pPr>
-        <w:rPr>
-          <w:b/>
-          <w:bCs/>
-          <w:sz w:val="44"/>
-          <w:szCs w:val="44"/>
-        </w:rPr>
-      </w:pPr>
-      <w:proofErr w:type="gramStart"/>
-      <w:r>
-        <w:rPr>
-          <w:b/>
-          <w:bCs/>
-          <w:sz w:val="44"/>
-          <w:szCs w:val="44"/>
-        </w:rPr>
-        <w:t>124).remove</w:t>
-      </w:r>
-      <w:proofErr w:type="gramEnd"/>
-      <w:r>
-        <w:rPr>
-          <w:b/>
-          <w:bCs/>
-          <w:sz w:val="44"/>
-          <w:szCs w:val="44"/>
-        </w:rPr>
-        <w:t>() in Iteration.</w:t>
+        <w:t>&lt;T&gt;</w:t>
+      </w:r>
+    </w:p>
+    <w:p>
+      <w:pPr>
+        <w:rPr>
+          <w:b/>
+          <w:bCs/>
+          <w:sz w:val="44"/>
+          <w:szCs w:val="44"/>
+        </w:rPr>
+      </w:pPr>
+      <w:r>
+        <w:rPr>
+          <w:b/>
+          <w:bCs/>
+          <w:sz w:val="44"/>
+          <w:szCs w:val="44"/>
+        </w:rPr>
+        <w:t>124).remove() in Iteration.</w:t>
       </w:r>
     </w:p>
     <w:p>
@@ -4691,27 +3508,7 @@
           <w:sz w:val="44"/>
           <w:szCs w:val="44"/>
         </w:rPr>
-        <w:t xml:space="preserve">126)What </w:t>
-      </w:r>
-      <w:proofErr w:type="gramStart"/>
-      <w:r>
-        <w:rPr>
-          <w:b/>
-          <w:bCs/>
-          <w:sz w:val="44"/>
-          <w:szCs w:val="44"/>
-        </w:rPr>
-        <w:t>is  Map</w:t>
-      </w:r>
-      <w:proofErr w:type="gramEnd"/>
-      <w:r>
-        <w:rPr>
-          <w:b/>
-          <w:bCs/>
-          <w:sz w:val="44"/>
-          <w:szCs w:val="44"/>
-        </w:rPr>
-        <w:t xml:space="preserve"> interface.</w:t>
+        <w:t>126)What is  Map interface.</w:t>
       </w:r>
     </w:p>
     <w:p>
@@ -4771,7 +3568,6 @@
         <w:t>129)What will happen if you have the same Keys in the HashMap&lt;</w:t>
       </w:r>
       <w:proofErr w:type="spellStart"/>
-      <w:proofErr w:type="gramStart"/>
       <w:r>
         <w:rPr>
           <w:b/>
@@ -4782,7 +3578,6 @@
         <w:t>k,V</w:t>
       </w:r>
       <w:proofErr w:type="spellEnd"/>
-      <w:proofErr w:type="gramEnd"/>
       <w:r>
         <w:rPr>
           <w:b/>
@@ -4809,27 +3604,7 @@
           <w:sz w:val="44"/>
           <w:szCs w:val="44"/>
         </w:rPr>
-        <w:t xml:space="preserve">130) Tree </w:t>
-      </w:r>
-      <w:proofErr w:type="gramStart"/>
-      <w:r>
-        <w:rPr>
-          <w:b/>
-          <w:bCs/>
-          <w:sz w:val="44"/>
-          <w:szCs w:val="44"/>
-        </w:rPr>
-        <w:t>Map ,</w:t>
-      </w:r>
-      <w:proofErr w:type="gramEnd"/>
-      <w:r>
-        <w:rPr>
-          <w:b/>
-          <w:bCs/>
-          <w:sz w:val="44"/>
-          <w:szCs w:val="44"/>
-        </w:rPr>
-        <w:t xml:space="preserve"> Comparable, Comparator.</w:t>
+        <w:t>130) Tree Map , Comparable, Comparator.</w:t>
       </w:r>
     </w:p>
     <w:p>
@@ -5004,9 +3779,36 @@
           <w:sz w:val="44"/>
           <w:szCs w:val="44"/>
         </w:rPr>
-        <w:t>(</w:t>
-      </w:r>
-      <w:proofErr w:type="gramStart"/>
+        <w:t>()</w:t>
+      </w:r>
+      <w:r>
+        <w:rPr>
+          <w:b/>
+          <w:bCs/>
+          <w:sz w:val="44"/>
+          <w:szCs w:val="44"/>
+        </w:rPr>
+        <w:t xml:space="preserve"> ?</w:t>
+      </w:r>
+    </w:p>
+    <w:p>
+      <w:pPr>
+        <w:rPr>
+          <w:b/>
+          <w:bCs/>
+          <w:sz w:val="44"/>
+          <w:szCs w:val="44"/>
+        </w:rPr>
+      </w:pPr>
+      <w:r>
+        <w:rPr>
+          <w:b/>
+          <w:bCs/>
+          <w:sz w:val="44"/>
+          <w:szCs w:val="44"/>
+        </w:rPr>
+        <w:t>136</w:t>
+      </w:r>
       <w:r>
         <w:rPr>
           <w:b/>
@@ -5023,57 +3825,8 @@
           <w:sz w:val="44"/>
           <w:szCs w:val="44"/>
         </w:rPr>
-        <w:t xml:space="preserve"> ?</w:t>
-      </w:r>
-      <w:proofErr w:type="gramEnd"/>
-    </w:p>
-    <w:p>
-      <w:pPr>
-        <w:rPr>
-          <w:b/>
-          <w:bCs/>
-          <w:sz w:val="44"/>
-          <w:szCs w:val="44"/>
-        </w:rPr>
-      </w:pPr>
-      <w:r>
-        <w:rPr>
-          <w:b/>
-          <w:bCs/>
-          <w:sz w:val="44"/>
-          <w:szCs w:val="44"/>
-        </w:rPr>
-        <w:t>136</w:t>
-      </w:r>
-      <w:r>
-        <w:rPr>
-          <w:b/>
-          <w:bCs/>
-          <w:sz w:val="44"/>
-          <w:szCs w:val="44"/>
-        </w:rPr>
-        <w:t>)</w:t>
-      </w:r>
-      <w:r>
-        <w:rPr>
-          <w:b/>
-          <w:bCs/>
-          <w:sz w:val="44"/>
-          <w:szCs w:val="44"/>
-        </w:rPr>
-        <w:t xml:space="preserve">what are the features of the Stream </w:t>
-      </w:r>
-      <w:proofErr w:type="gramStart"/>
-      <w:r>
-        <w:rPr>
-          <w:b/>
-          <w:bCs/>
-          <w:sz w:val="44"/>
-          <w:szCs w:val="44"/>
-        </w:rPr>
-        <w:t>Api ?</w:t>
-      </w:r>
-      <w:proofErr w:type="gramEnd"/>
+        <w:t>what are the features of the Stream Api ?</w:t>
+      </w:r>
     </w:p>
     <w:p>
       <w:pPr>
@@ -5100,36 +3853,16 @@
           <w:sz w:val="44"/>
           <w:szCs w:val="44"/>
         </w:rPr>
-        <w:t xml:space="preserve"> </w:t>
-      </w:r>
-      <w:proofErr w:type="gramStart"/>
-      <w:r>
-        <w:rPr>
-          <w:b/>
-          <w:bCs/>
-          <w:sz w:val="44"/>
-          <w:szCs w:val="44"/>
-        </w:rPr>
-        <w:t xml:space="preserve">core </w:t>
-      </w:r>
-      <w:r>
-        <w:rPr>
-          <w:b/>
-          <w:bCs/>
-          <w:sz w:val="44"/>
-          <w:szCs w:val="44"/>
-        </w:rPr>
-        <w:t xml:space="preserve"> functional</w:t>
-      </w:r>
-      <w:proofErr w:type="gramEnd"/>
-      <w:r>
-        <w:rPr>
-          <w:b/>
-          <w:bCs/>
-          <w:sz w:val="44"/>
-          <w:szCs w:val="44"/>
-        </w:rPr>
-        <w:t xml:space="preserve"> Interfaces in Java 8?</w:t>
+        <w:t xml:space="preserve"> core </w:t>
+      </w:r>
+      <w:r>
+        <w:rPr>
+          <w:b/>
+          <w:bCs/>
+          <w:sz w:val="44"/>
+          <w:szCs w:val="44"/>
+        </w:rPr>
+        <w:t xml:space="preserve"> functional Interfaces in Java 8?</w:t>
       </w:r>
     </w:p>
     <w:p>
@@ -5195,19 +3928,75 @@
           <w:sz w:val="44"/>
           <w:szCs w:val="44"/>
         </w:rPr>
-        <w:t xml:space="preserve">140)Consumer </w:t>
-      </w:r>
-      <w:proofErr w:type="gramStart"/>
-      <w:r>
-        <w:rPr>
-          <w:b/>
-          <w:bCs/>
-          <w:sz w:val="44"/>
-          <w:szCs w:val="44"/>
-        </w:rPr>
-        <w:t>and  Methods</w:t>
-      </w:r>
-      <w:proofErr w:type="gramEnd"/>
+        <w:t>140)Consumer and  Methods.</w:t>
+      </w:r>
+    </w:p>
+    <w:p>
+      <w:pPr>
+        <w:rPr>
+          <w:b/>
+          <w:bCs/>
+          <w:sz w:val="44"/>
+          <w:szCs w:val="44"/>
+        </w:rPr>
+      </w:pPr>
+      <w:r>
+        <w:rPr>
+          <w:b/>
+          <w:bCs/>
+          <w:sz w:val="44"/>
+          <w:szCs w:val="44"/>
+        </w:rPr>
+        <w:t>141)</w:t>
+      </w:r>
+      <w:r>
+        <w:rPr>
+          <w:b/>
+          <w:bCs/>
+          <w:sz w:val="44"/>
+          <w:szCs w:val="44"/>
+        </w:rPr>
+        <w:t>Function and Methods.</w:t>
+      </w:r>
+    </w:p>
+    <w:p>
+      <w:pPr>
+        <w:rPr>
+          <w:b/>
+          <w:bCs/>
+          <w:sz w:val="44"/>
+          <w:szCs w:val="44"/>
+        </w:rPr>
+      </w:pPr>
+      <w:r>
+        <w:rPr>
+          <w:b/>
+          <w:bCs/>
+          <w:sz w:val="44"/>
+          <w:szCs w:val="44"/>
+        </w:rPr>
+        <w:t>142)</w:t>
+      </w:r>
+      <w:proofErr w:type="spellStart"/>
+      <w:r>
+        <w:rPr>
+          <w:b/>
+          <w:bCs/>
+          <w:sz w:val="44"/>
+          <w:szCs w:val="44"/>
+        </w:rPr>
+        <w:t>Intermediatary</w:t>
+      </w:r>
+      <w:proofErr w:type="spellEnd"/>
+      <w:r>
+        <w:rPr>
+          <w:b/>
+          <w:bCs/>
+          <w:sz w:val="44"/>
+          <w:szCs w:val="44"/>
+        </w:rPr>
+        <w:t xml:space="preserve"> vs Terminal Operations</w:t>
+      </w:r>
       <w:r>
         <w:rPr>
           <w:b/>
@@ -5234,417 +4023,121 @@
           <w:sz w:val="44"/>
           <w:szCs w:val="44"/>
         </w:rPr>
-        <w:t>141)</w:t>
-      </w:r>
-      <w:r>
-        <w:rPr>
-          <w:b/>
-          <w:bCs/>
-          <w:sz w:val="44"/>
-          <w:szCs w:val="44"/>
-        </w:rPr>
-        <w:t>Function and Methods.</w:t>
-      </w:r>
-    </w:p>
-    <w:p>
-      <w:pPr>
-        <w:rPr>
-          <w:b/>
-          <w:bCs/>
-          <w:sz w:val="44"/>
-          <w:szCs w:val="44"/>
-        </w:rPr>
-      </w:pPr>
-      <w:r>
-        <w:rPr>
-          <w:b/>
-          <w:bCs/>
-          <w:sz w:val="44"/>
-          <w:szCs w:val="44"/>
-        </w:rPr>
-        <w:t>142)</w:t>
-      </w:r>
-      <w:proofErr w:type="spellStart"/>
-      <w:r>
-        <w:rPr>
-          <w:b/>
-          <w:bCs/>
-          <w:sz w:val="44"/>
-          <w:szCs w:val="44"/>
-        </w:rPr>
-        <w:t>Intermediatary</w:t>
-      </w:r>
-      <w:proofErr w:type="spellEnd"/>
-      <w:r>
-        <w:rPr>
-          <w:b/>
-          <w:bCs/>
-          <w:sz w:val="44"/>
-          <w:szCs w:val="44"/>
-        </w:rPr>
-        <w:t xml:space="preserve"> vs Terminal Operations</w:t>
-      </w:r>
-      <w:r>
-        <w:rPr>
-          <w:b/>
-          <w:bCs/>
-          <w:sz w:val="44"/>
-          <w:szCs w:val="44"/>
-        </w:rPr>
-        <w:t>.</w:t>
-      </w:r>
-    </w:p>
-    <w:p>
-      <w:pPr>
-        <w:rPr>
-          <w:b/>
-          <w:bCs/>
-          <w:sz w:val="44"/>
-          <w:szCs w:val="44"/>
-        </w:rPr>
-      </w:pPr>
-      <w:r>
-        <w:rPr>
-          <w:b/>
-          <w:bCs/>
-          <w:sz w:val="44"/>
-          <w:szCs w:val="44"/>
-        </w:rPr>
-        <w:t xml:space="preserve">143) </w:t>
-      </w:r>
-      <w:proofErr w:type="gramStart"/>
-      <w:r>
-        <w:rPr>
-          <w:b/>
-          <w:bCs/>
-          <w:sz w:val="44"/>
-          <w:szCs w:val="44"/>
-        </w:rPr>
-        <w:t>Filter(</w:t>
-      </w:r>
-      <w:proofErr w:type="gramEnd"/>
-      <w:r>
-        <w:rPr>
-          <w:b/>
-          <w:bCs/>
-          <w:sz w:val="44"/>
-          <w:szCs w:val="44"/>
-        </w:rPr>
-        <w:t xml:space="preserve">Predicate) vs </w:t>
-      </w:r>
-      <w:proofErr w:type="gramStart"/>
-      <w:r>
-        <w:rPr>
-          <w:b/>
-          <w:bCs/>
-          <w:sz w:val="44"/>
-          <w:szCs w:val="44"/>
-        </w:rPr>
-        <w:t>Foreach(</w:t>
-      </w:r>
-      <w:proofErr w:type="gramEnd"/>
-      <w:r>
-        <w:rPr>
-          <w:b/>
-          <w:bCs/>
-          <w:sz w:val="44"/>
-          <w:szCs w:val="44"/>
-        </w:rPr>
-        <w:t>Consumer)</w:t>
-      </w:r>
-    </w:p>
-    <w:p>
-      <w:pPr>
-        <w:rPr>
-          <w:b/>
-          <w:bCs/>
-          <w:sz w:val="44"/>
-          <w:szCs w:val="44"/>
-        </w:rPr>
-      </w:pPr>
-      <w:r>
-        <w:rPr>
-          <w:b/>
-          <w:bCs/>
-          <w:sz w:val="44"/>
-          <w:szCs w:val="44"/>
-        </w:rPr>
-        <w:t>144)</w:t>
-      </w:r>
-      <w:proofErr w:type="gramStart"/>
-      <w:r>
-        <w:rPr>
-          <w:b/>
-          <w:bCs/>
-          <w:sz w:val="44"/>
-          <w:szCs w:val="44"/>
-        </w:rPr>
-        <w:t>Map(</w:t>
-      </w:r>
-      <w:proofErr w:type="gramEnd"/>
-      <w:r>
-        <w:rPr>
-          <w:b/>
-          <w:bCs/>
-          <w:sz w:val="44"/>
-          <w:szCs w:val="44"/>
-        </w:rPr>
-        <w:t>Function&lt;</w:t>
-      </w:r>
-      <w:proofErr w:type="gramStart"/>
-      <w:r>
-        <w:rPr>
-          <w:b/>
-          <w:bCs/>
-          <w:sz w:val="44"/>
-          <w:szCs w:val="44"/>
-        </w:rPr>
-        <w:t>T,R</w:t>
-      </w:r>
-      <w:proofErr w:type="gramEnd"/>
-      <w:r>
-        <w:rPr>
-          <w:b/>
-          <w:bCs/>
-          <w:sz w:val="44"/>
-          <w:szCs w:val="44"/>
-        </w:rPr>
-        <w:t xml:space="preserve">&gt;) </w:t>
-      </w:r>
-      <w:proofErr w:type="gramStart"/>
-      <w:r>
-        <w:rPr>
-          <w:b/>
-          <w:bCs/>
-          <w:sz w:val="44"/>
-          <w:szCs w:val="44"/>
-        </w:rPr>
-        <w:t>vs  Filter</w:t>
-      </w:r>
-      <w:proofErr w:type="gramEnd"/>
-      <w:r>
-        <w:rPr>
-          <w:b/>
-          <w:bCs/>
-          <w:sz w:val="44"/>
-          <w:szCs w:val="44"/>
-        </w:rPr>
-        <w:t>(Predicate&lt;T&gt;)</w:t>
-      </w:r>
-    </w:p>
-    <w:p>
-      <w:pPr>
-        <w:rPr>
-          <w:b/>
-          <w:bCs/>
-          <w:sz w:val="44"/>
-          <w:szCs w:val="44"/>
-        </w:rPr>
-      </w:pPr>
-      <w:r>
-        <w:rPr>
-          <w:b/>
-          <w:bCs/>
-          <w:sz w:val="44"/>
-          <w:szCs w:val="44"/>
-        </w:rPr>
-        <w:t>145)</w:t>
-      </w:r>
-      <w:proofErr w:type="gramStart"/>
-      <w:r>
-        <w:rPr>
-          <w:b/>
-          <w:bCs/>
-          <w:sz w:val="44"/>
-          <w:szCs w:val="44"/>
-        </w:rPr>
-        <w:t>Limit(</w:t>
-      </w:r>
-      <w:proofErr w:type="gramEnd"/>
-      <w:r>
-        <w:rPr>
-          <w:b/>
-          <w:bCs/>
-          <w:sz w:val="44"/>
-          <w:szCs w:val="44"/>
-        </w:rPr>
-        <w:t xml:space="preserve">) and </w:t>
-      </w:r>
-      <w:proofErr w:type="gramStart"/>
-      <w:r>
-        <w:rPr>
-          <w:b/>
-          <w:bCs/>
-          <w:sz w:val="44"/>
-          <w:szCs w:val="44"/>
-        </w:rPr>
-        <w:t>Skip(</w:t>
-      </w:r>
-      <w:proofErr w:type="gramEnd"/>
-      <w:r>
-        <w:rPr>
-          <w:b/>
-          <w:bCs/>
-          <w:sz w:val="44"/>
-          <w:szCs w:val="44"/>
-        </w:rPr>
-        <w:t>)</w:t>
-      </w:r>
-    </w:p>
-    <w:p>
-      <w:pPr>
-        <w:rPr>
-          <w:b/>
-          <w:bCs/>
-          <w:sz w:val="44"/>
-          <w:szCs w:val="44"/>
-        </w:rPr>
-      </w:pPr>
-      <w:r>
-        <w:rPr>
-          <w:b/>
-          <w:bCs/>
-          <w:sz w:val="44"/>
-          <w:szCs w:val="44"/>
-        </w:rPr>
-        <w:t>146)</w:t>
-      </w:r>
-      <w:proofErr w:type="gramStart"/>
-      <w:r>
-        <w:rPr>
-          <w:b/>
-          <w:bCs/>
-          <w:sz w:val="44"/>
-          <w:szCs w:val="44"/>
-        </w:rPr>
-        <w:t>Distinct(</w:t>
-      </w:r>
-      <w:proofErr w:type="gramEnd"/>
-      <w:r>
-        <w:rPr>
-          <w:b/>
-          <w:bCs/>
-          <w:sz w:val="44"/>
-          <w:szCs w:val="44"/>
-        </w:rPr>
-        <w:t>) in the Stream Api.</w:t>
-      </w:r>
-    </w:p>
-    <w:p>
-      <w:pPr>
-        <w:rPr>
-          <w:b/>
-          <w:bCs/>
-          <w:sz w:val="44"/>
-          <w:szCs w:val="44"/>
-        </w:rPr>
-      </w:pPr>
-      <w:r>
-        <w:rPr>
-          <w:b/>
-          <w:bCs/>
-          <w:sz w:val="44"/>
-          <w:szCs w:val="44"/>
-        </w:rPr>
-        <w:t>147)</w:t>
-      </w:r>
-      <w:proofErr w:type="gramStart"/>
-      <w:r>
-        <w:rPr>
-          <w:b/>
-          <w:bCs/>
-          <w:sz w:val="44"/>
-          <w:szCs w:val="44"/>
-        </w:rPr>
-        <w:t>Sorted(</w:t>
-      </w:r>
-      <w:proofErr w:type="gramEnd"/>
-      <w:r>
-        <w:rPr>
-          <w:b/>
-          <w:bCs/>
-          <w:sz w:val="44"/>
-          <w:szCs w:val="44"/>
-        </w:rPr>
-        <w:t>) and it’s both overloads.</w:t>
-      </w:r>
-    </w:p>
-    <w:p>
-      <w:pPr>
-        <w:rPr>
-          <w:b/>
-          <w:bCs/>
-          <w:sz w:val="44"/>
-          <w:szCs w:val="44"/>
-        </w:rPr>
-      </w:pPr>
-      <w:r>
-        <w:rPr>
-          <w:b/>
-          <w:bCs/>
-          <w:sz w:val="44"/>
-          <w:szCs w:val="44"/>
-        </w:rPr>
-        <w:t>148)</w:t>
-      </w:r>
-      <w:proofErr w:type="gramStart"/>
-      <w:r>
-        <w:rPr>
-          <w:b/>
-          <w:bCs/>
-          <w:sz w:val="44"/>
-          <w:szCs w:val="44"/>
-        </w:rPr>
-        <w:t>Count(</w:t>
-      </w:r>
-      <w:proofErr w:type="gramEnd"/>
-      <w:r>
-        <w:rPr>
-          <w:b/>
-          <w:bCs/>
-          <w:sz w:val="44"/>
-          <w:szCs w:val="44"/>
-        </w:rPr>
-        <w:t>) method in Stream API.</w:t>
-      </w:r>
-    </w:p>
-    <w:p>
-      <w:pPr>
-        <w:rPr>
-          <w:b/>
-          <w:bCs/>
-          <w:sz w:val="44"/>
-          <w:szCs w:val="44"/>
-        </w:rPr>
-      </w:pPr>
-      <w:r>
-        <w:rPr>
-          <w:b/>
-          <w:bCs/>
-          <w:sz w:val="44"/>
-          <w:szCs w:val="44"/>
-        </w:rPr>
-        <w:t xml:space="preserve">149)what is method </w:t>
-      </w:r>
-      <w:proofErr w:type="gramStart"/>
-      <w:r>
-        <w:rPr>
-          <w:b/>
-          <w:bCs/>
-          <w:sz w:val="44"/>
-          <w:szCs w:val="44"/>
-        </w:rPr>
-        <w:t>reference ?</w:t>
-      </w:r>
-      <w:proofErr w:type="gramEnd"/>
-      <w:r>
-        <w:rPr>
-          <w:b/>
-          <w:bCs/>
-          <w:sz w:val="44"/>
-          <w:szCs w:val="44"/>
-        </w:rPr>
-        <w:t xml:space="preserve"> </w:t>
+        <w:t>143) Filter(Predicate) vs Foreach(Consumer)</w:t>
+      </w:r>
+    </w:p>
+    <w:p>
+      <w:pPr>
+        <w:rPr>
+          <w:b/>
+          <w:bCs/>
+          <w:sz w:val="44"/>
+          <w:szCs w:val="44"/>
+        </w:rPr>
+      </w:pPr>
+      <w:r>
+        <w:rPr>
+          <w:b/>
+          <w:bCs/>
+          <w:sz w:val="44"/>
+          <w:szCs w:val="44"/>
+        </w:rPr>
+        <w:t>144)Map(Function&lt;T,R&gt;) vs  Filter(Predicate&lt;T&gt;)</w:t>
+      </w:r>
+    </w:p>
+    <w:p>
+      <w:pPr>
+        <w:rPr>
+          <w:b/>
+          <w:bCs/>
+          <w:sz w:val="44"/>
+          <w:szCs w:val="44"/>
+        </w:rPr>
+      </w:pPr>
+      <w:r>
+        <w:rPr>
+          <w:b/>
+          <w:bCs/>
+          <w:sz w:val="44"/>
+          <w:szCs w:val="44"/>
+        </w:rPr>
+        <w:t>145)Limit() and Skip()</w:t>
+      </w:r>
+    </w:p>
+    <w:p>
+      <w:pPr>
+        <w:rPr>
+          <w:b/>
+          <w:bCs/>
+          <w:sz w:val="44"/>
+          <w:szCs w:val="44"/>
+        </w:rPr>
+      </w:pPr>
+      <w:r>
+        <w:rPr>
+          <w:b/>
+          <w:bCs/>
+          <w:sz w:val="44"/>
+          <w:szCs w:val="44"/>
+        </w:rPr>
+        <w:t>146)Distinct() in the Stream Api.</w:t>
+      </w:r>
+    </w:p>
+    <w:p>
+      <w:pPr>
+        <w:rPr>
+          <w:b/>
+          <w:bCs/>
+          <w:sz w:val="44"/>
+          <w:szCs w:val="44"/>
+        </w:rPr>
+      </w:pPr>
+      <w:r>
+        <w:rPr>
+          <w:b/>
+          <w:bCs/>
+          <w:sz w:val="44"/>
+          <w:szCs w:val="44"/>
+        </w:rPr>
+        <w:t>147)Sorted() and it’s both overloads.</w:t>
+      </w:r>
+    </w:p>
+    <w:p>
+      <w:pPr>
+        <w:rPr>
+          <w:b/>
+          <w:bCs/>
+          <w:sz w:val="44"/>
+          <w:szCs w:val="44"/>
+        </w:rPr>
+      </w:pPr>
+      <w:r>
+        <w:rPr>
+          <w:b/>
+          <w:bCs/>
+          <w:sz w:val="44"/>
+          <w:szCs w:val="44"/>
+        </w:rPr>
+        <w:t>148)Count() method in Stream API.</w:t>
+      </w:r>
+    </w:p>
+    <w:p>
+      <w:pPr>
+        <w:rPr>
+          <w:b/>
+          <w:bCs/>
+          <w:sz w:val="44"/>
+          <w:szCs w:val="44"/>
+        </w:rPr>
+      </w:pPr>
+      <w:r>
+        <w:rPr>
+          <w:b/>
+          <w:bCs/>
+          <w:sz w:val="44"/>
+          <w:szCs w:val="44"/>
+        </w:rPr>
+        <w:t xml:space="preserve">149)what is method reference ? </w:t>
       </w:r>
     </w:p>
     <w:p>
@@ -5666,6 +4159,75 @@
         <w:lastRenderedPageBreak/>
         <w:t>150)Types of Method reference?</w:t>
       </w:r>
+    </w:p>
+    <w:p>
+      <w:pPr>
+        <w:rPr>
+          <w:b/>
+          <w:bCs/>
+          <w:sz w:val="44"/>
+          <w:szCs w:val="44"/>
+        </w:rPr>
+      </w:pPr>
+      <w:r>
+        <w:rPr>
+          <w:b/>
+          <w:bCs/>
+          <w:sz w:val="44"/>
+          <w:szCs w:val="44"/>
+        </w:rPr>
+        <w:t>151)</w:t>
+      </w:r>
+      <w:proofErr w:type="spellStart"/>
+      <w:r>
+        <w:rPr>
+          <w:b/>
+          <w:bCs/>
+          <w:sz w:val="44"/>
+          <w:szCs w:val="44"/>
+        </w:rPr>
+        <w:t>MultiThreading</w:t>
+      </w:r>
+      <w:proofErr w:type="spellEnd"/>
+      <w:r>
+        <w:rPr>
+          <w:b/>
+          <w:bCs/>
+          <w:sz w:val="44"/>
+          <w:szCs w:val="44"/>
+        </w:rPr>
+        <w:t xml:space="preserve">() vs </w:t>
+      </w:r>
+      <w:proofErr w:type="spellStart"/>
+      <w:r>
+        <w:rPr>
+          <w:b/>
+          <w:bCs/>
+          <w:sz w:val="44"/>
+          <w:szCs w:val="44"/>
+        </w:rPr>
+        <w:t>MultiProcessing</w:t>
+      </w:r>
+      <w:proofErr w:type="spellEnd"/>
+      <w:r>
+        <w:rPr>
+          <w:b/>
+          <w:bCs/>
+          <w:sz w:val="44"/>
+          <w:szCs w:val="44"/>
+        </w:rPr>
+        <w:t>().</w:t>
+      </w:r>
+    </w:p>
+    <w:p>
+      <w:pPr>
+        <w:rPr>
+          <w:b/>
+          <w:bCs/>
+          <w:sz w:val="44"/>
+          <w:szCs w:val="44"/>
+        </w:rPr>
+      </w:pPr>
     </w:p>
     <w:p>
       <w:pPr>

--- a/Core_JAVA_Interview.docx
+++ b/Core_JAVA_Interview.docx
@@ -37,47 +37,7 @@
           <w:sz w:val="44"/>
           <w:szCs w:val="44"/>
         </w:rPr>
-        <w:t xml:space="preserve">1)what is </w:t>
-      </w:r>
-      <w:proofErr w:type="spellStart"/>
-      <w:r>
-        <w:rPr>
-          <w:b/>
-          <w:bCs/>
-          <w:sz w:val="44"/>
-          <w:szCs w:val="44"/>
-        </w:rPr>
-        <w:t>jvm,jdk</w:t>
-      </w:r>
-      <w:proofErr w:type="spellEnd"/>
-      <w:r>
-        <w:rPr>
-          <w:b/>
-          <w:bCs/>
-          <w:sz w:val="44"/>
-          <w:szCs w:val="44"/>
-        </w:rPr>
-        <w:t xml:space="preserve">, </w:t>
-      </w:r>
-      <w:proofErr w:type="spellStart"/>
-      <w:r>
-        <w:rPr>
-          <w:b/>
-          <w:bCs/>
-          <w:sz w:val="44"/>
-          <w:szCs w:val="44"/>
-        </w:rPr>
-        <w:t>jre</w:t>
-      </w:r>
-      <w:proofErr w:type="spellEnd"/>
-      <w:r>
-        <w:rPr>
-          <w:b/>
-          <w:bCs/>
-          <w:sz w:val="44"/>
-          <w:szCs w:val="44"/>
-        </w:rPr>
-        <w:t xml:space="preserve"> ?</w:t>
+        <w:t>1)what is jvm,jdk, jre ?</w:t>
       </w:r>
     </w:p>
     <w:p>
@@ -326,47 +286,7 @@
           <w:szCs w:val="44"/>
         </w:rPr>
         <w:lastRenderedPageBreak/>
-        <w:t xml:space="preserve">15) </w:t>
-      </w:r>
-      <w:proofErr w:type="spellStart"/>
-      <w:r>
-        <w:rPr>
-          <w:b/>
-          <w:bCs/>
-          <w:sz w:val="44"/>
-          <w:szCs w:val="44"/>
-        </w:rPr>
-        <w:t>String.vs</w:t>
-      </w:r>
-      <w:proofErr w:type="spellEnd"/>
-      <w:r>
-        <w:rPr>
-          <w:b/>
-          <w:bCs/>
-          <w:sz w:val="44"/>
-          <w:szCs w:val="44"/>
-        </w:rPr>
-        <w:t xml:space="preserve">. </w:t>
-      </w:r>
-      <w:proofErr w:type="spellStart"/>
-      <w:r>
-        <w:rPr>
-          <w:b/>
-          <w:bCs/>
-          <w:sz w:val="44"/>
-          <w:szCs w:val="44"/>
-        </w:rPr>
-        <w:t>StringBuffer</w:t>
-      </w:r>
-      <w:proofErr w:type="spellEnd"/>
-      <w:r>
-        <w:rPr>
-          <w:b/>
-          <w:bCs/>
-          <w:sz w:val="44"/>
-          <w:szCs w:val="44"/>
-        </w:rPr>
-        <w:t xml:space="preserve"> . vs. StringBuilder in JAVA.</w:t>
+        <w:t>15) String.vs. StringBuffer . vs. StringBuilder in JAVA.</w:t>
       </w:r>
     </w:p>
     <w:p>
@@ -1033,27 +953,7 @@
           <w:sz w:val="44"/>
           <w:szCs w:val="44"/>
         </w:rPr>
-        <w:t xml:space="preserve">49)default and static methods in java 8 </w:t>
-      </w:r>
-      <w:proofErr w:type="spellStart"/>
-      <w:r>
-        <w:rPr>
-          <w:b/>
-          <w:bCs/>
-          <w:sz w:val="44"/>
-          <w:szCs w:val="44"/>
-        </w:rPr>
-        <w:t>i</w:t>
-      </w:r>
-      <w:proofErr w:type="spellEnd"/>
-      <w:r>
-        <w:rPr>
-          <w:b/>
-          <w:bCs/>
-          <w:sz w:val="44"/>
-          <w:szCs w:val="44"/>
-        </w:rPr>
-        <w:t>/f.</w:t>
+        <w:t>49)default and static methods in java 8 i/f.</w:t>
       </w:r>
     </w:p>
     <w:p>
@@ -1110,66 +1010,26 @@
           <w:sz w:val="44"/>
           <w:szCs w:val="44"/>
         </w:rPr>
-        <w:t xml:space="preserve">52)What is functional </w:t>
-      </w:r>
-      <w:proofErr w:type="spellStart"/>
-      <w:r>
-        <w:rPr>
-          <w:b/>
-          <w:bCs/>
-          <w:sz w:val="44"/>
-          <w:szCs w:val="44"/>
-        </w:rPr>
-        <w:t>i</w:t>
-      </w:r>
-      <w:proofErr w:type="spellEnd"/>
-      <w:r>
-        <w:rPr>
-          <w:b/>
-          <w:bCs/>
-          <w:sz w:val="44"/>
-          <w:szCs w:val="44"/>
-        </w:rPr>
-        <w:t>/f.</w:t>
-      </w:r>
-    </w:p>
-    <w:p>
-      <w:pPr>
-        <w:rPr>
-          <w:b/>
-          <w:bCs/>
-          <w:sz w:val="44"/>
-          <w:szCs w:val="44"/>
-        </w:rPr>
-      </w:pPr>
-      <w:r>
-        <w:rPr>
-          <w:b/>
-          <w:bCs/>
-          <w:sz w:val="44"/>
-          <w:szCs w:val="44"/>
-        </w:rPr>
-        <w:t xml:space="preserve">53) how do you invoke a method of  </w:t>
-      </w:r>
-      <w:proofErr w:type="spellStart"/>
-      <w:r>
-        <w:rPr>
-          <w:b/>
-          <w:bCs/>
-          <w:sz w:val="44"/>
-          <w:szCs w:val="44"/>
-        </w:rPr>
-        <w:t>i</w:t>
-      </w:r>
-      <w:proofErr w:type="spellEnd"/>
-      <w:r>
-        <w:rPr>
-          <w:b/>
-          <w:bCs/>
-          <w:sz w:val="44"/>
-          <w:szCs w:val="44"/>
-        </w:rPr>
-        <w:t>/f with anonymous class.</w:t>
+        <w:t>52)What is functional i/f.</w:t>
+      </w:r>
+    </w:p>
+    <w:p>
+      <w:pPr>
+        <w:rPr>
+          <w:b/>
+          <w:bCs/>
+          <w:sz w:val="44"/>
+          <w:szCs w:val="44"/>
+        </w:rPr>
+      </w:pPr>
+      <w:r>
+        <w:rPr>
+          <w:b/>
+          <w:bCs/>
+          <w:sz w:val="44"/>
+          <w:szCs w:val="44"/>
+        </w:rPr>
+        <w:t>53) how do you invoke a method of  i/f with anonymous class.</w:t>
       </w:r>
     </w:p>
     <w:p>
@@ -1235,47 +1095,7 @@
           <w:sz w:val="44"/>
           <w:szCs w:val="44"/>
         </w:rPr>
-        <w:t xml:space="preserve">56) </w:t>
-      </w:r>
-      <w:proofErr w:type="spellStart"/>
-      <w:r>
-        <w:rPr>
-          <w:b/>
-          <w:bCs/>
-          <w:sz w:val="44"/>
-          <w:szCs w:val="44"/>
-        </w:rPr>
-        <w:t>ToString</w:t>
-      </w:r>
-      <w:proofErr w:type="spellEnd"/>
-      <w:r>
-        <w:rPr>
-          <w:b/>
-          <w:bCs/>
-          <w:sz w:val="44"/>
-          <w:szCs w:val="44"/>
-        </w:rPr>
-        <w:t xml:space="preserve">() and </w:t>
-      </w:r>
-      <w:proofErr w:type="spellStart"/>
-      <w:r>
-        <w:rPr>
-          <w:b/>
-          <w:bCs/>
-          <w:sz w:val="44"/>
-          <w:szCs w:val="44"/>
-        </w:rPr>
-        <w:t>getClass</w:t>
-      </w:r>
-      <w:proofErr w:type="spellEnd"/>
-      <w:r>
-        <w:rPr>
-          <w:b/>
-          <w:bCs/>
-          <w:sz w:val="44"/>
-          <w:szCs w:val="44"/>
-        </w:rPr>
-        <w:t>()</w:t>
+        <w:t>56) ToString() and getClass()</w:t>
       </w:r>
     </w:p>
     <w:p>
@@ -1551,47 +1371,7 @@
           <w:sz w:val="44"/>
           <w:szCs w:val="44"/>
         </w:rPr>
-        <w:t>69)What is .</w:t>
-      </w:r>
-      <w:proofErr w:type="spellStart"/>
-      <w:r>
-        <w:rPr>
-          <w:b/>
-          <w:bCs/>
-          <w:sz w:val="44"/>
-          <w:szCs w:val="44"/>
-        </w:rPr>
-        <w:t>hashCode</w:t>
-      </w:r>
-      <w:proofErr w:type="spellEnd"/>
-      <w:r>
-        <w:rPr>
-          <w:b/>
-          <w:bCs/>
-          <w:sz w:val="44"/>
-          <w:szCs w:val="44"/>
-        </w:rPr>
-        <w:t xml:space="preserve">() and </w:t>
-      </w:r>
-      <w:proofErr w:type="spellStart"/>
-      <w:r>
-        <w:rPr>
-          <w:b/>
-          <w:bCs/>
-          <w:sz w:val="44"/>
-          <w:szCs w:val="44"/>
-        </w:rPr>
-        <w:t>it’s</w:t>
-      </w:r>
-      <w:proofErr w:type="spellEnd"/>
-      <w:r>
-        <w:rPr>
-          <w:b/>
-          <w:bCs/>
-          <w:sz w:val="44"/>
-          <w:szCs w:val="44"/>
-        </w:rPr>
-        <w:t xml:space="preserve"> significance?</w:t>
+        <w:t>69)What is .hashCode() and it’s significance?</w:t>
       </w:r>
     </w:p>
     <w:p>
@@ -1629,66 +1409,26 @@
           <w:sz w:val="44"/>
           <w:szCs w:val="44"/>
         </w:rPr>
-        <w:t>71)how can we override the .</w:t>
-      </w:r>
-      <w:proofErr w:type="spellStart"/>
-      <w:r>
-        <w:rPr>
-          <w:b/>
-          <w:bCs/>
-          <w:sz w:val="44"/>
-          <w:szCs w:val="44"/>
-        </w:rPr>
-        <w:t>hashCode</w:t>
-      </w:r>
-      <w:proofErr w:type="spellEnd"/>
-      <w:r>
-        <w:rPr>
-          <w:b/>
-          <w:bCs/>
-          <w:sz w:val="44"/>
-          <w:szCs w:val="44"/>
-        </w:rPr>
-        <w:t>()?</w:t>
-      </w:r>
-    </w:p>
-    <w:p>
-      <w:pPr>
-        <w:rPr>
-          <w:b/>
-          <w:bCs/>
-          <w:sz w:val="44"/>
-          <w:szCs w:val="44"/>
-        </w:rPr>
-      </w:pPr>
-      <w:r>
-        <w:rPr>
-          <w:b/>
-          <w:bCs/>
-          <w:sz w:val="44"/>
-          <w:szCs w:val="44"/>
-        </w:rPr>
-        <w:t>72) String class and  .</w:t>
-      </w:r>
-      <w:proofErr w:type="spellStart"/>
-      <w:r>
-        <w:rPr>
-          <w:b/>
-          <w:bCs/>
-          <w:sz w:val="44"/>
-          <w:szCs w:val="44"/>
-        </w:rPr>
-        <w:t>hashCode</w:t>
-      </w:r>
-      <w:proofErr w:type="spellEnd"/>
-      <w:r>
-        <w:rPr>
-          <w:b/>
-          <w:bCs/>
-          <w:sz w:val="44"/>
-          <w:szCs w:val="44"/>
-        </w:rPr>
-        <w:t>() method.</w:t>
+        <w:t>71)how can we override the .hashCode()?</w:t>
+      </w:r>
+    </w:p>
+    <w:p>
+      <w:pPr>
+        <w:rPr>
+          <w:b/>
+          <w:bCs/>
+          <w:sz w:val="44"/>
+          <w:szCs w:val="44"/>
+        </w:rPr>
+      </w:pPr>
+      <w:r>
+        <w:rPr>
+          <w:b/>
+          <w:bCs/>
+          <w:sz w:val="44"/>
+          <w:szCs w:val="44"/>
+        </w:rPr>
+        <w:t>72) String class and  .hashCode() method.</w:t>
       </w:r>
     </w:p>
     <w:p>
@@ -1745,27 +1485,7 @@
           <w:sz w:val="44"/>
           <w:szCs w:val="44"/>
         </w:rPr>
-        <w:t xml:space="preserve">75) </w:t>
-      </w:r>
-      <w:proofErr w:type="spellStart"/>
-      <w:r>
-        <w:rPr>
-          <w:b/>
-          <w:bCs/>
-          <w:sz w:val="44"/>
-          <w:szCs w:val="44"/>
-        </w:rPr>
-        <w:t>instanceof</w:t>
-      </w:r>
-      <w:proofErr w:type="spellEnd"/>
-      <w:r>
-        <w:rPr>
-          <w:b/>
-          <w:bCs/>
-          <w:sz w:val="44"/>
-          <w:szCs w:val="44"/>
-        </w:rPr>
-        <w:t xml:space="preserve"> operator.</w:t>
+        <w:t>75) instanceof operator.</w:t>
       </w:r>
     </w:p>
     <w:p>
@@ -1861,86 +1581,26 @@
           <w:sz w:val="44"/>
           <w:szCs w:val="44"/>
         </w:rPr>
-        <w:t>80) what is .</w:t>
-      </w:r>
-      <w:proofErr w:type="spellStart"/>
-      <w:r>
-        <w:rPr>
-          <w:b/>
-          <w:bCs/>
-          <w:sz w:val="44"/>
-          <w:szCs w:val="44"/>
-        </w:rPr>
-        <w:t>hashCode</w:t>
-      </w:r>
-      <w:proofErr w:type="spellEnd"/>
-      <w:r>
-        <w:rPr>
-          <w:b/>
-          <w:bCs/>
-          <w:sz w:val="44"/>
-          <w:szCs w:val="44"/>
-        </w:rPr>
-        <w:t xml:space="preserve">() and </w:t>
-      </w:r>
-      <w:proofErr w:type="spellStart"/>
-      <w:r>
-        <w:rPr>
-          <w:b/>
-          <w:bCs/>
-          <w:sz w:val="44"/>
-          <w:szCs w:val="44"/>
-        </w:rPr>
-        <w:t>it’s</w:t>
-      </w:r>
-      <w:proofErr w:type="spellEnd"/>
-      <w:r>
-        <w:rPr>
-          <w:b/>
-          <w:bCs/>
-          <w:sz w:val="44"/>
-          <w:szCs w:val="44"/>
-        </w:rPr>
-        <w:t xml:space="preserve"> significance ?</w:t>
-      </w:r>
-    </w:p>
-    <w:p>
-      <w:pPr>
-        <w:rPr>
-          <w:b/>
-          <w:bCs/>
-          <w:sz w:val="44"/>
-          <w:szCs w:val="44"/>
-        </w:rPr>
-      </w:pPr>
-      <w:r>
-        <w:rPr>
-          <w:b/>
-          <w:bCs/>
-          <w:sz w:val="44"/>
-          <w:szCs w:val="44"/>
-        </w:rPr>
-        <w:t xml:space="preserve">81) default </w:t>
-      </w:r>
-      <w:proofErr w:type="spellStart"/>
-      <w:r>
-        <w:rPr>
-          <w:b/>
-          <w:bCs/>
-          <w:sz w:val="44"/>
-          <w:szCs w:val="44"/>
-        </w:rPr>
-        <w:t>behaviour</w:t>
-      </w:r>
-      <w:proofErr w:type="spellEnd"/>
-      <w:r>
-        <w:rPr>
-          <w:b/>
-          <w:bCs/>
-          <w:sz w:val="44"/>
-          <w:szCs w:val="44"/>
-        </w:rPr>
-        <w:t xml:space="preserve"> of the .equals() in java ?</w:t>
+        <w:t>80) what is .hashCode() and it’s significance ?</w:t>
+      </w:r>
+    </w:p>
+    <w:p>
+      <w:pPr>
+        <w:rPr>
+          <w:b/>
+          <w:bCs/>
+          <w:sz w:val="44"/>
+          <w:szCs w:val="44"/>
+        </w:rPr>
+      </w:pPr>
+      <w:r>
+        <w:rPr>
+          <w:b/>
+          <w:bCs/>
+          <w:sz w:val="44"/>
+          <w:szCs w:val="44"/>
+        </w:rPr>
+        <w:t>81) default behaviour of the .equals() in java ?</w:t>
       </w:r>
     </w:p>
     <w:p>
@@ -1978,27 +1638,7 @@
           <w:sz w:val="44"/>
           <w:szCs w:val="44"/>
         </w:rPr>
-        <w:t>83)what is the contract between .equals() and .</w:t>
-      </w:r>
-      <w:proofErr w:type="spellStart"/>
-      <w:r>
-        <w:rPr>
-          <w:b/>
-          <w:bCs/>
-          <w:sz w:val="44"/>
-          <w:szCs w:val="44"/>
-        </w:rPr>
-        <w:t>hashCode</w:t>
-      </w:r>
-      <w:proofErr w:type="spellEnd"/>
-      <w:r>
-        <w:rPr>
-          <w:b/>
-          <w:bCs/>
-          <w:sz w:val="44"/>
-          <w:szCs w:val="44"/>
-        </w:rPr>
-        <w:t>() in java ?</w:t>
+        <w:t>83)what is the contract between .equals() and .hashCode() in java ?</w:t>
       </w:r>
     </w:p>
     <w:p>
@@ -2027,19 +1667,8 @@
           <w:szCs w:val="44"/>
         </w:rPr>
         <w:br/>
-        <w:t xml:space="preserve"> a)</w:t>
-      </w:r>
-      <w:proofErr w:type="spellStart"/>
-      <w:r>
-        <w:rPr>
-          <w:b/>
-          <w:bCs/>
-          <w:sz w:val="44"/>
-          <w:szCs w:val="44"/>
-        </w:rPr>
-        <w:t>reflexitivity</w:t>
-      </w:r>
-      <w:proofErr w:type="spellEnd"/>
+        <w:t xml:space="preserve"> a)reflexitivity</w:t>
+      </w:r>
     </w:p>
     <w:p>
       <w:pPr>
@@ -2173,105 +1802,45 @@
           <w:szCs w:val="44"/>
         </w:rPr>
         <w:lastRenderedPageBreak/>
-        <w:t>85) why to override .equals() and .</w:t>
-      </w:r>
-      <w:proofErr w:type="spellStart"/>
-      <w:r>
-        <w:rPr>
-          <w:b/>
-          <w:bCs/>
-          <w:sz w:val="44"/>
-          <w:szCs w:val="44"/>
-        </w:rPr>
-        <w:t>hashCode</w:t>
-      </w:r>
-      <w:proofErr w:type="spellEnd"/>
-      <w:r>
-        <w:rPr>
-          <w:b/>
-          <w:bCs/>
-          <w:sz w:val="44"/>
-          <w:szCs w:val="44"/>
-        </w:rPr>
-        <w:t>() together in java ?</w:t>
-      </w:r>
-    </w:p>
-    <w:p>
-      <w:pPr>
-        <w:rPr>
-          <w:b/>
-          <w:bCs/>
-          <w:sz w:val="44"/>
-          <w:szCs w:val="44"/>
-        </w:rPr>
-      </w:pPr>
-      <w:r>
-        <w:rPr>
-          <w:b/>
-          <w:bCs/>
-          <w:sz w:val="44"/>
-          <w:szCs w:val="44"/>
-        </w:rPr>
-        <w:t>86)what are the best practices followed when overriding the .equals() and .</w:t>
-      </w:r>
-      <w:proofErr w:type="spellStart"/>
-      <w:r>
-        <w:rPr>
-          <w:b/>
-          <w:bCs/>
-          <w:sz w:val="44"/>
-          <w:szCs w:val="44"/>
-        </w:rPr>
-        <w:t>hashCode</w:t>
-      </w:r>
-      <w:proofErr w:type="spellEnd"/>
-      <w:r>
-        <w:rPr>
-          <w:b/>
-          <w:bCs/>
-          <w:sz w:val="44"/>
-          <w:szCs w:val="44"/>
-        </w:rPr>
-        <w:t>() in Java?</w:t>
-      </w:r>
-    </w:p>
-    <w:p>
-      <w:pPr>
-        <w:rPr>
-          <w:b/>
-          <w:bCs/>
-          <w:sz w:val="44"/>
-          <w:szCs w:val="44"/>
-        </w:rPr>
-      </w:pPr>
-      <w:r>
-        <w:rPr>
-          <w:b/>
-          <w:bCs/>
-          <w:sz w:val="44"/>
-          <w:szCs w:val="44"/>
-        </w:rPr>
-        <w:t xml:space="preserve">87)what is the HAS-A relationship in Java ? Can you equate the HAS-A with </w:t>
-      </w:r>
-      <w:proofErr w:type="spellStart"/>
-      <w:r>
-        <w:rPr>
-          <w:b/>
-          <w:bCs/>
-          <w:sz w:val="44"/>
-          <w:szCs w:val="44"/>
-        </w:rPr>
-        <w:t>Dependacy</w:t>
-      </w:r>
-      <w:proofErr w:type="spellEnd"/>
-      <w:r>
-        <w:rPr>
-          <w:b/>
-          <w:bCs/>
-          <w:sz w:val="44"/>
-          <w:szCs w:val="44"/>
-        </w:rPr>
-        <w:t xml:space="preserve"> injection in java ?</w:t>
+        <w:t>85) why to override .equals() and .hashCode() together in java ?</w:t>
+      </w:r>
+    </w:p>
+    <w:p>
+      <w:pPr>
+        <w:rPr>
+          <w:b/>
+          <w:bCs/>
+          <w:sz w:val="44"/>
+          <w:szCs w:val="44"/>
+        </w:rPr>
+      </w:pPr>
+      <w:r>
+        <w:rPr>
+          <w:b/>
+          <w:bCs/>
+          <w:sz w:val="44"/>
+          <w:szCs w:val="44"/>
+        </w:rPr>
+        <w:t>86)what are the best practices followed when overriding the .equals() and .hashCode() in Java?</w:t>
+      </w:r>
+    </w:p>
+    <w:p>
+      <w:pPr>
+        <w:rPr>
+          <w:b/>
+          <w:bCs/>
+          <w:sz w:val="44"/>
+          <w:szCs w:val="44"/>
+        </w:rPr>
+      </w:pPr>
+      <w:r>
+        <w:rPr>
+          <w:b/>
+          <w:bCs/>
+          <w:sz w:val="44"/>
+          <w:szCs w:val="44"/>
+        </w:rPr>
+        <w:t>87)what is the HAS-A relationship in Java ? Can you equate the HAS-A with Dependacy injection in java ?</w:t>
       </w:r>
     </w:p>
     <w:p>
@@ -2404,27 +1973,7 @@
           <w:sz w:val="44"/>
           <w:szCs w:val="44"/>
         </w:rPr>
-        <w:t xml:space="preserve">94) </w:t>
-      </w:r>
-      <w:proofErr w:type="spellStart"/>
-      <w:r>
-        <w:rPr>
-          <w:b/>
-          <w:bCs/>
-          <w:sz w:val="44"/>
-          <w:szCs w:val="44"/>
-        </w:rPr>
-        <w:t>ArrayList</w:t>
-      </w:r>
-      <w:proofErr w:type="spellEnd"/>
-      <w:r>
-        <w:rPr>
-          <w:b/>
-          <w:bCs/>
-          <w:sz w:val="44"/>
-          <w:szCs w:val="44"/>
-        </w:rPr>
-        <w:t xml:space="preserve"> vs  LinkedList vs Vector vs Stack.</w:t>
+        <w:t>94) ArrayList vs  LinkedList vs Vector vs Stack.</w:t>
       </w:r>
     </w:p>
     <w:p>
@@ -2463,66 +2012,26 @@
           <w:szCs w:val="44"/>
         </w:rPr>
         <w:lastRenderedPageBreak/>
-        <w:t xml:space="preserve">96) Best case scenarios for </w:t>
-      </w:r>
-      <w:proofErr w:type="spellStart"/>
-      <w:r>
-        <w:rPr>
-          <w:b/>
-          <w:bCs/>
-          <w:sz w:val="44"/>
-          <w:szCs w:val="44"/>
-        </w:rPr>
-        <w:t>ArrayList</w:t>
-      </w:r>
-      <w:proofErr w:type="spellEnd"/>
-      <w:r>
-        <w:rPr>
-          <w:b/>
-          <w:bCs/>
-          <w:sz w:val="44"/>
-          <w:szCs w:val="44"/>
-        </w:rPr>
-        <w:t xml:space="preserve"> vs LinkedList.</w:t>
-      </w:r>
-    </w:p>
-    <w:p>
-      <w:pPr>
-        <w:rPr>
-          <w:b/>
-          <w:bCs/>
-          <w:sz w:val="44"/>
-          <w:szCs w:val="44"/>
-        </w:rPr>
-      </w:pPr>
-      <w:r>
-        <w:rPr>
-          <w:b/>
-          <w:bCs/>
-          <w:sz w:val="44"/>
-          <w:szCs w:val="44"/>
-        </w:rPr>
-        <w:t xml:space="preserve">97)prove that Linked list is faster than </w:t>
-      </w:r>
-      <w:proofErr w:type="spellStart"/>
-      <w:r>
-        <w:rPr>
-          <w:b/>
-          <w:bCs/>
-          <w:sz w:val="44"/>
-          <w:szCs w:val="44"/>
-        </w:rPr>
-        <w:t>Arraylist</w:t>
-      </w:r>
-      <w:proofErr w:type="spellEnd"/>
-      <w:r>
-        <w:rPr>
-          <w:b/>
-          <w:bCs/>
-          <w:sz w:val="44"/>
-          <w:szCs w:val="44"/>
-        </w:rPr>
-        <w:t xml:space="preserve"> in specific cases and it is otherwise in other cases.</w:t>
+        <w:t>96) Best case scenarios for ArrayList vs LinkedList.</w:t>
+      </w:r>
+    </w:p>
+    <w:p>
+      <w:pPr>
+        <w:rPr>
+          <w:b/>
+          <w:bCs/>
+          <w:sz w:val="44"/>
+          <w:szCs w:val="44"/>
+        </w:rPr>
+      </w:pPr>
+      <w:r>
+        <w:rPr>
+          <w:b/>
+          <w:bCs/>
+          <w:sz w:val="44"/>
+          <w:szCs w:val="44"/>
+        </w:rPr>
+        <w:t>97)prove that Linked list is faster than Arraylist in specific cases and it is otherwise in other cases.</w:t>
       </w:r>
     </w:p>
     <w:p>
@@ -2646,19 +2155,331 @@
           <w:sz w:val="44"/>
           <w:szCs w:val="44"/>
         </w:rPr>
-        <w:t xml:space="preserve">103) HashSet and it’s </w:t>
-      </w:r>
-      <w:proofErr w:type="spellStart"/>
-      <w:r>
-        <w:rPr>
-          <w:b/>
-          <w:bCs/>
-          <w:sz w:val="44"/>
-          <w:szCs w:val="44"/>
-        </w:rPr>
-        <w:t>behaviour</w:t>
-      </w:r>
-      <w:proofErr w:type="spellEnd"/>
+        <w:t>103) HashSet and it’s behaviour.</w:t>
+      </w:r>
+    </w:p>
+    <w:p>
+      <w:pPr>
+        <w:rPr>
+          <w:b/>
+          <w:bCs/>
+          <w:sz w:val="44"/>
+          <w:szCs w:val="44"/>
+        </w:rPr>
+      </w:pPr>
+      <w:r>
+        <w:rPr>
+          <w:b/>
+          <w:bCs/>
+          <w:sz w:val="44"/>
+          <w:szCs w:val="44"/>
+        </w:rPr>
+        <w:t>104) working with  the custom classes In the  HashSet.</w:t>
+      </w:r>
+    </w:p>
+    <w:p>
+      <w:pPr>
+        <w:rPr>
+          <w:b/>
+          <w:bCs/>
+          <w:sz w:val="44"/>
+          <w:szCs w:val="44"/>
+        </w:rPr>
+      </w:pPr>
+      <w:r>
+        <w:rPr>
+          <w:b/>
+          <w:bCs/>
+          <w:sz w:val="44"/>
+          <w:szCs w:val="44"/>
+        </w:rPr>
+        <w:t>105)what is the hashCollison ?</w:t>
+      </w:r>
+    </w:p>
+    <w:p>
+      <w:pPr>
+        <w:rPr>
+          <w:b/>
+          <w:bCs/>
+          <w:sz w:val="44"/>
+          <w:szCs w:val="44"/>
+        </w:rPr>
+      </w:pPr>
+      <w:r>
+        <w:rPr>
+          <w:b/>
+          <w:bCs/>
+          <w:sz w:val="44"/>
+          <w:szCs w:val="44"/>
+        </w:rPr>
+        <w:t>106) what is Tree Set ?</w:t>
+      </w:r>
+    </w:p>
+    <w:p>
+      <w:pPr>
+        <w:rPr>
+          <w:b/>
+          <w:bCs/>
+          <w:sz w:val="44"/>
+          <w:szCs w:val="44"/>
+        </w:rPr>
+      </w:pPr>
+      <w:r>
+        <w:rPr>
+          <w:b/>
+          <w:bCs/>
+          <w:sz w:val="44"/>
+          <w:szCs w:val="44"/>
+        </w:rPr>
+        <w:t>107)What is Linked-Hash Set ?</w:t>
+      </w:r>
+    </w:p>
+    <w:p>
+      <w:pPr>
+        <w:rPr>
+          <w:b/>
+          <w:bCs/>
+          <w:sz w:val="44"/>
+          <w:szCs w:val="44"/>
+        </w:rPr>
+      </w:pPr>
+      <w:r>
+        <w:rPr>
+          <w:b/>
+          <w:bCs/>
+          <w:sz w:val="44"/>
+          <w:szCs w:val="44"/>
+        </w:rPr>
+        <w:lastRenderedPageBreak/>
+        <w:t>108) HashSet vs LinkedHashSet vs TreeSet.</w:t>
+      </w:r>
+    </w:p>
+    <w:p>
+      <w:pPr>
+        <w:rPr>
+          <w:b/>
+          <w:bCs/>
+          <w:sz w:val="44"/>
+          <w:szCs w:val="44"/>
+        </w:rPr>
+      </w:pPr>
+      <w:r>
+        <w:rPr>
+          <w:b/>
+          <w:bCs/>
+          <w:sz w:val="44"/>
+          <w:szCs w:val="44"/>
+        </w:rPr>
+        <w:t>109)what is comparable&lt;T&gt; and natural sorting ?</w:t>
+      </w:r>
+    </w:p>
+    <w:p>
+      <w:pPr>
+        <w:rPr>
+          <w:b/>
+          <w:bCs/>
+          <w:sz w:val="44"/>
+          <w:szCs w:val="44"/>
+        </w:rPr>
+      </w:pPr>
+      <w:r>
+        <w:rPr>
+          <w:b/>
+          <w:bCs/>
+          <w:sz w:val="44"/>
+          <w:szCs w:val="44"/>
+        </w:rPr>
+        <w:t>110)natural  ordering vs Custom Ordering.</w:t>
+      </w:r>
+    </w:p>
+    <w:p>
+      <w:pPr>
+        <w:rPr>
+          <w:b/>
+          <w:bCs/>
+          <w:sz w:val="44"/>
+          <w:szCs w:val="44"/>
+        </w:rPr>
+      </w:pPr>
+      <w:r>
+        <w:rPr>
+          <w:b/>
+          <w:bCs/>
+          <w:sz w:val="44"/>
+          <w:szCs w:val="44"/>
+        </w:rPr>
+        <w:t>111) Comparator&lt;T&gt; vs Comparable&lt;T&gt;</w:t>
+      </w:r>
+    </w:p>
+    <w:p>
+      <w:pPr>
+        <w:rPr>
+          <w:b/>
+          <w:bCs/>
+          <w:sz w:val="44"/>
+          <w:szCs w:val="44"/>
+        </w:rPr>
+      </w:pPr>
+      <w:r>
+        <w:rPr>
+          <w:b/>
+          <w:bCs/>
+          <w:sz w:val="44"/>
+          <w:szCs w:val="44"/>
+        </w:rPr>
+        <w:t>112)CompareTo(Object o) vs Compare(T o1, T o2)</w:t>
+      </w:r>
+    </w:p>
+    <w:p>
+      <w:pPr>
+        <w:rPr>
+          <w:b/>
+          <w:bCs/>
+          <w:sz w:val="44"/>
+          <w:szCs w:val="44"/>
+        </w:rPr>
+      </w:pPr>
+      <w:r>
+        <w:rPr>
+          <w:b/>
+          <w:bCs/>
+          <w:sz w:val="44"/>
+          <w:szCs w:val="44"/>
+        </w:rPr>
+        <w:t>113)Hierarchy of TreeSet.</w:t>
+      </w:r>
+    </w:p>
+    <w:p>
+      <w:pPr>
+        <w:rPr>
+          <w:b/>
+          <w:bCs/>
+          <w:sz w:val="44"/>
+          <w:szCs w:val="44"/>
+        </w:rPr>
+      </w:pPr>
+      <w:r>
+        <w:rPr>
+          <w:b/>
+          <w:bCs/>
+          <w:sz w:val="44"/>
+          <w:szCs w:val="44"/>
+        </w:rPr>
+        <w:t>114)</w:t>
+      </w:r>
+      <w:r>
+        <w:rPr>
+          <w:b/>
+          <w:bCs/>
+          <w:sz w:val="44"/>
+          <w:szCs w:val="44"/>
+        </w:rPr>
+        <w:t>What is TreeSet ?</w:t>
+      </w:r>
+    </w:p>
+    <w:p>
+      <w:pPr>
+        <w:rPr>
+          <w:b/>
+          <w:bCs/>
+          <w:sz w:val="44"/>
+          <w:szCs w:val="44"/>
+        </w:rPr>
+      </w:pPr>
+      <w:r>
+        <w:rPr>
+          <w:b/>
+          <w:bCs/>
+          <w:sz w:val="44"/>
+          <w:szCs w:val="44"/>
+        </w:rPr>
+        <w:t>115)Set vs TreeSet vs LinkedHashSet vs HashSet</w:t>
+      </w:r>
+    </w:p>
+    <w:p>
+      <w:pPr>
+        <w:rPr>
+          <w:b/>
+          <w:bCs/>
+          <w:sz w:val="44"/>
+          <w:szCs w:val="44"/>
+        </w:rPr>
+      </w:pPr>
+      <w:r>
+        <w:rPr>
+          <w:b/>
+          <w:bCs/>
+          <w:sz w:val="44"/>
+          <w:szCs w:val="44"/>
+        </w:rPr>
+        <w:t>116) Uniqueness in the case of HashSet, LinkedHashset and TreeSet.</w:t>
+      </w:r>
+    </w:p>
+    <w:p>
+      <w:pPr>
+        <w:rPr>
+          <w:b/>
+          <w:bCs/>
+          <w:sz w:val="44"/>
+          <w:szCs w:val="44"/>
+        </w:rPr>
+      </w:pPr>
+      <w:r>
+        <w:rPr>
+          <w:b/>
+          <w:bCs/>
+          <w:sz w:val="44"/>
+          <w:szCs w:val="44"/>
+        </w:rPr>
+        <w:t>117)SortedSet and NavigableSet in SET.</w:t>
+      </w:r>
+    </w:p>
+    <w:p>
+      <w:pPr>
+        <w:rPr>
+          <w:b/>
+          <w:bCs/>
+          <w:sz w:val="44"/>
+          <w:szCs w:val="44"/>
+        </w:rPr>
+      </w:pPr>
+      <w:r>
+        <w:rPr>
+          <w:b/>
+          <w:bCs/>
+          <w:sz w:val="44"/>
+          <w:szCs w:val="44"/>
+        </w:rPr>
+        <w:t>118)Queue interface and it’s uses.</w:t>
+      </w:r>
+    </w:p>
+    <w:p>
+      <w:pPr>
+        <w:rPr>
+          <w:b/>
+          <w:bCs/>
+          <w:sz w:val="44"/>
+          <w:szCs w:val="44"/>
+        </w:rPr>
+      </w:pPr>
+      <w:r>
+        <w:rPr>
+          <w:b/>
+          <w:bCs/>
+          <w:sz w:val="44"/>
+          <w:szCs w:val="44"/>
+        </w:rPr>
+        <w:t>119)</w:t>
+      </w:r>
+      <w:r>
+        <w:rPr>
+          <w:b/>
+          <w:bCs/>
+          <w:sz w:val="44"/>
+          <w:szCs w:val="44"/>
+        </w:rPr>
+        <w:t>Priority Queue’s peculiar behavior</w:t>
+      </w:r>
       <w:r>
         <w:rPr>
           <w:b/>
@@ -2685,628 +2506,25 @@
           <w:sz w:val="44"/>
           <w:szCs w:val="44"/>
         </w:rPr>
-        <w:t>104) working with  the custom classes In the  HashSet.</w:t>
-      </w:r>
-    </w:p>
-    <w:p>
-      <w:pPr>
-        <w:rPr>
-          <w:b/>
-          <w:bCs/>
-          <w:sz w:val="44"/>
-          <w:szCs w:val="44"/>
-        </w:rPr>
-      </w:pPr>
-      <w:r>
-        <w:rPr>
-          <w:b/>
-          <w:bCs/>
-          <w:sz w:val="44"/>
-          <w:szCs w:val="44"/>
-        </w:rPr>
-        <w:t xml:space="preserve">105)what is the </w:t>
-      </w:r>
-      <w:proofErr w:type="spellStart"/>
-      <w:r>
-        <w:rPr>
-          <w:b/>
-          <w:bCs/>
-          <w:sz w:val="44"/>
-          <w:szCs w:val="44"/>
-        </w:rPr>
-        <w:t>hashCollison</w:t>
-      </w:r>
-      <w:proofErr w:type="spellEnd"/>
-      <w:r>
-        <w:rPr>
-          <w:b/>
-          <w:bCs/>
-          <w:sz w:val="44"/>
-          <w:szCs w:val="44"/>
-        </w:rPr>
-        <w:t xml:space="preserve"> ?</w:t>
-      </w:r>
-    </w:p>
-    <w:p>
-      <w:pPr>
-        <w:rPr>
-          <w:b/>
-          <w:bCs/>
-          <w:sz w:val="44"/>
-          <w:szCs w:val="44"/>
-        </w:rPr>
-      </w:pPr>
-      <w:r>
-        <w:rPr>
-          <w:b/>
-          <w:bCs/>
-          <w:sz w:val="44"/>
-          <w:szCs w:val="44"/>
-        </w:rPr>
-        <w:t>106) what is Tree Set ?</w:t>
-      </w:r>
-    </w:p>
-    <w:p>
-      <w:pPr>
-        <w:rPr>
-          <w:b/>
-          <w:bCs/>
-          <w:sz w:val="44"/>
-          <w:szCs w:val="44"/>
-        </w:rPr>
-      </w:pPr>
-      <w:r>
-        <w:rPr>
-          <w:b/>
-          <w:bCs/>
-          <w:sz w:val="44"/>
-          <w:szCs w:val="44"/>
-        </w:rPr>
-        <w:t>107)What is Linked-Hash Set ?</w:t>
-      </w:r>
-    </w:p>
-    <w:p>
-      <w:pPr>
-        <w:rPr>
-          <w:b/>
-          <w:bCs/>
-          <w:sz w:val="44"/>
-          <w:szCs w:val="44"/>
-        </w:rPr>
-      </w:pPr>
-      <w:r>
-        <w:rPr>
-          <w:b/>
-          <w:bCs/>
-          <w:sz w:val="44"/>
-          <w:szCs w:val="44"/>
-        </w:rPr>
-        <w:lastRenderedPageBreak/>
-        <w:t xml:space="preserve">108) HashSet vs </w:t>
-      </w:r>
-      <w:proofErr w:type="spellStart"/>
-      <w:r>
-        <w:rPr>
-          <w:b/>
-          <w:bCs/>
-          <w:sz w:val="44"/>
-          <w:szCs w:val="44"/>
-        </w:rPr>
-        <w:t>LinkedHashSet</w:t>
-      </w:r>
-      <w:proofErr w:type="spellEnd"/>
-      <w:r>
-        <w:rPr>
-          <w:b/>
-          <w:bCs/>
-          <w:sz w:val="44"/>
-          <w:szCs w:val="44"/>
-        </w:rPr>
-        <w:t xml:space="preserve"> vs </w:t>
-      </w:r>
-      <w:proofErr w:type="spellStart"/>
-      <w:r>
-        <w:rPr>
-          <w:b/>
-          <w:bCs/>
-          <w:sz w:val="44"/>
-          <w:szCs w:val="44"/>
-        </w:rPr>
-        <w:t>TreeSet</w:t>
-      </w:r>
-      <w:proofErr w:type="spellEnd"/>
-      <w:r>
-        <w:rPr>
-          <w:b/>
-          <w:bCs/>
-          <w:sz w:val="44"/>
-          <w:szCs w:val="44"/>
-        </w:rPr>
-        <w:t>.</w:t>
-      </w:r>
-    </w:p>
-    <w:p>
-      <w:pPr>
-        <w:rPr>
-          <w:b/>
-          <w:bCs/>
-          <w:sz w:val="44"/>
-          <w:szCs w:val="44"/>
-        </w:rPr>
-      </w:pPr>
-      <w:r>
-        <w:rPr>
-          <w:b/>
-          <w:bCs/>
-          <w:sz w:val="44"/>
-          <w:szCs w:val="44"/>
-        </w:rPr>
-        <w:t>109)what is comparable&lt;T&gt; and natural sorting ?</w:t>
-      </w:r>
-    </w:p>
-    <w:p>
-      <w:pPr>
-        <w:rPr>
-          <w:b/>
-          <w:bCs/>
-          <w:sz w:val="44"/>
-          <w:szCs w:val="44"/>
-        </w:rPr>
-      </w:pPr>
-      <w:r>
-        <w:rPr>
-          <w:b/>
-          <w:bCs/>
-          <w:sz w:val="44"/>
-          <w:szCs w:val="44"/>
-        </w:rPr>
-        <w:t>110)natural  ordering vs Custom Ordering.</w:t>
-      </w:r>
-    </w:p>
-    <w:p>
-      <w:pPr>
-        <w:rPr>
-          <w:b/>
-          <w:bCs/>
-          <w:sz w:val="44"/>
-          <w:szCs w:val="44"/>
-        </w:rPr>
-      </w:pPr>
-      <w:r>
-        <w:rPr>
-          <w:b/>
-          <w:bCs/>
-          <w:sz w:val="44"/>
-          <w:szCs w:val="44"/>
-        </w:rPr>
-        <w:t>111) Comparator&lt;T&gt; vs Comparable&lt;T&gt;</w:t>
-      </w:r>
-    </w:p>
-    <w:p>
-      <w:pPr>
-        <w:rPr>
-          <w:b/>
-          <w:bCs/>
-          <w:sz w:val="44"/>
-          <w:szCs w:val="44"/>
-        </w:rPr>
-      </w:pPr>
-      <w:r>
-        <w:rPr>
-          <w:b/>
-          <w:bCs/>
-          <w:sz w:val="44"/>
-          <w:szCs w:val="44"/>
-        </w:rPr>
-        <w:t>112)</w:t>
-      </w:r>
-      <w:proofErr w:type="spellStart"/>
-      <w:r>
-        <w:rPr>
-          <w:b/>
-          <w:bCs/>
-          <w:sz w:val="44"/>
-          <w:szCs w:val="44"/>
-        </w:rPr>
-        <w:t>CompareTo</w:t>
-      </w:r>
-      <w:proofErr w:type="spellEnd"/>
-      <w:r>
-        <w:rPr>
-          <w:b/>
-          <w:bCs/>
-          <w:sz w:val="44"/>
-          <w:szCs w:val="44"/>
-        </w:rPr>
-        <w:t>(Object o) vs Compare(T o1, T o2)</w:t>
-      </w:r>
-    </w:p>
-    <w:p>
-      <w:pPr>
-        <w:rPr>
-          <w:b/>
-          <w:bCs/>
-          <w:sz w:val="44"/>
-          <w:szCs w:val="44"/>
-        </w:rPr>
-      </w:pPr>
-      <w:r>
-        <w:rPr>
-          <w:b/>
-          <w:bCs/>
-          <w:sz w:val="44"/>
-          <w:szCs w:val="44"/>
-        </w:rPr>
-        <w:t xml:space="preserve">113)Hierarchy of </w:t>
-      </w:r>
-      <w:proofErr w:type="spellStart"/>
-      <w:r>
-        <w:rPr>
-          <w:b/>
-          <w:bCs/>
-          <w:sz w:val="44"/>
-          <w:szCs w:val="44"/>
-        </w:rPr>
-        <w:t>TreeSet</w:t>
-      </w:r>
-      <w:proofErr w:type="spellEnd"/>
-      <w:r>
-        <w:rPr>
-          <w:b/>
-          <w:bCs/>
-          <w:sz w:val="44"/>
-          <w:szCs w:val="44"/>
-        </w:rPr>
-        <w:t>.</w:t>
-      </w:r>
-    </w:p>
-    <w:p>
-      <w:pPr>
-        <w:rPr>
-          <w:b/>
-          <w:bCs/>
-          <w:sz w:val="44"/>
-          <w:szCs w:val="44"/>
-        </w:rPr>
-      </w:pPr>
-      <w:r>
-        <w:rPr>
-          <w:b/>
-          <w:bCs/>
-          <w:sz w:val="44"/>
-          <w:szCs w:val="44"/>
-        </w:rPr>
-        <w:t>114)</w:t>
-      </w:r>
-      <w:r>
-        <w:rPr>
-          <w:b/>
-          <w:bCs/>
-          <w:sz w:val="44"/>
-          <w:szCs w:val="44"/>
-        </w:rPr>
-        <w:t xml:space="preserve">What is </w:t>
-      </w:r>
-      <w:proofErr w:type="spellStart"/>
-      <w:r>
-        <w:rPr>
-          <w:b/>
-          <w:bCs/>
-          <w:sz w:val="44"/>
-          <w:szCs w:val="44"/>
-        </w:rPr>
-        <w:t>TreeSet</w:t>
-      </w:r>
-      <w:proofErr w:type="spellEnd"/>
-      <w:r>
-        <w:rPr>
-          <w:b/>
-          <w:bCs/>
-          <w:sz w:val="44"/>
-          <w:szCs w:val="44"/>
-        </w:rPr>
-        <w:t xml:space="preserve"> ?</w:t>
-      </w:r>
-    </w:p>
-    <w:p>
-      <w:pPr>
-        <w:rPr>
-          <w:b/>
-          <w:bCs/>
-          <w:sz w:val="44"/>
-          <w:szCs w:val="44"/>
-        </w:rPr>
-      </w:pPr>
-      <w:r>
-        <w:rPr>
-          <w:b/>
-          <w:bCs/>
-          <w:sz w:val="44"/>
-          <w:szCs w:val="44"/>
-        </w:rPr>
-        <w:t xml:space="preserve">115)Set vs </w:t>
-      </w:r>
-      <w:proofErr w:type="spellStart"/>
-      <w:r>
-        <w:rPr>
-          <w:b/>
-          <w:bCs/>
-          <w:sz w:val="44"/>
-          <w:szCs w:val="44"/>
-        </w:rPr>
-        <w:t>TreeSet</w:t>
-      </w:r>
-      <w:proofErr w:type="spellEnd"/>
-      <w:r>
-        <w:rPr>
-          <w:b/>
-          <w:bCs/>
-          <w:sz w:val="44"/>
-          <w:szCs w:val="44"/>
-        </w:rPr>
-        <w:t xml:space="preserve"> vs </w:t>
-      </w:r>
-      <w:proofErr w:type="spellStart"/>
-      <w:r>
-        <w:rPr>
-          <w:b/>
-          <w:bCs/>
-          <w:sz w:val="44"/>
-          <w:szCs w:val="44"/>
-        </w:rPr>
-        <w:t>LinkedHashSet</w:t>
-      </w:r>
-      <w:proofErr w:type="spellEnd"/>
-      <w:r>
-        <w:rPr>
-          <w:b/>
-          <w:bCs/>
-          <w:sz w:val="44"/>
-          <w:szCs w:val="44"/>
-        </w:rPr>
-        <w:t xml:space="preserve"> vs HashSet</w:t>
-      </w:r>
-    </w:p>
-    <w:p>
-      <w:pPr>
-        <w:rPr>
-          <w:b/>
-          <w:bCs/>
-          <w:sz w:val="44"/>
-          <w:szCs w:val="44"/>
-        </w:rPr>
-      </w:pPr>
-      <w:r>
-        <w:rPr>
-          <w:b/>
-          <w:bCs/>
-          <w:sz w:val="44"/>
-          <w:szCs w:val="44"/>
-        </w:rPr>
-        <w:t xml:space="preserve">116) Uniqueness in the case of HashSet, </w:t>
-      </w:r>
-      <w:proofErr w:type="spellStart"/>
-      <w:r>
-        <w:rPr>
-          <w:b/>
-          <w:bCs/>
-          <w:sz w:val="44"/>
-          <w:szCs w:val="44"/>
-        </w:rPr>
-        <w:t>LinkedHashset</w:t>
-      </w:r>
-      <w:proofErr w:type="spellEnd"/>
-      <w:r>
-        <w:rPr>
-          <w:b/>
-          <w:bCs/>
-          <w:sz w:val="44"/>
-          <w:szCs w:val="44"/>
-        </w:rPr>
-        <w:t xml:space="preserve"> and </w:t>
-      </w:r>
-      <w:proofErr w:type="spellStart"/>
-      <w:r>
-        <w:rPr>
-          <w:b/>
-          <w:bCs/>
-          <w:sz w:val="44"/>
-          <w:szCs w:val="44"/>
-        </w:rPr>
-        <w:t>TreeSet</w:t>
-      </w:r>
-      <w:proofErr w:type="spellEnd"/>
-      <w:r>
-        <w:rPr>
-          <w:b/>
-          <w:bCs/>
-          <w:sz w:val="44"/>
-          <w:szCs w:val="44"/>
-        </w:rPr>
-        <w:t>.</w:t>
-      </w:r>
-    </w:p>
-    <w:p>
-      <w:pPr>
-        <w:rPr>
-          <w:b/>
-          <w:bCs/>
-          <w:sz w:val="44"/>
-          <w:szCs w:val="44"/>
-        </w:rPr>
-      </w:pPr>
-      <w:r>
-        <w:rPr>
-          <w:b/>
-          <w:bCs/>
-          <w:sz w:val="44"/>
-          <w:szCs w:val="44"/>
-        </w:rPr>
-        <w:t>117)</w:t>
-      </w:r>
-      <w:proofErr w:type="spellStart"/>
-      <w:r>
-        <w:rPr>
-          <w:b/>
-          <w:bCs/>
-          <w:sz w:val="44"/>
-          <w:szCs w:val="44"/>
-        </w:rPr>
-        <w:t>SortedSet</w:t>
-      </w:r>
-      <w:proofErr w:type="spellEnd"/>
-      <w:r>
-        <w:rPr>
-          <w:b/>
-          <w:bCs/>
-          <w:sz w:val="44"/>
-          <w:szCs w:val="44"/>
-        </w:rPr>
-        <w:t xml:space="preserve"> and </w:t>
-      </w:r>
-      <w:proofErr w:type="spellStart"/>
-      <w:r>
-        <w:rPr>
-          <w:b/>
-          <w:bCs/>
-          <w:sz w:val="44"/>
-          <w:szCs w:val="44"/>
-        </w:rPr>
-        <w:t>NavigableSet</w:t>
-      </w:r>
-      <w:proofErr w:type="spellEnd"/>
-      <w:r>
-        <w:rPr>
-          <w:b/>
-          <w:bCs/>
-          <w:sz w:val="44"/>
-          <w:szCs w:val="44"/>
-        </w:rPr>
-        <w:t xml:space="preserve"> in SET.</w:t>
-      </w:r>
-    </w:p>
-    <w:p>
-      <w:pPr>
-        <w:rPr>
-          <w:b/>
-          <w:bCs/>
-          <w:sz w:val="44"/>
-          <w:szCs w:val="44"/>
-        </w:rPr>
-      </w:pPr>
-      <w:r>
-        <w:rPr>
-          <w:b/>
-          <w:bCs/>
-          <w:sz w:val="44"/>
-          <w:szCs w:val="44"/>
-        </w:rPr>
-        <w:t>118)Queue interface and it’s uses.</w:t>
-      </w:r>
-    </w:p>
-    <w:p>
-      <w:pPr>
-        <w:rPr>
-          <w:b/>
-          <w:bCs/>
-          <w:sz w:val="44"/>
-          <w:szCs w:val="44"/>
-        </w:rPr>
-      </w:pPr>
-      <w:r>
-        <w:rPr>
-          <w:b/>
-          <w:bCs/>
-          <w:sz w:val="44"/>
-          <w:szCs w:val="44"/>
-        </w:rPr>
-        <w:t>119)</w:t>
-      </w:r>
-      <w:r>
-        <w:rPr>
-          <w:b/>
-          <w:bCs/>
-          <w:sz w:val="44"/>
-          <w:szCs w:val="44"/>
-        </w:rPr>
-        <w:t>Priority Queue’s peculiar behavior</w:t>
-      </w:r>
-      <w:r>
-        <w:rPr>
-          <w:b/>
-          <w:bCs/>
-          <w:sz w:val="44"/>
-          <w:szCs w:val="44"/>
-        </w:rPr>
-        <w:t>.</w:t>
-      </w:r>
-    </w:p>
-    <w:p>
-      <w:pPr>
-        <w:rPr>
-          <w:b/>
-          <w:bCs/>
-          <w:sz w:val="44"/>
-          <w:szCs w:val="44"/>
-        </w:rPr>
-      </w:pPr>
-      <w:r>
-        <w:rPr>
-          <w:b/>
-          <w:bCs/>
-          <w:sz w:val="44"/>
-          <w:szCs w:val="44"/>
-        </w:rPr>
         <w:t>120)</w:t>
       </w:r>
-      <w:proofErr w:type="spellStart"/>
-      <w:r>
-        <w:rPr>
-          <w:b/>
-          <w:bCs/>
-          <w:sz w:val="44"/>
-          <w:szCs w:val="44"/>
-        </w:rPr>
-        <w:t>ArrayDequeue</w:t>
-      </w:r>
-      <w:proofErr w:type="spellEnd"/>
-      <w:r>
-        <w:rPr>
-          <w:b/>
-          <w:bCs/>
-          <w:sz w:val="44"/>
-          <w:szCs w:val="44"/>
-        </w:rPr>
-        <w:t xml:space="preserve"> vs </w:t>
-      </w:r>
-      <w:r>
-        <w:rPr>
-          <w:b/>
-          <w:bCs/>
-          <w:sz w:val="44"/>
-          <w:szCs w:val="44"/>
-        </w:rPr>
-        <w:t xml:space="preserve"> </w:t>
-      </w:r>
-      <w:proofErr w:type="spellStart"/>
-      <w:r>
-        <w:rPr>
-          <w:b/>
-          <w:bCs/>
-          <w:sz w:val="44"/>
-          <w:szCs w:val="44"/>
-        </w:rPr>
-        <w:t>PriorityQueue</w:t>
-      </w:r>
-      <w:proofErr w:type="spellEnd"/>
-      <w:r>
-        <w:rPr>
-          <w:b/>
-          <w:bCs/>
-          <w:sz w:val="44"/>
-          <w:szCs w:val="44"/>
-        </w:rPr>
-        <w:t>.</w:t>
+      <w:r>
+        <w:rPr>
+          <w:b/>
+          <w:bCs/>
+          <w:sz w:val="44"/>
+          <w:szCs w:val="44"/>
+        </w:rPr>
+        <w:t xml:space="preserve">ArrayDequeue vs </w:t>
+      </w:r>
+      <w:r>
+        <w:rPr>
+          <w:b/>
+          <w:bCs/>
+          <w:sz w:val="44"/>
+          <w:szCs w:val="44"/>
+        </w:rPr>
+        <w:t xml:space="preserve"> PriorityQueue.</w:t>
       </w:r>
     </w:p>
     <w:p>
@@ -3345,27 +2563,7 @@
           <w:sz w:val="44"/>
           <w:szCs w:val="44"/>
         </w:rPr>
-        <w:t>122)</w:t>
-      </w:r>
-      <w:proofErr w:type="spellStart"/>
-      <w:r>
-        <w:rPr>
-          <w:b/>
-          <w:bCs/>
-          <w:sz w:val="44"/>
-          <w:szCs w:val="44"/>
-        </w:rPr>
-        <w:t>PriorityQueue</w:t>
-      </w:r>
-      <w:proofErr w:type="spellEnd"/>
-      <w:r>
-        <w:rPr>
-          <w:b/>
-          <w:bCs/>
-          <w:sz w:val="44"/>
-          <w:szCs w:val="44"/>
-        </w:rPr>
-        <w:t xml:space="preserve"> and Custom Sorting.</w:t>
+        <w:t>122)PriorityQueue and Custom Sorting.</w:t>
       </w:r>
     </w:p>
     <w:p>
@@ -3402,27 +2600,7 @@
           <w:sz w:val="44"/>
           <w:szCs w:val="44"/>
         </w:rPr>
-        <w:t xml:space="preserve">vs </w:t>
-      </w:r>
-      <w:proofErr w:type="spellStart"/>
-      <w:r>
-        <w:rPr>
-          <w:b/>
-          <w:bCs/>
-          <w:sz w:val="44"/>
-          <w:szCs w:val="44"/>
-        </w:rPr>
-        <w:t>ListIterator</w:t>
-      </w:r>
-      <w:proofErr w:type="spellEnd"/>
-      <w:r>
-        <w:rPr>
-          <w:b/>
-          <w:bCs/>
-          <w:sz w:val="44"/>
-          <w:szCs w:val="44"/>
-        </w:rPr>
-        <w:t>.</w:t>
+        <w:t>vs ListIterator.</w:t>
       </w:r>
       <w:r>
         <w:rPr>
@@ -3469,27 +2647,7 @@
           <w:sz w:val="44"/>
           <w:szCs w:val="44"/>
         </w:rPr>
-        <w:t xml:space="preserve">125) Traversing backward in the </w:t>
-      </w:r>
-      <w:proofErr w:type="spellStart"/>
-      <w:r>
-        <w:rPr>
-          <w:b/>
-          <w:bCs/>
-          <w:sz w:val="44"/>
-          <w:szCs w:val="44"/>
-        </w:rPr>
-        <w:t>ListIterator</w:t>
-      </w:r>
-      <w:proofErr w:type="spellEnd"/>
-      <w:r>
-        <w:rPr>
-          <w:b/>
-          <w:bCs/>
-          <w:sz w:val="44"/>
-          <w:szCs w:val="44"/>
-        </w:rPr>
-        <w:t>&lt;T&gt;</w:t>
+        <w:t>125) Traversing backward in the ListIterator&lt;T&gt;</w:t>
       </w:r>
     </w:p>
     <w:p>
@@ -3565,27 +2723,7 @@
           <w:sz w:val="44"/>
           <w:szCs w:val="44"/>
         </w:rPr>
-        <w:t>129)What will happen if you have the same Keys in the HashMap&lt;</w:t>
-      </w:r>
-      <w:proofErr w:type="spellStart"/>
-      <w:r>
-        <w:rPr>
-          <w:b/>
-          <w:bCs/>
-          <w:sz w:val="44"/>
-          <w:szCs w:val="44"/>
-        </w:rPr>
-        <w:t>k,V</w:t>
-      </w:r>
-      <w:proofErr w:type="spellEnd"/>
-      <w:r>
-        <w:rPr>
-          <w:b/>
-          <w:bCs/>
-          <w:sz w:val="44"/>
-          <w:szCs w:val="44"/>
-        </w:rPr>
-        <w:t>&gt;?</w:t>
+        <w:t>129)What will happen if you have the same Keys in the HashMap&lt;k,V&gt;?</w:t>
       </w:r>
     </w:p>
     <w:p>
@@ -3623,66 +2761,26 @@
           <w:sz w:val="44"/>
           <w:szCs w:val="44"/>
         </w:rPr>
-        <w:t>131)</w:t>
-      </w:r>
-      <w:proofErr w:type="spellStart"/>
-      <w:r>
-        <w:rPr>
-          <w:b/>
-          <w:bCs/>
-          <w:sz w:val="44"/>
-          <w:szCs w:val="44"/>
-        </w:rPr>
-        <w:t>HashTable</w:t>
-      </w:r>
-      <w:proofErr w:type="spellEnd"/>
-      <w:r>
-        <w:rPr>
-          <w:b/>
-          <w:bCs/>
-          <w:sz w:val="44"/>
-          <w:szCs w:val="44"/>
-        </w:rPr>
-        <w:t xml:space="preserve"> vs HashMap.</w:t>
-      </w:r>
-    </w:p>
-    <w:p>
-      <w:pPr>
-        <w:rPr>
-          <w:b/>
-          <w:bCs/>
-          <w:sz w:val="44"/>
-          <w:szCs w:val="44"/>
-        </w:rPr>
-      </w:pPr>
-      <w:r>
-        <w:rPr>
-          <w:b/>
-          <w:bCs/>
-          <w:sz w:val="44"/>
-          <w:szCs w:val="44"/>
-        </w:rPr>
-        <w:t xml:space="preserve">132)Hierarchy of </w:t>
-      </w:r>
-      <w:proofErr w:type="spellStart"/>
-      <w:r>
-        <w:rPr>
-          <w:b/>
-          <w:bCs/>
-          <w:sz w:val="44"/>
-          <w:szCs w:val="44"/>
-        </w:rPr>
-        <w:t>treeMap</w:t>
-      </w:r>
-      <w:proofErr w:type="spellEnd"/>
-      <w:r>
-        <w:rPr>
-          <w:b/>
-          <w:bCs/>
-          <w:sz w:val="44"/>
-          <w:szCs w:val="44"/>
-        </w:rPr>
-        <w:t>.</w:t>
+        <w:t>131)HashTable vs HashMap.</w:t>
+      </w:r>
+    </w:p>
+    <w:p>
+      <w:pPr>
+        <w:rPr>
+          <w:b/>
+          <w:bCs/>
+          <w:sz w:val="44"/>
+          <w:szCs w:val="44"/>
+        </w:rPr>
+      </w:pPr>
+      <w:r>
+        <w:rPr>
+          <w:b/>
+          <w:bCs/>
+          <w:sz w:val="44"/>
+          <w:szCs w:val="44"/>
+        </w:rPr>
+        <w:t>132)Hierarchy of treeMap.</w:t>
       </w:r>
     </w:p>
     <w:p>
@@ -3759,27 +2857,7 @@
           <w:sz w:val="44"/>
           <w:szCs w:val="44"/>
         </w:rPr>
-        <w:t xml:space="preserve">what is </w:t>
-      </w:r>
-      <w:proofErr w:type="spellStart"/>
-      <w:r>
-        <w:rPr>
-          <w:b/>
-          <w:bCs/>
-          <w:sz w:val="44"/>
-          <w:szCs w:val="44"/>
-        </w:rPr>
-        <w:t>Map.entrySet</w:t>
-      </w:r>
-      <w:proofErr w:type="spellEnd"/>
-      <w:r>
-        <w:rPr>
-          <w:b/>
-          <w:bCs/>
-          <w:sz w:val="44"/>
-          <w:szCs w:val="44"/>
-        </w:rPr>
-        <w:t>()</w:t>
+        <w:t>what is Map.entrySet()</w:t>
       </w:r>
       <w:r>
         <w:rPr>
@@ -3975,27 +3053,7 @@
           <w:sz w:val="44"/>
           <w:szCs w:val="44"/>
         </w:rPr>
-        <w:t>142)</w:t>
-      </w:r>
-      <w:proofErr w:type="spellStart"/>
-      <w:r>
-        <w:rPr>
-          <w:b/>
-          <w:bCs/>
-          <w:sz w:val="44"/>
-          <w:szCs w:val="44"/>
-        </w:rPr>
-        <w:t>Intermediatary</w:t>
-      </w:r>
-      <w:proofErr w:type="spellEnd"/>
-      <w:r>
-        <w:rPr>
-          <w:b/>
-          <w:bCs/>
-          <w:sz w:val="44"/>
-          <w:szCs w:val="44"/>
-        </w:rPr>
-        <w:t xml:space="preserve"> vs Terminal Operations</w:t>
+        <w:t>142)Intermediatary vs Terminal Operations</w:t>
       </w:r>
       <w:r>
         <w:rPr>
@@ -4178,46 +3236,578 @@
         </w:rPr>
         <w:t>151)</w:t>
       </w:r>
-      <w:proofErr w:type="spellStart"/>
-      <w:r>
-        <w:rPr>
-          <w:b/>
-          <w:bCs/>
-          <w:sz w:val="44"/>
-          <w:szCs w:val="44"/>
-        </w:rPr>
-        <w:t>MultiThreading</w:t>
-      </w:r>
-      <w:proofErr w:type="spellEnd"/>
-      <w:r>
-        <w:rPr>
-          <w:b/>
-          <w:bCs/>
-          <w:sz w:val="44"/>
-          <w:szCs w:val="44"/>
-        </w:rPr>
-        <w:t xml:space="preserve">() vs </w:t>
-      </w:r>
-      <w:proofErr w:type="spellStart"/>
-      <w:r>
-        <w:rPr>
-          <w:b/>
-          <w:bCs/>
-          <w:sz w:val="44"/>
-          <w:szCs w:val="44"/>
-        </w:rPr>
-        <w:t>MultiProcessing</w:t>
-      </w:r>
-      <w:proofErr w:type="spellEnd"/>
-      <w:r>
-        <w:rPr>
-          <w:b/>
-          <w:bCs/>
-          <w:sz w:val="44"/>
-          <w:szCs w:val="44"/>
-        </w:rPr>
-        <w:t>().</w:t>
-      </w:r>
+      <w:r>
+        <w:rPr>
+          <w:b/>
+          <w:bCs/>
+          <w:sz w:val="44"/>
+          <w:szCs w:val="44"/>
+        </w:rPr>
+        <w:t>MultiThreading() vs MultiProcessing().</w:t>
+      </w:r>
+    </w:p>
+    <w:p>
+      <w:pPr>
+        <w:rPr>
+          <w:b/>
+          <w:bCs/>
+          <w:sz w:val="44"/>
+          <w:szCs w:val="44"/>
+        </w:rPr>
+      </w:pPr>
+      <w:r>
+        <w:rPr>
+          <w:b/>
+          <w:bCs/>
+          <w:sz w:val="44"/>
+          <w:szCs w:val="44"/>
+        </w:rPr>
+        <w:t>152)ways to create the Threads in Java.</w:t>
+      </w:r>
+    </w:p>
+    <w:p>
+      <w:pPr>
+        <w:rPr>
+          <w:b/>
+          <w:bCs/>
+          <w:sz w:val="44"/>
+          <w:szCs w:val="44"/>
+        </w:rPr>
+      </w:pPr>
+      <w:r>
+        <w:rPr>
+          <w:b/>
+          <w:bCs/>
+          <w:sz w:val="44"/>
+          <w:szCs w:val="44"/>
+        </w:rPr>
+        <w:t>153)Runnable vs Thread vs Callable.</w:t>
+      </w:r>
+    </w:p>
+    <w:p>
+      <w:pPr>
+        <w:rPr>
+          <w:b/>
+          <w:bCs/>
+          <w:sz w:val="44"/>
+          <w:szCs w:val="44"/>
+        </w:rPr>
+      </w:pPr>
+      <w:r>
+        <w:rPr>
+          <w:b/>
+          <w:bCs/>
+          <w:sz w:val="44"/>
+          <w:szCs w:val="44"/>
+        </w:rPr>
+        <w:t>154)What is Executor service?</w:t>
+      </w:r>
+    </w:p>
+    <w:p>
+      <w:pPr>
+        <w:rPr>
+          <w:b/>
+          <w:bCs/>
+          <w:sz w:val="44"/>
+          <w:szCs w:val="44"/>
+        </w:rPr>
+      </w:pPr>
+      <w:r>
+        <w:rPr>
+          <w:b/>
+          <w:bCs/>
+          <w:sz w:val="44"/>
+          <w:szCs w:val="44"/>
+        </w:rPr>
+        <w:t>155)What is happens before guarantee and visibility guarantee the volatile keyword Provides?</w:t>
+      </w:r>
+    </w:p>
+    <w:p>
+      <w:pPr>
+        <w:rPr>
+          <w:b/>
+          <w:bCs/>
+          <w:sz w:val="44"/>
+          <w:szCs w:val="44"/>
+        </w:rPr>
+      </w:pPr>
+      <w:r>
+        <w:rPr>
+          <w:b/>
+          <w:bCs/>
+          <w:sz w:val="44"/>
+          <w:szCs w:val="44"/>
+        </w:rPr>
+        <w:t>156)What is Bifunction&lt;T,U,R&gt; and BinaryOperator&lt;T&gt;.</w:t>
+      </w:r>
+    </w:p>
+    <w:p>
+      <w:pPr>
+        <w:rPr>
+          <w:b/>
+          <w:bCs/>
+          <w:sz w:val="44"/>
+          <w:szCs w:val="44"/>
+        </w:rPr>
+      </w:pPr>
+      <w:r>
+        <w:rPr>
+          <w:b/>
+          <w:bCs/>
+          <w:sz w:val="44"/>
+          <w:szCs w:val="44"/>
+        </w:rPr>
+        <w:t>157)What is Optional class and it’s usecase ?</w:t>
+      </w:r>
+    </w:p>
+    <w:p>
+      <w:pPr>
+        <w:rPr>
+          <w:b/>
+          <w:bCs/>
+          <w:sz w:val="44"/>
+          <w:szCs w:val="44"/>
+        </w:rPr>
+      </w:pPr>
+      <w:r>
+        <w:rPr>
+          <w:b/>
+          <w:bCs/>
+          <w:sz w:val="44"/>
+          <w:szCs w:val="44"/>
+        </w:rPr>
+        <w:t>158)what is daemon thread &gt;</w:t>
+      </w:r>
+    </w:p>
+    <w:p>
+      <w:pPr>
+        <w:rPr>
+          <w:b/>
+          <w:bCs/>
+          <w:sz w:val="44"/>
+          <w:szCs w:val="44"/>
+        </w:rPr>
+      </w:pPr>
+      <w:r>
+        <w:rPr>
+          <w:b/>
+          <w:bCs/>
+          <w:sz w:val="44"/>
+          <w:szCs w:val="44"/>
+        </w:rPr>
+        <w:t>159)Synchronization: method level and Block level.</w:t>
+      </w:r>
+    </w:p>
+    <w:p>
+      <w:pPr>
+        <w:rPr>
+          <w:b/>
+          <w:bCs/>
+          <w:sz w:val="44"/>
+          <w:szCs w:val="44"/>
+        </w:rPr>
+      </w:pPr>
+      <w:r>
+        <w:rPr>
+          <w:b/>
+          <w:bCs/>
+          <w:sz w:val="44"/>
+          <w:szCs w:val="44"/>
+        </w:rPr>
+        <w:t>160)Class level locks vs Object level locks.</w:t>
+      </w:r>
+    </w:p>
+    <w:p>
+      <w:pPr>
+        <w:rPr>
+          <w:b/>
+          <w:bCs/>
+          <w:sz w:val="44"/>
+          <w:szCs w:val="44"/>
+        </w:rPr>
+      </w:pPr>
+      <w:r>
+        <w:rPr>
+          <w:b/>
+          <w:bCs/>
+          <w:sz w:val="44"/>
+          <w:szCs w:val="44"/>
+        </w:rPr>
+        <w:t>161)what is race condition in multithreading ?</w:t>
+      </w:r>
+    </w:p>
+    <w:p>
+      <w:pPr>
+        <w:rPr>
+          <w:b/>
+          <w:bCs/>
+          <w:sz w:val="44"/>
+          <w:szCs w:val="44"/>
+        </w:rPr>
+      </w:pPr>
+      <w:r>
+        <w:rPr>
+          <w:b/>
+          <w:bCs/>
+          <w:sz w:val="44"/>
+          <w:szCs w:val="44"/>
+        </w:rPr>
+        <w:t>162)What is Thread LifeCycle?</w:t>
+      </w:r>
+    </w:p>
+    <w:p>
+      <w:pPr>
+        <w:rPr>
+          <w:b/>
+          <w:bCs/>
+          <w:sz w:val="44"/>
+          <w:szCs w:val="44"/>
+        </w:rPr>
+      </w:pPr>
+      <w:r>
+        <w:rPr>
+          <w:b/>
+          <w:bCs/>
+          <w:sz w:val="44"/>
+          <w:szCs w:val="44"/>
+        </w:rPr>
+        <w:lastRenderedPageBreak/>
+        <w:t>163) Thread.start() vs Thread.Run()</w:t>
+      </w:r>
+    </w:p>
+    <w:p>
+      <w:pPr>
+        <w:rPr>
+          <w:b/>
+          <w:bCs/>
+          <w:sz w:val="44"/>
+          <w:szCs w:val="44"/>
+        </w:rPr>
+      </w:pPr>
+      <w:r>
+        <w:rPr>
+          <w:b/>
+          <w:bCs/>
+          <w:sz w:val="44"/>
+          <w:szCs w:val="44"/>
+        </w:rPr>
+        <w:t>164)What is Executor framework and it’s use cases.</w:t>
+      </w:r>
+    </w:p>
+    <w:p>
+      <w:pPr>
+        <w:rPr>
+          <w:b/>
+          <w:bCs/>
+          <w:sz w:val="44"/>
+          <w:szCs w:val="44"/>
+        </w:rPr>
+      </w:pPr>
+      <w:r>
+        <w:rPr>
+          <w:b/>
+          <w:bCs/>
+          <w:sz w:val="44"/>
+          <w:szCs w:val="44"/>
+        </w:rPr>
+        <w:t>165)Types of Thread Pools.</w:t>
+      </w:r>
+    </w:p>
+    <w:p>
+      <w:pPr>
+        <w:rPr>
+          <w:b/>
+          <w:bCs/>
+          <w:sz w:val="44"/>
+          <w:szCs w:val="44"/>
+        </w:rPr>
+      </w:pPr>
+      <w:r>
+        <w:rPr>
+          <w:b/>
+          <w:bCs/>
+          <w:sz w:val="44"/>
+          <w:szCs w:val="44"/>
+        </w:rPr>
+        <w:t>166) How to Avoid dead locks and what is dead lock?</w:t>
+      </w:r>
+    </w:p>
+    <w:p>
+      <w:pPr>
+        <w:rPr>
+          <w:b/>
+          <w:bCs/>
+          <w:sz w:val="44"/>
+          <w:szCs w:val="44"/>
+        </w:rPr>
+      </w:pPr>
+      <w:r>
+        <w:rPr>
+          <w:b/>
+          <w:bCs/>
+          <w:sz w:val="44"/>
+          <w:szCs w:val="44"/>
+        </w:rPr>
+        <w:t>167) wait() , notify() and notifyall() and how they help in mutual synchronization.</w:t>
+      </w:r>
+    </w:p>
+    <w:p>
+      <w:pPr>
+        <w:rPr>
+          <w:b/>
+          <w:bCs/>
+          <w:sz w:val="44"/>
+          <w:szCs w:val="44"/>
+        </w:rPr>
+      </w:pPr>
+      <w:r>
+        <w:rPr>
+          <w:b/>
+          <w:bCs/>
+          <w:sz w:val="44"/>
+          <w:szCs w:val="44"/>
+        </w:rPr>
+        <w:t>168)FailFast and FailSafe in Collection.</w:t>
+      </w:r>
+    </w:p>
+    <w:p>
+      <w:pPr>
+        <w:rPr>
+          <w:b/>
+          <w:bCs/>
+          <w:sz w:val="44"/>
+          <w:szCs w:val="44"/>
+        </w:rPr>
+      </w:pPr>
+      <w:r>
+        <w:rPr>
+          <w:b/>
+          <w:bCs/>
+          <w:sz w:val="44"/>
+          <w:szCs w:val="44"/>
+        </w:rPr>
+        <w:t>169) ConcurrentLinkedHashMap().</w:t>
+      </w:r>
+    </w:p>
+    <w:p>
+      <w:pPr>
+        <w:rPr>
+          <w:b/>
+          <w:bCs/>
+          <w:sz w:val="44"/>
+          <w:szCs w:val="44"/>
+        </w:rPr>
+      </w:pPr>
+      <w:r>
+        <w:rPr>
+          <w:b/>
+          <w:bCs/>
+          <w:sz w:val="44"/>
+          <w:szCs w:val="44"/>
+        </w:rPr>
+        <w:t>170)what happens when you return the values from the try catch and finally blocks.</w:t>
+      </w:r>
+    </w:p>
+    <w:p>
+      <w:pPr>
+        <w:rPr>
+          <w:b/>
+          <w:bCs/>
+          <w:sz w:val="44"/>
+          <w:szCs w:val="44"/>
+        </w:rPr>
+      </w:pPr>
+      <w:r>
+        <w:rPr>
+          <w:b/>
+          <w:bCs/>
+          <w:sz w:val="44"/>
+          <w:szCs w:val="44"/>
+        </w:rPr>
+        <w:t>171)</w:t>
+      </w:r>
+      <w:r>
+        <w:rPr>
+          <w:b/>
+          <w:bCs/>
+          <w:sz w:val="44"/>
+          <w:szCs w:val="44"/>
+        </w:rPr>
+        <w:t>GroupingBy() in Stream Api?</w:t>
+      </w:r>
+    </w:p>
+    <w:p>
+      <w:pPr>
+        <w:rPr>
+          <w:b/>
+          <w:bCs/>
+          <w:sz w:val="44"/>
+          <w:szCs w:val="44"/>
+        </w:rPr>
+      </w:pPr>
+      <w:r>
+        <w:rPr>
+          <w:b/>
+          <w:bCs/>
+          <w:sz w:val="44"/>
+          <w:szCs w:val="44"/>
+        </w:rPr>
+        <w:t>172) FlatMap in Stream Api?</w:t>
+      </w:r>
+    </w:p>
+    <w:p>
+      <w:pPr>
+        <w:rPr>
+          <w:b/>
+          <w:bCs/>
+          <w:sz w:val="44"/>
+          <w:szCs w:val="44"/>
+        </w:rPr>
+      </w:pPr>
+      <w:r>
+        <w:rPr>
+          <w:b/>
+          <w:bCs/>
+          <w:sz w:val="44"/>
+          <w:szCs w:val="44"/>
+        </w:rPr>
+        <w:t>173) Collector&lt;T,A,R&gt; in Stream api ?</w:t>
+      </w:r>
+      <w:r>
+        <w:rPr>
+          <w:b/>
+          <w:bCs/>
+          <w:sz w:val="44"/>
+          <w:szCs w:val="44"/>
+        </w:rPr>
+        <w:br/>
+        <w:t>174) Types of copying in Java ?</w:t>
+      </w:r>
+    </w:p>
+    <w:p>
+      <w:pPr>
+        <w:rPr>
+          <w:b/>
+          <w:bCs/>
+          <w:sz w:val="44"/>
+          <w:szCs w:val="44"/>
+        </w:rPr>
+      </w:pPr>
+      <w:r>
+        <w:rPr>
+          <w:b/>
+          <w:bCs/>
+          <w:sz w:val="44"/>
+          <w:szCs w:val="44"/>
+        </w:rPr>
+        <w:t>175)Reference Copy vs Shallow Copy vs Deep Copy.</w:t>
+      </w:r>
+    </w:p>
+    <w:p>
+      <w:pPr>
+        <w:rPr>
+          <w:b/>
+          <w:bCs/>
+          <w:sz w:val="44"/>
+          <w:szCs w:val="44"/>
+        </w:rPr>
+      </w:pPr>
+      <w:r>
+        <w:rPr>
+          <w:b/>
+          <w:bCs/>
+          <w:sz w:val="44"/>
+          <w:szCs w:val="44"/>
+        </w:rPr>
+        <w:lastRenderedPageBreak/>
+        <w:t>176)how does .clone() works and why it is not safe to use?</w:t>
+      </w:r>
+    </w:p>
+    <w:p>
+      <w:pPr>
+        <w:rPr>
+          <w:b/>
+          <w:bCs/>
+          <w:sz w:val="44"/>
+          <w:szCs w:val="44"/>
+        </w:rPr>
+      </w:pPr>
+      <w:r>
+        <w:rPr>
+          <w:b/>
+          <w:bCs/>
+          <w:sz w:val="44"/>
+          <w:szCs w:val="44"/>
+        </w:rPr>
+        <w:t>177)  what is Cloneable interface ?</w:t>
+      </w:r>
+    </w:p>
+    <w:p>
+      <w:pPr>
+        <w:rPr>
+          <w:b/>
+          <w:bCs/>
+          <w:sz w:val="44"/>
+          <w:szCs w:val="44"/>
+        </w:rPr>
+      </w:pPr>
+      <w:r>
+        <w:rPr>
+          <w:b/>
+          <w:bCs/>
+          <w:sz w:val="44"/>
+          <w:szCs w:val="44"/>
+        </w:rPr>
+        <w:t>178)Resource Thrashing in MultiThreading?</w:t>
+      </w:r>
+    </w:p>
+    <w:p>
+      <w:pPr>
+        <w:rPr>
+          <w:b/>
+          <w:bCs/>
+          <w:sz w:val="44"/>
+          <w:szCs w:val="44"/>
+        </w:rPr>
+      </w:pPr>
+      <w:r>
+        <w:rPr>
+          <w:b/>
+          <w:bCs/>
+          <w:sz w:val="44"/>
+          <w:szCs w:val="44"/>
+        </w:rPr>
+        <w:t>179)How does a Copy constructor works internally ?</w:t>
+      </w:r>
+    </w:p>
+    <w:p>
+      <w:pPr>
+        <w:rPr>
+          <w:b/>
+          <w:bCs/>
+          <w:sz w:val="44"/>
+          <w:szCs w:val="44"/>
+        </w:rPr>
+      </w:pPr>
+      <w:r>
+        <w:rPr>
+          <w:b/>
+          <w:bCs/>
+          <w:sz w:val="44"/>
+          <w:szCs w:val="44"/>
+        </w:rPr>
+        <w:t>180)how do you set The Priority in the multithreading for threads?</w:t>
+      </w:r>
+    </w:p>
+    <w:p>
+      <w:pPr>
+        <w:rPr>
+          <w:b/>
+          <w:bCs/>
+          <w:sz w:val="44"/>
+          <w:szCs w:val="44"/>
+        </w:rPr>
+      </w:pPr>
     </w:p>
     <w:p>
       <w:pPr>
